--- a/HTMLRender/HTMLRender/testdoc.docx
+++ b/HTMLRender/HTMLRender/testdoc.docx
@@ -2,6 +2,4870 @@
 <file path=word/document.xml><?xml version="1.0" encoding="utf-8"?>
 <w:document xmlns:wpc="http://schemas.microsoft.com/office/word/2010/wordprocessingCanvas" xmlns:cx="http://schemas.microsoft.com/office/drawing/2014/chartex" xmlns:cx1="http://schemas.microsoft.com/office/drawing/2015/9/8/chartex" xmlns:cx2="http://schemas.microsoft.com/office/drawing/2015/10/21/chartex" xmlns:cx3="http://schemas.microsoft.com/office/drawing/2016/5/9/chartex" xmlns:cx4="http://schemas.microsoft.com/office/drawing/2016/5/10/chartex" xmlns:cx5="http://schemas.microsoft.com/office/drawing/2016/5/11/chartex" xmlns:cx6="http://schemas.microsoft.com/office/drawing/2016/5/12/chartex" xmlns:cx7="http://schemas.microsoft.com/office/drawing/2016/5/13/chartex" xmlns:cx8="http://schemas.microsoft.com/office/drawing/2016/5/14/chartex" xmlns:mc="http://schemas.openxmlformats.org/markup-compatibility/2006" xmlns:m="http://schemas.openxmlformats.org/officeDocument/2006/math" xmlns:aink="http://schemas.microsoft.com/office/drawing/2016/ink" xmlns:am3d="http://schemas.microsoft.com/office/drawing/2017/model3d" xmlns:oel="http://schemas.microsoft.com/office/2019/extlst" xmlns:r="http://schemas.openxmlformats.org/officeDocument/2006/relationships" xmlns:wp14="http://schemas.microsoft.com/office/word/2010/wordprocessingDrawing" xmlns:wp="http://schemas.openxmlformats.org/drawingml/2006/wordprocessingDrawing" xmlns:wpg="http://schemas.microsoft.com/office/word/2010/wordprocessingGroup" xmlns:wpi="http://schemas.microsoft.com/office/word/2010/wordprocessingInk" xmlns:wps="http://schemas.microsoft.com/office/word/2010/wordprocessingShape" xmlns:o="urn:schemas-microsoft-com:office:office" xmlns:v="urn:schemas-microsoft-com:vml" xmlns:w10="urn:schemas-microsoft-com:office:word" xmlns:w="http://schemas.openxmlformats.org/wordprocessingml/2006/main" xmlns:w14="http://schemas.microsoft.com/office/word/2010/wordml" xmlns:w15="http://schemas.microsoft.com/office/word/2012/wordml" xmlns:w16cei="http://schemas.microsoft.com/office/word/2026/wordml/cei" xmlns:w16cex="http://schemas.microsoft.com/office/word/2018/wordml/cex" xmlns:w16cid="http://schemas.microsoft.com/office/word/2016/wordml/cid" xmlns:w16="http://schemas.microsoft.com/office/word/2018/wordml" xmlns:w16sdtdh="http://schemas.microsoft.com/office/word/2020/wordml/sdtdatahash" xmlns:w16sdtfl="http://schemas.microsoft.com/office/word/2024/wordml/sdtformatlock" xmlns:w16se="http://schemas.microsoft.com/office/word/2015/wordml/symex" xmlns:w16du="http://schemas.microsoft.com/office/word/2023/wordml/word16du" xmlns:wne="http://schemas.microsoft.com/office/word/2006/wordml" mc:Ignorable="w14 w15 w16se w16cid w16 w16cex w16sdtdh w16sdtfl w16du wp14">
   <w:body>
+    <w:p>
+      <w:pPr>
+        <w:spacing w:after="0" w:line="300" w:lineRule="atLeast"/>
+        <w:rPr>
+          <w:rFonts w:ascii="Segoe UI" w:eastAsia="Times New Roman" w:hAnsi="Segoe UI" w:cs="Segoe UI"/>
+          <w:kern w:val="0"/>
+          <w:sz w:val="21"/>
+          <w:szCs w:val="21"/>
+          <w:lang w:bidi="hi-IN"/>
+          <w14:ligatures w14:val="none"/>
+        </w:rPr>
+      </w:pPr>
+      <w:r>
+        <w:rPr>
+          <w:rFonts w:ascii="Segoe UI" w:eastAsia="Times New Roman" w:hAnsi="Segoe UI" w:cs="Segoe UI"/>
+          <w:noProof/>
+          <w:kern w:val="0"/>
+          <w:sz w:val="21"/>
+          <w:szCs w:val="21"/>
+          <w:lang w:bidi="hi-IN"/>
+        </w:rPr>
+        <w:pict w14:anchorId="72A1BFA7">
+          <v:rect id="_x0000_i1037" alt="" style="width:468pt;height:.05pt;mso-width-percent:0;mso-height-percent:0;mso-width-percent:0;mso-height-percent:0" o:hralign="center" o:hrstd="t" o:hr="t" fillcolor="#a0a0a0" stroked="f"/>
+        </w:pict>
+      </w:r>
+    </w:p>
+    <w:p>
+      <w:pPr>
+        <w:spacing w:before="100" w:beforeAutospacing="1" w:after="100" w:afterAutospacing="1" w:line="300" w:lineRule="atLeast"/>
+        <w:outlineLvl w:val="0"/>
+        <w:rPr>
+          <w:rFonts w:ascii="Segoe UI" w:eastAsia="Times New Roman" w:hAnsi="Segoe UI" w:cs="Segoe UI"/>
+          <w:b/>
+          <w:bCs/>
+          <w:kern w:val="36"/>
+          <w:sz w:val="48"/>
+          <w:szCs w:val="48"/>
+          <w:lang w:bidi="hi-IN"/>
+          <w14:ligatures w14:val="none"/>
+        </w:rPr>
+      </w:pPr>
+      <w:r>
+        <w:rPr>
+          <w:rFonts w:ascii="Segoe UI" w:eastAsia="Times New Roman" w:hAnsi="Segoe UI" w:cs="Segoe UI"/>
+          <w:b/>
+          <w:bCs/>
+          <w:kern w:val="36"/>
+          <w:sz w:val="48"/>
+          <w:szCs w:val="48"/>
+          <w:lang w:bidi="hi-IN"/>
+          <w14:ligatures w14:val="none"/>
+        </w:rPr>
+        <w:t>Slide 1</w:t>
+      </w:r>
+    </w:p>
+    <w:p>
+      <w:pPr>
+        <w:spacing w:before="100" w:beforeAutospacing="1" w:after="100" w:afterAutospacing="1" w:line="300" w:lineRule="atLeast"/>
+        <w:outlineLvl w:val="0"/>
+        <w:rPr>
+          <w:rFonts w:ascii="Segoe UI" w:eastAsia="Times New Roman" w:hAnsi="Segoe UI" w:cs="Segoe UI"/>
+          <w:b/>
+          <w:bCs/>
+          <w:kern w:val="36"/>
+          <w:sz w:val="48"/>
+          <w:szCs w:val="48"/>
+          <w:lang w:bidi="hi-IN"/>
+          <w14:ligatures w14:val="none"/>
+        </w:rPr>
+      </w:pPr>
+      <w:r>
+        <w:rPr>
+          <w:rFonts w:ascii="Segoe UI" w:eastAsia="Times New Roman" w:hAnsi="Segoe UI" w:cs="Segoe UI"/>
+          <w:b/>
+          <w:bCs/>
+          <w:kern w:val="36"/>
+          <w:sz w:val="48"/>
+          <w:szCs w:val="48"/>
+          <w:lang w:bidi="hi-IN"/>
+          <w14:ligatures w14:val="none"/>
+        </w:rPr>
+        <w:t>Technology Decision Drivers</w:t>
+      </w:r>
+    </w:p>
+    <w:p>
+      <w:pPr>
+        <w:spacing w:before="100" w:beforeAutospacing="1" w:after="100" w:afterAutospacing="1" w:line="300" w:lineRule="atLeast"/>
+        <w:rPr>
+          <w:rFonts w:ascii="Segoe UI" w:eastAsia="Times New Roman" w:hAnsi="Segoe UI" w:cs="Segoe UI"/>
+          <w:kern w:val="0"/>
+          <w:sz w:val="21"/>
+          <w:szCs w:val="21"/>
+          <w:lang w:bidi="hi-IN"/>
+          <w14:ligatures w14:val="none"/>
+        </w:rPr>
+      </w:pPr>
+      <w:r>
+        <w:rPr>
+          <w:rFonts w:ascii="Segoe UI" w:eastAsia="Times New Roman" w:hAnsi="Segoe UI" w:cs="Segoe UI"/>
+          <w:b/>
+          <w:bCs/>
+          <w:kern w:val="0"/>
+          <w:sz w:val="21"/>
+          <w:szCs w:val="21"/>
+          <w:lang w:bidi="hi-IN"/>
+          <w14:ligatures w14:val="none"/>
+        </w:rPr>
+        <w:t>The following areas have the highest influence on technology selection because they represent the majority of implementation complexity and long-term maintenance effort.</w:t>
+      </w:r>
+    </w:p>
+    <w:p>
+      <w:pPr>
+        <w:spacing w:after="0" w:line="300" w:lineRule="atLeast"/>
+        <w:rPr>
+          <w:rFonts w:ascii="Segoe UI" w:eastAsia="Times New Roman" w:hAnsi="Segoe UI" w:cs="Segoe UI"/>
+          <w:kern w:val="0"/>
+          <w:sz w:val="21"/>
+          <w:szCs w:val="21"/>
+          <w:lang w:bidi="hi-IN"/>
+          <w14:ligatures w14:val="none"/>
+        </w:rPr>
+      </w:pPr>
+      <w:r>
+        <w:rPr>
+          <w:rFonts w:ascii="Segoe UI" w:eastAsia="Times New Roman" w:hAnsi="Segoe UI" w:cs="Segoe UI"/>
+          <w:noProof/>
+          <w:kern w:val="0"/>
+          <w:sz w:val="21"/>
+          <w:szCs w:val="21"/>
+          <w:lang w:bidi="hi-IN"/>
+        </w:rPr>
+        <w:pict w14:anchorId="7A0D86EB">
+          <v:rect id="_x0000_i1036" alt="" style="width:468pt;height:.05pt;mso-width-percent:0;mso-height-percent:0;mso-width-percent:0;mso-height-percent:0" o:hralign="center" o:hrstd="t" o:hr="t" fillcolor="#a0a0a0" stroked="f"/>
+        </w:pict>
+      </w:r>
+    </w:p>
+    <w:p>
+      <w:pPr>
+        <w:spacing w:before="100" w:beforeAutospacing="1" w:after="100" w:afterAutospacing="1" w:line="300" w:lineRule="atLeast"/>
+        <w:outlineLvl w:val="0"/>
+        <w:rPr>
+          <w:rFonts w:ascii="Segoe UI" w:eastAsia="Times New Roman" w:hAnsi="Segoe UI" w:cs="Segoe UI"/>
+          <w:b/>
+          <w:bCs/>
+          <w:kern w:val="36"/>
+          <w:sz w:val="48"/>
+          <w:szCs w:val="48"/>
+          <w:lang w:bidi="hi-IN"/>
+          <w14:ligatures w14:val="none"/>
+        </w:rPr>
+      </w:pPr>
+      <w:r>
+        <w:rPr>
+          <w:rFonts w:ascii="Segoe UI" w:eastAsia="Times New Roman" w:hAnsi="Segoe UI" w:cs="Segoe UI"/>
+          <w:b/>
+          <w:bCs/>
+          <w:kern w:val="36"/>
+          <w:sz w:val="48"/>
+          <w:szCs w:val="48"/>
+          <w:lang w:bidi="hi-IN"/>
+          <w14:ligatures w14:val="none"/>
+        </w:rPr>
+        <w:t>Slide 2</w:t>
+      </w:r>
+    </w:p>
+    <w:p>
+      <w:pPr>
+        <w:spacing w:before="100" w:beforeAutospacing="1" w:after="100" w:afterAutospacing="1" w:line="300" w:lineRule="atLeast"/>
+        <w:outlineLvl w:val="0"/>
+        <w:rPr>
+          <w:rFonts w:ascii="Segoe UI" w:eastAsia="Times New Roman" w:hAnsi="Segoe UI" w:cs="Segoe UI"/>
+          <w:b/>
+          <w:bCs/>
+          <w:kern w:val="36"/>
+          <w:sz w:val="48"/>
+          <w:szCs w:val="48"/>
+          <w:lang w:bidi="hi-IN"/>
+          <w14:ligatures w14:val="none"/>
+        </w:rPr>
+      </w:pPr>
+      <w:r>
+        <w:rPr>
+          <w:rFonts w:ascii="Segoe UI" w:eastAsia="Times New Roman" w:hAnsi="Segoe UI" w:cs="Segoe UI"/>
+          <w:b/>
+          <w:bCs/>
+          <w:kern w:val="36"/>
+          <w:sz w:val="48"/>
+          <w:szCs w:val="48"/>
+          <w:lang w:bidi="hi-IN"/>
+          <w14:ligatures w14:val="none"/>
+        </w:rPr>
+        <w:t>High Impact Area 1</w:t>
+      </w:r>
+    </w:p>
+    <w:p>
+      <w:pPr>
+        <w:spacing w:before="100" w:beforeAutospacing="1" w:after="100" w:afterAutospacing="1" w:line="300" w:lineRule="atLeast"/>
+        <w:outlineLvl w:val="1"/>
+        <w:rPr>
+          <w:rFonts w:ascii="Segoe UI" w:eastAsia="Times New Roman" w:hAnsi="Segoe UI" w:cs="Segoe UI"/>
+          <w:b/>
+          <w:bCs/>
+          <w:kern w:val="0"/>
+          <w:sz w:val="36"/>
+          <w:szCs w:val="36"/>
+          <w:lang w:bidi="hi-IN"/>
+          <w14:ligatures w14:val="none"/>
+        </w:rPr>
+      </w:pPr>
+      <w:r>
+        <w:rPr>
+          <w:rFonts w:ascii="Segoe UI" w:eastAsia="Times New Roman" w:hAnsi="Segoe UI" w:cs="Segoe UI"/>
+          <w:b/>
+          <w:bCs/>
+          <w:kern w:val="0"/>
+          <w:sz w:val="36"/>
+          <w:szCs w:val="36"/>
+          <w:lang w:bidi="hi-IN"/>
+          <w14:ligatures w14:val="none"/>
+        </w:rPr>
+        <w:t>Large Offline Package Lifecycle</w:t>
+      </w:r>
+    </w:p>
+    <w:p>
+      <w:pPr>
+        <w:spacing w:before="100" w:beforeAutospacing="1" w:after="100" w:afterAutospacing="1" w:line="300" w:lineRule="atLeast"/>
+        <w:outlineLvl w:val="2"/>
+        <w:rPr>
+          <w:rFonts w:ascii="Segoe UI" w:eastAsia="Times New Roman" w:hAnsi="Segoe UI" w:cs="Segoe UI"/>
+          <w:b/>
+          <w:bCs/>
+          <w:kern w:val="0"/>
+          <w:sz w:val="27"/>
+          <w:szCs w:val="27"/>
+          <w:lang w:bidi="hi-IN"/>
+          <w14:ligatures w14:val="none"/>
+        </w:rPr>
+      </w:pPr>
+      <w:r>
+        <w:rPr>
+          <w:rFonts w:ascii="Segoe UI" w:eastAsia="Times New Roman" w:hAnsi="Segoe UI" w:cs="Segoe UI"/>
+          <w:b/>
+          <w:bCs/>
+          <w:kern w:val="0"/>
+          <w:sz w:val="27"/>
+          <w:szCs w:val="27"/>
+          <w:lang w:bidi="hi-IN"/>
+          <w14:ligatures w14:val="none"/>
+        </w:rPr>
+        <w:t>Why It Matters</w:t>
+      </w:r>
+    </w:p>
+    <w:p>
+      <w:pPr>
+        <w:numPr>
+          <w:ilvl w:val="0"/>
+          <w:numId w:val="15"/>
+        </w:numPr>
+        <w:spacing w:before="100" w:beforeAutospacing="1" w:after="100" w:afterAutospacing="1" w:line="300" w:lineRule="atLeast"/>
+        <w:rPr>
+          <w:rFonts w:ascii="Segoe UI" w:eastAsia="Times New Roman" w:hAnsi="Segoe UI" w:cs="Segoe UI"/>
+          <w:kern w:val="0"/>
+          <w:sz w:val="21"/>
+          <w:szCs w:val="21"/>
+          <w:lang w:bidi="hi-IN"/>
+          <w14:ligatures w14:val="none"/>
+        </w:rPr>
+      </w:pPr>
+      <w:r>
+        <w:rPr>
+          <w:rFonts w:ascii="Segoe UI" w:eastAsia="Times New Roman" w:hAnsi="Segoe UI" w:cs="Segoe UI"/>
+          <w:kern w:val="0"/>
+          <w:sz w:val="21"/>
+          <w:szCs w:val="21"/>
+          <w:lang w:bidi="hi-IN"/>
+          <w14:ligatures w14:val="none"/>
+        </w:rPr>
+        <w:t>Multi-GB manual downloads</w:t>
+      </w:r>
+    </w:p>
+    <w:p>
+      <w:pPr>
+        <w:numPr>
+          <w:ilvl w:val="0"/>
+          <w:numId w:val="15"/>
+        </w:numPr>
+        <w:spacing w:before="100" w:beforeAutospacing="1" w:after="100" w:afterAutospacing="1" w:line="300" w:lineRule="atLeast"/>
+        <w:rPr>
+          <w:rFonts w:ascii="Segoe UI" w:eastAsia="Times New Roman" w:hAnsi="Segoe UI" w:cs="Segoe UI"/>
+          <w:kern w:val="0"/>
+          <w:sz w:val="21"/>
+          <w:szCs w:val="21"/>
+          <w:lang w:bidi="hi-IN"/>
+          <w14:ligatures w14:val="none"/>
+        </w:rPr>
+      </w:pPr>
+      <w:r>
+        <w:rPr>
+          <w:rFonts w:ascii="Segoe UI" w:eastAsia="Times New Roman" w:hAnsi="Segoe UI" w:cs="Segoe UI"/>
+          <w:kern w:val="0"/>
+          <w:sz w:val="21"/>
+          <w:szCs w:val="21"/>
+          <w:lang w:bidi="hi-IN"/>
+          <w14:ligatures w14:val="none"/>
+        </w:rPr>
+        <w:t>Package extraction</w:t>
+      </w:r>
+    </w:p>
+    <w:p>
+      <w:pPr>
+        <w:numPr>
+          <w:ilvl w:val="0"/>
+          <w:numId w:val="15"/>
+        </w:numPr>
+        <w:spacing w:before="100" w:beforeAutospacing="1" w:after="100" w:afterAutospacing="1" w:line="300" w:lineRule="atLeast"/>
+        <w:rPr>
+          <w:rFonts w:ascii="Segoe UI" w:eastAsia="Times New Roman" w:hAnsi="Segoe UI" w:cs="Segoe UI"/>
+          <w:kern w:val="0"/>
+          <w:sz w:val="21"/>
+          <w:szCs w:val="21"/>
+          <w:lang w:bidi="hi-IN"/>
+          <w14:ligatures w14:val="none"/>
+        </w:rPr>
+      </w:pPr>
+      <w:r>
+        <w:rPr>
+          <w:rFonts w:ascii="Segoe UI" w:eastAsia="Times New Roman" w:hAnsi="Segoe UI" w:cs="Segoe UI"/>
+          <w:kern w:val="0"/>
+          <w:sz w:val="21"/>
+          <w:szCs w:val="21"/>
+          <w:lang w:bidi="hi-IN"/>
+          <w14:ligatures w14:val="none"/>
+        </w:rPr>
+        <w:t>Package updates</w:t>
+      </w:r>
+    </w:p>
+    <w:p>
+      <w:pPr>
+        <w:numPr>
+          <w:ilvl w:val="0"/>
+          <w:numId w:val="15"/>
+        </w:numPr>
+        <w:spacing w:before="100" w:beforeAutospacing="1" w:after="100" w:afterAutospacing="1" w:line="300" w:lineRule="atLeast"/>
+        <w:rPr>
+          <w:rFonts w:ascii="Segoe UI" w:eastAsia="Times New Roman" w:hAnsi="Segoe UI" w:cs="Segoe UI"/>
+          <w:kern w:val="0"/>
+          <w:sz w:val="21"/>
+          <w:szCs w:val="21"/>
+          <w:lang w:bidi="hi-IN"/>
+          <w14:ligatures w14:val="none"/>
+        </w:rPr>
+      </w:pPr>
+      <w:r>
+        <w:rPr>
+          <w:rFonts w:ascii="Segoe UI" w:eastAsia="Times New Roman" w:hAnsi="Segoe UI" w:cs="Segoe UI"/>
+          <w:kern w:val="0"/>
+          <w:sz w:val="21"/>
+          <w:szCs w:val="21"/>
+          <w:lang w:bidi="hi-IN"/>
+          <w14:ligatures w14:val="none"/>
+        </w:rPr>
+        <w:t>Revision management</w:t>
+      </w:r>
+    </w:p>
+    <w:p>
+      <w:pPr>
+        <w:numPr>
+          <w:ilvl w:val="0"/>
+          <w:numId w:val="15"/>
+        </w:numPr>
+        <w:spacing w:before="100" w:beforeAutospacing="1" w:after="100" w:afterAutospacing="1" w:line="300" w:lineRule="atLeast"/>
+        <w:rPr>
+          <w:rFonts w:ascii="Segoe UI" w:eastAsia="Times New Roman" w:hAnsi="Segoe UI" w:cs="Segoe UI"/>
+          <w:kern w:val="0"/>
+          <w:sz w:val="21"/>
+          <w:szCs w:val="21"/>
+          <w:lang w:bidi="hi-IN"/>
+          <w14:ligatures w14:val="none"/>
+        </w:rPr>
+      </w:pPr>
+      <w:r>
+        <w:rPr>
+          <w:rFonts w:ascii="Segoe UI" w:eastAsia="Times New Roman" w:hAnsi="Segoe UI" w:cs="Segoe UI"/>
+          <w:kern w:val="0"/>
+          <w:sz w:val="21"/>
+          <w:szCs w:val="21"/>
+          <w:lang w:bidi="hi-IN"/>
+          <w14:ligatures w14:val="none"/>
+        </w:rPr>
+        <w:t>Local indexing</w:t>
+      </w:r>
+    </w:p>
+    <w:p>
+      <w:pPr>
+        <w:numPr>
+          <w:ilvl w:val="0"/>
+          <w:numId w:val="15"/>
+        </w:numPr>
+        <w:spacing w:before="100" w:beforeAutospacing="1" w:after="100" w:afterAutospacing="1" w:line="300" w:lineRule="atLeast"/>
+        <w:rPr>
+          <w:rFonts w:ascii="Segoe UI" w:eastAsia="Times New Roman" w:hAnsi="Segoe UI" w:cs="Segoe UI"/>
+          <w:kern w:val="0"/>
+          <w:sz w:val="21"/>
+          <w:szCs w:val="21"/>
+          <w:lang w:bidi="hi-IN"/>
+          <w14:ligatures w14:val="none"/>
+        </w:rPr>
+      </w:pPr>
+      <w:r>
+        <w:rPr>
+          <w:rFonts w:ascii="Segoe UI" w:eastAsia="Times New Roman" w:hAnsi="Segoe UI" w:cs="Segoe UI"/>
+          <w:kern w:val="0"/>
+          <w:sz w:val="21"/>
+          <w:szCs w:val="21"/>
+          <w:lang w:bidi="hi-IN"/>
+          <w14:ligatures w14:val="none"/>
+        </w:rPr>
+        <w:t>Background processing</w:t>
+      </w:r>
+    </w:p>
+    <w:p>
+      <w:pPr>
+        <w:numPr>
+          <w:ilvl w:val="0"/>
+          <w:numId w:val="15"/>
+        </w:numPr>
+        <w:spacing w:before="100" w:beforeAutospacing="1" w:after="100" w:afterAutospacing="1" w:line="300" w:lineRule="atLeast"/>
+        <w:rPr>
+          <w:rFonts w:ascii="Segoe UI" w:eastAsia="Times New Roman" w:hAnsi="Segoe UI" w:cs="Segoe UI"/>
+          <w:kern w:val="0"/>
+          <w:sz w:val="21"/>
+          <w:szCs w:val="21"/>
+          <w:lang w:bidi="hi-IN"/>
+          <w14:ligatures w14:val="none"/>
+        </w:rPr>
+      </w:pPr>
+      <w:r>
+        <w:rPr>
+          <w:rFonts w:ascii="Segoe UI" w:eastAsia="Times New Roman" w:hAnsi="Segoe UI" w:cs="Segoe UI"/>
+          <w:kern w:val="0"/>
+          <w:sz w:val="21"/>
+          <w:szCs w:val="21"/>
+          <w:lang w:bidi="hi-IN"/>
+          <w14:ligatures w14:val="none"/>
+        </w:rPr>
+        <w:t>Offline access</w:t>
+      </w:r>
+    </w:p>
+    <w:p>
+      <w:pPr>
+        <w:spacing w:before="100" w:beforeAutospacing="1" w:after="100" w:afterAutospacing="1" w:line="300" w:lineRule="atLeast"/>
+        <w:outlineLvl w:val="2"/>
+        <w:rPr>
+          <w:rFonts w:ascii="Segoe UI" w:eastAsia="Times New Roman" w:hAnsi="Segoe UI" w:cs="Segoe UI"/>
+          <w:b/>
+          <w:bCs/>
+          <w:kern w:val="0"/>
+          <w:sz w:val="27"/>
+          <w:szCs w:val="27"/>
+          <w:lang w:bidi="hi-IN"/>
+          <w14:ligatures w14:val="none"/>
+        </w:rPr>
+      </w:pPr>
+      <w:r>
+        <w:rPr>
+          <w:rFonts w:ascii="Segoe UI" w:eastAsia="Times New Roman" w:hAnsi="Segoe UI" w:cs="Segoe UI"/>
+          <w:b/>
+          <w:bCs/>
+          <w:kern w:val="0"/>
+          <w:sz w:val="27"/>
+          <w:szCs w:val="27"/>
+          <w:lang w:bidi="hi-IN"/>
+          <w14:ligatures w14:val="none"/>
+        </w:rPr>
+        <w:t>Platform Impact</w:t>
+      </w:r>
+    </w:p>
+    <w:p>
+      <w:pPr>
+        <w:spacing w:before="100" w:beforeAutospacing="1" w:after="100" w:afterAutospacing="1" w:line="300" w:lineRule="atLeast"/>
+        <w:rPr>
+          <w:rFonts w:ascii="Segoe UI" w:eastAsia="Times New Roman" w:hAnsi="Segoe UI" w:cs="Segoe UI"/>
+          <w:kern w:val="0"/>
+          <w:sz w:val="21"/>
+          <w:szCs w:val="21"/>
+          <w:lang w:bidi="hi-IN"/>
+          <w14:ligatures w14:val="none"/>
+        </w:rPr>
+      </w:pPr>
+      <w:r>
+        <w:rPr>
+          <w:rFonts w:ascii="Segoe UI" w:eastAsia="Times New Roman" w:hAnsi="Segoe UI" w:cs="Segoe UI"/>
+          <w:kern w:val="0"/>
+          <w:sz w:val="21"/>
+          <w:szCs w:val="21"/>
+          <w:lang w:bidi="hi-IN"/>
+          <w14:ligatures w14:val="none"/>
+        </w:rPr>
+        <w:t>This area heavily depends on storage management, background processing, filesystem integration, and memory efficiency.</w:t>
+      </w:r>
+    </w:p>
+    <w:p>
+      <w:pPr>
+        <w:spacing w:after="0" w:line="300" w:lineRule="atLeast"/>
+        <w:rPr>
+          <w:rFonts w:ascii="Segoe UI" w:eastAsia="Times New Roman" w:hAnsi="Segoe UI" w:cs="Segoe UI"/>
+          <w:kern w:val="0"/>
+          <w:sz w:val="21"/>
+          <w:szCs w:val="21"/>
+          <w:lang w:bidi="hi-IN"/>
+          <w14:ligatures w14:val="none"/>
+        </w:rPr>
+      </w:pPr>
+      <w:r>
+        <w:rPr>
+          <w:rFonts w:ascii="Segoe UI" w:eastAsia="Times New Roman" w:hAnsi="Segoe UI" w:cs="Segoe UI"/>
+          <w:noProof/>
+          <w:kern w:val="0"/>
+          <w:sz w:val="21"/>
+          <w:szCs w:val="21"/>
+          <w:lang w:bidi="hi-IN"/>
+        </w:rPr>
+        <w:pict w14:anchorId="44ECB9E6">
+          <v:rect id="_x0000_i1035" style="width:0;height:1.5pt" o:hralign="center" o:hrstd="t" o:hr="t" fillcolor="#a0a0a0" stroked="f"/>
+        </w:pict>
+      </w:r>
+    </w:p>
+    <w:p>
+      <w:pPr>
+        <w:spacing w:before="100" w:beforeAutospacing="1" w:after="100" w:afterAutospacing="1" w:line="300" w:lineRule="atLeast"/>
+        <w:outlineLvl w:val="0"/>
+        <w:rPr>
+          <w:rFonts w:ascii="Segoe UI" w:eastAsia="Times New Roman" w:hAnsi="Segoe UI" w:cs="Segoe UI"/>
+          <w:b/>
+          <w:bCs/>
+          <w:kern w:val="36"/>
+          <w:sz w:val="48"/>
+          <w:szCs w:val="48"/>
+          <w:lang w:bidi="hi-IN"/>
+          <w14:ligatures w14:val="none"/>
+        </w:rPr>
+      </w:pPr>
+      <w:r>
+        <w:rPr>
+          <w:rFonts w:ascii="Segoe UI" w:eastAsia="Times New Roman" w:hAnsi="Segoe UI" w:cs="Segoe UI"/>
+          <w:b/>
+          <w:bCs/>
+          <w:kern w:val="36"/>
+          <w:sz w:val="48"/>
+          <w:szCs w:val="48"/>
+          <w:lang w:bidi="hi-IN"/>
+          <w14:ligatures w14:val="none"/>
+        </w:rPr>
+        <w:t>Slide 3</w:t>
+      </w:r>
+    </w:p>
+    <w:p>
+      <w:pPr>
+        <w:spacing w:before="100" w:beforeAutospacing="1" w:after="100" w:afterAutospacing="1" w:line="300" w:lineRule="atLeast"/>
+        <w:outlineLvl w:val="0"/>
+        <w:rPr>
+          <w:rFonts w:ascii="Segoe UI" w:eastAsia="Times New Roman" w:hAnsi="Segoe UI" w:cs="Segoe UI"/>
+          <w:b/>
+          <w:bCs/>
+          <w:kern w:val="36"/>
+          <w:sz w:val="48"/>
+          <w:szCs w:val="48"/>
+          <w:lang w:bidi="hi-IN"/>
+          <w14:ligatures w14:val="none"/>
+        </w:rPr>
+      </w:pPr>
+      <w:r>
+        <w:rPr>
+          <w:rFonts w:ascii="Segoe UI" w:eastAsia="Times New Roman" w:hAnsi="Segoe UI" w:cs="Segoe UI"/>
+          <w:b/>
+          <w:bCs/>
+          <w:kern w:val="36"/>
+          <w:sz w:val="48"/>
+          <w:szCs w:val="48"/>
+          <w:lang w:bidi="hi-IN"/>
+          <w14:ligatures w14:val="none"/>
+        </w:rPr>
+        <w:lastRenderedPageBreak/>
+        <w:t>High Impact Area 2</w:t>
+      </w:r>
+    </w:p>
+    <w:p>
+      <w:pPr>
+        <w:spacing w:before="100" w:beforeAutospacing="1" w:after="100" w:afterAutospacing="1" w:line="300" w:lineRule="atLeast"/>
+        <w:outlineLvl w:val="1"/>
+        <w:rPr>
+          <w:rFonts w:ascii="Segoe UI" w:eastAsia="Times New Roman" w:hAnsi="Segoe UI" w:cs="Segoe UI"/>
+          <w:b/>
+          <w:bCs/>
+          <w:kern w:val="0"/>
+          <w:sz w:val="36"/>
+          <w:szCs w:val="36"/>
+          <w:lang w:bidi="hi-IN"/>
+          <w14:ligatures w14:val="none"/>
+        </w:rPr>
+      </w:pPr>
+      <w:r>
+        <w:rPr>
+          <w:rFonts w:ascii="Segoe UI" w:eastAsia="Times New Roman" w:hAnsi="Segoe UI" w:cs="Segoe UI"/>
+          <w:b/>
+          <w:bCs/>
+          <w:kern w:val="0"/>
+          <w:sz w:val="36"/>
+          <w:szCs w:val="36"/>
+          <w:lang w:bidi="hi-IN"/>
+          <w14:ligatures w14:val="none"/>
+        </w:rPr>
+        <w:t>Illustration Platform &amp; Graphics Rendering</w:t>
+      </w:r>
+    </w:p>
+    <w:p>
+      <w:pPr>
+        <w:spacing w:before="100" w:beforeAutospacing="1" w:after="100" w:afterAutospacing="1" w:line="300" w:lineRule="atLeast"/>
+        <w:outlineLvl w:val="2"/>
+        <w:rPr>
+          <w:rFonts w:ascii="Segoe UI" w:eastAsia="Times New Roman" w:hAnsi="Segoe UI" w:cs="Segoe UI"/>
+          <w:b/>
+          <w:bCs/>
+          <w:kern w:val="0"/>
+          <w:sz w:val="27"/>
+          <w:szCs w:val="27"/>
+          <w:lang w:bidi="hi-IN"/>
+          <w14:ligatures w14:val="none"/>
+        </w:rPr>
+      </w:pPr>
+      <w:r>
+        <w:rPr>
+          <w:rFonts w:ascii="Segoe UI" w:eastAsia="Times New Roman" w:hAnsi="Segoe UI" w:cs="Segoe UI"/>
+          <w:b/>
+          <w:bCs/>
+          <w:kern w:val="0"/>
+          <w:sz w:val="27"/>
+          <w:szCs w:val="27"/>
+          <w:lang w:bidi="hi-IN"/>
+          <w14:ligatures w14:val="none"/>
+        </w:rPr>
+        <w:t>Why It Matters</w:t>
+      </w:r>
+    </w:p>
+    <w:p>
+      <w:pPr>
+        <w:numPr>
+          <w:ilvl w:val="0"/>
+          <w:numId w:val="16"/>
+        </w:numPr>
+        <w:spacing w:before="100" w:beforeAutospacing="1" w:after="100" w:afterAutospacing="1" w:line="300" w:lineRule="atLeast"/>
+        <w:rPr>
+          <w:rFonts w:ascii="Segoe UI" w:eastAsia="Times New Roman" w:hAnsi="Segoe UI" w:cs="Segoe UI"/>
+          <w:kern w:val="0"/>
+          <w:sz w:val="21"/>
+          <w:szCs w:val="21"/>
+          <w:lang w:bidi="hi-IN"/>
+          <w14:ligatures w14:val="none"/>
+        </w:rPr>
+      </w:pPr>
+      <w:r>
+        <w:rPr>
+          <w:rFonts w:ascii="Segoe UI" w:eastAsia="Times New Roman" w:hAnsi="Segoe UI" w:cs="Segoe UI"/>
+          <w:kern w:val="0"/>
+          <w:sz w:val="21"/>
+          <w:szCs w:val="21"/>
+          <w:lang w:bidi="hi-IN"/>
+          <w14:ligatures w14:val="none"/>
+        </w:rPr>
+        <w:t>SVG Rendering</w:t>
+      </w:r>
+    </w:p>
+    <w:p>
+      <w:pPr>
+        <w:numPr>
+          <w:ilvl w:val="0"/>
+          <w:numId w:val="16"/>
+        </w:numPr>
+        <w:spacing w:before="100" w:beforeAutospacing="1" w:after="100" w:afterAutospacing="1" w:line="300" w:lineRule="atLeast"/>
+        <w:rPr>
+          <w:rFonts w:ascii="Segoe UI" w:eastAsia="Times New Roman" w:hAnsi="Segoe UI" w:cs="Segoe UI"/>
+          <w:kern w:val="0"/>
+          <w:sz w:val="21"/>
+          <w:szCs w:val="21"/>
+          <w:lang w:bidi="hi-IN"/>
+          <w14:ligatures w14:val="none"/>
+        </w:rPr>
+      </w:pPr>
+      <w:r>
+        <w:rPr>
+          <w:rFonts w:ascii="Segoe UI" w:eastAsia="Times New Roman" w:hAnsi="Segoe UI" w:cs="Segoe UI"/>
+          <w:kern w:val="0"/>
+          <w:sz w:val="21"/>
+          <w:szCs w:val="21"/>
+          <w:lang w:bidi="hi-IN"/>
+          <w14:ligatures w14:val="none"/>
+        </w:rPr>
+        <w:t>WebCGM Rendering</w:t>
+      </w:r>
+    </w:p>
+    <w:p>
+      <w:pPr>
+        <w:numPr>
+          <w:ilvl w:val="0"/>
+          <w:numId w:val="16"/>
+        </w:numPr>
+        <w:spacing w:before="100" w:beforeAutospacing="1" w:after="100" w:afterAutospacing="1" w:line="300" w:lineRule="atLeast"/>
+        <w:rPr>
+          <w:rFonts w:ascii="Segoe UI" w:eastAsia="Times New Roman" w:hAnsi="Segoe UI" w:cs="Segoe UI"/>
+          <w:kern w:val="0"/>
+          <w:sz w:val="21"/>
+          <w:szCs w:val="21"/>
+          <w:lang w:bidi="hi-IN"/>
+          <w14:ligatures w14:val="none"/>
+        </w:rPr>
+      </w:pPr>
+      <w:r>
+        <w:rPr>
+          <w:rFonts w:ascii="Segoe UI" w:eastAsia="Times New Roman" w:hAnsi="Segoe UI" w:cs="Segoe UI"/>
+          <w:kern w:val="0"/>
+          <w:sz w:val="21"/>
+          <w:szCs w:val="21"/>
+          <w:lang w:bidi="hi-IN"/>
+          <w14:ligatures w14:val="none"/>
+        </w:rPr>
+        <w:t>Figure &amp; Sheet Navigation</w:t>
+      </w:r>
+    </w:p>
+    <w:p>
+      <w:pPr>
+        <w:numPr>
+          <w:ilvl w:val="0"/>
+          <w:numId w:val="16"/>
+        </w:numPr>
+        <w:spacing w:before="100" w:beforeAutospacing="1" w:after="100" w:afterAutospacing="1" w:line="300" w:lineRule="atLeast"/>
+        <w:rPr>
+          <w:rFonts w:ascii="Segoe UI" w:eastAsia="Times New Roman" w:hAnsi="Segoe UI" w:cs="Segoe UI"/>
+          <w:kern w:val="0"/>
+          <w:sz w:val="21"/>
+          <w:szCs w:val="21"/>
+          <w:lang w:bidi="hi-IN"/>
+          <w14:ligatures w14:val="none"/>
+        </w:rPr>
+      </w:pPr>
+      <w:r>
+        <w:rPr>
+          <w:rFonts w:ascii="Segoe UI" w:eastAsia="Times New Roman" w:hAnsi="Segoe UI" w:cs="Segoe UI"/>
+          <w:kern w:val="0"/>
+          <w:sz w:val="21"/>
+          <w:szCs w:val="21"/>
+          <w:lang w:bidi="hi-IN"/>
+          <w14:ligatures w14:val="none"/>
+        </w:rPr>
+        <w:t>Zoom &amp; Pan Interactions</w:t>
+      </w:r>
+    </w:p>
+    <w:p>
+      <w:pPr>
+        <w:numPr>
+          <w:ilvl w:val="0"/>
+          <w:numId w:val="16"/>
+        </w:numPr>
+        <w:spacing w:before="100" w:beforeAutospacing="1" w:after="100" w:afterAutospacing="1" w:line="300" w:lineRule="atLeast"/>
+        <w:rPr>
+          <w:rFonts w:ascii="Segoe UI" w:eastAsia="Times New Roman" w:hAnsi="Segoe UI" w:cs="Segoe UI"/>
+          <w:kern w:val="0"/>
+          <w:sz w:val="21"/>
+          <w:szCs w:val="21"/>
+          <w:lang w:bidi="hi-IN"/>
+          <w14:ligatures w14:val="none"/>
+        </w:rPr>
+      </w:pPr>
+      <w:r>
+        <w:rPr>
+          <w:rFonts w:ascii="Segoe UI" w:eastAsia="Times New Roman" w:hAnsi="Segoe UI" w:cs="Segoe UI"/>
+          <w:kern w:val="0"/>
+          <w:sz w:val="21"/>
+          <w:szCs w:val="21"/>
+          <w:lang w:bidi="hi-IN"/>
+          <w14:ligatures w14:val="none"/>
+        </w:rPr>
+        <w:t>High Resolution Graphics</w:t>
+      </w:r>
+    </w:p>
+    <w:p>
+      <w:pPr>
+        <w:numPr>
+          <w:ilvl w:val="0"/>
+          <w:numId w:val="16"/>
+        </w:numPr>
+        <w:spacing w:before="100" w:beforeAutospacing="1" w:after="100" w:afterAutospacing="1" w:line="300" w:lineRule="atLeast"/>
+        <w:rPr>
+          <w:rFonts w:ascii="Segoe UI" w:eastAsia="Times New Roman" w:hAnsi="Segoe UI" w:cs="Segoe UI"/>
+          <w:kern w:val="0"/>
+          <w:sz w:val="21"/>
+          <w:szCs w:val="21"/>
+          <w:lang w:bidi="hi-IN"/>
+          <w14:ligatures w14:val="none"/>
+        </w:rPr>
+      </w:pPr>
+      <w:r>
+        <w:rPr>
+          <w:rFonts w:ascii="Segoe UI" w:eastAsia="Times New Roman" w:hAnsi="Segoe UI" w:cs="Segoe UI"/>
+          <w:kern w:val="0"/>
+          <w:sz w:val="21"/>
+          <w:szCs w:val="21"/>
+          <w:lang w:bidi="hi-IN"/>
+          <w14:ligatures w14:val="none"/>
+        </w:rPr>
+        <w:t>Illustration Navigation</w:t>
+      </w:r>
+    </w:p>
+    <w:p>
+      <w:pPr>
+        <w:spacing w:before="100" w:beforeAutospacing="1" w:after="100" w:afterAutospacing="1" w:line="300" w:lineRule="atLeast"/>
+        <w:outlineLvl w:val="2"/>
+        <w:rPr>
+          <w:rFonts w:ascii="Segoe UI" w:eastAsia="Times New Roman" w:hAnsi="Segoe UI" w:cs="Segoe UI"/>
+          <w:b/>
+          <w:bCs/>
+          <w:kern w:val="0"/>
+          <w:sz w:val="27"/>
+          <w:szCs w:val="27"/>
+          <w:lang w:bidi="hi-IN"/>
+          <w14:ligatures w14:val="none"/>
+        </w:rPr>
+      </w:pPr>
+      <w:r>
+        <w:rPr>
+          <w:rFonts w:ascii="Segoe UI" w:eastAsia="Times New Roman" w:hAnsi="Segoe UI" w:cs="Segoe UI"/>
+          <w:b/>
+          <w:bCs/>
+          <w:kern w:val="0"/>
+          <w:sz w:val="27"/>
+          <w:szCs w:val="27"/>
+          <w:lang w:bidi="hi-IN"/>
+          <w14:ligatures w14:val="none"/>
+        </w:rPr>
+        <w:t>Platform Impact</w:t>
+      </w:r>
+    </w:p>
+    <w:p>
+      <w:pPr>
+        <w:spacing w:before="100" w:beforeAutospacing="1" w:after="100" w:afterAutospacing="1" w:line="300" w:lineRule="atLeast"/>
+        <w:rPr>
+          <w:rFonts w:ascii="Segoe UI" w:eastAsia="Times New Roman" w:hAnsi="Segoe UI" w:cs="Segoe UI"/>
+          <w:kern w:val="0"/>
+          <w:sz w:val="21"/>
+          <w:szCs w:val="21"/>
+          <w:lang w:bidi="hi-IN"/>
+          <w14:ligatures w14:val="none"/>
+        </w:rPr>
+      </w:pPr>
+      <w:r>
+        <w:rPr>
+          <w:rFonts w:ascii="Segoe UI" w:eastAsia="Times New Roman" w:hAnsi="Segoe UI" w:cs="Segoe UI"/>
+          <w:kern w:val="0"/>
+          <w:sz w:val="21"/>
+          <w:szCs w:val="21"/>
+          <w:lang w:bidi="hi-IN"/>
+          <w14:ligatures w14:val="none"/>
+        </w:rPr>
+        <w:t>Graphics rendering performance and memory utilization directly impact user experience.</w:t>
+      </w:r>
+    </w:p>
+    <w:p>
+      <w:pPr>
+        <w:spacing w:after="0" w:line="300" w:lineRule="atLeast"/>
+        <w:rPr>
+          <w:rFonts w:ascii="Segoe UI" w:eastAsia="Times New Roman" w:hAnsi="Segoe UI" w:cs="Segoe UI"/>
+          <w:kern w:val="0"/>
+          <w:sz w:val="21"/>
+          <w:szCs w:val="21"/>
+          <w:lang w:bidi="hi-IN"/>
+          <w14:ligatures w14:val="none"/>
+        </w:rPr>
+      </w:pPr>
+      <w:r>
+        <w:rPr>
+          <w:rFonts w:ascii="Segoe UI" w:eastAsia="Times New Roman" w:hAnsi="Segoe UI" w:cs="Segoe UI"/>
+          <w:noProof/>
+          <w:kern w:val="0"/>
+          <w:sz w:val="21"/>
+          <w:szCs w:val="21"/>
+          <w:lang w:bidi="hi-IN"/>
+        </w:rPr>
+        <w:pict w14:anchorId="7CBEA8F3">
+          <v:rect id="_x0000_i1034" style="width:0;height:1.5pt" o:hralign="center" o:hrstd="t" o:hr="t" fillcolor="#a0a0a0" stroked="f"/>
+        </w:pict>
+      </w:r>
+    </w:p>
+    <w:p>
+      <w:pPr>
+        <w:spacing w:before="100" w:beforeAutospacing="1" w:after="100" w:afterAutospacing="1" w:line="300" w:lineRule="atLeast"/>
+        <w:outlineLvl w:val="0"/>
+        <w:rPr>
+          <w:rFonts w:ascii="Segoe UI" w:eastAsia="Times New Roman" w:hAnsi="Segoe UI" w:cs="Segoe UI"/>
+          <w:b/>
+          <w:bCs/>
+          <w:kern w:val="36"/>
+          <w:sz w:val="48"/>
+          <w:szCs w:val="48"/>
+          <w:lang w:bidi="hi-IN"/>
+          <w14:ligatures w14:val="none"/>
+        </w:rPr>
+      </w:pPr>
+      <w:r>
+        <w:rPr>
+          <w:rFonts w:ascii="Segoe UI" w:eastAsia="Times New Roman" w:hAnsi="Segoe UI" w:cs="Segoe UI"/>
+          <w:b/>
+          <w:bCs/>
+          <w:kern w:val="36"/>
+          <w:sz w:val="48"/>
+          <w:szCs w:val="48"/>
+          <w:lang w:bidi="hi-IN"/>
+          <w14:ligatures w14:val="none"/>
+        </w:rPr>
+        <w:t>Slide 4</w:t>
+      </w:r>
+    </w:p>
+    <w:p>
+      <w:pPr>
+        <w:spacing w:before="100" w:beforeAutospacing="1" w:after="100" w:afterAutospacing="1" w:line="300" w:lineRule="atLeast"/>
+        <w:outlineLvl w:val="0"/>
+        <w:rPr>
+          <w:rFonts w:ascii="Segoe UI" w:eastAsia="Times New Roman" w:hAnsi="Segoe UI" w:cs="Segoe UI"/>
+          <w:b/>
+          <w:bCs/>
+          <w:kern w:val="36"/>
+          <w:sz w:val="48"/>
+          <w:szCs w:val="48"/>
+          <w:lang w:bidi="hi-IN"/>
+          <w14:ligatures w14:val="none"/>
+        </w:rPr>
+      </w:pPr>
+      <w:r>
+        <w:rPr>
+          <w:rFonts w:ascii="Segoe UI" w:eastAsia="Times New Roman" w:hAnsi="Segoe UI" w:cs="Segoe UI"/>
+          <w:b/>
+          <w:bCs/>
+          <w:kern w:val="36"/>
+          <w:sz w:val="48"/>
+          <w:szCs w:val="48"/>
+          <w:lang w:bidi="hi-IN"/>
+          <w14:ligatures w14:val="none"/>
+        </w:rPr>
+        <w:t>High Impact Area 3</w:t>
+      </w:r>
+    </w:p>
+    <w:p>
+      <w:pPr>
+        <w:spacing w:before="100" w:beforeAutospacing="1" w:after="100" w:afterAutospacing="1" w:line="300" w:lineRule="atLeast"/>
+        <w:outlineLvl w:val="1"/>
+        <w:rPr>
+          <w:rFonts w:ascii="Segoe UI" w:eastAsia="Times New Roman" w:hAnsi="Segoe UI" w:cs="Segoe UI"/>
+          <w:b/>
+          <w:bCs/>
+          <w:kern w:val="0"/>
+          <w:sz w:val="36"/>
+          <w:szCs w:val="36"/>
+          <w:lang w:bidi="hi-IN"/>
+          <w14:ligatures w14:val="none"/>
+        </w:rPr>
+      </w:pPr>
+      <w:r>
+        <w:rPr>
+          <w:rFonts w:ascii="Segoe UI" w:eastAsia="Times New Roman" w:hAnsi="Segoe UI" w:cs="Segoe UI"/>
+          <w:b/>
+          <w:bCs/>
+          <w:kern w:val="0"/>
+          <w:sz w:val="36"/>
+          <w:szCs w:val="36"/>
+          <w:lang w:bidi="hi-IN"/>
+          <w14:ligatures w14:val="none"/>
+        </w:rPr>
+        <w:t>IPC Synchronization</w:t>
+      </w:r>
+    </w:p>
+    <w:p>
+      <w:pPr>
+        <w:spacing w:before="100" w:beforeAutospacing="1" w:after="100" w:afterAutospacing="1" w:line="300" w:lineRule="atLeast"/>
+        <w:outlineLvl w:val="2"/>
+        <w:rPr>
+          <w:rFonts w:ascii="Segoe UI" w:eastAsia="Times New Roman" w:hAnsi="Segoe UI" w:cs="Segoe UI"/>
+          <w:b/>
+          <w:bCs/>
+          <w:kern w:val="0"/>
+          <w:sz w:val="27"/>
+          <w:szCs w:val="27"/>
+          <w:lang w:bidi="hi-IN"/>
+          <w14:ligatures w14:val="none"/>
+        </w:rPr>
+      </w:pPr>
+      <w:r>
+        <w:rPr>
+          <w:rFonts w:ascii="Segoe UI" w:eastAsia="Times New Roman" w:hAnsi="Segoe UI" w:cs="Segoe UI"/>
+          <w:b/>
+          <w:bCs/>
+          <w:kern w:val="0"/>
+          <w:sz w:val="27"/>
+          <w:szCs w:val="27"/>
+          <w:lang w:bidi="hi-IN"/>
+          <w14:ligatures w14:val="none"/>
+        </w:rPr>
+        <w:t>Why It Matters</w:t>
+      </w:r>
+    </w:p>
+    <w:p>
+      <w:pPr>
+        <w:numPr>
+          <w:ilvl w:val="0"/>
+          <w:numId w:val="17"/>
+        </w:numPr>
+        <w:spacing w:before="100" w:beforeAutospacing="1" w:after="100" w:afterAutospacing="1" w:line="300" w:lineRule="atLeast"/>
+        <w:rPr>
+          <w:rFonts w:ascii="Segoe UI" w:eastAsia="Times New Roman" w:hAnsi="Segoe UI" w:cs="Segoe UI"/>
+          <w:kern w:val="0"/>
+          <w:sz w:val="21"/>
+          <w:szCs w:val="21"/>
+          <w:lang w:bidi="hi-IN"/>
+          <w14:ligatures w14:val="none"/>
+        </w:rPr>
+      </w:pPr>
+      <w:r>
+        <w:rPr>
+          <w:rFonts w:ascii="Segoe UI" w:eastAsia="Times New Roman" w:hAnsi="Segoe UI" w:cs="Segoe UI"/>
+          <w:kern w:val="0"/>
+          <w:sz w:val="21"/>
+          <w:szCs w:val="21"/>
+          <w:lang w:bidi="hi-IN"/>
+          <w14:ligatures w14:val="none"/>
+        </w:rPr>
+        <w:t>Part-to-Illustration Mapping</w:t>
+      </w:r>
+    </w:p>
+    <w:p>
+      <w:pPr>
+        <w:numPr>
+          <w:ilvl w:val="0"/>
+          <w:numId w:val="17"/>
+        </w:numPr>
+        <w:spacing w:before="100" w:beforeAutospacing="1" w:after="100" w:afterAutospacing="1" w:line="300" w:lineRule="atLeast"/>
+        <w:rPr>
+          <w:rFonts w:ascii="Segoe UI" w:eastAsia="Times New Roman" w:hAnsi="Segoe UI" w:cs="Segoe UI"/>
+          <w:kern w:val="0"/>
+          <w:sz w:val="21"/>
+          <w:szCs w:val="21"/>
+          <w:lang w:bidi="hi-IN"/>
+          <w14:ligatures w14:val="none"/>
+        </w:rPr>
+      </w:pPr>
+      <w:r>
+        <w:rPr>
+          <w:rFonts w:ascii="Segoe UI" w:eastAsia="Times New Roman" w:hAnsi="Segoe UI" w:cs="Segoe UI"/>
+          <w:kern w:val="0"/>
+          <w:sz w:val="21"/>
+          <w:szCs w:val="21"/>
+          <w:lang w:bidi="hi-IN"/>
+          <w14:ligatures w14:val="none"/>
+        </w:rPr>
+        <w:t>Illustration-to-Part Mapping</w:t>
+      </w:r>
+    </w:p>
+    <w:p>
+      <w:pPr>
+        <w:numPr>
+          <w:ilvl w:val="0"/>
+          <w:numId w:val="17"/>
+        </w:numPr>
+        <w:spacing w:before="100" w:beforeAutospacing="1" w:after="100" w:afterAutospacing="1" w:line="300" w:lineRule="atLeast"/>
+        <w:rPr>
+          <w:rFonts w:ascii="Segoe UI" w:eastAsia="Times New Roman" w:hAnsi="Segoe UI" w:cs="Segoe UI"/>
+          <w:kern w:val="0"/>
+          <w:sz w:val="21"/>
+          <w:szCs w:val="21"/>
+          <w:lang w:bidi="hi-IN"/>
+          <w14:ligatures w14:val="none"/>
+        </w:rPr>
+      </w:pPr>
+      <w:r>
+        <w:rPr>
+          <w:rFonts w:ascii="Segoe UI" w:eastAsia="Times New Roman" w:hAnsi="Segoe UI" w:cs="Segoe UI"/>
+          <w:kern w:val="0"/>
+          <w:sz w:val="21"/>
+          <w:szCs w:val="21"/>
+          <w:lang w:bidi="hi-IN"/>
+          <w14:ligatures w14:val="none"/>
+        </w:rPr>
+        <w:t>Reference Highlighting</w:t>
+      </w:r>
+    </w:p>
+    <w:p>
+      <w:pPr>
+        <w:numPr>
+          <w:ilvl w:val="0"/>
+          <w:numId w:val="17"/>
+        </w:numPr>
+        <w:spacing w:before="100" w:beforeAutospacing="1" w:after="100" w:afterAutospacing="1" w:line="300" w:lineRule="atLeast"/>
+        <w:rPr>
+          <w:rFonts w:ascii="Segoe UI" w:eastAsia="Times New Roman" w:hAnsi="Segoe UI" w:cs="Segoe UI"/>
+          <w:kern w:val="0"/>
+          <w:sz w:val="21"/>
+          <w:szCs w:val="21"/>
+          <w:lang w:bidi="hi-IN"/>
+          <w14:ligatures w14:val="none"/>
+        </w:rPr>
+      </w:pPr>
+      <w:r>
+        <w:rPr>
+          <w:rFonts w:ascii="Segoe UI" w:eastAsia="Times New Roman" w:hAnsi="Segoe UI" w:cs="Segoe UI"/>
+          <w:kern w:val="0"/>
+          <w:sz w:val="21"/>
+          <w:szCs w:val="21"/>
+          <w:lang w:bidi="hi-IN"/>
+          <w14:ligatures w14:val="none"/>
+        </w:rPr>
+        <w:t>Hotspot Interactions</w:t>
+      </w:r>
+    </w:p>
+    <w:p>
+      <w:pPr>
+        <w:numPr>
+          <w:ilvl w:val="0"/>
+          <w:numId w:val="17"/>
+        </w:numPr>
+        <w:spacing w:before="100" w:beforeAutospacing="1" w:after="100" w:afterAutospacing="1" w:line="300" w:lineRule="atLeast"/>
+        <w:rPr>
+          <w:rFonts w:ascii="Segoe UI" w:eastAsia="Times New Roman" w:hAnsi="Segoe UI" w:cs="Segoe UI"/>
+          <w:kern w:val="0"/>
+          <w:sz w:val="21"/>
+          <w:szCs w:val="21"/>
+          <w:lang w:bidi="hi-IN"/>
+          <w14:ligatures w14:val="none"/>
+        </w:rPr>
+      </w:pPr>
+      <w:r>
+        <w:rPr>
+          <w:rFonts w:ascii="Segoe UI" w:eastAsia="Times New Roman" w:hAnsi="Segoe UI" w:cs="Segoe UI"/>
+          <w:kern w:val="0"/>
+          <w:sz w:val="21"/>
+          <w:szCs w:val="21"/>
+          <w:lang w:bidi="hi-IN"/>
+          <w14:ligatures w14:val="none"/>
+        </w:rPr>
+        <w:t>Real-Time Synchronization</w:t>
+      </w:r>
+    </w:p>
+    <w:p>
+      <w:pPr>
+        <w:spacing w:before="100" w:beforeAutospacing="1" w:after="100" w:afterAutospacing="1" w:line="300" w:lineRule="atLeast"/>
+        <w:outlineLvl w:val="2"/>
+        <w:rPr>
+          <w:rFonts w:ascii="Segoe UI" w:eastAsia="Times New Roman" w:hAnsi="Segoe UI" w:cs="Segoe UI"/>
+          <w:b/>
+          <w:bCs/>
+          <w:kern w:val="0"/>
+          <w:sz w:val="27"/>
+          <w:szCs w:val="27"/>
+          <w:lang w:bidi="hi-IN"/>
+          <w14:ligatures w14:val="none"/>
+        </w:rPr>
+      </w:pPr>
+      <w:r>
+        <w:rPr>
+          <w:rFonts w:ascii="Segoe UI" w:eastAsia="Times New Roman" w:hAnsi="Segoe UI" w:cs="Segoe UI"/>
+          <w:b/>
+          <w:bCs/>
+          <w:kern w:val="0"/>
+          <w:sz w:val="27"/>
+          <w:szCs w:val="27"/>
+          <w:lang w:bidi="hi-IN"/>
+          <w14:ligatures w14:val="none"/>
+        </w:rPr>
+        <w:t>Platform Impact</w:t>
+      </w:r>
+    </w:p>
+    <w:p>
+      <w:pPr>
+        <w:spacing w:before="100" w:beforeAutospacing="1" w:after="100" w:afterAutospacing="1" w:line="300" w:lineRule="atLeast"/>
+        <w:rPr>
+          <w:rFonts w:ascii="Segoe UI" w:eastAsia="Times New Roman" w:hAnsi="Segoe UI" w:cs="Segoe UI"/>
+          <w:kern w:val="0"/>
+          <w:sz w:val="21"/>
+          <w:szCs w:val="21"/>
+          <w:lang w:bidi="hi-IN"/>
+          <w14:ligatures w14:val="none"/>
+        </w:rPr>
+      </w:pPr>
+      <w:r>
+        <w:rPr>
+          <w:rFonts w:ascii="Segoe UI" w:eastAsia="Times New Roman" w:hAnsi="Segoe UI" w:cs="Segoe UI"/>
+          <w:kern w:val="0"/>
+          <w:sz w:val="21"/>
+          <w:szCs w:val="21"/>
+          <w:lang w:bidi="hi-IN"/>
+          <w14:ligatures w14:val="none"/>
+        </w:rPr>
+        <w:t>Requires continuous synchronization between structured content and graphical content.</w:t>
+      </w:r>
+    </w:p>
+    <w:p>
+      <w:pPr>
+        <w:spacing w:after="0" w:line="300" w:lineRule="atLeast"/>
+        <w:rPr>
+          <w:rFonts w:ascii="Segoe UI" w:eastAsia="Times New Roman" w:hAnsi="Segoe UI" w:cs="Segoe UI"/>
+          <w:kern w:val="0"/>
+          <w:sz w:val="21"/>
+          <w:szCs w:val="21"/>
+          <w:lang w:bidi="hi-IN"/>
+          <w14:ligatures w14:val="none"/>
+        </w:rPr>
+      </w:pPr>
+      <w:r>
+        <w:rPr>
+          <w:rFonts w:ascii="Segoe UI" w:eastAsia="Times New Roman" w:hAnsi="Segoe UI" w:cs="Segoe UI"/>
+          <w:noProof/>
+          <w:kern w:val="0"/>
+          <w:sz w:val="21"/>
+          <w:szCs w:val="21"/>
+          <w:lang w:bidi="hi-IN"/>
+        </w:rPr>
+        <w:pict w14:anchorId="06AFBBA9">
+          <v:rect id="_x0000_i1033" style="width:0;height:1.5pt" o:hralign="center" o:hrstd="t" o:hr="t" fillcolor="#a0a0a0" stroked="f"/>
+        </w:pict>
+      </w:r>
+    </w:p>
+    <w:p>
+      <w:pPr>
+        <w:spacing w:before="100" w:beforeAutospacing="1" w:after="100" w:afterAutospacing="1" w:line="300" w:lineRule="atLeast"/>
+        <w:outlineLvl w:val="0"/>
+        <w:rPr>
+          <w:rFonts w:ascii="Segoe UI" w:eastAsia="Times New Roman" w:hAnsi="Segoe UI" w:cs="Segoe UI"/>
+          <w:b/>
+          <w:bCs/>
+          <w:kern w:val="36"/>
+          <w:sz w:val="48"/>
+          <w:szCs w:val="48"/>
+          <w:lang w:bidi="hi-IN"/>
+          <w14:ligatures w14:val="none"/>
+        </w:rPr>
+      </w:pPr>
+      <w:r>
+        <w:rPr>
+          <w:rFonts w:ascii="Segoe UI" w:eastAsia="Times New Roman" w:hAnsi="Segoe UI" w:cs="Segoe UI"/>
+          <w:b/>
+          <w:bCs/>
+          <w:kern w:val="36"/>
+          <w:sz w:val="48"/>
+          <w:szCs w:val="48"/>
+          <w:lang w:bidi="hi-IN"/>
+          <w14:ligatures w14:val="none"/>
+        </w:rPr>
+        <w:lastRenderedPageBreak/>
+        <w:t>Slide 5</w:t>
+      </w:r>
+    </w:p>
+    <w:p>
+      <w:pPr>
+        <w:spacing w:before="100" w:beforeAutospacing="1" w:after="100" w:afterAutospacing="1" w:line="300" w:lineRule="atLeast"/>
+        <w:outlineLvl w:val="0"/>
+        <w:rPr>
+          <w:rFonts w:ascii="Segoe UI" w:eastAsia="Times New Roman" w:hAnsi="Segoe UI" w:cs="Segoe UI"/>
+          <w:b/>
+          <w:bCs/>
+          <w:kern w:val="36"/>
+          <w:sz w:val="48"/>
+          <w:szCs w:val="48"/>
+          <w:lang w:bidi="hi-IN"/>
+          <w14:ligatures w14:val="none"/>
+        </w:rPr>
+      </w:pPr>
+      <w:r>
+        <w:rPr>
+          <w:rFonts w:ascii="Segoe UI" w:eastAsia="Times New Roman" w:hAnsi="Segoe UI" w:cs="Segoe UI"/>
+          <w:b/>
+          <w:bCs/>
+          <w:kern w:val="36"/>
+          <w:sz w:val="48"/>
+          <w:szCs w:val="48"/>
+          <w:lang w:bidi="hi-IN"/>
+          <w14:ligatures w14:val="none"/>
+        </w:rPr>
+        <w:t>High Impact Area 4</w:t>
+      </w:r>
+    </w:p>
+    <w:p>
+      <w:pPr>
+        <w:spacing w:before="100" w:beforeAutospacing="1" w:after="100" w:afterAutospacing="1" w:line="300" w:lineRule="atLeast"/>
+        <w:outlineLvl w:val="1"/>
+        <w:rPr>
+          <w:rFonts w:ascii="Segoe UI" w:eastAsia="Times New Roman" w:hAnsi="Segoe UI" w:cs="Segoe UI"/>
+          <w:b/>
+          <w:bCs/>
+          <w:kern w:val="0"/>
+          <w:sz w:val="36"/>
+          <w:szCs w:val="36"/>
+          <w:lang w:bidi="hi-IN"/>
+          <w14:ligatures w14:val="none"/>
+        </w:rPr>
+      </w:pPr>
+      <w:r>
+        <w:rPr>
+          <w:rFonts w:ascii="Segoe UI" w:eastAsia="Times New Roman" w:hAnsi="Segoe UI" w:cs="Segoe UI"/>
+          <w:b/>
+          <w:bCs/>
+          <w:kern w:val="0"/>
+          <w:sz w:val="36"/>
+          <w:szCs w:val="36"/>
+          <w:lang w:bidi="hi-IN"/>
+          <w14:ligatures w14:val="none"/>
+        </w:rPr>
+        <w:t>Content Navigation &amp; Reference Resolution</w:t>
+      </w:r>
+    </w:p>
+    <w:p>
+      <w:pPr>
+        <w:spacing w:before="100" w:beforeAutospacing="1" w:after="100" w:afterAutospacing="1" w:line="300" w:lineRule="atLeast"/>
+        <w:outlineLvl w:val="2"/>
+        <w:rPr>
+          <w:rFonts w:ascii="Segoe UI" w:eastAsia="Times New Roman" w:hAnsi="Segoe UI" w:cs="Segoe UI"/>
+          <w:b/>
+          <w:bCs/>
+          <w:kern w:val="0"/>
+          <w:sz w:val="27"/>
+          <w:szCs w:val="27"/>
+          <w:lang w:bidi="hi-IN"/>
+          <w14:ligatures w14:val="none"/>
+        </w:rPr>
+      </w:pPr>
+      <w:r>
+        <w:rPr>
+          <w:rFonts w:ascii="Segoe UI" w:eastAsia="Times New Roman" w:hAnsi="Segoe UI" w:cs="Segoe UI"/>
+          <w:b/>
+          <w:bCs/>
+          <w:kern w:val="0"/>
+          <w:sz w:val="27"/>
+          <w:szCs w:val="27"/>
+          <w:lang w:bidi="hi-IN"/>
+          <w14:ligatures w14:val="none"/>
+        </w:rPr>
+        <w:t>Why It Matters</w:t>
+      </w:r>
+    </w:p>
+    <w:p>
+      <w:pPr>
+        <w:numPr>
+          <w:ilvl w:val="0"/>
+          <w:numId w:val="18"/>
+        </w:numPr>
+        <w:spacing w:before="100" w:beforeAutospacing="1" w:after="100" w:afterAutospacing="1" w:line="300" w:lineRule="atLeast"/>
+        <w:rPr>
+          <w:rFonts w:ascii="Segoe UI" w:eastAsia="Times New Roman" w:hAnsi="Segoe UI" w:cs="Segoe UI"/>
+          <w:kern w:val="0"/>
+          <w:sz w:val="21"/>
+          <w:szCs w:val="21"/>
+          <w:lang w:bidi="hi-IN"/>
+          <w14:ligatures w14:val="none"/>
+        </w:rPr>
+      </w:pPr>
+      <w:r>
+        <w:rPr>
+          <w:rFonts w:ascii="Segoe UI" w:eastAsia="Times New Roman" w:hAnsi="Segoe UI" w:cs="Segoe UI"/>
+          <w:kern w:val="0"/>
+          <w:sz w:val="21"/>
+          <w:szCs w:val="21"/>
+          <w:lang w:bidi="hi-IN"/>
+          <w14:ligatures w14:val="none"/>
+        </w:rPr>
+        <w:t>Cross-Manual References</w:t>
+      </w:r>
+    </w:p>
+    <w:p>
+      <w:pPr>
+        <w:numPr>
+          <w:ilvl w:val="0"/>
+          <w:numId w:val="18"/>
+        </w:numPr>
+        <w:spacing w:before="100" w:beforeAutospacing="1" w:after="100" w:afterAutospacing="1" w:line="300" w:lineRule="atLeast"/>
+        <w:rPr>
+          <w:rFonts w:ascii="Segoe UI" w:eastAsia="Times New Roman" w:hAnsi="Segoe UI" w:cs="Segoe UI"/>
+          <w:kern w:val="0"/>
+          <w:sz w:val="21"/>
+          <w:szCs w:val="21"/>
+          <w:lang w:bidi="hi-IN"/>
+          <w14:ligatures w14:val="none"/>
+        </w:rPr>
+      </w:pPr>
+      <w:r>
+        <w:rPr>
+          <w:rFonts w:ascii="Segoe UI" w:eastAsia="Times New Roman" w:hAnsi="Segoe UI" w:cs="Segoe UI"/>
+          <w:kern w:val="0"/>
+          <w:sz w:val="21"/>
+          <w:szCs w:val="21"/>
+          <w:lang w:bidi="hi-IN"/>
+          <w14:ligatures w14:val="none"/>
+        </w:rPr>
+        <w:t>Internal References</w:t>
+      </w:r>
+    </w:p>
+    <w:p>
+      <w:pPr>
+        <w:numPr>
+          <w:ilvl w:val="0"/>
+          <w:numId w:val="18"/>
+        </w:numPr>
+        <w:spacing w:before="100" w:beforeAutospacing="1" w:after="100" w:afterAutospacing="1" w:line="300" w:lineRule="atLeast"/>
+        <w:rPr>
+          <w:rFonts w:ascii="Segoe UI" w:eastAsia="Times New Roman" w:hAnsi="Segoe UI" w:cs="Segoe UI"/>
+          <w:kern w:val="0"/>
+          <w:sz w:val="21"/>
+          <w:szCs w:val="21"/>
+          <w:lang w:bidi="hi-IN"/>
+          <w14:ligatures w14:val="none"/>
+        </w:rPr>
+      </w:pPr>
+      <w:r>
+        <w:rPr>
+          <w:rFonts w:ascii="Segoe UI" w:eastAsia="Times New Roman" w:hAnsi="Segoe UI" w:cs="Segoe UI"/>
+          <w:kern w:val="0"/>
+          <w:sz w:val="21"/>
+          <w:szCs w:val="21"/>
+          <w:lang w:bidi="hi-IN"/>
+          <w14:ligatures w14:val="none"/>
+        </w:rPr>
+        <w:t>Deep Linking</w:t>
+      </w:r>
+    </w:p>
+    <w:p>
+      <w:pPr>
+        <w:numPr>
+          <w:ilvl w:val="0"/>
+          <w:numId w:val="18"/>
+        </w:numPr>
+        <w:spacing w:before="100" w:beforeAutospacing="1" w:after="100" w:afterAutospacing="1" w:line="300" w:lineRule="atLeast"/>
+        <w:rPr>
+          <w:rFonts w:ascii="Segoe UI" w:eastAsia="Times New Roman" w:hAnsi="Segoe UI" w:cs="Segoe UI"/>
+          <w:kern w:val="0"/>
+          <w:sz w:val="21"/>
+          <w:szCs w:val="21"/>
+          <w:lang w:bidi="hi-IN"/>
+          <w14:ligatures w14:val="none"/>
+        </w:rPr>
+      </w:pPr>
+      <w:r>
+        <w:rPr>
+          <w:rFonts w:ascii="Segoe UI" w:eastAsia="Times New Roman" w:hAnsi="Segoe UI" w:cs="Segoe UI"/>
+          <w:kern w:val="0"/>
+          <w:sz w:val="21"/>
+          <w:szCs w:val="21"/>
+          <w:lang w:bidi="hi-IN"/>
+          <w14:ligatures w14:val="none"/>
+        </w:rPr>
+        <w:t>Navigation History</w:t>
+      </w:r>
+    </w:p>
+    <w:p>
+      <w:pPr>
+        <w:numPr>
+          <w:ilvl w:val="0"/>
+          <w:numId w:val="18"/>
+        </w:numPr>
+        <w:spacing w:before="100" w:beforeAutospacing="1" w:after="100" w:afterAutospacing="1" w:line="300" w:lineRule="atLeast"/>
+        <w:rPr>
+          <w:rFonts w:ascii="Segoe UI" w:eastAsia="Times New Roman" w:hAnsi="Segoe UI" w:cs="Segoe UI"/>
+          <w:kern w:val="0"/>
+          <w:sz w:val="21"/>
+          <w:szCs w:val="21"/>
+          <w:lang w:bidi="hi-IN"/>
+          <w14:ligatures w14:val="none"/>
+        </w:rPr>
+      </w:pPr>
+      <w:r>
+        <w:rPr>
+          <w:rFonts w:ascii="Segoe UI" w:eastAsia="Times New Roman" w:hAnsi="Segoe UI" w:cs="Segoe UI"/>
+          <w:kern w:val="0"/>
+          <w:sz w:val="21"/>
+          <w:szCs w:val="21"/>
+          <w:lang w:bidi="hi-IN"/>
+          <w14:ligatures w14:val="none"/>
+        </w:rPr>
+        <w:t>Context Preservation</w:t>
+      </w:r>
+    </w:p>
+    <w:p>
+      <w:pPr>
+        <w:spacing w:before="100" w:beforeAutospacing="1" w:after="100" w:afterAutospacing="1" w:line="300" w:lineRule="atLeast"/>
+        <w:outlineLvl w:val="2"/>
+        <w:rPr>
+          <w:rFonts w:ascii="Segoe UI" w:eastAsia="Times New Roman" w:hAnsi="Segoe UI" w:cs="Segoe UI"/>
+          <w:b/>
+          <w:bCs/>
+          <w:kern w:val="0"/>
+          <w:sz w:val="27"/>
+          <w:szCs w:val="27"/>
+          <w:lang w:bidi="hi-IN"/>
+          <w14:ligatures w14:val="none"/>
+        </w:rPr>
+      </w:pPr>
+      <w:r>
+        <w:rPr>
+          <w:rFonts w:ascii="Segoe UI" w:eastAsia="Times New Roman" w:hAnsi="Segoe UI" w:cs="Segoe UI"/>
+          <w:b/>
+          <w:bCs/>
+          <w:kern w:val="0"/>
+          <w:sz w:val="27"/>
+          <w:szCs w:val="27"/>
+          <w:lang w:bidi="hi-IN"/>
+          <w14:ligatures w14:val="none"/>
+        </w:rPr>
+        <w:t>Platform Impact</w:t>
+      </w:r>
+    </w:p>
+    <w:p>
+      <w:pPr>
+        <w:spacing w:before="100" w:beforeAutospacing="1" w:after="100" w:afterAutospacing="1" w:line="300" w:lineRule="atLeast"/>
+        <w:rPr>
+          <w:rFonts w:ascii="Segoe UI" w:eastAsia="Times New Roman" w:hAnsi="Segoe UI" w:cs="Segoe UI"/>
+          <w:kern w:val="0"/>
+          <w:sz w:val="21"/>
+          <w:szCs w:val="21"/>
+          <w:lang w:bidi="hi-IN"/>
+          <w14:ligatures w14:val="none"/>
+        </w:rPr>
+      </w:pPr>
+      <w:r>
+        <w:rPr>
+          <w:rFonts w:ascii="Segoe UI" w:eastAsia="Times New Roman" w:hAnsi="Segoe UI" w:cs="Segoe UI"/>
+          <w:kern w:val="0"/>
+          <w:sz w:val="21"/>
+          <w:szCs w:val="21"/>
+          <w:lang w:bidi="hi-IN"/>
+          <w14:ligatures w14:val="none"/>
+        </w:rPr>
+        <w:t>Requires tight integration between content rendering, application state, and navigation management.</w:t>
+      </w:r>
+    </w:p>
+    <w:p>
+      <w:pPr>
+        <w:spacing w:after="0" w:line="300" w:lineRule="atLeast"/>
+        <w:rPr>
+          <w:rFonts w:ascii="Segoe UI" w:eastAsia="Times New Roman" w:hAnsi="Segoe UI" w:cs="Segoe UI"/>
+          <w:kern w:val="0"/>
+          <w:sz w:val="21"/>
+          <w:szCs w:val="21"/>
+          <w:lang w:bidi="hi-IN"/>
+          <w14:ligatures w14:val="none"/>
+        </w:rPr>
+      </w:pPr>
+      <w:r>
+        <w:rPr>
+          <w:rFonts w:ascii="Segoe UI" w:eastAsia="Times New Roman" w:hAnsi="Segoe UI" w:cs="Segoe UI"/>
+          <w:noProof/>
+          <w:kern w:val="0"/>
+          <w:sz w:val="21"/>
+          <w:szCs w:val="21"/>
+          <w:lang w:bidi="hi-IN"/>
+        </w:rPr>
+        <w:pict w14:anchorId="68466936">
+          <v:rect id="_x0000_i1032" style="width:0;height:1.5pt" o:hralign="center" o:hrstd="t" o:hr="t" fillcolor="#a0a0a0" stroked="f"/>
+        </w:pict>
+      </w:r>
+    </w:p>
+    <w:p>
+      <w:pPr>
+        <w:spacing w:before="100" w:beforeAutospacing="1" w:after="100" w:afterAutospacing="1" w:line="300" w:lineRule="atLeast"/>
+        <w:outlineLvl w:val="0"/>
+        <w:rPr>
+          <w:rFonts w:ascii="Segoe UI" w:eastAsia="Times New Roman" w:hAnsi="Segoe UI" w:cs="Segoe UI"/>
+          <w:b/>
+          <w:bCs/>
+          <w:kern w:val="36"/>
+          <w:sz w:val="48"/>
+          <w:szCs w:val="48"/>
+          <w:lang w:bidi="hi-IN"/>
+          <w14:ligatures w14:val="none"/>
+        </w:rPr>
+      </w:pPr>
+      <w:r>
+        <w:rPr>
+          <w:rFonts w:ascii="Segoe UI" w:eastAsia="Times New Roman" w:hAnsi="Segoe UI" w:cs="Segoe UI"/>
+          <w:b/>
+          <w:bCs/>
+          <w:kern w:val="36"/>
+          <w:sz w:val="48"/>
+          <w:szCs w:val="48"/>
+          <w:lang w:bidi="hi-IN"/>
+          <w14:ligatures w14:val="none"/>
+        </w:rPr>
+        <w:t>Slide 6</w:t>
+      </w:r>
+    </w:p>
+    <w:p>
+      <w:pPr>
+        <w:spacing w:before="100" w:beforeAutospacing="1" w:after="100" w:afterAutospacing="1" w:line="300" w:lineRule="atLeast"/>
+        <w:outlineLvl w:val="0"/>
+        <w:rPr>
+          <w:rFonts w:ascii="Segoe UI" w:eastAsia="Times New Roman" w:hAnsi="Segoe UI" w:cs="Segoe UI"/>
+          <w:b/>
+          <w:bCs/>
+          <w:kern w:val="36"/>
+          <w:sz w:val="48"/>
+          <w:szCs w:val="48"/>
+          <w:lang w:bidi="hi-IN"/>
+          <w14:ligatures w14:val="none"/>
+        </w:rPr>
+      </w:pPr>
+      <w:r>
+        <w:rPr>
+          <w:rFonts w:ascii="Segoe UI" w:eastAsia="Times New Roman" w:hAnsi="Segoe UI" w:cs="Segoe UI"/>
+          <w:b/>
+          <w:bCs/>
+          <w:kern w:val="36"/>
+          <w:sz w:val="48"/>
+          <w:szCs w:val="48"/>
+          <w:lang w:bidi="hi-IN"/>
+          <w14:ligatures w14:val="none"/>
+        </w:rPr>
+        <w:t>High Impact Area 5</w:t>
+      </w:r>
+    </w:p>
+    <w:p>
+      <w:pPr>
+        <w:spacing w:before="100" w:beforeAutospacing="1" w:after="100" w:afterAutospacing="1" w:line="300" w:lineRule="atLeast"/>
+        <w:outlineLvl w:val="1"/>
+        <w:rPr>
+          <w:rFonts w:ascii="Segoe UI" w:eastAsia="Times New Roman" w:hAnsi="Segoe UI" w:cs="Segoe UI"/>
+          <w:b/>
+          <w:bCs/>
+          <w:kern w:val="0"/>
+          <w:sz w:val="36"/>
+          <w:szCs w:val="36"/>
+          <w:lang w:bidi="hi-IN"/>
+          <w14:ligatures w14:val="none"/>
+        </w:rPr>
+      </w:pPr>
+      <w:r>
+        <w:rPr>
+          <w:rFonts w:ascii="Segoe UI" w:eastAsia="Times New Roman" w:hAnsi="Segoe UI" w:cs="Segoe UI"/>
+          <w:b/>
+          <w:bCs/>
+          <w:kern w:val="0"/>
+          <w:sz w:val="36"/>
+          <w:szCs w:val="36"/>
+          <w:lang w:bidi="hi-IN"/>
+          <w14:ligatures w14:val="none"/>
+        </w:rPr>
+        <w:t>Enterprise Distribution &amp; Governance</w:t>
+      </w:r>
+    </w:p>
+    <w:p>
+      <w:pPr>
+        <w:spacing w:before="100" w:beforeAutospacing="1" w:after="100" w:afterAutospacing="1" w:line="300" w:lineRule="atLeast"/>
+        <w:outlineLvl w:val="2"/>
+        <w:rPr>
+          <w:rFonts w:ascii="Segoe UI" w:eastAsia="Times New Roman" w:hAnsi="Segoe UI" w:cs="Segoe UI"/>
+          <w:b/>
+          <w:bCs/>
+          <w:kern w:val="0"/>
+          <w:sz w:val="27"/>
+          <w:szCs w:val="27"/>
+          <w:lang w:bidi="hi-IN"/>
+          <w14:ligatures w14:val="none"/>
+        </w:rPr>
+      </w:pPr>
+      <w:r>
+        <w:rPr>
+          <w:rFonts w:ascii="Segoe UI" w:eastAsia="Times New Roman" w:hAnsi="Segoe UI" w:cs="Segoe UI"/>
+          <w:b/>
+          <w:bCs/>
+          <w:kern w:val="0"/>
+          <w:sz w:val="27"/>
+          <w:szCs w:val="27"/>
+          <w:lang w:bidi="hi-IN"/>
+          <w14:ligatures w14:val="none"/>
+        </w:rPr>
+        <w:t>Why It Matters</w:t>
+      </w:r>
+    </w:p>
+    <w:p>
+      <w:pPr>
+        <w:numPr>
+          <w:ilvl w:val="0"/>
+          <w:numId w:val="19"/>
+        </w:numPr>
+        <w:spacing w:before="100" w:beforeAutospacing="1" w:after="100" w:afterAutospacing="1" w:line="300" w:lineRule="atLeast"/>
+        <w:rPr>
+          <w:rFonts w:ascii="Segoe UI" w:eastAsia="Times New Roman" w:hAnsi="Segoe UI" w:cs="Segoe UI"/>
+          <w:kern w:val="0"/>
+          <w:sz w:val="21"/>
+          <w:szCs w:val="21"/>
+          <w:lang w:bidi="hi-IN"/>
+          <w14:ligatures w14:val="none"/>
+        </w:rPr>
+      </w:pPr>
+      <w:r>
+        <w:rPr>
+          <w:rFonts w:ascii="Segoe UI" w:eastAsia="Times New Roman" w:hAnsi="Segoe UI" w:cs="Segoe UI"/>
+          <w:kern w:val="0"/>
+          <w:sz w:val="21"/>
+          <w:szCs w:val="21"/>
+          <w:lang w:bidi="hi-IN"/>
+          <w14:ligatures w14:val="none"/>
+        </w:rPr>
+        <w:t>MDM / DDM Integration</w:t>
+      </w:r>
+    </w:p>
+    <w:p>
+      <w:pPr>
+        <w:numPr>
+          <w:ilvl w:val="0"/>
+          <w:numId w:val="19"/>
+        </w:numPr>
+        <w:spacing w:before="100" w:beforeAutospacing="1" w:after="100" w:afterAutospacing="1" w:line="300" w:lineRule="atLeast"/>
+        <w:rPr>
+          <w:rFonts w:ascii="Segoe UI" w:eastAsia="Times New Roman" w:hAnsi="Segoe UI" w:cs="Segoe UI"/>
+          <w:kern w:val="0"/>
+          <w:sz w:val="21"/>
+          <w:szCs w:val="21"/>
+          <w:lang w:bidi="hi-IN"/>
+          <w14:ligatures w14:val="none"/>
+        </w:rPr>
+      </w:pPr>
+      <w:r>
+        <w:rPr>
+          <w:rFonts w:ascii="Segoe UI" w:eastAsia="Times New Roman" w:hAnsi="Segoe UI" w:cs="Segoe UI"/>
+          <w:kern w:val="0"/>
+          <w:sz w:val="21"/>
+          <w:szCs w:val="21"/>
+          <w:lang w:bidi="hi-IN"/>
+          <w14:ligatures w14:val="none"/>
+        </w:rPr>
+        <w:t>Managed Configuration</w:t>
+      </w:r>
+    </w:p>
+    <w:p>
+      <w:pPr>
+        <w:numPr>
+          <w:ilvl w:val="0"/>
+          <w:numId w:val="19"/>
+        </w:numPr>
+        <w:spacing w:before="100" w:beforeAutospacing="1" w:after="100" w:afterAutospacing="1" w:line="300" w:lineRule="atLeast"/>
+        <w:rPr>
+          <w:rFonts w:ascii="Segoe UI" w:eastAsia="Times New Roman" w:hAnsi="Segoe UI" w:cs="Segoe UI"/>
+          <w:kern w:val="0"/>
+          <w:sz w:val="21"/>
+          <w:szCs w:val="21"/>
+          <w:lang w:bidi="hi-IN"/>
+          <w14:ligatures w14:val="none"/>
+        </w:rPr>
+      </w:pPr>
+      <w:r>
+        <w:rPr>
+          <w:rFonts w:ascii="Segoe UI" w:eastAsia="Times New Roman" w:hAnsi="Segoe UI" w:cs="Segoe UI"/>
+          <w:kern w:val="0"/>
+          <w:sz w:val="21"/>
+          <w:szCs w:val="21"/>
+          <w:lang w:bidi="hi-IN"/>
+          <w14:ligatures w14:val="none"/>
+        </w:rPr>
+        <w:t>Enterprise Security</w:t>
+      </w:r>
+    </w:p>
+    <w:p>
+      <w:pPr>
+        <w:numPr>
+          <w:ilvl w:val="0"/>
+          <w:numId w:val="19"/>
+        </w:numPr>
+        <w:spacing w:before="100" w:beforeAutospacing="1" w:after="100" w:afterAutospacing="1" w:line="300" w:lineRule="atLeast"/>
+        <w:rPr>
+          <w:rFonts w:ascii="Segoe UI" w:eastAsia="Times New Roman" w:hAnsi="Segoe UI" w:cs="Segoe UI"/>
+          <w:kern w:val="0"/>
+          <w:sz w:val="21"/>
+          <w:szCs w:val="21"/>
+          <w:lang w:bidi="hi-IN"/>
+          <w14:ligatures w14:val="none"/>
+        </w:rPr>
+      </w:pPr>
+      <w:r>
+        <w:rPr>
+          <w:rFonts w:ascii="Segoe UI" w:eastAsia="Times New Roman" w:hAnsi="Segoe UI" w:cs="Segoe UI"/>
+          <w:kern w:val="0"/>
+          <w:sz w:val="21"/>
+          <w:szCs w:val="21"/>
+          <w:lang w:bidi="hi-IN"/>
+          <w14:ligatures w14:val="none"/>
+        </w:rPr>
+        <w:t>Controlled Deployment</w:t>
+      </w:r>
+    </w:p>
+    <w:p>
+      <w:pPr>
+        <w:numPr>
+          <w:ilvl w:val="0"/>
+          <w:numId w:val="19"/>
+        </w:numPr>
+        <w:spacing w:before="100" w:beforeAutospacing="1" w:after="100" w:afterAutospacing="1" w:line="300" w:lineRule="atLeast"/>
+        <w:rPr>
+          <w:rFonts w:ascii="Segoe UI" w:eastAsia="Times New Roman" w:hAnsi="Segoe UI" w:cs="Segoe UI"/>
+          <w:kern w:val="0"/>
+          <w:sz w:val="21"/>
+          <w:szCs w:val="21"/>
+          <w:lang w:bidi="hi-IN"/>
+          <w14:ligatures w14:val="none"/>
+        </w:rPr>
+      </w:pPr>
+      <w:r>
+        <w:rPr>
+          <w:rFonts w:ascii="Segoe UI" w:eastAsia="Times New Roman" w:hAnsi="Segoe UI" w:cs="Segoe UI"/>
+          <w:kern w:val="0"/>
+          <w:sz w:val="21"/>
+          <w:szCs w:val="21"/>
+          <w:lang w:bidi="hi-IN"/>
+          <w14:ligatures w14:val="none"/>
+        </w:rPr>
+        <w:t>Governance Requirements</w:t>
+      </w:r>
+    </w:p>
+    <w:p>
+      <w:pPr>
+        <w:spacing w:before="100" w:beforeAutospacing="1" w:after="100" w:afterAutospacing="1" w:line="300" w:lineRule="atLeast"/>
+        <w:outlineLvl w:val="2"/>
+        <w:rPr>
+          <w:rFonts w:ascii="Segoe UI" w:eastAsia="Times New Roman" w:hAnsi="Segoe UI" w:cs="Segoe UI"/>
+          <w:b/>
+          <w:bCs/>
+          <w:kern w:val="0"/>
+          <w:sz w:val="27"/>
+          <w:szCs w:val="27"/>
+          <w:lang w:bidi="hi-IN"/>
+          <w14:ligatures w14:val="none"/>
+        </w:rPr>
+      </w:pPr>
+      <w:r>
+        <w:rPr>
+          <w:rFonts w:ascii="Segoe UI" w:eastAsia="Times New Roman" w:hAnsi="Segoe UI" w:cs="Segoe UI"/>
+          <w:b/>
+          <w:bCs/>
+          <w:kern w:val="0"/>
+          <w:sz w:val="27"/>
+          <w:szCs w:val="27"/>
+          <w:lang w:bidi="hi-IN"/>
+          <w14:ligatures w14:val="none"/>
+        </w:rPr>
+        <w:t>Platform Impact</w:t>
+      </w:r>
+    </w:p>
+    <w:p>
+      <w:pPr>
+        <w:spacing w:before="100" w:beforeAutospacing="1" w:after="100" w:afterAutospacing="1" w:line="300" w:lineRule="atLeast"/>
+        <w:rPr>
+          <w:rFonts w:ascii="Segoe UI" w:eastAsia="Times New Roman" w:hAnsi="Segoe UI" w:cs="Segoe UI"/>
+          <w:kern w:val="0"/>
+          <w:sz w:val="21"/>
+          <w:szCs w:val="21"/>
+          <w:lang w:bidi="hi-IN"/>
+          <w14:ligatures w14:val="none"/>
+        </w:rPr>
+      </w:pPr>
+      <w:r>
+        <w:rPr>
+          <w:rFonts w:ascii="Segoe UI" w:eastAsia="Times New Roman" w:hAnsi="Segoe UI" w:cs="Segoe UI"/>
+          <w:kern w:val="0"/>
+          <w:sz w:val="21"/>
+          <w:szCs w:val="21"/>
+          <w:lang w:bidi="hi-IN"/>
+          <w14:ligatures w14:val="none"/>
+        </w:rPr>
+        <w:lastRenderedPageBreak/>
+        <w:t>Platform maturity and operating system integration directly influence deployment and operational management.</w:t>
+      </w:r>
+    </w:p>
+    <w:p>
+      <w:pPr>
+        <w:spacing w:after="0" w:line="300" w:lineRule="atLeast"/>
+        <w:rPr>
+          <w:rFonts w:ascii="Segoe UI" w:eastAsia="Times New Roman" w:hAnsi="Segoe UI" w:cs="Segoe UI"/>
+          <w:kern w:val="0"/>
+          <w:sz w:val="21"/>
+          <w:szCs w:val="21"/>
+          <w:lang w:bidi="hi-IN"/>
+          <w14:ligatures w14:val="none"/>
+        </w:rPr>
+      </w:pPr>
+      <w:r>
+        <w:rPr>
+          <w:rFonts w:ascii="Segoe UI" w:eastAsia="Times New Roman" w:hAnsi="Segoe UI" w:cs="Segoe UI"/>
+          <w:noProof/>
+          <w:kern w:val="0"/>
+          <w:sz w:val="21"/>
+          <w:szCs w:val="21"/>
+          <w:lang w:bidi="hi-IN"/>
+        </w:rPr>
+        <w:pict w14:anchorId="4AFF4729">
+          <v:rect id="_x0000_i1031" style="width:0;height:1.5pt" o:hralign="center" o:hrstd="t" o:hr="t" fillcolor="#a0a0a0" stroked="f"/>
+        </w:pict>
+      </w:r>
+    </w:p>
+    <w:p>
+      <w:pPr>
+        <w:spacing w:before="100" w:beforeAutospacing="1" w:after="100" w:afterAutospacing="1" w:line="300" w:lineRule="atLeast"/>
+        <w:outlineLvl w:val="0"/>
+        <w:rPr>
+          <w:rFonts w:ascii="Segoe UI" w:eastAsia="Times New Roman" w:hAnsi="Segoe UI" w:cs="Segoe UI"/>
+          <w:b/>
+          <w:bCs/>
+          <w:kern w:val="36"/>
+          <w:sz w:val="48"/>
+          <w:szCs w:val="48"/>
+          <w:lang w:bidi="hi-IN"/>
+          <w14:ligatures w14:val="none"/>
+        </w:rPr>
+      </w:pPr>
+      <w:r>
+        <w:rPr>
+          <w:rFonts w:ascii="Segoe UI" w:eastAsia="Times New Roman" w:hAnsi="Segoe UI" w:cs="Segoe UI"/>
+          <w:b/>
+          <w:bCs/>
+          <w:kern w:val="36"/>
+          <w:sz w:val="48"/>
+          <w:szCs w:val="48"/>
+          <w:lang w:bidi="hi-IN"/>
+          <w14:ligatures w14:val="none"/>
+        </w:rPr>
+        <w:t>Slide 7 (Only One Neutral Slide)</w:t>
+      </w:r>
+    </w:p>
+    <w:p>
+      <w:pPr>
+        <w:spacing w:before="100" w:beforeAutospacing="1" w:after="100" w:afterAutospacing="1" w:line="300" w:lineRule="atLeast"/>
+        <w:outlineLvl w:val="0"/>
+        <w:rPr>
+          <w:rFonts w:ascii="Segoe UI" w:eastAsia="Times New Roman" w:hAnsi="Segoe UI" w:cs="Segoe UI"/>
+          <w:b/>
+          <w:bCs/>
+          <w:kern w:val="36"/>
+          <w:sz w:val="48"/>
+          <w:szCs w:val="48"/>
+          <w:lang w:bidi="hi-IN"/>
+          <w14:ligatures w14:val="none"/>
+        </w:rPr>
+      </w:pPr>
+      <w:r>
+        <w:rPr>
+          <w:rFonts w:ascii="Segoe UI" w:eastAsia="Times New Roman" w:hAnsi="Segoe UI" w:cs="Segoe UI"/>
+          <w:b/>
+          <w:bCs/>
+          <w:kern w:val="36"/>
+          <w:sz w:val="48"/>
+          <w:szCs w:val="48"/>
+          <w:lang w:bidi="hi-IN"/>
+          <w14:ligatures w14:val="none"/>
+        </w:rPr>
+        <w:t>Platform Neutral Requirements</w:t>
+      </w:r>
+    </w:p>
+    <w:p>
+      <w:pPr>
+        <w:spacing w:before="100" w:beforeAutospacing="1" w:after="100" w:afterAutospacing="1" w:line="300" w:lineRule="atLeast"/>
+        <w:rPr>
+          <w:rFonts w:ascii="Segoe UI" w:eastAsia="Times New Roman" w:hAnsi="Segoe UI" w:cs="Segoe UI"/>
+          <w:kern w:val="0"/>
+          <w:sz w:val="21"/>
+          <w:szCs w:val="21"/>
+          <w:lang w:bidi="hi-IN"/>
+          <w14:ligatures w14:val="none"/>
+        </w:rPr>
+      </w:pPr>
+      <w:r>
+        <w:rPr>
+          <w:rFonts w:ascii="Segoe UI" w:eastAsia="Times New Roman" w:hAnsi="Segoe UI" w:cs="Segoe UI"/>
+          <w:kern w:val="0"/>
+          <w:sz w:val="21"/>
+          <w:szCs w:val="21"/>
+          <w:lang w:bidi="hi-IN"/>
+          <w14:ligatures w14:val="none"/>
+        </w:rPr>
+        <w:t>The following requirements are functionally important but are not expected to significantly influence platform selection because all evaluated technologies can support them effectively.</w:t>
+      </w:r>
+    </w:p>
+    <w:p>
+      <w:pPr>
+        <w:spacing w:before="100" w:beforeAutospacing="1" w:after="100" w:afterAutospacing="1" w:line="300" w:lineRule="atLeast"/>
+        <w:outlineLvl w:val="2"/>
+        <w:rPr>
+          <w:rFonts w:ascii="Segoe UI" w:eastAsia="Times New Roman" w:hAnsi="Segoe UI" w:cs="Segoe UI"/>
+          <w:b/>
+          <w:bCs/>
+          <w:kern w:val="0"/>
+          <w:sz w:val="27"/>
+          <w:szCs w:val="27"/>
+          <w:lang w:bidi="hi-IN"/>
+          <w14:ligatures w14:val="none"/>
+        </w:rPr>
+      </w:pPr>
+      <w:r>
+        <w:rPr>
+          <w:rFonts w:ascii="Segoe UI" w:eastAsia="Times New Roman" w:hAnsi="Segoe UI" w:cs="Segoe UI"/>
+          <w:b/>
+          <w:bCs/>
+          <w:kern w:val="0"/>
+          <w:sz w:val="27"/>
+          <w:szCs w:val="27"/>
+          <w:lang w:bidi="hi-IN"/>
+          <w14:ligatures w14:val="none"/>
+        </w:rPr>
+        <w:t>Platform Neutral Functionalities</w:t>
+      </w:r>
+    </w:p>
+    <w:p>
+      <w:pPr>
+        <w:numPr>
+          <w:ilvl w:val="0"/>
+          <w:numId w:val="20"/>
+        </w:numPr>
+        <w:spacing w:before="100" w:beforeAutospacing="1" w:after="100" w:afterAutospacing="1" w:line="300" w:lineRule="atLeast"/>
+        <w:rPr>
+          <w:rFonts w:ascii="Segoe UI" w:eastAsia="Times New Roman" w:hAnsi="Segoe UI" w:cs="Segoe UI"/>
+          <w:kern w:val="0"/>
+          <w:sz w:val="21"/>
+          <w:szCs w:val="21"/>
+          <w:lang w:bidi="hi-IN"/>
+          <w14:ligatures w14:val="none"/>
+        </w:rPr>
+      </w:pPr>
+      <w:r>
+        <w:rPr>
+          <w:rFonts w:ascii="Segoe UI" w:eastAsia="Times New Roman" w:hAnsi="Segoe UI" w:cs="Segoe UI"/>
+          <w:kern w:val="0"/>
+          <w:sz w:val="21"/>
+          <w:szCs w:val="21"/>
+          <w:lang w:bidi="hi-IN"/>
+          <w14:ligatures w14:val="none"/>
+        </w:rPr>
+        <w:t>Aircraft Selection</w:t>
+      </w:r>
+    </w:p>
+    <w:p>
+      <w:pPr>
+        <w:numPr>
+          <w:ilvl w:val="0"/>
+          <w:numId w:val="20"/>
+        </w:numPr>
+        <w:spacing w:before="100" w:beforeAutospacing="1" w:after="100" w:afterAutospacing="1" w:line="300" w:lineRule="atLeast"/>
+        <w:rPr>
+          <w:rFonts w:ascii="Segoe UI" w:eastAsia="Times New Roman" w:hAnsi="Segoe UI" w:cs="Segoe UI"/>
+          <w:kern w:val="0"/>
+          <w:sz w:val="21"/>
+          <w:szCs w:val="21"/>
+          <w:lang w:bidi="hi-IN"/>
+          <w14:ligatures w14:val="none"/>
+        </w:rPr>
+      </w:pPr>
+      <w:r>
+        <w:rPr>
+          <w:rFonts w:ascii="Segoe UI" w:eastAsia="Times New Roman" w:hAnsi="Segoe UI" w:cs="Segoe UI"/>
+          <w:kern w:val="0"/>
+          <w:sz w:val="21"/>
+          <w:szCs w:val="21"/>
+          <w:lang w:bidi="hi-IN"/>
+          <w14:ligatures w14:val="none"/>
+        </w:rPr>
+        <w:t>Manual Selection</w:t>
+      </w:r>
+    </w:p>
+    <w:p>
+      <w:pPr>
+        <w:numPr>
+          <w:ilvl w:val="0"/>
+          <w:numId w:val="20"/>
+        </w:numPr>
+        <w:spacing w:before="100" w:beforeAutospacing="1" w:after="100" w:afterAutospacing="1" w:line="300" w:lineRule="atLeast"/>
+        <w:rPr>
+          <w:rFonts w:ascii="Segoe UI" w:eastAsia="Times New Roman" w:hAnsi="Segoe UI" w:cs="Segoe UI"/>
+          <w:kern w:val="0"/>
+          <w:sz w:val="21"/>
+          <w:szCs w:val="21"/>
+          <w:lang w:bidi="hi-IN"/>
+          <w14:ligatures w14:val="none"/>
+        </w:rPr>
+      </w:pPr>
+      <w:r>
+        <w:rPr>
+          <w:rFonts w:ascii="Segoe UI" w:eastAsia="Times New Roman" w:hAnsi="Segoe UI" w:cs="Segoe UI"/>
+          <w:kern w:val="0"/>
+          <w:sz w:val="21"/>
+          <w:szCs w:val="21"/>
+          <w:lang w:bidi="hi-IN"/>
+          <w14:ligatures w14:val="none"/>
+        </w:rPr>
+        <w:t>TOC Navigation</w:t>
+      </w:r>
+    </w:p>
+    <w:p>
+      <w:pPr>
+        <w:numPr>
+          <w:ilvl w:val="0"/>
+          <w:numId w:val="20"/>
+        </w:numPr>
+        <w:spacing w:before="100" w:beforeAutospacing="1" w:after="100" w:afterAutospacing="1" w:line="300" w:lineRule="atLeast"/>
+        <w:rPr>
+          <w:rFonts w:ascii="Segoe UI" w:eastAsia="Times New Roman" w:hAnsi="Segoe UI" w:cs="Segoe UI"/>
+          <w:kern w:val="0"/>
+          <w:sz w:val="21"/>
+          <w:szCs w:val="21"/>
+          <w:lang w:bidi="hi-IN"/>
+          <w14:ligatures w14:val="none"/>
+        </w:rPr>
+      </w:pPr>
+      <w:r>
+        <w:rPr>
+          <w:rFonts w:ascii="Segoe UI" w:eastAsia="Times New Roman" w:hAnsi="Segoe UI" w:cs="Segoe UI"/>
+          <w:kern w:val="0"/>
+          <w:sz w:val="21"/>
+          <w:szCs w:val="21"/>
+          <w:lang w:bidi="hi-IN"/>
+          <w14:ligatures w14:val="none"/>
+        </w:rPr>
+        <w:t>Search Screens</w:t>
+      </w:r>
+    </w:p>
+    <w:p>
+      <w:pPr>
+        <w:numPr>
+          <w:ilvl w:val="0"/>
+          <w:numId w:val="20"/>
+        </w:numPr>
+        <w:spacing w:before="100" w:beforeAutospacing="1" w:after="100" w:afterAutospacing="1" w:line="300" w:lineRule="atLeast"/>
+        <w:rPr>
+          <w:rFonts w:ascii="Segoe UI" w:eastAsia="Times New Roman" w:hAnsi="Segoe UI" w:cs="Segoe UI"/>
+          <w:kern w:val="0"/>
+          <w:sz w:val="21"/>
+          <w:szCs w:val="21"/>
+          <w:lang w:bidi="hi-IN"/>
+          <w14:ligatures w14:val="none"/>
+        </w:rPr>
+      </w:pPr>
+      <w:r>
+        <w:rPr>
+          <w:rFonts w:ascii="Segoe UI" w:eastAsia="Times New Roman" w:hAnsi="Segoe UI" w:cs="Segoe UI"/>
+          <w:kern w:val="0"/>
+          <w:sz w:val="21"/>
+          <w:szCs w:val="21"/>
+          <w:lang w:bidi="hi-IN"/>
+          <w14:ligatures w14:val="none"/>
+        </w:rPr>
+        <w:t>Expand / Collapse Hierarchy</w:t>
+      </w:r>
+    </w:p>
+    <w:p>
+      <w:pPr>
+        <w:numPr>
+          <w:ilvl w:val="0"/>
+          <w:numId w:val="20"/>
+        </w:numPr>
+        <w:spacing w:before="100" w:beforeAutospacing="1" w:after="100" w:afterAutospacing="1" w:line="300" w:lineRule="atLeast"/>
+        <w:rPr>
+          <w:rFonts w:ascii="Segoe UI" w:eastAsia="Times New Roman" w:hAnsi="Segoe UI" w:cs="Segoe UI"/>
+          <w:kern w:val="0"/>
+          <w:sz w:val="21"/>
+          <w:szCs w:val="21"/>
+          <w:lang w:bidi="hi-IN"/>
+          <w14:ligatures w14:val="none"/>
+        </w:rPr>
+      </w:pPr>
+      <w:r>
+        <w:rPr>
+          <w:rFonts w:ascii="Segoe UI" w:eastAsia="Times New Roman" w:hAnsi="Segoe UI" w:cs="Segoe UI"/>
+          <w:kern w:val="0"/>
+          <w:sz w:val="21"/>
+          <w:szCs w:val="21"/>
+          <w:lang w:bidi="hi-IN"/>
+          <w14:ligatures w14:val="none"/>
+        </w:rPr>
+        <w:t>Solution Navigation</w:t>
+      </w:r>
+    </w:p>
+    <w:p>
+      <w:pPr>
+        <w:numPr>
+          <w:ilvl w:val="0"/>
+          <w:numId w:val="20"/>
+        </w:numPr>
+        <w:spacing w:before="100" w:beforeAutospacing="1" w:after="100" w:afterAutospacing="1" w:line="300" w:lineRule="atLeast"/>
+        <w:rPr>
+          <w:rFonts w:ascii="Segoe UI" w:eastAsia="Times New Roman" w:hAnsi="Segoe UI" w:cs="Segoe UI"/>
+          <w:kern w:val="0"/>
+          <w:sz w:val="21"/>
+          <w:szCs w:val="21"/>
+          <w:lang w:bidi="hi-IN"/>
+          <w14:ligatures w14:val="none"/>
+        </w:rPr>
+      </w:pPr>
+      <w:r>
+        <w:rPr>
+          <w:rFonts w:ascii="Segoe UI" w:eastAsia="Times New Roman" w:hAnsi="Segoe UI" w:cs="Segoe UI"/>
+          <w:kern w:val="0"/>
+          <w:sz w:val="21"/>
+          <w:szCs w:val="21"/>
+          <w:lang w:bidi="hi-IN"/>
+          <w14:ligatures w14:val="none"/>
+        </w:rPr>
+        <w:t>HTML Viewer Layout</w:t>
+      </w:r>
+    </w:p>
+    <w:p>
+      <w:pPr>
+        <w:numPr>
+          <w:ilvl w:val="0"/>
+          <w:numId w:val="20"/>
+        </w:numPr>
+        <w:spacing w:before="100" w:beforeAutospacing="1" w:after="100" w:afterAutospacing="1" w:line="300" w:lineRule="atLeast"/>
+        <w:rPr>
+          <w:rFonts w:ascii="Segoe UI" w:eastAsia="Times New Roman" w:hAnsi="Segoe UI" w:cs="Segoe UI"/>
+          <w:kern w:val="0"/>
+          <w:sz w:val="21"/>
+          <w:szCs w:val="21"/>
+          <w:lang w:bidi="hi-IN"/>
+          <w14:ligatures w14:val="none"/>
+        </w:rPr>
+      </w:pPr>
+      <w:r>
+        <w:rPr>
+          <w:rFonts w:ascii="Segoe UI" w:eastAsia="Times New Roman" w:hAnsi="Segoe UI" w:cs="Segoe UI"/>
+          <w:kern w:val="0"/>
+          <w:sz w:val="21"/>
+          <w:szCs w:val="21"/>
+          <w:lang w:bidi="hi-IN"/>
+          <w14:ligatures w14:val="none"/>
+        </w:rPr>
+        <w:t>Header &amp; Toolbar</w:t>
+      </w:r>
+    </w:p>
+    <w:p>
+      <w:pPr>
+        <w:numPr>
+          <w:ilvl w:val="0"/>
+          <w:numId w:val="20"/>
+        </w:numPr>
+        <w:spacing w:before="100" w:beforeAutospacing="1" w:after="100" w:afterAutospacing="1" w:line="300" w:lineRule="atLeast"/>
+        <w:rPr>
+          <w:rFonts w:ascii="Segoe UI" w:eastAsia="Times New Roman" w:hAnsi="Segoe UI" w:cs="Segoe UI"/>
+          <w:kern w:val="0"/>
+          <w:sz w:val="21"/>
+          <w:szCs w:val="21"/>
+          <w:lang w:bidi="hi-IN"/>
+          <w14:ligatures w14:val="none"/>
+        </w:rPr>
+      </w:pPr>
+      <w:r>
+        <w:rPr>
+          <w:rFonts w:ascii="Segoe UI" w:eastAsia="Times New Roman" w:hAnsi="Segoe UI" w:cs="Segoe UI"/>
+          <w:kern w:val="0"/>
+          <w:sz w:val="21"/>
+          <w:szCs w:val="21"/>
+          <w:lang w:bidi="hi-IN"/>
+          <w14:ligatures w14:val="none"/>
+        </w:rPr>
+        <w:t>Split View Layout</w:t>
+      </w:r>
+    </w:p>
+    <w:p>
+      <w:pPr>
+        <w:numPr>
+          <w:ilvl w:val="0"/>
+          <w:numId w:val="20"/>
+        </w:numPr>
+        <w:spacing w:before="100" w:beforeAutospacing="1" w:after="100" w:afterAutospacing="1" w:line="300" w:lineRule="atLeast"/>
+        <w:rPr>
+          <w:rFonts w:ascii="Segoe UI" w:eastAsia="Times New Roman" w:hAnsi="Segoe UI" w:cs="Segoe UI"/>
+          <w:kern w:val="0"/>
+          <w:sz w:val="21"/>
+          <w:szCs w:val="21"/>
+          <w:lang w:bidi="hi-IN"/>
+          <w14:ligatures w14:val="none"/>
+        </w:rPr>
+      </w:pPr>
+      <w:r>
+        <w:rPr>
+          <w:rFonts w:ascii="Segoe UI" w:eastAsia="Times New Roman" w:hAnsi="Segoe UI" w:cs="Segoe UI"/>
+          <w:kern w:val="0"/>
+          <w:sz w:val="21"/>
+          <w:szCs w:val="21"/>
+          <w:lang w:bidi="hi-IN"/>
+          <w14:ligatures w14:val="none"/>
+        </w:rPr>
+        <w:t>Recent Elements</w:t>
+      </w:r>
+    </w:p>
+    <w:p>
+      <w:pPr>
+        <w:numPr>
+          <w:ilvl w:val="0"/>
+          <w:numId w:val="20"/>
+        </w:numPr>
+        <w:spacing w:before="100" w:beforeAutospacing="1" w:after="100" w:afterAutospacing="1" w:line="300" w:lineRule="atLeast"/>
+        <w:rPr>
+          <w:rFonts w:ascii="Segoe UI" w:eastAsia="Times New Roman" w:hAnsi="Segoe UI" w:cs="Segoe UI"/>
+          <w:kern w:val="0"/>
+          <w:sz w:val="21"/>
+          <w:szCs w:val="21"/>
+          <w:lang w:bidi="hi-IN"/>
+          <w14:ligatures w14:val="none"/>
+        </w:rPr>
+      </w:pPr>
+      <w:r>
+        <w:rPr>
+          <w:rFonts w:ascii="Segoe UI" w:eastAsia="Times New Roman" w:hAnsi="Segoe UI" w:cs="Segoe UI"/>
+          <w:kern w:val="0"/>
+          <w:sz w:val="21"/>
+          <w:szCs w:val="21"/>
+          <w:lang w:bidi="hi-IN"/>
+          <w14:ligatures w14:val="none"/>
+        </w:rPr>
+        <w:t>Metadata Display</w:t>
+      </w:r>
+    </w:p>
+    <w:p>
+      <w:pPr>
+        <w:numPr>
+          <w:ilvl w:val="0"/>
+          <w:numId w:val="20"/>
+        </w:numPr>
+        <w:spacing w:before="100" w:beforeAutospacing="1" w:after="100" w:afterAutospacing="1" w:line="300" w:lineRule="atLeast"/>
+        <w:rPr>
+          <w:rFonts w:ascii="Segoe UI" w:eastAsia="Times New Roman" w:hAnsi="Segoe UI" w:cs="Segoe UI"/>
+          <w:kern w:val="0"/>
+          <w:sz w:val="21"/>
+          <w:szCs w:val="21"/>
+          <w:lang w:bidi="hi-IN"/>
+          <w14:ligatures w14:val="none"/>
+        </w:rPr>
+      </w:pPr>
+      <w:r>
+        <w:rPr>
+          <w:rFonts w:ascii="Segoe UI" w:eastAsia="Times New Roman" w:hAnsi="Segoe UI" w:cs="Segoe UI"/>
+          <w:kern w:val="0"/>
+          <w:sz w:val="21"/>
+          <w:szCs w:val="21"/>
+          <w:lang w:bidi="hi-IN"/>
+          <w14:ligatures w14:val="none"/>
+        </w:rPr>
+        <w:t>Filtering &amp; Sorting</w:t>
+      </w:r>
+    </w:p>
+    <w:p>
+      <w:pPr>
+        <w:numPr>
+          <w:ilvl w:val="0"/>
+          <w:numId w:val="20"/>
+        </w:numPr>
+        <w:spacing w:before="100" w:beforeAutospacing="1" w:after="100" w:afterAutospacing="1" w:line="300" w:lineRule="atLeast"/>
+        <w:rPr>
+          <w:rFonts w:ascii="Segoe UI" w:eastAsia="Times New Roman" w:hAnsi="Segoe UI" w:cs="Segoe UI"/>
+          <w:kern w:val="0"/>
+          <w:sz w:val="21"/>
+          <w:szCs w:val="21"/>
+          <w:lang w:bidi="hi-IN"/>
+          <w14:ligatures w14:val="none"/>
+        </w:rPr>
+      </w:pPr>
+      <w:r>
+        <w:rPr>
+          <w:rFonts w:ascii="Segoe UI" w:eastAsia="Times New Roman" w:hAnsi="Segoe UI" w:cs="Segoe UI"/>
+          <w:kern w:val="0"/>
+          <w:sz w:val="21"/>
+          <w:szCs w:val="21"/>
+          <w:lang w:bidi="hi-IN"/>
+          <w14:ligatures w14:val="none"/>
+        </w:rPr>
+        <w:t>Standard Content Rendering</w:t>
+      </w:r>
+    </w:p>
+    <w:p>
+      <w:pPr>
+        <w:spacing w:before="100" w:beforeAutospacing="1" w:after="100" w:afterAutospacing="1" w:line="300" w:lineRule="atLeast"/>
+        <w:outlineLvl w:val="2"/>
+        <w:rPr>
+          <w:rFonts w:ascii="Segoe UI" w:eastAsia="Times New Roman" w:hAnsi="Segoe UI" w:cs="Segoe UI"/>
+          <w:b/>
+          <w:bCs/>
+          <w:kern w:val="0"/>
+          <w:sz w:val="27"/>
+          <w:szCs w:val="27"/>
+          <w:lang w:bidi="hi-IN"/>
+          <w14:ligatures w14:val="none"/>
+        </w:rPr>
+      </w:pPr>
+      <w:r>
+        <w:rPr>
+          <w:rFonts w:ascii="Segoe UI" w:eastAsia="Times New Roman" w:hAnsi="Segoe UI" w:cs="Segoe UI"/>
+          <w:b/>
+          <w:bCs/>
+          <w:kern w:val="0"/>
+          <w:sz w:val="27"/>
+          <w:szCs w:val="27"/>
+          <w:lang w:bidi="hi-IN"/>
+          <w14:ligatures w14:val="none"/>
+        </w:rPr>
+        <w:t>Assessment</w:t>
+      </w:r>
+    </w:p>
+    <w:p>
+      <w:pPr>
+        <w:spacing w:before="100" w:beforeAutospacing="1" w:after="100" w:afterAutospacing="1" w:line="300" w:lineRule="atLeast"/>
+        <w:rPr>
+          <w:rFonts w:ascii="Segoe UI" w:eastAsia="Times New Roman" w:hAnsi="Segoe UI" w:cs="Segoe UI"/>
+          <w:kern w:val="0"/>
+          <w:sz w:val="21"/>
+          <w:szCs w:val="21"/>
+          <w:lang w:bidi="hi-IN"/>
+          <w14:ligatures w14:val="none"/>
+        </w:rPr>
+      </w:pPr>
+      <w:r>
+        <w:rPr>
+          <w:rFonts w:ascii="Segoe UI" w:eastAsia="Times New Roman" w:hAnsi="Segoe UI" w:cs="Segoe UI"/>
+          <w:kern w:val="0"/>
+          <w:sz w:val="21"/>
+          <w:szCs w:val="21"/>
+          <w:lang w:bidi="hi-IN"/>
+          <w14:ligatures w14:val="none"/>
+        </w:rPr>
+        <w:t>These capabilities are achievable across Native iOS, Flutter, and React Native using standard implementation patterns.</w:t>
+      </w:r>
+    </w:p>
+    <w:p>
+      <w:pPr>
+        <w:spacing w:after="0" w:line="300" w:lineRule="atLeast"/>
+        <w:rPr>
+          <w:rFonts w:ascii="Segoe UI" w:eastAsia="Times New Roman" w:hAnsi="Segoe UI" w:cs="Segoe UI"/>
+          <w:kern w:val="0"/>
+          <w:sz w:val="21"/>
+          <w:szCs w:val="21"/>
+          <w:lang w:bidi="hi-IN"/>
+          <w14:ligatures w14:val="none"/>
+        </w:rPr>
+      </w:pPr>
+      <w:r>
+        <w:rPr>
+          <w:rFonts w:ascii="Segoe UI" w:eastAsia="Times New Roman" w:hAnsi="Segoe UI" w:cs="Segoe UI"/>
+          <w:noProof/>
+          <w:kern w:val="0"/>
+          <w:sz w:val="21"/>
+          <w:szCs w:val="21"/>
+          <w:lang w:bidi="hi-IN"/>
+        </w:rPr>
+        <w:pict w14:anchorId="7C775450">
+          <v:rect id="_x0000_i1030" style="width:0;height:1.5pt" o:hralign="center" o:hrstd="t" o:hr="t" fillcolor="#a0a0a0" stroked="f"/>
+        </w:pict>
+      </w:r>
+    </w:p>
+    <w:p>
+      <w:pPr>
+        <w:spacing w:before="100" w:beforeAutospacing="1" w:after="100" w:afterAutospacing="1" w:line="300" w:lineRule="atLeast"/>
+        <w:outlineLvl w:val="0"/>
+        <w:rPr>
+          <w:rFonts w:ascii="Segoe UI" w:eastAsia="Times New Roman" w:hAnsi="Segoe UI" w:cs="Segoe UI"/>
+          <w:b/>
+          <w:bCs/>
+          <w:kern w:val="36"/>
+          <w:sz w:val="48"/>
+          <w:szCs w:val="48"/>
+          <w:lang w:bidi="hi-IN"/>
+          <w14:ligatures w14:val="none"/>
+        </w:rPr>
+      </w:pPr>
+      <w:r>
+        <w:rPr>
+          <w:rFonts w:ascii="Segoe UI" w:eastAsia="Times New Roman" w:hAnsi="Segoe UI" w:cs="Segoe UI"/>
+          <w:b/>
+          <w:bCs/>
+          <w:kern w:val="36"/>
+          <w:sz w:val="48"/>
+          <w:szCs w:val="48"/>
+          <w:lang w:bidi="hi-IN"/>
+          <w14:ligatures w14:val="none"/>
+        </w:rPr>
+        <w:t>Slide 8</w:t>
+      </w:r>
+    </w:p>
+    <w:p>
+      <w:pPr>
+        <w:spacing w:before="100" w:beforeAutospacing="1" w:after="100" w:afterAutospacing="1" w:line="300" w:lineRule="atLeast"/>
+        <w:outlineLvl w:val="0"/>
+        <w:rPr>
+          <w:rFonts w:ascii="Segoe UI" w:eastAsia="Times New Roman" w:hAnsi="Segoe UI" w:cs="Segoe UI"/>
+          <w:b/>
+          <w:bCs/>
+          <w:kern w:val="36"/>
+          <w:sz w:val="48"/>
+          <w:szCs w:val="48"/>
+          <w:lang w:bidi="hi-IN"/>
+          <w14:ligatures w14:val="none"/>
+        </w:rPr>
+      </w:pPr>
+      <w:r>
+        <w:rPr>
+          <w:rFonts w:ascii="Segoe UI" w:eastAsia="Times New Roman" w:hAnsi="Segoe UI" w:cs="Segoe UI"/>
+          <w:b/>
+          <w:bCs/>
+          <w:kern w:val="36"/>
+          <w:sz w:val="48"/>
+          <w:szCs w:val="48"/>
+          <w:lang w:bidi="hi-IN"/>
+          <w14:ligatures w14:val="none"/>
+        </w:rPr>
+        <w:t>Technology Alignment Assessment</w:t>
+      </w:r>
+    </w:p>
+    <w:tbl>
+      <w:tblPr>
+        <w:tblW w:w="0" w:type="auto"/>
+        <w:tblCellSpacing w:w="15" w:type="dxa"/>
+        <w:tblCellMar>
+          <w:top w:w="15" w:type="dxa"/>
+          <w:left w:w="15" w:type="dxa"/>
+          <w:bottom w:w="15" w:type="dxa"/>
+          <w:right w:w="15" w:type="dxa"/>
+        </w:tblCellMar>
+        <w:tblLook w:val="04A0" w:firstRow="1" w:lastRow="0" w:firstColumn="1" w:lastColumn="0" w:noHBand="0" w:noVBand="1"/>
+      </w:tblPr>
+      <w:tblGrid>
+        <w:gridCol w:w="4371"/>
+        <w:gridCol w:w="2224"/>
+        <w:gridCol w:w="997"/>
+        <w:gridCol w:w="1418"/>
+      </w:tblGrid>
+      <w:tr>
+        <w:trPr>
+          <w:tblHeader/>
+          <w:tblCellSpacing w:w="15" w:type="dxa"/>
+        </w:trPr>
+        <w:tc>
+          <w:tcPr>
+            <w:tcW w:w="0" w:type="auto"/>
+            <w:tcBorders>
+              <w:top w:val="single" w:sz="6" w:space="0" w:color="E6E6E6"/>
+              <w:left w:val="single" w:sz="6" w:space="0" w:color="E6E6E6"/>
+              <w:bottom w:val="single" w:sz="6" w:space="0" w:color="E6E6E6"/>
+              <w:right w:val="single" w:sz="6" w:space="0" w:color="E6E6E6"/>
+            </w:tcBorders>
+            <w:shd w:val="clear" w:color="auto" w:fill="F5F5F5"/>
+            <w:vAlign w:val="center"/>
+            <w:hideMark/>
+          </w:tcPr>
+          <w:p>
+            <w:pPr>
+              <w:spacing w:after="0" w:line="240" w:lineRule="auto"/>
+              <w:jc w:val="center"/>
+              <w:rPr>
+                <w:rFonts w:ascii="Times New Roman" w:eastAsia="Times New Roman" w:hAnsi="Times New Roman" w:cs="Times New Roman"/>
+                <w:b/>
+                <w:bCs/>
+                <w:kern w:val="0"/>
+                <w:lang w:bidi="hi-IN"/>
+                <w14:ligatures w14:val="none"/>
+              </w:rPr>
+            </w:pPr>
+            <w:r>
+              <w:rPr>
+                <w:rFonts w:ascii="Times New Roman" w:eastAsia="Times New Roman" w:hAnsi="Times New Roman" w:cs="Times New Roman"/>
+                <w:b/>
+                <w:bCs/>
+                <w:kern w:val="0"/>
+                <w:lang w:bidi="hi-IN"/>
+                <w14:ligatures w14:val="none"/>
+              </w:rPr>
+              <w:lastRenderedPageBreak/>
+              <w:t>Evaluation Area</w:t>
+            </w:r>
+          </w:p>
+        </w:tc>
+        <w:tc>
+          <w:tcPr>
+            <w:tcW w:w="0" w:type="auto"/>
+            <w:tcBorders>
+              <w:top w:val="single" w:sz="6" w:space="0" w:color="E6E6E6"/>
+              <w:left w:val="single" w:sz="6" w:space="0" w:color="E6E6E6"/>
+              <w:bottom w:val="single" w:sz="6" w:space="0" w:color="E6E6E6"/>
+              <w:right w:val="single" w:sz="6" w:space="0" w:color="E6E6E6"/>
+            </w:tcBorders>
+            <w:shd w:val="clear" w:color="auto" w:fill="F5F5F5"/>
+            <w:vAlign w:val="center"/>
+            <w:hideMark/>
+          </w:tcPr>
+          <w:p>
+            <w:pPr>
+              <w:spacing w:after="0" w:line="240" w:lineRule="auto"/>
+              <w:jc w:val="center"/>
+              <w:rPr>
+                <w:rFonts w:ascii="Times New Roman" w:eastAsia="Times New Roman" w:hAnsi="Times New Roman" w:cs="Times New Roman"/>
+                <w:b/>
+                <w:bCs/>
+                <w:kern w:val="0"/>
+                <w:lang w:bidi="hi-IN"/>
+                <w14:ligatures w14:val="none"/>
+              </w:rPr>
+            </w:pPr>
+            <w:r>
+              <w:rPr>
+                <w:rFonts w:ascii="Times New Roman" w:eastAsia="Times New Roman" w:hAnsi="Times New Roman" w:cs="Times New Roman"/>
+                <w:b/>
+                <w:bCs/>
+                <w:kern w:val="0"/>
+                <w:lang w:bidi="hi-IN"/>
+                <w14:ligatures w14:val="none"/>
+              </w:rPr>
+              <w:t>Native iOS (SwiftUI)</w:t>
+            </w:r>
+          </w:p>
+        </w:tc>
+        <w:tc>
+          <w:tcPr>
+            <w:tcW w:w="0" w:type="auto"/>
+            <w:tcBorders>
+              <w:top w:val="single" w:sz="6" w:space="0" w:color="E6E6E6"/>
+              <w:left w:val="single" w:sz="6" w:space="0" w:color="E6E6E6"/>
+              <w:bottom w:val="single" w:sz="6" w:space="0" w:color="E6E6E6"/>
+              <w:right w:val="single" w:sz="6" w:space="0" w:color="E6E6E6"/>
+            </w:tcBorders>
+            <w:shd w:val="clear" w:color="auto" w:fill="F5F5F5"/>
+            <w:vAlign w:val="center"/>
+            <w:hideMark/>
+          </w:tcPr>
+          <w:p>
+            <w:pPr>
+              <w:spacing w:after="0" w:line="240" w:lineRule="auto"/>
+              <w:jc w:val="center"/>
+              <w:rPr>
+                <w:rFonts w:ascii="Times New Roman" w:eastAsia="Times New Roman" w:hAnsi="Times New Roman" w:cs="Times New Roman"/>
+                <w:b/>
+                <w:bCs/>
+                <w:kern w:val="0"/>
+                <w:lang w:bidi="hi-IN"/>
+                <w14:ligatures w14:val="none"/>
+              </w:rPr>
+            </w:pPr>
+            <w:r>
+              <w:rPr>
+                <w:rFonts w:ascii="Times New Roman" w:eastAsia="Times New Roman" w:hAnsi="Times New Roman" w:cs="Times New Roman"/>
+                <w:b/>
+                <w:bCs/>
+                <w:kern w:val="0"/>
+                <w:lang w:bidi="hi-IN"/>
+                <w14:ligatures w14:val="none"/>
+              </w:rPr>
+              <w:t>Flutter</w:t>
+            </w:r>
+          </w:p>
+        </w:tc>
+        <w:tc>
+          <w:tcPr>
+            <w:tcW w:w="0" w:type="auto"/>
+            <w:tcBorders>
+              <w:top w:val="single" w:sz="6" w:space="0" w:color="E6E6E6"/>
+              <w:left w:val="single" w:sz="6" w:space="0" w:color="E6E6E6"/>
+              <w:bottom w:val="single" w:sz="6" w:space="0" w:color="E6E6E6"/>
+              <w:right w:val="single" w:sz="6" w:space="0" w:color="E6E6E6"/>
+            </w:tcBorders>
+            <w:shd w:val="clear" w:color="auto" w:fill="F5F5F5"/>
+            <w:vAlign w:val="center"/>
+            <w:hideMark/>
+          </w:tcPr>
+          <w:p>
+            <w:pPr>
+              <w:spacing w:after="0" w:line="240" w:lineRule="auto"/>
+              <w:jc w:val="center"/>
+              <w:rPr>
+                <w:rFonts w:ascii="Times New Roman" w:eastAsia="Times New Roman" w:hAnsi="Times New Roman" w:cs="Times New Roman"/>
+                <w:b/>
+                <w:bCs/>
+                <w:kern w:val="0"/>
+                <w:lang w:bidi="hi-IN"/>
+                <w14:ligatures w14:val="none"/>
+              </w:rPr>
+            </w:pPr>
+            <w:r>
+              <w:rPr>
+                <w:rFonts w:ascii="Times New Roman" w:eastAsia="Times New Roman" w:hAnsi="Times New Roman" w:cs="Times New Roman"/>
+                <w:b/>
+                <w:bCs/>
+                <w:kern w:val="0"/>
+                <w:lang w:bidi="hi-IN"/>
+                <w14:ligatures w14:val="none"/>
+              </w:rPr>
+              <w:t>React Native</w:t>
+            </w:r>
+          </w:p>
+        </w:tc>
+      </w:tr>
+      <w:tr>
+        <w:trPr>
+          <w:tblCellSpacing w:w="15" w:type="dxa"/>
+        </w:trPr>
+        <w:tc>
+          <w:tcPr>
+            <w:tcW w:w="0" w:type="auto"/>
+            <w:tcBorders>
+              <w:top w:val="single" w:sz="6" w:space="0" w:color="E6E6E6"/>
+              <w:left w:val="single" w:sz="6" w:space="0" w:color="E6E6E6"/>
+              <w:bottom w:val="single" w:sz="6" w:space="0" w:color="E6E6E6"/>
+              <w:right w:val="single" w:sz="6" w:space="0" w:color="E6E6E6"/>
+            </w:tcBorders>
+            <w:vAlign w:val="center"/>
+            <w:hideMark/>
+          </w:tcPr>
+          <w:p>
+            <w:pPr>
+              <w:spacing w:after="0" w:line="240" w:lineRule="auto"/>
+              <w:rPr>
+                <w:rFonts w:ascii="Times New Roman" w:eastAsia="Times New Roman" w:hAnsi="Times New Roman" w:cs="Times New Roman"/>
+                <w:kern w:val="0"/>
+                <w:lang w:bidi="hi-IN"/>
+                <w14:ligatures w14:val="none"/>
+              </w:rPr>
+            </w:pPr>
+            <w:r>
+              <w:rPr>
+                <w:rFonts w:ascii="Times New Roman" w:eastAsia="Times New Roman" w:hAnsi="Times New Roman" w:cs="Times New Roman"/>
+                <w:kern w:val="0"/>
+                <w:lang w:bidi="hi-IN"/>
+                <w14:ligatures w14:val="none"/>
+              </w:rPr>
+              <w:t>Large Offline Package Lifecycle</w:t>
+            </w:r>
+          </w:p>
+        </w:tc>
+        <w:tc>
+          <w:tcPr>
+            <w:tcW w:w="0" w:type="auto"/>
+            <w:tcBorders>
+              <w:top w:val="single" w:sz="6" w:space="0" w:color="E6E6E6"/>
+              <w:left w:val="single" w:sz="6" w:space="0" w:color="E6E6E6"/>
+              <w:bottom w:val="single" w:sz="6" w:space="0" w:color="E6E6E6"/>
+              <w:right w:val="single" w:sz="6" w:space="0" w:color="E6E6E6"/>
+            </w:tcBorders>
+            <w:vAlign w:val="center"/>
+            <w:hideMark/>
+          </w:tcPr>
+          <w:p>
+            <w:pPr>
+              <w:spacing w:after="0" w:line="240" w:lineRule="auto"/>
+              <w:rPr>
+                <w:rFonts w:ascii="Times New Roman" w:eastAsia="Times New Roman" w:hAnsi="Times New Roman" w:cs="Times New Roman"/>
+                <w:kern w:val="0"/>
+                <w:lang w:bidi="hi-IN"/>
+                <w14:ligatures w14:val="none"/>
+              </w:rPr>
+            </w:pPr>
+            <w:r>
+              <w:rPr>
+                <w:rFonts w:ascii="Times New Roman" w:eastAsia="Times New Roman" w:hAnsi="Times New Roman" w:cs="Times New Roman"/>
+                <w:kern w:val="0"/>
+                <w:lang w:bidi="hi-IN"/>
+                <w14:ligatures w14:val="none"/>
+              </w:rPr>
+              <w:t>Excellent</w:t>
+            </w:r>
+          </w:p>
+        </w:tc>
+        <w:tc>
+          <w:tcPr>
+            <w:tcW w:w="0" w:type="auto"/>
+            <w:tcBorders>
+              <w:top w:val="single" w:sz="6" w:space="0" w:color="E6E6E6"/>
+              <w:left w:val="single" w:sz="6" w:space="0" w:color="E6E6E6"/>
+              <w:bottom w:val="single" w:sz="6" w:space="0" w:color="E6E6E6"/>
+              <w:right w:val="single" w:sz="6" w:space="0" w:color="E6E6E6"/>
+            </w:tcBorders>
+            <w:vAlign w:val="center"/>
+            <w:hideMark/>
+          </w:tcPr>
+          <w:p>
+            <w:pPr>
+              <w:spacing w:after="0" w:line="240" w:lineRule="auto"/>
+              <w:rPr>
+                <w:rFonts w:ascii="Times New Roman" w:eastAsia="Times New Roman" w:hAnsi="Times New Roman" w:cs="Times New Roman"/>
+                <w:kern w:val="0"/>
+                <w:lang w:bidi="hi-IN"/>
+                <w14:ligatures w14:val="none"/>
+              </w:rPr>
+            </w:pPr>
+            <w:r>
+              <w:rPr>
+                <w:rFonts w:ascii="Times New Roman" w:eastAsia="Times New Roman" w:hAnsi="Times New Roman" w:cs="Times New Roman"/>
+                <w:kern w:val="0"/>
+                <w:lang w:bidi="hi-IN"/>
+                <w14:ligatures w14:val="none"/>
+              </w:rPr>
+              <w:t>Good</w:t>
+            </w:r>
+          </w:p>
+        </w:tc>
+        <w:tc>
+          <w:tcPr>
+            <w:tcW w:w="0" w:type="auto"/>
+            <w:tcBorders>
+              <w:top w:val="single" w:sz="6" w:space="0" w:color="E6E6E6"/>
+              <w:left w:val="single" w:sz="6" w:space="0" w:color="E6E6E6"/>
+              <w:bottom w:val="single" w:sz="6" w:space="0" w:color="E6E6E6"/>
+              <w:right w:val="single" w:sz="6" w:space="0" w:color="E6E6E6"/>
+            </w:tcBorders>
+            <w:vAlign w:val="center"/>
+            <w:hideMark/>
+          </w:tcPr>
+          <w:p>
+            <w:pPr>
+              <w:spacing w:after="0" w:line="240" w:lineRule="auto"/>
+              <w:rPr>
+                <w:rFonts w:ascii="Times New Roman" w:eastAsia="Times New Roman" w:hAnsi="Times New Roman" w:cs="Times New Roman"/>
+                <w:kern w:val="0"/>
+                <w:lang w:bidi="hi-IN"/>
+                <w14:ligatures w14:val="none"/>
+              </w:rPr>
+            </w:pPr>
+            <w:r>
+              <w:rPr>
+                <w:rFonts w:ascii="Times New Roman" w:eastAsia="Times New Roman" w:hAnsi="Times New Roman" w:cs="Times New Roman"/>
+                <w:kern w:val="0"/>
+                <w:lang w:bidi="hi-IN"/>
+                <w14:ligatures w14:val="none"/>
+              </w:rPr>
+              <w:t>Moderate</w:t>
+            </w:r>
+          </w:p>
+        </w:tc>
+      </w:tr>
+      <w:tr>
+        <w:trPr>
+          <w:tblCellSpacing w:w="15" w:type="dxa"/>
+        </w:trPr>
+        <w:tc>
+          <w:tcPr>
+            <w:tcW w:w="0" w:type="auto"/>
+            <w:tcBorders>
+              <w:top w:val="single" w:sz="6" w:space="0" w:color="E6E6E6"/>
+              <w:left w:val="single" w:sz="6" w:space="0" w:color="E6E6E6"/>
+              <w:bottom w:val="single" w:sz="6" w:space="0" w:color="E6E6E6"/>
+              <w:right w:val="single" w:sz="6" w:space="0" w:color="E6E6E6"/>
+            </w:tcBorders>
+            <w:vAlign w:val="center"/>
+            <w:hideMark/>
+          </w:tcPr>
+          <w:p>
+            <w:pPr>
+              <w:spacing w:after="0" w:line="240" w:lineRule="auto"/>
+              <w:rPr>
+                <w:rFonts w:ascii="Times New Roman" w:eastAsia="Times New Roman" w:hAnsi="Times New Roman" w:cs="Times New Roman"/>
+                <w:kern w:val="0"/>
+                <w:lang w:bidi="hi-IN"/>
+                <w14:ligatures w14:val="none"/>
+              </w:rPr>
+            </w:pPr>
+            <w:r>
+              <w:rPr>
+                <w:rFonts w:ascii="Times New Roman" w:eastAsia="Times New Roman" w:hAnsi="Times New Roman" w:cs="Times New Roman"/>
+                <w:kern w:val="0"/>
+                <w:lang w:bidi="hi-IN"/>
+                <w14:ligatures w14:val="none"/>
+              </w:rPr>
+              <w:t>Illustration Platform &amp; Graphics Rendering</w:t>
+            </w:r>
+          </w:p>
+        </w:tc>
+        <w:tc>
+          <w:tcPr>
+            <w:tcW w:w="0" w:type="auto"/>
+            <w:tcBorders>
+              <w:top w:val="single" w:sz="6" w:space="0" w:color="E6E6E6"/>
+              <w:left w:val="single" w:sz="6" w:space="0" w:color="E6E6E6"/>
+              <w:bottom w:val="single" w:sz="6" w:space="0" w:color="E6E6E6"/>
+              <w:right w:val="single" w:sz="6" w:space="0" w:color="E6E6E6"/>
+            </w:tcBorders>
+            <w:vAlign w:val="center"/>
+            <w:hideMark/>
+          </w:tcPr>
+          <w:p>
+            <w:pPr>
+              <w:spacing w:after="0" w:line="240" w:lineRule="auto"/>
+              <w:rPr>
+                <w:rFonts w:ascii="Times New Roman" w:eastAsia="Times New Roman" w:hAnsi="Times New Roman" w:cs="Times New Roman"/>
+                <w:kern w:val="0"/>
+                <w:lang w:bidi="hi-IN"/>
+                <w14:ligatures w14:val="none"/>
+              </w:rPr>
+            </w:pPr>
+            <w:r>
+              <w:rPr>
+                <w:rFonts w:ascii="Times New Roman" w:eastAsia="Times New Roman" w:hAnsi="Times New Roman" w:cs="Times New Roman"/>
+                <w:kern w:val="0"/>
+                <w:lang w:bidi="hi-IN"/>
+                <w14:ligatures w14:val="none"/>
+              </w:rPr>
+              <w:t>Excellent</w:t>
+            </w:r>
+          </w:p>
+        </w:tc>
+        <w:tc>
+          <w:tcPr>
+            <w:tcW w:w="0" w:type="auto"/>
+            <w:tcBorders>
+              <w:top w:val="single" w:sz="6" w:space="0" w:color="E6E6E6"/>
+              <w:left w:val="single" w:sz="6" w:space="0" w:color="E6E6E6"/>
+              <w:bottom w:val="single" w:sz="6" w:space="0" w:color="E6E6E6"/>
+              <w:right w:val="single" w:sz="6" w:space="0" w:color="E6E6E6"/>
+            </w:tcBorders>
+            <w:vAlign w:val="center"/>
+            <w:hideMark/>
+          </w:tcPr>
+          <w:p>
+            <w:pPr>
+              <w:spacing w:after="0" w:line="240" w:lineRule="auto"/>
+              <w:rPr>
+                <w:rFonts w:ascii="Times New Roman" w:eastAsia="Times New Roman" w:hAnsi="Times New Roman" w:cs="Times New Roman"/>
+                <w:kern w:val="0"/>
+                <w:lang w:bidi="hi-IN"/>
+                <w14:ligatures w14:val="none"/>
+              </w:rPr>
+            </w:pPr>
+            <w:r>
+              <w:rPr>
+                <w:rFonts w:ascii="Times New Roman" w:eastAsia="Times New Roman" w:hAnsi="Times New Roman" w:cs="Times New Roman"/>
+                <w:kern w:val="0"/>
+                <w:lang w:bidi="hi-IN"/>
+                <w14:ligatures w14:val="none"/>
+              </w:rPr>
+              <w:t>Good</w:t>
+            </w:r>
+          </w:p>
+        </w:tc>
+        <w:tc>
+          <w:tcPr>
+            <w:tcW w:w="0" w:type="auto"/>
+            <w:tcBorders>
+              <w:top w:val="single" w:sz="6" w:space="0" w:color="E6E6E6"/>
+              <w:left w:val="single" w:sz="6" w:space="0" w:color="E6E6E6"/>
+              <w:bottom w:val="single" w:sz="6" w:space="0" w:color="E6E6E6"/>
+              <w:right w:val="single" w:sz="6" w:space="0" w:color="E6E6E6"/>
+            </w:tcBorders>
+            <w:vAlign w:val="center"/>
+            <w:hideMark/>
+          </w:tcPr>
+          <w:p>
+            <w:pPr>
+              <w:spacing w:after="0" w:line="240" w:lineRule="auto"/>
+              <w:rPr>
+                <w:rFonts w:ascii="Times New Roman" w:eastAsia="Times New Roman" w:hAnsi="Times New Roman" w:cs="Times New Roman"/>
+                <w:kern w:val="0"/>
+                <w:lang w:bidi="hi-IN"/>
+                <w14:ligatures w14:val="none"/>
+              </w:rPr>
+            </w:pPr>
+            <w:r>
+              <w:rPr>
+                <w:rFonts w:ascii="Times New Roman" w:eastAsia="Times New Roman" w:hAnsi="Times New Roman" w:cs="Times New Roman"/>
+                <w:kern w:val="0"/>
+                <w:lang w:bidi="hi-IN"/>
+                <w14:ligatures w14:val="none"/>
+              </w:rPr>
+              <w:t>Moderate</w:t>
+            </w:r>
+          </w:p>
+        </w:tc>
+      </w:tr>
+      <w:tr>
+        <w:trPr>
+          <w:tblCellSpacing w:w="15" w:type="dxa"/>
+        </w:trPr>
+        <w:tc>
+          <w:tcPr>
+            <w:tcW w:w="0" w:type="auto"/>
+            <w:tcBorders>
+              <w:top w:val="single" w:sz="6" w:space="0" w:color="E6E6E6"/>
+              <w:left w:val="single" w:sz="6" w:space="0" w:color="E6E6E6"/>
+              <w:bottom w:val="single" w:sz="6" w:space="0" w:color="E6E6E6"/>
+              <w:right w:val="single" w:sz="6" w:space="0" w:color="E6E6E6"/>
+            </w:tcBorders>
+            <w:vAlign w:val="center"/>
+            <w:hideMark/>
+          </w:tcPr>
+          <w:p>
+            <w:pPr>
+              <w:spacing w:after="0" w:line="240" w:lineRule="auto"/>
+              <w:rPr>
+                <w:rFonts w:ascii="Times New Roman" w:eastAsia="Times New Roman" w:hAnsi="Times New Roman" w:cs="Times New Roman"/>
+                <w:kern w:val="0"/>
+                <w:lang w:bidi="hi-IN"/>
+                <w14:ligatures w14:val="none"/>
+              </w:rPr>
+            </w:pPr>
+            <w:r>
+              <w:rPr>
+                <w:rFonts w:ascii="Times New Roman" w:eastAsia="Times New Roman" w:hAnsi="Times New Roman" w:cs="Times New Roman"/>
+                <w:kern w:val="0"/>
+                <w:lang w:bidi="hi-IN"/>
+                <w14:ligatures w14:val="none"/>
+              </w:rPr>
+              <w:t>IPC Synchronization</w:t>
+            </w:r>
+          </w:p>
+        </w:tc>
+        <w:tc>
+          <w:tcPr>
+            <w:tcW w:w="0" w:type="auto"/>
+            <w:tcBorders>
+              <w:top w:val="single" w:sz="6" w:space="0" w:color="E6E6E6"/>
+              <w:left w:val="single" w:sz="6" w:space="0" w:color="E6E6E6"/>
+              <w:bottom w:val="single" w:sz="6" w:space="0" w:color="E6E6E6"/>
+              <w:right w:val="single" w:sz="6" w:space="0" w:color="E6E6E6"/>
+            </w:tcBorders>
+            <w:vAlign w:val="center"/>
+            <w:hideMark/>
+          </w:tcPr>
+          <w:p>
+            <w:pPr>
+              <w:spacing w:after="0" w:line="240" w:lineRule="auto"/>
+              <w:rPr>
+                <w:rFonts w:ascii="Times New Roman" w:eastAsia="Times New Roman" w:hAnsi="Times New Roman" w:cs="Times New Roman"/>
+                <w:kern w:val="0"/>
+                <w:lang w:bidi="hi-IN"/>
+                <w14:ligatures w14:val="none"/>
+              </w:rPr>
+            </w:pPr>
+            <w:r>
+              <w:rPr>
+                <w:rFonts w:ascii="Times New Roman" w:eastAsia="Times New Roman" w:hAnsi="Times New Roman" w:cs="Times New Roman"/>
+                <w:kern w:val="0"/>
+                <w:lang w:bidi="hi-IN"/>
+                <w14:ligatures w14:val="none"/>
+              </w:rPr>
+              <w:t>Excellent</w:t>
+            </w:r>
+          </w:p>
+        </w:tc>
+        <w:tc>
+          <w:tcPr>
+            <w:tcW w:w="0" w:type="auto"/>
+            <w:tcBorders>
+              <w:top w:val="single" w:sz="6" w:space="0" w:color="E6E6E6"/>
+              <w:left w:val="single" w:sz="6" w:space="0" w:color="E6E6E6"/>
+              <w:bottom w:val="single" w:sz="6" w:space="0" w:color="E6E6E6"/>
+              <w:right w:val="single" w:sz="6" w:space="0" w:color="E6E6E6"/>
+            </w:tcBorders>
+            <w:vAlign w:val="center"/>
+            <w:hideMark/>
+          </w:tcPr>
+          <w:p>
+            <w:pPr>
+              <w:spacing w:after="0" w:line="240" w:lineRule="auto"/>
+              <w:rPr>
+                <w:rFonts w:ascii="Times New Roman" w:eastAsia="Times New Roman" w:hAnsi="Times New Roman" w:cs="Times New Roman"/>
+                <w:kern w:val="0"/>
+                <w:lang w:bidi="hi-IN"/>
+                <w14:ligatures w14:val="none"/>
+              </w:rPr>
+            </w:pPr>
+            <w:r>
+              <w:rPr>
+                <w:rFonts w:ascii="Times New Roman" w:eastAsia="Times New Roman" w:hAnsi="Times New Roman" w:cs="Times New Roman"/>
+                <w:kern w:val="0"/>
+                <w:lang w:bidi="hi-IN"/>
+                <w14:ligatures w14:val="none"/>
+              </w:rPr>
+              <w:t>Good</w:t>
+            </w:r>
+          </w:p>
+        </w:tc>
+        <w:tc>
+          <w:tcPr>
+            <w:tcW w:w="0" w:type="auto"/>
+            <w:tcBorders>
+              <w:top w:val="single" w:sz="6" w:space="0" w:color="E6E6E6"/>
+              <w:left w:val="single" w:sz="6" w:space="0" w:color="E6E6E6"/>
+              <w:bottom w:val="single" w:sz="6" w:space="0" w:color="E6E6E6"/>
+              <w:right w:val="single" w:sz="6" w:space="0" w:color="E6E6E6"/>
+            </w:tcBorders>
+            <w:vAlign w:val="center"/>
+            <w:hideMark/>
+          </w:tcPr>
+          <w:p>
+            <w:pPr>
+              <w:spacing w:after="0" w:line="240" w:lineRule="auto"/>
+              <w:rPr>
+                <w:rFonts w:ascii="Times New Roman" w:eastAsia="Times New Roman" w:hAnsi="Times New Roman" w:cs="Times New Roman"/>
+                <w:kern w:val="0"/>
+                <w:lang w:bidi="hi-IN"/>
+                <w14:ligatures w14:val="none"/>
+              </w:rPr>
+            </w:pPr>
+            <w:r>
+              <w:rPr>
+                <w:rFonts w:ascii="Times New Roman" w:eastAsia="Times New Roman" w:hAnsi="Times New Roman" w:cs="Times New Roman"/>
+                <w:kern w:val="0"/>
+                <w:lang w:bidi="hi-IN"/>
+                <w14:ligatures w14:val="none"/>
+              </w:rPr>
+              <w:t>Moderate</w:t>
+            </w:r>
+          </w:p>
+        </w:tc>
+      </w:tr>
+      <w:tr>
+        <w:trPr>
+          <w:tblCellSpacing w:w="15" w:type="dxa"/>
+        </w:trPr>
+        <w:tc>
+          <w:tcPr>
+            <w:tcW w:w="0" w:type="auto"/>
+            <w:tcBorders>
+              <w:top w:val="single" w:sz="6" w:space="0" w:color="E6E6E6"/>
+              <w:left w:val="single" w:sz="6" w:space="0" w:color="E6E6E6"/>
+              <w:bottom w:val="single" w:sz="6" w:space="0" w:color="E6E6E6"/>
+              <w:right w:val="single" w:sz="6" w:space="0" w:color="E6E6E6"/>
+            </w:tcBorders>
+            <w:vAlign w:val="center"/>
+            <w:hideMark/>
+          </w:tcPr>
+          <w:p>
+            <w:pPr>
+              <w:spacing w:after="0" w:line="240" w:lineRule="auto"/>
+              <w:rPr>
+                <w:rFonts w:ascii="Times New Roman" w:eastAsia="Times New Roman" w:hAnsi="Times New Roman" w:cs="Times New Roman"/>
+                <w:kern w:val="0"/>
+                <w:lang w:bidi="hi-IN"/>
+                <w14:ligatures w14:val="none"/>
+              </w:rPr>
+            </w:pPr>
+            <w:r>
+              <w:rPr>
+                <w:rFonts w:ascii="Times New Roman" w:eastAsia="Times New Roman" w:hAnsi="Times New Roman" w:cs="Times New Roman"/>
+                <w:kern w:val="0"/>
+                <w:lang w:bidi="hi-IN"/>
+                <w14:ligatures w14:val="none"/>
+              </w:rPr>
+              <w:t>Content Navigation &amp; Reference Resolution</w:t>
+            </w:r>
+          </w:p>
+        </w:tc>
+        <w:tc>
+          <w:tcPr>
+            <w:tcW w:w="0" w:type="auto"/>
+            <w:tcBorders>
+              <w:top w:val="single" w:sz="6" w:space="0" w:color="E6E6E6"/>
+              <w:left w:val="single" w:sz="6" w:space="0" w:color="E6E6E6"/>
+              <w:bottom w:val="single" w:sz="6" w:space="0" w:color="E6E6E6"/>
+              <w:right w:val="single" w:sz="6" w:space="0" w:color="E6E6E6"/>
+            </w:tcBorders>
+            <w:vAlign w:val="center"/>
+            <w:hideMark/>
+          </w:tcPr>
+          <w:p>
+            <w:pPr>
+              <w:spacing w:after="0" w:line="240" w:lineRule="auto"/>
+              <w:rPr>
+                <w:rFonts w:ascii="Times New Roman" w:eastAsia="Times New Roman" w:hAnsi="Times New Roman" w:cs="Times New Roman"/>
+                <w:kern w:val="0"/>
+                <w:lang w:bidi="hi-IN"/>
+                <w14:ligatures w14:val="none"/>
+              </w:rPr>
+            </w:pPr>
+            <w:r>
+              <w:rPr>
+                <w:rFonts w:ascii="Times New Roman" w:eastAsia="Times New Roman" w:hAnsi="Times New Roman" w:cs="Times New Roman"/>
+                <w:kern w:val="0"/>
+                <w:lang w:bidi="hi-IN"/>
+                <w14:ligatures w14:val="none"/>
+              </w:rPr>
+              <w:t>Excellent</w:t>
+            </w:r>
+          </w:p>
+        </w:tc>
+        <w:tc>
+          <w:tcPr>
+            <w:tcW w:w="0" w:type="auto"/>
+            <w:tcBorders>
+              <w:top w:val="single" w:sz="6" w:space="0" w:color="E6E6E6"/>
+              <w:left w:val="single" w:sz="6" w:space="0" w:color="E6E6E6"/>
+              <w:bottom w:val="single" w:sz="6" w:space="0" w:color="E6E6E6"/>
+              <w:right w:val="single" w:sz="6" w:space="0" w:color="E6E6E6"/>
+            </w:tcBorders>
+            <w:vAlign w:val="center"/>
+            <w:hideMark/>
+          </w:tcPr>
+          <w:p>
+            <w:pPr>
+              <w:spacing w:after="0" w:line="240" w:lineRule="auto"/>
+              <w:rPr>
+                <w:rFonts w:ascii="Times New Roman" w:eastAsia="Times New Roman" w:hAnsi="Times New Roman" w:cs="Times New Roman"/>
+                <w:kern w:val="0"/>
+                <w:lang w:bidi="hi-IN"/>
+                <w14:ligatures w14:val="none"/>
+              </w:rPr>
+            </w:pPr>
+            <w:r>
+              <w:rPr>
+                <w:rFonts w:ascii="Times New Roman" w:eastAsia="Times New Roman" w:hAnsi="Times New Roman" w:cs="Times New Roman"/>
+                <w:kern w:val="0"/>
+                <w:lang w:bidi="hi-IN"/>
+                <w14:ligatures w14:val="none"/>
+              </w:rPr>
+              <w:t>Good</w:t>
+            </w:r>
+          </w:p>
+        </w:tc>
+        <w:tc>
+          <w:tcPr>
+            <w:tcW w:w="0" w:type="auto"/>
+            <w:tcBorders>
+              <w:top w:val="single" w:sz="6" w:space="0" w:color="E6E6E6"/>
+              <w:left w:val="single" w:sz="6" w:space="0" w:color="E6E6E6"/>
+              <w:bottom w:val="single" w:sz="6" w:space="0" w:color="E6E6E6"/>
+              <w:right w:val="single" w:sz="6" w:space="0" w:color="E6E6E6"/>
+            </w:tcBorders>
+            <w:vAlign w:val="center"/>
+            <w:hideMark/>
+          </w:tcPr>
+          <w:p>
+            <w:pPr>
+              <w:spacing w:after="0" w:line="240" w:lineRule="auto"/>
+              <w:rPr>
+                <w:rFonts w:ascii="Times New Roman" w:eastAsia="Times New Roman" w:hAnsi="Times New Roman" w:cs="Times New Roman"/>
+                <w:kern w:val="0"/>
+                <w:lang w:bidi="hi-IN"/>
+                <w14:ligatures w14:val="none"/>
+              </w:rPr>
+            </w:pPr>
+            <w:r>
+              <w:rPr>
+                <w:rFonts w:ascii="Times New Roman" w:eastAsia="Times New Roman" w:hAnsi="Times New Roman" w:cs="Times New Roman"/>
+                <w:kern w:val="0"/>
+                <w:lang w:bidi="hi-IN"/>
+                <w14:ligatures w14:val="none"/>
+              </w:rPr>
+              <w:t>Moderate</w:t>
+            </w:r>
+          </w:p>
+        </w:tc>
+      </w:tr>
+      <w:tr>
+        <w:trPr>
+          <w:tblCellSpacing w:w="15" w:type="dxa"/>
+        </w:trPr>
+        <w:tc>
+          <w:tcPr>
+            <w:tcW w:w="0" w:type="auto"/>
+            <w:tcBorders>
+              <w:top w:val="single" w:sz="6" w:space="0" w:color="E6E6E6"/>
+              <w:left w:val="single" w:sz="6" w:space="0" w:color="E6E6E6"/>
+              <w:bottom w:val="single" w:sz="6" w:space="0" w:color="E6E6E6"/>
+              <w:right w:val="single" w:sz="6" w:space="0" w:color="E6E6E6"/>
+            </w:tcBorders>
+            <w:vAlign w:val="center"/>
+            <w:hideMark/>
+          </w:tcPr>
+          <w:p>
+            <w:pPr>
+              <w:spacing w:after="0" w:line="240" w:lineRule="auto"/>
+              <w:rPr>
+                <w:rFonts w:ascii="Times New Roman" w:eastAsia="Times New Roman" w:hAnsi="Times New Roman" w:cs="Times New Roman"/>
+                <w:kern w:val="0"/>
+                <w:lang w:bidi="hi-IN"/>
+                <w14:ligatures w14:val="none"/>
+              </w:rPr>
+            </w:pPr>
+            <w:r>
+              <w:rPr>
+                <w:rFonts w:ascii="Times New Roman" w:eastAsia="Times New Roman" w:hAnsi="Times New Roman" w:cs="Times New Roman"/>
+                <w:kern w:val="0"/>
+                <w:lang w:bidi="hi-IN"/>
+                <w14:ligatures w14:val="none"/>
+              </w:rPr>
+              <w:t>Enterprise Distribution &amp; Governance</w:t>
+            </w:r>
+          </w:p>
+        </w:tc>
+        <w:tc>
+          <w:tcPr>
+            <w:tcW w:w="0" w:type="auto"/>
+            <w:tcBorders>
+              <w:top w:val="single" w:sz="6" w:space="0" w:color="E6E6E6"/>
+              <w:left w:val="single" w:sz="6" w:space="0" w:color="E6E6E6"/>
+              <w:bottom w:val="single" w:sz="6" w:space="0" w:color="E6E6E6"/>
+              <w:right w:val="single" w:sz="6" w:space="0" w:color="E6E6E6"/>
+            </w:tcBorders>
+            <w:vAlign w:val="center"/>
+            <w:hideMark/>
+          </w:tcPr>
+          <w:p>
+            <w:pPr>
+              <w:spacing w:after="0" w:line="240" w:lineRule="auto"/>
+              <w:rPr>
+                <w:rFonts w:ascii="Times New Roman" w:eastAsia="Times New Roman" w:hAnsi="Times New Roman" w:cs="Times New Roman"/>
+                <w:kern w:val="0"/>
+                <w:lang w:bidi="hi-IN"/>
+                <w14:ligatures w14:val="none"/>
+              </w:rPr>
+            </w:pPr>
+            <w:r>
+              <w:rPr>
+                <w:rFonts w:ascii="Times New Roman" w:eastAsia="Times New Roman" w:hAnsi="Times New Roman" w:cs="Times New Roman"/>
+                <w:kern w:val="0"/>
+                <w:lang w:bidi="hi-IN"/>
+                <w14:ligatures w14:val="none"/>
+              </w:rPr>
+              <w:t>Excellent</w:t>
+            </w:r>
+          </w:p>
+        </w:tc>
+        <w:tc>
+          <w:tcPr>
+            <w:tcW w:w="0" w:type="auto"/>
+            <w:tcBorders>
+              <w:top w:val="single" w:sz="6" w:space="0" w:color="E6E6E6"/>
+              <w:left w:val="single" w:sz="6" w:space="0" w:color="E6E6E6"/>
+              <w:bottom w:val="single" w:sz="6" w:space="0" w:color="E6E6E6"/>
+              <w:right w:val="single" w:sz="6" w:space="0" w:color="E6E6E6"/>
+            </w:tcBorders>
+            <w:vAlign w:val="center"/>
+            <w:hideMark/>
+          </w:tcPr>
+          <w:p>
+            <w:pPr>
+              <w:spacing w:after="0" w:line="240" w:lineRule="auto"/>
+              <w:rPr>
+                <w:rFonts w:ascii="Times New Roman" w:eastAsia="Times New Roman" w:hAnsi="Times New Roman" w:cs="Times New Roman"/>
+                <w:kern w:val="0"/>
+                <w:lang w:bidi="hi-IN"/>
+                <w14:ligatures w14:val="none"/>
+              </w:rPr>
+            </w:pPr>
+            <w:r>
+              <w:rPr>
+                <w:rFonts w:ascii="Times New Roman" w:eastAsia="Times New Roman" w:hAnsi="Times New Roman" w:cs="Times New Roman"/>
+                <w:kern w:val="0"/>
+                <w:lang w:bidi="hi-IN"/>
+                <w14:ligatures w14:val="none"/>
+              </w:rPr>
+              <w:t>Good</w:t>
+            </w:r>
+          </w:p>
+        </w:tc>
+        <w:tc>
+          <w:tcPr>
+            <w:tcW w:w="0" w:type="auto"/>
+            <w:tcBorders>
+              <w:top w:val="single" w:sz="6" w:space="0" w:color="E6E6E6"/>
+              <w:left w:val="single" w:sz="6" w:space="0" w:color="E6E6E6"/>
+              <w:bottom w:val="single" w:sz="6" w:space="0" w:color="E6E6E6"/>
+              <w:right w:val="single" w:sz="6" w:space="0" w:color="E6E6E6"/>
+            </w:tcBorders>
+            <w:vAlign w:val="center"/>
+            <w:hideMark/>
+          </w:tcPr>
+          <w:p>
+            <w:pPr>
+              <w:spacing w:after="0" w:line="240" w:lineRule="auto"/>
+              <w:rPr>
+                <w:rFonts w:ascii="Times New Roman" w:eastAsia="Times New Roman" w:hAnsi="Times New Roman" w:cs="Times New Roman"/>
+                <w:kern w:val="0"/>
+                <w:lang w:bidi="hi-IN"/>
+                <w14:ligatures w14:val="none"/>
+              </w:rPr>
+            </w:pPr>
+            <w:r>
+              <w:rPr>
+                <w:rFonts w:ascii="Times New Roman" w:eastAsia="Times New Roman" w:hAnsi="Times New Roman" w:cs="Times New Roman"/>
+                <w:kern w:val="0"/>
+                <w:lang w:bidi="hi-IN"/>
+                <w14:ligatures w14:val="none"/>
+              </w:rPr>
+              <w:t>Moderate</w:t>
+            </w:r>
+          </w:p>
+        </w:tc>
+      </w:tr>
+      <w:tr>
+        <w:trPr>
+          <w:tblCellSpacing w:w="15" w:type="dxa"/>
+        </w:trPr>
+        <w:tc>
+          <w:tcPr>
+            <w:tcW w:w="0" w:type="auto"/>
+            <w:tcBorders>
+              <w:top w:val="single" w:sz="6" w:space="0" w:color="E6E6E6"/>
+              <w:left w:val="single" w:sz="6" w:space="0" w:color="E6E6E6"/>
+              <w:bottom w:val="single" w:sz="6" w:space="0" w:color="E6E6E6"/>
+              <w:right w:val="single" w:sz="6" w:space="0" w:color="E6E6E6"/>
+            </w:tcBorders>
+            <w:vAlign w:val="center"/>
+            <w:hideMark/>
+          </w:tcPr>
+          <w:p>
+            <w:pPr>
+              <w:spacing w:after="0" w:line="240" w:lineRule="auto"/>
+              <w:rPr>
+                <w:rFonts w:ascii="Times New Roman" w:eastAsia="Times New Roman" w:hAnsi="Times New Roman" w:cs="Times New Roman"/>
+                <w:kern w:val="0"/>
+                <w:lang w:bidi="hi-IN"/>
+                <w14:ligatures w14:val="none"/>
+              </w:rPr>
+            </w:pPr>
+            <w:r>
+              <w:rPr>
+                <w:rFonts w:ascii="Times New Roman" w:eastAsia="Times New Roman" w:hAnsi="Times New Roman" w:cs="Times New Roman"/>
+                <w:kern w:val="0"/>
+                <w:lang w:bidi="hi-IN"/>
+                <w14:ligatures w14:val="none"/>
+              </w:rPr>
+              <w:t>Platform Neutral Requirements</w:t>
+            </w:r>
+          </w:p>
+        </w:tc>
+        <w:tc>
+          <w:tcPr>
+            <w:tcW w:w="0" w:type="auto"/>
+            <w:tcBorders>
+              <w:top w:val="single" w:sz="6" w:space="0" w:color="E6E6E6"/>
+              <w:left w:val="single" w:sz="6" w:space="0" w:color="E6E6E6"/>
+              <w:bottom w:val="single" w:sz="6" w:space="0" w:color="E6E6E6"/>
+              <w:right w:val="single" w:sz="6" w:space="0" w:color="E6E6E6"/>
+            </w:tcBorders>
+            <w:vAlign w:val="center"/>
+            <w:hideMark/>
+          </w:tcPr>
+          <w:p>
+            <w:pPr>
+              <w:spacing w:after="0" w:line="240" w:lineRule="auto"/>
+              <w:rPr>
+                <w:rFonts w:ascii="Times New Roman" w:eastAsia="Times New Roman" w:hAnsi="Times New Roman" w:cs="Times New Roman"/>
+                <w:kern w:val="0"/>
+                <w:lang w:bidi="hi-IN"/>
+                <w14:ligatures w14:val="none"/>
+              </w:rPr>
+            </w:pPr>
+            <w:r>
+              <w:rPr>
+                <w:rFonts w:ascii="Times New Roman" w:eastAsia="Times New Roman" w:hAnsi="Times New Roman" w:cs="Times New Roman"/>
+                <w:kern w:val="0"/>
+                <w:lang w:bidi="hi-IN"/>
+                <w14:ligatures w14:val="none"/>
+              </w:rPr>
+              <w:t>Excellent</w:t>
+            </w:r>
+          </w:p>
+        </w:tc>
+        <w:tc>
+          <w:tcPr>
+            <w:tcW w:w="0" w:type="auto"/>
+            <w:tcBorders>
+              <w:top w:val="single" w:sz="6" w:space="0" w:color="E6E6E6"/>
+              <w:left w:val="single" w:sz="6" w:space="0" w:color="E6E6E6"/>
+              <w:bottom w:val="single" w:sz="6" w:space="0" w:color="E6E6E6"/>
+              <w:right w:val="single" w:sz="6" w:space="0" w:color="E6E6E6"/>
+            </w:tcBorders>
+            <w:vAlign w:val="center"/>
+            <w:hideMark/>
+          </w:tcPr>
+          <w:p>
+            <w:pPr>
+              <w:spacing w:after="0" w:line="240" w:lineRule="auto"/>
+              <w:rPr>
+                <w:rFonts w:ascii="Times New Roman" w:eastAsia="Times New Roman" w:hAnsi="Times New Roman" w:cs="Times New Roman"/>
+                <w:kern w:val="0"/>
+                <w:lang w:bidi="hi-IN"/>
+                <w14:ligatures w14:val="none"/>
+              </w:rPr>
+            </w:pPr>
+            <w:r>
+              <w:rPr>
+                <w:rFonts w:ascii="Times New Roman" w:eastAsia="Times New Roman" w:hAnsi="Times New Roman" w:cs="Times New Roman"/>
+                <w:kern w:val="0"/>
+                <w:lang w:bidi="hi-IN"/>
+                <w14:ligatures w14:val="none"/>
+              </w:rPr>
+              <w:t>Excellent</w:t>
+            </w:r>
+          </w:p>
+        </w:tc>
+        <w:tc>
+          <w:tcPr>
+            <w:tcW w:w="0" w:type="auto"/>
+            <w:tcBorders>
+              <w:top w:val="single" w:sz="6" w:space="0" w:color="E6E6E6"/>
+              <w:left w:val="single" w:sz="6" w:space="0" w:color="E6E6E6"/>
+              <w:bottom w:val="single" w:sz="6" w:space="0" w:color="E6E6E6"/>
+              <w:right w:val="single" w:sz="6" w:space="0" w:color="E6E6E6"/>
+            </w:tcBorders>
+            <w:vAlign w:val="center"/>
+            <w:hideMark/>
+          </w:tcPr>
+          <w:p>
+            <w:pPr>
+              <w:spacing w:after="0" w:line="240" w:lineRule="auto"/>
+              <w:rPr>
+                <w:rFonts w:ascii="Times New Roman" w:eastAsia="Times New Roman" w:hAnsi="Times New Roman" w:cs="Times New Roman"/>
+                <w:kern w:val="0"/>
+                <w:lang w:bidi="hi-IN"/>
+                <w14:ligatures w14:val="none"/>
+              </w:rPr>
+            </w:pPr>
+            <w:r>
+              <w:rPr>
+                <w:rFonts w:ascii="Times New Roman" w:eastAsia="Times New Roman" w:hAnsi="Times New Roman" w:cs="Times New Roman"/>
+                <w:kern w:val="0"/>
+                <w:lang w:bidi="hi-IN"/>
+                <w14:ligatures w14:val="none"/>
+              </w:rPr>
+              <w:t>Excellent</w:t>
+            </w:r>
+          </w:p>
+        </w:tc>
+      </w:tr>
+      <w:tr>
+        <w:trPr>
+          <w:tblCellSpacing w:w="15" w:type="dxa"/>
+        </w:trPr>
+        <w:tc>
+          <w:tcPr>
+            <w:tcW w:w="0" w:type="auto"/>
+            <w:tcBorders>
+              <w:top w:val="single" w:sz="6" w:space="0" w:color="E6E6E6"/>
+              <w:left w:val="single" w:sz="6" w:space="0" w:color="E6E6E6"/>
+              <w:bottom w:val="single" w:sz="6" w:space="0" w:color="E6E6E6"/>
+              <w:right w:val="single" w:sz="6" w:space="0" w:color="E6E6E6"/>
+            </w:tcBorders>
+            <w:vAlign w:val="center"/>
+            <w:hideMark/>
+          </w:tcPr>
+          <w:p>
+            <w:pPr>
+              <w:spacing w:after="0" w:line="240" w:lineRule="auto"/>
+              <w:rPr>
+                <w:rFonts w:ascii="Times New Roman" w:eastAsia="Times New Roman" w:hAnsi="Times New Roman" w:cs="Times New Roman"/>
+                <w:kern w:val="0"/>
+                <w:lang w:bidi="hi-IN"/>
+                <w14:ligatures w14:val="none"/>
+              </w:rPr>
+            </w:pPr>
+            <w:r>
+              <w:rPr>
+                <w:rFonts w:ascii="Times New Roman" w:eastAsia="Times New Roman" w:hAnsi="Times New Roman" w:cs="Times New Roman"/>
+                <w:kern w:val="0"/>
+                <w:lang w:bidi="hi-IN"/>
+                <w14:ligatures w14:val="none"/>
+              </w:rPr>
+              <w:t>Cross Platform Delivery</w:t>
+            </w:r>
+          </w:p>
+        </w:tc>
+        <w:tc>
+          <w:tcPr>
+            <w:tcW w:w="0" w:type="auto"/>
+            <w:tcBorders>
+              <w:top w:val="single" w:sz="6" w:space="0" w:color="E6E6E6"/>
+              <w:left w:val="single" w:sz="6" w:space="0" w:color="E6E6E6"/>
+              <w:bottom w:val="single" w:sz="6" w:space="0" w:color="E6E6E6"/>
+              <w:right w:val="single" w:sz="6" w:space="0" w:color="E6E6E6"/>
+            </w:tcBorders>
+            <w:vAlign w:val="center"/>
+            <w:hideMark/>
+          </w:tcPr>
+          <w:p>
+            <w:pPr>
+              <w:spacing w:after="0" w:line="240" w:lineRule="auto"/>
+              <w:rPr>
+                <w:rFonts w:ascii="Times New Roman" w:eastAsia="Times New Roman" w:hAnsi="Times New Roman" w:cs="Times New Roman"/>
+                <w:kern w:val="0"/>
+                <w:lang w:bidi="hi-IN"/>
+                <w14:ligatures w14:val="none"/>
+              </w:rPr>
+            </w:pPr>
+            <w:r>
+              <w:rPr>
+                <w:rFonts w:ascii="Times New Roman" w:eastAsia="Times New Roman" w:hAnsi="Times New Roman" w:cs="Times New Roman"/>
+                <w:kern w:val="0"/>
+                <w:lang w:bidi="hi-IN"/>
+                <w14:ligatures w14:val="none"/>
+              </w:rPr>
+              <w:t>Limited</w:t>
+            </w:r>
+          </w:p>
+        </w:tc>
+        <w:tc>
+          <w:tcPr>
+            <w:tcW w:w="0" w:type="auto"/>
+            <w:tcBorders>
+              <w:top w:val="single" w:sz="6" w:space="0" w:color="E6E6E6"/>
+              <w:left w:val="single" w:sz="6" w:space="0" w:color="E6E6E6"/>
+              <w:bottom w:val="single" w:sz="6" w:space="0" w:color="E6E6E6"/>
+              <w:right w:val="single" w:sz="6" w:space="0" w:color="E6E6E6"/>
+            </w:tcBorders>
+            <w:vAlign w:val="center"/>
+            <w:hideMark/>
+          </w:tcPr>
+          <w:p>
+            <w:pPr>
+              <w:spacing w:after="0" w:line="240" w:lineRule="auto"/>
+              <w:rPr>
+                <w:rFonts w:ascii="Times New Roman" w:eastAsia="Times New Roman" w:hAnsi="Times New Roman" w:cs="Times New Roman"/>
+                <w:kern w:val="0"/>
+                <w:lang w:bidi="hi-IN"/>
+                <w14:ligatures w14:val="none"/>
+              </w:rPr>
+            </w:pPr>
+            <w:r>
+              <w:rPr>
+                <w:rFonts w:ascii="Times New Roman" w:eastAsia="Times New Roman" w:hAnsi="Times New Roman" w:cs="Times New Roman"/>
+                <w:kern w:val="0"/>
+                <w:lang w:bidi="hi-IN"/>
+                <w14:ligatures w14:val="none"/>
+              </w:rPr>
+              <w:t>Excellent</w:t>
+            </w:r>
+          </w:p>
+        </w:tc>
+        <w:tc>
+          <w:tcPr>
+            <w:tcW w:w="0" w:type="auto"/>
+            <w:tcBorders>
+              <w:top w:val="single" w:sz="6" w:space="0" w:color="E6E6E6"/>
+              <w:left w:val="single" w:sz="6" w:space="0" w:color="E6E6E6"/>
+              <w:bottom w:val="single" w:sz="6" w:space="0" w:color="E6E6E6"/>
+              <w:right w:val="single" w:sz="6" w:space="0" w:color="E6E6E6"/>
+            </w:tcBorders>
+            <w:vAlign w:val="center"/>
+            <w:hideMark/>
+          </w:tcPr>
+          <w:p>
+            <w:pPr>
+              <w:spacing w:after="0" w:line="240" w:lineRule="auto"/>
+              <w:rPr>
+                <w:rFonts w:ascii="Times New Roman" w:eastAsia="Times New Roman" w:hAnsi="Times New Roman" w:cs="Times New Roman"/>
+                <w:kern w:val="0"/>
+                <w:lang w:bidi="hi-IN"/>
+                <w14:ligatures w14:val="none"/>
+              </w:rPr>
+            </w:pPr>
+            <w:r>
+              <w:rPr>
+                <w:rFonts w:ascii="Times New Roman" w:eastAsia="Times New Roman" w:hAnsi="Times New Roman" w:cs="Times New Roman"/>
+                <w:kern w:val="0"/>
+                <w:lang w:bidi="hi-IN"/>
+                <w14:ligatures w14:val="none"/>
+              </w:rPr>
+              <w:t>Excellent</w:t>
+            </w:r>
+          </w:p>
+        </w:tc>
+      </w:tr>
+    </w:tbl>
+    <w:p>
+      <w:pPr>
+        <w:spacing w:after="0" w:line="300" w:lineRule="atLeast"/>
+        <w:rPr>
+          <w:rFonts w:ascii="Segoe UI" w:eastAsia="Times New Roman" w:hAnsi="Segoe UI" w:cs="Segoe UI"/>
+          <w:kern w:val="0"/>
+          <w:sz w:val="21"/>
+          <w:szCs w:val="21"/>
+          <w:lang w:bidi="hi-IN"/>
+          <w14:ligatures w14:val="none"/>
+        </w:rPr>
+      </w:pPr>
+      <w:r>
+        <w:rPr>
+          <w:rFonts w:ascii="Segoe UI" w:eastAsia="Times New Roman" w:hAnsi="Segoe UI" w:cs="Segoe UI"/>
+          <w:noProof/>
+          <w:kern w:val="0"/>
+          <w:sz w:val="21"/>
+          <w:szCs w:val="21"/>
+          <w:lang w:bidi="hi-IN"/>
+        </w:rPr>
+        <w:pict w14:anchorId="45C771B0">
+          <v:rect id="_x0000_i1029" alt="" style="width:468pt;height:.05pt;mso-width-percent:0;mso-height-percent:0;mso-width-percent:0;mso-height-percent:0" o:hralign="center" o:hrstd="t" o:hr="t" fillcolor="#a0a0a0" stroked="f"/>
+        </w:pict>
+      </w:r>
+    </w:p>
+    <w:p>
+      <w:pPr>
+        <w:spacing w:before="100" w:beforeAutospacing="1" w:after="100" w:afterAutospacing="1" w:line="300" w:lineRule="atLeast"/>
+        <w:outlineLvl w:val="0"/>
+        <w:rPr>
+          <w:rFonts w:ascii="Segoe UI" w:eastAsia="Times New Roman" w:hAnsi="Segoe UI" w:cs="Segoe UI"/>
+          <w:b/>
+          <w:bCs/>
+          <w:kern w:val="36"/>
+          <w:sz w:val="48"/>
+          <w:szCs w:val="48"/>
+          <w:lang w:bidi="hi-IN"/>
+          <w14:ligatures w14:val="none"/>
+        </w:rPr>
+      </w:pPr>
+      <w:r>
+        <w:rPr>
+          <w:rFonts w:ascii="Segoe UI" w:eastAsia="Times New Roman" w:hAnsi="Segoe UI" w:cs="Segoe UI"/>
+          <w:b/>
+          <w:bCs/>
+          <w:kern w:val="36"/>
+          <w:sz w:val="48"/>
+          <w:szCs w:val="48"/>
+          <w:lang w:bidi="hi-IN"/>
+          <w14:ligatures w14:val="none"/>
+        </w:rPr>
+        <w:t>Slide 9</w:t>
+      </w:r>
+    </w:p>
+    <w:p>
+      <w:pPr>
+        <w:spacing w:before="100" w:beforeAutospacing="1" w:after="100" w:afterAutospacing="1" w:line="300" w:lineRule="atLeast"/>
+        <w:outlineLvl w:val="0"/>
+        <w:rPr>
+          <w:rFonts w:ascii="Segoe UI" w:eastAsia="Times New Roman" w:hAnsi="Segoe UI" w:cs="Segoe UI"/>
+          <w:b/>
+          <w:bCs/>
+          <w:kern w:val="36"/>
+          <w:sz w:val="48"/>
+          <w:szCs w:val="48"/>
+          <w:lang w:bidi="hi-IN"/>
+          <w14:ligatures w14:val="none"/>
+        </w:rPr>
+      </w:pPr>
+      <w:r>
+        <w:rPr>
+          <w:rFonts w:ascii="Segoe UI" w:eastAsia="Times New Roman" w:hAnsi="Segoe UI" w:cs="Segoe UI"/>
+          <w:b/>
+          <w:bCs/>
+          <w:kern w:val="36"/>
+          <w:sz w:val="48"/>
+          <w:szCs w:val="48"/>
+          <w:lang w:bidi="hi-IN"/>
+          <w14:ligatures w14:val="none"/>
+        </w:rPr>
+        <w:t>Overall Assessment</w:t>
+      </w:r>
+    </w:p>
+    <w:p>
+      <w:pPr>
+        <w:spacing w:before="100" w:beforeAutospacing="1" w:after="100" w:afterAutospacing="1" w:line="300" w:lineRule="atLeast"/>
+        <w:outlineLvl w:val="2"/>
+        <w:rPr>
+          <w:rFonts w:ascii="Segoe UI" w:eastAsia="Times New Roman" w:hAnsi="Segoe UI" w:cs="Segoe UI"/>
+          <w:b/>
+          <w:bCs/>
+          <w:kern w:val="0"/>
+          <w:sz w:val="27"/>
+          <w:szCs w:val="27"/>
+          <w:lang w:bidi="hi-IN"/>
+          <w14:ligatures w14:val="none"/>
+        </w:rPr>
+      </w:pPr>
+      <w:r>
+        <w:rPr>
+          <w:rFonts w:ascii="Segoe UI" w:eastAsia="Times New Roman" w:hAnsi="Segoe UI" w:cs="Segoe UI"/>
+          <w:b/>
+          <w:bCs/>
+          <w:kern w:val="0"/>
+          <w:sz w:val="27"/>
+          <w:szCs w:val="27"/>
+          <w:lang w:bidi="hi-IN"/>
+          <w14:ligatures w14:val="none"/>
+        </w:rPr>
+        <w:t>Native iOS (SwiftUI)</w:t>
+      </w:r>
+    </w:p>
+    <w:p>
+      <w:pPr>
+        <w:spacing w:before="100" w:beforeAutospacing="1" w:after="100" w:afterAutospacing="1" w:line="300" w:lineRule="atLeast"/>
+        <w:rPr>
+          <w:rFonts w:ascii="Segoe UI" w:eastAsia="Times New Roman" w:hAnsi="Segoe UI" w:cs="Segoe UI"/>
+          <w:kern w:val="0"/>
+          <w:sz w:val="21"/>
+          <w:szCs w:val="21"/>
+          <w:lang w:bidi="hi-IN"/>
+          <w14:ligatures w14:val="none"/>
+        </w:rPr>
+      </w:pPr>
+      <w:r>
+        <w:rPr>
+          <w:rFonts w:ascii="Segoe UI" w:eastAsia="Times New Roman" w:hAnsi="Segoe UI" w:cs="Segoe UI"/>
+          <w:b/>
+          <w:bCs/>
+          <w:kern w:val="0"/>
+          <w:sz w:val="21"/>
+          <w:szCs w:val="21"/>
+          <w:lang w:bidi="hi-IN"/>
+          <w14:ligatures w14:val="none"/>
+        </w:rPr>
+        <w:t>Overall Alignment: Excellent</w:t>
+      </w:r>
+    </w:p>
+    <w:p>
+      <w:pPr>
+        <w:spacing w:before="100" w:beforeAutospacing="1" w:after="100" w:afterAutospacing="1" w:line="300" w:lineRule="atLeast"/>
+        <w:rPr>
+          <w:rFonts w:ascii="Segoe UI" w:eastAsia="Times New Roman" w:hAnsi="Segoe UI" w:cs="Segoe UI"/>
+          <w:kern w:val="0"/>
+          <w:sz w:val="21"/>
+          <w:szCs w:val="21"/>
+          <w:lang w:bidi="hi-IN"/>
+          <w14:ligatures w14:val="none"/>
+        </w:rPr>
+      </w:pPr>
+      <w:r>
+        <w:rPr>
+          <w:rFonts w:ascii="Segoe UI" w:eastAsia="Times New Roman" w:hAnsi="Segoe UI" w:cs="Segoe UI"/>
+          <w:kern w:val="0"/>
+          <w:sz w:val="21"/>
+          <w:szCs w:val="21"/>
+          <w:lang w:bidi="hi-IN"/>
+          <w14:ligatures w14:val="none"/>
+        </w:rPr>
+        <w:t>Provides the strongest alignment with the highest-complexity areas of the AirNavX platform.</w:t>
+      </w:r>
+    </w:p>
+    <w:p>
+      <w:pPr>
+        <w:spacing w:before="100" w:beforeAutospacing="1" w:after="100" w:afterAutospacing="1" w:line="300" w:lineRule="atLeast"/>
+        <w:rPr>
+          <w:rFonts w:ascii="Segoe UI" w:eastAsia="Times New Roman" w:hAnsi="Segoe UI" w:cs="Segoe UI"/>
+          <w:kern w:val="0"/>
+          <w:sz w:val="21"/>
+          <w:szCs w:val="21"/>
+          <w:lang w:bidi="hi-IN"/>
+          <w14:ligatures w14:val="none"/>
+        </w:rPr>
+      </w:pPr>
+      <w:r>
+        <w:rPr>
+          <w:rFonts w:ascii="Segoe UI" w:eastAsia="Times New Roman" w:hAnsi="Segoe UI" w:cs="Segoe UI"/>
+          <w:kern w:val="0"/>
+          <w:sz w:val="21"/>
+          <w:szCs w:val="21"/>
+          <w:lang w:bidi="hi-IN"/>
+          <w14:ligatures w14:val="none"/>
+        </w:rPr>
+        <w:t>Particularly strong in:</w:t>
+      </w:r>
+    </w:p>
+    <w:p>
+      <w:pPr>
+        <w:numPr>
+          <w:ilvl w:val="0"/>
+          <w:numId w:val="21"/>
+        </w:numPr>
+        <w:spacing w:before="100" w:beforeAutospacing="1" w:after="100" w:afterAutospacing="1" w:line="300" w:lineRule="atLeast"/>
+        <w:rPr>
+          <w:rFonts w:ascii="Segoe UI" w:eastAsia="Times New Roman" w:hAnsi="Segoe UI" w:cs="Segoe UI"/>
+          <w:kern w:val="0"/>
+          <w:sz w:val="21"/>
+          <w:szCs w:val="21"/>
+          <w:lang w:bidi="hi-IN"/>
+          <w14:ligatures w14:val="none"/>
+        </w:rPr>
+      </w:pPr>
+      <w:r>
+        <w:rPr>
+          <w:rFonts w:ascii="Segoe UI" w:eastAsia="Times New Roman" w:hAnsi="Segoe UI" w:cs="Segoe UI"/>
+          <w:kern w:val="0"/>
+          <w:sz w:val="21"/>
+          <w:szCs w:val="21"/>
+          <w:lang w:bidi="hi-IN"/>
+          <w14:ligatures w14:val="none"/>
+        </w:rPr>
+        <w:t>Offline Package Management</w:t>
+      </w:r>
+    </w:p>
+    <w:p>
+      <w:pPr>
+        <w:numPr>
+          <w:ilvl w:val="0"/>
+          <w:numId w:val="21"/>
+        </w:numPr>
+        <w:spacing w:before="100" w:beforeAutospacing="1" w:after="100" w:afterAutospacing="1" w:line="300" w:lineRule="atLeast"/>
+        <w:rPr>
+          <w:rFonts w:ascii="Segoe UI" w:eastAsia="Times New Roman" w:hAnsi="Segoe UI" w:cs="Segoe UI"/>
+          <w:kern w:val="0"/>
+          <w:sz w:val="21"/>
+          <w:szCs w:val="21"/>
+          <w:lang w:bidi="hi-IN"/>
+          <w14:ligatures w14:val="none"/>
+        </w:rPr>
+      </w:pPr>
+      <w:r>
+        <w:rPr>
+          <w:rFonts w:ascii="Segoe UI" w:eastAsia="Times New Roman" w:hAnsi="Segoe UI" w:cs="Segoe UI"/>
+          <w:kern w:val="0"/>
+          <w:sz w:val="21"/>
+          <w:szCs w:val="21"/>
+          <w:lang w:bidi="hi-IN"/>
+          <w14:ligatures w14:val="none"/>
+        </w:rPr>
+        <w:t>Illustration Rendering</w:t>
+      </w:r>
+    </w:p>
+    <w:p>
+      <w:pPr>
+        <w:numPr>
+          <w:ilvl w:val="0"/>
+          <w:numId w:val="21"/>
+        </w:numPr>
+        <w:spacing w:before="100" w:beforeAutospacing="1" w:after="100" w:afterAutospacing="1" w:line="300" w:lineRule="atLeast"/>
+        <w:rPr>
+          <w:rFonts w:ascii="Segoe UI" w:eastAsia="Times New Roman" w:hAnsi="Segoe UI" w:cs="Segoe UI"/>
+          <w:kern w:val="0"/>
+          <w:sz w:val="21"/>
+          <w:szCs w:val="21"/>
+          <w:lang w:bidi="hi-IN"/>
+          <w14:ligatures w14:val="none"/>
+        </w:rPr>
+      </w:pPr>
+      <w:r>
+        <w:rPr>
+          <w:rFonts w:ascii="Segoe UI" w:eastAsia="Times New Roman" w:hAnsi="Segoe UI" w:cs="Segoe UI"/>
+          <w:kern w:val="0"/>
+          <w:sz w:val="21"/>
+          <w:szCs w:val="21"/>
+          <w:lang w:bidi="hi-IN"/>
+          <w14:ligatures w14:val="none"/>
+        </w:rPr>
+        <w:t>IPC Synchronization</w:t>
+      </w:r>
+    </w:p>
+    <w:p>
+      <w:pPr>
+        <w:numPr>
+          <w:ilvl w:val="0"/>
+          <w:numId w:val="21"/>
+        </w:numPr>
+        <w:spacing w:before="100" w:beforeAutospacing="1" w:after="100" w:afterAutospacing="1" w:line="300" w:lineRule="atLeast"/>
+        <w:rPr>
+          <w:rFonts w:ascii="Segoe UI" w:eastAsia="Times New Roman" w:hAnsi="Segoe UI" w:cs="Segoe UI"/>
+          <w:kern w:val="0"/>
+          <w:sz w:val="21"/>
+          <w:szCs w:val="21"/>
+          <w:lang w:bidi="hi-IN"/>
+          <w14:ligatures w14:val="none"/>
+        </w:rPr>
+      </w:pPr>
+      <w:r>
+        <w:rPr>
+          <w:rFonts w:ascii="Segoe UI" w:eastAsia="Times New Roman" w:hAnsi="Segoe UI" w:cs="Segoe UI"/>
+          <w:kern w:val="0"/>
+          <w:sz w:val="21"/>
+          <w:szCs w:val="21"/>
+          <w:lang w:bidi="hi-IN"/>
+          <w14:ligatures w14:val="none"/>
+        </w:rPr>
+        <w:t>Enterprise Device Management</w:t>
+      </w:r>
+    </w:p>
+    <w:p>
+      <w:pPr>
+        <w:numPr>
+          <w:ilvl w:val="0"/>
+          <w:numId w:val="21"/>
+        </w:numPr>
+        <w:spacing w:before="100" w:beforeAutospacing="1" w:after="100" w:afterAutospacing="1" w:line="300" w:lineRule="atLeast"/>
+        <w:rPr>
+          <w:rFonts w:ascii="Segoe UI" w:eastAsia="Times New Roman" w:hAnsi="Segoe UI" w:cs="Segoe UI"/>
+          <w:kern w:val="0"/>
+          <w:sz w:val="21"/>
+          <w:szCs w:val="21"/>
+          <w:lang w:bidi="hi-IN"/>
+          <w14:ligatures w14:val="none"/>
+        </w:rPr>
+      </w:pPr>
+      <w:r>
+        <w:rPr>
+          <w:rFonts w:ascii="Segoe UI" w:eastAsia="Times New Roman" w:hAnsi="Segoe UI" w:cs="Segoe UI"/>
+          <w:kern w:val="0"/>
+          <w:sz w:val="21"/>
+          <w:szCs w:val="21"/>
+          <w:lang w:bidi="hi-IN"/>
+          <w14:ligatures w14:val="none"/>
+        </w:rPr>
+        <w:t>Advanced Content Navigation</w:t>
+      </w:r>
+    </w:p>
+    <w:p>
+      <w:pPr>
+        <w:spacing w:before="100" w:beforeAutospacing="1" w:after="100" w:afterAutospacing="1" w:line="300" w:lineRule="atLeast"/>
+        <w:rPr>
+          <w:rFonts w:ascii="Segoe UI" w:eastAsia="Times New Roman" w:hAnsi="Segoe UI" w:cs="Segoe UI"/>
+          <w:kern w:val="0"/>
+          <w:sz w:val="21"/>
+          <w:szCs w:val="21"/>
+          <w:lang w:bidi="hi-IN"/>
+          <w14:ligatures w14:val="none"/>
+        </w:rPr>
+      </w:pPr>
+      <w:r>
+        <w:rPr>
+          <w:rFonts w:ascii="Segoe UI" w:eastAsia="Times New Roman" w:hAnsi="Segoe UI" w:cs="Segoe UI"/>
+          <w:kern w:val="0"/>
+          <w:sz w:val="21"/>
+          <w:szCs w:val="21"/>
+          <w:lang w:bidi="hi-IN"/>
+          <w14:ligatures w14:val="none"/>
+        </w:rPr>
+        <w:t>Best suited for an iPad-first technical publication platform.</w:t>
+      </w:r>
+    </w:p>
+    <w:p>
+      <w:pPr>
+        <w:spacing w:after="0" w:line="300" w:lineRule="atLeast"/>
+        <w:rPr>
+          <w:rFonts w:ascii="Segoe UI" w:eastAsia="Times New Roman" w:hAnsi="Segoe UI" w:cs="Segoe UI"/>
+          <w:kern w:val="0"/>
+          <w:sz w:val="21"/>
+          <w:szCs w:val="21"/>
+          <w:lang w:bidi="hi-IN"/>
+          <w14:ligatures w14:val="none"/>
+        </w:rPr>
+      </w:pPr>
+      <w:r>
+        <w:rPr>
+          <w:rFonts w:ascii="Segoe UI" w:eastAsia="Times New Roman" w:hAnsi="Segoe UI" w:cs="Segoe UI"/>
+          <w:noProof/>
+          <w:kern w:val="0"/>
+          <w:sz w:val="21"/>
+          <w:szCs w:val="21"/>
+          <w:lang w:bidi="hi-IN"/>
+        </w:rPr>
+        <w:pict w14:anchorId="256ED120">
+          <v:rect id="_x0000_i1028" style="width:0;height:1.5pt" o:hralign="center" o:hrstd="t" o:hr="t" fillcolor="#a0a0a0" stroked="f"/>
+        </w:pict>
+      </w:r>
+    </w:p>
+    <w:p>
+      <w:pPr>
+        <w:spacing w:before="100" w:beforeAutospacing="1" w:after="100" w:afterAutospacing="1" w:line="300" w:lineRule="atLeast"/>
+        <w:outlineLvl w:val="2"/>
+        <w:rPr>
+          <w:rFonts w:ascii="Segoe UI" w:eastAsia="Times New Roman" w:hAnsi="Segoe UI" w:cs="Segoe UI"/>
+          <w:b/>
+          <w:bCs/>
+          <w:kern w:val="0"/>
+          <w:sz w:val="27"/>
+          <w:szCs w:val="27"/>
+          <w:lang w:bidi="hi-IN"/>
+          <w14:ligatures w14:val="none"/>
+        </w:rPr>
+      </w:pPr>
+      <w:r>
+        <w:rPr>
+          <w:rFonts w:ascii="Segoe UI" w:eastAsia="Times New Roman" w:hAnsi="Segoe UI" w:cs="Segoe UI"/>
+          <w:b/>
+          <w:bCs/>
+          <w:kern w:val="0"/>
+          <w:sz w:val="27"/>
+          <w:szCs w:val="27"/>
+          <w:lang w:bidi="hi-IN"/>
+          <w14:ligatures w14:val="none"/>
+        </w:rPr>
+        <w:t>Flutter</w:t>
+      </w:r>
+    </w:p>
+    <w:p>
+      <w:pPr>
+        <w:spacing w:before="100" w:beforeAutospacing="1" w:after="100" w:afterAutospacing="1" w:line="300" w:lineRule="atLeast"/>
+        <w:rPr>
+          <w:rFonts w:ascii="Segoe UI" w:eastAsia="Times New Roman" w:hAnsi="Segoe UI" w:cs="Segoe UI"/>
+          <w:kern w:val="0"/>
+          <w:sz w:val="21"/>
+          <w:szCs w:val="21"/>
+          <w:lang w:bidi="hi-IN"/>
+          <w14:ligatures w14:val="none"/>
+        </w:rPr>
+      </w:pPr>
+      <w:r>
+        <w:rPr>
+          <w:rFonts w:ascii="Segoe UI" w:eastAsia="Times New Roman" w:hAnsi="Segoe UI" w:cs="Segoe UI"/>
+          <w:b/>
+          <w:bCs/>
+          <w:kern w:val="0"/>
+          <w:sz w:val="21"/>
+          <w:szCs w:val="21"/>
+          <w:lang w:bidi="hi-IN"/>
+          <w14:ligatures w14:val="none"/>
+        </w:rPr>
+        <w:t>Overall Alignment: Good</w:t>
+      </w:r>
+    </w:p>
+    <w:p>
+      <w:pPr>
+        <w:spacing w:before="100" w:beforeAutospacing="1" w:after="100" w:afterAutospacing="1" w:line="300" w:lineRule="atLeast"/>
+        <w:rPr>
+          <w:rFonts w:ascii="Segoe UI" w:eastAsia="Times New Roman" w:hAnsi="Segoe UI" w:cs="Segoe UI"/>
+          <w:kern w:val="0"/>
+          <w:sz w:val="21"/>
+          <w:szCs w:val="21"/>
+          <w:lang w:bidi="hi-IN"/>
+          <w14:ligatures w14:val="none"/>
+        </w:rPr>
+      </w:pPr>
+      <w:r>
+        <w:rPr>
+          <w:rFonts w:ascii="Segoe UI" w:eastAsia="Times New Roman" w:hAnsi="Segoe UI" w:cs="Segoe UI"/>
+          <w:kern w:val="0"/>
+          <w:sz w:val="21"/>
+          <w:szCs w:val="21"/>
+          <w:lang w:bidi="hi-IN"/>
+          <w14:ligatures w14:val="none"/>
+        </w:rPr>
+        <w:t>Provides strong cross-platform capabilities while maintaining good alignment with the identified complexity areas.</w:t>
+      </w:r>
+    </w:p>
+    <w:p>
+      <w:pPr>
+        <w:spacing w:before="100" w:beforeAutospacing="1" w:after="100" w:afterAutospacing="1" w:line="300" w:lineRule="atLeast"/>
+        <w:rPr>
+          <w:rFonts w:ascii="Segoe UI" w:eastAsia="Times New Roman" w:hAnsi="Segoe UI" w:cs="Segoe UI"/>
+          <w:kern w:val="0"/>
+          <w:sz w:val="21"/>
+          <w:szCs w:val="21"/>
+          <w:lang w:bidi="hi-IN"/>
+          <w14:ligatures w14:val="none"/>
+        </w:rPr>
+      </w:pPr>
+      <w:r>
+        <w:rPr>
+          <w:rFonts w:ascii="Segoe UI" w:eastAsia="Times New Roman" w:hAnsi="Segoe UI" w:cs="Segoe UI"/>
+          <w:kern w:val="0"/>
+          <w:sz w:val="21"/>
+          <w:szCs w:val="21"/>
+          <w:lang w:bidi="hi-IN"/>
+          <w14:ligatures w14:val="none"/>
+        </w:rPr>
+        <w:lastRenderedPageBreak/>
+        <w:t>Best suited when:</w:t>
+      </w:r>
+    </w:p>
+    <w:p>
+      <w:pPr>
+        <w:numPr>
+          <w:ilvl w:val="0"/>
+          <w:numId w:val="22"/>
+        </w:numPr>
+        <w:spacing w:before="100" w:beforeAutospacing="1" w:after="100" w:afterAutospacing="1" w:line="300" w:lineRule="atLeast"/>
+        <w:rPr>
+          <w:rFonts w:ascii="Segoe UI" w:eastAsia="Times New Roman" w:hAnsi="Segoe UI" w:cs="Segoe UI"/>
+          <w:kern w:val="0"/>
+          <w:sz w:val="21"/>
+          <w:szCs w:val="21"/>
+          <w:lang w:bidi="hi-IN"/>
+          <w14:ligatures w14:val="none"/>
+        </w:rPr>
+      </w:pPr>
+      <w:r>
+        <w:rPr>
+          <w:rFonts w:ascii="Segoe UI" w:eastAsia="Times New Roman" w:hAnsi="Segoe UI" w:cs="Segoe UI"/>
+          <w:kern w:val="0"/>
+          <w:sz w:val="21"/>
+          <w:szCs w:val="21"/>
+          <w:lang w:bidi="hi-IN"/>
+          <w14:ligatures w14:val="none"/>
+        </w:rPr>
+        <w:t>iPad and Android tablet support are equally important business requirements.</w:t>
+      </w:r>
+    </w:p>
+    <w:p>
+      <w:pPr>
+        <w:spacing w:after="0" w:line="300" w:lineRule="atLeast"/>
+        <w:rPr>
+          <w:rFonts w:ascii="Segoe UI" w:eastAsia="Times New Roman" w:hAnsi="Segoe UI" w:cs="Segoe UI"/>
+          <w:kern w:val="0"/>
+          <w:sz w:val="21"/>
+          <w:szCs w:val="21"/>
+          <w:lang w:bidi="hi-IN"/>
+          <w14:ligatures w14:val="none"/>
+        </w:rPr>
+      </w:pPr>
+      <w:r>
+        <w:rPr>
+          <w:rFonts w:ascii="Segoe UI" w:eastAsia="Times New Roman" w:hAnsi="Segoe UI" w:cs="Segoe UI"/>
+          <w:noProof/>
+          <w:kern w:val="0"/>
+          <w:sz w:val="21"/>
+          <w:szCs w:val="21"/>
+          <w:lang w:bidi="hi-IN"/>
+        </w:rPr>
+        <w:pict w14:anchorId="7D5736A1">
+          <v:rect id="_x0000_i1027" alt="" style="width:468pt;height:.05pt;mso-width-percent:0;mso-height-percent:0;mso-width-percent:0;mso-height-percent:0" o:hralign="center" o:hrstd="t" o:hr="t" fillcolor="#a0a0a0" stroked="f"/>
+        </w:pict>
+      </w:r>
+    </w:p>
+    <w:p>
+      <w:pPr>
+        <w:spacing w:before="100" w:beforeAutospacing="1" w:after="100" w:afterAutospacing="1" w:line="300" w:lineRule="atLeast"/>
+        <w:outlineLvl w:val="2"/>
+        <w:rPr>
+          <w:rFonts w:ascii="Segoe UI" w:eastAsia="Times New Roman" w:hAnsi="Segoe UI" w:cs="Segoe UI"/>
+          <w:b/>
+          <w:bCs/>
+          <w:kern w:val="0"/>
+          <w:sz w:val="27"/>
+          <w:szCs w:val="27"/>
+          <w:lang w:bidi="hi-IN"/>
+          <w14:ligatures w14:val="none"/>
+        </w:rPr>
+      </w:pPr>
+      <w:r>
+        <w:rPr>
+          <w:rFonts w:ascii="Segoe UI" w:eastAsia="Times New Roman" w:hAnsi="Segoe UI" w:cs="Segoe UI"/>
+          <w:b/>
+          <w:bCs/>
+          <w:kern w:val="0"/>
+          <w:sz w:val="27"/>
+          <w:szCs w:val="27"/>
+          <w:lang w:bidi="hi-IN"/>
+          <w14:ligatures w14:val="none"/>
+        </w:rPr>
+        <w:t>React Native</w:t>
+      </w:r>
+    </w:p>
+    <w:p>
+      <w:pPr>
+        <w:spacing w:before="100" w:beforeAutospacing="1" w:after="100" w:afterAutospacing="1" w:line="300" w:lineRule="atLeast"/>
+        <w:rPr>
+          <w:rFonts w:ascii="Segoe UI" w:eastAsia="Times New Roman" w:hAnsi="Segoe UI" w:cs="Segoe UI"/>
+          <w:kern w:val="0"/>
+          <w:sz w:val="21"/>
+          <w:szCs w:val="21"/>
+          <w:lang w:bidi="hi-IN"/>
+          <w14:ligatures w14:val="none"/>
+        </w:rPr>
+      </w:pPr>
+      <w:r>
+        <w:rPr>
+          <w:rFonts w:ascii="Segoe UI" w:eastAsia="Times New Roman" w:hAnsi="Segoe UI" w:cs="Segoe UI"/>
+          <w:b/>
+          <w:bCs/>
+          <w:kern w:val="0"/>
+          <w:sz w:val="21"/>
+          <w:szCs w:val="21"/>
+          <w:lang w:bidi="hi-IN"/>
+          <w14:ligatures w14:val="none"/>
+        </w:rPr>
+        <w:t>Overall Alignment: Moderate</w:t>
+      </w:r>
+    </w:p>
+    <w:p>
+      <w:pPr>
+        <w:spacing w:before="100" w:beforeAutospacing="1" w:after="100" w:afterAutospacing="1" w:line="300" w:lineRule="atLeast"/>
+        <w:rPr>
+          <w:rFonts w:ascii="Segoe UI" w:eastAsia="Times New Roman" w:hAnsi="Segoe UI" w:cs="Segoe UI"/>
+          <w:kern w:val="0"/>
+          <w:sz w:val="21"/>
+          <w:szCs w:val="21"/>
+          <w:lang w:bidi="hi-IN"/>
+          <w14:ligatures w14:val="none"/>
+        </w:rPr>
+      </w:pPr>
+      <w:r>
+        <w:rPr>
+          <w:rFonts w:ascii="Segoe UI" w:eastAsia="Times New Roman" w:hAnsi="Segoe UI" w:cs="Segoe UI"/>
+          <w:kern w:val="0"/>
+          <w:sz w:val="21"/>
+          <w:szCs w:val="21"/>
+          <w:lang w:bidi="hi-IN"/>
+          <w14:ligatures w14:val="none"/>
+        </w:rPr>
+        <w:t>Supports general application workflows effectively but introduces additional architectural considerations for several high-complexity AirNavX capabilities.</w:t>
+      </w:r>
+    </w:p>
+    <w:p>
+      <w:pPr>
+        <w:spacing w:before="100" w:beforeAutospacing="1" w:after="100" w:afterAutospacing="1" w:line="300" w:lineRule="atLeast"/>
+        <w:rPr>
+          <w:rFonts w:ascii="Segoe UI" w:eastAsia="Times New Roman" w:hAnsi="Segoe UI" w:cs="Segoe UI"/>
+          <w:kern w:val="0"/>
+          <w:sz w:val="21"/>
+          <w:szCs w:val="21"/>
+          <w:lang w:bidi="hi-IN"/>
+          <w14:ligatures w14:val="none"/>
+        </w:rPr>
+      </w:pPr>
+      <w:r>
+        <w:rPr>
+          <w:rFonts w:ascii="Segoe UI" w:eastAsia="Times New Roman" w:hAnsi="Segoe UI" w:cs="Segoe UI"/>
+          <w:kern w:val="0"/>
+          <w:sz w:val="21"/>
+          <w:szCs w:val="21"/>
+          <w:lang w:bidi="hi-IN"/>
+          <w14:ligatures w14:val="none"/>
+        </w:rPr>
+        <w:t>Areas requiring greater attention:</w:t>
+      </w:r>
+    </w:p>
+    <w:p>
+      <w:pPr>
+        <w:numPr>
+          <w:ilvl w:val="0"/>
+          <w:numId w:val="23"/>
+        </w:numPr>
+        <w:spacing w:before="100" w:beforeAutospacing="1" w:after="100" w:afterAutospacing="1" w:line="300" w:lineRule="atLeast"/>
+        <w:rPr>
+          <w:rFonts w:ascii="Segoe UI" w:eastAsia="Times New Roman" w:hAnsi="Segoe UI" w:cs="Segoe UI"/>
+          <w:kern w:val="0"/>
+          <w:sz w:val="21"/>
+          <w:szCs w:val="21"/>
+          <w:lang w:bidi="hi-IN"/>
+          <w14:ligatures w14:val="none"/>
+        </w:rPr>
+      </w:pPr>
+      <w:r>
+        <w:rPr>
+          <w:rFonts w:ascii="Segoe UI" w:eastAsia="Times New Roman" w:hAnsi="Segoe UI" w:cs="Segoe UI"/>
+          <w:kern w:val="0"/>
+          <w:sz w:val="21"/>
+          <w:szCs w:val="21"/>
+          <w:lang w:bidi="hi-IN"/>
+          <w14:ligatures w14:val="none"/>
+        </w:rPr>
+        <w:t>Large Offline Content Processing</w:t>
+      </w:r>
+    </w:p>
+    <w:p>
+      <w:pPr>
+        <w:numPr>
+          <w:ilvl w:val="0"/>
+          <w:numId w:val="23"/>
+        </w:numPr>
+        <w:spacing w:before="100" w:beforeAutospacing="1" w:after="100" w:afterAutospacing="1" w:line="300" w:lineRule="atLeast"/>
+        <w:rPr>
+          <w:rFonts w:ascii="Segoe UI" w:eastAsia="Times New Roman" w:hAnsi="Segoe UI" w:cs="Segoe UI"/>
+          <w:kern w:val="0"/>
+          <w:sz w:val="21"/>
+          <w:szCs w:val="21"/>
+          <w:lang w:bidi="hi-IN"/>
+          <w14:ligatures w14:val="none"/>
+        </w:rPr>
+      </w:pPr>
+      <w:r>
+        <w:rPr>
+          <w:rFonts w:ascii="Segoe UI" w:eastAsia="Times New Roman" w:hAnsi="Segoe UI" w:cs="Segoe UI"/>
+          <w:kern w:val="0"/>
+          <w:sz w:val="21"/>
+          <w:szCs w:val="21"/>
+          <w:lang w:bidi="hi-IN"/>
+          <w14:ligatures w14:val="none"/>
+        </w:rPr>
+        <w:t>Illustration Rendering</w:t>
+      </w:r>
+    </w:p>
+    <w:p>
+      <w:pPr>
+        <w:numPr>
+          <w:ilvl w:val="0"/>
+          <w:numId w:val="23"/>
+        </w:numPr>
+        <w:spacing w:before="100" w:beforeAutospacing="1" w:after="100" w:afterAutospacing="1" w:line="300" w:lineRule="atLeast"/>
+        <w:rPr>
+          <w:rFonts w:ascii="Segoe UI" w:eastAsia="Times New Roman" w:hAnsi="Segoe UI" w:cs="Segoe UI"/>
+          <w:kern w:val="0"/>
+          <w:sz w:val="21"/>
+          <w:szCs w:val="21"/>
+          <w:lang w:bidi="hi-IN"/>
+          <w14:ligatures w14:val="none"/>
+        </w:rPr>
+      </w:pPr>
+      <w:r>
+        <w:rPr>
+          <w:rFonts w:ascii="Segoe UI" w:eastAsia="Times New Roman" w:hAnsi="Segoe UI" w:cs="Segoe UI"/>
+          <w:kern w:val="0"/>
+          <w:sz w:val="21"/>
+          <w:szCs w:val="21"/>
+          <w:lang w:bidi="hi-IN"/>
+          <w14:ligatures w14:val="none"/>
+        </w:rPr>
+        <w:t>IPC Synchronization</w:t>
+      </w:r>
+    </w:p>
+    <w:p>
+      <w:pPr>
+        <w:numPr>
+          <w:ilvl w:val="0"/>
+          <w:numId w:val="23"/>
+        </w:numPr>
+        <w:spacing w:before="100" w:beforeAutospacing="1" w:after="100" w:afterAutospacing="1" w:line="300" w:lineRule="atLeast"/>
+        <w:rPr>
+          <w:rFonts w:ascii="Segoe UI" w:eastAsia="Times New Roman" w:hAnsi="Segoe UI" w:cs="Segoe UI"/>
+          <w:kern w:val="0"/>
+          <w:sz w:val="21"/>
+          <w:szCs w:val="21"/>
+          <w:lang w:bidi="hi-IN"/>
+          <w14:ligatures w14:val="none"/>
+        </w:rPr>
+      </w:pPr>
+      <w:r>
+        <w:rPr>
+          <w:rFonts w:ascii="Segoe UI" w:eastAsia="Times New Roman" w:hAnsi="Segoe UI" w:cs="Segoe UI"/>
+          <w:kern w:val="0"/>
+          <w:sz w:val="21"/>
+          <w:szCs w:val="21"/>
+          <w:lang w:bidi="hi-IN"/>
+          <w14:ligatures w14:val="none"/>
+        </w:rPr>
+        <w:t>Enterprise Integration</w:t>
+      </w:r>
+    </w:p>
+    <w:p>
+      <w:pPr>
+        <w:spacing w:after="0" w:line="300" w:lineRule="atLeast"/>
+        <w:rPr>
+          <w:rFonts w:ascii="Segoe UI" w:eastAsia="Times New Roman" w:hAnsi="Segoe UI" w:cs="Segoe UI"/>
+          <w:kern w:val="0"/>
+          <w:sz w:val="21"/>
+          <w:szCs w:val="21"/>
+          <w:lang w:bidi="hi-IN"/>
+          <w14:ligatures w14:val="none"/>
+        </w:rPr>
+      </w:pPr>
+      <w:r>
+        <w:rPr>
+          <w:rFonts w:ascii="Segoe UI" w:eastAsia="Times New Roman" w:hAnsi="Segoe UI" w:cs="Segoe UI"/>
+          <w:noProof/>
+          <w:kern w:val="0"/>
+          <w:sz w:val="21"/>
+          <w:szCs w:val="21"/>
+          <w:lang w:bidi="hi-IN"/>
+        </w:rPr>
+        <w:pict w14:anchorId="141F0BD2">
+          <v:rect id="_x0000_i1026" alt="" style="width:468pt;height:.05pt;mso-width-percent:0;mso-height-percent:0;mso-width-percent:0;mso-height-percent:0" o:hralign="center" o:hrstd="t" o:hr="t" fillcolor="#a0a0a0" stroked="f"/>
+        </w:pict>
+      </w:r>
+    </w:p>
+    <w:p>
+      <w:pPr>
+        <w:spacing w:before="100" w:beforeAutospacing="1" w:after="100" w:afterAutospacing="1" w:line="300" w:lineRule="atLeast"/>
+        <w:outlineLvl w:val="0"/>
+        <w:rPr>
+          <w:rFonts w:ascii="Segoe UI" w:eastAsia="Times New Roman" w:hAnsi="Segoe UI" w:cs="Segoe UI"/>
+          <w:b/>
+          <w:bCs/>
+          <w:kern w:val="36"/>
+          <w:sz w:val="48"/>
+          <w:szCs w:val="48"/>
+          <w:lang w:bidi="hi-IN"/>
+          <w14:ligatures w14:val="none"/>
+        </w:rPr>
+      </w:pPr>
+      <w:r>
+        <w:rPr>
+          <w:rFonts w:ascii="Segoe UI" w:eastAsia="Times New Roman" w:hAnsi="Segoe UI" w:cs="Segoe UI"/>
+          <w:b/>
+          <w:bCs/>
+          <w:kern w:val="36"/>
+          <w:sz w:val="48"/>
+          <w:szCs w:val="48"/>
+          <w:lang w:bidi="hi-IN"/>
+          <w14:ligatures w14:val="none"/>
+        </w:rPr>
+        <w:t>Slide 10</w:t>
+      </w:r>
+    </w:p>
+    <w:p>
+      <w:pPr>
+        <w:spacing w:before="100" w:beforeAutospacing="1" w:after="100" w:afterAutospacing="1" w:line="300" w:lineRule="atLeast"/>
+        <w:outlineLvl w:val="0"/>
+        <w:rPr>
+          <w:rFonts w:ascii="Segoe UI" w:eastAsia="Times New Roman" w:hAnsi="Segoe UI" w:cs="Segoe UI"/>
+          <w:b/>
+          <w:bCs/>
+          <w:kern w:val="36"/>
+          <w:sz w:val="48"/>
+          <w:szCs w:val="48"/>
+          <w:lang w:bidi="hi-IN"/>
+          <w14:ligatures w14:val="none"/>
+        </w:rPr>
+      </w:pPr>
+      <w:r>
+        <w:rPr>
+          <w:rFonts w:ascii="Segoe UI" w:eastAsia="Times New Roman" w:hAnsi="Segoe UI" w:cs="Segoe UI"/>
+          <w:b/>
+          <w:bCs/>
+          <w:kern w:val="36"/>
+          <w:sz w:val="48"/>
+          <w:szCs w:val="48"/>
+          <w:lang w:bidi="hi-IN"/>
+          <w14:ligatures w14:val="none"/>
+        </w:rPr>
+        <w:t>Executive Recommendation</w:t>
+      </w:r>
+    </w:p>
+    <w:p>
+      <w:pPr>
+        <w:spacing w:before="100" w:beforeAutospacing="1" w:after="100" w:afterAutospacing="1" w:line="300" w:lineRule="atLeast"/>
+        <w:rPr>
+          <w:rFonts w:ascii="Segoe UI" w:eastAsia="Times New Roman" w:hAnsi="Segoe UI" w:cs="Segoe UI"/>
+          <w:kern w:val="0"/>
+          <w:sz w:val="21"/>
+          <w:szCs w:val="21"/>
+          <w:lang w:bidi="hi-IN"/>
+          <w14:ligatures w14:val="none"/>
+        </w:rPr>
+      </w:pPr>
+      <w:r>
+        <w:rPr>
+          <w:rFonts w:ascii="Segoe UI" w:eastAsia="Times New Roman" w:hAnsi="Segoe UI" w:cs="Segoe UI"/>
+          <w:kern w:val="0"/>
+          <w:sz w:val="21"/>
+          <w:szCs w:val="21"/>
+          <w:lang w:bidi="hi-IN"/>
+          <w14:ligatures w14:val="none"/>
+        </w:rPr>
+        <w:t>Technology selection should not be driven by common application capabilities such as TOC navigation, search screens, or content viewing, as these are effectively supported across all evaluated platforms.</w:t>
+      </w:r>
+    </w:p>
+    <w:p>
+      <w:pPr>
+        <w:spacing w:before="100" w:beforeAutospacing="1" w:after="100" w:afterAutospacing="1" w:line="300" w:lineRule="atLeast"/>
+        <w:rPr>
+          <w:rFonts w:ascii="Segoe UI" w:eastAsia="Times New Roman" w:hAnsi="Segoe UI" w:cs="Segoe UI"/>
+          <w:kern w:val="0"/>
+          <w:sz w:val="21"/>
+          <w:szCs w:val="21"/>
+          <w:lang w:bidi="hi-IN"/>
+          <w14:ligatures w14:val="none"/>
+        </w:rPr>
+      </w:pPr>
+      <w:r>
+        <w:rPr>
+          <w:rFonts w:ascii="Segoe UI" w:eastAsia="Times New Roman" w:hAnsi="Segoe UI" w:cs="Segoe UI"/>
+          <w:kern w:val="0"/>
+          <w:sz w:val="21"/>
+          <w:szCs w:val="21"/>
+          <w:lang w:bidi="hi-IN"/>
+          <w14:ligatures w14:val="none"/>
+        </w:rPr>
+        <w:t>The decision should instead focus on the areas that will drive the majority of implementation effort and long-term maintenance cost:</w:t>
+      </w:r>
+    </w:p>
+    <w:p>
+      <w:pPr>
+        <w:numPr>
+          <w:ilvl w:val="0"/>
+          <w:numId w:val="24"/>
+        </w:numPr>
+        <w:spacing w:before="100" w:beforeAutospacing="1" w:after="100" w:afterAutospacing="1" w:line="300" w:lineRule="atLeast"/>
+        <w:rPr>
+          <w:rFonts w:ascii="Segoe UI" w:eastAsia="Times New Roman" w:hAnsi="Segoe UI" w:cs="Segoe UI"/>
+          <w:kern w:val="0"/>
+          <w:sz w:val="21"/>
+          <w:szCs w:val="21"/>
+          <w:lang w:bidi="hi-IN"/>
+          <w14:ligatures w14:val="none"/>
+        </w:rPr>
+      </w:pPr>
+      <w:r>
+        <w:rPr>
+          <w:rFonts w:ascii="Segoe UI" w:eastAsia="Times New Roman" w:hAnsi="Segoe UI" w:cs="Segoe UI"/>
+          <w:kern w:val="0"/>
+          <w:sz w:val="21"/>
+          <w:szCs w:val="21"/>
+          <w:lang w:bidi="hi-IN"/>
+          <w14:ligatures w14:val="none"/>
+        </w:rPr>
+        <w:t>Large Offline Package Lifecycle</w:t>
+      </w:r>
+    </w:p>
+    <w:p>
+      <w:pPr>
+        <w:numPr>
+          <w:ilvl w:val="0"/>
+          <w:numId w:val="24"/>
+        </w:numPr>
+        <w:spacing w:before="100" w:beforeAutospacing="1" w:after="100" w:afterAutospacing="1" w:line="300" w:lineRule="atLeast"/>
+        <w:rPr>
+          <w:rFonts w:ascii="Segoe UI" w:eastAsia="Times New Roman" w:hAnsi="Segoe UI" w:cs="Segoe UI"/>
+          <w:kern w:val="0"/>
+          <w:sz w:val="21"/>
+          <w:szCs w:val="21"/>
+          <w:lang w:bidi="hi-IN"/>
+          <w14:ligatures w14:val="none"/>
+        </w:rPr>
+      </w:pPr>
+      <w:r>
+        <w:rPr>
+          <w:rFonts w:ascii="Segoe UI" w:eastAsia="Times New Roman" w:hAnsi="Segoe UI" w:cs="Segoe UI"/>
+          <w:kern w:val="0"/>
+          <w:sz w:val="21"/>
+          <w:szCs w:val="21"/>
+          <w:lang w:bidi="hi-IN"/>
+          <w14:ligatures w14:val="none"/>
+        </w:rPr>
+        <w:t>Illustration Platform &amp; Graphics Rendering</w:t>
+      </w:r>
+    </w:p>
+    <w:p>
+      <w:pPr>
+        <w:numPr>
+          <w:ilvl w:val="0"/>
+          <w:numId w:val="24"/>
+        </w:numPr>
+        <w:spacing w:before="100" w:beforeAutospacing="1" w:after="100" w:afterAutospacing="1" w:line="300" w:lineRule="atLeast"/>
+        <w:rPr>
+          <w:rFonts w:ascii="Segoe UI" w:eastAsia="Times New Roman" w:hAnsi="Segoe UI" w:cs="Segoe UI"/>
+          <w:kern w:val="0"/>
+          <w:sz w:val="21"/>
+          <w:szCs w:val="21"/>
+          <w:lang w:bidi="hi-IN"/>
+          <w14:ligatures w14:val="none"/>
+        </w:rPr>
+      </w:pPr>
+      <w:r>
+        <w:rPr>
+          <w:rFonts w:ascii="Segoe UI" w:eastAsia="Times New Roman" w:hAnsi="Segoe UI" w:cs="Segoe UI"/>
+          <w:kern w:val="0"/>
+          <w:sz w:val="21"/>
+          <w:szCs w:val="21"/>
+          <w:lang w:bidi="hi-IN"/>
+          <w14:ligatures w14:val="none"/>
+        </w:rPr>
+        <w:t>IPC Synchronization</w:t>
+      </w:r>
+    </w:p>
+    <w:p>
+      <w:pPr>
+        <w:numPr>
+          <w:ilvl w:val="0"/>
+          <w:numId w:val="24"/>
+        </w:numPr>
+        <w:spacing w:before="100" w:beforeAutospacing="1" w:after="100" w:afterAutospacing="1" w:line="300" w:lineRule="atLeast"/>
+        <w:rPr>
+          <w:rFonts w:ascii="Segoe UI" w:eastAsia="Times New Roman" w:hAnsi="Segoe UI" w:cs="Segoe UI"/>
+          <w:kern w:val="0"/>
+          <w:sz w:val="21"/>
+          <w:szCs w:val="21"/>
+          <w:lang w:bidi="hi-IN"/>
+          <w14:ligatures w14:val="none"/>
+        </w:rPr>
+      </w:pPr>
+      <w:r>
+        <w:rPr>
+          <w:rFonts w:ascii="Segoe UI" w:eastAsia="Times New Roman" w:hAnsi="Segoe UI" w:cs="Segoe UI"/>
+          <w:kern w:val="0"/>
+          <w:sz w:val="21"/>
+          <w:szCs w:val="21"/>
+          <w:lang w:bidi="hi-IN"/>
+          <w14:ligatures w14:val="none"/>
+        </w:rPr>
+        <w:t>Content Navigation &amp; Reference Resolution</w:t>
+      </w:r>
+    </w:p>
+    <w:p>
+      <w:pPr>
+        <w:numPr>
+          <w:ilvl w:val="0"/>
+          <w:numId w:val="24"/>
+        </w:numPr>
+        <w:spacing w:before="100" w:beforeAutospacing="1" w:after="100" w:afterAutospacing="1" w:line="300" w:lineRule="atLeast"/>
+        <w:rPr>
+          <w:rFonts w:ascii="Segoe UI" w:eastAsia="Times New Roman" w:hAnsi="Segoe UI" w:cs="Segoe UI"/>
+          <w:kern w:val="0"/>
+          <w:sz w:val="21"/>
+          <w:szCs w:val="21"/>
+          <w:lang w:bidi="hi-IN"/>
+          <w14:ligatures w14:val="none"/>
+        </w:rPr>
+      </w:pPr>
+      <w:r>
+        <w:rPr>
+          <w:rFonts w:ascii="Segoe UI" w:eastAsia="Times New Roman" w:hAnsi="Segoe UI" w:cs="Segoe UI"/>
+          <w:kern w:val="0"/>
+          <w:sz w:val="21"/>
+          <w:szCs w:val="21"/>
+          <w:lang w:bidi="hi-IN"/>
+          <w14:ligatures w14:val="none"/>
+        </w:rPr>
+        <w:t>Enterprise Distribution &amp; Governance</w:t>
+      </w:r>
+    </w:p>
+    <w:p>
+      <w:pPr>
+        <w:spacing w:before="100" w:beforeAutospacing="1" w:after="100" w:afterAutospacing="1" w:line="300" w:lineRule="atLeast"/>
+        <w:outlineLvl w:val="2"/>
+        <w:rPr>
+          <w:rFonts w:ascii="Segoe UI" w:eastAsia="Times New Roman" w:hAnsi="Segoe UI" w:cs="Segoe UI"/>
+          <w:b/>
+          <w:bCs/>
+          <w:kern w:val="0"/>
+          <w:sz w:val="27"/>
+          <w:szCs w:val="27"/>
+          <w:lang w:bidi="hi-IN"/>
+          <w14:ligatures w14:val="none"/>
+        </w:rPr>
+      </w:pPr>
+      <w:r>
+        <w:rPr>
+          <w:rFonts w:ascii="Segoe UI" w:eastAsia="Times New Roman" w:hAnsi="Segoe UI" w:cs="Segoe UI"/>
+          <w:b/>
+          <w:bCs/>
+          <w:kern w:val="0"/>
+          <w:sz w:val="27"/>
+          <w:szCs w:val="27"/>
+          <w:lang w:bidi="hi-IN"/>
+          <w14:ligatures w14:val="none"/>
+        </w:rPr>
+        <w:t>Recommendation</w:t>
+      </w:r>
+    </w:p>
+    <w:p>
+      <w:pPr>
+        <w:spacing w:before="100" w:beforeAutospacing="1" w:after="100" w:afterAutospacing="1" w:line="300" w:lineRule="atLeast"/>
+        <w:rPr>
+          <w:rFonts w:ascii="Segoe UI" w:eastAsia="Times New Roman" w:hAnsi="Segoe UI" w:cs="Segoe UI"/>
+          <w:kern w:val="0"/>
+          <w:sz w:val="21"/>
+          <w:szCs w:val="21"/>
+          <w:lang w:bidi="hi-IN"/>
+          <w14:ligatures w14:val="none"/>
+        </w:rPr>
+      </w:pPr>
+      <w:r>
+        <w:rPr>
+          <w:rFonts w:ascii="Segoe UI" w:eastAsia="Times New Roman" w:hAnsi="Segoe UI" w:cs="Segoe UI"/>
+          <w:b/>
+          <w:bCs/>
+          <w:kern w:val="0"/>
+          <w:sz w:val="21"/>
+          <w:szCs w:val="21"/>
+          <w:lang w:bidi="hi-IN"/>
+          <w14:ligatures w14:val="none"/>
+        </w:rPr>
+        <w:lastRenderedPageBreak/>
+        <w:t>Native iOS (SwiftUI)</w:t>
+      </w:r>
+      <w:r>
+        <w:rPr>
+          <w:rFonts w:ascii="Segoe UI" w:eastAsia="Times New Roman" w:hAnsi="Segoe UI" w:cs="Segoe UI"/>
+          <w:kern w:val="0"/>
+          <w:sz w:val="21"/>
+          <w:szCs w:val="21"/>
+          <w:lang w:bidi="hi-IN"/>
+          <w14:ligatures w14:val="none"/>
+        </w:rPr>
+        <w:t xml:space="preserve"> demonstrates the strongest overall alignment with these technology decision drivers and is the most suitable option for an iPad-first AirNavX platform.</w:t>
+      </w:r>
+    </w:p>
+    <w:p>
+      <w:pPr>
+        <w:spacing w:before="100" w:beforeAutospacing="1" w:after="100" w:afterAutospacing="1" w:line="300" w:lineRule="atLeast"/>
+        <w:rPr>
+          <w:rFonts w:ascii="Segoe UI" w:eastAsia="Times New Roman" w:hAnsi="Segoe UI" w:cs="Segoe UI"/>
+          <w:kern w:val="0"/>
+          <w:sz w:val="21"/>
+          <w:szCs w:val="21"/>
+          <w:lang w:bidi="hi-IN"/>
+          <w14:ligatures w14:val="none"/>
+        </w:rPr>
+      </w:pPr>
+      <w:r>
+        <w:rPr>
+          <w:rFonts w:ascii="Segoe UI" w:eastAsia="Times New Roman" w:hAnsi="Segoe UI" w:cs="Segoe UI"/>
+          <w:b/>
+          <w:bCs/>
+          <w:kern w:val="0"/>
+          <w:sz w:val="21"/>
+          <w:szCs w:val="21"/>
+          <w:lang w:bidi="hi-IN"/>
+          <w14:ligatures w14:val="none"/>
+        </w:rPr>
+        <w:t>Flutter</w:t>
+      </w:r>
+      <w:r>
+        <w:rPr>
+          <w:rFonts w:ascii="Segoe UI" w:eastAsia="Times New Roman" w:hAnsi="Segoe UI" w:cs="Segoe UI"/>
+          <w:kern w:val="0"/>
+          <w:sz w:val="21"/>
+          <w:szCs w:val="21"/>
+          <w:lang w:bidi="hi-IN"/>
+          <w14:ligatures w14:val="none"/>
+        </w:rPr>
+        <w:t xml:space="preserve"> provides the strongest cross-platform alternative when equal support for iPad and Android tablets is a business requirement.</w:t>
+      </w:r>
+    </w:p>
+    <w:p>
+      <w:pPr>
+        <w:spacing w:before="100" w:beforeAutospacing="1" w:after="100" w:afterAutospacing="1" w:line="300" w:lineRule="atLeast"/>
+        <w:rPr>
+          <w:rFonts w:ascii="Segoe UI" w:eastAsia="Times New Roman" w:hAnsi="Segoe UI" w:cs="Segoe UI"/>
+          <w:kern w:val="0"/>
+          <w:sz w:val="21"/>
+          <w:szCs w:val="21"/>
+          <w:lang w:bidi="hi-IN"/>
+          <w14:ligatures w14:val="none"/>
+        </w:rPr>
+      </w:pPr>
+      <w:r>
+        <w:rPr>
+          <w:rFonts w:ascii="Segoe UI" w:eastAsia="Times New Roman" w:hAnsi="Segoe UI" w:cs="Segoe UI"/>
+          <w:b/>
+          <w:bCs/>
+          <w:kern w:val="0"/>
+          <w:sz w:val="21"/>
+          <w:szCs w:val="21"/>
+          <w:lang w:bidi="hi-IN"/>
+          <w14:ligatures w14:val="none"/>
+        </w:rPr>
+        <w:t>React Native</w:t>
+      </w:r>
+      <w:r>
+        <w:rPr>
+          <w:rFonts w:ascii="Segoe UI" w:eastAsia="Times New Roman" w:hAnsi="Segoe UI" w:cs="Segoe UI"/>
+          <w:kern w:val="0"/>
+          <w:sz w:val="21"/>
+          <w:szCs w:val="21"/>
+          <w:lang w:bidi="hi-IN"/>
+          <w14:ligatures w14:val="none"/>
+        </w:rPr>
+        <w:t xml:space="preserve"> remains capable for standard workflows but introduces additional complexity across several of the platform's most demanding technical areas.</w:t>
+      </w:r>
+    </w:p>
+    <w:p>
+      <w:pPr>
+        <w:spacing w:after="0" w:line="300" w:lineRule="atLeast"/>
+        <w:rPr>
+          <w:rFonts w:ascii="Segoe UI" w:eastAsia="Times New Roman" w:hAnsi="Segoe UI" w:cs="Segoe UI"/>
+          <w:kern w:val="0"/>
+          <w:sz w:val="21"/>
+          <w:szCs w:val="21"/>
+          <w:lang w:bidi="hi-IN"/>
+          <w14:ligatures w14:val="none"/>
+        </w:rPr>
+      </w:pPr>
+      <w:r>
+        <w:rPr>
+          <w:rFonts w:ascii="Segoe UI" w:eastAsia="Times New Roman" w:hAnsi="Segoe UI" w:cs="Segoe UI"/>
+          <w:noProof/>
+          <w:kern w:val="0"/>
+          <w:sz w:val="21"/>
+          <w:szCs w:val="21"/>
+          <w:lang w:bidi="hi-IN"/>
+        </w:rPr>
+        <w:pict w14:anchorId="059DFD1A">
+          <v:rect id="_x0000_i1025" style="width:0;height:1.5pt" o:hralign="center" o:hrstd="t" o:hr="t" fillcolor="#a0a0a0" stroked="f"/>
+        </w:pict>
+      </w:r>
+    </w:p>
+    <w:p>
+      <w:pPr>
+        <w:spacing w:before="100" w:beforeAutospacing="1" w:after="100" w:afterAutospacing="1" w:line="300" w:lineRule="atLeast"/>
+        <w:rPr>
+          <w:rFonts w:ascii="Segoe UI" w:eastAsia="Times New Roman" w:hAnsi="Segoe UI" w:cs="Segoe UI"/>
+          <w:kern w:val="0"/>
+          <w:sz w:val="21"/>
+          <w:szCs w:val="21"/>
+          <w:lang w:bidi="hi-IN"/>
+          <w14:ligatures w14:val="none"/>
+        </w:rPr>
+      </w:pPr>
+      <w:r>
+        <w:rPr>
+          <w:rFonts w:ascii="Segoe UI" w:eastAsia="Times New Roman" w:hAnsi="Segoe UI" w:cs="Segoe UI"/>
+          <w:kern w:val="0"/>
+          <w:sz w:val="21"/>
+          <w:szCs w:val="21"/>
+          <w:lang w:bidi="hi-IN"/>
+          <w14:ligatures w14:val="none"/>
+        </w:rPr>
+        <w:t>This structure is what I would personally present to Airbus management because it avoids discussing requirements they already know and focuses only on the requirements that actually influence the technology decision.</w:t>
+      </w:r>
+    </w:p>
     <w:p/>
     <w:sectPr>
       <w:pgSz w:w="12240" w:h="15840"/>
@@ -612,6 +5476,453 @@
     </w:lvl>
   </w:abstractNum>
   <w:abstractNum w:abstractNumId="4" w15:restartNumberingAfterBreak="0">
+    <w:nsid w:val="2BE234BC"/>
+    <w:multiLevelType w:val="multilevel"/>
+    <w:tmpl w:val="9CAA901C"/>
+    <w:lvl w:ilvl="0">
+      <w:start w:val="1"/>
+      <w:numFmt w:val="bullet"/>
+      <w:lvlText w:val=""/>
+      <w:lvlJc w:val="left"/>
+      <w:pPr>
+        <w:tabs>
+          <w:tab w:val="num" w:pos="720"/>
+        </w:tabs>
+        <w:ind w:left="720" w:hanging="360"/>
+      </w:pPr>
+      <w:rPr>
+        <w:rFonts w:ascii="Symbol" w:hAnsi="Symbol" w:hint="default"/>
+        <w:sz w:val="20"/>
+      </w:rPr>
+    </w:lvl>
+    <w:lvl w:ilvl="1" w:tentative="1">
+      <w:start w:val="1"/>
+      <w:numFmt w:val="bullet"/>
+      <w:lvlText w:val="o"/>
+      <w:lvlJc w:val="left"/>
+      <w:pPr>
+        <w:tabs>
+          <w:tab w:val="num" w:pos="1440"/>
+        </w:tabs>
+        <w:ind w:left="1440" w:hanging="360"/>
+      </w:pPr>
+      <w:rPr>
+        <w:rFonts w:ascii="Courier New" w:hAnsi="Courier New" w:hint="default"/>
+        <w:sz w:val="20"/>
+      </w:rPr>
+    </w:lvl>
+    <w:lvl w:ilvl="2" w:tentative="1">
+      <w:start w:val="1"/>
+      <w:numFmt w:val="bullet"/>
+      <w:lvlText w:val=""/>
+      <w:lvlJc w:val="left"/>
+      <w:pPr>
+        <w:tabs>
+          <w:tab w:val="num" w:pos="2160"/>
+        </w:tabs>
+        <w:ind w:left="2160" w:hanging="360"/>
+      </w:pPr>
+      <w:rPr>
+        <w:rFonts w:ascii="Wingdings" w:hAnsi="Wingdings" w:hint="default"/>
+        <w:sz w:val="20"/>
+      </w:rPr>
+    </w:lvl>
+    <w:lvl w:ilvl="3" w:tentative="1">
+      <w:start w:val="1"/>
+      <w:numFmt w:val="bullet"/>
+      <w:lvlText w:val=""/>
+      <w:lvlJc w:val="left"/>
+      <w:pPr>
+        <w:tabs>
+          <w:tab w:val="num" w:pos="2880"/>
+        </w:tabs>
+        <w:ind w:left="2880" w:hanging="360"/>
+      </w:pPr>
+      <w:rPr>
+        <w:rFonts w:ascii="Wingdings" w:hAnsi="Wingdings" w:hint="default"/>
+        <w:sz w:val="20"/>
+      </w:rPr>
+    </w:lvl>
+    <w:lvl w:ilvl="4" w:tentative="1">
+      <w:start w:val="1"/>
+      <w:numFmt w:val="bullet"/>
+      <w:lvlText w:val=""/>
+      <w:lvlJc w:val="left"/>
+      <w:pPr>
+        <w:tabs>
+          <w:tab w:val="num" w:pos="3600"/>
+        </w:tabs>
+        <w:ind w:left="3600" w:hanging="360"/>
+      </w:pPr>
+      <w:rPr>
+        <w:rFonts w:ascii="Wingdings" w:hAnsi="Wingdings" w:hint="default"/>
+        <w:sz w:val="20"/>
+      </w:rPr>
+    </w:lvl>
+    <w:lvl w:ilvl="5" w:tentative="1">
+      <w:start w:val="1"/>
+      <w:numFmt w:val="bullet"/>
+      <w:lvlText w:val=""/>
+      <w:lvlJc w:val="left"/>
+      <w:pPr>
+        <w:tabs>
+          <w:tab w:val="num" w:pos="4320"/>
+        </w:tabs>
+        <w:ind w:left="4320" w:hanging="360"/>
+      </w:pPr>
+      <w:rPr>
+        <w:rFonts w:ascii="Wingdings" w:hAnsi="Wingdings" w:hint="default"/>
+        <w:sz w:val="20"/>
+      </w:rPr>
+    </w:lvl>
+    <w:lvl w:ilvl="6" w:tentative="1">
+      <w:start w:val="1"/>
+      <w:numFmt w:val="bullet"/>
+      <w:lvlText w:val=""/>
+      <w:lvlJc w:val="left"/>
+      <w:pPr>
+        <w:tabs>
+          <w:tab w:val="num" w:pos="5040"/>
+        </w:tabs>
+        <w:ind w:left="5040" w:hanging="360"/>
+      </w:pPr>
+      <w:rPr>
+        <w:rFonts w:ascii="Wingdings" w:hAnsi="Wingdings" w:hint="default"/>
+        <w:sz w:val="20"/>
+      </w:rPr>
+    </w:lvl>
+    <w:lvl w:ilvl="7" w:tentative="1">
+      <w:start w:val="1"/>
+      <w:numFmt w:val="bullet"/>
+      <w:lvlText w:val=""/>
+      <w:lvlJc w:val="left"/>
+      <w:pPr>
+        <w:tabs>
+          <w:tab w:val="num" w:pos="5760"/>
+        </w:tabs>
+        <w:ind w:left="5760" w:hanging="360"/>
+      </w:pPr>
+      <w:rPr>
+        <w:rFonts w:ascii="Wingdings" w:hAnsi="Wingdings" w:hint="default"/>
+        <w:sz w:val="20"/>
+      </w:rPr>
+    </w:lvl>
+    <w:lvl w:ilvl="8" w:tentative="1">
+      <w:start w:val="1"/>
+      <w:numFmt w:val="bullet"/>
+      <w:lvlText w:val=""/>
+      <w:lvlJc w:val="left"/>
+      <w:pPr>
+        <w:tabs>
+          <w:tab w:val="num" w:pos="6480"/>
+        </w:tabs>
+        <w:ind w:left="6480" w:hanging="360"/>
+      </w:pPr>
+      <w:rPr>
+        <w:rFonts w:ascii="Wingdings" w:hAnsi="Wingdings" w:hint="default"/>
+        <w:sz w:val="20"/>
+      </w:rPr>
+    </w:lvl>
+  </w:abstractNum>
+  <w:abstractNum w:abstractNumId="5" w15:restartNumberingAfterBreak="0">
+    <w:nsid w:val="2DF66F58"/>
+    <w:multiLevelType w:val="multilevel"/>
+    <w:tmpl w:val="9F180788"/>
+    <w:lvl w:ilvl="0">
+      <w:start w:val="1"/>
+      <w:numFmt w:val="bullet"/>
+      <w:lvlText w:val=""/>
+      <w:lvlJc w:val="left"/>
+      <w:pPr>
+        <w:tabs>
+          <w:tab w:val="num" w:pos="720"/>
+        </w:tabs>
+        <w:ind w:left="720" w:hanging="360"/>
+      </w:pPr>
+      <w:rPr>
+        <w:rFonts w:ascii="Symbol" w:hAnsi="Symbol" w:hint="default"/>
+        <w:sz w:val="20"/>
+      </w:rPr>
+    </w:lvl>
+    <w:lvl w:ilvl="1" w:tentative="1">
+      <w:start w:val="1"/>
+      <w:numFmt w:val="bullet"/>
+      <w:lvlText w:val="o"/>
+      <w:lvlJc w:val="left"/>
+      <w:pPr>
+        <w:tabs>
+          <w:tab w:val="num" w:pos="1440"/>
+        </w:tabs>
+        <w:ind w:left="1440" w:hanging="360"/>
+      </w:pPr>
+      <w:rPr>
+        <w:rFonts w:ascii="Courier New" w:hAnsi="Courier New" w:hint="default"/>
+        <w:sz w:val="20"/>
+      </w:rPr>
+    </w:lvl>
+    <w:lvl w:ilvl="2" w:tentative="1">
+      <w:start w:val="1"/>
+      <w:numFmt w:val="bullet"/>
+      <w:lvlText w:val=""/>
+      <w:lvlJc w:val="left"/>
+      <w:pPr>
+        <w:tabs>
+          <w:tab w:val="num" w:pos="2160"/>
+        </w:tabs>
+        <w:ind w:left="2160" w:hanging="360"/>
+      </w:pPr>
+      <w:rPr>
+        <w:rFonts w:ascii="Wingdings" w:hAnsi="Wingdings" w:hint="default"/>
+        <w:sz w:val="20"/>
+      </w:rPr>
+    </w:lvl>
+    <w:lvl w:ilvl="3" w:tentative="1">
+      <w:start w:val="1"/>
+      <w:numFmt w:val="bullet"/>
+      <w:lvlText w:val=""/>
+      <w:lvlJc w:val="left"/>
+      <w:pPr>
+        <w:tabs>
+          <w:tab w:val="num" w:pos="2880"/>
+        </w:tabs>
+        <w:ind w:left="2880" w:hanging="360"/>
+      </w:pPr>
+      <w:rPr>
+        <w:rFonts w:ascii="Wingdings" w:hAnsi="Wingdings" w:hint="default"/>
+        <w:sz w:val="20"/>
+      </w:rPr>
+    </w:lvl>
+    <w:lvl w:ilvl="4" w:tentative="1">
+      <w:start w:val="1"/>
+      <w:numFmt w:val="bullet"/>
+      <w:lvlText w:val=""/>
+      <w:lvlJc w:val="left"/>
+      <w:pPr>
+        <w:tabs>
+          <w:tab w:val="num" w:pos="3600"/>
+        </w:tabs>
+        <w:ind w:left="3600" w:hanging="360"/>
+      </w:pPr>
+      <w:rPr>
+        <w:rFonts w:ascii="Wingdings" w:hAnsi="Wingdings" w:hint="default"/>
+        <w:sz w:val="20"/>
+      </w:rPr>
+    </w:lvl>
+    <w:lvl w:ilvl="5" w:tentative="1">
+      <w:start w:val="1"/>
+      <w:numFmt w:val="bullet"/>
+      <w:lvlText w:val=""/>
+      <w:lvlJc w:val="left"/>
+      <w:pPr>
+        <w:tabs>
+          <w:tab w:val="num" w:pos="4320"/>
+        </w:tabs>
+        <w:ind w:left="4320" w:hanging="360"/>
+      </w:pPr>
+      <w:rPr>
+        <w:rFonts w:ascii="Wingdings" w:hAnsi="Wingdings" w:hint="default"/>
+        <w:sz w:val="20"/>
+      </w:rPr>
+    </w:lvl>
+    <w:lvl w:ilvl="6" w:tentative="1">
+      <w:start w:val="1"/>
+      <w:numFmt w:val="bullet"/>
+      <w:lvlText w:val=""/>
+      <w:lvlJc w:val="left"/>
+      <w:pPr>
+        <w:tabs>
+          <w:tab w:val="num" w:pos="5040"/>
+        </w:tabs>
+        <w:ind w:left="5040" w:hanging="360"/>
+      </w:pPr>
+      <w:rPr>
+        <w:rFonts w:ascii="Wingdings" w:hAnsi="Wingdings" w:hint="default"/>
+        <w:sz w:val="20"/>
+      </w:rPr>
+    </w:lvl>
+    <w:lvl w:ilvl="7" w:tentative="1">
+      <w:start w:val="1"/>
+      <w:numFmt w:val="bullet"/>
+      <w:lvlText w:val=""/>
+      <w:lvlJc w:val="left"/>
+      <w:pPr>
+        <w:tabs>
+          <w:tab w:val="num" w:pos="5760"/>
+        </w:tabs>
+        <w:ind w:left="5760" w:hanging="360"/>
+      </w:pPr>
+      <w:rPr>
+        <w:rFonts w:ascii="Wingdings" w:hAnsi="Wingdings" w:hint="default"/>
+        <w:sz w:val="20"/>
+      </w:rPr>
+    </w:lvl>
+    <w:lvl w:ilvl="8" w:tentative="1">
+      <w:start w:val="1"/>
+      <w:numFmt w:val="bullet"/>
+      <w:lvlText w:val=""/>
+      <w:lvlJc w:val="left"/>
+      <w:pPr>
+        <w:tabs>
+          <w:tab w:val="num" w:pos="6480"/>
+        </w:tabs>
+        <w:ind w:left="6480" w:hanging="360"/>
+      </w:pPr>
+      <w:rPr>
+        <w:rFonts w:ascii="Wingdings" w:hAnsi="Wingdings" w:hint="default"/>
+        <w:sz w:val="20"/>
+      </w:rPr>
+    </w:lvl>
+  </w:abstractNum>
+  <w:abstractNum w:abstractNumId="6" w15:restartNumberingAfterBreak="0">
+    <w:nsid w:val="30445984"/>
+    <w:multiLevelType w:val="multilevel"/>
+    <w:tmpl w:val="D6D2C7CE"/>
+    <w:lvl w:ilvl="0">
+      <w:start w:val="1"/>
+      <w:numFmt w:val="bullet"/>
+      <w:lvlText w:val=""/>
+      <w:lvlJc w:val="left"/>
+      <w:pPr>
+        <w:tabs>
+          <w:tab w:val="num" w:pos="720"/>
+        </w:tabs>
+        <w:ind w:left="720" w:hanging="360"/>
+      </w:pPr>
+      <w:rPr>
+        <w:rFonts w:ascii="Symbol" w:hAnsi="Symbol" w:hint="default"/>
+        <w:sz w:val="20"/>
+      </w:rPr>
+    </w:lvl>
+    <w:lvl w:ilvl="1" w:tentative="1">
+      <w:start w:val="1"/>
+      <w:numFmt w:val="bullet"/>
+      <w:lvlText w:val="o"/>
+      <w:lvlJc w:val="left"/>
+      <w:pPr>
+        <w:tabs>
+          <w:tab w:val="num" w:pos="1440"/>
+        </w:tabs>
+        <w:ind w:left="1440" w:hanging="360"/>
+      </w:pPr>
+      <w:rPr>
+        <w:rFonts w:ascii="Courier New" w:hAnsi="Courier New" w:hint="default"/>
+        <w:sz w:val="20"/>
+      </w:rPr>
+    </w:lvl>
+    <w:lvl w:ilvl="2" w:tentative="1">
+      <w:start w:val="1"/>
+      <w:numFmt w:val="bullet"/>
+      <w:lvlText w:val=""/>
+      <w:lvlJc w:val="left"/>
+      <w:pPr>
+        <w:tabs>
+          <w:tab w:val="num" w:pos="2160"/>
+        </w:tabs>
+        <w:ind w:left="2160" w:hanging="360"/>
+      </w:pPr>
+      <w:rPr>
+        <w:rFonts w:ascii="Wingdings" w:hAnsi="Wingdings" w:hint="default"/>
+        <w:sz w:val="20"/>
+      </w:rPr>
+    </w:lvl>
+    <w:lvl w:ilvl="3" w:tentative="1">
+      <w:start w:val="1"/>
+      <w:numFmt w:val="bullet"/>
+      <w:lvlText w:val=""/>
+      <w:lvlJc w:val="left"/>
+      <w:pPr>
+        <w:tabs>
+          <w:tab w:val="num" w:pos="2880"/>
+        </w:tabs>
+        <w:ind w:left="2880" w:hanging="360"/>
+      </w:pPr>
+      <w:rPr>
+        <w:rFonts w:ascii="Wingdings" w:hAnsi="Wingdings" w:hint="default"/>
+        <w:sz w:val="20"/>
+      </w:rPr>
+    </w:lvl>
+    <w:lvl w:ilvl="4" w:tentative="1">
+      <w:start w:val="1"/>
+      <w:numFmt w:val="bullet"/>
+      <w:lvlText w:val=""/>
+      <w:lvlJc w:val="left"/>
+      <w:pPr>
+        <w:tabs>
+          <w:tab w:val="num" w:pos="3600"/>
+        </w:tabs>
+        <w:ind w:left="3600" w:hanging="360"/>
+      </w:pPr>
+      <w:rPr>
+        <w:rFonts w:ascii="Wingdings" w:hAnsi="Wingdings" w:hint="default"/>
+        <w:sz w:val="20"/>
+      </w:rPr>
+    </w:lvl>
+    <w:lvl w:ilvl="5" w:tentative="1">
+      <w:start w:val="1"/>
+      <w:numFmt w:val="bullet"/>
+      <w:lvlText w:val=""/>
+      <w:lvlJc w:val="left"/>
+      <w:pPr>
+        <w:tabs>
+          <w:tab w:val="num" w:pos="4320"/>
+        </w:tabs>
+        <w:ind w:left="4320" w:hanging="360"/>
+      </w:pPr>
+      <w:rPr>
+        <w:rFonts w:ascii="Wingdings" w:hAnsi="Wingdings" w:hint="default"/>
+        <w:sz w:val="20"/>
+      </w:rPr>
+    </w:lvl>
+    <w:lvl w:ilvl="6" w:tentative="1">
+      <w:start w:val="1"/>
+      <w:numFmt w:val="bullet"/>
+      <w:lvlText w:val=""/>
+      <w:lvlJc w:val="left"/>
+      <w:pPr>
+        <w:tabs>
+          <w:tab w:val="num" w:pos="5040"/>
+        </w:tabs>
+        <w:ind w:left="5040" w:hanging="360"/>
+      </w:pPr>
+      <w:rPr>
+        <w:rFonts w:ascii="Wingdings" w:hAnsi="Wingdings" w:hint="default"/>
+        <w:sz w:val="20"/>
+      </w:rPr>
+    </w:lvl>
+    <w:lvl w:ilvl="7" w:tentative="1">
+      <w:start w:val="1"/>
+      <w:numFmt w:val="bullet"/>
+      <w:lvlText w:val=""/>
+      <w:lvlJc w:val="left"/>
+      <w:pPr>
+        <w:tabs>
+          <w:tab w:val="num" w:pos="5760"/>
+        </w:tabs>
+        <w:ind w:left="5760" w:hanging="360"/>
+      </w:pPr>
+      <w:rPr>
+        <w:rFonts w:ascii="Wingdings" w:hAnsi="Wingdings" w:hint="default"/>
+        <w:sz w:val="20"/>
+      </w:rPr>
+    </w:lvl>
+    <w:lvl w:ilvl="8" w:tentative="1">
+      <w:start w:val="1"/>
+      <w:numFmt w:val="bullet"/>
+      <w:lvlText w:val=""/>
+      <w:lvlJc w:val="left"/>
+      <w:pPr>
+        <w:tabs>
+          <w:tab w:val="num" w:pos="6480"/>
+        </w:tabs>
+        <w:ind w:left="6480" w:hanging="360"/>
+      </w:pPr>
+      <w:rPr>
+        <w:rFonts w:ascii="Wingdings" w:hAnsi="Wingdings" w:hint="default"/>
+        <w:sz w:val="20"/>
+      </w:rPr>
+    </w:lvl>
+  </w:abstractNum>
+  <w:abstractNum w:abstractNumId="7" w15:restartNumberingAfterBreak="0">
     <w:nsid w:val="30C9508F"/>
     <w:multiLevelType w:val="multilevel"/>
     <w:tmpl w:val="721E6700"/>
@@ -760,7 +6071,7 @@
       </w:rPr>
     </w:lvl>
   </w:abstractNum>
-  <w:abstractNum w:abstractNumId="5" w15:restartNumberingAfterBreak="0">
+  <w:abstractNum w:abstractNumId="8" w15:restartNumberingAfterBreak="0">
     <w:nsid w:val="36675107"/>
     <w:multiLevelType w:val="multilevel"/>
     <w:tmpl w:val="5B322182"/>
@@ -909,7 +6220,156 @@
       </w:rPr>
     </w:lvl>
   </w:abstractNum>
-  <w:abstractNum w:abstractNumId="6" w15:restartNumberingAfterBreak="0">
+  <w:abstractNum w:abstractNumId="9" w15:restartNumberingAfterBreak="0">
+    <w:nsid w:val="377D7D3B"/>
+    <w:multiLevelType w:val="multilevel"/>
+    <w:tmpl w:val="190E6E12"/>
+    <w:lvl w:ilvl="0">
+      <w:start w:val="1"/>
+      <w:numFmt w:val="bullet"/>
+      <w:lvlText w:val=""/>
+      <w:lvlJc w:val="left"/>
+      <w:pPr>
+        <w:tabs>
+          <w:tab w:val="num" w:pos="720"/>
+        </w:tabs>
+        <w:ind w:left="720" w:hanging="360"/>
+      </w:pPr>
+      <w:rPr>
+        <w:rFonts w:ascii="Symbol" w:hAnsi="Symbol" w:hint="default"/>
+        <w:sz w:val="20"/>
+      </w:rPr>
+    </w:lvl>
+    <w:lvl w:ilvl="1" w:tentative="1">
+      <w:start w:val="1"/>
+      <w:numFmt w:val="bullet"/>
+      <w:lvlText w:val="o"/>
+      <w:lvlJc w:val="left"/>
+      <w:pPr>
+        <w:tabs>
+          <w:tab w:val="num" w:pos="1440"/>
+        </w:tabs>
+        <w:ind w:left="1440" w:hanging="360"/>
+      </w:pPr>
+      <w:rPr>
+        <w:rFonts w:ascii="Courier New" w:hAnsi="Courier New" w:hint="default"/>
+        <w:sz w:val="20"/>
+      </w:rPr>
+    </w:lvl>
+    <w:lvl w:ilvl="2" w:tentative="1">
+      <w:start w:val="1"/>
+      <w:numFmt w:val="bullet"/>
+      <w:lvlText w:val=""/>
+      <w:lvlJc w:val="left"/>
+      <w:pPr>
+        <w:tabs>
+          <w:tab w:val="num" w:pos="2160"/>
+        </w:tabs>
+        <w:ind w:left="2160" w:hanging="360"/>
+      </w:pPr>
+      <w:rPr>
+        <w:rFonts w:ascii="Wingdings" w:hAnsi="Wingdings" w:hint="default"/>
+        <w:sz w:val="20"/>
+      </w:rPr>
+    </w:lvl>
+    <w:lvl w:ilvl="3" w:tentative="1">
+      <w:start w:val="1"/>
+      <w:numFmt w:val="bullet"/>
+      <w:lvlText w:val=""/>
+      <w:lvlJc w:val="left"/>
+      <w:pPr>
+        <w:tabs>
+          <w:tab w:val="num" w:pos="2880"/>
+        </w:tabs>
+        <w:ind w:left="2880" w:hanging="360"/>
+      </w:pPr>
+      <w:rPr>
+        <w:rFonts w:ascii="Wingdings" w:hAnsi="Wingdings" w:hint="default"/>
+        <w:sz w:val="20"/>
+      </w:rPr>
+    </w:lvl>
+    <w:lvl w:ilvl="4" w:tentative="1">
+      <w:start w:val="1"/>
+      <w:numFmt w:val="bullet"/>
+      <w:lvlText w:val=""/>
+      <w:lvlJc w:val="left"/>
+      <w:pPr>
+        <w:tabs>
+          <w:tab w:val="num" w:pos="3600"/>
+        </w:tabs>
+        <w:ind w:left="3600" w:hanging="360"/>
+      </w:pPr>
+      <w:rPr>
+        <w:rFonts w:ascii="Wingdings" w:hAnsi="Wingdings" w:hint="default"/>
+        <w:sz w:val="20"/>
+      </w:rPr>
+    </w:lvl>
+    <w:lvl w:ilvl="5" w:tentative="1">
+      <w:start w:val="1"/>
+      <w:numFmt w:val="bullet"/>
+      <w:lvlText w:val=""/>
+      <w:lvlJc w:val="left"/>
+      <w:pPr>
+        <w:tabs>
+          <w:tab w:val="num" w:pos="4320"/>
+        </w:tabs>
+        <w:ind w:left="4320" w:hanging="360"/>
+      </w:pPr>
+      <w:rPr>
+        <w:rFonts w:ascii="Wingdings" w:hAnsi="Wingdings" w:hint="default"/>
+        <w:sz w:val="20"/>
+      </w:rPr>
+    </w:lvl>
+    <w:lvl w:ilvl="6" w:tentative="1">
+      <w:start w:val="1"/>
+      <w:numFmt w:val="bullet"/>
+      <w:lvlText w:val=""/>
+      <w:lvlJc w:val="left"/>
+      <w:pPr>
+        <w:tabs>
+          <w:tab w:val="num" w:pos="5040"/>
+        </w:tabs>
+        <w:ind w:left="5040" w:hanging="360"/>
+      </w:pPr>
+      <w:rPr>
+        <w:rFonts w:ascii="Wingdings" w:hAnsi="Wingdings" w:hint="default"/>
+        <w:sz w:val="20"/>
+      </w:rPr>
+    </w:lvl>
+    <w:lvl w:ilvl="7" w:tentative="1">
+      <w:start w:val="1"/>
+      <w:numFmt w:val="bullet"/>
+      <w:lvlText w:val=""/>
+      <w:lvlJc w:val="left"/>
+      <w:pPr>
+        <w:tabs>
+          <w:tab w:val="num" w:pos="5760"/>
+        </w:tabs>
+        <w:ind w:left="5760" w:hanging="360"/>
+      </w:pPr>
+      <w:rPr>
+        <w:rFonts w:ascii="Wingdings" w:hAnsi="Wingdings" w:hint="default"/>
+        <w:sz w:val="20"/>
+      </w:rPr>
+    </w:lvl>
+    <w:lvl w:ilvl="8" w:tentative="1">
+      <w:start w:val="1"/>
+      <w:numFmt w:val="bullet"/>
+      <w:lvlText w:val=""/>
+      <w:lvlJc w:val="left"/>
+      <w:pPr>
+        <w:tabs>
+          <w:tab w:val="num" w:pos="6480"/>
+        </w:tabs>
+        <w:ind w:left="6480" w:hanging="360"/>
+      </w:pPr>
+      <w:rPr>
+        <w:rFonts w:ascii="Wingdings" w:hAnsi="Wingdings" w:hint="default"/>
+        <w:sz w:val="20"/>
+      </w:rPr>
+    </w:lvl>
+  </w:abstractNum>
+  <w:abstractNum w:abstractNumId="10" w15:restartNumberingAfterBreak="0">
     <w:nsid w:val="419E030D"/>
     <w:multiLevelType w:val="multilevel"/>
     <w:tmpl w:val="8EA0F396"/>
@@ -1058,7 +6518,156 @@
       </w:rPr>
     </w:lvl>
   </w:abstractNum>
-  <w:abstractNum w:abstractNumId="7" w15:restartNumberingAfterBreak="0">
+  <w:abstractNum w:abstractNumId="11" w15:restartNumberingAfterBreak="0">
+    <w:nsid w:val="44E65C4C"/>
+    <w:multiLevelType w:val="multilevel"/>
+    <w:tmpl w:val="18827E60"/>
+    <w:lvl w:ilvl="0">
+      <w:start w:val="1"/>
+      <w:numFmt w:val="bullet"/>
+      <w:lvlText w:val=""/>
+      <w:lvlJc w:val="left"/>
+      <w:pPr>
+        <w:tabs>
+          <w:tab w:val="num" w:pos="720"/>
+        </w:tabs>
+        <w:ind w:left="720" w:hanging="360"/>
+      </w:pPr>
+      <w:rPr>
+        <w:rFonts w:ascii="Symbol" w:hAnsi="Symbol" w:hint="default"/>
+        <w:sz w:val="20"/>
+      </w:rPr>
+    </w:lvl>
+    <w:lvl w:ilvl="1" w:tentative="1">
+      <w:start w:val="1"/>
+      <w:numFmt w:val="bullet"/>
+      <w:lvlText w:val="o"/>
+      <w:lvlJc w:val="left"/>
+      <w:pPr>
+        <w:tabs>
+          <w:tab w:val="num" w:pos="1440"/>
+        </w:tabs>
+        <w:ind w:left="1440" w:hanging="360"/>
+      </w:pPr>
+      <w:rPr>
+        <w:rFonts w:ascii="Courier New" w:hAnsi="Courier New" w:hint="default"/>
+        <w:sz w:val="20"/>
+      </w:rPr>
+    </w:lvl>
+    <w:lvl w:ilvl="2" w:tentative="1">
+      <w:start w:val="1"/>
+      <w:numFmt w:val="bullet"/>
+      <w:lvlText w:val=""/>
+      <w:lvlJc w:val="left"/>
+      <w:pPr>
+        <w:tabs>
+          <w:tab w:val="num" w:pos="2160"/>
+        </w:tabs>
+        <w:ind w:left="2160" w:hanging="360"/>
+      </w:pPr>
+      <w:rPr>
+        <w:rFonts w:ascii="Wingdings" w:hAnsi="Wingdings" w:hint="default"/>
+        <w:sz w:val="20"/>
+      </w:rPr>
+    </w:lvl>
+    <w:lvl w:ilvl="3" w:tentative="1">
+      <w:start w:val="1"/>
+      <w:numFmt w:val="bullet"/>
+      <w:lvlText w:val=""/>
+      <w:lvlJc w:val="left"/>
+      <w:pPr>
+        <w:tabs>
+          <w:tab w:val="num" w:pos="2880"/>
+        </w:tabs>
+        <w:ind w:left="2880" w:hanging="360"/>
+      </w:pPr>
+      <w:rPr>
+        <w:rFonts w:ascii="Wingdings" w:hAnsi="Wingdings" w:hint="default"/>
+        <w:sz w:val="20"/>
+      </w:rPr>
+    </w:lvl>
+    <w:lvl w:ilvl="4" w:tentative="1">
+      <w:start w:val="1"/>
+      <w:numFmt w:val="bullet"/>
+      <w:lvlText w:val=""/>
+      <w:lvlJc w:val="left"/>
+      <w:pPr>
+        <w:tabs>
+          <w:tab w:val="num" w:pos="3600"/>
+        </w:tabs>
+        <w:ind w:left="3600" w:hanging="360"/>
+      </w:pPr>
+      <w:rPr>
+        <w:rFonts w:ascii="Wingdings" w:hAnsi="Wingdings" w:hint="default"/>
+        <w:sz w:val="20"/>
+      </w:rPr>
+    </w:lvl>
+    <w:lvl w:ilvl="5" w:tentative="1">
+      <w:start w:val="1"/>
+      <w:numFmt w:val="bullet"/>
+      <w:lvlText w:val=""/>
+      <w:lvlJc w:val="left"/>
+      <w:pPr>
+        <w:tabs>
+          <w:tab w:val="num" w:pos="4320"/>
+        </w:tabs>
+        <w:ind w:left="4320" w:hanging="360"/>
+      </w:pPr>
+      <w:rPr>
+        <w:rFonts w:ascii="Wingdings" w:hAnsi="Wingdings" w:hint="default"/>
+        <w:sz w:val="20"/>
+      </w:rPr>
+    </w:lvl>
+    <w:lvl w:ilvl="6" w:tentative="1">
+      <w:start w:val="1"/>
+      <w:numFmt w:val="bullet"/>
+      <w:lvlText w:val=""/>
+      <w:lvlJc w:val="left"/>
+      <w:pPr>
+        <w:tabs>
+          <w:tab w:val="num" w:pos="5040"/>
+        </w:tabs>
+        <w:ind w:left="5040" w:hanging="360"/>
+      </w:pPr>
+      <w:rPr>
+        <w:rFonts w:ascii="Wingdings" w:hAnsi="Wingdings" w:hint="default"/>
+        <w:sz w:val="20"/>
+      </w:rPr>
+    </w:lvl>
+    <w:lvl w:ilvl="7" w:tentative="1">
+      <w:start w:val="1"/>
+      <w:numFmt w:val="bullet"/>
+      <w:lvlText w:val=""/>
+      <w:lvlJc w:val="left"/>
+      <w:pPr>
+        <w:tabs>
+          <w:tab w:val="num" w:pos="5760"/>
+        </w:tabs>
+        <w:ind w:left="5760" w:hanging="360"/>
+      </w:pPr>
+      <w:rPr>
+        <w:rFonts w:ascii="Wingdings" w:hAnsi="Wingdings" w:hint="default"/>
+        <w:sz w:val="20"/>
+      </w:rPr>
+    </w:lvl>
+    <w:lvl w:ilvl="8" w:tentative="1">
+      <w:start w:val="1"/>
+      <w:numFmt w:val="bullet"/>
+      <w:lvlText w:val=""/>
+      <w:lvlJc w:val="left"/>
+      <w:pPr>
+        <w:tabs>
+          <w:tab w:val="num" w:pos="6480"/>
+        </w:tabs>
+        <w:ind w:left="6480" w:hanging="360"/>
+      </w:pPr>
+      <w:rPr>
+        <w:rFonts w:ascii="Wingdings" w:hAnsi="Wingdings" w:hint="default"/>
+        <w:sz w:val="20"/>
+      </w:rPr>
+    </w:lvl>
+  </w:abstractNum>
+  <w:abstractNum w:abstractNumId="12" w15:restartNumberingAfterBreak="0">
     <w:nsid w:val="48842C26"/>
     <w:multiLevelType w:val="multilevel"/>
     <w:tmpl w:val="B9FC7C40"/>
@@ -1207,7 +6816,7 @@
       </w:rPr>
     </w:lvl>
   </w:abstractNum>
-  <w:abstractNum w:abstractNumId="8" w15:restartNumberingAfterBreak="0">
+  <w:abstractNum w:abstractNumId="13" w15:restartNumberingAfterBreak="0">
     <w:nsid w:val="4CED5C78"/>
     <w:multiLevelType w:val="multilevel"/>
     <w:tmpl w:val="701A1F8C"/>
@@ -1356,7 +6965,305 @@
       </w:rPr>
     </w:lvl>
   </w:abstractNum>
-  <w:abstractNum w:abstractNumId="9" w15:restartNumberingAfterBreak="0">
+  <w:abstractNum w:abstractNumId="14" w15:restartNumberingAfterBreak="0">
+    <w:nsid w:val="4DAA3DA1"/>
+    <w:multiLevelType w:val="multilevel"/>
+    <w:tmpl w:val="F61AC398"/>
+    <w:lvl w:ilvl="0">
+      <w:start w:val="1"/>
+      <w:numFmt w:val="bullet"/>
+      <w:lvlText w:val=""/>
+      <w:lvlJc w:val="left"/>
+      <w:pPr>
+        <w:tabs>
+          <w:tab w:val="num" w:pos="720"/>
+        </w:tabs>
+        <w:ind w:left="720" w:hanging="360"/>
+      </w:pPr>
+      <w:rPr>
+        <w:rFonts w:ascii="Symbol" w:hAnsi="Symbol" w:hint="default"/>
+        <w:sz w:val="20"/>
+      </w:rPr>
+    </w:lvl>
+    <w:lvl w:ilvl="1" w:tentative="1">
+      <w:start w:val="1"/>
+      <w:numFmt w:val="bullet"/>
+      <w:lvlText w:val="o"/>
+      <w:lvlJc w:val="left"/>
+      <w:pPr>
+        <w:tabs>
+          <w:tab w:val="num" w:pos="1440"/>
+        </w:tabs>
+        <w:ind w:left="1440" w:hanging="360"/>
+      </w:pPr>
+      <w:rPr>
+        <w:rFonts w:ascii="Courier New" w:hAnsi="Courier New" w:hint="default"/>
+        <w:sz w:val="20"/>
+      </w:rPr>
+    </w:lvl>
+    <w:lvl w:ilvl="2" w:tentative="1">
+      <w:start w:val="1"/>
+      <w:numFmt w:val="bullet"/>
+      <w:lvlText w:val=""/>
+      <w:lvlJc w:val="left"/>
+      <w:pPr>
+        <w:tabs>
+          <w:tab w:val="num" w:pos="2160"/>
+        </w:tabs>
+        <w:ind w:left="2160" w:hanging="360"/>
+      </w:pPr>
+      <w:rPr>
+        <w:rFonts w:ascii="Wingdings" w:hAnsi="Wingdings" w:hint="default"/>
+        <w:sz w:val="20"/>
+      </w:rPr>
+    </w:lvl>
+    <w:lvl w:ilvl="3" w:tentative="1">
+      <w:start w:val="1"/>
+      <w:numFmt w:val="bullet"/>
+      <w:lvlText w:val=""/>
+      <w:lvlJc w:val="left"/>
+      <w:pPr>
+        <w:tabs>
+          <w:tab w:val="num" w:pos="2880"/>
+        </w:tabs>
+        <w:ind w:left="2880" w:hanging="360"/>
+      </w:pPr>
+      <w:rPr>
+        <w:rFonts w:ascii="Wingdings" w:hAnsi="Wingdings" w:hint="default"/>
+        <w:sz w:val="20"/>
+      </w:rPr>
+    </w:lvl>
+    <w:lvl w:ilvl="4" w:tentative="1">
+      <w:start w:val="1"/>
+      <w:numFmt w:val="bullet"/>
+      <w:lvlText w:val=""/>
+      <w:lvlJc w:val="left"/>
+      <w:pPr>
+        <w:tabs>
+          <w:tab w:val="num" w:pos="3600"/>
+        </w:tabs>
+        <w:ind w:left="3600" w:hanging="360"/>
+      </w:pPr>
+      <w:rPr>
+        <w:rFonts w:ascii="Wingdings" w:hAnsi="Wingdings" w:hint="default"/>
+        <w:sz w:val="20"/>
+      </w:rPr>
+    </w:lvl>
+    <w:lvl w:ilvl="5" w:tentative="1">
+      <w:start w:val="1"/>
+      <w:numFmt w:val="bullet"/>
+      <w:lvlText w:val=""/>
+      <w:lvlJc w:val="left"/>
+      <w:pPr>
+        <w:tabs>
+          <w:tab w:val="num" w:pos="4320"/>
+        </w:tabs>
+        <w:ind w:left="4320" w:hanging="360"/>
+      </w:pPr>
+      <w:rPr>
+        <w:rFonts w:ascii="Wingdings" w:hAnsi="Wingdings" w:hint="default"/>
+        <w:sz w:val="20"/>
+      </w:rPr>
+    </w:lvl>
+    <w:lvl w:ilvl="6" w:tentative="1">
+      <w:start w:val="1"/>
+      <w:numFmt w:val="bullet"/>
+      <w:lvlText w:val=""/>
+      <w:lvlJc w:val="left"/>
+      <w:pPr>
+        <w:tabs>
+          <w:tab w:val="num" w:pos="5040"/>
+        </w:tabs>
+        <w:ind w:left="5040" w:hanging="360"/>
+      </w:pPr>
+      <w:rPr>
+        <w:rFonts w:ascii="Wingdings" w:hAnsi="Wingdings" w:hint="default"/>
+        <w:sz w:val="20"/>
+      </w:rPr>
+    </w:lvl>
+    <w:lvl w:ilvl="7" w:tentative="1">
+      <w:start w:val="1"/>
+      <w:numFmt w:val="bullet"/>
+      <w:lvlText w:val=""/>
+      <w:lvlJc w:val="left"/>
+      <w:pPr>
+        <w:tabs>
+          <w:tab w:val="num" w:pos="5760"/>
+        </w:tabs>
+        <w:ind w:left="5760" w:hanging="360"/>
+      </w:pPr>
+      <w:rPr>
+        <w:rFonts w:ascii="Wingdings" w:hAnsi="Wingdings" w:hint="default"/>
+        <w:sz w:val="20"/>
+      </w:rPr>
+    </w:lvl>
+    <w:lvl w:ilvl="8" w:tentative="1">
+      <w:start w:val="1"/>
+      <w:numFmt w:val="bullet"/>
+      <w:lvlText w:val=""/>
+      <w:lvlJc w:val="left"/>
+      <w:pPr>
+        <w:tabs>
+          <w:tab w:val="num" w:pos="6480"/>
+        </w:tabs>
+        <w:ind w:left="6480" w:hanging="360"/>
+      </w:pPr>
+      <w:rPr>
+        <w:rFonts w:ascii="Wingdings" w:hAnsi="Wingdings" w:hint="default"/>
+        <w:sz w:val="20"/>
+      </w:rPr>
+    </w:lvl>
+  </w:abstractNum>
+  <w:abstractNum w:abstractNumId="15" w15:restartNumberingAfterBreak="0">
+    <w:nsid w:val="57260BAF"/>
+    <w:multiLevelType w:val="multilevel"/>
+    <w:tmpl w:val="E584B5EC"/>
+    <w:lvl w:ilvl="0">
+      <w:start w:val="1"/>
+      <w:numFmt w:val="bullet"/>
+      <w:lvlText w:val=""/>
+      <w:lvlJc w:val="left"/>
+      <w:pPr>
+        <w:tabs>
+          <w:tab w:val="num" w:pos="720"/>
+        </w:tabs>
+        <w:ind w:left="720" w:hanging="360"/>
+      </w:pPr>
+      <w:rPr>
+        <w:rFonts w:ascii="Symbol" w:hAnsi="Symbol" w:hint="default"/>
+        <w:sz w:val="20"/>
+      </w:rPr>
+    </w:lvl>
+    <w:lvl w:ilvl="1" w:tentative="1">
+      <w:start w:val="1"/>
+      <w:numFmt w:val="bullet"/>
+      <w:lvlText w:val="o"/>
+      <w:lvlJc w:val="left"/>
+      <w:pPr>
+        <w:tabs>
+          <w:tab w:val="num" w:pos="1440"/>
+        </w:tabs>
+        <w:ind w:left="1440" w:hanging="360"/>
+      </w:pPr>
+      <w:rPr>
+        <w:rFonts w:ascii="Courier New" w:hAnsi="Courier New" w:hint="default"/>
+        <w:sz w:val="20"/>
+      </w:rPr>
+    </w:lvl>
+    <w:lvl w:ilvl="2" w:tentative="1">
+      <w:start w:val="1"/>
+      <w:numFmt w:val="bullet"/>
+      <w:lvlText w:val=""/>
+      <w:lvlJc w:val="left"/>
+      <w:pPr>
+        <w:tabs>
+          <w:tab w:val="num" w:pos="2160"/>
+        </w:tabs>
+        <w:ind w:left="2160" w:hanging="360"/>
+      </w:pPr>
+      <w:rPr>
+        <w:rFonts w:ascii="Wingdings" w:hAnsi="Wingdings" w:hint="default"/>
+        <w:sz w:val="20"/>
+      </w:rPr>
+    </w:lvl>
+    <w:lvl w:ilvl="3" w:tentative="1">
+      <w:start w:val="1"/>
+      <w:numFmt w:val="bullet"/>
+      <w:lvlText w:val=""/>
+      <w:lvlJc w:val="left"/>
+      <w:pPr>
+        <w:tabs>
+          <w:tab w:val="num" w:pos="2880"/>
+        </w:tabs>
+        <w:ind w:left="2880" w:hanging="360"/>
+      </w:pPr>
+      <w:rPr>
+        <w:rFonts w:ascii="Wingdings" w:hAnsi="Wingdings" w:hint="default"/>
+        <w:sz w:val="20"/>
+      </w:rPr>
+    </w:lvl>
+    <w:lvl w:ilvl="4" w:tentative="1">
+      <w:start w:val="1"/>
+      <w:numFmt w:val="bullet"/>
+      <w:lvlText w:val=""/>
+      <w:lvlJc w:val="left"/>
+      <w:pPr>
+        <w:tabs>
+          <w:tab w:val="num" w:pos="3600"/>
+        </w:tabs>
+        <w:ind w:left="3600" w:hanging="360"/>
+      </w:pPr>
+      <w:rPr>
+        <w:rFonts w:ascii="Wingdings" w:hAnsi="Wingdings" w:hint="default"/>
+        <w:sz w:val="20"/>
+      </w:rPr>
+    </w:lvl>
+    <w:lvl w:ilvl="5" w:tentative="1">
+      <w:start w:val="1"/>
+      <w:numFmt w:val="bullet"/>
+      <w:lvlText w:val=""/>
+      <w:lvlJc w:val="left"/>
+      <w:pPr>
+        <w:tabs>
+          <w:tab w:val="num" w:pos="4320"/>
+        </w:tabs>
+        <w:ind w:left="4320" w:hanging="360"/>
+      </w:pPr>
+      <w:rPr>
+        <w:rFonts w:ascii="Wingdings" w:hAnsi="Wingdings" w:hint="default"/>
+        <w:sz w:val="20"/>
+      </w:rPr>
+    </w:lvl>
+    <w:lvl w:ilvl="6" w:tentative="1">
+      <w:start w:val="1"/>
+      <w:numFmt w:val="bullet"/>
+      <w:lvlText w:val=""/>
+      <w:lvlJc w:val="left"/>
+      <w:pPr>
+        <w:tabs>
+          <w:tab w:val="num" w:pos="5040"/>
+        </w:tabs>
+        <w:ind w:left="5040" w:hanging="360"/>
+      </w:pPr>
+      <w:rPr>
+        <w:rFonts w:ascii="Wingdings" w:hAnsi="Wingdings" w:hint="default"/>
+        <w:sz w:val="20"/>
+      </w:rPr>
+    </w:lvl>
+    <w:lvl w:ilvl="7" w:tentative="1">
+      <w:start w:val="1"/>
+      <w:numFmt w:val="bullet"/>
+      <w:lvlText w:val=""/>
+      <w:lvlJc w:val="left"/>
+      <w:pPr>
+        <w:tabs>
+          <w:tab w:val="num" w:pos="5760"/>
+        </w:tabs>
+        <w:ind w:left="5760" w:hanging="360"/>
+      </w:pPr>
+      <w:rPr>
+        <w:rFonts w:ascii="Wingdings" w:hAnsi="Wingdings" w:hint="default"/>
+        <w:sz w:val="20"/>
+      </w:rPr>
+    </w:lvl>
+    <w:lvl w:ilvl="8" w:tentative="1">
+      <w:start w:val="1"/>
+      <w:numFmt w:val="bullet"/>
+      <w:lvlText w:val=""/>
+      <w:lvlJc w:val="left"/>
+      <w:pPr>
+        <w:tabs>
+          <w:tab w:val="num" w:pos="6480"/>
+        </w:tabs>
+        <w:ind w:left="6480" w:hanging="360"/>
+      </w:pPr>
+      <w:rPr>
+        <w:rFonts w:ascii="Wingdings" w:hAnsi="Wingdings" w:hint="default"/>
+        <w:sz w:val="20"/>
+      </w:rPr>
+    </w:lvl>
+  </w:abstractNum>
+  <w:abstractNum w:abstractNumId="16" w15:restartNumberingAfterBreak="0">
     <w:nsid w:val="583B0EF3"/>
     <w:multiLevelType w:val="multilevel"/>
     <w:tmpl w:val="505415B2"/>
@@ -1505,7 +7412,7 @@
       </w:rPr>
     </w:lvl>
   </w:abstractNum>
-  <w:abstractNum w:abstractNumId="10" w15:restartNumberingAfterBreak="0">
+  <w:abstractNum w:abstractNumId="17" w15:restartNumberingAfterBreak="0">
     <w:nsid w:val="5A9B4637"/>
     <w:multiLevelType w:val="multilevel"/>
     <w:tmpl w:val="E6A274CC"/>
@@ -1654,7 +7561,305 @@
       </w:rPr>
     </w:lvl>
   </w:abstractNum>
-  <w:abstractNum w:abstractNumId="11" w15:restartNumberingAfterBreak="0">
+  <w:abstractNum w:abstractNumId="18" w15:restartNumberingAfterBreak="0">
+    <w:nsid w:val="5DE67CA0"/>
+    <w:multiLevelType w:val="multilevel"/>
+    <w:tmpl w:val="A66E6B50"/>
+    <w:lvl w:ilvl="0">
+      <w:start w:val="1"/>
+      <w:numFmt w:val="bullet"/>
+      <w:lvlText w:val=""/>
+      <w:lvlJc w:val="left"/>
+      <w:pPr>
+        <w:tabs>
+          <w:tab w:val="num" w:pos="720"/>
+        </w:tabs>
+        <w:ind w:left="720" w:hanging="360"/>
+      </w:pPr>
+      <w:rPr>
+        <w:rFonts w:ascii="Symbol" w:hAnsi="Symbol" w:hint="default"/>
+        <w:sz w:val="20"/>
+      </w:rPr>
+    </w:lvl>
+    <w:lvl w:ilvl="1" w:tentative="1">
+      <w:start w:val="1"/>
+      <w:numFmt w:val="bullet"/>
+      <w:lvlText w:val="o"/>
+      <w:lvlJc w:val="left"/>
+      <w:pPr>
+        <w:tabs>
+          <w:tab w:val="num" w:pos="1440"/>
+        </w:tabs>
+        <w:ind w:left="1440" w:hanging="360"/>
+      </w:pPr>
+      <w:rPr>
+        <w:rFonts w:ascii="Courier New" w:hAnsi="Courier New" w:hint="default"/>
+        <w:sz w:val="20"/>
+      </w:rPr>
+    </w:lvl>
+    <w:lvl w:ilvl="2" w:tentative="1">
+      <w:start w:val="1"/>
+      <w:numFmt w:val="bullet"/>
+      <w:lvlText w:val=""/>
+      <w:lvlJc w:val="left"/>
+      <w:pPr>
+        <w:tabs>
+          <w:tab w:val="num" w:pos="2160"/>
+        </w:tabs>
+        <w:ind w:left="2160" w:hanging="360"/>
+      </w:pPr>
+      <w:rPr>
+        <w:rFonts w:ascii="Wingdings" w:hAnsi="Wingdings" w:hint="default"/>
+        <w:sz w:val="20"/>
+      </w:rPr>
+    </w:lvl>
+    <w:lvl w:ilvl="3" w:tentative="1">
+      <w:start w:val="1"/>
+      <w:numFmt w:val="bullet"/>
+      <w:lvlText w:val=""/>
+      <w:lvlJc w:val="left"/>
+      <w:pPr>
+        <w:tabs>
+          <w:tab w:val="num" w:pos="2880"/>
+        </w:tabs>
+        <w:ind w:left="2880" w:hanging="360"/>
+      </w:pPr>
+      <w:rPr>
+        <w:rFonts w:ascii="Wingdings" w:hAnsi="Wingdings" w:hint="default"/>
+        <w:sz w:val="20"/>
+      </w:rPr>
+    </w:lvl>
+    <w:lvl w:ilvl="4" w:tentative="1">
+      <w:start w:val="1"/>
+      <w:numFmt w:val="bullet"/>
+      <w:lvlText w:val=""/>
+      <w:lvlJc w:val="left"/>
+      <w:pPr>
+        <w:tabs>
+          <w:tab w:val="num" w:pos="3600"/>
+        </w:tabs>
+        <w:ind w:left="3600" w:hanging="360"/>
+      </w:pPr>
+      <w:rPr>
+        <w:rFonts w:ascii="Wingdings" w:hAnsi="Wingdings" w:hint="default"/>
+        <w:sz w:val="20"/>
+      </w:rPr>
+    </w:lvl>
+    <w:lvl w:ilvl="5" w:tentative="1">
+      <w:start w:val="1"/>
+      <w:numFmt w:val="bullet"/>
+      <w:lvlText w:val=""/>
+      <w:lvlJc w:val="left"/>
+      <w:pPr>
+        <w:tabs>
+          <w:tab w:val="num" w:pos="4320"/>
+        </w:tabs>
+        <w:ind w:left="4320" w:hanging="360"/>
+      </w:pPr>
+      <w:rPr>
+        <w:rFonts w:ascii="Wingdings" w:hAnsi="Wingdings" w:hint="default"/>
+        <w:sz w:val="20"/>
+      </w:rPr>
+    </w:lvl>
+    <w:lvl w:ilvl="6" w:tentative="1">
+      <w:start w:val="1"/>
+      <w:numFmt w:val="bullet"/>
+      <w:lvlText w:val=""/>
+      <w:lvlJc w:val="left"/>
+      <w:pPr>
+        <w:tabs>
+          <w:tab w:val="num" w:pos="5040"/>
+        </w:tabs>
+        <w:ind w:left="5040" w:hanging="360"/>
+      </w:pPr>
+      <w:rPr>
+        <w:rFonts w:ascii="Wingdings" w:hAnsi="Wingdings" w:hint="default"/>
+        <w:sz w:val="20"/>
+      </w:rPr>
+    </w:lvl>
+    <w:lvl w:ilvl="7" w:tentative="1">
+      <w:start w:val="1"/>
+      <w:numFmt w:val="bullet"/>
+      <w:lvlText w:val=""/>
+      <w:lvlJc w:val="left"/>
+      <w:pPr>
+        <w:tabs>
+          <w:tab w:val="num" w:pos="5760"/>
+        </w:tabs>
+        <w:ind w:left="5760" w:hanging="360"/>
+      </w:pPr>
+      <w:rPr>
+        <w:rFonts w:ascii="Wingdings" w:hAnsi="Wingdings" w:hint="default"/>
+        <w:sz w:val="20"/>
+      </w:rPr>
+    </w:lvl>
+    <w:lvl w:ilvl="8" w:tentative="1">
+      <w:start w:val="1"/>
+      <w:numFmt w:val="bullet"/>
+      <w:lvlText w:val=""/>
+      <w:lvlJc w:val="left"/>
+      <w:pPr>
+        <w:tabs>
+          <w:tab w:val="num" w:pos="6480"/>
+        </w:tabs>
+        <w:ind w:left="6480" w:hanging="360"/>
+      </w:pPr>
+      <w:rPr>
+        <w:rFonts w:ascii="Wingdings" w:hAnsi="Wingdings" w:hint="default"/>
+        <w:sz w:val="20"/>
+      </w:rPr>
+    </w:lvl>
+  </w:abstractNum>
+  <w:abstractNum w:abstractNumId="19" w15:restartNumberingAfterBreak="0">
+    <w:nsid w:val="645E2D6F"/>
+    <w:multiLevelType w:val="multilevel"/>
+    <w:tmpl w:val="7EA027A6"/>
+    <w:lvl w:ilvl="0">
+      <w:start w:val="1"/>
+      <w:numFmt w:val="bullet"/>
+      <w:lvlText w:val=""/>
+      <w:lvlJc w:val="left"/>
+      <w:pPr>
+        <w:tabs>
+          <w:tab w:val="num" w:pos="720"/>
+        </w:tabs>
+        <w:ind w:left="720" w:hanging="360"/>
+      </w:pPr>
+      <w:rPr>
+        <w:rFonts w:ascii="Symbol" w:hAnsi="Symbol" w:hint="default"/>
+        <w:sz w:val="20"/>
+      </w:rPr>
+    </w:lvl>
+    <w:lvl w:ilvl="1" w:tentative="1">
+      <w:start w:val="1"/>
+      <w:numFmt w:val="bullet"/>
+      <w:lvlText w:val="o"/>
+      <w:lvlJc w:val="left"/>
+      <w:pPr>
+        <w:tabs>
+          <w:tab w:val="num" w:pos="1440"/>
+        </w:tabs>
+        <w:ind w:left="1440" w:hanging="360"/>
+      </w:pPr>
+      <w:rPr>
+        <w:rFonts w:ascii="Courier New" w:hAnsi="Courier New" w:hint="default"/>
+        <w:sz w:val="20"/>
+      </w:rPr>
+    </w:lvl>
+    <w:lvl w:ilvl="2" w:tentative="1">
+      <w:start w:val="1"/>
+      <w:numFmt w:val="bullet"/>
+      <w:lvlText w:val=""/>
+      <w:lvlJc w:val="left"/>
+      <w:pPr>
+        <w:tabs>
+          <w:tab w:val="num" w:pos="2160"/>
+        </w:tabs>
+        <w:ind w:left="2160" w:hanging="360"/>
+      </w:pPr>
+      <w:rPr>
+        <w:rFonts w:ascii="Wingdings" w:hAnsi="Wingdings" w:hint="default"/>
+        <w:sz w:val="20"/>
+      </w:rPr>
+    </w:lvl>
+    <w:lvl w:ilvl="3" w:tentative="1">
+      <w:start w:val="1"/>
+      <w:numFmt w:val="bullet"/>
+      <w:lvlText w:val=""/>
+      <w:lvlJc w:val="left"/>
+      <w:pPr>
+        <w:tabs>
+          <w:tab w:val="num" w:pos="2880"/>
+        </w:tabs>
+        <w:ind w:left="2880" w:hanging="360"/>
+      </w:pPr>
+      <w:rPr>
+        <w:rFonts w:ascii="Wingdings" w:hAnsi="Wingdings" w:hint="default"/>
+        <w:sz w:val="20"/>
+      </w:rPr>
+    </w:lvl>
+    <w:lvl w:ilvl="4" w:tentative="1">
+      <w:start w:val="1"/>
+      <w:numFmt w:val="bullet"/>
+      <w:lvlText w:val=""/>
+      <w:lvlJc w:val="left"/>
+      <w:pPr>
+        <w:tabs>
+          <w:tab w:val="num" w:pos="3600"/>
+        </w:tabs>
+        <w:ind w:left="3600" w:hanging="360"/>
+      </w:pPr>
+      <w:rPr>
+        <w:rFonts w:ascii="Wingdings" w:hAnsi="Wingdings" w:hint="default"/>
+        <w:sz w:val="20"/>
+      </w:rPr>
+    </w:lvl>
+    <w:lvl w:ilvl="5" w:tentative="1">
+      <w:start w:val="1"/>
+      <w:numFmt w:val="bullet"/>
+      <w:lvlText w:val=""/>
+      <w:lvlJc w:val="left"/>
+      <w:pPr>
+        <w:tabs>
+          <w:tab w:val="num" w:pos="4320"/>
+        </w:tabs>
+        <w:ind w:left="4320" w:hanging="360"/>
+      </w:pPr>
+      <w:rPr>
+        <w:rFonts w:ascii="Wingdings" w:hAnsi="Wingdings" w:hint="default"/>
+        <w:sz w:val="20"/>
+      </w:rPr>
+    </w:lvl>
+    <w:lvl w:ilvl="6" w:tentative="1">
+      <w:start w:val="1"/>
+      <w:numFmt w:val="bullet"/>
+      <w:lvlText w:val=""/>
+      <w:lvlJc w:val="left"/>
+      <w:pPr>
+        <w:tabs>
+          <w:tab w:val="num" w:pos="5040"/>
+        </w:tabs>
+        <w:ind w:left="5040" w:hanging="360"/>
+      </w:pPr>
+      <w:rPr>
+        <w:rFonts w:ascii="Wingdings" w:hAnsi="Wingdings" w:hint="default"/>
+        <w:sz w:val="20"/>
+      </w:rPr>
+    </w:lvl>
+    <w:lvl w:ilvl="7" w:tentative="1">
+      <w:start w:val="1"/>
+      <w:numFmt w:val="bullet"/>
+      <w:lvlText w:val=""/>
+      <w:lvlJc w:val="left"/>
+      <w:pPr>
+        <w:tabs>
+          <w:tab w:val="num" w:pos="5760"/>
+        </w:tabs>
+        <w:ind w:left="5760" w:hanging="360"/>
+      </w:pPr>
+      <w:rPr>
+        <w:rFonts w:ascii="Wingdings" w:hAnsi="Wingdings" w:hint="default"/>
+        <w:sz w:val="20"/>
+      </w:rPr>
+    </w:lvl>
+    <w:lvl w:ilvl="8" w:tentative="1">
+      <w:start w:val="1"/>
+      <w:numFmt w:val="bullet"/>
+      <w:lvlText w:val=""/>
+      <w:lvlJc w:val="left"/>
+      <w:pPr>
+        <w:tabs>
+          <w:tab w:val="num" w:pos="6480"/>
+        </w:tabs>
+        <w:ind w:left="6480" w:hanging="360"/>
+      </w:pPr>
+      <w:rPr>
+        <w:rFonts w:ascii="Wingdings" w:hAnsi="Wingdings" w:hint="default"/>
+        <w:sz w:val="20"/>
+      </w:rPr>
+    </w:lvl>
+  </w:abstractNum>
+  <w:abstractNum w:abstractNumId="20" w15:restartNumberingAfterBreak="0">
     <w:nsid w:val="653A2227"/>
     <w:multiLevelType w:val="multilevel"/>
     <w:tmpl w:val="EF18336A"/>
@@ -1803,7 +8008,156 @@
       </w:rPr>
     </w:lvl>
   </w:abstractNum>
-  <w:abstractNum w:abstractNumId="12" w15:restartNumberingAfterBreak="0">
+  <w:abstractNum w:abstractNumId="21" w15:restartNumberingAfterBreak="0">
+    <w:nsid w:val="76D93E6C"/>
+    <w:multiLevelType w:val="multilevel"/>
+    <w:tmpl w:val="F998EC56"/>
+    <w:lvl w:ilvl="0">
+      <w:start w:val="1"/>
+      <w:numFmt w:val="bullet"/>
+      <w:lvlText w:val=""/>
+      <w:lvlJc w:val="left"/>
+      <w:pPr>
+        <w:tabs>
+          <w:tab w:val="num" w:pos="720"/>
+        </w:tabs>
+        <w:ind w:left="720" w:hanging="360"/>
+      </w:pPr>
+      <w:rPr>
+        <w:rFonts w:ascii="Symbol" w:hAnsi="Symbol" w:hint="default"/>
+        <w:sz w:val="20"/>
+      </w:rPr>
+    </w:lvl>
+    <w:lvl w:ilvl="1" w:tentative="1">
+      <w:start w:val="1"/>
+      <w:numFmt w:val="bullet"/>
+      <w:lvlText w:val="o"/>
+      <w:lvlJc w:val="left"/>
+      <w:pPr>
+        <w:tabs>
+          <w:tab w:val="num" w:pos="1440"/>
+        </w:tabs>
+        <w:ind w:left="1440" w:hanging="360"/>
+      </w:pPr>
+      <w:rPr>
+        <w:rFonts w:ascii="Courier New" w:hAnsi="Courier New" w:hint="default"/>
+        <w:sz w:val="20"/>
+      </w:rPr>
+    </w:lvl>
+    <w:lvl w:ilvl="2" w:tentative="1">
+      <w:start w:val="1"/>
+      <w:numFmt w:val="bullet"/>
+      <w:lvlText w:val=""/>
+      <w:lvlJc w:val="left"/>
+      <w:pPr>
+        <w:tabs>
+          <w:tab w:val="num" w:pos="2160"/>
+        </w:tabs>
+        <w:ind w:left="2160" w:hanging="360"/>
+      </w:pPr>
+      <w:rPr>
+        <w:rFonts w:ascii="Wingdings" w:hAnsi="Wingdings" w:hint="default"/>
+        <w:sz w:val="20"/>
+      </w:rPr>
+    </w:lvl>
+    <w:lvl w:ilvl="3" w:tentative="1">
+      <w:start w:val="1"/>
+      <w:numFmt w:val="bullet"/>
+      <w:lvlText w:val=""/>
+      <w:lvlJc w:val="left"/>
+      <w:pPr>
+        <w:tabs>
+          <w:tab w:val="num" w:pos="2880"/>
+        </w:tabs>
+        <w:ind w:left="2880" w:hanging="360"/>
+      </w:pPr>
+      <w:rPr>
+        <w:rFonts w:ascii="Wingdings" w:hAnsi="Wingdings" w:hint="default"/>
+        <w:sz w:val="20"/>
+      </w:rPr>
+    </w:lvl>
+    <w:lvl w:ilvl="4" w:tentative="1">
+      <w:start w:val="1"/>
+      <w:numFmt w:val="bullet"/>
+      <w:lvlText w:val=""/>
+      <w:lvlJc w:val="left"/>
+      <w:pPr>
+        <w:tabs>
+          <w:tab w:val="num" w:pos="3600"/>
+        </w:tabs>
+        <w:ind w:left="3600" w:hanging="360"/>
+      </w:pPr>
+      <w:rPr>
+        <w:rFonts w:ascii="Wingdings" w:hAnsi="Wingdings" w:hint="default"/>
+        <w:sz w:val="20"/>
+      </w:rPr>
+    </w:lvl>
+    <w:lvl w:ilvl="5" w:tentative="1">
+      <w:start w:val="1"/>
+      <w:numFmt w:val="bullet"/>
+      <w:lvlText w:val=""/>
+      <w:lvlJc w:val="left"/>
+      <w:pPr>
+        <w:tabs>
+          <w:tab w:val="num" w:pos="4320"/>
+        </w:tabs>
+        <w:ind w:left="4320" w:hanging="360"/>
+      </w:pPr>
+      <w:rPr>
+        <w:rFonts w:ascii="Wingdings" w:hAnsi="Wingdings" w:hint="default"/>
+        <w:sz w:val="20"/>
+      </w:rPr>
+    </w:lvl>
+    <w:lvl w:ilvl="6" w:tentative="1">
+      <w:start w:val="1"/>
+      <w:numFmt w:val="bullet"/>
+      <w:lvlText w:val=""/>
+      <w:lvlJc w:val="left"/>
+      <w:pPr>
+        <w:tabs>
+          <w:tab w:val="num" w:pos="5040"/>
+        </w:tabs>
+        <w:ind w:left="5040" w:hanging="360"/>
+      </w:pPr>
+      <w:rPr>
+        <w:rFonts w:ascii="Wingdings" w:hAnsi="Wingdings" w:hint="default"/>
+        <w:sz w:val="20"/>
+      </w:rPr>
+    </w:lvl>
+    <w:lvl w:ilvl="7" w:tentative="1">
+      <w:start w:val="1"/>
+      <w:numFmt w:val="bullet"/>
+      <w:lvlText w:val=""/>
+      <w:lvlJc w:val="left"/>
+      <w:pPr>
+        <w:tabs>
+          <w:tab w:val="num" w:pos="5760"/>
+        </w:tabs>
+        <w:ind w:left="5760" w:hanging="360"/>
+      </w:pPr>
+      <w:rPr>
+        <w:rFonts w:ascii="Wingdings" w:hAnsi="Wingdings" w:hint="default"/>
+        <w:sz w:val="20"/>
+      </w:rPr>
+    </w:lvl>
+    <w:lvl w:ilvl="8" w:tentative="1">
+      <w:start w:val="1"/>
+      <w:numFmt w:val="bullet"/>
+      <w:lvlText w:val=""/>
+      <w:lvlJc w:val="left"/>
+      <w:pPr>
+        <w:tabs>
+          <w:tab w:val="num" w:pos="6480"/>
+        </w:tabs>
+        <w:ind w:left="6480" w:hanging="360"/>
+      </w:pPr>
+      <w:rPr>
+        <w:rFonts w:ascii="Wingdings" w:hAnsi="Wingdings" w:hint="default"/>
+        <w:sz w:val="20"/>
+      </w:rPr>
+    </w:lvl>
+  </w:abstractNum>
+  <w:abstractNum w:abstractNumId="22" w15:restartNumberingAfterBreak="0">
     <w:nsid w:val="79B309B5"/>
     <w:multiLevelType w:val="multilevel"/>
     <w:tmpl w:val="2354C242"/>
@@ -1952,7 +8306,7 @@
       </w:rPr>
     </w:lvl>
   </w:abstractNum>
-  <w:abstractNum w:abstractNumId="13" w15:restartNumberingAfterBreak="0">
+  <w:abstractNum w:abstractNumId="23" w15:restartNumberingAfterBreak="0">
     <w:nsid w:val="7C742F25"/>
     <w:multiLevelType w:val="multilevel"/>
     <w:tmpl w:val="BEC89F32"/>
@@ -2105,13 +8459,13 @@
     <w:abstractNumId w:val="0"/>
   </w:num>
   <w:num w:numId="2" w16cid:durableId="1400860204">
-    <w:abstractNumId w:val="8"/>
+    <w:abstractNumId w:val="13"/>
   </w:num>
   <w:num w:numId="3" w16cid:durableId="476188138">
-    <w:abstractNumId w:val="10"/>
+    <w:abstractNumId w:val="17"/>
   </w:num>
   <w:num w:numId="4" w16cid:durableId="29839872">
-    <w:abstractNumId w:val="12"/>
+    <w:abstractNumId w:val="22"/>
   </w:num>
   <w:num w:numId="5" w16cid:durableId="1907183174">
     <w:abstractNumId w:val="1"/>
@@ -2123,24 +8477,54 @@
     <w:abstractNumId w:val="3"/>
   </w:num>
   <w:num w:numId="8" w16cid:durableId="88545330">
+    <w:abstractNumId w:val="7"/>
+  </w:num>
+  <w:num w:numId="9" w16cid:durableId="1876849419">
+    <w:abstractNumId w:val="23"/>
+  </w:num>
+  <w:num w:numId="10" w16cid:durableId="1959020653">
+    <w:abstractNumId w:val="8"/>
+  </w:num>
+  <w:num w:numId="11" w16cid:durableId="230047290">
+    <w:abstractNumId w:val="12"/>
+  </w:num>
+  <w:num w:numId="12" w16cid:durableId="1469126322">
+    <w:abstractNumId w:val="20"/>
+  </w:num>
+  <w:num w:numId="13" w16cid:durableId="1561088690">
+    <w:abstractNumId w:val="16"/>
+  </w:num>
+  <w:num w:numId="14" w16cid:durableId="953900935">
+    <w:abstractNumId w:val="10"/>
+  </w:num>
+  <w:num w:numId="15" w16cid:durableId="134834787">
+    <w:abstractNumId w:val="9"/>
+  </w:num>
+  <w:num w:numId="16" w16cid:durableId="2059546769">
     <w:abstractNumId w:val="4"/>
   </w:num>
-  <w:num w:numId="9" w16cid:durableId="1876849419">
-    <w:abstractNumId w:val="13"/>
+  <w:num w:numId="17" w16cid:durableId="1288394232">
+    <w:abstractNumId w:val="15"/>
   </w:num>
-  <w:num w:numId="10" w16cid:durableId="1959020653">
+  <w:num w:numId="18" w16cid:durableId="1652363653">
+    <w:abstractNumId w:val="11"/>
+  </w:num>
+  <w:num w:numId="19" w16cid:durableId="924917296">
+    <w:abstractNumId w:val="18"/>
+  </w:num>
+  <w:num w:numId="20" w16cid:durableId="702555417">
+    <w:abstractNumId w:val="14"/>
+  </w:num>
+  <w:num w:numId="21" w16cid:durableId="1076437880">
+    <w:abstractNumId w:val="19"/>
+  </w:num>
+  <w:num w:numId="22" w16cid:durableId="383140852">
+    <w:abstractNumId w:val="21"/>
+  </w:num>
+  <w:num w:numId="23" w16cid:durableId="736898682">
     <w:abstractNumId w:val="5"/>
   </w:num>
-  <w:num w:numId="11" w16cid:durableId="230047290">
-    <w:abstractNumId w:val="7"/>
-  </w:num>
-  <w:num w:numId="12" w16cid:durableId="1469126322">
-    <w:abstractNumId w:val="11"/>
-  </w:num>
-  <w:num w:numId="13" w16cid:durableId="1561088690">
-    <w:abstractNumId w:val="9"/>
-  </w:num>
-  <w:num w:numId="14" w16cid:durableId="953900935">
+  <w:num w:numId="24" w16cid:durableId="1662584942">
     <w:abstractNumId w:val="6"/>
   </w:num>
   <w:numIdMacAtCleanup w:val="14"/>

--- a/HTMLRender/HTMLRender/testdoc.docx
+++ b/HTMLRender/HTMLRender/testdoc.docx
@@ -2,12 +2,2773 @@
 <file path=word/document.xml><?xml version="1.0" encoding="utf-8"?>
 <w:document xmlns:wpc="http://schemas.microsoft.com/office/word/2010/wordprocessingCanvas" xmlns:cx="http://schemas.microsoft.com/office/drawing/2014/chartex" xmlns:cx1="http://schemas.microsoft.com/office/drawing/2015/9/8/chartex" xmlns:cx2="http://schemas.microsoft.com/office/drawing/2015/10/21/chartex" xmlns:cx3="http://schemas.microsoft.com/office/drawing/2016/5/9/chartex" xmlns:cx4="http://schemas.microsoft.com/office/drawing/2016/5/10/chartex" xmlns:cx5="http://schemas.microsoft.com/office/drawing/2016/5/11/chartex" xmlns:cx6="http://schemas.microsoft.com/office/drawing/2016/5/12/chartex" xmlns:cx7="http://schemas.microsoft.com/office/drawing/2016/5/13/chartex" xmlns:cx8="http://schemas.microsoft.com/office/drawing/2016/5/14/chartex" xmlns:mc="http://schemas.openxmlformats.org/markup-compatibility/2006" xmlns:m="http://schemas.openxmlformats.org/officeDocument/2006/math" xmlns:aink="http://schemas.microsoft.com/office/drawing/2016/ink" xmlns:am3d="http://schemas.microsoft.com/office/drawing/2017/model3d" xmlns:oel="http://schemas.microsoft.com/office/2019/extlst" xmlns:r="http://schemas.openxmlformats.org/officeDocument/2006/relationships" xmlns:wp14="http://schemas.microsoft.com/office/word/2010/wordprocessingDrawing" xmlns:wp="http://schemas.openxmlformats.org/drawingml/2006/wordprocessingDrawing" xmlns:wpg="http://schemas.microsoft.com/office/word/2010/wordprocessingGroup" xmlns:wpi="http://schemas.microsoft.com/office/word/2010/wordprocessingInk" xmlns:wps="http://schemas.microsoft.com/office/word/2010/wordprocessingShape" xmlns:o="urn:schemas-microsoft-com:office:office" xmlns:v="urn:schemas-microsoft-com:vml" xmlns:w10="urn:schemas-microsoft-com:office:word" xmlns:w="http://schemas.openxmlformats.org/wordprocessingml/2006/main" xmlns:w14="http://schemas.microsoft.com/office/word/2010/wordml" xmlns:w15="http://schemas.microsoft.com/office/word/2012/wordml" xmlns:w16cei="http://schemas.microsoft.com/office/word/2026/wordml/cei" xmlns:w16cex="http://schemas.microsoft.com/office/word/2018/wordml/cex" xmlns:w16cid="http://schemas.microsoft.com/office/word/2016/wordml/cid" xmlns:w16="http://schemas.microsoft.com/office/word/2018/wordml" xmlns:w16sdtdh="http://schemas.microsoft.com/office/word/2020/wordml/sdtdatahash" xmlns:w16sdtfl="http://schemas.microsoft.com/office/word/2024/wordml/sdtformatlock" xmlns:w16se="http://schemas.microsoft.com/office/word/2015/wordml/symex" xmlns:w16du="http://schemas.microsoft.com/office/word/2023/wordml/word16du" xmlns:wne="http://schemas.microsoft.com/office/word/2006/wordml" mc:Ignorable="w14 w15 w16se w16cid w16 w16cex w16sdtdh w16sdtfl w16du wp14">
   <w:body>
+    <w:p>
+      <w:pPr>
+        <w:autoSpaceDE w:val="0"/>
+        <w:autoSpaceDN w:val="0"/>
+        <w:adjustRightInd w:val="0"/>
+        <w:spacing w:after="0" w:line="240" w:lineRule="auto"/>
+        <w:rPr>
+          <w:rFonts w:ascii="Helvetica Neue" w:hAnsi="Helvetica Neue" w:cs="Helvetica Neue"/>
+          <w:b/>
+          <w:bCs/>
+          <w:kern w:val="0"/>
+          <w:sz w:val="40"/>
+          <w:szCs w:val="40"/>
+          <w:lang w:bidi="hi-IN"/>
+        </w:rPr>
+      </w:pPr>
+    </w:p>
+    <w:p>
+      <w:pPr>
+        <w:autoSpaceDE w:val="0"/>
+        <w:autoSpaceDN w:val="0"/>
+        <w:adjustRightInd w:val="0"/>
+        <w:spacing w:after="0" w:line="240" w:lineRule="auto"/>
+        <w:rPr>
+          <w:rFonts w:ascii="Helvetica Neue" w:hAnsi="Helvetica Neue" w:cs="Helvetica Neue"/>
+          <w:kern w:val="0"/>
+          <w:sz w:val="26"/>
+          <w:szCs w:val="26"/>
+          <w:lang w:bidi="hi-IN"/>
+        </w:rPr>
+      </w:pPr>
+      <w:r>
+        <w:rPr>
+          <w:rFonts w:ascii="Helvetica Neue" w:hAnsi="Helvetica Neue" w:cs="Helvetica Neue"/>
+          <w:kern w:val="0"/>
+          <w:sz w:val="26"/>
+          <w:szCs w:val="26"/>
+          <w:lang w:bidi="hi-IN"/>
+        </w:rPr>
+        <w:t>For external discussions, keep it balanced and defensible.</w:t>
+      </w:r>
+    </w:p>
+    <w:p>
+      <w:pPr>
+        <w:autoSpaceDE w:val="0"/>
+        <w:autoSpaceDN w:val="0"/>
+        <w:adjustRightInd w:val="0"/>
+        <w:spacing w:after="40" w:line="240" w:lineRule="auto"/>
+        <w:rPr>
+          <w:rFonts w:ascii="Helvetica Neue" w:hAnsi="Helvetica Neue" w:cs="Helvetica Neue"/>
+          <w:b/>
+          <w:bCs/>
+          <w:kern w:val="0"/>
+          <w:sz w:val="32"/>
+          <w:szCs w:val="32"/>
+          <w:lang w:bidi="hi-IN"/>
+        </w:rPr>
+      </w:pPr>
+      <w:r>
+        <w:rPr>
+          <w:rFonts w:ascii="Helvetica Neue" w:hAnsi="Helvetica Neue" w:cs="Helvetica Neue"/>
+          <w:b/>
+          <w:bCs/>
+          <w:kern w:val="0"/>
+          <w:sz w:val="32"/>
+          <w:szCs w:val="32"/>
+          <w:lang w:bidi="hi-IN"/>
+        </w:rPr>
+        <w:t>Skip – Pros</w:t>
+      </w:r>
+    </w:p>
+    <w:p>
+      <w:pPr>
+        <w:numPr>
+          <w:ilvl w:val="0"/>
+          <w:numId w:val="25"/>
+        </w:numPr>
+        <w:autoSpaceDE w:val="0"/>
+        <w:autoSpaceDN w:val="0"/>
+        <w:adjustRightInd w:val="0"/>
+        <w:spacing w:after="0" w:line="240" w:lineRule="auto"/>
+        <w:ind w:left="0" w:firstLine="0"/>
+        <w:rPr>
+          <w:rFonts w:ascii="Helvetica Neue" w:hAnsi="Helvetica Neue" w:cs="Helvetica Neue"/>
+          <w:kern w:val="0"/>
+          <w:sz w:val="26"/>
+          <w:szCs w:val="26"/>
+          <w:lang w:bidi="hi-IN"/>
+        </w:rPr>
+      </w:pPr>
+      <w:r>
+        <w:rPr>
+          <w:rFonts w:ascii="Helvetica Neue" w:hAnsi="Helvetica Neue" w:cs="Helvetica Neue"/>
+          <w:b/>
+          <w:bCs/>
+          <w:kern w:val="0"/>
+          <w:sz w:val="26"/>
+          <w:szCs w:val="26"/>
+          <w:lang w:bidi="hi-IN"/>
+        </w:rPr>
+        <w:t>Single Swift codebase</w:t>
+      </w:r>
+      <w:r>
+        <w:rPr>
+          <w:rFonts w:ascii="Helvetica Neue" w:hAnsi="Helvetica Neue" w:cs="Helvetica Neue"/>
+          <w:kern w:val="0"/>
+          <w:sz w:val="26"/>
+          <w:szCs w:val="26"/>
+          <w:lang w:bidi="hi-IN"/>
+        </w:rPr>
+        <w:t xml:space="preserve"> for iOS and Android, reducing duplicate business logic. </w:t>
+      </w:r>
+    </w:p>
+    <w:p>
+      <w:pPr>
+        <w:numPr>
+          <w:ilvl w:val="0"/>
+          <w:numId w:val="25"/>
+        </w:numPr>
+        <w:autoSpaceDE w:val="0"/>
+        <w:autoSpaceDN w:val="0"/>
+        <w:adjustRightInd w:val="0"/>
+        <w:spacing w:after="0" w:line="240" w:lineRule="auto"/>
+        <w:ind w:left="0" w:firstLine="0"/>
+        <w:rPr>
+          <w:rFonts w:ascii="Helvetica Neue" w:hAnsi="Helvetica Neue" w:cs="Helvetica Neue"/>
+          <w:kern w:val="0"/>
+          <w:sz w:val="26"/>
+          <w:szCs w:val="26"/>
+          <w:lang w:bidi="hi-IN"/>
+        </w:rPr>
+      </w:pPr>
+      <w:r>
+        <w:rPr>
+          <w:rFonts w:ascii="Helvetica Neue" w:hAnsi="Helvetica Neue" w:cs="Helvetica Neue"/>
+          <w:b/>
+          <w:bCs/>
+          <w:kern w:val="0"/>
+          <w:sz w:val="26"/>
+          <w:szCs w:val="26"/>
+          <w:lang w:bidi="hi-IN"/>
+        </w:rPr>
+        <w:t>Leverages existing Swift/</w:t>
+      </w:r>
+      <w:proofErr w:type="spellStart"/>
+      <w:r>
+        <w:rPr>
+          <w:rFonts w:ascii="Helvetica Neue" w:hAnsi="Helvetica Neue" w:cs="Helvetica Neue"/>
+          <w:b/>
+          <w:bCs/>
+          <w:kern w:val="0"/>
+          <w:sz w:val="26"/>
+          <w:szCs w:val="26"/>
+          <w:lang w:bidi="hi-IN"/>
+        </w:rPr>
+        <w:t>SwiftUI</w:t>
+      </w:r>
+      <w:proofErr w:type="spellEnd"/>
+      <w:r>
+        <w:rPr>
+          <w:rFonts w:ascii="Helvetica Neue" w:hAnsi="Helvetica Neue" w:cs="Helvetica Neue"/>
+          <w:b/>
+          <w:bCs/>
+          <w:kern w:val="0"/>
+          <w:sz w:val="26"/>
+          <w:szCs w:val="26"/>
+          <w:lang w:bidi="hi-IN"/>
+        </w:rPr>
+        <w:t xml:space="preserve"> skills</w:t>
+      </w:r>
+      <w:r>
+        <w:rPr>
+          <w:rFonts w:ascii="Helvetica Neue" w:hAnsi="Helvetica Neue" w:cs="Helvetica Neue"/>
+          <w:kern w:val="0"/>
+          <w:sz w:val="26"/>
+          <w:szCs w:val="26"/>
+          <w:lang w:bidi="hi-IN"/>
+        </w:rPr>
+        <w:t xml:space="preserve">, avoiding a new language stack. </w:t>
+      </w:r>
+    </w:p>
+    <w:p>
+      <w:pPr>
+        <w:numPr>
+          <w:ilvl w:val="0"/>
+          <w:numId w:val="25"/>
+        </w:numPr>
+        <w:autoSpaceDE w:val="0"/>
+        <w:autoSpaceDN w:val="0"/>
+        <w:adjustRightInd w:val="0"/>
+        <w:spacing w:after="0" w:line="240" w:lineRule="auto"/>
+        <w:ind w:left="0" w:firstLine="0"/>
+        <w:rPr>
+          <w:rFonts w:ascii="Helvetica Neue" w:hAnsi="Helvetica Neue" w:cs="Helvetica Neue"/>
+          <w:kern w:val="0"/>
+          <w:sz w:val="26"/>
+          <w:szCs w:val="26"/>
+          <w:lang w:bidi="hi-IN"/>
+        </w:rPr>
+      </w:pPr>
+      <w:r>
+        <w:rPr>
+          <w:rFonts w:ascii="Helvetica Neue" w:hAnsi="Helvetica Neue" w:cs="Helvetica Neue"/>
+          <w:b/>
+          <w:bCs/>
+          <w:kern w:val="0"/>
+          <w:sz w:val="26"/>
+          <w:szCs w:val="26"/>
+          <w:lang w:bidi="hi-IN"/>
+        </w:rPr>
+        <w:t>Native UI output</w:t>
+      </w:r>
+      <w:r>
+        <w:rPr>
+          <w:rFonts w:ascii="Helvetica Neue" w:hAnsi="Helvetica Neue" w:cs="Helvetica Neue"/>
+          <w:kern w:val="0"/>
+          <w:sz w:val="26"/>
+          <w:szCs w:val="26"/>
+          <w:lang w:bidi="hi-IN"/>
+        </w:rPr>
+        <w:t xml:space="preserve"> (</w:t>
+      </w:r>
+      <w:proofErr w:type="spellStart"/>
+      <w:r>
+        <w:rPr>
+          <w:rFonts w:ascii="Helvetica Neue" w:hAnsi="Helvetica Neue" w:cs="Helvetica Neue"/>
+          <w:kern w:val="0"/>
+          <w:sz w:val="26"/>
+          <w:szCs w:val="26"/>
+          <w:lang w:bidi="hi-IN"/>
+        </w:rPr>
+        <w:t>SwiftUI</w:t>
+      </w:r>
+      <w:proofErr w:type="spellEnd"/>
+      <w:r>
+        <w:rPr>
+          <w:rFonts w:ascii="Helvetica Neue" w:hAnsi="Helvetica Neue" w:cs="Helvetica Neue"/>
+          <w:kern w:val="0"/>
+          <w:sz w:val="26"/>
+          <w:szCs w:val="26"/>
+          <w:lang w:bidi="hi-IN"/>
+        </w:rPr>
+        <w:t xml:space="preserve"> on iOS, Jetpack Compose on Android). </w:t>
+      </w:r>
+    </w:p>
+    <w:p>
+      <w:pPr>
+        <w:numPr>
+          <w:ilvl w:val="0"/>
+          <w:numId w:val="25"/>
+        </w:numPr>
+        <w:autoSpaceDE w:val="0"/>
+        <w:autoSpaceDN w:val="0"/>
+        <w:adjustRightInd w:val="0"/>
+        <w:spacing w:after="0" w:line="240" w:lineRule="auto"/>
+        <w:ind w:left="0" w:firstLine="0"/>
+        <w:rPr>
+          <w:rFonts w:ascii="Helvetica Neue" w:hAnsi="Helvetica Neue" w:cs="Helvetica Neue"/>
+          <w:kern w:val="0"/>
+          <w:sz w:val="26"/>
+          <w:szCs w:val="26"/>
+          <w:lang w:bidi="hi-IN"/>
+        </w:rPr>
+      </w:pPr>
+      <w:r>
+        <w:rPr>
+          <w:rFonts w:ascii="Helvetica Neue" w:hAnsi="Helvetica Neue" w:cs="Helvetica Neue"/>
+          <w:b/>
+          <w:bCs/>
+          <w:kern w:val="0"/>
+          <w:sz w:val="26"/>
+          <w:szCs w:val="26"/>
+          <w:lang w:bidi="hi-IN"/>
+        </w:rPr>
+        <w:t>Near-native performance</w:t>
+      </w:r>
+      <w:r>
+        <w:rPr>
+          <w:rFonts w:ascii="Helvetica Neue" w:hAnsi="Helvetica Neue" w:cs="Helvetica Neue"/>
+          <w:kern w:val="0"/>
+          <w:sz w:val="26"/>
+          <w:szCs w:val="26"/>
+          <w:lang w:bidi="hi-IN"/>
+        </w:rPr>
+        <w:t xml:space="preserve"> with no JavaScript bridge layer. </w:t>
+      </w:r>
+    </w:p>
+    <w:p>
+      <w:pPr>
+        <w:numPr>
+          <w:ilvl w:val="0"/>
+          <w:numId w:val="25"/>
+        </w:numPr>
+        <w:autoSpaceDE w:val="0"/>
+        <w:autoSpaceDN w:val="0"/>
+        <w:adjustRightInd w:val="0"/>
+        <w:spacing w:after="0" w:line="240" w:lineRule="auto"/>
+        <w:ind w:left="0" w:firstLine="0"/>
+        <w:rPr>
+          <w:rFonts w:ascii="Helvetica Neue" w:hAnsi="Helvetica Neue" w:cs="Helvetica Neue"/>
+          <w:kern w:val="0"/>
+          <w:sz w:val="26"/>
+          <w:szCs w:val="26"/>
+          <w:lang w:bidi="hi-IN"/>
+        </w:rPr>
+      </w:pPr>
+      <w:r>
+        <w:rPr>
+          <w:rFonts w:ascii="Helvetica Neue" w:hAnsi="Helvetica Neue" w:cs="Helvetica Neue"/>
+          <w:b/>
+          <w:bCs/>
+          <w:kern w:val="0"/>
+          <w:sz w:val="26"/>
+          <w:szCs w:val="26"/>
+          <w:lang w:bidi="hi-IN"/>
+        </w:rPr>
+        <w:t>Access to Android APIs</w:t>
+      </w:r>
+      <w:r>
+        <w:rPr>
+          <w:rFonts w:ascii="Helvetica Neue" w:hAnsi="Helvetica Neue" w:cs="Helvetica Neue"/>
+          <w:kern w:val="0"/>
+          <w:sz w:val="26"/>
+          <w:szCs w:val="26"/>
+          <w:lang w:bidi="hi-IN"/>
+        </w:rPr>
+        <w:t xml:space="preserve"> through Kotlin/Java interoperability. </w:t>
+      </w:r>
+    </w:p>
+    <w:p>
+      <w:pPr>
+        <w:autoSpaceDE w:val="0"/>
+        <w:autoSpaceDN w:val="0"/>
+        <w:adjustRightInd w:val="0"/>
+        <w:spacing w:after="40" w:line="240" w:lineRule="auto"/>
+        <w:rPr>
+          <w:rFonts w:ascii="Helvetica Neue" w:hAnsi="Helvetica Neue" w:cs="Helvetica Neue"/>
+          <w:b/>
+          <w:bCs/>
+          <w:kern w:val="0"/>
+          <w:sz w:val="32"/>
+          <w:szCs w:val="32"/>
+          <w:lang w:bidi="hi-IN"/>
+        </w:rPr>
+      </w:pPr>
+      <w:r>
+        <w:rPr>
+          <w:rFonts w:ascii="Helvetica Neue" w:hAnsi="Helvetica Neue" w:cs="Helvetica Neue"/>
+          <w:b/>
+          <w:bCs/>
+          <w:kern w:val="0"/>
+          <w:sz w:val="32"/>
+          <w:szCs w:val="32"/>
+          <w:lang w:bidi="hi-IN"/>
+        </w:rPr>
+        <w:t>Skip – Cons</w:t>
+      </w:r>
+    </w:p>
+    <w:p>
+      <w:pPr>
+        <w:numPr>
+          <w:ilvl w:val="0"/>
+          <w:numId w:val="26"/>
+        </w:numPr>
+        <w:autoSpaceDE w:val="0"/>
+        <w:autoSpaceDN w:val="0"/>
+        <w:adjustRightInd w:val="0"/>
+        <w:spacing w:after="0" w:line="240" w:lineRule="auto"/>
+        <w:ind w:left="0" w:firstLine="0"/>
+        <w:rPr>
+          <w:rFonts w:ascii="Helvetica Neue" w:hAnsi="Helvetica Neue" w:cs="Helvetica Neue"/>
+          <w:kern w:val="0"/>
+          <w:sz w:val="26"/>
+          <w:szCs w:val="26"/>
+          <w:lang w:bidi="hi-IN"/>
+        </w:rPr>
+      </w:pPr>
+      <w:r>
+        <w:rPr>
+          <w:rFonts w:ascii="Helvetica Neue" w:hAnsi="Helvetica Neue" w:cs="Helvetica Neue"/>
+          <w:b/>
+          <w:bCs/>
+          <w:kern w:val="0"/>
+          <w:sz w:val="26"/>
+          <w:szCs w:val="26"/>
+          <w:lang w:bidi="hi-IN"/>
+        </w:rPr>
+        <w:t>Not full code sharing</w:t>
+      </w:r>
+      <w:r>
+        <w:rPr>
+          <w:rFonts w:ascii="Helvetica Neue" w:hAnsi="Helvetica Neue" w:cs="Helvetica Neue"/>
+          <w:kern w:val="0"/>
+          <w:sz w:val="26"/>
+          <w:szCs w:val="26"/>
+          <w:lang w:bidi="hi-IN"/>
+        </w:rPr>
+        <w:t xml:space="preserve">; platform-specific features still require separate implementation. </w:t>
+      </w:r>
+    </w:p>
+    <w:p>
+      <w:pPr>
+        <w:numPr>
+          <w:ilvl w:val="0"/>
+          <w:numId w:val="26"/>
+        </w:numPr>
+        <w:autoSpaceDE w:val="0"/>
+        <w:autoSpaceDN w:val="0"/>
+        <w:adjustRightInd w:val="0"/>
+        <w:spacing w:after="0" w:line="240" w:lineRule="auto"/>
+        <w:ind w:left="0" w:firstLine="0"/>
+        <w:rPr>
+          <w:rFonts w:ascii="Helvetica Neue" w:hAnsi="Helvetica Neue" w:cs="Helvetica Neue"/>
+          <w:kern w:val="0"/>
+          <w:sz w:val="26"/>
+          <w:szCs w:val="26"/>
+          <w:lang w:bidi="hi-IN"/>
+        </w:rPr>
+      </w:pPr>
+      <w:r>
+        <w:rPr>
+          <w:rFonts w:ascii="Helvetica Neue" w:hAnsi="Helvetica Neue" w:cs="Helvetica Neue"/>
+          <w:b/>
+          <w:bCs/>
+          <w:kern w:val="0"/>
+          <w:sz w:val="26"/>
+          <w:szCs w:val="26"/>
+          <w:lang w:bidi="hi-IN"/>
+        </w:rPr>
+        <w:t xml:space="preserve">WebView, JS bridge, and native integrations remain </w:t>
+      </w:r>
+      <w:proofErr w:type="gramStart"/>
+      <w:r>
+        <w:rPr>
+          <w:rFonts w:ascii="Helvetica Neue" w:hAnsi="Helvetica Neue" w:cs="Helvetica Neue"/>
+          <w:b/>
+          <w:bCs/>
+          <w:kern w:val="0"/>
+          <w:sz w:val="26"/>
+          <w:szCs w:val="26"/>
+          <w:lang w:bidi="hi-IN"/>
+        </w:rPr>
+        <w:t>platform-dependent</w:t>
+      </w:r>
+      <w:proofErr w:type="gramEnd"/>
+      <w:r>
+        <w:rPr>
+          <w:rFonts w:ascii="Helvetica Neue" w:hAnsi="Helvetica Neue" w:cs="Helvetica Neue"/>
+          <w:b/>
+          <w:bCs/>
+          <w:kern w:val="0"/>
+          <w:sz w:val="26"/>
+          <w:szCs w:val="26"/>
+          <w:lang w:bidi="hi-IN"/>
+        </w:rPr>
+        <w:t>.</w:t>
+      </w:r>
+      <w:r>
+        <w:rPr>
+          <w:rFonts w:ascii="Helvetica Neue" w:hAnsi="Helvetica Neue" w:cs="Helvetica Neue"/>
+          <w:kern w:val="0"/>
+          <w:sz w:val="26"/>
+          <w:szCs w:val="26"/>
+          <w:lang w:bidi="hi-IN"/>
+        </w:rPr>
+        <w:t xml:space="preserve"> </w:t>
+      </w:r>
+    </w:p>
+    <w:p>
+      <w:pPr>
+        <w:numPr>
+          <w:ilvl w:val="0"/>
+          <w:numId w:val="26"/>
+        </w:numPr>
+        <w:autoSpaceDE w:val="0"/>
+        <w:autoSpaceDN w:val="0"/>
+        <w:adjustRightInd w:val="0"/>
+        <w:spacing w:after="0" w:line="240" w:lineRule="auto"/>
+        <w:ind w:left="0" w:firstLine="0"/>
+        <w:rPr>
+          <w:rFonts w:ascii="Helvetica Neue" w:hAnsi="Helvetica Neue" w:cs="Helvetica Neue"/>
+          <w:kern w:val="0"/>
+          <w:sz w:val="26"/>
+          <w:szCs w:val="26"/>
+          <w:lang w:bidi="hi-IN"/>
+        </w:rPr>
+      </w:pPr>
+      <w:r>
+        <w:rPr>
+          <w:rFonts w:ascii="Helvetica Neue" w:hAnsi="Helvetica Neue" w:cs="Helvetica Neue"/>
+          <w:b/>
+          <w:bCs/>
+          <w:kern w:val="0"/>
+          <w:sz w:val="26"/>
+          <w:szCs w:val="26"/>
+          <w:lang w:bidi="hi-IN"/>
+        </w:rPr>
+        <w:t>Custom rendering solutions</w:t>
+      </w:r>
+      <w:r>
+        <w:rPr>
+          <w:rFonts w:ascii="Helvetica Neue" w:hAnsi="Helvetica Neue" w:cs="Helvetica Neue"/>
+          <w:kern w:val="0"/>
+          <w:sz w:val="26"/>
+          <w:szCs w:val="26"/>
+          <w:lang w:bidi="hi-IN"/>
+        </w:rPr>
+        <w:t xml:space="preserve"> require additional native development effort. </w:t>
+      </w:r>
+    </w:p>
+    <w:p>
+      <w:pPr>
+        <w:numPr>
+          <w:ilvl w:val="0"/>
+          <w:numId w:val="26"/>
+        </w:numPr>
+        <w:autoSpaceDE w:val="0"/>
+        <w:autoSpaceDN w:val="0"/>
+        <w:adjustRightInd w:val="0"/>
+        <w:spacing w:after="0" w:line="240" w:lineRule="auto"/>
+        <w:ind w:left="0" w:firstLine="0"/>
+        <w:rPr>
+          <w:rFonts w:ascii="Helvetica Neue" w:hAnsi="Helvetica Neue" w:cs="Helvetica Neue"/>
+          <w:kern w:val="0"/>
+          <w:sz w:val="26"/>
+          <w:szCs w:val="26"/>
+          <w:lang w:bidi="hi-IN"/>
+        </w:rPr>
+      </w:pPr>
+      <w:r>
+        <w:rPr>
+          <w:rFonts w:ascii="Helvetica Neue" w:hAnsi="Helvetica Neue" w:cs="Helvetica Neue"/>
+          <w:b/>
+          <w:bCs/>
+          <w:kern w:val="0"/>
+          <w:sz w:val="26"/>
+          <w:szCs w:val="26"/>
+          <w:lang w:bidi="hi-IN"/>
+        </w:rPr>
+        <w:t>Smaller ecosystem and community support</w:t>
+      </w:r>
+      <w:r>
+        <w:rPr>
+          <w:rFonts w:ascii="Helvetica Neue" w:hAnsi="Helvetica Neue" w:cs="Helvetica Neue"/>
+          <w:kern w:val="0"/>
+          <w:sz w:val="26"/>
+          <w:szCs w:val="26"/>
+          <w:lang w:bidi="hi-IN"/>
+        </w:rPr>
+        <w:t xml:space="preserve"> compared to established cross-platform frameworks. </w:t>
+      </w:r>
+    </w:p>
+    <w:p>
+      <w:pPr>
+        <w:numPr>
+          <w:ilvl w:val="0"/>
+          <w:numId w:val="26"/>
+        </w:numPr>
+        <w:autoSpaceDE w:val="0"/>
+        <w:autoSpaceDN w:val="0"/>
+        <w:adjustRightInd w:val="0"/>
+        <w:spacing w:after="0" w:line="240" w:lineRule="auto"/>
+        <w:ind w:left="0" w:firstLine="0"/>
+        <w:rPr>
+          <w:rFonts w:ascii="Helvetica Neue" w:hAnsi="Helvetica Neue" w:cs="Helvetica Neue"/>
+          <w:kern w:val="0"/>
+          <w:sz w:val="26"/>
+          <w:szCs w:val="26"/>
+          <w:lang w:bidi="hi-IN"/>
+        </w:rPr>
+      </w:pPr>
+      <w:r>
+        <w:rPr>
+          <w:rFonts w:ascii="Helvetica Neue" w:hAnsi="Helvetica Neue" w:cs="Helvetica Neue"/>
+          <w:b/>
+          <w:bCs/>
+          <w:kern w:val="0"/>
+          <w:sz w:val="26"/>
+          <w:szCs w:val="26"/>
+          <w:lang w:bidi="hi-IN"/>
+        </w:rPr>
+        <w:t>Android-specific testing, debugging, and optimization</w:t>
+      </w:r>
+      <w:r>
+        <w:rPr>
+          <w:rFonts w:ascii="Helvetica Neue" w:hAnsi="Helvetica Neue" w:cs="Helvetica Neue"/>
+          <w:kern w:val="0"/>
+          <w:sz w:val="26"/>
+          <w:szCs w:val="26"/>
+          <w:lang w:bidi="hi-IN"/>
+        </w:rPr>
+        <w:t xml:space="preserve"> are still required. </w:t>
+      </w:r>
+    </w:p>
+    <w:p>
+      <w:pPr>
+        <w:numPr>
+          <w:ilvl w:val="0"/>
+          <w:numId w:val="26"/>
+        </w:numPr>
+        <w:autoSpaceDE w:val="0"/>
+        <w:autoSpaceDN w:val="0"/>
+        <w:adjustRightInd w:val="0"/>
+        <w:spacing w:after="0" w:line="240" w:lineRule="auto"/>
+        <w:ind w:left="0" w:firstLine="0"/>
+        <w:rPr>
+          <w:rFonts w:ascii="Helvetica Neue" w:hAnsi="Helvetica Neue" w:cs="Helvetica Neue"/>
+          <w:kern w:val="0"/>
+          <w:sz w:val="26"/>
+          <w:szCs w:val="26"/>
+          <w:lang w:bidi="hi-IN"/>
+        </w:rPr>
+      </w:pPr>
+      <w:r>
+        <w:rPr>
+          <w:rFonts w:ascii="Helvetica Neue" w:hAnsi="Helvetica Neue" w:cs="Helvetica Neue"/>
+          <w:b/>
+          <w:bCs/>
+          <w:kern w:val="0"/>
+          <w:sz w:val="26"/>
+          <w:szCs w:val="26"/>
+          <w:lang w:bidi="hi-IN"/>
+        </w:rPr>
+        <w:t>Dependency on Skip framework evolution and compatibility mapping</w:t>
+      </w:r>
+      <w:r>
+        <w:rPr>
+          <w:rFonts w:ascii="Helvetica Neue" w:hAnsi="Helvetica Neue" w:cs="Helvetica Neue"/>
+          <w:kern w:val="0"/>
+          <w:sz w:val="26"/>
+          <w:szCs w:val="26"/>
+          <w:lang w:bidi="hi-IN"/>
+        </w:rPr>
+        <w:t xml:space="preserve"> between </w:t>
+      </w:r>
+      <w:proofErr w:type="spellStart"/>
+      <w:r>
+        <w:rPr>
+          <w:rFonts w:ascii="Helvetica Neue" w:hAnsi="Helvetica Neue" w:cs="Helvetica Neue"/>
+          <w:kern w:val="0"/>
+          <w:sz w:val="26"/>
+          <w:szCs w:val="26"/>
+          <w:lang w:bidi="hi-IN"/>
+        </w:rPr>
+        <w:t>SwiftUI</w:t>
+      </w:r>
+      <w:proofErr w:type="spellEnd"/>
+      <w:r>
+        <w:rPr>
+          <w:rFonts w:ascii="Helvetica Neue" w:hAnsi="Helvetica Neue" w:cs="Helvetica Neue"/>
+          <w:kern w:val="0"/>
+          <w:sz w:val="26"/>
+          <w:szCs w:val="26"/>
+          <w:lang w:bidi="hi-IN"/>
+        </w:rPr>
+        <w:t xml:space="preserve"> and Android. </w:t>
+      </w:r>
+    </w:p>
+    <w:p>
+      <w:pPr>
+        <w:autoSpaceDE w:val="0"/>
+        <w:autoSpaceDN w:val="0"/>
+        <w:adjustRightInd w:val="0"/>
+        <w:spacing w:after="0" w:line="240" w:lineRule="auto"/>
+        <w:rPr>
+          <w:rFonts w:ascii="Helvetica Neue" w:hAnsi="Helvetica Neue" w:cs="Helvetica Neue"/>
+          <w:kern w:val="0"/>
+          <w:sz w:val="26"/>
+          <w:szCs w:val="26"/>
+          <w:lang w:bidi="hi-IN"/>
+        </w:rPr>
+      </w:pPr>
+    </w:p>
+    <w:p>
+      <w:pPr>
+        <w:autoSpaceDE w:val="0"/>
+        <w:autoSpaceDN w:val="0"/>
+        <w:adjustRightInd w:val="0"/>
+        <w:spacing w:after="40" w:line="240" w:lineRule="auto"/>
+        <w:rPr>
+          <w:rFonts w:ascii="Helvetica Neue" w:hAnsi="Helvetica Neue" w:cs="Helvetica Neue"/>
+          <w:b/>
+          <w:bCs/>
+          <w:kern w:val="0"/>
+          <w:sz w:val="32"/>
+          <w:szCs w:val="32"/>
+          <w:lang w:bidi="hi-IN"/>
+        </w:rPr>
+      </w:pPr>
+      <w:r>
+        <w:rPr>
+          <w:rFonts w:ascii="Helvetica Neue" w:hAnsi="Helvetica Neue" w:cs="Helvetica Neue"/>
+          <w:b/>
+          <w:bCs/>
+          <w:kern w:val="0"/>
+          <w:sz w:val="32"/>
+          <w:szCs w:val="32"/>
+          <w:lang w:bidi="hi-IN"/>
+        </w:rPr>
+        <w:t>One-line summary for stakeholders</w:t>
+      </w:r>
+    </w:p>
+    <w:p>
+      <w:pPr>
+        <w:autoSpaceDE w:val="0"/>
+        <w:autoSpaceDN w:val="0"/>
+        <w:adjustRightInd w:val="0"/>
+        <w:spacing w:after="0" w:line="240" w:lineRule="auto"/>
+        <w:rPr>
+          <w:rFonts w:ascii="Helvetica Neue" w:hAnsi="Helvetica Neue" w:cs="Helvetica Neue"/>
+          <w:kern w:val="0"/>
+          <w:sz w:val="26"/>
+          <w:szCs w:val="26"/>
+          <w:lang w:bidi="hi-IN"/>
+        </w:rPr>
+      </w:pPr>
+      <w:r>
+        <w:rPr>
+          <w:rFonts w:ascii="Helvetica Neue" w:hAnsi="Helvetica Neue" w:cs="Helvetica Neue"/>
+          <w:b/>
+          <w:bCs/>
+          <w:kern w:val="0"/>
+          <w:sz w:val="26"/>
+          <w:szCs w:val="26"/>
+          <w:lang w:bidi="hi-IN"/>
+        </w:rPr>
+        <w:t>Skip reduces duplicated development by sharing Swift code across platforms, but applications with significant native integrations, rendering requirements, and platform-specific capabilities still require separate implementation and maintenance effort.</w:t>
+      </w:r>
+      <w:r>
+        <w:rPr>
+          <w:rFonts w:ascii="Helvetica Neue" w:hAnsi="Helvetica Neue" w:cs="Helvetica Neue"/>
+          <w:kern w:val="0"/>
+          <w:sz w:val="26"/>
+          <w:szCs w:val="26"/>
+          <w:lang w:bidi="hi-IN"/>
+        </w:rPr>
+        <w:t xml:space="preserve"> </w:t>
+      </w:r>
+    </w:p>
+    <w:p>
+      <w:pPr>
+        <w:autoSpaceDE w:val="0"/>
+        <w:autoSpaceDN w:val="0"/>
+        <w:adjustRightInd w:val="0"/>
+        <w:spacing w:after="0" w:line="240" w:lineRule="auto"/>
+        <w:rPr>
+          <w:rFonts w:ascii="Helvetica Neue" w:hAnsi="Helvetica Neue" w:cs="Helvetica Neue"/>
+          <w:kern w:val="0"/>
+          <w:sz w:val="26"/>
+          <w:szCs w:val="26"/>
+          <w:lang w:bidi="hi-IN"/>
+        </w:rPr>
+      </w:pPr>
+    </w:p>
+    <w:p>
+      <w:pPr>
+        <w:autoSpaceDE w:val="0"/>
+        <w:autoSpaceDN w:val="0"/>
+        <w:adjustRightInd w:val="0"/>
+        <w:spacing w:after="0" w:line="240" w:lineRule="auto"/>
+        <w:rPr>
+          <w:rFonts w:ascii="Helvetica Neue" w:hAnsi="Helvetica Neue" w:cs="Helvetica Neue"/>
+          <w:kern w:val="0"/>
+          <w:sz w:val="26"/>
+          <w:szCs w:val="26"/>
+          <w:lang w:bidi="hi-IN"/>
+        </w:rPr>
+      </w:pPr>
+    </w:p>
+    <w:p>
+      <w:pPr>
+        <w:autoSpaceDE w:val="0"/>
+        <w:autoSpaceDN w:val="0"/>
+        <w:adjustRightInd w:val="0"/>
+        <w:spacing w:after="40" w:line="240" w:lineRule="auto"/>
+        <w:rPr>
+          <w:rFonts w:ascii="Helvetica Neue" w:hAnsi="Helvetica Neue" w:cs="Helvetica Neue"/>
+          <w:b/>
+          <w:bCs/>
+          <w:kern w:val="0"/>
+          <w:sz w:val="32"/>
+          <w:szCs w:val="32"/>
+          <w:lang w:bidi="hi-IN"/>
+        </w:rPr>
+      </w:pPr>
+      <w:r>
+        <w:rPr>
+          <w:rFonts w:ascii="Helvetica Neue" w:hAnsi="Helvetica Neue" w:cs="Helvetica Neue"/>
+          <w:b/>
+          <w:bCs/>
+          <w:kern w:val="0"/>
+          <w:sz w:val="32"/>
+          <w:szCs w:val="32"/>
+          <w:lang w:bidi="hi-IN"/>
+        </w:rPr>
+        <w:t>Skip may not automatically convert these iOS features to Android</w:t>
+      </w:r>
+    </w:p>
+    <w:p>
+      <w:pPr>
+        <w:numPr>
+          <w:ilvl w:val="0"/>
+          <w:numId w:val="27"/>
+        </w:numPr>
+        <w:autoSpaceDE w:val="0"/>
+        <w:autoSpaceDN w:val="0"/>
+        <w:adjustRightInd w:val="0"/>
+        <w:spacing w:after="0" w:line="240" w:lineRule="auto"/>
+        <w:ind w:left="0" w:firstLine="0"/>
+        <w:rPr>
+          <w:rFonts w:ascii="Helvetica Neue" w:hAnsi="Helvetica Neue" w:cs="Helvetica Neue"/>
+          <w:kern w:val="0"/>
+          <w:sz w:val="26"/>
+          <w:szCs w:val="26"/>
+          <w:lang w:bidi="hi-IN"/>
+        </w:rPr>
+      </w:pPr>
+      <w:proofErr w:type="spellStart"/>
+      <w:r>
+        <w:rPr>
+          <w:rFonts w:ascii="Helvetica Neue" w:hAnsi="Helvetica Neue" w:cs="Helvetica Neue"/>
+          <w:b/>
+          <w:bCs/>
+          <w:kern w:val="0"/>
+          <w:sz w:val="26"/>
+          <w:szCs w:val="26"/>
+          <w:lang w:bidi="hi-IN"/>
+        </w:rPr>
+        <w:t>WKWebView</w:t>
+      </w:r>
+      <w:proofErr w:type="spellEnd"/>
+      <w:r>
+        <w:rPr>
+          <w:rFonts w:ascii="Helvetica Neue" w:hAnsi="Helvetica Neue" w:cs="Helvetica Neue"/>
+          <w:b/>
+          <w:bCs/>
+          <w:kern w:val="0"/>
+          <w:sz w:val="26"/>
+          <w:szCs w:val="26"/>
+          <w:lang w:bidi="hi-IN"/>
+        </w:rPr>
+        <w:t xml:space="preserve"> implementations</w:t>
+      </w:r>
+      <w:r>
+        <w:rPr>
+          <w:rFonts w:ascii="Helvetica Neue" w:hAnsi="Helvetica Neue" w:cs="Helvetica Neue"/>
+          <w:kern w:val="0"/>
+          <w:sz w:val="26"/>
+          <w:szCs w:val="26"/>
+          <w:lang w:bidi="hi-IN"/>
+        </w:rPr>
+        <w:t xml:space="preserve"> </w:t>
+      </w:r>
+      <w:r>
+        <w:rPr>
+          <w:rFonts w:ascii="Times New Roman" w:hAnsi="Times New Roman" w:cs="Times New Roman"/>
+          <w:kern w:val="0"/>
+          <w:sz w:val="26"/>
+          <w:szCs w:val="26"/>
+          <w:lang w:bidi="hi-IN"/>
+        </w:rPr>
+        <w:t>→</w:t>
+      </w:r>
+      <w:r>
+        <w:rPr>
+          <w:rFonts w:ascii="Helvetica Neue" w:hAnsi="Helvetica Neue" w:cs="Helvetica Neue"/>
+          <w:kern w:val="0"/>
+          <w:sz w:val="26"/>
+          <w:szCs w:val="26"/>
+          <w:lang w:bidi="hi-IN"/>
+        </w:rPr>
+        <w:t xml:space="preserve"> Android WebView equivalent required. </w:t>
+      </w:r>
+    </w:p>
+    <w:p>
+      <w:pPr>
+        <w:numPr>
+          <w:ilvl w:val="0"/>
+          <w:numId w:val="27"/>
+        </w:numPr>
+        <w:autoSpaceDE w:val="0"/>
+        <w:autoSpaceDN w:val="0"/>
+        <w:adjustRightInd w:val="0"/>
+        <w:spacing w:after="0" w:line="240" w:lineRule="auto"/>
+        <w:ind w:left="0" w:firstLine="0"/>
+        <w:rPr>
+          <w:rFonts w:ascii="Helvetica Neue" w:hAnsi="Helvetica Neue" w:cs="Helvetica Neue"/>
+          <w:kern w:val="0"/>
+          <w:sz w:val="26"/>
+          <w:szCs w:val="26"/>
+          <w:lang w:bidi="hi-IN"/>
+        </w:rPr>
+      </w:pPr>
+      <w:r>
+        <w:rPr>
+          <w:rFonts w:ascii="Helvetica Neue" w:hAnsi="Helvetica Neue" w:cs="Helvetica Neue"/>
+          <w:b/>
+          <w:bCs/>
+          <w:kern w:val="0"/>
+          <w:sz w:val="26"/>
+          <w:szCs w:val="26"/>
+          <w:lang w:bidi="hi-IN"/>
+        </w:rPr>
+        <w:t>JavaScript bridge handlers</w:t>
+      </w:r>
+      <w:r>
+        <w:rPr>
+          <w:rFonts w:ascii="Helvetica Neue" w:hAnsi="Helvetica Neue" w:cs="Helvetica Neue"/>
+          <w:kern w:val="0"/>
+          <w:sz w:val="26"/>
+          <w:szCs w:val="26"/>
+          <w:lang w:bidi="hi-IN"/>
+        </w:rPr>
+        <w:t xml:space="preserve"> </w:t>
+      </w:r>
+      <w:r>
+        <w:rPr>
+          <w:rFonts w:ascii="Times New Roman" w:hAnsi="Times New Roman" w:cs="Times New Roman"/>
+          <w:kern w:val="0"/>
+          <w:sz w:val="26"/>
+          <w:szCs w:val="26"/>
+          <w:lang w:bidi="hi-IN"/>
+        </w:rPr>
+        <w:t>→</w:t>
+      </w:r>
+      <w:r>
+        <w:rPr>
+          <w:rFonts w:ascii="Helvetica Neue" w:hAnsi="Helvetica Neue" w:cs="Helvetica Neue"/>
+          <w:kern w:val="0"/>
+          <w:sz w:val="26"/>
+          <w:szCs w:val="26"/>
+          <w:lang w:bidi="hi-IN"/>
+        </w:rPr>
+        <w:t xml:space="preserve"> Android-specific bridge code required. </w:t>
+      </w:r>
+    </w:p>
+    <w:p>
+      <w:pPr>
+        <w:numPr>
+          <w:ilvl w:val="0"/>
+          <w:numId w:val="27"/>
+        </w:numPr>
+        <w:autoSpaceDE w:val="0"/>
+        <w:autoSpaceDN w:val="0"/>
+        <w:adjustRightInd w:val="0"/>
+        <w:spacing w:after="0" w:line="240" w:lineRule="auto"/>
+        <w:ind w:left="0" w:firstLine="0"/>
+        <w:rPr>
+          <w:rFonts w:ascii="Helvetica Neue" w:hAnsi="Helvetica Neue" w:cs="Helvetica Neue"/>
+          <w:kern w:val="0"/>
+          <w:sz w:val="26"/>
+          <w:szCs w:val="26"/>
+          <w:lang w:bidi="hi-IN"/>
+        </w:rPr>
+      </w:pPr>
+      <w:r>
+        <w:rPr>
+          <w:rFonts w:ascii="Helvetica Neue" w:hAnsi="Helvetica Neue" w:cs="Helvetica Neue"/>
+          <w:b/>
+          <w:bCs/>
+          <w:kern w:val="0"/>
+          <w:sz w:val="26"/>
+          <w:szCs w:val="26"/>
+          <w:lang w:bidi="hi-IN"/>
+        </w:rPr>
+        <w:t>Custom rendering engines</w:t>
+      </w:r>
+      <w:r>
+        <w:rPr>
+          <w:rFonts w:ascii="Helvetica Neue" w:hAnsi="Helvetica Neue" w:cs="Helvetica Neue"/>
+          <w:kern w:val="0"/>
+          <w:sz w:val="26"/>
+          <w:szCs w:val="26"/>
+          <w:lang w:bidi="hi-IN"/>
+        </w:rPr>
+        <w:t xml:space="preserve"> (CGM, CAD, graphics viewers) </w:t>
+      </w:r>
+      <w:r>
+        <w:rPr>
+          <w:rFonts w:ascii="Times New Roman" w:hAnsi="Times New Roman" w:cs="Times New Roman"/>
+          <w:kern w:val="0"/>
+          <w:sz w:val="26"/>
+          <w:szCs w:val="26"/>
+          <w:lang w:bidi="hi-IN"/>
+        </w:rPr>
+        <w:t>→</w:t>
+      </w:r>
+      <w:r>
+        <w:rPr>
+          <w:rFonts w:ascii="Helvetica Neue" w:hAnsi="Helvetica Neue" w:cs="Helvetica Neue"/>
+          <w:kern w:val="0"/>
+          <w:sz w:val="26"/>
+          <w:szCs w:val="26"/>
+          <w:lang w:bidi="hi-IN"/>
+        </w:rPr>
+        <w:t xml:space="preserve"> Native Android implementation required.</w:t>
+      </w:r>
+    </w:p>
+    <w:p>
+      <w:pPr>
+        <w:numPr>
+          <w:ilvl w:val="0"/>
+          <w:numId w:val="27"/>
+        </w:numPr>
+        <w:autoSpaceDE w:val="0"/>
+        <w:autoSpaceDN w:val="0"/>
+        <w:adjustRightInd w:val="0"/>
+        <w:spacing w:after="0" w:line="240" w:lineRule="auto"/>
+        <w:ind w:left="0" w:firstLine="0"/>
+        <w:rPr>
+          <w:rFonts w:ascii="Helvetica Neue" w:hAnsi="Helvetica Neue" w:cs="Helvetica Neue"/>
+          <w:kern w:val="0"/>
+          <w:sz w:val="26"/>
+          <w:szCs w:val="26"/>
+          <w:lang w:bidi="hi-IN"/>
+        </w:rPr>
+      </w:pPr>
+      <w:proofErr w:type="spellStart"/>
+      <w:r>
+        <w:rPr>
+          <w:rFonts w:ascii="Helvetica Neue" w:hAnsi="Helvetica Neue" w:cs="Helvetica Neue"/>
+          <w:b/>
+          <w:bCs/>
+          <w:kern w:val="0"/>
+          <w:sz w:val="26"/>
+          <w:szCs w:val="26"/>
+          <w:lang w:bidi="hi-IN"/>
+        </w:rPr>
+        <w:t>UIKit</w:t>
+      </w:r>
+      <w:proofErr w:type="spellEnd"/>
+      <w:r>
+        <w:rPr>
+          <w:rFonts w:ascii="Helvetica Neue" w:hAnsi="Helvetica Neue" w:cs="Helvetica Neue"/>
+          <w:b/>
+          <w:bCs/>
+          <w:kern w:val="0"/>
+          <w:sz w:val="26"/>
+          <w:szCs w:val="26"/>
+          <w:lang w:bidi="hi-IN"/>
+        </w:rPr>
+        <w:t>-specific code</w:t>
+      </w:r>
+      <w:r>
+        <w:rPr>
+          <w:rFonts w:ascii="Helvetica Neue" w:hAnsi="Helvetica Neue" w:cs="Helvetica Neue"/>
+          <w:kern w:val="0"/>
+          <w:sz w:val="26"/>
+          <w:szCs w:val="26"/>
+          <w:lang w:bidi="hi-IN"/>
+        </w:rPr>
+        <w:t xml:space="preserve"> not supported by shared </w:t>
+      </w:r>
+      <w:proofErr w:type="spellStart"/>
+      <w:r>
+        <w:rPr>
+          <w:rFonts w:ascii="Helvetica Neue" w:hAnsi="Helvetica Neue" w:cs="Helvetica Neue"/>
+          <w:kern w:val="0"/>
+          <w:sz w:val="26"/>
+          <w:szCs w:val="26"/>
+          <w:lang w:bidi="hi-IN"/>
+        </w:rPr>
+        <w:t>SwiftUI</w:t>
+      </w:r>
+      <w:proofErr w:type="spellEnd"/>
+      <w:r>
+        <w:rPr>
+          <w:rFonts w:ascii="Helvetica Neue" w:hAnsi="Helvetica Neue" w:cs="Helvetica Neue"/>
+          <w:kern w:val="0"/>
+          <w:sz w:val="26"/>
+          <w:szCs w:val="26"/>
+          <w:lang w:bidi="hi-IN"/>
+        </w:rPr>
+        <w:t xml:space="preserve"> mapping.</w:t>
+      </w:r>
+    </w:p>
+    <w:p>
+      <w:pPr>
+        <w:numPr>
+          <w:ilvl w:val="0"/>
+          <w:numId w:val="27"/>
+        </w:numPr>
+        <w:autoSpaceDE w:val="0"/>
+        <w:autoSpaceDN w:val="0"/>
+        <w:adjustRightInd w:val="0"/>
+        <w:spacing w:after="0" w:line="240" w:lineRule="auto"/>
+        <w:ind w:left="0" w:firstLine="0"/>
+        <w:rPr>
+          <w:rFonts w:ascii="Helvetica Neue" w:hAnsi="Helvetica Neue" w:cs="Helvetica Neue"/>
+          <w:kern w:val="0"/>
+          <w:sz w:val="26"/>
+          <w:szCs w:val="26"/>
+          <w:lang w:bidi="hi-IN"/>
+        </w:rPr>
+      </w:pPr>
+      <w:r>
+        <w:rPr>
+          <w:rFonts w:ascii="Helvetica Neue" w:hAnsi="Helvetica Neue" w:cs="Helvetica Neue"/>
+          <w:b/>
+          <w:bCs/>
+          <w:kern w:val="0"/>
+          <w:sz w:val="26"/>
+          <w:szCs w:val="26"/>
+          <w:lang w:bidi="hi-IN"/>
+        </w:rPr>
+        <w:t>iOS-only frameworks</w:t>
+      </w:r>
+      <w:r>
+        <w:rPr>
+          <w:rFonts w:ascii="Helvetica Neue" w:hAnsi="Helvetica Neue" w:cs="Helvetica Neue"/>
+          <w:kern w:val="0"/>
+          <w:sz w:val="26"/>
+          <w:szCs w:val="26"/>
+          <w:lang w:bidi="hi-IN"/>
+        </w:rPr>
+        <w:t xml:space="preserve"> (</w:t>
+      </w:r>
+      <w:proofErr w:type="spellStart"/>
+      <w:r>
+        <w:rPr>
+          <w:rFonts w:ascii="Helvetica Neue" w:hAnsi="Helvetica Neue" w:cs="Helvetica Neue"/>
+          <w:kern w:val="0"/>
+          <w:sz w:val="26"/>
+          <w:szCs w:val="26"/>
+          <w:lang w:bidi="hi-IN"/>
+        </w:rPr>
+        <w:t>AVFoundation</w:t>
+      </w:r>
+      <w:proofErr w:type="spellEnd"/>
+      <w:r>
+        <w:rPr>
+          <w:rFonts w:ascii="Helvetica Neue" w:hAnsi="Helvetica Neue" w:cs="Helvetica Neue"/>
+          <w:kern w:val="0"/>
+          <w:sz w:val="26"/>
+          <w:szCs w:val="26"/>
+          <w:lang w:bidi="hi-IN"/>
+        </w:rPr>
+        <w:t xml:space="preserve">, Vision, </w:t>
+      </w:r>
+      <w:proofErr w:type="spellStart"/>
+      <w:r>
+        <w:rPr>
+          <w:rFonts w:ascii="Helvetica Neue" w:hAnsi="Helvetica Neue" w:cs="Helvetica Neue"/>
+          <w:kern w:val="0"/>
+          <w:sz w:val="26"/>
+          <w:szCs w:val="26"/>
+          <w:lang w:bidi="hi-IN"/>
+        </w:rPr>
+        <w:t>CoreBluetooth</w:t>
+      </w:r>
+      <w:proofErr w:type="spellEnd"/>
+      <w:r>
+        <w:rPr>
+          <w:rFonts w:ascii="Helvetica Neue" w:hAnsi="Helvetica Neue" w:cs="Helvetica Neue"/>
+          <w:kern w:val="0"/>
+          <w:sz w:val="26"/>
+          <w:szCs w:val="26"/>
+          <w:lang w:bidi="hi-IN"/>
+        </w:rPr>
+        <w:t>, etc.) require Android equivalents.</w:t>
+      </w:r>
+    </w:p>
+    <w:p>
+      <w:pPr>
+        <w:numPr>
+          <w:ilvl w:val="0"/>
+          <w:numId w:val="27"/>
+        </w:numPr>
+        <w:autoSpaceDE w:val="0"/>
+        <w:autoSpaceDN w:val="0"/>
+        <w:adjustRightInd w:val="0"/>
+        <w:spacing w:after="0" w:line="240" w:lineRule="auto"/>
+        <w:ind w:left="0" w:firstLine="0"/>
+        <w:rPr>
+          <w:rFonts w:ascii="Helvetica Neue" w:hAnsi="Helvetica Neue" w:cs="Helvetica Neue"/>
+          <w:kern w:val="0"/>
+          <w:sz w:val="26"/>
+          <w:szCs w:val="26"/>
+          <w:lang w:bidi="hi-IN"/>
+        </w:rPr>
+      </w:pPr>
+      <w:r>
+        <w:rPr>
+          <w:rFonts w:ascii="Helvetica Neue" w:hAnsi="Helvetica Neue" w:cs="Helvetica Neue"/>
+          <w:b/>
+          <w:bCs/>
+          <w:kern w:val="0"/>
+          <w:sz w:val="26"/>
+          <w:szCs w:val="26"/>
+          <w:lang w:bidi="hi-IN"/>
+        </w:rPr>
+        <w:lastRenderedPageBreak/>
+        <w:t>Native SDK integrations</w:t>
+      </w:r>
+      <w:r>
+        <w:rPr>
+          <w:rFonts w:ascii="Helvetica Neue" w:hAnsi="Helvetica Neue" w:cs="Helvetica Neue"/>
+          <w:kern w:val="0"/>
+          <w:sz w:val="26"/>
+          <w:szCs w:val="26"/>
+          <w:lang w:bidi="hi-IN"/>
+        </w:rPr>
+        <w:t xml:space="preserve"> implemented directly with iOS APIs require Android integration work.</w:t>
+      </w:r>
+    </w:p>
+    <w:p>
+      <w:pPr>
+        <w:numPr>
+          <w:ilvl w:val="0"/>
+          <w:numId w:val="27"/>
+        </w:numPr>
+        <w:autoSpaceDE w:val="0"/>
+        <w:autoSpaceDN w:val="0"/>
+        <w:adjustRightInd w:val="0"/>
+        <w:spacing w:after="0" w:line="240" w:lineRule="auto"/>
+        <w:ind w:left="0" w:firstLine="0"/>
+        <w:rPr>
+          <w:rFonts w:ascii="Helvetica Neue" w:hAnsi="Helvetica Neue" w:cs="Helvetica Neue"/>
+          <w:kern w:val="0"/>
+          <w:sz w:val="26"/>
+          <w:szCs w:val="26"/>
+          <w:lang w:bidi="hi-IN"/>
+        </w:rPr>
+      </w:pPr>
+      <w:r>
+        <w:rPr>
+          <w:rFonts w:ascii="Helvetica Neue" w:hAnsi="Helvetica Neue" w:cs="Helvetica Neue"/>
+          <w:b/>
+          <w:bCs/>
+          <w:kern w:val="0"/>
+          <w:sz w:val="26"/>
+          <w:szCs w:val="26"/>
+          <w:lang w:bidi="hi-IN"/>
+        </w:rPr>
+        <w:t>Platform-specific filesystem optimizations</w:t>
+      </w:r>
+      <w:r>
+        <w:rPr>
+          <w:rFonts w:ascii="Helvetica Neue" w:hAnsi="Helvetica Neue" w:cs="Helvetica Neue"/>
+          <w:kern w:val="0"/>
+          <w:sz w:val="26"/>
+          <w:szCs w:val="26"/>
+          <w:lang w:bidi="hi-IN"/>
+        </w:rPr>
+        <w:t xml:space="preserve"> may need separate Android handling. </w:t>
+      </w:r>
+    </w:p>
+    <w:p>
+      <w:pPr>
+        <w:autoSpaceDE w:val="0"/>
+        <w:autoSpaceDN w:val="0"/>
+        <w:adjustRightInd w:val="0"/>
+        <w:spacing w:after="40" w:line="240" w:lineRule="auto"/>
+        <w:rPr>
+          <w:rFonts w:ascii="Helvetica Neue" w:hAnsi="Helvetica Neue" w:cs="Helvetica Neue"/>
+          <w:b/>
+          <w:bCs/>
+          <w:kern w:val="0"/>
+          <w:sz w:val="32"/>
+          <w:szCs w:val="32"/>
+          <w:lang w:bidi="hi-IN"/>
+        </w:rPr>
+      </w:pPr>
+      <w:r>
+        <w:rPr>
+          <w:rFonts w:ascii="Helvetica Neue" w:hAnsi="Helvetica Neue" w:cs="Helvetica Neue"/>
+          <w:b/>
+          <w:bCs/>
+          <w:kern w:val="0"/>
+          <w:sz w:val="32"/>
+          <w:szCs w:val="32"/>
+          <w:lang w:bidi="hi-IN"/>
+        </w:rPr>
+        <w:t>Airbus Viewer Examples</w:t>
+      </w:r>
+    </w:p>
+    <w:tbl>
+      <w:tblPr>
+        <w:tblW w:w="0" w:type="auto"/>
+        <w:tblInd w:w="-118" w:type="dxa"/>
+        <w:tblBorders>
+          <w:top w:val="none" w:sz="6" w:space="0" w:color="auto"/>
+          <w:left w:val="none" w:sz="6" w:space="0" w:color="auto"/>
+          <w:right w:val="none" w:sz="6" w:space="0" w:color="auto"/>
+        </w:tblBorders>
+        <w:tblLayout w:type="fixed"/>
+        <w:tblLook w:val="0000" w:firstRow="0" w:lastRow="0" w:firstColumn="0" w:lastColumn="0" w:noHBand="0" w:noVBand="0"/>
+      </w:tblPr>
+      <w:tblGrid>
+        <w:gridCol w:w="2988"/>
+        <w:gridCol w:w="2880"/>
+        <w:gridCol w:w="2880"/>
+      </w:tblGrid>
+      <w:tr>
+        <w:tblPrEx>
+          <w:tblCellMar>
+            <w:top w:w="0" w:type="dxa"/>
+            <w:bottom w:w="0" w:type="dxa"/>
+          </w:tblCellMar>
+        </w:tblPrEx>
+        <w:tc>
+          <w:tcPr>
+            <w:tcW w:w="2988" w:type="dxa"/>
+            <w:tcBorders>
+              <w:top w:val="single" w:sz="8" w:space="0" w:color="9A9A9A"/>
+              <w:left w:val="single" w:sz="8" w:space="0" w:color="9A9A9A"/>
+              <w:bottom w:val="single" w:sz="8" w:space="0" w:color="9A9A9A"/>
+              <w:right w:val="single" w:sz="8" w:space="0" w:color="9A9A9A"/>
+            </w:tcBorders>
+            <w:tcMar>
+              <w:top w:w="100" w:type="nil"/>
+              <w:left w:w="20" w:type="nil"/>
+              <w:bottom w:w="20" w:type="nil"/>
+              <w:right w:w="100" w:type="nil"/>
+            </w:tcMar>
+          </w:tcPr>
+          <w:p>
+            <w:pPr>
+              <w:autoSpaceDE w:val="0"/>
+              <w:autoSpaceDN w:val="0"/>
+              <w:adjustRightInd w:val="0"/>
+              <w:spacing w:after="0" w:line="240" w:lineRule="auto"/>
+              <w:jc w:val="center"/>
+              <w:rPr>
+                <w:rFonts w:ascii="Helvetica" w:hAnsi="Helvetica" w:cs="Helvetica"/>
+                <w:kern w:val="0"/>
+                <w:lang w:bidi="hi-IN"/>
+              </w:rPr>
+            </w:pPr>
+            <w:r>
+              <w:rPr>
+                <w:rFonts w:ascii="Helvetica Neue" w:hAnsi="Helvetica Neue" w:cs="Helvetica Neue"/>
+                <w:b/>
+                <w:bCs/>
+                <w:kern w:val="0"/>
+                <w:sz w:val="26"/>
+                <w:szCs w:val="26"/>
+                <w:lang w:bidi="hi-IN"/>
+              </w:rPr>
+              <w:t>Feature</w:t>
+            </w:r>
+          </w:p>
+        </w:tc>
+        <w:tc>
+          <w:tcPr>
+            <w:tcW w:w="2880" w:type="dxa"/>
+            <w:tcBorders>
+              <w:top w:val="single" w:sz="8" w:space="0" w:color="9A9A9A"/>
+              <w:left w:val="single" w:sz="8" w:space="0" w:color="9A9A9A"/>
+              <w:bottom w:val="single" w:sz="8" w:space="0" w:color="9A9A9A"/>
+              <w:right w:val="single" w:sz="8" w:space="0" w:color="9A9A9A"/>
+            </w:tcBorders>
+            <w:tcMar>
+              <w:top w:w="100" w:type="nil"/>
+              <w:left w:w="20" w:type="nil"/>
+              <w:bottom w:w="20" w:type="nil"/>
+              <w:right w:w="100" w:type="nil"/>
+            </w:tcMar>
+          </w:tcPr>
+          <w:p>
+            <w:pPr>
+              <w:autoSpaceDE w:val="0"/>
+              <w:autoSpaceDN w:val="0"/>
+              <w:adjustRightInd w:val="0"/>
+              <w:spacing w:after="0" w:line="240" w:lineRule="auto"/>
+              <w:jc w:val="center"/>
+              <w:rPr>
+                <w:rFonts w:ascii="Helvetica" w:hAnsi="Helvetica" w:cs="Helvetica"/>
+                <w:kern w:val="0"/>
+                <w:lang w:bidi="hi-IN"/>
+              </w:rPr>
+            </w:pPr>
+            <w:r>
+              <w:rPr>
+                <w:rFonts w:ascii="Helvetica Neue" w:hAnsi="Helvetica Neue" w:cs="Helvetica Neue"/>
+                <w:b/>
+                <w:bCs/>
+                <w:kern w:val="0"/>
+                <w:sz w:val="26"/>
+                <w:szCs w:val="26"/>
+                <w:lang w:bidi="hi-IN"/>
+              </w:rPr>
+              <w:t>Auto Convert</w:t>
+            </w:r>
+          </w:p>
+        </w:tc>
+        <w:tc>
+          <w:tcPr>
+            <w:tcW w:w="2880" w:type="dxa"/>
+            <w:tcBorders>
+              <w:top w:val="single" w:sz="8" w:space="0" w:color="9A9A9A"/>
+              <w:left w:val="single" w:sz="8" w:space="0" w:color="9A9A9A"/>
+              <w:bottom w:val="single" w:sz="8" w:space="0" w:color="9A9A9A"/>
+              <w:right w:val="single" w:sz="8" w:space="0" w:color="9A9A9A"/>
+            </w:tcBorders>
+            <w:tcMar>
+              <w:top w:w="100" w:type="nil"/>
+              <w:left w:w="20" w:type="nil"/>
+              <w:bottom w:w="20" w:type="nil"/>
+              <w:right w:w="100" w:type="nil"/>
+            </w:tcMar>
+          </w:tcPr>
+          <w:p>
+            <w:pPr>
+              <w:autoSpaceDE w:val="0"/>
+              <w:autoSpaceDN w:val="0"/>
+              <w:adjustRightInd w:val="0"/>
+              <w:spacing w:after="0" w:line="240" w:lineRule="auto"/>
+              <w:jc w:val="center"/>
+              <w:rPr>
+                <w:rFonts w:ascii="Helvetica" w:hAnsi="Helvetica" w:cs="Helvetica"/>
+                <w:kern w:val="0"/>
+                <w:lang w:bidi="hi-IN"/>
+              </w:rPr>
+            </w:pPr>
+            <w:r>
+              <w:rPr>
+                <w:rFonts w:ascii="Helvetica Neue" w:hAnsi="Helvetica Neue" w:cs="Helvetica Neue"/>
+                <w:b/>
+                <w:bCs/>
+                <w:kern w:val="0"/>
+                <w:sz w:val="26"/>
+                <w:szCs w:val="26"/>
+                <w:lang w:bidi="hi-IN"/>
+              </w:rPr>
+              <w:t>Manual Android Work</w:t>
+            </w:r>
+          </w:p>
+        </w:tc>
+      </w:tr>
+      <w:tr>
+        <w:tblPrEx>
+          <w:tblBorders>
+            <w:top w:val="none" w:sz="0" w:space="0" w:color="auto"/>
+          </w:tblBorders>
+          <w:tblCellMar>
+            <w:top w:w="0" w:type="dxa"/>
+            <w:bottom w:w="0" w:type="dxa"/>
+          </w:tblCellMar>
+        </w:tblPrEx>
+        <w:tc>
+          <w:tcPr>
+            <w:tcW w:w="2988" w:type="dxa"/>
+            <w:tcBorders>
+              <w:top w:val="single" w:sz="8" w:space="0" w:color="9A9A9A"/>
+              <w:left w:val="single" w:sz="8" w:space="0" w:color="9A9A9A"/>
+              <w:bottom w:val="single" w:sz="8" w:space="0" w:color="9A9A9A"/>
+              <w:right w:val="single" w:sz="8" w:space="0" w:color="9A9A9A"/>
+            </w:tcBorders>
+            <w:tcMar>
+              <w:top w:w="100" w:type="nil"/>
+              <w:left w:w="20" w:type="nil"/>
+              <w:bottom w:w="20" w:type="nil"/>
+              <w:right w:w="100" w:type="nil"/>
+            </w:tcMar>
+          </w:tcPr>
+          <w:p>
+            <w:pPr>
+              <w:autoSpaceDE w:val="0"/>
+              <w:autoSpaceDN w:val="0"/>
+              <w:adjustRightInd w:val="0"/>
+              <w:spacing w:after="0" w:line="240" w:lineRule="auto"/>
+              <w:rPr>
+                <w:rFonts w:ascii="Helvetica" w:hAnsi="Helvetica" w:cs="Helvetica"/>
+                <w:kern w:val="0"/>
+                <w:lang w:bidi="hi-IN"/>
+              </w:rPr>
+            </w:pPr>
+            <w:r>
+              <w:rPr>
+                <w:rFonts w:ascii="Helvetica Neue" w:hAnsi="Helvetica Neue" w:cs="Helvetica Neue"/>
+                <w:kern w:val="0"/>
+                <w:sz w:val="26"/>
+                <w:szCs w:val="26"/>
+                <w:lang w:bidi="hi-IN"/>
+              </w:rPr>
+              <w:t>TOC Parser</w:t>
+            </w:r>
+          </w:p>
+        </w:tc>
+        <w:tc>
+          <w:tcPr>
+            <w:tcW w:w="2880" w:type="dxa"/>
+            <w:tcBorders>
+              <w:top w:val="single" w:sz="8" w:space="0" w:color="9A9A9A"/>
+              <w:left w:val="single" w:sz="8" w:space="0" w:color="9A9A9A"/>
+              <w:bottom w:val="single" w:sz="8" w:space="0" w:color="9A9A9A"/>
+              <w:right w:val="single" w:sz="8" w:space="0" w:color="9A9A9A"/>
+            </w:tcBorders>
+            <w:tcMar>
+              <w:top w:w="100" w:type="nil"/>
+              <w:left w:w="20" w:type="nil"/>
+              <w:bottom w:w="20" w:type="nil"/>
+              <w:right w:w="100" w:type="nil"/>
+            </w:tcMar>
+          </w:tcPr>
+          <w:p>
+            <w:pPr>
+              <w:autoSpaceDE w:val="0"/>
+              <w:autoSpaceDN w:val="0"/>
+              <w:adjustRightInd w:val="0"/>
+              <w:spacing w:after="0" w:line="240" w:lineRule="auto"/>
+              <w:rPr>
+                <w:rFonts w:ascii="Helvetica" w:hAnsi="Helvetica" w:cs="Helvetica"/>
+                <w:kern w:val="0"/>
+                <w:lang w:bidi="hi-IN"/>
+              </w:rPr>
+            </w:pPr>
+            <w:r>
+              <w:rPr>
+                <w:rFonts w:ascii="Apple Color Emoji" w:hAnsi="Apple Color Emoji" w:cs="Apple Color Emoji"/>
+                <w:kern w:val="0"/>
+                <w:sz w:val="26"/>
+                <w:szCs w:val="26"/>
+                <w:lang w:bidi="hi-IN"/>
+              </w:rPr>
+              <w:t>✅</w:t>
+            </w:r>
+          </w:p>
+        </w:tc>
+        <w:tc>
+          <w:tcPr>
+            <w:tcW w:w="2880" w:type="dxa"/>
+            <w:tcBorders>
+              <w:top w:val="single" w:sz="8" w:space="0" w:color="9A9A9A"/>
+              <w:left w:val="single" w:sz="8" w:space="0" w:color="9A9A9A"/>
+              <w:bottom w:val="single" w:sz="8" w:space="0" w:color="9A9A9A"/>
+              <w:right w:val="single" w:sz="8" w:space="0" w:color="9A9A9A"/>
+            </w:tcBorders>
+            <w:tcMar>
+              <w:top w:w="100" w:type="nil"/>
+              <w:left w:w="20" w:type="nil"/>
+              <w:bottom w:w="20" w:type="nil"/>
+              <w:right w:w="100" w:type="nil"/>
+            </w:tcMar>
+          </w:tcPr>
+          <w:p>
+            <w:pPr>
+              <w:tabs>
+                <w:tab w:val="left" w:pos="560"/>
+                <w:tab w:val="left" w:pos="1120"/>
+                <w:tab w:val="left" w:pos="1680"/>
+                <w:tab w:val="left" w:pos="2240"/>
+                <w:tab w:val="left" w:pos="2800"/>
+                <w:tab w:val="left" w:pos="3360"/>
+                <w:tab w:val="left" w:pos="3920"/>
+                <w:tab w:val="left" w:pos="4480"/>
+                <w:tab w:val="left" w:pos="5040"/>
+                <w:tab w:val="left" w:pos="5600"/>
+                <w:tab w:val="left" w:pos="6160"/>
+                <w:tab w:val="left" w:pos="6720"/>
+              </w:tabs>
+              <w:autoSpaceDE w:val="0"/>
+              <w:autoSpaceDN w:val="0"/>
+              <w:adjustRightInd w:val="0"/>
+              <w:spacing w:after="0" w:line="240" w:lineRule="auto"/>
+              <w:rPr>
+                <w:rFonts w:ascii="Helvetica" w:hAnsi="Helvetica" w:cs="Helvetica"/>
+                <w:kern w:val="0"/>
+                <w:lang w:bidi="hi-IN"/>
+              </w:rPr>
+            </w:pPr>
+          </w:p>
+        </w:tc>
+      </w:tr>
+      <w:tr>
+        <w:tblPrEx>
+          <w:tblBorders>
+            <w:top w:val="none" w:sz="0" w:space="0" w:color="auto"/>
+          </w:tblBorders>
+          <w:tblCellMar>
+            <w:top w:w="0" w:type="dxa"/>
+            <w:bottom w:w="0" w:type="dxa"/>
+          </w:tblCellMar>
+        </w:tblPrEx>
+        <w:tc>
+          <w:tcPr>
+            <w:tcW w:w="2988" w:type="dxa"/>
+            <w:tcBorders>
+              <w:top w:val="single" w:sz="8" w:space="0" w:color="9A9A9A"/>
+              <w:left w:val="single" w:sz="8" w:space="0" w:color="9A9A9A"/>
+              <w:bottom w:val="single" w:sz="8" w:space="0" w:color="9A9A9A"/>
+              <w:right w:val="single" w:sz="8" w:space="0" w:color="9A9A9A"/>
+            </w:tcBorders>
+            <w:tcMar>
+              <w:top w:w="100" w:type="nil"/>
+              <w:left w:w="20" w:type="nil"/>
+              <w:bottom w:w="20" w:type="nil"/>
+              <w:right w:w="100" w:type="nil"/>
+            </w:tcMar>
+          </w:tcPr>
+          <w:p>
+            <w:pPr>
+              <w:autoSpaceDE w:val="0"/>
+              <w:autoSpaceDN w:val="0"/>
+              <w:adjustRightInd w:val="0"/>
+              <w:spacing w:after="0" w:line="240" w:lineRule="auto"/>
+              <w:rPr>
+                <w:rFonts w:ascii="Helvetica" w:hAnsi="Helvetica" w:cs="Helvetica"/>
+                <w:kern w:val="0"/>
+                <w:lang w:bidi="hi-IN"/>
+              </w:rPr>
+            </w:pPr>
+            <w:r>
+              <w:rPr>
+                <w:rFonts w:ascii="Helvetica Neue" w:hAnsi="Helvetica Neue" w:cs="Helvetica Neue"/>
+                <w:kern w:val="0"/>
+                <w:sz w:val="26"/>
+                <w:szCs w:val="26"/>
+                <w:lang w:bidi="hi-IN"/>
+              </w:rPr>
+              <w:t>XML Metadata Parser</w:t>
+            </w:r>
+          </w:p>
+        </w:tc>
+        <w:tc>
+          <w:tcPr>
+            <w:tcW w:w="2880" w:type="dxa"/>
+            <w:tcBorders>
+              <w:top w:val="single" w:sz="8" w:space="0" w:color="9A9A9A"/>
+              <w:left w:val="single" w:sz="8" w:space="0" w:color="9A9A9A"/>
+              <w:bottom w:val="single" w:sz="8" w:space="0" w:color="9A9A9A"/>
+              <w:right w:val="single" w:sz="8" w:space="0" w:color="9A9A9A"/>
+            </w:tcBorders>
+            <w:tcMar>
+              <w:top w:w="100" w:type="nil"/>
+              <w:left w:w="20" w:type="nil"/>
+              <w:bottom w:w="20" w:type="nil"/>
+              <w:right w:w="100" w:type="nil"/>
+            </w:tcMar>
+          </w:tcPr>
+          <w:p>
+            <w:pPr>
+              <w:autoSpaceDE w:val="0"/>
+              <w:autoSpaceDN w:val="0"/>
+              <w:adjustRightInd w:val="0"/>
+              <w:spacing w:after="0" w:line="240" w:lineRule="auto"/>
+              <w:rPr>
+                <w:rFonts w:ascii="Helvetica" w:hAnsi="Helvetica" w:cs="Helvetica"/>
+                <w:kern w:val="0"/>
+                <w:lang w:bidi="hi-IN"/>
+              </w:rPr>
+            </w:pPr>
+            <w:r>
+              <w:rPr>
+                <w:rFonts w:ascii="Apple Color Emoji" w:hAnsi="Apple Color Emoji" w:cs="Apple Color Emoji"/>
+                <w:kern w:val="0"/>
+                <w:sz w:val="26"/>
+                <w:szCs w:val="26"/>
+                <w:lang w:bidi="hi-IN"/>
+              </w:rPr>
+              <w:t>✅</w:t>
+            </w:r>
+          </w:p>
+        </w:tc>
+        <w:tc>
+          <w:tcPr>
+            <w:tcW w:w="2880" w:type="dxa"/>
+            <w:tcBorders>
+              <w:top w:val="single" w:sz="8" w:space="0" w:color="9A9A9A"/>
+              <w:left w:val="single" w:sz="8" w:space="0" w:color="9A9A9A"/>
+              <w:bottom w:val="single" w:sz="8" w:space="0" w:color="9A9A9A"/>
+              <w:right w:val="single" w:sz="8" w:space="0" w:color="9A9A9A"/>
+            </w:tcBorders>
+            <w:tcMar>
+              <w:top w:w="100" w:type="nil"/>
+              <w:left w:w="20" w:type="nil"/>
+              <w:bottom w:w="20" w:type="nil"/>
+              <w:right w:w="100" w:type="nil"/>
+            </w:tcMar>
+          </w:tcPr>
+          <w:p>
+            <w:pPr>
+              <w:tabs>
+                <w:tab w:val="left" w:pos="560"/>
+                <w:tab w:val="left" w:pos="1120"/>
+                <w:tab w:val="left" w:pos="1680"/>
+                <w:tab w:val="left" w:pos="2240"/>
+                <w:tab w:val="left" w:pos="2800"/>
+                <w:tab w:val="left" w:pos="3360"/>
+                <w:tab w:val="left" w:pos="3920"/>
+                <w:tab w:val="left" w:pos="4480"/>
+                <w:tab w:val="left" w:pos="5040"/>
+                <w:tab w:val="left" w:pos="5600"/>
+                <w:tab w:val="left" w:pos="6160"/>
+                <w:tab w:val="left" w:pos="6720"/>
+              </w:tabs>
+              <w:autoSpaceDE w:val="0"/>
+              <w:autoSpaceDN w:val="0"/>
+              <w:adjustRightInd w:val="0"/>
+              <w:spacing w:after="0" w:line="240" w:lineRule="auto"/>
+              <w:rPr>
+                <w:rFonts w:ascii="Helvetica" w:hAnsi="Helvetica" w:cs="Helvetica"/>
+                <w:kern w:val="0"/>
+                <w:lang w:bidi="hi-IN"/>
+              </w:rPr>
+            </w:pPr>
+          </w:p>
+        </w:tc>
+      </w:tr>
+      <w:tr>
+        <w:tblPrEx>
+          <w:tblBorders>
+            <w:top w:val="none" w:sz="0" w:space="0" w:color="auto"/>
+          </w:tblBorders>
+          <w:tblCellMar>
+            <w:top w:w="0" w:type="dxa"/>
+            <w:bottom w:w="0" w:type="dxa"/>
+          </w:tblCellMar>
+        </w:tblPrEx>
+        <w:tc>
+          <w:tcPr>
+            <w:tcW w:w="2988" w:type="dxa"/>
+            <w:tcBorders>
+              <w:top w:val="single" w:sz="8" w:space="0" w:color="9A9A9A"/>
+              <w:left w:val="single" w:sz="8" w:space="0" w:color="9A9A9A"/>
+              <w:bottom w:val="single" w:sz="8" w:space="0" w:color="9A9A9A"/>
+              <w:right w:val="single" w:sz="8" w:space="0" w:color="9A9A9A"/>
+            </w:tcBorders>
+            <w:tcMar>
+              <w:top w:w="100" w:type="nil"/>
+              <w:left w:w="20" w:type="nil"/>
+              <w:bottom w:w="20" w:type="nil"/>
+              <w:right w:w="100" w:type="nil"/>
+            </w:tcMar>
+          </w:tcPr>
+          <w:p>
+            <w:pPr>
+              <w:autoSpaceDE w:val="0"/>
+              <w:autoSpaceDN w:val="0"/>
+              <w:adjustRightInd w:val="0"/>
+              <w:spacing w:after="0" w:line="240" w:lineRule="auto"/>
+              <w:rPr>
+                <w:rFonts w:ascii="Helvetica" w:hAnsi="Helvetica" w:cs="Helvetica"/>
+                <w:kern w:val="0"/>
+                <w:lang w:bidi="hi-IN"/>
+              </w:rPr>
+            </w:pPr>
+            <w:r>
+              <w:rPr>
+                <w:rFonts w:ascii="Helvetica Neue" w:hAnsi="Helvetica Neue" w:cs="Helvetica Neue"/>
+                <w:kern w:val="0"/>
+                <w:sz w:val="26"/>
+                <w:szCs w:val="26"/>
+                <w:lang w:bidi="hi-IN"/>
+              </w:rPr>
+              <w:t>Aircraft Context Logic</w:t>
+            </w:r>
+          </w:p>
+        </w:tc>
+        <w:tc>
+          <w:tcPr>
+            <w:tcW w:w="2880" w:type="dxa"/>
+            <w:tcBorders>
+              <w:top w:val="single" w:sz="8" w:space="0" w:color="9A9A9A"/>
+              <w:left w:val="single" w:sz="8" w:space="0" w:color="9A9A9A"/>
+              <w:bottom w:val="single" w:sz="8" w:space="0" w:color="9A9A9A"/>
+              <w:right w:val="single" w:sz="8" w:space="0" w:color="9A9A9A"/>
+            </w:tcBorders>
+            <w:tcMar>
+              <w:top w:w="100" w:type="nil"/>
+              <w:left w:w="20" w:type="nil"/>
+              <w:bottom w:w="20" w:type="nil"/>
+              <w:right w:w="100" w:type="nil"/>
+            </w:tcMar>
+          </w:tcPr>
+          <w:p>
+            <w:pPr>
+              <w:autoSpaceDE w:val="0"/>
+              <w:autoSpaceDN w:val="0"/>
+              <w:adjustRightInd w:val="0"/>
+              <w:spacing w:after="0" w:line="240" w:lineRule="auto"/>
+              <w:rPr>
+                <w:rFonts w:ascii="Helvetica" w:hAnsi="Helvetica" w:cs="Helvetica"/>
+                <w:kern w:val="0"/>
+                <w:lang w:bidi="hi-IN"/>
+              </w:rPr>
+            </w:pPr>
+            <w:r>
+              <w:rPr>
+                <w:rFonts w:ascii="Apple Color Emoji" w:hAnsi="Apple Color Emoji" w:cs="Apple Color Emoji"/>
+                <w:kern w:val="0"/>
+                <w:sz w:val="26"/>
+                <w:szCs w:val="26"/>
+                <w:lang w:bidi="hi-IN"/>
+              </w:rPr>
+              <w:t>✅</w:t>
+            </w:r>
+          </w:p>
+        </w:tc>
+        <w:tc>
+          <w:tcPr>
+            <w:tcW w:w="2880" w:type="dxa"/>
+            <w:tcBorders>
+              <w:top w:val="single" w:sz="8" w:space="0" w:color="9A9A9A"/>
+              <w:left w:val="single" w:sz="8" w:space="0" w:color="9A9A9A"/>
+              <w:bottom w:val="single" w:sz="8" w:space="0" w:color="9A9A9A"/>
+              <w:right w:val="single" w:sz="8" w:space="0" w:color="9A9A9A"/>
+            </w:tcBorders>
+            <w:tcMar>
+              <w:top w:w="100" w:type="nil"/>
+              <w:left w:w="20" w:type="nil"/>
+              <w:bottom w:w="20" w:type="nil"/>
+              <w:right w:w="100" w:type="nil"/>
+            </w:tcMar>
+          </w:tcPr>
+          <w:p>
+            <w:pPr>
+              <w:tabs>
+                <w:tab w:val="left" w:pos="560"/>
+                <w:tab w:val="left" w:pos="1120"/>
+                <w:tab w:val="left" w:pos="1680"/>
+                <w:tab w:val="left" w:pos="2240"/>
+                <w:tab w:val="left" w:pos="2800"/>
+                <w:tab w:val="left" w:pos="3360"/>
+                <w:tab w:val="left" w:pos="3920"/>
+                <w:tab w:val="left" w:pos="4480"/>
+                <w:tab w:val="left" w:pos="5040"/>
+                <w:tab w:val="left" w:pos="5600"/>
+                <w:tab w:val="left" w:pos="6160"/>
+                <w:tab w:val="left" w:pos="6720"/>
+              </w:tabs>
+              <w:autoSpaceDE w:val="0"/>
+              <w:autoSpaceDN w:val="0"/>
+              <w:adjustRightInd w:val="0"/>
+              <w:spacing w:after="0" w:line="240" w:lineRule="auto"/>
+              <w:rPr>
+                <w:rFonts w:ascii="Helvetica" w:hAnsi="Helvetica" w:cs="Helvetica"/>
+                <w:kern w:val="0"/>
+                <w:lang w:bidi="hi-IN"/>
+              </w:rPr>
+            </w:pPr>
+          </w:p>
+        </w:tc>
+      </w:tr>
+      <w:tr>
+        <w:tblPrEx>
+          <w:tblBorders>
+            <w:top w:val="none" w:sz="0" w:space="0" w:color="auto"/>
+          </w:tblBorders>
+          <w:tblCellMar>
+            <w:top w:w="0" w:type="dxa"/>
+            <w:bottom w:w="0" w:type="dxa"/>
+          </w:tblCellMar>
+        </w:tblPrEx>
+        <w:tc>
+          <w:tcPr>
+            <w:tcW w:w="2988" w:type="dxa"/>
+            <w:tcBorders>
+              <w:top w:val="single" w:sz="8" w:space="0" w:color="9A9A9A"/>
+              <w:left w:val="single" w:sz="8" w:space="0" w:color="9A9A9A"/>
+              <w:bottom w:val="single" w:sz="8" w:space="0" w:color="9A9A9A"/>
+              <w:right w:val="single" w:sz="8" w:space="0" w:color="9A9A9A"/>
+            </w:tcBorders>
+            <w:tcMar>
+              <w:top w:w="100" w:type="nil"/>
+              <w:left w:w="20" w:type="nil"/>
+              <w:bottom w:w="20" w:type="nil"/>
+              <w:right w:w="100" w:type="nil"/>
+            </w:tcMar>
+          </w:tcPr>
+          <w:p>
+            <w:pPr>
+              <w:autoSpaceDE w:val="0"/>
+              <w:autoSpaceDN w:val="0"/>
+              <w:adjustRightInd w:val="0"/>
+              <w:spacing w:after="0" w:line="240" w:lineRule="auto"/>
+              <w:rPr>
+                <w:rFonts w:ascii="Helvetica" w:hAnsi="Helvetica" w:cs="Helvetica"/>
+                <w:kern w:val="0"/>
+                <w:lang w:bidi="hi-IN"/>
+              </w:rPr>
+            </w:pPr>
+            <w:r>
+              <w:rPr>
+                <w:rFonts w:ascii="Helvetica Neue" w:hAnsi="Helvetica Neue" w:cs="Helvetica Neue"/>
+                <w:kern w:val="0"/>
+                <w:sz w:val="26"/>
+                <w:szCs w:val="26"/>
+                <w:lang w:bidi="hi-IN"/>
+              </w:rPr>
+              <w:t>Search Engine</w:t>
+            </w:r>
+          </w:p>
+        </w:tc>
+        <w:tc>
+          <w:tcPr>
+            <w:tcW w:w="2880" w:type="dxa"/>
+            <w:tcBorders>
+              <w:top w:val="single" w:sz="8" w:space="0" w:color="9A9A9A"/>
+              <w:left w:val="single" w:sz="8" w:space="0" w:color="9A9A9A"/>
+              <w:bottom w:val="single" w:sz="8" w:space="0" w:color="9A9A9A"/>
+              <w:right w:val="single" w:sz="8" w:space="0" w:color="9A9A9A"/>
+            </w:tcBorders>
+            <w:tcMar>
+              <w:top w:w="100" w:type="nil"/>
+              <w:left w:w="20" w:type="nil"/>
+              <w:bottom w:w="20" w:type="nil"/>
+              <w:right w:w="100" w:type="nil"/>
+            </w:tcMar>
+          </w:tcPr>
+          <w:p>
+            <w:pPr>
+              <w:autoSpaceDE w:val="0"/>
+              <w:autoSpaceDN w:val="0"/>
+              <w:adjustRightInd w:val="0"/>
+              <w:spacing w:after="0" w:line="240" w:lineRule="auto"/>
+              <w:rPr>
+                <w:rFonts w:ascii="Helvetica" w:hAnsi="Helvetica" w:cs="Helvetica"/>
+                <w:kern w:val="0"/>
+                <w:lang w:bidi="hi-IN"/>
+              </w:rPr>
+            </w:pPr>
+            <w:r>
+              <w:rPr>
+                <w:rFonts w:ascii="Apple Color Emoji" w:hAnsi="Apple Color Emoji" w:cs="Apple Color Emoji"/>
+                <w:kern w:val="0"/>
+                <w:sz w:val="26"/>
+                <w:szCs w:val="26"/>
+                <w:lang w:bidi="hi-IN"/>
+              </w:rPr>
+              <w:t>✅</w:t>
+            </w:r>
+          </w:p>
+        </w:tc>
+        <w:tc>
+          <w:tcPr>
+            <w:tcW w:w="2880" w:type="dxa"/>
+            <w:tcBorders>
+              <w:top w:val="single" w:sz="8" w:space="0" w:color="9A9A9A"/>
+              <w:left w:val="single" w:sz="8" w:space="0" w:color="9A9A9A"/>
+              <w:bottom w:val="single" w:sz="8" w:space="0" w:color="9A9A9A"/>
+              <w:right w:val="single" w:sz="8" w:space="0" w:color="9A9A9A"/>
+            </w:tcBorders>
+            <w:tcMar>
+              <w:top w:w="100" w:type="nil"/>
+              <w:left w:w="20" w:type="nil"/>
+              <w:bottom w:w="20" w:type="nil"/>
+              <w:right w:w="100" w:type="nil"/>
+            </w:tcMar>
+          </w:tcPr>
+          <w:p>
+            <w:pPr>
+              <w:tabs>
+                <w:tab w:val="left" w:pos="560"/>
+                <w:tab w:val="left" w:pos="1120"/>
+                <w:tab w:val="left" w:pos="1680"/>
+                <w:tab w:val="left" w:pos="2240"/>
+                <w:tab w:val="left" w:pos="2800"/>
+                <w:tab w:val="left" w:pos="3360"/>
+                <w:tab w:val="left" w:pos="3920"/>
+                <w:tab w:val="left" w:pos="4480"/>
+                <w:tab w:val="left" w:pos="5040"/>
+                <w:tab w:val="left" w:pos="5600"/>
+                <w:tab w:val="left" w:pos="6160"/>
+                <w:tab w:val="left" w:pos="6720"/>
+              </w:tabs>
+              <w:autoSpaceDE w:val="0"/>
+              <w:autoSpaceDN w:val="0"/>
+              <w:adjustRightInd w:val="0"/>
+              <w:spacing w:after="0" w:line="240" w:lineRule="auto"/>
+              <w:rPr>
+                <w:rFonts w:ascii="Helvetica" w:hAnsi="Helvetica" w:cs="Helvetica"/>
+                <w:kern w:val="0"/>
+                <w:lang w:bidi="hi-IN"/>
+              </w:rPr>
+            </w:pPr>
+          </w:p>
+        </w:tc>
+      </w:tr>
+      <w:tr>
+        <w:tblPrEx>
+          <w:tblBorders>
+            <w:top w:val="none" w:sz="0" w:space="0" w:color="auto"/>
+          </w:tblBorders>
+          <w:tblCellMar>
+            <w:top w:w="0" w:type="dxa"/>
+            <w:bottom w:w="0" w:type="dxa"/>
+          </w:tblCellMar>
+        </w:tblPrEx>
+        <w:tc>
+          <w:tcPr>
+            <w:tcW w:w="2988" w:type="dxa"/>
+            <w:tcBorders>
+              <w:top w:val="single" w:sz="8" w:space="0" w:color="9A9A9A"/>
+              <w:left w:val="single" w:sz="8" w:space="0" w:color="9A9A9A"/>
+              <w:bottom w:val="single" w:sz="8" w:space="0" w:color="9A9A9A"/>
+              <w:right w:val="single" w:sz="8" w:space="0" w:color="9A9A9A"/>
+            </w:tcBorders>
+            <w:tcMar>
+              <w:top w:w="100" w:type="nil"/>
+              <w:left w:w="20" w:type="nil"/>
+              <w:bottom w:w="20" w:type="nil"/>
+              <w:right w:w="100" w:type="nil"/>
+            </w:tcMar>
+          </w:tcPr>
+          <w:p>
+            <w:pPr>
+              <w:autoSpaceDE w:val="0"/>
+              <w:autoSpaceDN w:val="0"/>
+              <w:adjustRightInd w:val="0"/>
+              <w:spacing w:after="0" w:line="240" w:lineRule="auto"/>
+              <w:rPr>
+                <w:rFonts w:ascii="Helvetica" w:hAnsi="Helvetica" w:cs="Helvetica"/>
+                <w:kern w:val="0"/>
+                <w:lang w:bidi="hi-IN"/>
+              </w:rPr>
+            </w:pPr>
+            <w:r>
+              <w:rPr>
+                <w:rFonts w:ascii="Helvetica Neue" w:hAnsi="Helvetica Neue" w:cs="Helvetica Neue"/>
+                <w:kern w:val="0"/>
+                <w:sz w:val="26"/>
+                <w:szCs w:val="26"/>
+                <w:lang w:bidi="hi-IN"/>
+              </w:rPr>
+              <w:t>WebView</w:t>
+            </w:r>
+          </w:p>
+        </w:tc>
+        <w:tc>
+          <w:tcPr>
+            <w:tcW w:w="2880" w:type="dxa"/>
+            <w:tcBorders>
+              <w:top w:val="single" w:sz="8" w:space="0" w:color="9A9A9A"/>
+              <w:left w:val="single" w:sz="8" w:space="0" w:color="9A9A9A"/>
+              <w:bottom w:val="single" w:sz="8" w:space="0" w:color="9A9A9A"/>
+              <w:right w:val="single" w:sz="8" w:space="0" w:color="9A9A9A"/>
+            </w:tcBorders>
+            <w:tcMar>
+              <w:top w:w="100" w:type="nil"/>
+              <w:left w:w="20" w:type="nil"/>
+              <w:bottom w:w="20" w:type="nil"/>
+              <w:right w:w="100" w:type="nil"/>
+            </w:tcMar>
+          </w:tcPr>
+          <w:p>
+            <w:pPr>
+              <w:tabs>
+                <w:tab w:val="left" w:pos="560"/>
+                <w:tab w:val="left" w:pos="1120"/>
+                <w:tab w:val="left" w:pos="1680"/>
+                <w:tab w:val="left" w:pos="2240"/>
+                <w:tab w:val="left" w:pos="2800"/>
+                <w:tab w:val="left" w:pos="3360"/>
+                <w:tab w:val="left" w:pos="3920"/>
+                <w:tab w:val="left" w:pos="4480"/>
+                <w:tab w:val="left" w:pos="5040"/>
+                <w:tab w:val="left" w:pos="5600"/>
+                <w:tab w:val="left" w:pos="6160"/>
+                <w:tab w:val="left" w:pos="6720"/>
+              </w:tabs>
+              <w:autoSpaceDE w:val="0"/>
+              <w:autoSpaceDN w:val="0"/>
+              <w:adjustRightInd w:val="0"/>
+              <w:spacing w:after="0" w:line="240" w:lineRule="auto"/>
+              <w:rPr>
+                <w:rFonts w:ascii="Helvetica" w:hAnsi="Helvetica" w:cs="Helvetica"/>
+                <w:kern w:val="0"/>
+                <w:lang w:bidi="hi-IN"/>
+              </w:rPr>
+            </w:pPr>
+          </w:p>
+        </w:tc>
+        <w:tc>
+          <w:tcPr>
+            <w:tcW w:w="2880" w:type="dxa"/>
+            <w:tcBorders>
+              <w:top w:val="single" w:sz="8" w:space="0" w:color="9A9A9A"/>
+              <w:left w:val="single" w:sz="8" w:space="0" w:color="9A9A9A"/>
+              <w:bottom w:val="single" w:sz="8" w:space="0" w:color="9A9A9A"/>
+              <w:right w:val="single" w:sz="8" w:space="0" w:color="9A9A9A"/>
+            </w:tcBorders>
+            <w:tcMar>
+              <w:top w:w="100" w:type="nil"/>
+              <w:left w:w="20" w:type="nil"/>
+              <w:bottom w:w="20" w:type="nil"/>
+              <w:right w:w="100" w:type="nil"/>
+            </w:tcMar>
+          </w:tcPr>
+          <w:p>
+            <w:pPr>
+              <w:autoSpaceDE w:val="0"/>
+              <w:autoSpaceDN w:val="0"/>
+              <w:adjustRightInd w:val="0"/>
+              <w:spacing w:after="0" w:line="240" w:lineRule="auto"/>
+              <w:rPr>
+                <w:rFonts w:ascii="Helvetica" w:hAnsi="Helvetica" w:cs="Helvetica"/>
+                <w:kern w:val="0"/>
+                <w:lang w:bidi="hi-IN"/>
+              </w:rPr>
+            </w:pPr>
+            <w:r>
+              <w:rPr>
+                <w:rFonts w:ascii="Apple Color Emoji" w:hAnsi="Apple Color Emoji" w:cs="Apple Color Emoji"/>
+                <w:kern w:val="0"/>
+                <w:sz w:val="26"/>
+                <w:szCs w:val="26"/>
+                <w:lang w:bidi="hi-IN"/>
+              </w:rPr>
+              <w:t>✅</w:t>
+            </w:r>
+          </w:p>
+        </w:tc>
+      </w:tr>
+      <w:tr>
+        <w:tblPrEx>
+          <w:tblBorders>
+            <w:top w:val="none" w:sz="0" w:space="0" w:color="auto"/>
+          </w:tblBorders>
+          <w:tblCellMar>
+            <w:top w:w="0" w:type="dxa"/>
+            <w:bottom w:w="0" w:type="dxa"/>
+          </w:tblCellMar>
+        </w:tblPrEx>
+        <w:tc>
+          <w:tcPr>
+            <w:tcW w:w="2988" w:type="dxa"/>
+            <w:tcBorders>
+              <w:top w:val="single" w:sz="8" w:space="0" w:color="9A9A9A"/>
+              <w:left w:val="single" w:sz="8" w:space="0" w:color="9A9A9A"/>
+              <w:bottom w:val="single" w:sz="8" w:space="0" w:color="9A9A9A"/>
+              <w:right w:val="single" w:sz="8" w:space="0" w:color="9A9A9A"/>
+            </w:tcBorders>
+            <w:tcMar>
+              <w:top w:w="100" w:type="nil"/>
+              <w:left w:w="20" w:type="nil"/>
+              <w:bottom w:w="20" w:type="nil"/>
+              <w:right w:w="100" w:type="nil"/>
+            </w:tcMar>
+          </w:tcPr>
+          <w:p>
+            <w:pPr>
+              <w:autoSpaceDE w:val="0"/>
+              <w:autoSpaceDN w:val="0"/>
+              <w:adjustRightInd w:val="0"/>
+              <w:spacing w:after="0" w:line="240" w:lineRule="auto"/>
+              <w:rPr>
+                <w:rFonts w:ascii="Helvetica" w:hAnsi="Helvetica" w:cs="Helvetica"/>
+                <w:kern w:val="0"/>
+                <w:lang w:bidi="hi-IN"/>
+              </w:rPr>
+            </w:pPr>
+            <w:r>
+              <w:rPr>
+                <w:rFonts w:ascii="Helvetica Neue" w:hAnsi="Helvetica Neue" w:cs="Helvetica Neue"/>
+                <w:kern w:val="0"/>
+                <w:sz w:val="26"/>
+                <w:szCs w:val="26"/>
+                <w:lang w:bidi="hi-IN"/>
+              </w:rPr>
+              <w:t>JS Bridge</w:t>
+            </w:r>
+          </w:p>
+        </w:tc>
+        <w:tc>
+          <w:tcPr>
+            <w:tcW w:w="2880" w:type="dxa"/>
+            <w:tcBorders>
+              <w:top w:val="single" w:sz="8" w:space="0" w:color="9A9A9A"/>
+              <w:left w:val="single" w:sz="8" w:space="0" w:color="9A9A9A"/>
+              <w:bottom w:val="single" w:sz="8" w:space="0" w:color="9A9A9A"/>
+              <w:right w:val="single" w:sz="8" w:space="0" w:color="9A9A9A"/>
+            </w:tcBorders>
+            <w:tcMar>
+              <w:top w:w="100" w:type="nil"/>
+              <w:left w:w="20" w:type="nil"/>
+              <w:bottom w:w="20" w:type="nil"/>
+              <w:right w:w="100" w:type="nil"/>
+            </w:tcMar>
+          </w:tcPr>
+          <w:p>
+            <w:pPr>
+              <w:tabs>
+                <w:tab w:val="left" w:pos="560"/>
+                <w:tab w:val="left" w:pos="1120"/>
+                <w:tab w:val="left" w:pos="1680"/>
+                <w:tab w:val="left" w:pos="2240"/>
+                <w:tab w:val="left" w:pos="2800"/>
+                <w:tab w:val="left" w:pos="3360"/>
+                <w:tab w:val="left" w:pos="3920"/>
+                <w:tab w:val="left" w:pos="4480"/>
+                <w:tab w:val="left" w:pos="5040"/>
+                <w:tab w:val="left" w:pos="5600"/>
+                <w:tab w:val="left" w:pos="6160"/>
+                <w:tab w:val="left" w:pos="6720"/>
+              </w:tabs>
+              <w:autoSpaceDE w:val="0"/>
+              <w:autoSpaceDN w:val="0"/>
+              <w:adjustRightInd w:val="0"/>
+              <w:spacing w:after="0" w:line="240" w:lineRule="auto"/>
+              <w:rPr>
+                <w:rFonts w:ascii="Helvetica" w:hAnsi="Helvetica" w:cs="Helvetica"/>
+                <w:kern w:val="0"/>
+                <w:lang w:bidi="hi-IN"/>
+              </w:rPr>
+            </w:pPr>
+          </w:p>
+        </w:tc>
+        <w:tc>
+          <w:tcPr>
+            <w:tcW w:w="2880" w:type="dxa"/>
+            <w:tcBorders>
+              <w:top w:val="single" w:sz="8" w:space="0" w:color="9A9A9A"/>
+              <w:left w:val="single" w:sz="8" w:space="0" w:color="9A9A9A"/>
+              <w:bottom w:val="single" w:sz="8" w:space="0" w:color="9A9A9A"/>
+              <w:right w:val="single" w:sz="8" w:space="0" w:color="9A9A9A"/>
+            </w:tcBorders>
+            <w:tcMar>
+              <w:top w:w="100" w:type="nil"/>
+              <w:left w:w="20" w:type="nil"/>
+              <w:bottom w:w="20" w:type="nil"/>
+              <w:right w:w="100" w:type="nil"/>
+            </w:tcMar>
+          </w:tcPr>
+          <w:p>
+            <w:pPr>
+              <w:autoSpaceDE w:val="0"/>
+              <w:autoSpaceDN w:val="0"/>
+              <w:adjustRightInd w:val="0"/>
+              <w:spacing w:after="0" w:line="240" w:lineRule="auto"/>
+              <w:rPr>
+                <w:rFonts w:ascii="Helvetica" w:hAnsi="Helvetica" w:cs="Helvetica"/>
+                <w:kern w:val="0"/>
+                <w:lang w:bidi="hi-IN"/>
+              </w:rPr>
+            </w:pPr>
+            <w:r>
+              <w:rPr>
+                <w:rFonts w:ascii="Apple Color Emoji" w:hAnsi="Apple Color Emoji" w:cs="Apple Color Emoji"/>
+                <w:kern w:val="0"/>
+                <w:sz w:val="26"/>
+                <w:szCs w:val="26"/>
+                <w:lang w:bidi="hi-IN"/>
+              </w:rPr>
+              <w:t>✅</w:t>
+            </w:r>
+          </w:p>
+        </w:tc>
+      </w:tr>
+      <w:tr>
+        <w:tblPrEx>
+          <w:tblBorders>
+            <w:top w:val="none" w:sz="0" w:space="0" w:color="auto"/>
+          </w:tblBorders>
+          <w:tblCellMar>
+            <w:top w:w="0" w:type="dxa"/>
+            <w:bottom w:w="0" w:type="dxa"/>
+          </w:tblCellMar>
+        </w:tblPrEx>
+        <w:tc>
+          <w:tcPr>
+            <w:tcW w:w="2988" w:type="dxa"/>
+            <w:tcBorders>
+              <w:top w:val="single" w:sz="8" w:space="0" w:color="9A9A9A"/>
+              <w:left w:val="single" w:sz="8" w:space="0" w:color="9A9A9A"/>
+              <w:bottom w:val="single" w:sz="8" w:space="0" w:color="9A9A9A"/>
+              <w:right w:val="single" w:sz="8" w:space="0" w:color="9A9A9A"/>
+            </w:tcBorders>
+            <w:tcMar>
+              <w:top w:w="100" w:type="nil"/>
+              <w:left w:w="20" w:type="nil"/>
+              <w:bottom w:w="20" w:type="nil"/>
+              <w:right w:w="100" w:type="nil"/>
+            </w:tcMar>
+          </w:tcPr>
+          <w:p>
+            <w:pPr>
+              <w:autoSpaceDE w:val="0"/>
+              <w:autoSpaceDN w:val="0"/>
+              <w:adjustRightInd w:val="0"/>
+              <w:spacing w:after="0" w:line="240" w:lineRule="auto"/>
+              <w:rPr>
+                <w:rFonts w:ascii="Helvetica" w:hAnsi="Helvetica" w:cs="Helvetica"/>
+                <w:kern w:val="0"/>
+                <w:lang w:bidi="hi-IN"/>
+              </w:rPr>
+            </w:pPr>
+            <w:r>
+              <w:rPr>
+                <w:rFonts w:ascii="Helvetica Neue" w:hAnsi="Helvetica Neue" w:cs="Helvetica Neue"/>
+                <w:kern w:val="0"/>
+                <w:sz w:val="26"/>
+                <w:szCs w:val="26"/>
+                <w:lang w:bidi="hi-IN"/>
+              </w:rPr>
+              <w:t>CGM Viewer</w:t>
+            </w:r>
+          </w:p>
+        </w:tc>
+        <w:tc>
+          <w:tcPr>
+            <w:tcW w:w="2880" w:type="dxa"/>
+            <w:tcBorders>
+              <w:top w:val="single" w:sz="8" w:space="0" w:color="9A9A9A"/>
+              <w:left w:val="single" w:sz="8" w:space="0" w:color="9A9A9A"/>
+              <w:bottom w:val="single" w:sz="8" w:space="0" w:color="9A9A9A"/>
+              <w:right w:val="single" w:sz="8" w:space="0" w:color="9A9A9A"/>
+            </w:tcBorders>
+            <w:tcMar>
+              <w:top w:w="100" w:type="nil"/>
+              <w:left w:w="20" w:type="nil"/>
+              <w:bottom w:w="20" w:type="nil"/>
+              <w:right w:w="100" w:type="nil"/>
+            </w:tcMar>
+          </w:tcPr>
+          <w:p>
+            <w:pPr>
+              <w:tabs>
+                <w:tab w:val="left" w:pos="560"/>
+                <w:tab w:val="left" w:pos="1120"/>
+                <w:tab w:val="left" w:pos="1680"/>
+                <w:tab w:val="left" w:pos="2240"/>
+                <w:tab w:val="left" w:pos="2800"/>
+                <w:tab w:val="left" w:pos="3360"/>
+                <w:tab w:val="left" w:pos="3920"/>
+                <w:tab w:val="left" w:pos="4480"/>
+                <w:tab w:val="left" w:pos="5040"/>
+                <w:tab w:val="left" w:pos="5600"/>
+                <w:tab w:val="left" w:pos="6160"/>
+                <w:tab w:val="left" w:pos="6720"/>
+              </w:tabs>
+              <w:autoSpaceDE w:val="0"/>
+              <w:autoSpaceDN w:val="0"/>
+              <w:adjustRightInd w:val="0"/>
+              <w:spacing w:after="0" w:line="240" w:lineRule="auto"/>
+              <w:rPr>
+                <w:rFonts w:ascii="Helvetica" w:hAnsi="Helvetica" w:cs="Helvetica"/>
+                <w:kern w:val="0"/>
+                <w:lang w:bidi="hi-IN"/>
+              </w:rPr>
+            </w:pPr>
+          </w:p>
+        </w:tc>
+        <w:tc>
+          <w:tcPr>
+            <w:tcW w:w="2880" w:type="dxa"/>
+            <w:tcBorders>
+              <w:top w:val="single" w:sz="8" w:space="0" w:color="9A9A9A"/>
+              <w:left w:val="single" w:sz="8" w:space="0" w:color="9A9A9A"/>
+              <w:bottom w:val="single" w:sz="8" w:space="0" w:color="9A9A9A"/>
+              <w:right w:val="single" w:sz="8" w:space="0" w:color="9A9A9A"/>
+            </w:tcBorders>
+            <w:tcMar>
+              <w:top w:w="100" w:type="nil"/>
+              <w:left w:w="20" w:type="nil"/>
+              <w:bottom w:w="20" w:type="nil"/>
+              <w:right w:w="100" w:type="nil"/>
+            </w:tcMar>
+          </w:tcPr>
+          <w:p>
+            <w:pPr>
+              <w:autoSpaceDE w:val="0"/>
+              <w:autoSpaceDN w:val="0"/>
+              <w:adjustRightInd w:val="0"/>
+              <w:spacing w:after="0" w:line="240" w:lineRule="auto"/>
+              <w:rPr>
+                <w:rFonts w:ascii="Helvetica" w:hAnsi="Helvetica" w:cs="Helvetica"/>
+                <w:kern w:val="0"/>
+                <w:lang w:bidi="hi-IN"/>
+              </w:rPr>
+            </w:pPr>
+            <w:r>
+              <w:rPr>
+                <w:rFonts w:ascii="Apple Color Emoji" w:hAnsi="Apple Color Emoji" w:cs="Apple Color Emoji"/>
+                <w:kern w:val="0"/>
+                <w:sz w:val="26"/>
+                <w:szCs w:val="26"/>
+                <w:lang w:bidi="hi-IN"/>
+              </w:rPr>
+              <w:t>✅</w:t>
+            </w:r>
+          </w:p>
+        </w:tc>
+      </w:tr>
+      <w:tr>
+        <w:tblPrEx>
+          <w:tblBorders>
+            <w:top w:val="none" w:sz="0" w:space="0" w:color="auto"/>
+          </w:tblBorders>
+          <w:tblCellMar>
+            <w:top w:w="0" w:type="dxa"/>
+            <w:bottom w:w="0" w:type="dxa"/>
+          </w:tblCellMar>
+        </w:tblPrEx>
+        <w:tc>
+          <w:tcPr>
+            <w:tcW w:w="2988" w:type="dxa"/>
+            <w:tcBorders>
+              <w:top w:val="single" w:sz="8" w:space="0" w:color="9A9A9A"/>
+              <w:left w:val="single" w:sz="8" w:space="0" w:color="9A9A9A"/>
+              <w:bottom w:val="single" w:sz="8" w:space="0" w:color="9A9A9A"/>
+              <w:right w:val="single" w:sz="8" w:space="0" w:color="9A9A9A"/>
+            </w:tcBorders>
+            <w:tcMar>
+              <w:top w:w="100" w:type="nil"/>
+              <w:left w:w="20" w:type="nil"/>
+              <w:bottom w:w="20" w:type="nil"/>
+              <w:right w:w="100" w:type="nil"/>
+            </w:tcMar>
+          </w:tcPr>
+          <w:p>
+            <w:pPr>
+              <w:autoSpaceDE w:val="0"/>
+              <w:autoSpaceDN w:val="0"/>
+              <w:adjustRightInd w:val="0"/>
+              <w:spacing w:after="0" w:line="240" w:lineRule="auto"/>
+              <w:rPr>
+                <w:rFonts w:ascii="Helvetica" w:hAnsi="Helvetica" w:cs="Helvetica"/>
+                <w:kern w:val="0"/>
+                <w:lang w:bidi="hi-IN"/>
+              </w:rPr>
+            </w:pPr>
+            <w:r>
+              <w:rPr>
+                <w:rFonts w:ascii="Helvetica Neue" w:hAnsi="Helvetica Neue" w:cs="Helvetica Neue"/>
+                <w:kern w:val="0"/>
+                <w:sz w:val="26"/>
+                <w:szCs w:val="26"/>
+                <w:lang w:bidi="hi-IN"/>
+              </w:rPr>
+              <w:t>Native SDKs</w:t>
+            </w:r>
+          </w:p>
+        </w:tc>
+        <w:tc>
+          <w:tcPr>
+            <w:tcW w:w="2880" w:type="dxa"/>
+            <w:tcBorders>
+              <w:top w:val="single" w:sz="8" w:space="0" w:color="9A9A9A"/>
+              <w:left w:val="single" w:sz="8" w:space="0" w:color="9A9A9A"/>
+              <w:bottom w:val="single" w:sz="8" w:space="0" w:color="9A9A9A"/>
+              <w:right w:val="single" w:sz="8" w:space="0" w:color="9A9A9A"/>
+            </w:tcBorders>
+            <w:tcMar>
+              <w:top w:w="100" w:type="nil"/>
+              <w:left w:w="20" w:type="nil"/>
+              <w:bottom w:w="20" w:type="nil"/>
+              <w:right w:w="100" w:type="nil"/>
+            </w:tcMar>
+          </w:tcPr>
+          <w:p>
+            <w:pPr>
+              <w:tabs>
+                <w:tab w:val="left" w:pos="560"/>
+                <w:tab w:val="left" w:pos="1120"/>
+                <w:tab w:val="left" w:pos="1680"/>
+                <w:tab w:val="left" w:pos="2240"/>
+                <w:tab w:val="left" w:pos="2800"/>
+                <w:tab w:val="left" w:pos="3360"/>
+                <w:tab w:val="left" w:pos="3920"/>
+                <w:tab w:val="left" w:pos="4480"/>
+                <w:tab w:val="left" w:pos="5040"/>
+                <w:tab w:val="left" w:pos="5600"/>
+                <w:tab w:val="left" w:pos="6160"/>
+                <w:tab w:val="left" w:pos="6720"/>
+              </w:tabs>
+              <w:autoSpaceDE w:val="0"/>
+              <w:autoSpaceDN w:val="0"/>
+              <w:adjustRightInd w:val="0"/>
+              <w:spacing w:after="0" w:line="240" w:lineRule="auto"/>
+              <w:rPr>
+                <w:rFonts w:ascii="Helvetica" w:hAnsi="Helvetica" w:cs="Helvetica"/>
+                <w:kern w:val="0"/>
+                <w:lang w:bidi="hi-IN"/>
+              </w:rPr>
+            </w:pPr>
+          </w:p>
+        </w:tc>
+        <w:tc>
+          <w:tcPr>
+            <w:tcW w:w="2880" w:type="dxa"/>
+            <w:tcBorders>
+              <w:top w:val="single" w:sz="8" w:space="0" w:color="9A9A9A"/>
+              <w:left w:val="single" w:sz="8" w:space="0" w:color="9A9A9A"/>
+              <w:bottom w:val="single" w:sz="8" w:space="0" w:color="9A9A9A"/>
+              <w:right w:val="single" w:sz="8" w:space="0" w:color="9A9A9A"/>
+            </w:tcBorders>
+            <w:tcMar>
+              <w:top w:w="100" w:type="nil"/>
+              <w:left w:w="20" w:type="nil"/>
+              <w:bottom w:w="20" w:type="nil"/>
+              <w:right w:w="100" w:type="nil"/>
+            </w:tcMar>
+          </w:tcPr>
+          <w:p>
+            <w:pPr>
+              <w:autoSpaceDE w:val="0"/>
+              <w:autoSpaceDN w:val="0"/>
+              <w:adjustRightInd w:val="0"/>
+              <w:spacing w:after="0" w:line="240" w:lineRule="auto"/>
+              <w:rPr>
+                <w:rFonts w:ascii="Helvetica" w:hAnsi="Helvetica" w:cs="Helvetica"/>
+                <w:kern w:val="0"/>
+                <w:lang w:bidi="hi-IN"/>
+              </w:rPr>
+            </w:pPr>
+            <w:r>
+              <w:rPr>
+                <w:rFonts w:ascii="Apple Color Emoji" w:hAnsi="Apple Color Emoji" w:cs="Apple Color Emoji"/>
+                <w:kern w:val="0"/>
+                <w:sz w:val="26"/>
+                <w:szCs w:val="26"/>
+                <w:lang w:bidi="hi-IN"/>
+              </w:rPr>
+              <w:t>✅</w:t>
+            </w:r>
+          </w:p>
+        </w:tc>
+      </w:tr>
+      <w:tr>
+        <w:tblPrEx>
+          <w:tblCellMar>
+            <w:top w:w="0" w:type="dxa"/>
+            <w:bottom w:w="0" w:type="dxa"/>
+          </w:tblCellMar>
+        </w:tblPrEx>
+        <w:tc>
+          <w:tcPr>
+            <w:tcW w:w="2988" w:type="dxa"/>
+            <w:tcBorders>
+              <w:top w:val="single" w:sz="8" w:space="0" w:color="9A9A9A"/>
+              <w:left w:val="single" w:sz="8" w:space="0" w:color="9A9A9A"/>
+              <w:bottom w:val="single" w:sz="8" w:space="0" w:color="9A9A9A"/>
+              <w:right w:val="single" w:sz="8" w:space="0" w:color="9A9A9A"/>
+            </w:tcBorders>
+            <w:tcMar>
+              <w:top w:w="100" w:type="nil"/>
+              <w:left w:w="20" w:type="nil"/>
+              <w:bottom w:w="20" w:type="nil"/>
+              <w:right w:w="100" w:type="nil"/>
+            </w:tcMar>
+          </w:tcPr>
+          <w:p>
+            <w:pPr>
+              <w:autoSpaceDE w:val="0"/>
+              <w:autoSpaceDN w:val="0"/>
+              <w:adjustRightInd w:val="0"/>
+              <w:spacing w:after="0" w:line="240" w:lineRule="auto"/>
+              <w:rPr>
+                <w:rFonts w:ascii="Helvetica" w:hAnsi="Helvetica" w:cs="Helvetica"/>
+                <w:kern w:val="0"/>
+                <w:lang w:bidi="hi-IN"/>
+              </w:rPr>
+            </w:pPr>
+            <w:r>
+              <w:rPr>
+                <w:rFonts w:ascii="Helvetica Neue" w:hAnsi="Helvetica Neue" w:cs="Helvetica Neue"/>
+                <w:kern w:val="0"/>
+                <w:sz w:val="26"/>
+                <w:szCs w:val="26"/>
+                <w:lang w:bidi="hi-IN"/>
+              </w:rPr>
+              <w:t>Storage Optimization</w:t>
+            </w:r>
+          </w:p>
+        </w:tc>
+        <w:tc>
+          <w:tcPr>
+            <w:tcW w:w="2880" w:type="dxa"/>
+            <w:tcBorders>
+              <w:top w:val="single" w:sz="8" w:space="0" w:color="9A9A9A"/>
+              <w:left w:val="single" w:sz="8" w:space="0" w:color="9A9A9A"/>
+              <w:bottom w:val="single" w:sz="8" w:space="0" w:color="9A9A9A"/>
+              <w:right w:val="single" w:sz="8" w:space="0" w:color="9A9A9A"/>
+            </w:tcBorders>
+            <w:tcMar>
+              <w:top w:w="100" w:type="nil"/>
+              <w:left w:w="20" w:type="nil"/>
+              <w:bottom w:w="20" w:type="nil"/>
+              <w:right w:w="100" w:type="nil"/>
+            </w:tcMar>
+          </w:tcPr>
+          <w:p>
+            <w:pPr>
+              <w:tabs>
+                <w:tab w:val="left" w:pos="560"/>
+                <w:tab w:val="left" w:pos="1120"/>
+                <w:tab w:val="left" w:pos="1680"/>
+                <w:tab w:val="left" w:pos="2240"/>
+                <w:tab w:val="left" w:pos="2800"/>
+                <w:tab w:val="left" w:pos="3360"/>
+                <w:tab w:val="left" w:pos="3920"/>
+                <w:tab w:val="left" w:pos="4480"/>
+                <w:tab w:val="left" w:pos="5040"/>
+                <w:tab w:val="left" w:pos="5600"/>
+                <w:tab w:val="left" w:pos="6160"/>
+                <w:tab w:val="left" w:pos="6720"/>
+              </w:tabs>
+              <w:autoSpaceDE w:val="0"/>
+              <w:autoSpaceDN w:val="0"/>
+              <w:adjustRightInd w:val="0"/>
+              <w:spacing w:after="0" w:line="240" w:lineRule="auto"/>
+              <w:rPr>
+                <w:rFonts w:ascii="Helvetica" w:hAnsi="Helvetica" w:cs="Helvetica"/>
+                <w:kern w:val="0"/>
+                <w:lang w:bidi="hi-IN"/>
+              </w:rPr>
+            </w:pPr>
+          </w:p>
+        </w:tc>
+        <w:tc>
+          <w:tcPr>
+            <w:tcW w:w="2880" w:type="dxa"/>
+            <w:tcBorders>
+              <w:top w:val="single" w:sz="8" w:space="0" w:color="9A9A9A"/>
+              <w:left w:val="single" w:sz="8" w:space="0" w:color="9A9A9A"/>
+              <w:bottom w:val="single" w:sz="8" w:space="0" w:color="9A9A9A"/>
+              <w:right w:val="single" w:sz="8" w:space="0" w:color="9A9A9A"/>
+            </w:tcBorders>
+            <w:tcMar>
+              <w:top w:w="100" w:type="nil"/>
+              <w:left w:w="20" w:type="nil"/>
+              <w:bottom w:w="20" w:type="nil"/>
+              <w:right w:w="100" w:type="nil"/>
+            </w:tcMar>
+          </w:tcPr>
+          <w:p>
+            <w:pPr>
+              <w:autoSpaceDE w:val="0"/>
+              <w:autoSpaceDN w:val="0"/>
+              <w:adjustRightInd w:val="0"/>
+              <w:spacing w:after="0" w:line="240" w:lineRule="auto"/>
+              <w:rPr>
+                <w:rFonts w:ascii="Helvetica Neue" w:hAnsi="Helvetica Neue" w:cs="Helvetica Neue"/>
+                <w:kern w:val="0"/>
+                <w:sz w:val="26"/>
+                <w:szCs w:val="26"/>
+                <w:lang w:bidi="hi-IN"/>
+              </w:rPr>
+            </w:pPr>
+            <w:r>
+              <w:rPr>
+                <w:rFonts w:ascii="Apple Color Emoji" w:hAnsi="Apple Color Emoji" w:cs="Apple Color Emoji"/>
+                <w:kern w:val="0"/>
+                <w:sz w:val="26"/>
+                <w:szCs w:val="26"/>
+                <w:lang w:bidi="hi-IN"/>
+              </w:rPr>
+              <w:t>✅</w:t>
+            </w:r>
+          </w:p>
+        </w:tc>
+      </w:tr>
+    </w:tbl>
+    <w:p>
+      <w:pPr>
+        <w:autoSpaceDE w:val="0"/>
+        <w:autoSpaceDN w:val="0"/>
+        <w:adjustRightInd w:val="0"/>
+        <w:spacing w:after="0" w:line="240" w:lineRule="auto"/>
+        <w:rPr>
+          <w:rFonts w:ascii="Helvetica Neue" w:hAnsi="Helvetica Neue" w:cs="Helvetica Neue"/>
+          <w:kern w:val="0"/>
+          <w:sz w:val="26"/>
+          <w:szCs w:val="26"/>
+          <w:lang w:bidi="hi-IN"/>
+        </w:rPr>
+      </w:pPr>
+      <w:r>
+        <w:rPr>
+          <w:rFonts w:ascii="Helvetica Neue" w:hAnsi="Helvetica Neue" w:cs="Helvetica Neue"/>
+          <w:b/>
+          <w:bCs/>
+          <w:kern w:val="0"/>
+          <w:sz w:val="26"/>
+          <w:szCs w:val="26"/>
+          <w:lang w:bidi="hi-IN"/>
+        </w:rPr>
+        <w:t>One-line answer for external team:</w:t>
+      </w:r>
+    </w:p>
+    <w:p>
+      <w:pPr>
+        <w:autoSpaceDE w:val="0"/>
+        <w:autoSpaceDN w:val="0"/>
+        <w:adjustRightInd w:val="0"/>
+        <w:spacing w:after="0" w:line="240" w:lineRule="auto"/>
+        <w:rPr>
+          <w:rFonts w:ascii="Helvetica Neue" w:hAnsi="Helvetica Neue" w:cs="Helvetica Neue"/>
+          <w:kern w:val="0"/>
+          <w:sz w:val="26"/>
+          <w:szCs w:val="26"/>
+          <w:lang w:bidi="hi-IN"/>
+        </w:rPr>
+      </w:pPr>
+      <w:r>
+        <w:rPr>
+          <w:rFonts w:ascii="Helvetica Neue" w:hAnsi="Helvetica Neue" w:cs="Helvetica Neue"/>
+          <w:b/>
+          <w:bCs/>
+          <w:kern w:val="0"/>
+          <w:sz w:val="26"/>
+          <w:szCs w:val="26"/>
+          <w:lang w:bidi="hi-IN"/>
+        </w:rPr>
+        <w:t xml:space="preserve">Skip can share business logic and much of the </w:t>
+      </w:r>
+      <w:proofErr w:type="spellStart"/>
+      <w:r>
+        <w:rPr>
+          <w:rFonts w:ascii="Helvetica Neue" w:hAnsi="Helvetica Neue" w:cs="Helvetica Neue"/>
+          <w:b/>
+          <w:bCs/>
+          <w:kern w:val="0"/>
+          <w:sz w:val="26"/>
+          <w:szCs w:val="26"/>
+          <w:lang w:bidi="hi-IN"/>
+        </w:rPr>
+        <w:t>SwiftUI</w:t>
+      </w:r>
+      <w:proofErr w:type="spellEnd"/>
+      <w:r>
+        <w:rPr>
+          <w:rFonts w:ascii="Helvetica Neue" w:hAnsi="Helvetica Neue" w:cs="Helvetica Neue"/>
+          <w:b/>
+          <w:bCs/>
+          <w:kern w:val="0"/>
+          <w:sz w:val="26"/>
+          <w:szCs w:val="26"/>
+          <w:lang w:bidi="hi-IN"/>
+        </w:rPr>
+        <w:t xml:space="preserve"> UI layer, but </w:t>
+      </w:r>
+      <w:proofErr w:type="spellStart"/>
+      <w:r>
+        <w:rPr>
+          <w:rFonts w:ascii="Helvetica Neue" w:hAnsi="Helvetica Neue" w:cs="Helvetica Neue"/>
+          <w:b/>
+          <w:bCs/>
+          <w:kern w:val="0"/>
+          <w:sz w:val="26"/>
+          <w:szCs w:val="26"/>
+          <w:lang w:bidi="hi-IN"/>
+        </w:rPr>
+        <w:t>WebViews</w:t>
+      </w:r>
+      <w:proofErr w:type="spellEnd"/>
+      <w:r>
+        <w:rPr>
+          <w:rFonts w:ascii="Helvetica Neue" w:hAnsi="Helvetica Neue" w:cs="Helvetica Neue"/>
+          <w:b/>
+          <w:bCs/>
+          <w:kern w:val="0"/>
+          <w:sz w:val="26"/>
+          <w:szCs w:val="26"/>
+          <w:lang w:bidi="hi-IN"/>
+        </w:rPr>
+        <w:t>, JS bridges, custom renderers (such as CGM), native SDKs, and platform-specific storage implementations still require Android-specific development.</w:t>
+      </w:r>
+      <w:r>
+        <w:rPr>
+          <w:rFonts w:ascii="Helvetica Neue" w:hAnsi="Helvetica Neue" w:cs="Helvetica Neue"/>
+          <w:kern w:val="0"/>
+          <w:sz w:val="26"/>
+          <w:szCs w:val="26"/>
+          <w:lang w:bidi="hi-IN"/>
+        </w:rPr>
+        <w:t xml:space="preserve"> </w:t>
+      </w:r>
+    </w:p>
     <w:p/>
     <w:sectPr>
       <w:pgSz w:w="12240" w:h="15840"/>
       <w:pgMar w:top="1440" w:right="1440" w:bottom="1440" w:left="1440" w:header="720" w:footer="720" w:gutter="0"/>
       <w:cols w:space="720"/>
-      <w:docGrid w:linePitch="360"/>
+      <w:noEndnote/>
     </w:sectPr>
   </w:body>
 </w:document>
@@ -16,6 +2777,168 @@
 <file path=word/numbering.xml><?xml version="1.0" encoding="utf-8"?>
 <w:numbering xmlns:wpc="http://schemas.microsoft.com/office/word/2010/wordprocessingCanvas" xmlns:cx="http://schemas.microsoft.com/office/drawing/2014/chartex" xmlns:cx1="http://schemas.microsoft.com/office/drawing/2015/9/8/chartex" xmlns:cx2="http://schemas.microsoft.com/office/drawing/2015/10/21/chartex" xmlns:cx3="http://schemas.microsoft.com/office/drawing/2016/5/9/chartex" xmlns:cx4="http://schemas.microsoft.com/office/drawing/2016/5/10/chartex" xmlns:cx5="http://schemas.microsoft.com/office/drawing/2016/5/11/chartex" xmlns:cx6="http://schemas.microsoft.com/office/drawing/2016/5/12/chartex" xmlns:cx7="http://schemas.microsoft.com/office/drawing/2016/5/13/chartex" xmlns:cx8="http://schemas.microsoft.com/office/drawing/2016/5/14/chartex" xmlns:mc="http://schemas.openxmlformats.org/markup-compatibility/2006" xmlns:m="http://schemas.openxmlformats.org/officeDocument/2006/math" xmlns:aink="http://schemas.microsoft.com/office/drawing/2016/ink" xmlns:am3d="http://schemas.microsoft.com/office/drawing/2017/model3d" xmlns:oel="http://schemas.microsoft.com/office/2019/extlst" xmlns:r="http://schemas.openxmlformats.org/officeDocument/2006/relationships" xmlns:wp14="http://schemas.microsoft.com/office/word/2010/wordprocessingDrawing" xmlns:wp="http://schemas.openxmlformats.org/drawingml/2006/wordprocessingDrawing" xmlns:wpg="http://schemas.microsoft.com/office/word/2010/wordprocessingGroup" xmlns:wpi="http://schemas.microsoft.com/office/word/2010/wordprocessingInk" xmlns:wps="http://schemas.microsoft.com/office/word/2010/wordprocessingShape" xmlns:o="urn:schemas-microsoft-com:office:office" xmlns:v="urn:schemas-microsoft-com:vml" xmlns:w10="urn:schemas-microsoft-com:office:word" xmlns:w="http://schemas.openxmlformats.org/wordprocessingml/2006/main" xmlns:w14="http://schemas.microsoft.com/office/word/2010/wordml" xmlns:w15="http://schemas.microsoft.com/office/word/2012/wordml" xmlns:w16cei="http://schemas.microsoft.com/office/word/2026/wordml/cei" xmlns:w16cex="http://schemas.microsoft.com/office/word/2018/wordml/cex" xmlns:w16cid="http://schemas.microsoft.com/office/word/2016/wordml/cid" xmlns:w16="http://schemas.microsoft.com/office/word/2018/wordml" xmlns:w16sdtdh="http://schemas.microsoft.com/office/word/2020/wordml/sdtdatahash" xmlns:w16sdtfl="http://schemas.microsoft.com/office/word/2024/wordml/sdtformatlock" xmlns:w16se="http://schemas.microsoft.com/office/word/2015/wordml/symex" xmlns:w16du="http://schemas.microsoft.com/office/word/2023/wordml/word16du" xmlns:wne="http://schemas.microsoft.com/office/word/2006/wordml" mc:Ignorable="w14 w15 w16se w16cid w16 w16cex w16sdtdh w16sdtfl w16du wp14">
   <w:abstractNum w:abstractNumId="0" w15:restartNumberingAfterBreak="0">
+    <w:nsid w:val="00000001"/>
+    <w:multiLevelType w:val="hybridMultilevel"/>
+    <w:tmpl w:val="FFFFFFFF"/>
+    <w:lvl w:ilvl="0" w:tplc="00000001">
+      <w:start w:val="1"/>
+      <w:numFmt w:val="bullet"/>
+      <w:lvlText w:val="•"/>
+      <w:lvlJc w:val="left"/>
+      <w:pPr>
+        <w:ind w:left="720" w:hanging="360"/>
+      </w:pPr>
+    </w:lvl>
+    <w:lvl w:ilvl="1" w:tplc="FFFFFFFF">
+      <w:numFmt w:val="decimal"/>
+      <w:lvlText w:val=""/>
+      <w:lvlJc w:val="left"/>
+    </w:lvl>
+    <w:lvl w:ilvl="2" w:tplc="FFFFFFFF">
+      <w:numFmt w:val="decimal"/>
+      <w:lvlText w:val=""/>
+      <w:lvlJc w:val="left"/>
+    </w:lvl>
+    <w:lvl w:ilvl="3" w:tplc="FFFFFFFF">
+      <w:numFmt w:val="decimal"/>
+      <w:lvlText w:val=""/>
+      <w:lvlJc w:val="left"/>
+    </w:lvl>
+    <w:lvl w:ilvl="4" w:tplc="FFFFFFFF">
+      <w:numFmt w:val="decimal"/>
+      <w:lvlText w:val=""/>
+      <w:lvlJc w:val="left"/>
+    </w:lvl>
+    <w:lvl w:ilvl="5" w:tplc="FFFFFFFF">
+      <w:numFmt w:val="decimal"/>
+      <w:lvlText w:val=""/>
+      <w:lvlJc w:val="left"/>
+    </w:lvl>
+    <w:lvl w:ilvl="6" w:tplc="FFFFFFFF">
+      <w:numFmt w:val="decimal"/>
+      <w:lvlText w:val=""/>
+      <w:lvlJc w:val="left"/>
+    </w:lvl>
+    <w:lvl w:ilvl="7" w:tplc="FFFFFFFF">
+      <w:numFmt w:val="decimal"/>
+      <w:lvlText w:val=""/>
+      <w:lvlJc w:val="left"/>
+    </w:lvl>
+    <w:lvl w:ilvl="8" w:tplc="FFFFFFFF">
+      <w:numFmt w:val="decimal"/>
+      <w:lvlText w:val=""/>
+      <w:lvlJc w:val="left"/>
+    </w:lvl>
+  </w:abstractNum>
+  <w:abstractNum w:abstractNumId="1" w15:restartNumberingAfterBreak="0">
+    <w:nsid w:val="00000002"/>
+    <w:multiLevelType w:val="hybridMultilevel"/>
+    <w:tmpl w:val="FFFFFFFF"/>
+    <w:lvl w:ilvl="0" w:tplc="00000065">
+      <w:start w:val="1"/>
+      <w:numFmt w:val="bullet"/>
+      <w:lvlText w:val="•"/>
+      <w:lvlJc w:val="left"/>
+      <w:pPr>
+        <w:ind w:left="720" w:hanging="360"/>
+      </w:pPr>
+    </w:lvl>
+    <w:lvl w:ilvl="1" w:tplc="FFFFFFFF">
+      <w:numFmt w:val="decimal"/>
+      <w:lvlText w:val=""/>
+      <w:lvlJc w:val="left"/>
+    </w:lvl>
+    <w:lvl w:ilvl="2" w:tplc="FFFFFFFF">
+      <w:numFmt w:val="decimal"/>
+      <w:lvlText w:val=""/>
+      <w:lvlJc w:val="left"/>
+    </w:lvl>
+    <w:lvl w:ilvl="3" w:tplc="FFFFFFFF">
+      <w:numFmt w:val="decimal"/>
+      <w:lvlText w:val=""/>
+      <w:lvlJc w:val="left"/>
+    </w:lvl>
+    <w:lvl w:ilvl="4" w:tplc="FFFFFFFF">
+      <w:numFmt w:val="decimal"/>
+      <w:lvlText w:val=""/>
+      <w:lvlJc w:val="left"/>
+    </w:lvl>
+    <w:lvl w:ilvl="5" w:tplc="FFFFFFFF">
+      <w:numFmt w:val="decimal"/>
+      <w:lvlText w:val=""/>
+      <w:lvlJc w:val="left"/>
+    </w:lvl>
+    <w:lvl w:ilvl="6" w:tplc="FFFFFFFF">
+      <w:numFmt w:val="decimal"/>
+      <w:lvlText w:val=""/>
+      <w:lvlJc w:val="left"/>
+    </w:lvl>
+    <w:lvl w:ilvl="7" w:tplc="FFFFFFFF">
+      <w:numFmt w:val="decimal"/>
+      <w:lvlText w:val=""/>
+      <w:lvlJc w:val="left"/>
+    </w:lvl>
+    <w:lvl w:ilvl="8" w:tplc="FFFFFFFF">
+      <w:numFmt w:val="decimal"/>
+      <w:lvlText w:val=""/>
+      <w:lvlJc w:val="left"/>
+    </w:lvl>
+  </w:abstractNum>
+  <w:abstractNum w:abstractNumId="2" w15:restartNumberingAfterBreak="0">
+    <w:nsid w:val="00000003"/>
+    <w:multiLevelType w:val="hybridMultilevel"/>
+    <w:tmpl w:val="FFFFFFFF"/>
+    <w:lvl w:ilvl="0" w:tplc="000000C9">
+      <w:start w:val="1"/>
+      <w:numFmt w:val="bullet"/>
+      <w:lvlText w:val="•"/>
+      <w:lvlJc w:val="left"/>
+      <w:pPr>
+        <w:ind w:left="720" w:hanging="360"/>
+      </w:pPr>
+    </w:lvl>
+    <w:lvl w:ilvl="1" w:tplc="FFFFFFFF">
+      <w:numFmt w:val="decimal"/>
+      <w:lvlText w:val=""/>
+      <w:lvlJc w:val="left"/>
+    </w:lvl>
+    <w:lvl w:ilvl="2" w:tplc="FFFFFFFF">
+      <w:numFmt w:val="decimal"/>
+      <w:lvlText w:val=""/>
+      <w:lvlJc w:val="left"/>
+    </w:lvl>
+    <w:lvl w:ilvl="3" w:tplc="FFFFFFFF">
+      <w:numFmt w:val="decimal"/>
+      <w:lvlText w:val=""/>
+      <w:lvlJc w:val="left"/>
+    </w:lvl>
+    <w:lvl w:ilvl="4" w:tplc="FFFFFFFF">
+      <w:numFmt w:val="decimal"/>
+      <w:lvlText w:val=""/>
+      <w:lvlJc w:val="left"/>
+    </w:lvl>
+    <w:lvl w:ilvl="5" w:tplc="FFFFFFFF">
+      <w:numFmt w:val="decimal"/>
+      <w:lvlText w:val=""/>
+      <w:lvlJc w:val="left"/>
+    </w:lvl>
+    <w:lvl w:ilvl="6" w:tplc="FFFFFFFF">
+      <w:numFmt w:val="decimal"/>
+      <w:lvlText w:val=""/>
+      <w:lvlJc w:val="left"/>
+    </w:lvl>
+    <w:lvl w:ilvl="7" w:tplc="FFFFFFFF">
+      <w:numFmt w:val="decimal"/>
+      <w:lvlText w:val=""/>
+      <w:lvlJc w:val="left"/>
+    </w:lvl>
+    <w:lvl w:ilvl="8" w:tplc="FFFFFFFF">
+      <w:numFmt w:val="decimal"/>
+      <w:lvlText w:val=""/>
+      <w:lvlJc w:val="left"/>
+    </w:lvl>
+  </w:abstractNum>
+  <w:abstractNum w:abstractNumId="3" w15:restartNumberingAfterBreak="0">
     <w:nsid w:val="06FD3511"/>
     <w:multiLevelType w:val="multilevel"/>
     <w:tmpl w:val="1F7AE996"/>
@@ -164,7 +3087,7 @@
       </w:rPr>
     </w:lvl>
   </w:abstractNum>
-  <w:abstractNum w:abstractNumId="1" w15:restartNumberingAfterBreak="0">
+  <w:abstractNum w:abstractNumId="4" w15:restartNumberingAfterBreak="0">
     <w:nsid w:val="169452A8"/>
     <w:multiLevelType w:val="multilevel"/>
     <w:tmpl w:val="86003DDE"/>
@@ -313,7 +3236,7 @@
       </w:rPr>
     </w:lvl>
   </w:abstractNum>
-  <w:abstractNum w:abstractNumId="2" w15:restartNumberingAfterBreak="0">
+  <w:abstractNum w:abstractNumId="5" w15:restartNumberingAfterBreak="0">
     <w:nsid w:val="21712014"/>
     <w:multiLevelType w:val="multilevel"/>
     <w:tmpl w:val="93A46C3A"/>
@@ -462,7 +3385,7 @@
       </w:rPr>
     </w:lvl>
   </w:abstractNum>
-  <w:abstractNum w:abstractNumId="3" w15:restartNumberingAfterBreak="0">
+  <w:abstractNum w:abstractNumId="6" w15:restartNumberingAfterBreak="0">
     <w:nsid w:val="21C008A5"/>
     <w:multiLevelType w:val="multilevel"/>
     <w:tmpl w:val="90B4D690"/>
@@ -611,7 +3534,7 @@
       </w:rPr>
     </w:lvl>
   </w:abstractNum>
-  <w:abstractNum w:abstractNumId="4" w15:restartNumberingAfterBreak="0">
+  <w:abstractNum w:abstractNumId="7" w15:restartNumberingAfterBreak="0">
     <w:nsid w:val="2BE234BC"/>
     <w:multiLevelType w:val="multilevel"/>
     <w:tmpl w:val="9CAA901C"/>
@@ -760,7 +3683,7 @@
       </w:rPr>
     </w:lvl>
   </w:abstractNum>
-  <w:abstractNum w:abstractNumId="5" w15:restartNumberingAfterBreak="0">
+  <w:abstractNum w:abstractNumId="8" w15:restartNumberingAfterBreak="0">
     <w:nsid w:val="2DF66F58"/>
     <w:multiLevelType w:val="multilevel"/>
     <w:tmpl w:val="9F180788"/>
@@ -909,7 +3832,7 @@
       </w:rPr>
     </w:lvl>
   </w:abstractNum>
-  <w:abstractNum w:abstractNumId="6" w15:restartNumberingAfterBreak="0">
+  <w:abstractNum w:abstractNumId="9" w15:restartNumberingAfterBreak="0">
     <w:nsid w:val="30445984"/>
     <w:multiLevelType w:val="multilevel"/>
     <w:tmpl w:val="D6D2C7CE"/>
@@ -1058,7 +3981,7 @@
       </w:rPr>
     </w:lvl>
   </w:abstractNum>
-  <w:abstractNum w:abstractNumId="7" w15:restartNumberingAfterBreak="0">
+  <w:abstractNum w:abstractNumId="10" w15:restartNumberingAfterBreak="0">
     <w:nsid w:val="30C9508F"/>
     <w:multiLevelType w:val="multilevel"/>
     <w:tmpl w:val="721E6700"/>
@@ -1207,7 +4130,7 @@
       </w:rPr>
     </w:lvl>
   </w:abstractNum>
-  <w:abstractNum w:abstractNumId="8" w15:restartNumberingAfterBreak="0">
+  <w:abstractNum w:abstractNumId="11" w15:restartNumberingAfterBreak="0">
     <w:nsid w:val="36675107"/>
     <w:multiLevelType w:val="multilevel"/>
     <w:tmpl w:val="5B322182"/>
@@ -1356,7 +4279,7 @@
       </w:rPr>
     </w:lvl>
   </w:abstractNum>
-  <w:abstractNum w:abstractNumId="9" w15:restartNumberingAfterBreak="0">
+  <w:abstractNum w:abstractNumId="12" w15:restartNumberingAfterBreak="0">
     <w:nsid w:val="377D7D3B"/>
     <w:multiLevelType w:val="multilevel"/>
     <w:tmpl w:val="190E6E12"/>
@@ -1505,7 +4428,7 @@
       </w:rPr>
     </w:lvl>
   </w:abstractNum>
-  <w:abstractNum w:abstractNumId="10" w15:restartNumberingAfterBreak="0">
+  <w:abstractNum w:abstractNumId="13" w15:restartNumberingAfterBreak="0">
     <w:nsid w:val="419E030D"/>
     <w:multiLevelType w:val="multilevel"/>
     <w:tmpl w:val="8EA0F396"/>
@@ -1654,7 +4577,7 @@
       </w:rPr>
     </w:lvl>
   </w:abstractNum>
-  <w:abstractNum w:abstractNumId="11" w15:restartNumberingAfterBreak="0">
+  <w:abstractNum w:abstractNumId="14" w15:restartNumberingAfterBreak="0">
     <w:nsid w:val="44E65C4C"/>
     <w:multiLevelType w:val="multilevel"/>
     <w:tmpl w:val="18827E60"/>
@@ -1803,7 +4726,7 @@
       </w:rPr>
     </w:lvl>
   </w:abstractNum>
-  <w:abstractNum w:abstractNumId="12" w15:restartNumberingAfterBreak="0">
+  <w:abstractNum w:abstractNumId="15" w15:restartNumberingAfterBreak="0">
     <w:nsid w:val="48842C26"/>
     <w:multiLevelType w:val="multilevel"/>
     <w:tmpl w:val="B9FC7C40"/>
@@ -1952,7 +4875,7 @@
       </w:rPr>
     </w:lvl>
   </w:abstractNum>
-  <w:abstractNum w:abstractNumId="13" w15:restartNumberingAfterBreak="0">
+  <w:abstractNum w:abstractNumId="16" w15:restartNumberingAfterBreak="0">
     <w:nsid w:val="4CED5C78"/>
     <w:multiLevelType w:val="multilevel"/>
     <w:tmpl w:val="701A1F8C"/>
@@ -2101,7 +5024,7 @@
       </w:rPr>
     </w:lvl>
   </w:abstractNum>
-  <w:abstractNum w:abstractNumId="14" w15:restartNumberingAfterBreak="0">
+  <w:abstractNum w:abstractNumId="17" w15:restartNumberingAfterBreak="0">
     <w:nsid w:val="4DAA3DA1"/>
     <w:multiLevelType w:val="multilevel"/>
     <w:tmpl w:val="F61AC398"/>
@@ -2250,7 +5173,7 @@
       </w:rPr>
     </w:lvl>
   </w:abstractNum>
-  <w:abstractNum w:abstractNumId="15" w15:restartNumberingAfterBreak="0">
+  <w:abstractNum w:abstractNumId="18" w15:restartNumberingAfterBreak="0">
     <w:nsid w:val="57260BAF"/>
     <w:multiLevelType w:val="multilevel"/>
     <w:tmpl w:val="E584B5EC"/>
@@ -2399,7 +5322,7 @@
       </w:rPr>
     </w:lvl>
   </w:abstractNum>
-  <w:abstractNum w:abstractNumId="16" w15:restartNumberingAfterBreak="0">
+  <w:abstractNum w:abstractNumId="19" w15:restartNumberingAfterBreak="0">
     <w:nsid w:val="583B0EF3"/>
     <w:multiLevelType w:val="multilevel"/>
     <w:tmpl w:val="505415B2"/>
@@ -2548,7 +5471,7 @@
       </w:rPr>
     </w:lvl>
   </w:abstractNum>
-  <w:abstractNum w:abstractNumId="17" w15:restartNumberingAfterBreak="0">
+  <w:abstractNum w:abstractNumId="20" w15:restartNumberingAfterBreak="0">
     <w:nsid w:val="5A9B4637"/>
     <w:multiLevelType w:val="multilevel"/>
     <w:tmpl w:val="E6A274CC"/>
@@ -2697,7 +5620,7 @@
       </w:rPr>
     </w:lvl>
   </w:abstractNum>
-  <w:abstractNum w:abstractNumId="18" w15:restartNumberingAfterBreak="0">
+  <w:abstractNum w:abstractNumId="21" w15:restartNumberingAfterBreak="0">
     <w:nsid w:val="5DE67CA0"/>
     <w:multiLevelType w:val="multilevel"/>
     <w:tmpl w:val="A66E6B50"/>
@@ -2846,7 +5769,7 @@
       </w:rPr>
     </w:lvl>
   </w:abstractNum>
-  <w:abstractNum w:abstractNumId="19" w15:restartNumberingAfterBreak="0">
+  <w:abstractNum w:abstractNumId="22" w15:restartNumberingAfterBreak="0">
     <w:nsid w:val="645E2D6F"/>
     <w:multiLevelType w:val="multilevel"/>
     <w:tmpl w:val="7EA027A6"/>
@@ -2995,7 +5918,7 @@
       </w:rPr>
     </w:lvl>
   </w:abstractNum>
-  <w:abstractNum w:abstractNumId="20" w15:restartNumberingAfterBreak="0">
+  <w:abstractNum w:abstractNumId="23" w15:restartNumberingAfterBreak="0">
     <w:nsid w:val="653A2227"/>
     <w:multiLevelType w:val="multilevel"/>
     <w:tmpl w:val="EF18336A"/>
@@ -3144,7 +6067,7 @@
       </w:rPr>
     </w:lvl>
   </w:abstractNum>
-  <w:abstractNum w:abstractNumId="21" w15:restartNumberingAfterBreak="0">
+  <w:abstractNum w:abstractNumId="24" w15:restartNumberingAfterBreak="0">
     <w:nsid w:val="76D93E6C"/>
     <w:multiLevelType w:val="multilevel"/>
     <w:tmpl w:val="F998EC56"/>
@@ -3293,7 +6216,7 @@
       </w:rPr>
     </w:lvl>
   </w:abstractNum>
-  <w:abstractNum w:abstractNumId="22" w15:restartNumberingAfterBreak="0">
+  <w:abstractNum w:abstractNumId="25" w15:restartNumberingAfterBreak="0">
     <w:nsid w:val="79B309B5"/>
     <w:multiLevelType w:val="multilevel"/>
     <w:tmpl w:val="2354C242"/>
@@ -3442,7 +6365,7 @@
       </w:rPr>
     </w:lvl>
   </w:abstractNum>
-  <w:abstractNum w:abstractNumId="23" w15:restartNumberingAfterBreak="0">
+  <w:abstractNum w:abstractNumId="26" w15:restartNumberingAfterBreak="0">
     <w:nsid w:val="7C742F25"/>
     <w:multiLevelType w:val="multilevel"/>
     <w:tmpl w:val="BEC89F32"/>
@@ -3592,76 +6515,85 @@
     </w:lvl>
   </w:abstractNum>
   <w:num w:numId="1" w16cid:durableId="1935286816">
+    <w:abstractNumId w:val="3"/>
+  </w:num>
+  <w:num w:numId="2" w16cid:durableId="1400860204">
+    <w:abstractNumId w:val="16"/>
+  </w:num>
+  <w:num w:numId="3" w16cid:durableId="476188138">
+    <w:abstractNumId w:val="20"/>
+  </w:num>
+  <w:num w:numId="4" w16cid:durableId="29839872">
+    <w:abstractNumId w:val="25"/>
+  </w:num>
+  <w:num w:numId="5" w16cid:durableId="1907183174">
+    <w:abstractNumId w:val="4"/>
+  </w:num>
+  <w:num w:numId="6" w16cid:durableId="808480588">
+    <w:abstractNumId w:val="5"/>
+  </w:num>
+  <w:num w:numId="7" w16cid:durableId="177548578">
+    <w:abstractNumId w:val="6"/>
+  </w:num>
+  <w:num w:numId="8" w16cid:durableId="88545330">
+    <w:abstractNumId w:val="10"/>
+  </w:num>
+  <w:num w:numId="9" w16cid:durableId="1876849419">
+    <w:abstractNumId w:val="26"/>
+  </w:num>
+  <w:num w:numId="10" w16cid:durableId="1959020653">
+    <w:abstractNumId w:val="11"/>
+  </w:num>
+  <w:num w:numId="11" w16cid:durableId="230047290">
+    <w:abstractNumId w:val="15"/>
+  </w:num>
+  <w:num w:numId="12" w16cid:durableId="1469126322">
+    <w:abstractNumId w:val="23"/>
+  </w:num>
+  <w:num w:numId="13" w16cid:durableId="1561088690">
+    <w:abstractNumId w:val="19"/>
+  </w:num>
+  <w:num w:numId="14" w16cid:durableId="953900935">
+    <w:abstractNumId w:val="13"/>
+  </w:num>
+  <w:num w:numId="15" w16cid:durableId="134834787">
+    <w:abstractNumId w:val="12"/>
+  </w:num>
+  <w:num w:numId="16" w16cid:durableId="2059546769">
+    <w:abstractNumId w:val="7"/>
+  </w:num>
+  <w:num w:numId="17" w16cid:durableId="1288394232">
+    <w:abstractNumId w:val="18"/>
+  </w:num>
+  <w:num w:numId="18" w16cid:durableId="1652363653">
+    <w:abstractNumId w:val="14"/>
+  </w:num>
+  <w:num w:numId="19" w16cid:durableId="924917296">
+    <w:abstractNumId w:val="21"/>
+  </w:num>
+  <w:num w:numId="20" w16cid:durableId="702555417">
+    <w:abstractNumId w:val="17"/>
+  </w:num>
+  <w:num w:numId="21" w16cid:durableId="1076437880">
+    <w:abstractNumId w:val="22"/>
+  </w:num>
+  <w:num w:numId="22" w16cid:durableId="383140852">
+    <w:abstractNumId w:val="24"/>
+  </w:num>
+  <w:num w:numId="23" w16cid:durableId="736898682">
+    <w:abstractNumId w:val="8"/>
+  </w:num>
+  <w:num w:numId="24" w16cid:durableId="1662584942">
+    <w:abstractNumId w:val="9"/>
+  </w:num>
+  <w:num w:numId="25" w16cid:durableId="661617114">
     <w:abstractNumId w:val="0"/>
   </w:num>
-  <w:num w:numId="2" w16cid:durableId="1400860204">
-    <w:abstractNumId w:val="13"/>
-  </w:num>
-  <w:num w:numId="3" w16cid:durableId="476188138">
-    <w:abstractNumId w:val="17"/>
-  </w:num>
-  <w:num w:numId="4" w16cid:durableId="29839872">
-    <w:abstractNumId w:val="22"/>
-  </w:num>
-  <w:num w:numId="5" w16cid:durableId="1907183174">
+  <w:num w:numId="26" w16cid:durableId="1606814918">
     <w:abstractNumId w:val="1"/>
   </w:num>
-  <w:num w:numId="6" w16cid:durableId="808480588">
+  <w:num w:numId="27" w16cid:durableId="1118331997">
     <w:abstractNumId w:val="2"/>
-  </w:num>
-  <w:num w:numId="7" w16cid:durableId="177548578">
-    <w:abstractNumId w:val="3"/>
-  </w:num>
-  <w:num w:numId="8" w16cid:durableId="88545330">
-    <w:abstractNumId w:val="7"/>
-  </w:num>
-  <w:num w:numId="9" w16cid:durableId="1876849419">
-    <w:abstractNumId w:val="23"/>
-  </w:num>
-  <w:num w:numId="10" w16cid:durableId="1959020653">
-    <w:abstractNumId w:val="8"/>
-  </w:num>
-  <w:num w:numId="11" w16cid:durableId="230047290">
-    <w:abstractNumId w:val="12"/>
-  </w:num>
-  <w:num w:numId="12" w16cid:durableId="1469126322">
-    <w:abstractNumId w:val="20"/>
-  </w:num>
-  <w:num w:numId="13" w16cid:durableId="1561088690">
-    <w:abstractNumId w:val="16"/>
-  </w:num>
-  <w:num w:numId="14" w16cid:durableId="953900935">
-    <w:abstractNumId w:val="10"/>
-  </w:num>
-  <w:num w:numId="15" w16cid:durableId="134834787">
-    <w:abstractNumId w:val="9"/>
-  </w:num>
-  <w:num w:numId="16" w16cid:durableId="2059546769">
-    <w:abstractNumId w:val="4"/>
-  </w:num>
-  <w:num w:numId="17" w16cid:durableId="1288394232">
-    <w:abstractNumId w:val="15"/>
-  </w:num>
-  <w:num w:numId="18" w16cid:durableId="1652363653">
-    <w:abstractNumId w:val="11"/>
-  </w:num>
-  <w:num w:numId="19" w16cid:durableId="924917296">
-    <w:abstractNumId w:val="18"/>
-  </w:num>
-  <w:num w:numId="20" w16cid:durableId="702555417">
-    <w:abstractNumId w:val="14"/>
-  </w:num>
-  <w:num w:numId="21" w16cid:durableId="1076437880">
-    <w:abstractNumId w:val="19"/>
-  </w:num>
-  <w:num w:numId="22" w16cid:durableId="383140852">
-    <w:abstractNumId w:val="21"/>
-  </w:num>
-  <w:num w:numId="23" w16cid:durableId="736898682">
-    <w:abstractNumId w:val="5"/>
-  </w:num>
-  <w:num w:numId="24" w16cid:durableId="1662584942">
-    <w:abstractNumId w:val="6"/>
   </w:num>
   <w:numIdMacAtCleanup w:val="14"/>
 </w:numbering>

--- a/HTMLRender/HTMLRender/testdoc.docx
+++ b/HTMLRender/HTMLRender/testdoc.docx
@@ -2,2767 +2,3484 @@
 <file path=word/document.xml><?xml version="1.0" encoding="utf-8"?>
 <w:document xmlns:wpc="http://schemas.microsoft.com/office/word/2010/wordprocessingCanvas" xmlns:cx="http://schemas.microsoft.com/office/drawing/2014/chartex" xmlns:cx1="http://schemas.microsoft.com/office/drawing/2015/9/8/chartex" xmlns:cx2="http://schemas.microsoft.com/office/drawing/2015/10/21/chartex" xmlns:cx3="http://schemas.microsoft.com/office/drawing/2016/5/9/chartex" xmlns:cx4="http://schemas.microsoft.com/office/drawing/2016/5/10/chartex" xmlns:cx5="http://schemas.microsoft.com/office/drawing/2016/5/11/chartex" xmlns:cx6="http://schemas.microsoft.com/office/drawing/2016/5/12/chartex" xmlns:cx7="http://schemas.microsoft.com/office/drawing/2016/5/13/chartex" xmlns:cx8="http://schemas.microsoft.com/office/drawing/2016/5/14/chartex" xmlns:mc="http://schemas.openxmlformats.org/markup-compatibility/2006" xmlns:m="http://schemas.openxmlformats.org/officeDocument/2006/math" xmlns:aink="http://schemas.microsoft.com/office/drawing/2016/ink" xmlns:am3d="http://schemas.microsoft.com/office/drawing/2017/model3d" xmlns:oel="http://schemas.microsoft.com/office/2019/extlst" xmlns:r="http://schemas.openxmlformats.org/officeDocument/2006/relationships" xmlns:wp14="http://schemas.microsoft.com/office/word/2010/wordprocessingDrawing" xmlns:wp="http://schemas.openxmlformats.org/drawingml/2006/wordprocessingDrawing" xmlns:wpg="http://schemas.microsoft.com/office/word/2010/wordprocessingGroup" xmlns:wpi="http://schemas.microsoft.com/office/word/2010/wordprocessingInk" xmlns:wps="http://schemas.microsoft.com/office/word/2010/wordprocessingShape" xmlns:o="urn:schemas-microsoft-com:office:office" xmlns:v="urn:schemas-microsoft-com:vml" xmlns:w10="urn:schemas-microsoft-com:office:word" xmlns:w="http://schemas.openxmlformats.org/wordprocessingml/2006/main" xmlns:w14="http://schemas.microsoft.com/office/word/2010/wordml" xmlns:w15="http://schemas.microsoft.com/office/word/2012/wordml" xmlns:w16cei="http://schemas.microsoft.com/office/word/2026/wordml/cei" xmlns:w16cex="http://schemas.microsoft.com/office/word/2018/wordml/cex" xmlns:w16cid="http://schemas.microsoft.com/office/word/2016/wordml/cid" xmlns:w16="http://schemas.microsoft.com/office/word/2018/wordml" xmlns:w16sdtdh="http://schemas.microsoft.com/office/word/2020/wordml/sdtdatahash" xmlns:w16sdtfl="http://schemas.microsoft.com/office/word/2024/wordml/sdtformatlock" xmlns:w16se="http://schemas.microsoft.com/office/word/2015/wordml/symex" xmlns:w16du="http://schemas.microsoft.com/office/word/2023/wordml/word16du" xmlns:wne="http://schemas.microsoft.com/office/word/2006/wordml" mc:Ignorable="w14 w15 w16se w16cid w16 w16cex w16sdtdh w16sdtfl w16du wp14">
   <w:body>
-    <w:p>
-      <w:pPr>
-        <w:autoSpaceDE w:val="0"/>
-        <w:autoSpaceDN w:val="0"/>
-        <w:adjustRightInd w:val="0"/>
-        <w:spacing w:after="0" w:line="240" w:lineRule="auto"/>
-        <w:rPr>
-          <w:rFonts w:ascii="Helvetica Neue" w:hAnsi="Helvetica Neue" w:cs="Helvetica Neue"/>
-          <w:b/>
-          <w:bCs/>
-          <w:kern w:val="0"/>
-          <w:sz w:val="40"/>
-          <w:szCs w:val="40"/>
-          <w:lang w:bidi="hi-IN"/>
-        </w:rPr>
-      </w:pPr>
-    </w:p>
-    <w:p>
-      <w:pPr>
-        <w:autoSpaceDE w:val="0"/>
-        <w:autoSpaceDN w:val="0"/>
-        <w:adjustRightInd w:val="0"/>
-        <w:spacing w:after="0" w:line="240" w:lineRule="auto"/>
-        <w:rPr>
-          <w:rFonts w:ascii="Helvetica Neue" w:hAnsi="Helvetica Neue" w:cs="Helvetica Neue"/>
-          <w:kern w:val="0"/>
-          <w:sz w:val="26"/>
-          <w:szCs w:val="26"/>
-          <w:lang w:bidi="hi-IN"/>
-        </w:rPr>
-      </w:pPr>
-      <w:r>
-        <w:rPr>
-          <w:rFonts w:ascii="Helvetica Neue" w:hAnsi="Helvetica Neue" w:cs="Helvetica Neue"/>
-          <w:kern w:val="0"/>
-          <w:sz w:val="26"/>
-          <w:szCs w:val="26"/>
-          <w:lang w:bidi="hi-IN"/>
-        </w:rPr>
-        <w:t>For external discussions, keep it balanced and defensible.</w:t>
-      </w:r>
-    </w:p>
-    <w:p>
-      <w:pPr>
-        <w:autoSpaceDE w:val="0"/>
-        <w:autoSpaceDN w:val="0"/>
-        <w:adjustRightInd w:val="0"/>
-        <w:spacing w:after="40" w:line="240" w:lineRule="auto"/>
-        <w:rPr>
-          <w:rFonts w:ascii="Helvetica Neue" w:hAnsi="Helvetica Neue" w:cs="Helvetica Neue"/>
-          <w:b/>
-          <w:bCs/>
-          <w:kern w:val="0"/>
-          <w:sz w:val="32"/>
-          <w:szCs w:val="32"/>
-          <w:lang w:bidi="hi-IN"/>
-        </w:rPr>
-      </w:pPr>
-      <w:r>
-        <w:rPr>
-          <w:rFonts w:ascii="Helvetica Neue" w:hAnsi="Helvetica Neue" w:cs="Helvetica Neue"/>
-          <w:b/>
-          <w:bCs/>
-          <w:kern w:val="0"/>
-          <w:sz w:val="32"/>
-          <w:szCs w:val="32"/>
-          <w:lang w:bidi="hi-IN"/>
-        </w:rPr>
-        <w:t>Skip – Pros</w:t>
-      </w:r>
-    </w:p>
-    <w:p>
-      <w:pPr>
-        <w:numPr>
-          <w:ilvl w:val="0"/>
-          <w:numId w:val="25"/>
-        </w:numPr>
-        <w:autoSpaceDE w:val="0"/>
-        <w:autoSpaceDN w:val="0"/>
-        <w:adjustRightInd w:val="0"/>
-        <w:spacing w:after="0" w:line="240" w:lineRule="auto"/>
-        <w:ind w:left="0" w:firstLine="0"/>
-        <w:rPr>
-          <w:rFonts w:ascii="Helvetica Neue" w:hAnsi="Helvetica Neue" w:cs="Helvetica Neue"/>
-          <w:kern w:val="0"/>
-          <w:sz w:val="26"/>
-          <w:szCs w:val="26"/>
-          <w:lang w:bidi="hi-IN"/>
-        </w:rPr>
-      </w:pPr>
-      <w:r>
-        <w:rPr>
-          <w:rFonts w:ascii="Helvetica Neue" w:hAnsi="Helvetica Neue" w:cs="Helvetica Neue"/>
-          <w:b/>
-          <w:bCs/>
-          <w:kern w:val="0"/>
-          <w:sz w:val="26"/>
-          <w:szCs w:val="26"/>
-          <w:lang w:bidi="hi-IN"/>
-        </w:rPr>
-        <w:t>Single Swift codebase</w:t>
-      </w:r>
-      <w:r>
-        <w:rPr>
-          <w:rFonts w:ascii="Helvetica Neue" w:hAnsi="Helvetica Neue" w:cs="Helvetica Neue"/>
-          <w:kern w:val="0"/>
-          <w:sz w:val="26"/>
-          <w:szCs w:val="26"/>
-          <w:lang w:bidi="hi-IN"/>
-        </w:rPr>
-        <w:t xml:space="preserve"> for iOS and Android, reducing duplicate business logic. </w:t>
-      </w:r>
-    </w:p>
-    <w:p>
-      <w:pPr>
-        <w:numPr>
-          <w:ilvl w:val="0"/>
-          <w:numId w:val="25"/>
-        </w:numPr>
-        <w:autoSpaceDE w:val="0"/>
-        <w:autoSpaceDN w:val="0"/>
-        <w:adjustRightInd w:val="0"/>
-        <w:spacing w:after="0" w:line="240" w:lineRule="auto"/>
-        <w:ind w:left="0" w:firstLine="0"/>
-        <w:rPr>
-          <w:rFonts w:ascii="Helvetica Neue" w:hAnsi="Helvetica Neue" w:cs="Helvetica Neue"/>
-          <w:kern w:val="0"/>
-          <w:sz w:val="26"/>
-          <w:szCs w:val="26"/>
-          <w:lang w:bidi="hi-IN"/>
-        </w:rPr>
-      </w:pPr>
-      <w:r>
-        <w:rPr>
-          <w:rFonts w:ascii="Helvetica Neue" w:hAnsi="Helvetica Neue" w:cs="Helvetica Neue"/>
-          <w:b/>
-          <w:bCs/>
-          <w:kern w:val="0"/>
-          <w:sz w:val="26"/>
-          <w:szCs w:val="26"/>
-          <w:lang w:bidi="hi-IN"/>
-        </w:rPr>
-        <w:t>Leverages existing Swift/</w:t>
-      </w:r>
-      <w:proofErr w:type="spellStart"/>
-      <w:r>
-        <w:rPr>
-          <w:rFonts w:ascii="Helvetica Neue" w:hAnsi="Helvetica Neue" w:cs="Helvetica Neue"/>
-          <w:b/>
-          <w:bCs/>
-          <w:kern w:val="0"/>
-          <w:sz w:val="26"/>
-          <w:szCs w:val="26"/>
-          <w:lang w:bidi="hi-IN"/>
-        </w:rPr>
-        <w:t>SwiftUI</w:t>
-      </w:r>
-      <w:proofErr w:type="spellEnd"/>
-      <w:r>
-        <w:rPr>
-          <w:rFonts w:ascii="Helvetica Neue" w:hAnsi="Helvetica Neue" w:cs="Helvetica Neue"/>
-          <w:b/>
-          <w:bCs/>
-          <w:kern w:val="0"/>
-          <w:sz w:val="26"/>
-          <w:szCs w:val="26"/>
-          <w:lang w:bidi="hi-IN"/>
-        </w:rPr>
-        <w:t xml:space="preserve"> skills</w:t>
-      </w:r>
-      <w:r>
-        <w:rPr>
-          <w:rFonts w:ascii="Helvetica Neue" w:hAnsi="Helvetica Neue" w:cs="Helvetica Neue"/>
-          <w:kern w:val="0"/>
-          <w:sz w:val="26"/>
-          <w:szCs w:val="26"/>
-          <w:lang w:bidi="hi-IN"/>
-        </w:rPr>
-        <w:t xml:space="preserve">, avoiding a new language stack. </w:t>
-      </w:r>
-    </w:p>
-    <w:p>
-      <w:pPr>
-        <w:numPr>
-          <w:ilvl w:val="0"/>
-          <w:numId w:val="25"/>
-        </w:numPr>
-        <w:autoSpaceDE w:val="0"/>
-        <w:autoSpaceDN w:val="0"/>
-        <w:adjustRightInd w:val="0"/>
-        <w:spacing w:after="0" w:line="240" w:lineRule="auto"/>
-        <w:ind w:left="0" w:firstLine="0"/>
-        <w:rPr>
-          <w:rFonts w:ascii="Helvetica Neue" w:hAnsi="Helvetica Neue" w:cs="Helvetica Neue"/>
-          <w:kern w:val="0"/>
-          <w:sz w:val="26"/>
-          <w:szCs w:val="26"/>
-          <w:lang w:bidi="hi-IN"/>
-        </w:rPr>
-      </w:pPr>
-      <w:r>
-        <w:rPr>
-          <w:rFonts w:ascii="Helvetica Neue" w:hAnsi="Helvetica Neue" w:cs="Helvetica Neue"/>
-          <w:b/>
-          <w:bCs/>
-          <w:kern w:val="0"/>
-          <w:sz w:val="26"/>
-          <w:szCs w:val="26"/>
-          <w:lang w:bidi="hi-IN"/>
-        </w:rPr>
-        <w:t>Native UI output</w:t>
-      </w:r>
-      <w:r>
-        <w:rPr>
-          <w:rFonts w:ascii="Helvetica Neue" w:hAnsi="Helvetica Neue" w:cs="Helvetica Neue"/>
-          <w:kern w:val="0"/>
-          <w:sz w:val="26"/>
-          <w:szCs w:val="26"/>
-          <w:lang w:bidi="hi-IN"/>
-        </w:rPr>
-        <w:t xml:space="preserve"> (</w:t>
-      </w:r>
-      <w:proofErr w:type="spellStart"/>
-      <w:r>
-        <w:rPr>
-          <w:rFonts w:ascii="Helvetica Neue" w:hAnsi="Helvetica Neue" w:cs="Helvetica Neue"/>
-          <w:kern w:val="0"/>
-          <w:sz w:val="26"/>
-          <w:szCs w:val="26"/>
-          <w:lang w:bidi="hi-IN"/>
-        </w:rPr>
-        <w:t>SwiftUI</w:t>
-      </w:r>
-      <w:proofErr w:type="spellEnd"/>
-      <w:r>
-        <w:rPr>
-          <w:rFonts w:ascii="Helvetica Neue" w:hAnsi="Helvetica Neue" w:cs="Helvetica Neue"/>
-          <w:kern w:val="0"/>
-          <w:sz w:val="26"/>
-          <w:szCs w:val="26"/>
-          <w:lang w:bidi="hi-IN"/>
-        </w:rPr>
-        <w:t xml:space="preserve"> on iOS, Jetpack Compose on Android). </w:t>
-      </w:r>
-    </w:p>
-    <w:p>
-      <w:pPr>
-        <w:numPr>
-          <w:ilvl w:val="0"/>
-          <w:numId w:val="25"/>
-        </w:numPr>
-        <w:autoSpaceDE w:val="0"/>
-        <w:autoSpaceDN w:val="0"/>
-        <w:adjustRightInd w:val="0"/>
-        <w:spacing w:after="0" w:line="240" w:lineRule="auto"/>
-        <w:ind w:left="0" w:firstLine="0"/>
-        <w:rPr>
-          <w:rFonts w:ascii="Helvetica Neue" w:hAnsi="Helvetica Neue" w:cs="Helvetica Neue"/>
-          <w:kern w:val="0"/>
-          <w:sz w:val="26"/>
-          <w:szCs w:val="26"/>
-          <w:lang w:bidi="hi-IN"/>
-        </w:rPr>
-      </w:pPr>
-      <w:r>
-        <w:rPr>
-          <w:rFonts w:ascii="Helvetica Neue" w:hAnsi="Helvetica Neue" w:cs="Helvetica Neue"/>
-          <w:b/>
-          <w:bCs/>
-          <w:kern w:val="0"/>
-          <w:sz w:val="26"/>
-          <w:szCs w:val="26"/>
-          <w:lang w:bidi="hi-IN"/>
-        </w:rPr>
-        <w:t>Near-native performance</w:t>
-      </w:r>
-      <w:r>
-        <w:rPr>
-          <w:rFonts w:ascii="Helvetica Neue" w:hAnsi="Helvetica Neue" w:cs="Helvetica Neue"/>
-          <w:kern w:val="0"/>
-          <w:sz w:val="26"/>
-          <w:szCs w:val="26"/>
-          <w:lang w:bidi="hi-IN"/>
-        </w:rPr>
-        <w:t xml:space="preserve"> with no JavaScript bridge layer. </w:t>
-      </w:r>
-    </w:p>
-    <w:p>
-      <w:pPr>
-        <w:numPr>
-          <w:ilvl w:val="0"/>
-          <w:numId w:val="25"/>
-        </w:numPr>
-        <w:autoSpaceDE w:val="0"/>
-        <w:autoSpaceDN w:val="0"/>
-        <w:adjustRightInd w:val="0"/>
-        <w:spacing w:after="0" w:line="240" w:lineRule="auto"/>
-        <w:ind w:left="0" w:firstLine="0"/>
-        <w:rPr>
-          <w:rFonts w:ascii="Helvetica Neue" w:hAnsi="Helvetica Neue" w:cs="Helvetica Neue"/>
-          <w:kern w:val="0"/>
-          <w:sz w:val="26"/>
-          <w:szCs w:val="26"/>
-          <w:lang w:bidi="hi-IN"/>
-        </w:rPr>
-      </w:pPr>
-      <w:r>
-        <w:rPr>
-          <w:rFonts w:ascii="Helvetica Neue" w:hAnsi="Helvetica Neue" w:cs="Helvetica Neue"/>
-          <w:b/>
-          <w:bCs/>
-          <w:kern w:val="0"/>
-          <w:sz w:val="26"/>
-          <w:szCs w:val="26"/>
-          <w:lang w:bidi="hi-IN"/>
-        </w:rPr>
-        <w:t>Access to Android APIs</w:t>
-      </w:r>
-      <w:r>
-        <w:rPr>
-          <w:rFonts w:ascii="Helvetica Neue" w:hAnsi="Helvetica Neue" w:cs="Helvetica Neue"/>
-          <w:kern w:val="0"/>
-          <w:sz w:val="26"/>
-          <w:szCs w:val="26"/>
-          <w:lang w:bidi="hi-IN"/>
-        </w:rPr>
-        <w:t xml:space="preserve"> through Kotlin/Java interoperability. </w:t>
-      </w:r>
-    </w:p>
-    <w:p>
-      <w:pPr>
-        <w:autoSpaceDE w:val="0"/>
-        <w:autoSpaceDN w:val="0"/>
-        <w:adjustRightInd w:val="0"/>
-        <w:spacing w:after="40" w:line="240" w:lineRule="auto"/>
-        <w:rPr>
-          <w:rFonts w:ascii="Helvetica Neue" w:hAnsi="Helvetica Neue" w:cs="Helvetica Neue"/>
-          <w:b/>
-          <w:bCs/>
-          <w:kern w:val="0"/>
-          <w:sz w:val="32"/>
-          <w:szCs w:val="32"/>
-          <w:lang w:bidi="hi-IN"/>
-        </w:rPr>
-      </w:pPr>
-      <w:r>
-        <w:rPr>
-          <w:rFonts w:ascii="Helvetica Neue" w:hAnsi="Helvetica Neue" w:cs="Helvetica Neue"/>
-          <w:b/>
-          <w:bCs/>
-          <w:kern w:val="0"/>
-          <w:sz w:val="32"/>
-          <w:szCs w:val="32"/>
-          <w:lang w:bidi="hi-IN"/>
-        </w:rPr>
-        <w:t>Skip – Cons</w:t>
-      </w:r>
-    </w:p>
-    <w:p>
-      <w:pPr>
-        <w:numPr>
-          <w:ilvl w:val="0"/>
-          <w:numId w:val="26"/>
-        </w:numPr>
-        <w:autoSpaceDE w:val="0"/>
-        <w:autoSpaceDN w:val="0"/>
-        <w:adjustRightInd w:val="0"/>
-        <w:spacing w:after="0" w:line="240" w:lineRule="auto"/>
-        <w:ind w:left="0" w:firstLine="0"/>
-        <w:rPr>
-          <w:rFonts w:ascii="Helvetica Neue" w:hAnsi="Helvetica Neue" w:cs="Helvetica Neue"/>
-          <w:kern w:val="0"/>
-          <w:sz w:val="26"/>
-          <w:szCs w:val="26"/>
-          <w:lang w:bidi="hi-IN"/>
-        </w:rPr>
-      </w:pPr>
-      <w:r>
-        <w:rPr>
-          <w:rFonts w:ascii="Helvetica Neue" w:hAnsi="Helvetica Neue" w:cs="Helvetica Neue"/>
-          <w:b/>
-          <w:bCs/>
-          <w:kern w:val="0"/>
-          <w:sz w:val="26"/>
-          <w:szCs w:val="26"/>
-          <w:lang w:bidi="hi-IN"/>
-        </w:rPr>
-        <w:t>Not full code sharing</w:t>
-      </w:r>
-      <w:r>
-        <w:rPr>
-          <w:rFonts w:ascii="Helvetica Neue" w:hAnsi="Helvetica Neue" w:cs="Helvetica Neue"/>
-          <w:kern w:val="0"/>
-          <w:sz w:val="26"/>
-          <w:szCs w:val="26"/>
-          <w:lang w:bidi="hi-IN"/>
-        </w:rPr>
-        <w:t xml:space="preserve">; platform-specific features still require separate implementation. </w:t>
-      </w:r>
-    </w:p>
-    <w:p>
-      <w:pPr>
-        <w:numPr>
-          <w:ilvl w:val="0"/>
-          <w:numId w:val="26"/>
-        </w:numPr>
-        <w:autoSpaceDE w:val="0"/>
-        <w:autoSpaceDN w:val="0"/>
-        <w:adjustRightInd w:val="0"/>
-        <w:spacing w:after="0" w:line="240" w:lineRule="auto"/>
-        <w:ind w:left="0" w:firstLine="0"/>
-        <w:rPr>
-          <w:rFonts w:ascii="Helvetica Neue" w:hAnsi="Helvetica Neue" w:cs="Helvetica Neue"/>
-          <w:kern w:val="0"/>
-          <w:sz w:val="26"/>
-          <w:szCs w:val="26"/>
-          <w:lang w:bidi="hi-IN"/>
-        </w:rPr>
-      </w:pPr>
-      <w:r>
-        <w:rPr>
-          <w:rFonts w:ascii="Helvetica Neue" w:hAnsi="Helvetica Neue" w:cs="Helvetica Neue"/>
-          <w:b/>
-          <w:bCs/>
-          <w:kern w:val="0"/>
-          <w:sz w:val="26"/>
-          <w:szCs w:val="26"/>
-          <w:lang w:bidi="hi-IN"/>
-        </w:rPr>
-        <w:t xml:space="preserve">WebView, JS bridge, and native integrations remain </w:t>
-      </w:r>
-      <w:proofErr w:type="gramStart"/>
-      <w:r>
-        <w:rPr>
-          <w:rFonts w:ascii="Helvetica Neue" w:hAnsi="Helvetica Neue" w:cs="Helvetica Neue"/>
-          <w:b/>
-          <w:bCs/>
-          <w:kern w:val="0"/>
-          <w:sz w:val="26"/>
-          <w:szCs w:val="26"/>
-          <w:lang w:bidi="hi-IN"/>
-        </w:rPr>
-        <w:t>platform-dependent</w:t>
-      </w:r>
-      <w:proofErr w:type="gramEnd"/>
-      <w:r>
-        <w:rPr>
-          <w:rFonts w:ascii="Helvetica Neue" w:hAnsi="Helvetica Neue" w:cs="Helvetica Neue"/>
-          <w:b/>
-          <w:bCs/>
-          <w:kern w:val="0"/>
-          <w:sz w:val="26"/>
-          <w:szCs w:val="26"/>
-          <w:lang w:bidi="hi-IN"/>
-        </w:rPr>
-        <w:t>.</w:t>
-      </w:r>
-      <w:r>
-        <w:rPr>
-          <w:rFonts w:ascii="Helvetica Neue" w:hAnsi="Helvetica Neue" w:cs="Helvetica Neue"/>
-          <w:kern w:val="0"/>
-          <w:sz w:val="26"/>
-          <w:szCs w:val="26"/>
-          <w:lang w:bidi="hi-IN"/>
-        </w:rPr>
-        <w:t xml:space="preserve"> </w:t>
-      </w:r>
-    </w:p>
-    <w:p>
-      <w:pPr>
-        <w:numPr>
-          <w:ilvl w:val="0"/>
-          <w:numId w:val="26"/>
-        </w:numPr>
-        <w:autoSpaceDE w:val="0"/>
-        <w:autoSpaceDN w:val="0"/>
-        <w:adjustRightInd w:val="0"/>
-        <w:spacing w:after="0" w:line="240" w:lineRule="auto"/>
-        <w:ind w:left="0" w:firstLine="0"/>
-        <w:rPr>
-          <w:rFonts w:ascii="Helvetica Neue" w:hAnsi="Helvetica Neue" w:cs="Helvetica Neue"/>
-          <w:kern w:val="0"/>
-          <w:sz w:val="26"/>
-          <w:szCs w:val="26"/>
-          <w:lang w:bidi="hi-IN"/>
-        </w:rPr>
-      </w:pPr>
-      <w:r>
-        <w:rPr>
-          <w:rFonts w:ascii="Helvetica Neue" w:hAnsi="Helvetica Neue" w:cs="Helvetica Neue"/>
-          <w:b/>
-          <w:bCs/>
-          <w:kern w:val="0"/>
-          <w:sz w:val="26"/>
-          <w:szCs w:val="26"/>
-          <w:lang w:bidi="hi-IN"/>
-        </w:rPr>
-        <w:t>Custom rendering solutions</w:t>
-      </w:r>
-      <w:r>
-        <w:rPr>
-          <w:rFonts w:ascii="Helvetica Neue" w:hAnsi="Helvetica Neue" w:cs="Helvetica Neue"/>
-          <w:kern w:val="0"/>
-          <w:sz w:val="26"/>
-          <w:szCs w:val="26"/>
-          <w:lang w:bidi="hi-IN"/>
-        </w:rPr>
-        <w:t xml:space="preserve"> require additional native development effort. </w:t>
-      </w:r>
-    </w:p>
-    <w:p>
-      <w:pPr>
-        <w:numPr>
-          <w:ilvl w:val="0"/>
-          <w:numId w:val="26"/>
-        </w:numPr>
-        <w:autoSpaceDE w:val="0"/>
-        <w:autoSpaceDN w:val="0"/>
-        <w:adjustRightInd w:val="0"/>
-        <w:spacing w:after="0" w:line="240" w:lineRule="auto"/>
-        <w:ind w:left="0" w:firstLine="0"/>
-        <w:rPr>
-          <w:rFonts w:ascii="Helvetica Neue" w:hAnsi="Helvetica Neue" w:cs="Helvetica Neue"/>
-          <w:kern w:val="0"/>
-          <w:sz w:val="26"/>
-          <w:szCs w:val="26"/>
-          <w:lang w:bidi="hi-IN"/>
-        </w:rPr>
-      </w:pPr>
-      <w:r>
-        <w:rPr>
-          <w:rFonts w:ascii="Helvetica Neue" w:hAnsi="Helvetica Neue" w:cs="Helvetica Neue"/>
-          <w:b/>
-          <w:bCs/>
-          <w:kern w:val="0"/>
-          <w:sz w:val="26"/>
-          <w:szCs w:val="26"/>
-          <w:lang w:bidi="hi-IN"/>
-        </w:rPr>
-        <w:t>Smaller ecosystem and community support</w:t>
-      </w:r>
-      <w:r>
-        <w:rPr>
-          <w:rFonts w:ascii="Helvetica Neue" w:hAnsi="Helvetica Neue" w:cs="Helvetica Neue"/>
-          <w:kern w:val="0"/>
-          <w:sz w:val="26"/>
-          <w:szCs w:val="26"/>
-          <w:lang w:bidi="hi-IN"/>
-        </w:rPr>
-        <w:t xml:space="preserve"> compared to established cross-platform frameworks. </w:t>
-      </w:r>
-    </w:p>
-    <w:p>
-      <w:pPr>
-        <w:numPr>
-          <w:ilvl w:val="0"/>
-          <w:numId w:val="26"/>
-        </w:numPr>
-        <w:autoSpaceDE w:val="0"/>
-        <w:autoSpaceDN w:val="0"/>
-        <w:adjustRightInd w:val="0"/>
-        <w:spacing w:after="0" w:line="240" w:lineRule="auto"/>
-        <w:ind w:left="0" w:firstLine="0"/>
-        <w:rPr>
-          <w:rFonts w:ascii="Helvetica Neue" w:hAnsi="Helvetica Neue" w:cs="Helvetica Neue"/>
-          <w:kern w:val="0"/>
-          <w:sz w:val="26"/>
-          <w:szCs w:val="26"/>
-          <w:lang w:bidi="hi-IN"/>
-        </w:rPr>
-      </w:pPr>
-      <w:r>
-        <w:rPr>
-          <w:rFonts w:ascii="Helvetica Neue" w:hAnsi="Helvetica Neue" w:cs="Helvetica Neue"/>
-          <w:b/>
-          <w:bCs/>
-          <w:kern w:val="0"/>
-          <w:sz w:val="26"/>
-          <w:szCs w:val="26"/>
-          <w:lang w:bidi="hi-IN"/>
-        </w:rPr>
-        <w:t>Android-specific testing, debugging, and optimization</w:t>
-      </w:r>
-      <w:r>
-        <w:rPr>
-          <w:rFonts w:ascii="Helvetica Neue" w:hAnsi="Helvetica Neue" w:cs="Helvetica Neue"/>
-          <w:kern w:val="0"/>
-          <w:sz w:val="26"/>
-          <w:szCs w:val="26"/>
-          <w:lang w:bidi="hi-IN"/>
-        </w:rPr>
-        <w:t xml:space="preserve"> are still required. </w:t>
-      </w:r>
-    </w:p>
-    <w:p>
-      <w:pPr>
-        <w:numPr>
-          <w:ilvl w:val="0"/>
-          <w:numId w:val="26"/>
-        </w:numPr>
-        <w:autoSpaceDE w:val="0"/>
-        <w:autoSpaceDN w:val="0"/>
-        <w:adjustRightInd w:val="0"/>
-        <w:spacing w:after="0" w:line="240" w:lineRule="auto"/>
-        <w:ind w:left="0" w:firstLine="0"/>
-        <w:rPr>
-          <w:rFonts w:ascii="Helvetica Neue" w:hAnsi="Helvetica Neue" w:cs="Helvetica Neue"/>
-          <w:kern w:val="0"/>
-          <w:sz w:val="26"/>
-          <w:szCs w:val="26"/>
-          <w:lang w:bidi="hi-IN"/>
-        </w:rPr>
-      </w:pPr>
-      <w:r>
-        <w:rPr>
-          <w:rFonts w:ascii="Helvetica Neue" w:hAnsi="Helvetica Neue" w:cs="Helvetica Neue"/>
-          <w:b/>
-          <w:bCs/>
-          <w:kern w:val="0"/>
-          <w:sz w:val="26"/>
-          <w:szCs w:val="26"/>
-          <w:lang w:bidi="hi-IN"/>
-        </w:rPr>
-        <w:t>Dependency on Skip framework evolution and compatibility mapping</w:t>
-      </w:r>
-      <w:r>
-        <w:rPr>
-          <w:rFonts w:ascii="Helvetica Neue" w:hAnsi="Helvetica Neue" w:cs="Helvetica Neue"/>
-          <w:kern w:val="0"/>
-          <w:sz w:val="26"/>
-          <w:szCs w:val="26"/>
-          <w:lang w:bidi="hi-IN"/>
-        </w:rPr>
-        <w:t xml:space="preserve"> between </w:t>
-      </w:r>
-      <w:proofErr w:type="spellStart"/>
-      <w:r>
-        <w:rPr>
-          <w:rFonts w:ascii="Helvetica Neue" w:hAnsi="Helvetica Neue" w:cs="Helvetica Neue"/>
-          <w:kern w:val="0"/>
-          <w:sz w:val="26"/>
-          <w:szCs w:val="26"/>
-          <w:lang w:bidi="hi-IN"/>
-        </w:rPr>
-        <w:t>SwiftUI</w:t>
-      </w:r>
-      <w:proofErr w:type="spellEnd"/>
-      <w:r>
-        <w:rPr>
-          <w:rFonts w:ascii="Helvetica Neue" w:hAnsi="Helvetica Neue" w:cs="Helvetica Neue"/>
-          <w:kern w:val="0"/>
-          <w:sz w:val="26"/>
-          <w:szCs w:val="26"/>
-          <w:lang w:bidi="hi-IN"/>
-        </w:rPr>
-        <w:t xml:space="preserve"> and Android. </w:t>
-      </w:r>
-    </w:p>
-    <w:p>
-      <w:pPr>
-        <w:autoSpaceDE w:val="0"/>
-        <w:autoSpaceDN w:val="0"/>
-        <w:adjustRightInd w:val="0"/>
-        <w:spacing w:after="0" w:line="240" w:lineRule="auto"/>
-        <w:rPr>
-          <w:rFonts w:ascii="Helvetica Neue" w:hAnsi="Helvetica Neue" w:cs="Helvetica Neue"/>
-          <w:kern w:val="0"/>
-          <w:sz w:val="26"/>
-          <w:szCs w:val="26"/>
-          <w:lang w:bidi="hi-IN"/>
-        </w:rPr>
-      </w:pPr>
-    </w:p>
-    <w:p>
-      <w:pPr>
-        <w:autoSpaceDE w:val="0"/>
-        <w:autoSpaceDN w:val="0"/>
-        <w:adjustRightInd w:val="0"/>
-        <w:spacing w:after="40" w:line="240" w:lineRule="auto"/>
-        <w:rPr>
-          <w:rFonts w:ascii="Helvetica Neue" w:hAnsi="Helvetica Neue" w:cs="Helvetica Neue"/>
-          <w:b/>
-          <w:bCs/>
-          <w:kern w:val="0"/>
-          <w:sz w:val="32"/>
-          <w:szCs w:val="32"/>
-          <w:lang w:bidi="hi-IN"/>
-        </w:rPr>
-      </w:pPr>
-      <w:r>
-        <w:rPr>
-          <w:rFonts w:ascii="Helvetica Neue" w:hAnsi="Helvetica Neue" w:cs="Helvetica Neue"/>
-          <w:b/>
-          <w:bCs/>
-          <w:kern w:val="0"/>
-          <w:sz w:val="32"/>
-          <w:szCs w:val="32"/>
-          <w:lang w:bidi="hi-IN"/>
-        </w:rPr>
-        <w:t>One-line summary for stakeholders</w:t>
-      </w:r>
-    </w:p>
-    <w:p>
-      <w:pPr>
-        <w:autoSpaceDE w:val="0"/>
-        <w:autoSpaceDN w:val="0"/>
-        <w:adjustRightInd w:val="0"/>
-        <w:spacing w:after="0" w:line="240" w:lineRule="auto"/>
-        <w:rPr>
-          <w:rFonts w:ascii="Helvetica Neue" w:hAnsi="Helvetica Neue" w:cs="Helvetica Neue"/>
-          <w:kern w:val="0"/>
-          <w:sz w:val="26"/>
-          <w:szCs w:val="26"/>
-          <w:lang w:bidi="hi-IN"/>
-        </w:rPr>
-      </w:pPr>
-      <w:r>
-        <w:rPr>
-          <w:rFonts w:ascii="Helvetica Neue" w:hAnsi="Helvetica Neue" w:cs="Helvetica Neue"/>
-          <w:b/>
-          <w:bCs/>
-          <w:kern w:val="0"/>
-          <w:sz w:val="26"/>
-          <w:szCs w:val="26"/>
-          <w:lang w:bidi="hi-IN"/>
-        </w:rPr>
-        <w:t>Skip reduces duplicated development by sharing Swift code across platforms, but applications with significant native integrations, rendering requirements, and platform-specific capabilities still require separate implementation and maintenance effort.</w:t>
-      </w:r>
-      <w:r>
-        <w:rPr>
-          <w:rFonts w:ascii="Helvetica Neue" w:hAnsi="Helvetica Neue" w:cs="Helvetica Neue"/>
-          <w:kern w:val="0"/>
-          <w:sz w:val="26"/>
-          <w:szCs w:val="26"/>
-          <w:lang w:bidi="hi-IN"/>
-        </w:rPr>
-        <w:t xml:space="preserve"> </w:t>
-      </w:r>
-    </w:p>
-    <w:p>
-      <w:pPr>
-        <w:autoSpaceDE w:val="0"/>
-        <w:autoSpaceDN w:val="0"/>
-        <w:adjustRightInd w:val="0"/>
-        <w:spacing w:after="0" w:line="240" w:lineRule="auto"/>
-        <w:rPr>
-          <w:rFonts w:ascii="Helvetica Neue" w:hAnsi="Helvetica Neue" w:cs="Helvetica Neue"/>
-          <w:kern w:val="0"/>
-          <w:sz w:val="26"/>
-          <w:szCs w:val="26"/>
-          <w:lang w:bidi="hi-IN"/>
-        </w:rPr>
-      </w:pPr>
-    </w:p>
-    <w:p>
-      <w:pPr>
-        <w:autoSpaceDE w:val="0"/>
-        <w:autoSpaceDN w:val="0"/>
-        <w:adjustRightInd w:val="0"/>
-        <w:spacing w:after="0" w:line="240" w:lineRule="auto"/>
-        <w:rPr>
-          <w:rFonts w:ascii="Helvetica Neue" w:hAnsi="Helvetica Neue" w:cs="Helvetica Neue"/>
-          <w:kern w:val="0"/>
-          <w:sz w:val="26"/>
-          <w:szCs w:val="26"/>
-          <w:lang w:bidi="hi-IN"/>
-        </w:rPr>
-      </w:pPr>
-    </w:p>
-    <w:p>
-      <w:pPr>
-        <w:autoSpaceDE w:val="0"/>
-        <w:autoSpaceDN w:val="0"/>
-        <w:adjustRightInd w:val="0"/>
-        <w:spacing w:after="40" w:line="240" w:lineRule="auto"/>
-        <w:rPr>
-          <w:rFonts w:ascii="Helvetica Neue" w:hAnsi="Helvetica Neue" w:cs="Helvetica Neue"/>
-          <w:b/>
-          <w:bCs/>
-          <w:kern w:val="0"/>
-          <w:sz w:val="32"/>
-          <w:szCs w:val="32"/>
-          <w:lang w:bidi="hi-IN"/>
-        </w:rPr>
-      </w:pPr>
-      <w:r>
-        <w:rPr>
-          <w:rFonts w:ascii="Helvetica Neue" w:hAnsi="Helvetica Neue" w:cs="Helvetica Neue"/>
-          <w:b/>
-          <w:bCs/>
-          <w:kern w:val="0"/>
-          <w:sz w:val="32"/>
-          <w:szCs w:val="32"/>
-          <w:lang w:bidi="hi-IN"/>
-        </w:rPr>
-        <w:t>Skip may not automatically convert these iOS features to Android</w:t>
-      </w:r>
-    </w:p>
-    <w:p>
-      <w:pPr>
-        <w:numPr>
-          <w:ilvl w:val="0"/>
-          <w:numId w:val="27"/>
-        </w:numPr>
-        <w:autoSpaceDE w:val="0"/>
-        <w:autoSpaceDN w:val="0"/>
-        <w:adjustRightInd w:val="0"/>
-        <w:spacing w:after="0" w:line="240" w:lineRule="auto"/>
-        <w:ind w:left="0" w:firstLine="0"/>
-        <w:rPr>
-          <w:rFonts w:ascii="Helvetica Neue" w:hAnsi="Helvetica Neue" w:cs="Helvetica Neue"/>
-          <w:kern w:val="0"/>
-          <w:sz w:val="26"/>
-          <w:szCs w:val="26"/>
-          <w:lang w:bidi="hi-IN"/>
-        </w:rPr>
-      </w:pPr>
-      <w:proofErr w:type="spellStart"/>
-      <w:r>
-        <w:rPr>
-          <w:rFonts w:ascii="Helvetica Neue" w:hAnsi="Helvetica Neue" w:cs="Helvetica Neue"/>
-          <w:b/>
-          <w:bCs/>
-          <w:kern w:val="0"/>
-          <w:sz w:val="26"/>
-          <w:szCs w:val="26"/>
-          <w:lang w:bidi="hi-IN"/>
-        </w:rPr>
-        <w:t>WKWebView</w:t>
-      </w:r>
-      <w:proofErr w:type="spellEnd"/>
-      <w:r>
-        <w:rPr>
-          <w:rFonts w:ascii="Helvetica Neue" w:hAnsi="Helvetica Neue" w:cs="Helvetica Neue"/>
-          <w:b/>
-          <w:bCs/>
-          <w:kern w:val="0"/>
-          <w:sz w:val="26"/>
-          <w:szCs w:val="26"/>
-          <w:lang w:bidi="hi-IN"/>
-        </w:rPr>
-        <w:t xml:space="preserve"> implementations</w:t>
-      </w:r>
-      <w:r>
-        <w:rPr>
-          <w:rFonts w:ascii="Helvetica Neue" w:hAnsi="Helvetica Neue" w:cs="Helvetica Neue"/>
-          <w:kern w:val="0"/>
-          <w:sz w:val="26"/>
-          <w:szCs w:val="26"/>
-          <w:lang w:bidi="hi-IN"/>
-        </w:rPr>
-        <w:t xml:space="preserve"> </w:t>
-      </w:r>
-      <w:r>
-        <w:rPr>
-          <w:rFonts w:ascii="Times New Roman" w:hAnsi="Times New Roman" w:cs="Times New Roman"/>
-          <w:kern w:val="0"/>
-          <w:sz w:val="26"/>
-          <w:szCs w:val="26"/>
-          <w:lang w:bidi="hi-IN"/>
-        </w:rPr>
-        <w:t>→</w:t>
-      </w:r>
-      <w:r>
-        <w:rPr>
-          <w:rFonts w:ascii="Helvetica Neue" w:hAnsi="Helvetica Neue" w:cs="Helvetica Neue"/>
-          <w:kern w:val="0"/>
-          <w:sz w:val="26"/>
-          <w:szCs w:val="26"/>
-          <w:lang w:bidi="hi-IN"/>
-        </w:rPr>
-        <w:t xml:space="preserve"> Android WebView equivalent required. </w:t>
-      </w:r>
-    </w:p>
-    <w:p>
-      <w:pPr>
-        <w:numPr>
-          <w:ilvl w:val="0"/>
-          <w:numId w:val="27"/>
-        </w:numPr>
-        <w:autoSpaceDE w:val="0"/>
-        <w:autoSpaceDN w:val="0"/>
-        <w:adjustRightInd w:val="0"/>
-        <w:spacing w:after="0" w:line="240" w:lineRule="auto"/>
-        <w:ind w:left="0" w:firstLine="0"/>
-        <w:rPr>
-          <w:rFonts w:ascii="Helvetica Neue" w:hAnsi="Helvetica Neue" w:cs="Helvetica Neue"/>
-          <w:kern w:val="0"/>
-          <w:sz w:val="26"/>
-          <w:szCs w:val="26"/>
-          <w:lang w:bidi="hi-IN"/>
-        </w:rPr>
-      </w:pPr>
-      <w:r>
-        <w:rPr>
-          <w:rFonts w:ascii="Helvetica Neue" w:hAnsi="Helvetica Neue" w:cs="Helvetica Neue"/>
-          <w:b/>
-          <w:bCs/>
-          <w:kern w:val="0"/>
-          <w:sz w:val="26"/>
-          <w:szCs w:val="26"/>
-          <w:lang w:bidi="hi-IN"/>
-        </w:rPr>
-        <w:t>JavaScript bridge handlers</w:t>
-      </w:r>
-      <w:r>
-        <w:rPr>
-          <w:rFonts w:ascii="Helvetica Neue" w:hAnsi="Helvetica Neue" w:cs="Helvetica Neue"/>
-          <w:kern w:val="0"/>
-          <w:sz w:val="26"/>
-          <w:szCs w:val="26"/>
-          <w:lang w:bidi="hi-IN"/>
-        </w:rPr>
-        <w:t xml:space="preserve"> </w:t>
-      </w:r>
-      <w:r>
-        <w:rPr>
-          <w:rFonts w:ascii="Times New Roman" w:hAnsi="Times New Roman" w:cs="Times New Roman"/>
-          <w:kern w:val="0"/>
-          <w:sz w:val="26"/>
-          <w:szCs w:val="26"/>
-          <w:lang w:bidi="hi-IN"/>
-        </w:rPr>
-        <w:t>→</w:t>
-      </w:r>
-      <w:r>
-        <w:rPr>
-          <w:rFonts w:ascii="Helvetica Neue" w:hAnsi="Helvetica Neue" w:cs="Helvetica Neue"/>
-          <w:kern w:val="0"/>
-          <w:sz w:val="26"/>
-          <w:szCs w:val="26"/>
-          <w:lang w:bidi="hi-IN"/>
-        </w:rPr>
-        <w:t xml:space="preserve"> Android-specific bridge code required. </w:t>
-      </w:r>
-    </w:p>
-    <w:p>
-      <w:pPr>
-        <w:numPr>
-          <w:ilvl w:val="0"/>
-          <w:numId w:val="27"/>
-        </w:numPr>
-        <w:autoSpaceDE w:val="0"/>
-        <w:autoSpaceDN w:val="0"/>
-        <w:adjustRightInd w:val="0"/>
-        <w:spacing w:after="0" w:line="240" w:lineRule="auto"/>
-        <w:ind w:left="0" w:firstLine="0"/>
-        <w:rPr>
-          <w:rFonts w:ascii="Helvetica Neue" w:hAnsi="Helvetica Neue" w:cs="Helvetica Neue"/>
-          <w:kern w:val="0"/>
-          <w:sz w:val="26"/>
-          <w:szCs w:val="26"/>
-          <w:lang w:bidi="hi-IN"/>
-        </w:rPr>
-      </w:pPr>
-      <w:r>
-        <w:rPr>
-          <w:rFonts w:ascii="Helvetica Neue" w:hAnsi="Helvetica Neue" w:cs="Helvetica Neue"/>
-          <w:b/>
-          <w:bCs/>
-          <w:kern w:val="0"/>
-          <w:sz w:val="26"/>
-          <w:szCs w:val="26"/>
-          <w:lang w:bidi="hi-IN"/>
-        </w:rPr>
-        <w:t>Custom rendering engines</w:t>
-      </w:r>
-      <w:r>
-        <w:rPr>
-          <w:rFonts w:ascii="Helvetica Neue" w:hAnsi="Helvetica Neue" w:cs="Helvetica Neue"/>
-          <w:kern w:val="0"/>
-          <w:sz w:val="26"/>
-          <w:szCs w:val="26"/>
-          <w:lang w:bidi="hi-IN"/>
-        </w:rPr>
-        <w:t xml:space="preserve"> (CGM, CAD, graphics viewers) </w:t>
-      </w:r>
-      <w:r>
-        <w:rPr>
-          <w:rFonts w:ascii="Times New Roman" w:hAnsi="Times New Roman" w:cs="Times New Roman"/>
-          <w:kern w:val="0"/>
-          <w:sz w:val="26"/>
-          <w:szCs w:val="26"/>
-          <w:lang w:bidi="hi-IN"/>
-        </w:rPr>
-        <w:t>→</w:t>
-      </w:r>
-      <w:r>
-        <w:rPr>
-          <w:rFonts w:ascii="Helvetica Neue" w:hAnsi="Helvetica Neue" w:cs="Helvetica Neue"/>
-          <w:kern w:val="0"/>
-          <w:sz w:val="26"/>
-          <w:szCs w:val="26"/>
-          <w:lang w:bidi="hi-IN"/>
-        </w:rPr>
-        <w:t xml:space="preserve"> Native Android implementation required.</w:t>
-      </w:r>
-    </w:p>
-    <w:p>
-      <w:pPr>
-        <w:numPr>
-          <w:ilvl w:val="0"/>
-          <w:numId w:val="27"/>
-        </w:numPr>
-        <w:autoSpaceDE w:val="0"/>
-        <w:autoSpaceDN w:val="0"/>
-        <w:adjustRightInd w:val="0"/>
-        <w:spacing w:after="0" w:line="240" w:lineRule="auto"/>
-        <w:ind w:left="0" w:firstLine="0"/>
-        <w:rPr>
-          <w:rFonts w:ascii="Helvetica Neue" w:hAnsi="Helvetica Neue" w:cs="Helvetica Neue"/>
-          <w:kern w:val="0"/>
-          <w:sz w:val="26"/>
-          <w:szCs w:val="26"/>
-          <w:lang w:bidi="hi-IN"/>
-        </w:rPr>
-      </w:pPr>
-      <w:proofErr w:type="spellStart"/>
-      <w:r>
-        <w:rPr>
-          <w:rFonts w:ascii="Helvetica Neue" w:hAnsi="Helvetica Neue" w:cs="Helvetica Neue"/>
-          <w:b/>
-          <w:bCs/>
-          <w:kern w:val="0"/>
-          <w:sz w:val="26"/>
-          <w:szCs w:val="26"/>
-          <w:lang w:bidi="hi-IN"/>
-        </w:rPr>
-        <w:t>UIKit</w:t>
-      </w:r>
-      <w:proofErr w:type="spellEnd"/>
-      <w:r>
-        <w:rPr>
-          <w:rFonts w:ascii="Helvetica Neue" w:hAnsi="Helvetica Neue" w:cs="Helvetica Neue"/>
-          <w:b/>
-          <w:bCs/>
-          <w:kern w:val="0"/>
-          <w:sz w:val="26"/>
-          <w:szCs w:val="26"/>
-          <w:lang w:bidi="hi-IN"/>
-        </w:rPr>
-        <w:t>-specific code</w:t>
-      </w:r>
-      <w:r>
-        <w:rPr>
-          <w:rFonts w:ascii="Helvetica Neue" w:hAnsi="Helvetica Neue" w:cs="Helvetica Neue"/>
-          <w:kern w:val="0"/>
-          <w:sz w:val="26"/>
-          <w:szCs w:val="26"/>
-          <w:lang w:bidi="hi-IN"/>
-        </w:rPr>
-        <w:t xml:space="preserve"> not supported by shared </w:t>
-      </w:r>
-      <w:proofErr w:type="spellStart"/>
-      <w:r>
-        <w:rPr>
-          <w:rFonts w:ascii="Helvetica Neue" w:hAnsi="Helvetica Neue" w:cs="Helvetica Neue"/>
-          <w:kern w:val="0"/>
-          <w:sz w:val="26"/>
-          <w:szCs w:val="26"/>
-          <w:lang w:bidi="hi-IN"/>
-        </w:rPr>
-        <w:t>SwiftUI</w:t>
-      </w:r>
-      <w:proofErr w:type="spellEnd"/>
-      <w:r>
-        <w:rPr>
-          <w:rFonts w:ascii="Helvetica Neue" w:hAnsi="Helvetica Neue" w:cs="Helvetica Neue"/>
-          <w:kern w:val="0"/>
-          <w:sz w:val="26"/>
-          <w:szCs w:val="26"/>
-          <w:lang w:bidi="hi-IN"/>
-        </w:rPr>
-        <w:t xml:space="preserve"> mapping.</w:t>
-      </w:r>
-    </w:p>
-    <w:p>
-      <w:pPr>
-        <w:numPr>
-          <w:ilvl w:val="0"/>
-          <w:numId w:val="27"/>
-        </w:numPr>
-        <w:autoSpaceDE w:val="0"/>
-        <w:autoSpaceDN w:val="0"/>
-        <w:adjustRightInd w:val="0"/>
-        <w:spacing w:after="0" w:line="240" w:lineRule="auto"/>
-        <w:ind w:left="0" w:firstLine="0"/>
-        <w:rPr>
-          <w:rFonts w:ascii="Helvetica Neue" w:hAnsi="Helvetica Neue" w:cs="Helvetica Neue"/>
-          <w:kern w:val="0"/>
-          <w:sz w:val="26"/>
-          <w:szCs w:val="26"/>
-          <w:lang w:bidi="hi-IN"/>
-        </w:rPr>
-      </w:pPr>
-      <w:r>
-        <w:rPr>
-          <w:rFonts w:ascii="Helvetica Neue" w:hAnsi="Helvetica Neue" w:cs="Helvetica Neue"/>
-          <w:b/>
-          <w:bCs/>
-          <w:kern w:val="0"/>
-          <w:sz w:val="26"/>
-          <w:szCs w:val="26"/>
-          <w:lang w:bidi="hi-IN"/>
-        </w:rPr>
-        <w:t>iOS-only frameworks</w:t>
-      </w:r>
-      <w:r>
-        <w:rPr>
-          <w:rFonts w:ascii="Helvetica Neue" w:hAnsi="Helvetica Neue" w:cs="Helvetica Neue"/>
-          <w:kern w:val="0"/>
-          <w:sz w:val="26"/>
-          <w:szCs w:val="26"/>
-          <w:lang w:bidi="hi-IN"/>
-        </w:rPr>
-        <w:t xml:space="preserve"> (</w:t>
-      </w:r>
-      <w:proofErr w:type="spellStart"/>
-      <w:r>
-        <w:rPr>
-          <w:rFonts w:ascii="Helvetica Neue" w:hAnsi="Helvetica Neue" w:cs="Helvetica Neue"/>
-          <w:kern w:val="0"/>
-          <w:sz w:val="26"/>
-          <w:szCs w:val="26"/>
-          <w:lang w:bidi="hi-IN"/>
-        </w:rPr>
-        <w:t>AVFoundation</w:t>
-      </w:r>
-      <w:proofErr w:type="spellEnd"/>
-      <w:r>
-        <w:rPr>
-          <w:rFonts w:ascii="Helvetica Neue" w:hAnsi="Helvetica Neue" w:cs="Helvetica Neue"/>
-          <w:kern w:val="0"/>
-          <w:sz w:val="26"/>
-          <w:szCs w:val="26"/>
-          <w:lang w:bidi="hi-IN"/>
-        </w:rPr>
-        <w:t xml:space="preserve">, Vision, </w:t>
-      </w:r>
-      <w:proofErr w:type="spellStart"/>
-      <w:r>
-        <w:rPr>
-          <w:rFonts w:ascii="Helvetica Neue" w:hAnsi="Helvetica Neue" w:cs="Helvetica Neue"/>
-          <w:kern w:val="0"/>
-          <w:sz w:val="26"/>
-          <w:szCs w:val="26"/>
-          <w:lang w:bidi="hi-IN"/>
-        </w:rPr>
-        <w:t>CoreBluetooth</w:t>
-      </w:r>
-      <w:proofErr w:type="spellEnd"/>
-      <w:r>
-        <w:rPr>
-          <w:rFonts w:ascii="Helvetica Neue" w:hAnsi="Helvetica Neue" w:cs="Helvetica Neue"/>
-          <w:kern w:val="0"/>
-          <w:sz w:val="26"/>
-          <w:szCs w:val="26"/>
-          <w:lang w:bidi="hi-IN"/>
-        </w:rPr>
-        <w:t>, etc.) require Android equivalents.</w:t>
-      </w:r>
-    </w:p>
-    <w:p>
-      <w:pPr>
-        <w:numPr>
-          <w:ilvl w:val="0"/>
-          <w:numId w:val="27"/>
-        </w:numPr>
-        <w:autoSpaceDE w:val="0"/>
-        <w:autoSpaceDN w:val="0"/>
-        <w:adjustRightInd w:val="0"/>
-        <w:spacing w:after="0" w:line="240" w:lineRule="auto"/>
-        <w:ind w:left="0" w:firstLine="0"/>
-        <w:rPr>
-          <w:rFonts w:ascii="Helvetica Neue" w:hAnsi="Helvetica Neue" w:cs="Helvetica Neue"/>
-          <w:kern w:val="0"/>
-          <w:sz w:val="26"/>
-          <w:szCs w:val="26"/>
-          <w:lang w:bidi="hi-IN"/>
-        </w:rPr>
-      </w:pPr>
-      <w:r>
-        <w:rPr>
-          <w:rFonts w:ascii="Helvetica Neue" w:hAnsi="Helvetica Neue" w:cs="Helvetica Neue"/>
-          <w:b/>
-          <w:bCs/>
-          <w:kern w:val="0"/>
-          <w:sz w:val="26"/>
-          <w:szCs w:val="26"/>
-          <w:lang w:bidi="hi-IN"/>
-        </w:rPr>
-        <w:lastRenderedPageBreak/>
-        <w:t>Native SDK integrations</w:t>
-      </w:r>
-      <w:r>
-        <w:rPr>
-          <w:rFonts w:ascii="Helvetica Neue" w:hAnsi="Helvetica Neue" w:cs="Helvetica Neue"/>
-          <w:kern w:val="0"/>
-          <w:sz w:val="26"/>
-          <w:szCs w:val="26"/>
-          <w:lang w:bidi="hi-IN"/>
-        </w:rPr>
-        <w:t xml:space="preserve"> implemented directly with iOS APIs require Android integration work.</w:t>
-      </w:r>
-    </w:p>
-    <w:p>
-      <w:pPr>
-        <w:numPr>
-          <w:ilvl w:val="0"/>
-          <w:numId w:val="27"/>
-        </w:numPr>
-        <w:autoSpaceDE w:val="0"/>
-        <w:autoSpaceDN w:val="0"/>
-        <w:adjustRightInd w:val="0"/>
-        <w:spacing w:after="0" w:line="240" w:lineRule="auto"/>
-        <w:ind w:left="0" w:firstLine="0"/>
-        <w:rPr>
-          <w:rFonts w:ascii="Helvetica Neue" w:hAnsi="Helvetica Neue" w:cs="Helvetica Neue"/>
-          <w:kern w:val="0"/>
-          <w:sz w:val="26"/>
-          <w:szCs w:val="26"/>
-          <w:lang w:bidi="hi-IN"/>
-        </w:rPr>
-      </w:pPr>
-      <w:r>
-        <w:rPr>
-          <w:rFonts w:ascii="Helvetica Neue" w:hAnsi="Helvetica Neue" w:cs="Helvetica Neue"/>
-          <w:b/>
-          <w:bCs/>
-          <w:kern w:val="0"/>
-          <w:sz w:val="26"/>
-          <w:szCs w:val="26"/>
-          <w:lang w:bidi="hi-IN"/>
-        </w:rPr>
-        <w:t>Platform-specific filesystem optimizations</w:t>
-      </w:r>
-      <w:r>
-        <w:rPr>
-          <w:rFonts w:ascii="Helvetica Neue" w:hAnsi="Helvetica Neue" w:cs="Helvetica Neue"/>
-          <w:kern w:val="0"/>
-          <w:sz w:val="26"/>
-          <w:szCs w:val="26"/>
-          <w:lang w:bidi="hi-IN"/>
-        </w:rPr>
-        <w:t xml:space="preserve"> may need separate Android handling. </w:t>
-      </w:r>
-    </w:p>
-    <w:p>
-      <w:pPr>
-        <w:autoSpaceDE w:val="0"/>
-        <w:autoSpaceDN w:val="0"/>
-        <w:adjustRightInd w:val="0"/>
-        <w:spacing w:after="40" w:line="240" w:lineRule="auto"/>
-        <w:rPr>
-          <w:rFonts w:ascii="Helvetica Neue" w:hAnsi="Helvetica Neue" w:cs="Helvetica Neue"/>
-          <w:b/>
-          <w:bCs/>
-          <w:kern w:val="0"/>
-          <w:sz w:val="32"/>
-          <w:szCs w:val="32"/>
-          <w:lang w:bidi="hi-IN"/>
-        </w:rPr>
-      </w:pPr>
-      <w:r>
-        <w:rPr>
-          <w:rFonts w:ascii="Helvetica Neue" w:hAnsi="Helvetica Neue" w:cs="Helvetica Neue"/>
-          <w:b/>
-          <w:bCs/>
-          <w:kern w:val="0"/>
-          <w:sz w:val="32"/>
-          <w:szCs w:val="32"/>
-          <w:lang w:bidi="hi-IN"/>
-        </w:rPr>
-        <w:t>Airbus Viewer Examples</w:t>
-      </w:r>
-    </w:p>
     <w:tbl>
       <w:tblPr>
         <w:tblW w:w="0" w:type="auto"/>
-        <w:tblInd w:w="-118" w:type="dxa"/>
-        <w:tblBorders>
-          <w:top w:val="none" w:sz="6" w:space="0" w:color="auto"/>
-          <w:left w:val="none" w:sz="6" w:space="0" w:color="auto"/>
-          <w:right w:val="none" w:sz="6" w:space="0" w:color="auto"/>
-        </w:tblBorders>
-        <w:tblLayout w:type="fixed"/>
-        <w:tblLook w:val="0000" w:firstRow="0" w:lastRow="0" w:firstColumn="0" w:lastColumn="0" w:noHBand="0" w:noVBand="0"/>
+        <w:tblCellSpacing w:w="15" w:type="dxa"/>
+        <w:tblCellMar>
+          <w:top w:w="15" w:type="dxa"/>
+          <w:left w:w="15" w:type="dxa"/>
+          <w:bottom w:w="15" w:type="dxa"/>
+          <w:right w:w="15" w:type="dxa"/>
+        </w:tblCellMar>
+        <w:tblLook w:val="04A0" w:firstRow="1" w:lastRow="0" w:firstColumn="1" w:lastColumn="0" w:noHBand="0" w:noVBand="1"/>
       </w:tblPr>
       <w:tblGrid>
-        <w:gridCol w:w="2988"/>
-        <w:gridCol w:w="2880"/>
-        <w:gridCol w:w="2880"/>
+        <w:gridCol w:w="1066"/>
+        <w:gridCol w:w="4586"/>
+        <w:gridCol w:w="3708"/>
       </w:tblGrid>
       <w:tr>
-        <w:tblPrEx>
-          <w:tblCellMar>
-            <w:top w:w="0" w:type="dxa"/>
-            <w:bottom w:w="0" w:type="dxa"/>
-          </w:tblCellMar>
-        </w:tblPrEx>
-        <w:tc>
-          <w:tcPr>
-            <w:tcW w:w="2988" w:type="dxa"/>
-            <w:tcBorders>
-              <w:top w:val="single" w:sz="8" w:space="0" w:color="9A9A9A"/>
-              <w:left w:val="single" w:sz="8" w:space="0" w:color="9A9A9A"/>
-              <w:bottom w:val="single" w:sz="8" w:space="0" w:color="9A9A9A"/>
-              <w:right w:val="single" w:sz="8" w:space="0" w:color="9A9A9A"/>
-            </w:tcBorders>
-            <w:tcMar>
-              <w:top w:w="100" w:type="nil"/>
-              <w:left w:w="20" w:type="nil"/>
-              <w:bottom w:w="20" w:type="nil"/>
-              <w:right w:w="100" w:type="nil"/>
-            </w:tcMar>
-          </w:tcPr>
-          <w:p>
-            <w:pPr>
-              <w:autoSpaceDE w:val="0"/>
-              <w:autoSpaceDN w:val="0"/>
-              <w:adjustRightInd w:val="0"/>
+        <w:trPr>
+          <w:tblHeader/>
+          <w:tblCellSpacing w:w="15" w:type="dxa"/>
+        </w:trPr>
+        <w:tc>
+          <w:tcPr>
+            <w:tcW w:w="0" w:type="auto"/>
+            <w:vAlign w:val="center"/>
+            <w:hideMark/>
+          </w:tcPr>
+          <w:p>
+            <w:pPr>
               <w:spacing w:after="0" w:line="240" w:lineRule="auto"/>
               <w:jc w:val="center"/>
               <w:rPr>
-                <w:rFonts w:ascii="Helvetica" w:hAnsi="Helvetica" w:cs="Helvetica"/>
-                <w:kern w:val="0"/>
-                <w:lang w:bidi="hi-IN"/>
-              </w:rPr>
-            </w:pPr>
-            <w:r>
-              <w:rPr>
-                <w:rFonts w:ascii="Helvetica Neue" w:hAnsi="Helvetica Neue" w:cs="Helvetica Neue"/>
+                <w:rFonts w:ascii="Times New Roman" w:eastAsia="Times New Roman" w:hAnsi="Times New Roman" w:cs="Times New Roman"/>
                 <w:b/>
                 <w:bCs/>
                 <w:kern w:val="0"/>
-                <w:sz w:val="26"/>
-                <w:szCs w:val="26"/>
-                <w:lang w:bidi="hi-IN"/>
-              </w:rPr>
-              <w:t>Feature</w:t>
-            </w:r>
-          </w:p>
-        </w:tc>
-        <w:tc>
-          <w:tcPr>
-            <w:tcW w:w="2880" w:type="dxa"/>
-            <w:tcBorders>
-              <w:top w:val="single" w:sz="8" w:space="0" w:color="9A9A9A"/>
-              <w:left w:val="single" w:sz="8" w:space="0" w:color="9A9A9A"/>
-              <w:bottom w:val="single" w:sz="8" w:space="0" w:color="9A9A9A"/>
-              <w:right w:val="single" w:sz="8" w:space="0" w:color="9A9A9A"/>
-            </w:tcBorders>
-            <w:tcMar>
-              <w:top w:w="100" w:type="nil"/>
-              <w:left w:w="20" w:type="nil"/>
-              <w:bottom w:w="20" w:type="nil"/>
-              <w:right w:w="100" w:type="nil"/>
-            </w:tcMar>
-          </w:tcPr>
-          <w:p>
-            <w:pPr>
-              <w:autoSpaceDE w:val="0"/>
-              <w:autoSpaceDN w:val="0"/>
-              <w:adjustRightInd w:val="0"/>
-              <w:spacing w:after="0" w:line="240" w:lineRule="auto"/>
-              <w:jc w:val="center"/>
-              <w:rPr>
-                <w:rFonts w:ascii="Helvetica" w:hAnsi="Helvetica" w:cs="Helvetica"/>
-                <w:kern w:val="0"/>
-                <w:lang w:bidi="hi-IN"/>
-              </w:rPr>
-            </w:pPr>
-            <w:r>
-              <w:rPr>
-                <w:rFonts w:ascii="Helvetica Neue" w:hAnsi="Helvetica Neue" w:cs="Helvetica Neue"/>
+                <w:lang w:bidi="hi-IN"/>
+                <w14:ligatures w14:val="none"/>
+              </w:rPr>
+            </w:pPr>
+            <w:r>
+              <w:rPr>
+                <w:rFonts w:ascii="Times New Roman" w:eastAsia="Times New Roman" w:hAnsi="Times New Roman" w:cs="Times New Roman"/>
                 <w:b/>
                 <w:bCs/>
                 <w:kern w:val="0"/>
-                <w:sz w:val="26"/>
-                <w:szCs w:val="26"/>
-                <w:lang w:bidi="hi-IN"/>
-              </w:rPr>
-              <w:t>Auto Convert</w:t>
-            </w:r>
-          </w:p>
-        </w:tc>
-        <w:tc>
-          <w:tcPr>
-            <w:tcW w:w="2880" w:type="dxa"/>
-            <w:tcBorders>
-              <w:top w:val="single" w:sz="8" w:space="0" w:color="9A9A9A"/>
-              <w:left w:val="single" w:sz="8" w:space="0" w:color="9A9A9A"/>
-              <w:bottom w:val="single" w:sz="8" w:space="0" w:color="9A9A9A"/>
-              <w:right w:val="single" w:sz="8" w:space="0" w:color="9A9A9A"/>
-            </w:tcBorders>
-            <w:tcMar>
-              <w:top w:w="100" w:type="nil"/>
-              <w:left w:w="20" w:type="nil"/>
-              <w:bottom w:w="20" w:type="nil"/>
-              <w:right w:w="100" w:type="nil"/>
-            </w:tcMar>
-          </w:tcPr>
-          <w:p>
-            <w:pPr>
-              <w:autoSpaceDE w:val="0"/>
-              <w:autoSpaceDN w:val="0"/>
-              <w:adjustRightInd w:val="0"/>
+                <w:lang w:bidi="hi-IN"/>
+                <w14:ligatures w14:val="none"/>
+              </w:rPr>
+              <w:t>Tech Stack</w:t>
+            </w:r>
+          </w:p>
+        </w:tc>
+        <w:tc>
+          <w:tcPr>
+            <w:tcW w:w="0" w:type="auto"/>
+            <w:vAlign w:val="center"/>
+            <w:hideMark/>
+          </w:tcPr>
+          <w:p>
+            <w:pPr>
               <w:spacing w:after="0" w:line="240" w:lineRule="auto"/>
               <w:jc w:val="center"/>
               <w:rPr>
-                <w:rFonts w:ascii="Helvetica" w:hAnsi="Helvetica" w:cs="Helvetica"/>
-                <w:kern w:val="0"/>
-                <w:lang w:bidi="hi-IN"/>
-              </w:rPr>
-            </w:pPr>
-            <w:r>
-              <w:rPr>
-                <w:rFonts w:ascii="Helvetica Neue" w:hAnsi="Helvetica Neue" w:cs="Helvetica Neue"/>
+                <w:rFonts w:ascii="Times New Roman" w:eastAsia="Times New Roman" w:hAnsi="Times New Roman" w:cs="Times New Roman"/>
                 <w:b/>
                 <w:bCs/>
                 <w:kern w:val="0"/>
-                <w:sz w:val="26"/>
-                <w:szCs w:val="26"/>
-                <w:lang w:bidi="hi-IN"/>
-              </w:rPr>
-              <w:t>Manual Android Work</w:t>
+                <w:lang w:bidi="hi-IN"/>
+                <w14:ligatures w14:val="none"/>
+              </w:rPr>
+            </w:pPr>
+            <w:r>
+              <w:rPr>
+                <w:rFonts w:ascii="Times New Roman" w:eastAsia="Times New Roman" w:hAnsi="Times New Roman" w:cs="Times New Roman"/>
+                <w:b/>
+                <w:bCs/>
+                <w:kern w:val="0"/>
+                <w:lang w:bidi="hi-IN"/>
+                <w14:ligatures w14:val="none"/>
+              </w:rPr>
+              <w:t>What Gets Shared</w:t>
+            </w:r>
+          </w:p>
+        </w:tc>
+        <w:tc>
+          <w:tcPr>
+            <w:tcW w:w="0" w:type="auto"/>
+            <w:vAlign w:val="center"/>
+            <w:hideMark/>
+          </w:tcPr>
+          <w:p>
+            <w:pPr>
+              <w:spacing w:after="0" w:line="240" w:lineRule="auto"/>
+              <w:jc w:val="center"/>
+              <w:rPr>
+                <w:rFonts w:ascii="Times New Roman" w:eastAsia="Times New Roman" w:hAnsi="Times New Roman" w:cs="Times New Roman"/>
+                <w:b/>
+                <w:bCs/>
+                <w:kern w:val="0"/>
+                <w:lang w:bidi="hi-IN"/>
+                <w14:ligatures w14:val="none"/>
+              </w:rPr>
+            </w:pPr>
+            <w:r>
+              <w:rPr>
+                <w:rFonts w:ascii="Times New Roman" w:eastAsia="Times New Roman" w:hAnsi="Times New Roman" w:cs="Times New Roman"/>
+                <w:b/>
+                <w:bCs/>
+                <w:kern w:val="0"/>
+                <w:lang w:bidi="hi-IN"/>
+                <w14:ligatures w14:val="none"/>
+              </w:rPr>
+              <w:t>What Still Needs Native Work</w:t>
             </w:r>
           </w:p>
         </w:tc>
       </w:tr>
       <w:tr>
-        <w:tblPrEx>
-          <w:tblBorders>
-            <w:top w:val="none" w:sz="0" w:space="0" w:color="auto"/>
-          </w:tblBorders>
-          <w:tblCellMar>
-            <w:top w:w="0" w:type="dxa"/>
-            <w:bottom w:w="0" w:type="dxa"/>
-          </w:tblCellMar>
-        </w:tblPrEx>
-        <w:tc>
-          <w:tcPr>
-            <w:tcW w:w="2988" w:type="dxa"/>
-            <w:tcBorders>
-              <w:top w:val="single" w:sz="8" w:space="0" w:color="9A9A9A"/>
-              <w:left w:val="single" w:sz="8" w:space="0" w:color="9A9A9A"/>
-              <w:bottom w:val="single" w:sz="8" w:space="0" w:color="9A9A9A"/>
-              <w:right w:val="single" w:sz="8" w:space="0" w:color="9A9A9A"/>
-            </w:tcBorders>
-            <w:tcMar>
-              <w:top w:w="100" w:type="nil"/>
-              <w:left w:w="20" w:type="nil"/>
-              <w:bottom w:w="20" w:type="nil"/>
-              <w:right w:w="100" w:type="nil"/>
-            </w:tcMar>
-          </w:tcPr>
-          <w:p>
-            <w:pPr>
-              <w:autoSpaceDE w:val="0"/>
-              <w:autoSpaceDN w:val="0"/>
-              <w:adjustRightInd w:val="0"/>
-              <w:spacing w:after="0" w:line="240" w:lineRule="auto"/>
-              <w:rPr>
-                <w:rFonts w:ascii="Helvetica" w:hAnsi="Helvetica" w:cs="Helvetica"/>
-                <w:kern w:val="0"/>
-                <w:lang w:bidi="hi-IN"/>
-              </w:rPr>
-            </w:pPr>
-            <w:r>
-              <w:rPr>
-                <w:rFonts w:ascii="Helvetica Neue" w:hAnsi="Helvetica Neue" w:cs="Helvetica Neue"/>
-                <w:kern w:val="0"/>
-                <w:sz w:val="26"/>
-                <w:szCs w:val="26"/>
-                <w:lang w:bidi="hi-IN"/>
-              </w:rPr>
-              <w:t>TOC Parser</w:t>
-            </w:r>
-          </w:p>
-        </w:tc>
-        <w:tc>
-          <w:tcPr>
-            <w:tcW w:w="2880" w:type="dxa"/>
-            <w:tcBorders>
-              <w:top w:val="single" w:sz="8" w:space="0" w:color="9A9A9A"/>
-              <w:left w:val="single" w:sz="8" w:space="0" w:color="9A9A9A"/>
-              <w:bottom w:val="single" w:sz="8" w:space="0" w:color="9A9A9A"/>
-              <w:right w:val="single" w:sz="8" w:space="0" w:color="9A9A9A"/>
-            </w:tcBorders>
-            <w:tcMar>
-              <w:top w:w="100" w:type="nil"/>
-              <w:left w:w="20" w:type="nil"/>
-              <w:bottom w:w="20" w:type="nil"/>
-              <w:right w:w="100" w:type="nil"/>
-            </w:tcMar>
-          </w:tcPr>
-          <w:p>
-            <w:pPr>
-              <w:autoSpaceDE w:val="0"/>
-              <w:autoSpaceDN w:val="0"/>
-              <w:adjustRightInd w:val="0"/>
-              <w:spacing w:after="0" w:line="240" w:lineRule="auto"/>
-              <w:rPr>
-                <w:rFonts w:ascii="Helvetica" w:hAnsi="Helvetica" w:cs="Helvetica"/>
-                <w:kern w:val="0"/>
-                <w:lang w:bidi="hi-IN"/>
-              </w:rPr>
-            </w:pPr>
-            <w:r>
-              <w:rPr>
-                <w:rFonts w:ascii="Apple Color Emoji" w:hAnsi="Apple Color Emoji" w:cs="Apple Color Emoji"/>
-                <w:kern w:val="0"/>
-                <w:sz w:val="26"/>
-                <w:szCs w:val="26"/>
-                <w:lang w:bidi="hi-IN"/>
-              </w:rPr>
-              <w:t>✅</w:t>
-            </w:r>
-          </w:p>
-        </w:tc>
-        <w:tc>
-          <w:tcPr>
-            <w:tcW w:w="2880" w:type="dxa"/>
-            <w:tcBorders>
-              <w:top w:val="single" w:sz="8" w:space="0" w:color="9A9A9A"/>
-              <w:left w:val="single" w:sz="8" w:space="0" w:color="9A9A9A"/>
-              <w:bottom w:val="single" w:sz="8" w:space="0" w:color="9A9A9A"/>
-              <w:right w:val="single" w:sz="8" w:space="0" w:color="9A9A9A"/>
-            </w:tcBorders>
-            <w:tcMar>
-              <w:top w:w="100" w:type="nil"/>
-              <w:left w:w="20" w:type="nil"/>
-              <w:bottom w:w="20" w:type="nil"/>
-              <w:right w:w="100" w:type="nil"/>
-            </w:tcMar>
-          </w:tcPr>
-          <w:p>
-            <w:pPr>
-              <w:tabs>
-                <w:tab w:val="left" w:pos="560"/>
-                <w:tab w:val="left" w:pos="1120"/>
-                <w:tab w:val="left" w:pos="1680"/>
-                <w:tab w:val="left" w:pos="2240"/>
-                <w:tab w:val="left" w:pos="2800"/>
-                <w:tab w:val="left" w:pos="3360"/>
-                <w:tab w:val="left" w:pos="3920"/>
-                <w:tab w:val="left" w:pos="4480"/>
-                <w:tab w:val="left" w:pos="5040"/>
-                <w:tab w:val="left" w:pos="5600"/>
-                <w:tab w:val="left" w:pos="6160"/>
-                <w:tab w:val="left" w:pos="6720"/>
-              </w:tabs>
-              <w:autoSpaceDE w:val="0"/>
-              <w:autoSpaceDN w:val="0"/>
-              <w:adjustRightInd w:val="0"/>
-              <w:spacing w:after="0" w:line="240" w:lineRule="auto"/>
-              <w:rPr>
-                <w:rFonts w:ascii="Helvetica" w:hAnsi="Helvetica" w:cs="Helvetica"/>
-                <w:kern w:val="0"/>
-                <w:lang w:bidi="hi-IN"/>
-              </w:rPr>
-            </w:pPr>
+        <w:trPr>
+          <w:tblCellSpacing w:w="15" w:type="dxa"/>
+        </w:trPr>
+        <w:tc>
+          <w:tcPr>
+            <w:tcW w:w="0" w:type="auto"/>
+            <w:vAlign w:val="center"/>
+            <w:hideMark/>
+          </w:tcPr>
+          <w:p>
+            <w:pPr>
+              <w:spacing w:after="0" w:line="240" w:lineRule="auto"/>
+              <w:rPr>
+                <w:rFonts w:ascii="Times New Roman" w:eastAsia="Times New Roman" w:hAnsi="Times New Roman" w:cs="Times New Roman"/>
+                <w:kern w:val="0"/>
+                <w:lang w:bidi="hi-IN"/>
+                <w14:ligatures w14:val="none"/>
+              </w:rPr>
+            </w:pPr>
+            <w:r>
+              <w:rPr>
+                <w:rFonts w:ascii="Times New Roman" w:eastAsia="Times New Roman" w:hAnsi="Times New Roman" w:cs="Times New Roman"/>
+                <w:b/>
+                <w:bCs/>
+                <w:kern w:val="0"/>
+                <w:lang w:bidi="hi-IN"/>
+                <w14:ligatures w14:val="none"/>
+              </w:rPr>
+              <w:t>Native iOS</w:t>
+            </w:r>
+          </w:p>
+        </w:tc>
+        <w:tc>
+          <w:tcPr>
+            <w:tcW w:w="0" w:type="auto"/>
+            <w:vAlign w:val="center"/>
+            <w:hideMark/>
+          </w:tcPr>
+          <w:p>
+            <w:pPr>
+              <w:spacing w:after="0" w:line="240" w:lineRule="auto"/>
+              <w:rPr>
+                <w:rFonts w:ascii="Times New Roman" w:eastAsia="Times New Roman" w:hAnsi="Times New Roman" w:cs="Times New Roman"/>
+                <w:kern w:val="0"/>
+                <w:lang w:bidi="hi-IN"/>
+                <w14:ligatures w14:val="none"/>
+              </w:rPr>
+            </w:pPr>
+            <w:r>
+              <w:rPr>
+                <w:rFonts w:ascii="Times New Roman" w:eastAsia="Times New Roman" w:hAnsi="Times New Roman" w:cs="Times New Roman"/>
+                <w:kern w:val="0"/>
+                <w:lang w:bidi="hi-IN"/>
+                <w14:ligatures w14:val="none"/>
+              </w:rPr>
+              <w:t>Nothing</w:t>
+            </w:r>
+          </w:p>
+        </w:tc>
+        <w:tc>
+          <w:tcPr>
+            <w:tcW w:w="0" w:type="auto"/>
+            <w:vAlign w:val="center"/>
+            <w:hideMark/>
+          </w:tcPr>
+          <w:p>
+            <w:pPr>
+              <w:spacing w:after="0" w:line="240" w:lineRule="auto"/>
+              <w:rPr>
+                <w:rFonts w:ascii="Times New Roman" w:eastAsia="Times New Roman" w:hAnsi="Times New Roman" w:cs="Times New Roman"/>
+                <w:kern w:val="0"/>
+                <w:lang w:bidi="hi-IN"/>
+                <w14:ligatures w14:val="none"/>
+              </w:rPr>
+            </w:pPr>
+            <w:r>
+              <w:rPr>
+                <w:rFonts w:ascii="Times New Roman" w:eastAsia="Times New Roman" w:hAnsi="Times New Roman" w:cs="Times New Roman"/>
+                <w:kern w:val="0"/>
+                <w:lang w:bidi="hi-IN"/>
+                <w14:ligatures w14:val="none"/>
+              </w:rPr>
+              <w:t>Everything native</w:t>
+            </w:r>
           </w:p>
         </w:tc>
       </w:tr>
       <w:tr>
-        <w:tblPrEx>
-          <w:tblBorders>
-            <w:top w:val="none" w:sz="0" w:space="0" w:color="auto"/>
-          </w:tblBorders>
-          <w:tblCellMar>
-            <w:top w:w="0" w:type="dxa"/>
-            <w:bottom w:w="0" w:type="dxa"/>
-          </w:tblCellMar>
-        </w:tblPrEx>
-        <w:tc>
-          <w:tcPr>
-            <w:tcW w:w="2988" w:type="dxa"/>
-            <w:tcBorders>
-              <w:top w:val="single" w:sz="8" w:space="0" w:color="9A9A9A"/>
-              <w:left w:val="single" w:sz="8" w:space="0" w:color="9A9A9A"/>
-              <w:bottom w:val="single" w:sz="8" w:space="0" w:color="9A9A9A"/>
-              <w:right w:val="single" w:sz="8" w:space="0" w:color="9A9A9A"/>
-            </w:tcBorders>
-            <w:tcMar>
-              <w:top w:w="100" w:type="nil"/>
-              <w:left w:w="20" w:type="nil"/>
-              <w:bottom w:w="20" w:type="nil"/>
-              <w:right w:w="100" w:type="nil"/>
-            </w:tcMar>
-          </w:tcPr>
-          <w:p>
-            <w:pPr>
-              <w:autoSpaceDE w:val="0"/>
-              <w:autoSpaceDN w:val="0"/>
-              <w:adjustRightInd w:val="0"/>
-              <w:spacing w:after="0" w:line="240" w:lineRule="auto"/>
-              <w:rPr>
-                <w:rFonts w:ascii="Helvetica" w:hAnsi="Helvetica" w:cs="Helvetica"/>
-                <w:kern w:val="0"/>
-                <w:lang w:bidi="hi-IN"/>
-              </w:rPr>
-            </w:pPr>
-            <w:r>
-              <w:rPr>
-                <w:rFonts w:ascii="Helvetica Neue" w:hAnsi="Helvetica Neue" w:cs="Helvetica Neue"/>
-                <w:kern w:val="0"/>
-                <w:sz w:val="26"/>
-                <w:szCs w:val="26"/>
-                <w:lang w:bidi="hi-IN"/>
-              </w:rPr>
-              <w:t>XML Metadata Parser</w:t>
-            </w:r>
-          </w:p>
-        </w:tc>
-        <w:tc>
-          <w:tcPr>
-            <w:tcW w:w="2880" w:type="dxa"/>
-            <w:tcBorders>
-              <w:top w:val="single" w:sz="8" w:space="0" w:color="9A9A9A"/>
-              <w:left w:val="single" w:sz="8" w:space="0" w:color="9A9A9A"/>
-              <w:bottom w:val="single" w:sz="8" w:space="0" w:color="9A9A9A"/>
-              <w:right w:val="single" w:sz="8" w:space="0" w:color="9A9A9A"/>
-            </w:tcBorders>
-            <w:tcMar>
-              <w:top w:w="100" w:type="nil"/>
-              <w:left w:w="20" w:type="nil"/>
-              <w:bottom w:w="20" w:type="nil"/>
-              <w:right w:w="100" w:type="nil"/>
-            </w:tcMar>
-          </w:tcPr>
-          <w:p>
-            <w:pPr>
-              <w:autoSpaceDE w:val="0"/>
-              <w:autoSpaceDN w:val="0"/>
-              <w:adjustRightInd w:val="0"/>
-              <w:spacing w:after="0" w:line="240" w:lineRule="auto"/>
-              <w:rPr>
-                <w:rFonts w:ascii="Helvetica" w:hAnsi="Helvetica" w:cs="Helvetica"/>
-                <w:kern w:val="0"/>
-                <w:lang w:bidi="hi-IN"/>
-              </w:rPr>
-            </w:pPr>
-            <w:r>
-              <w:rPr>
-                <w:rFonts w:ascii="Apple Color Emoji" w:hAnsi="Apple Color Emoji" w:cs="Apple Color Emoji"/>
-                <w:kern w:val="0"/>
-                <w:sz w:val="26"/>
-                <w:szCs w:val="26"/>
-                <w:lang w:bidi="hi-IN"/>
-              </w:rPr>
-              <w:t>✅</w:t>
-            </w:r>
-          </w:p>
-        </w:tc>
-        <w:tc>
-          <w:tcPr>
-            <w:tcW w:w="2880" w:type="dxa"/>
-            <w:tcBorders>
-              <w:top w:val="single" w:sz="8" w:space="0" w:color="9A9A9A"/>
-              <w:left w:val="single" w:sz="8" w:space="0" w:color="9A9A9A"/>
-              <w:bottom w:val="single" w:sz="8" w:space="0" w:color="9A9A9A"/>
-              <w:right w:val="single" w:sz="8" w:space="0" w:color="9A9A9A"/>
-            </w:tcBorders>
-            <w:tcMar>
-              <w:top w:w="100" w:type="nil"/>
-              <w:left w:w="20" w:type="nil"/>
-              <w:bottom w:w="20" w:type="nil"/>
-              <w:right w:w="100" w:type="nil"/>
-            </w:tcMar>
-          </w:tcPr>
-          <w:p>
-            <w:pPr>
-              <w:tabs>
-                <w:tab w:val="left" w:pos="560"/>
-                <w:tab w:val="left" w:pos="1120"/>
-                <w:tab w:val="left" w:pos="1680"/>
-                <w:tab w:val="left" w:pos="2240"/>
-                <w:tab w:val="left" w:pos="2800"/>
-                <w:tab w:val="left" w:pos="3360"/>
-                <w:tab w:val="left" w:pos="3920"/>
-                <w:tab w:val="left" w:pos="4480"/>
-                <w:tab w:val="left" w:pos="5040"/>
-                <w:tab w:val="left" w:pos="5600"/>
-                <w:tab w:val="left" w:pos="6160"/>
-                <w:tab w:val="left" w:pos="6720"/>
-              </w:tabs>
-              <w:autoSpaceDE w:val="0"/>
-              <w:autoSpaceDN w:val="0"/>
-              <w:adjustRightInd w:val="0"/>
-              <w:spacing w:after="0" w:line="240" w:lineRule="auto"/>
-              <w:rPr>
-                <w:rFonts w:ascii="Helvetica" w:hAnsi="Helvetica" w:cs="Helvetica"/>
-                <w:kern w:val="0"/>
-                <w:lang w:bidi="hi-IN"/>
-              </w:rPr>
-            </w:pPr>
+        <w:trPr>
+          <w:tblCellSpacing w:w="15" w:type="dxa"/>
+        </w:trPr>
+        <w:tc>
+          <w:tcPr>
+            <w:tcW w:w="0" w:type="auto"/>
+            <w:vAlign w:val="center"/>
+            <w:hideMark/>
+          </w:tcPr>
+          <w:p>
+            <w:pPr>
+              <w:spacing w:after="0" w:line="240" w:lineRule="auto"/>
+              <w:rPr>
+                <w:rFonts w:ascii="Times New Roman" w:eastAsia="Times New Roman" w:hAnsi="Times New Roman" w:cs="Times New Roman"/>
+                <w:kern w:val="0"/>
+                <w:lang w:bidi="hi-IN"/>
+                <w14:ligatures w14:val="none"/>
+              </w:rPr>
+            </w:pPr>
+            <w:r>
+              <w:rPr>
+                <w:rFonts w:ascii="Times New Roman" w:eastAsia="Times New Roman" w:hAnsi="Times New Roman" w:cs="Times New Roman"/>
+                <w:b/>
+                <w:bCs/>
+                <w:kern w:val="0"/>
+                <w:lang w:bidi="hi-IN"/>
+                <w14:ligatures w14:val="none"/>
+              </w:rPr>
+              <w:t>KMP</w:t>
+            </w:r>
+          </w:p>
+        </w:tc>
+        <w:tc>
+          <w:tcPr>
+            <w:tcW w:w="0" w:type="auto"/>
+            <w:vAlign w:val="center"/>
+            <w:hideMark/>
+          </w:tcPr>
+          <w:p>
+            <w:pPr>
+              <w:spacing w:after="0" w:line="240" w:lineRule="auto"/>
+              <w:rPr>
+                <w:rFonts w:ascii="Times New Roman" w:eastAsia="Times New Roman" w:hAnsi="Times New Roman" w:cs="Times New Roman"/>
+                <w:kern w:val="0"/>
+                <w:lang w:bidi="hi-IN"/>
+                <w14:ligatures w14:val="none"/>
+              </w:rPr>
+            </w:pPr>
+            <w:r>
+              <w:rPr>
+                <w:rFonts w:ascii="Times New Roman" w:eastAsia="Times New Roman" w:hAnsi="Times New Roman" w:cs="Times New Roman"/>
+                <w:kern w:val="0"/>
+                <w:lang w:bidi="hi-IN"/>
+                <w14:ligatures w14:val="none"/>
+              </w:rPr>
+              <w:t>Networking, Search, Package Management, Storage Logic, Metadata, Aircraft Context</w:t>
+            </w:r>
+          </w:p>
+        </w:tc>
+        <w:tc>
+          <w:tcPr>
+            <w:tcW w:w="0" w:type="auto"/>
+            <w:vAlign w:val="center"/>
+            <w:hideMark/>
+          </w:tcPr>
+          <w:p>
+            <w:pPr>
+              <w:spacing w:after="0" w:line="240" w:lineRule="auto"/>
+              <w:rPr>
+                <w:rFonts w:ascii="Times New Roman" w:eastAsia="Times New Roman" w:hAnsi="Times New Roman" w:cs="Times New Roman"/>
+                <w:kern w:val="0"/>
+                <w:lang w:bidi="hi-IN"/>
+                <w14:ligatures w14:val="none"/>
+              </w:rPr>
+            </w:pPr>
+            <w:r>
+              <w:rPr>
+                <w:rFonts w:ascii="Times New Roman" w:eastAsia="Times New Roman" w:hAnsi="Times New Roman" w:cs="Times New Roman"/>
+                <w:kern w:val="0"/>
+                <w:lang w:bidi="hi-IN"/>
+                <w14:ligatures w14:val="none"/>
+              </w:rPr>
+              <w:t>CGM, WebView, JS Bridge, File Operations, Downloads, Security</w:t>
+            </w:r>
           </w:p>
         </w:tc>
       </w:tr>
       <w:tr>
-        <w:tblPrEx>
-          <w:tblBorders>
-            <w:top w:val="none" w:sz="0" w:space="0" w:color="auto"/>
-          </w:tblBorders>
-          <w:tblCellMar>
-            <w:top w:w="0" w:type="dxa"/>
-            <w:bottom w:w="0" w:type="dxa"/>
-          </w:tblCellMar>
-        </w:tblPrEx>
-        <w:tc>
-          <w:tcPr>
-            <w:tcW w:w="2988" w:type="dxa"/>
-            <w:tcBorders>
-              <w:top w:val="single" w:sz="8" w:space="0" w:color="9A9A9A"/>
-              <w:left w:val="single" w:sz="8" w:space="0" w:color="9A9A9A"/>
-              <w:bottom w:val="single" w:sz="8" w:space="0" w:color="9A9A9A"/>
-              <w:right w:val="single" w:sz="8" w:space="0" w:color="9A9A9A"/>
-            </w:tcBorders>
-            <w:tcMar>
-              <w:top w:w="100" w:type="nil"/>
-              <w:left w:w="20" w:type="nil"/>
-              <w:bottom w:w="20" w:type="nil"/>
-              <w:right w:w="100" w:type="nil"/>
-            </w:tcMar>
-          </w:tcPr>
-          <w:p>
-            <w:pPr>
-              <w:autoSpaceDE w:val="0"/>
-              <w:autoSpaceDN w:val="0"/>
-              <w:adjustRightInd w:val="0"/>
-              <w:spacing w:after="0" w:line="240" w:lineRule="auto"/>
-              <w:rPr>
-                <w:rFonts w:ascii="Helvetica" w:hAnsi="Helvetica" w:cs="Helvetica"/>
-                <w:kern w:val="0"/>
-                <w:lang w:bidi="hi-IN"/>
-              </w:rPr>
-            </w:pPr>
-            <w:r>
-              <w:rPr>
-                <w:rFonts w:ascii="Helvetica Neue" w:hAnsi="Helvetica Neue" w:cs="Helvetica Neue"/>
-                <w:kern w:val="0"/>
-                <w:sz w:val="26"/>
-                <w:szCs w:val="26"/>
-                <w:lang w:bidi="hi-IN"/>
-              </w:rPr>
-              <w:t>Aircraft Context Logic</w:t>
-            </w:r>
-          </w:p>
-        </w:tc>
-        <w:tc>
-          <w:tcPr>
-            <w:tcW w:w="2880" w:type="dxa"/>
-            <w:tcBorders>
-              <w:top w:val="single" w:sz="8" w:space="0" w:color="9A9A9A"/>
-              <w:left w:val="single" w:sz="8" w:space="0" w:color="9A9A9A"/>
-              <w:bottom w:val="single" w:sz="8" w:space="0" w:color="9A9A9A"/>
-              <w:right w:val="single" w:sz="8" w:space="0" w:color="9A9A9A"/>
-            </w:tcBorders>
-            <w:tcMar>
-              <w:top w:w="100" w:type="nil"/>
-              <w:left w:w="20" w:type="nil"/>
-              <w:bottom w:w="20" w:type="nil"/>
-              <w:right w:w="100" w:type="nil"/>
-            </w:tcMar>
-          </w:tcPr>
-          <w:p>
-            <w:pPr>
-              <w:autoSpaceDE w:val="0"/>
-              <w:autoSpaceDN w:val="0"/>
-              <w:adjustRightInd w:val="0"/>
-              <w:spacing w:after="0" w:line="240" w:lineRule="auto"/>
-              <w:rPr>
-                <w:rFonts w:ascii="Helvetica" w:hAnsi="Helvetica" w:cs="Helvetica"/>
-                <w:kern w:val="0"/>
-                <w:lang w:bidi="hi-IN"/>
-              </w:rPr>
-            </w:pPr>
-            <w:r>
-              <w:rPr>
-                <w:rFonts w:ascii="Apple Color Emoji" w:hAnsi="Apple Color Emoji" w:cs="Apple Color Emoji"/>
-                <w:kern w:val="0"/>
-                <w:sz w:val="26"/>
-                <w:szCs w:val="26"/>
-                <w:lang w:bidi="hi-IN"/>
-              </w:rPr>
-              <w:t>✅</w:t>
-            </w:r>
-          </w:p>
-        </w:tc>
-        <w:tc>
-          <w:tcPr>
-            <w:tcW w:w="2880" w:type="dxa"/>
-            <w:tcBorders>
-              <w:top w:val="single" w:sz="8" w:space="0" w:color="9A9A9A"/>
-              <w:left w:val="single" w:sz="8" w:space="0" w:color="9A9A9A"/>
-              <w:bottom w:val="single" w:sz="8" w:space="0" w:color="9A9A9A"/>
-              <w:right w:val="single" w:sz="8" w:space="0" w:color="9A9A9A"/>
-            </w:tcBorders>
-            <w:tcMar>
-              <w:top w:w="100" w:type="nil"/>
-              <w:left w:w="20" w:type="nil"/>
-              <w:bottom w:w="20" w:type="nil"/>
-              <w:right w:w="100" w:type="nil"/>
-            </w:tcMar>
-          </w:tcPr>
-          <w:p>
-            <w:pPr>
-              <w:tabs>
-                <w:tab w:val="left" w:pos="560"/>
-                <w:tab w:val="left" w:pos="1120"/>
-                <w:tab w:val="left" w:pos="1680"/>
-                <w:tab w:val="left" w:pos="2240"/>
-                <w:tab w:val="left" w:pos="2800"/>
-                <w:tab w:val="left" w:pos="3360"/>
-                <w:tab w:val="left" w:pos="3920"/>
-                <w:tab w:val="left" w:pos="4480"/>
-                <w:tab w:val="left" w:pos="5040"/>
-                <w:tab w:val="left" w:pos="5600"/>
-                <w:tab w:val="left" w:pos="6160"/>
-                <w:tab w:val="left" w:pos="6720"/>
-              </w:tabs>
-              <w:autoSpaceDE w:val="0"/>
-              <w:autoSpaceDN w:val="0"/>
-              <w:adjustRightInd w:val="0"/>
-              <w:spacing w:after="0" w:line="240" w:lineRule="auto"/>
-              <w:rPr>
-                <w:rFonts w:ascii="Helvetica" w:hAnsi="Helvetica" w:cs="Helvetica"/>
-                <w:kern w:val="0"/>
-                <w:lang w:bidi="hi-IN"/>
-              </w:rPr>
-            </w:pPr>
+        <w:trPr>
+          <w:tblCellSpacing w:w="15" w:type="dxa"/>
+        </w:trPr>
+        <w:tc>
+          <w:tcPr>
+            <w:tcW w:w="0" w:type="auto"/>
+            <w:vAlign w:val="center"/>
+            <w:hideMark/>
+          </w:tcPr>
+          <w:p>
+            <w:pPr>
+              <w:spacing w:after="0" w:line="240" w:lineRule="auto"/>
+              <w:rPr>
+                <w:rFonts w:ascii="Times New Roman" w:eastAsia="Times New Roman" w:hAnsi="Times New Roman" w:cs="Times New Roman"/>
+                <w:kern w:val="0"/>
+                <w:lang w:bidi="hi-IN"/>
+                <w14:ligatures w14:val="none"/>
+              </w:rPr>
+            </w:pPr>
+            <w:r>
+              <w:rPr>
+                <w:rFonts w:ascii="Times New Roman" w:eastAsia="Times New Roman" w:hAnsi="Times New Roman" w:cs="Times New Roman"/>
+                <w:b/>
+                <w:bCs/>
+                <w:kern w:val="0"/>
+                <w:lang w:bidi="hi-IN"/>
+                <w14:ligatures w14:val="none"/>
+              </w:rPr>
+              <w:t>Flutter</w:t>
+            </w:r>
+          </w:p>
+        </w:tc>
+        <w:tc>
+          <w:tcPr>
+            <w:tcW w:w="0" w:type="auto"/>
+            <w:vAlign w:val="center"/>
+            <w:hideMark/>
+          </w:tcPr>
+          <w:p>
+            <w:pPr>
+              <w:spacing w:after="0" w:line="240" w:lineRule="auto"/>
+              <w:rPr>
+                <w:rFonts w:ascii="Times New Roman" w:eastAsia="Times New Roman" w:hAnsi="Times New Roman" w:cs="Times New Roman"/>
+                <w:kern w:val="0"/>
+                <w:lang w:bidi="hi-IN"/>
+                <w14:ligatures w14:val="none"/>
+              </w:rPr>
+            </w:pPr>
+            <w:r>
+              <w:rPr>
+                <w:rFonts w:ascii="Times New Roman" w:eastAsia="Times New Roman" w:hAnsi="Times New Roman" w:cs="Times New Roman"/>
+                <w:kern w:val="0"/>
+                <w:lang w:bidi="hi-IN"/>
+                <w14:ligatures w14:val="none"/>
+              </w:rPr>
+              <w:t>UI + Business Logic</w:t>
+            </w:r>
+          </w:p>
+        </w:tc>
+        <w:tc>
+          <w:tcPr>
+            <w:tcW w:w="0" w:type="auto"/>
+            <w:vAlign w:val="center"/>
+            <w:hideMark/>
+          </w:tcPr>
+          <w:p>
+            <w:pPr>
+              <w:spacing w:after="0" w:line="240" w:lineRule="auto"/>
+              <w:rPr>
+                <w:rFonts w:ascii="Times New Roman" w:eastAsia="Times New Roman" w:hAnsi="Times New Roman" w:cs="Times New Roman"/>
+                <w:kern w:val="0"/>
+                <w:lang w:bidi="hi-IN"/>
+                <w14:ligatures w14:val="none"/>
+              </w:rPr>
+            </w:pPr>
+            <w:r>
+              <w:rPr>
+                <w:rFonts w:ascii="Times New Roman" w:eastAsia="Times New Roman" w:hAnsi="Times New Roman" w:cs="Times New Roman"/>
+                <w:kern w:val="0"/>
+                <w:lang w:bidi="hi-IN"/>
+                <w14:ligatures w14:val="none"/>
+              </w:rPr>
+              <w:t>CGM, Native SDKs, WebView internals, Storage Optimization</w:t>
+            </w:r>
           </w:p>
         </w:tc>
       </w:tr>
       <w:tr>
-        <w:tblPrEx>
-          <w:tblBorders>
-            <w:top w:val="none" w:sz="0" w:space="0" w:color="auto"/>
-          </w:tblBorders>
-          <w:tblCellMar>
-            <w:top w:w="0" w:type="dxa"/>
-            <w:bottom w:w="0" w:type="dxa"/>
-          </w:tblCellMar>
-        </w:tblPrEx>
-        <w:tc>
-          <w:tcPr>
-            <w:tcW w:w="2988" w:type="dxa"/>
-            <w:tcBorders>
-              <w:top w:val="single" w:sz="8" w:space="0" w:color="9A9A9A"/>
-              <w:left w:val="single" w:sz="8" w:space="0" w:color="9A9A9A"/>
-              <w:bottom w:val="single" w:sz="8" w:space="0" w:color="9A9A9A"/>
-              <w:right w:val="single" w:sz="8" w:space="0" w:color="9A9A9A"/>
-            </w:tcBorders>
-            <w:tcMar>
-              <w:top w:w="100" w:type="nil"/>
-              <w:left w:w="20" w:type="nil"/>
-              <w:bottom w:w="20" w:type="nil"/>
-              <w:right w:w="100" w:type="nil"/>
-            </w:tcMar>
-          </w:tcPr>
-          <w:p>
-            <w:pPr>
-              <w:autoSpaceDE w:val="0"/>
-              <w:autoSpaceDN w:val="0"/>
-              <w:adjustRightInd w:val="0"/>
-              <w:spacing w:after="0" w:line="240" w:lineRule="auto"/>
-              <w:rPr>
-                <w:rFonts w:ascii="Helvetica" w:hAnsi="Helvetica" w:cs="Helvetica"/>
-                <w:kern w:val="0"/>
-                <w:lang w:bidi="hi-IN"/>
-              </w:rPr>
-            </w:pPr>
-            <w:r>
-              <w:rPr>
-                <w:rFonts w:ascii="Helvetica Neue" w:hAnsi="Helvetica Neue" w:cs="Helvetica Neue"/>
-                <w:kern w:val="0"/>
-                <w:sz w:val="26"/>
-                <w:szCs w:val="26"/>
-                <w:lang w:bidi="hi-IN"/>
-              </w:rPr>
-              <w:t>Search Engine</w:t>
-            </w:r>
-          </w:p>
-        </w:tc>
-        <w:tc>
-          <w:tcPr>
-            <w:tcW w:w="2880" w:type="dxa"/>
-            <w:tcBorders>
-              <w:top w:val="single" w:sz="8" w:space="0" w:color="9A9A9A"/>
-              <w:left w:val="single" w:sz="8" w:space="0" w:color="9A9A9A"/>
-              <w:bottom w:val="single" w:sz="8" w:space="0" w:color="9A9A9A"/>
-              <w:right w:val="single" w:sz="8" w:space="0" w:color="9A9A9A"/>
-            </w:tcBorders>
-            <w:tcMar>
-              <w:top w:w="100" w:type="nil"/>
-              <w:left w:w="20" w:type="nil"/>
-              <w:bottom w:w="20" w:type="nil"/>
-              <w:right w:w="100" w:type="nil"/>
-            </w:tcMar>
-          </w:tcPr>
-          <w:p>
-            <w:pPr>
-              <w:autoSpaceDE w:val="0"/>
-              <w:autoSpaceDN w:val="0"/>
-              <w:adjustRightInd w:val="0"/>
-              <w:spacing w:after="0" w:line="240" w:lineRule="auto"/>
-              <w:rPr>
-                <w:rFonts w:ascii="Helvetica" w:hAnsi="Helvetica" w:cs="Helvetica"/>
-                <w:kern w:val="0"/>
-                <w:lang w:bidi="hi-IN"/>
-              </w:rPr>
-            </w:pPr>
-            <w:r>
-              <w:rPr>
-                <w:rFonts w:ascii="Apple Color Emoji" w:hAnsi="Apple Color Emoji" w:cs="Apple Color Emoji"/>
-                <w:kern w:val="0"/>
-                <w:sz w:val="26"/>
-                <w:szCs w:val="26"/>
-                <w:lang w:bidi="hi-IN"/>
-              </w:rPr>
-              <w:t>✅</w:t>
-            </w:r>
-          </w:p>
-        </w:tc>
-        <w:tc>
-          <w:tcPr>
-            <w:tcW w:w="2880" w:type="dxa"/>
-            <w:tcBorders>
-              <w:top w:val="single" w:sz="8" w:space="0" w:color="9A9A9A"/>
-              <w:left w:val="single" w:sz="8" w:space="0" w:color="9A9A9A"/>
-              <w:bottom w:val="single" w:sz="8" w:space="0" w:color="9A9A9A"/>
-              <w:right w:val="single" w:sz="8" w:space="0" w:color="9A9A9A"/>
-            </w:tcBorders>
-            <w:tcMar>
-              <w:top w:w="100" w:type="nil"/>
-              <w:left w:w="20" w:type="nil"/>
-              <w:bottom w:w="20" w:type="nil"/>
-              <w:right w:w="100" w:type="nil"/>
-            </w:tcMar>
-          </w:tcPr>
-          <w:p>
-            <w:pPr>
-              <w:tabs>
-                <w:tab w:val="left" w:pos="560"/>
-                <w:tab w:val="left" w:pos="1120"/>
-                <w:tab w:val="left" w:pos="1680"/>
-                <w:tab w:val="left" w:pos="2240"/>
-                <w:tab w:val="left" w:pos="2800"/>
-                <w:tab w:val="left" w:pos="3360"/>
-                <w:tab w:val="left" w:pos="3920"/>
-                <w:tab w:val="left" w:pos="4480"/>
-                <w:tab w:val="left" w:pos="5040"/>
-                <w:tab w:val="left" w:pos="5600"/>
-                <w:tab w:val="left" w:pos="6160"/>
-                <w:tab w:val="left" w:pos="6720"/>
-              </w:tabs>
-              <w:autoSpaceDE w:val="0"/>
-              <w:autoSpaceDN w:val="0"/>
-              <w:adjustRightInd w:val="0"/>
-              <w:spacing w:after="0" w:line="240" w:lineRule="auto"/>
-              <w:rPr>
-                <w:rFonts w:ascii="Helvetica" w:hAnsi="Helvetica" w:cs="Helvetica"/>
-                <w:kern w:val="0"/>
-                <w:lang w:bidi="hi-IN"/>
-              </w:rPr>
-            </w:pPr>
+        <w:trPr>
+          <w:tblCellSpacing w:w="15" w:type="dxa"/>
+        </w:trPr>
+        <w:tc>
+          <w:tcPr>
+            <w:tcW w:w="0" w:type="auto"/>
+            <w:vAlign w:val="center"/>
+            <w:hideMark/>
+          </w:tcPr>
+          <w:p>
+            <w:pPr>
+              <w:spacing w:after="0" w:line="240" w:lineRule="auto"/>
+              <w:rPr>
+                <w:rFonts w:ascii="Times New Roman" w:eastAsia="Times New Roman" w:hAnsi="Times New Roman" w:cs="Times New Roman"/>
+                <w:kern w:val="0"/>
+                <w:lang w:bidi="hi-IN"/>
+                <w14:ligatures w14:val="none"/>
+              </w:rPr>
+            </w:pPr>
+            <w:r>
+              <w:rPr>
+                <w:rFonts w:ascii="Times New Roman" w:eastAsia="Times New Roman" w:hAnsi="Times New Roman" w:cs="Times New Roman"/>
+                <w:b/>
+                <w:bCs/>
+                <w:kern w:val="0"/>
+                <w:lang w:bidi="hi-IN"/>
+                <w14:ligatures w14:val="none"/>
+              </w:rPr>
+              <w:t>Skip</w:t>
+            </w:r>
+          </w:p>
+        </w:tc>
+        <w:tc>
+          <w:tcPr>
+            <w:tcW w:w="0" w:type="auto"/>
+            <w:vAlign w:val="center"/>
+            <w:hideMark/>
+          </w:tcPr>
+          <w:p>
+            <w:pPr>
+              <w:spacing w:after="0" w:line="240" w:lineRule="auto"/>
+              <w:rPr>
+                <w:rFonts w:ascii="Times New Roman" w:eastAsia="Times New Roman" w:hAnsi="Times New Roman" w:cs="Times New Roman"/>
+                <w:kern w:val="0"/>
+                <w:lang w:bidi="hi-IN"/>
+                <w14:ligatures w14:val="none"/>
+              </w:rPr>
+            </w:pPr>
+            <w:r>
+              <w:rPr>
+                <w:rFonts w:ascii="Times New Roman" w:eastAsia="Times New Roman" w:hAnsi="Times New Roman" w:cs="Times New Roman"/>
+                <w:kern w:val="0"/>
+                <w:lang w:bidi="hi-IN"/>
+                <w14:ligatures w14:val="none"/>
+              </w:rPr>
+              <w:t>Swift Business Logic + Some UI</w:t>
+            </w:r>
+          </w:p>
+        </w:tc>
+        <w:tc>
+          <w:tcPr>
+            <w:tcW w:w="0" w:type="auto"/>
+            <w:vAlign w:val="center"/>
+            <w:hideMark/>
+          </w:tcPr>
+          <w:p>
+            <w:pPr>
+              <w:spacing w:after="0" w:line="240" w:lineRule="auto"/>
+              <w:rPr>
+                <w:rFonts w:ascii="Times New Roman" w:eastAsia="Times New Roman" w:hAnsi="Times New Roman" w:cs="Times New Roman"/>
+                <w:kern w:val="0"/>
+                <w:lang w:bidi="hi-IN"/>
+                <w14:ligatures w14:val="none"/>
+              </w:rPr>
+            </w:pPr>
+            <w:r>
+              <w:rPr>
+                <w:rFonts w:ascii="Times New Roman" w:eastAsia="Times New Roman" w:hAnsi="Times New Roman" w:cs="Times New Roman"/>
+                <w:kern w:val="0"/>
+                <w:lang w:bidi="hi-IN"/>
+                <w14:ligatures w14:val="none"/>
+              </w:rPr>
+              <w:t>CGM, WebView, JS Bridge, Storage, SDKs</w:t>
+            </w:r>
           </w:p>
         </w:tc>
       </w:tr>
       <w:tr>
-        <w:tblPrEx>
-          <w:tblBorders>
-            <w:top w:val="none" w:sz="0" w:space="0" w:color="auto"/>
-          </w:tblBorders>
-          <w:tblCellMar>
-            <w:top w:w="0" w:type="dxa"/>
-            <w:bottom w:w="0" w:type="dxa"/>
-          </w:tblCellMar>
-        </w:tblPrEx>
-        <w:tc>
-          <w:tcPr>
-            <w:tcW w:w="2988" w:type="dxa"/>
-            <w:tcBorders>
-              <w:top w:val="single" w:sz="8" w:space="0" w:color="9A9A9A"/>
-              <w:left w:val="single" w:sz="8" w:space="0" w:color="9A9A9A"/>
-              <w:bottom w:val="single" w:sz="8" w:space="0" w:color="9A9A9A"/>
-              <w:right w:val="single" w:sz="8" w:space="0" w:color="9A9A9A"/>
-            </w:tcBorders>
-            <w:tcMar>
-              <w:top w:w="100" w:type="nil"/>
-              <w:left w:w="20" w:type="nil"/>
-              <w:bottom w:w="20" w:type="nil"/>
-              <w:right w:w="100" w:type="nil"/>
-            </w:tcMar>
-          </w:tcPr>
-          <w:p>
-            <w:pPr>
-              <w:autoSpaceDE w:val="0"/>
-              <w:autoSpaceDN w:val="0"/>
-              <w:adjustRightInd w:val="0"/>
-              <w:spacing w:after="0" w:line="240" w:lineRule="auto"/>
-              <w:rPr>
-                <w:rFonts w:ascii="Helvetica" w:hAnsi="Helvetica" w:cs="Helvetica"/>
-                <w:kern w:val="0"/>
-                <w:lang w:bidi="hi-IN"/>
-              </w:rPr>
-            </w:pPr>
-            <w:r>
-              <w:rPr>
-                <w:rFonts w:ascii="Helvetica Neue" w:hAnsi="Helvetica Neue" w:cs="Helvetica Neue"/>
-                <w:kern w:val="0"/>
-                <w:sz w:val="26"/>
-                <w:szCs w:val="26"/>
-                <w:lang w:bidi="hi-IN"/>
-              </w:rPr>
-              <w:t>WebView</w:t>
-            </w:r>
-          </w:p>
-        </w:tc>
-        <w:tc>
-          <w:tcPr>
-            <w:tcW w:w="2880" w:type="dxa"/>
-            <w:tcBorders>
-              <w:top w:val="single" w:sz="8" w:space="0" w:color="9A9A9A"/>
-              <w:left w:val="single" w:sz="8" w:space="0" w:color="9A9A9A"/>
-              <w:bottom w:val="single" w:sz="8" w:space="0" w:color="9A9A9A"/>
-              <w:right w:val="single" w:sz="8" w:space="0" w:color="9A9A9A"/>
-            </w:tcBorders>
-            <w:tcMar>
-              <w:top w:w="100" w:type="nil"/>
-              <w:left w:w="20" w:type="nil"/>
-              <w:bottom w:w="20" w:type="nil"/>
-              <w:right w:w="100" w:type="nil"/>
-            </w:tcMar>
-          </w:tcPr>
-          <w:p>
-            <w:pPr>
-              <w:tabs>
-                <w:tab w:val="left" w:pos="560"/>
-                <w:tab w:val="left" w:pos="1120"/>
-                <w:tab w:val="left" w:pos="1680"/>
-                <w:tab w:val="left" w:pos="2240"/>
-                <w:tab w:val="left" w:pos="2800"/>
-                <w:tab w:val="left" w:pos="3360"/>
-                <w:tab w:val="left" w:pos="3920"/>
-                <w:tab w:val="left" w:pos="4480"/>
-                <w:tab w:val="left" w:pos="5040"/>
-                <w:tab w:val="left" w:pos="5600"/>
-                <w:tab w:val="left" w:pos="6160"/>
-                <w:tab w:val="left" w:pos="6720"/>
-              </w:tabs>
-              <w:autoSpaceDE w:val="0"/>
-              <w:autoSpaceDN w:val="0"/>
-              <w:adjustRightInd w:val="0"/>
-              <w:spacing w:after="0" w:line="240" w:lineRule="auto"/>
-              <w:rPr>
-                <w:rFonts w:ascii="Helvetica" w:hAnsi="Helvetica" w:cs="Helvetica"/>
-                <w:kern w:val="0"/>
-                <w:lang w:bidi="hi-IN"/>
-              </w:rPr>
-            </w:pPr>
-          </w:p>
-        </w:tc>
-        <w:tc>
-          <w:tcPr>
-            <w:tcW w:w="2880" w:type="dxa"/>
-            <w:tcBorders>
-              <w:top w:val="single" w:sz="8" w:space="0" w:color="9A9A9A"/>
-              <w:left w:val="single" w:sz="8" w:space="0" w:color="9A9A9A"/>
-              <w:bottom w:val="single" w:sz="8" w:space="0" w:color="9A9A9A"/>
-              <w:right w:val="single" w:sz="8" w:space="0" w:color="9A9A9A"/>
-            </w:tcBorders>
-            <w:tcMar>
-              <w:top w:w="100" w:type="nil"/>
-              <w:left w:w="20" w:type="nil"/>
-              <w:bottom w:w="20" w:type="nil"/>
-              <w:right w:w="100" w:type="nil"/>
-            </w:tcMar>
-          </w:tcPr>
-          <w:p>
-            <w:pPr>
-              <w:autoSpaceDE w:val="0"/>
-              <w:autoSpaceDN w:val="0"/>
-              <w:adjustRightInd w:val="0"/>
-              <w:spacing w:after="0" w:line="240" w:lineRule="auto"/>
-              <w:rPr>
-                <w:rFonts w:ascii="Helvetica" w:hAnsi="Helvetica" w:cs="Helvetica"/>
-                <w:kern w:val="0"/>
-                <w:lang w:bidi="hi-IN"/>
-              </w:rPr>
-            </w:pPr>
-            <w:r>
-              <w:rPr>
-                <w:rFonts w:ascii="Apple Color Emoji" w:hAnsi="Apple Color Emoji" w:cs="Apple Color Emoji"/>
-                <w:kern w:val="0"/>
-                <w:sz w:val="26"/>
-                <w:szCs w:val="26"/>
-                <w:lang w:bidi="hi-IN"/>
-              </w:rPr>
-              <w:t>✅</w:t>
+        <w:trPr>
+          <w:tblCellSpacing w:w="15" w:type="dxa"/>
+        </w:trPr>
+        <w:tc>
+          <w:tcPr>
+            <w:tcW w:w="0" w:type="auto"/>
+            <w:vAlign w:val="center"/>
+            <w:hideMark/>
+          </w:tcPr>
+          <w:p>
+            <w:pPr>
+              <w:spacing w:after="0" w:line="240" w:lineRule="auto"/>
+              <w:rPr>
+                <w:rFonts w:ascii="Times New Roman" w:eastAsia="Times New Roman" w:hAnsi="Times New Roman" w:cs="Times New Roman"/>
+                <w:kern w:val="0"/>
+                <w:lang w:bidi="hi-IN"/>
+                <w14:ligatures w14:val="none"/>
+              </w:rPr>
+            </w:pPr>
+            <w:r>
+              <w:rPr>
+                <w:rFonts w:ascii="Times New Roman" w:eastAsia="Times New Roman" w:hAnsi="Times New Roman" w:cs="Times New Roman"/>
+                <w:b/>
+                <w:bCs/>
+                <w:kern w:val="0"/>
+                <w:lang w:bidi="hi-IN"/>
+                <w14:ligatures w14:val="none"/>
+              </w:rPr>
+              <w:t>React Native</w:t>
+            </w:r>
+          </w:p>
+        </w:tc>
+        <w:tc>
+          <w:tcPr>
+            <w:tcW w:w="0" w:type="auto"/>
+            <w:vAlign w:val="center"/>
+            <w:hideMark/>
+          </w:tcPr>
+          <w:p>
+            <w:pPr>
+              <w:spacing w:after="0" w:line="240" w:lineRule="auto"/>
+              <w:rPr>
+                <w:rFonts w:ascii="Times New Roman" w:eastAsia="Times New Roman" w:hAnsi="Times New Roman" w:cs="Times New Roman"/>
+                <w:kern w:val="0"/>
+                <w:lang w:bidi="hi-IN"/>
+                <w14:ligatures w14:val="none"/>
+              </w:rPr>
+            </w:pPr>
+            <w:r>
+              <w:rPr>
+                <w:rFonts w:ascii="Times New Roman" w:eastAsia="Times New Roman" w:hAnsi="Times New Roman" w:cs="Times New Roman"/>
+                <w:kern w:val="0"/>
+                <w:lang w:bidi="hi-IN"/>
+                <w14:ligatures w14:val="none"/>
+              </w:rPr>
+              <w:t>UI + Business Logic</w:t>
+            </w:r>
+          </w:p>
+        </w:tc>
+        <w:tc>
+          <w:tcPr>
+            <w:tcW w:w="0" w:type="auto"/>
+            <w:vAlign w:val="center"/>
+            <w:hideMark/>
+          </w:tcPr>
+          <w:p>
+            <w:pPr>
+              <w:spacing w:after="0" w:line="240" w:lineRule="auto"/>
+              <w:rPr>
+                <w:rFonts w:ascii="Times New Roman" w:eastAsia="Times New Roman" w:hAnsi="Times New Roman" w:cs="Times New Roman"/>
+                <w:kern w:val="0"/>
+                <w:lang w:bidi="hi-IN"/>
+                <w14:ligatures w14:val="none"/>
+              </w:rPr>
+            </w:pPr>
+            <w:r>
+              <w:rPr>
+                <w:rFonts w:ascii="Times New Roman" w:eastAsia="Times New Roman" w:hAnsi="Times New Roman" w:cs="Times New Roman"/>
+                <w:kern w:val="0"/>
+                <w:lang w:bidi="hi-IN"/>
+                <w14:ligatures w14:val="none"/>
+              </w:rPr>
+              <w:t>CGM, Native SDKs, Storage, WebView internals</w:t>
+            </w:r>
+          </w:p>
+        </w:tc>
+      </w:tr>
+    </w:tbl>
+    <w:p/>
+    <w:tbl>
+      <w:tblPr>
+        <w:tblW w:w="0" w:type="auto"/>
+        <w:tblCellSpacing w:w="15" w:type="dxa"/>
+        <w:tblCellMar>
+          <w:top w:w="15" w:type="dxa"/>
+          <w:left w:w="15" w:type="dxa"/>
+          <w:bottom w:w="15" w:type="dxa"/>
+          <w:right w:w="15" w:type="dxa"/>
+        </w:tblCellMar>
+        <w:tblLook w:val="04A0" w:firstRow="1" w:lastRow="0" w:firstColumn="1" w:lastColumn="0" w:noHBand="0" w:noVBand="1"/>
+      </w:tblPr>
+      <w:tblGrid>
+        <w:gridCol w:w="1183"/>
+        <w:gridCol w:w="2166"/>
+        <w:gridCol w:w="2243"/>
+        <w:gridCol w:w="1179"/>
+        <w:gridCol w:w="1287"/>
+        <w:gridCol w:w="1302"/>
+      </w:tblGrid>
+      <w:tr>
+        <w:trPr>
+          <w:tblHeader/>
+          <w:tblCellSpacing w:w="15" w:type="dxa"/>
+        </w:trPr>
+        <w:tc>
+          <w:tcPr>
+            <w:tcW w:w="0" w:type="auto"/>
+            <w:vAlign w:val="center"/>
+            <w:hideMark/>
+          </w:tcPr>
+          <w:p>
+            <w:pPr>
+              <w:spacing w:after="0" w:line="240" w:lineRule="auto"/>
+              <w:jc w:val="center"/>
+              <w:rPr>
+                <w:rFonts w:ascii="Times New Roman" w:eastAsia="Times New Roman" w:hAnsi="Times New Roman" w:cs="Times New Roman"/>
+                <w:b/>
+                <w:bCs/>
+                <w:kern w:val="0"/>
+                <w:lang w:bidi="hi-IN"/>
+                <w14:ligatures w14:val="none"/>
+              </w:rPr>
+            </w:pPr>
+            <w:r>
+              <w:rPr>
+                <w:rFonts w:ascii="Times New Roman" w:eastAsia="Times New Roman" w:hAnsi="Times New Roman" w:cs="Times New Roman"/>
+                <w:b/>
+                <w:bCs/>
+                <w:kern w:val="0"/>
+                <w:lang w:bidi="hi-IN"/>
+                <w14:ligatures w14:val="none"/>
+              </w:rPr>
+              <w:t>Native Platform Dependent Module</w:t>
+            </w:r>
+          </w:p>
+        </w:tc>
+        <w:tc>
+          <w:tcPr>
+            <w:tcW w:w="0" w:type="auto"/>
+            <w:vAlign w:val="center"/>
+            <w:hideMark/>
+          </w:tcPr>
+          <w:p>
+            <w:pPr>
+              <w:spacing w:after="0" w:line="240" w:lineRule="auto"/>
+              <w:jc w:val="center"/>
+              <w:rPr>
+                <w:rFonts w:ascii="Times New Roman" w:eastAsia="Times New Roman" w:hAnsi="Times New Roman" w:cs="Times New Roman"/>
+                <w:b/>
+                <w:bCs/>
+                <w:kern w:val="0"/>
+                <w:lang w:bidi="hi-IN"/>
+                <w14:ligatures w14:val="none"/>
+              </w:rPr>
+            </w:pPr>
+            <w:r>
+              <w:rPr>
+                <w:rFonts w:ascii="Times New Roman" w:eastAsia="Times New Roman" w:hAnsi="Times New Roman" w:cs="Times New Roman"/>
+                <w:b/>
+                <w:bCs/>
+                <w:kern w:val="0"/>
+                <w:lang w:bidi="hi-IN"/>
+                <w14:ligatures w14:val="none"/>
+              </w:rPr>
+              <w:t>Native iOS</w:t>
+            </w:r>
+          </w:p>
+        </w:tc>
+        <w:tc>
+          <w:tcPr>
+            <w:tcW w:w="0" w:type="auto"/>
+            <w:vAlign w:val="center"/>
+            <w:hideMark/>
+          </w:tcPr>
+          <w:p>
+            <w:pPr>
+              <w:spacing w:after="0" w:line="240" w:lineRule="auto"/>
+              <w:jc w:val="center"/>
+              <w:rPr>
+                <w:rFonts w:ascii="Times New Roman" w:eastAsia="Times New Roman" w:hAnsi="Times New Roman" w:cs="Times New Roman"/>
+                <w:b/>
+                <w:bCs/>
+                <w:kern w:val="0"/>
+                <w:lang w:bidi="hi-IN"/>
+                <w14:ligatures w14:val="none"/>
+              </w:rPr>
+            </w:pPr>
+            <w:r>
+              <w:rPr>
+                <w:rFonts w:ascii="Times New Roman" w:eastAsia="Times New Roman" w:hAnsi="Times New Roman" w:cs="Times New Roman"/>
+                <w:b/>
+                <w:bCs/>
+                <w:kern w:val="0"/>
+                <w:lang w:bidi="hi-IN"/>
+                <w14:ligatures w14:val="none"/>
+              </w:rPr>
+              <w:t>KMP</w:t>
+            </w:r>
+          </w:p>
+        </w:tc>
+        <w:tc>
+          <w:tcPr>
+            <w:tcW w:w="0" w:type="auto"/>
+            <w:vAlign w:val="center"/>
+            <w:hideMark/>
+          </w:tcPr>
+          <w:p>
+            <w:pPr>
+              <w:spacing w:after="0" w:line="240" w:lineRule="auto"/>
+              <w:jc w:val="center"/>
+              <w:rPr>
+                <w:rFonts w:ascii="Times New Roman" w:eastAsia="Times New Roman" w:hAnsi="Times New Roman" w:cs="Times New Roman"/>
+                <w:b/>
+                <w:bCs/>
+                <w:kern w:val="0"/>
+                <w:lang w:bidi="hi-IN"/>
+                <w14:ligatures w14:val="none"/>
+              </w:rPr>
+            </w:pPr>
+            <w:r>
+              <w:rPr>
+                <w:rFonts w:ascii="Times New Roman" w:eastAsia="Times New Roman" w:hAnsi="Times New Roman" w:cs="Times New Roman"/>
+                <w:b/>
+                <w:bCs/>
+                <w:kern w:val="0"/>
+                <w:lang w:bidi="hi-IN"/>
+                <w14:ligatures w14:val="none"/>
+              </w:rPr>
+              <w:t>Flutter</w:t>
+            </w:r>
+          </w:p>
+        </w:tc>
+        <w:tc>
+          <w:tcPr>
+            <w:tcW w:w="0" w:type="auto"/>
+            <w:vAlign w:val="center"/>
+            <w:hideMark/>
+          </w:tcPr>
+          <w:p>
+            <w:pPr>
+              <w:spacing w:after="0" w:line="240" w:lineRule="auto"/>
+              <w:jc w:val="center"/>
+              <w:rPr>
+                <w:rFonts w:ascii="Times New Roman" w:eastAsia="Times New Roman" w:hAnsi="Times New Roman" w:cs="Times New Roman"/>
+                <w:b/>
+                <w:bCs/>
+                <w:kern w:val="0"/>
+                <w:lang w:bidi="hi-IN"/>
+                <w14:ligatures w14:val="none"/>
+              </w:rPr>
+            </w:pPr>
+            <w:r>
+              <w:rPr>
+                <w:rFonts w:ascii="Times New Roman" w:eastAsia="Times New Roman" w:hAnsi="Times New Roman" w:cs="Times New Roman"/>
+                <w:b/>
+                <w:bCs/>
+                <w:kern w:val="0"/>
+                <w:lang w:bidi="hi-IN"/>
+                <w14:ligatures w14:val="none"/>
+              </w:rPr>
+              <w:t>Skip</w:t>
+            </w:r>
+          </w:p>
+        </w:tc>
+        <w:tc>
+          <w:tcPr>
+            <w:tcW w:w="0" w:type="auto"/>
+            <w:vAlign w:val="center"/>
+            <w:hideMark/>
+          </w:tcPr>
+          <w:p>
+            <w:pPr>
+              <w:spacing w:after="0" w:line="240" w:lineRule="auto"/>
+              <w:jc w:val="center"/>
+              <w:rPr>
+                <w:rFonts w:ascii="Times New Roman" w:eastAsia="Times New Roman" w:hAnsi="Times New Roman" w:cs="Times New Roman"/>
+                <w:b/>
+                <w:bCs/>
+                <w:kern w:val="0"/>
+                <w:lang w:bidi="hi-IN"/>
+                <w14:ligatures w14:val="none"/>
+              </w:rPr>
+            </w:pPr>
+            <w:r>
+              <w:rPr>
+                <w:rFonts w:ascii="Times New Roman" w:eastAsia="Times New Roman" w:hAnsi="Times New Roman" w:cs="Times New Roman"/>
+                <w:b/>
+                <w:bCs/>
+                <w:kern w:val="0"/>
+                <w:lang w:bidi="hi-IN"/>
+                <w14:ligatures w14:val="none"/>
+              </w:rPr>
+              <w:t>React Native</w:t>
             </w:r>
           </w:p>
         </w:tc>
       </w:tr>
       <w:tr>
-        <w:tblPrEx>
-          <w:tblBorders>
-            <w:top w:val="none" w:sz="0" w:space="0" w:color="auto"/>
-          </w:tblBorders>
-          <w:tblCellMar>
-            <w:top w:w="0" w:type="dxa"/>
-            <w:bottom w:w="0" w:type="dxa"/>
-          </w:tblCellMar>
-        </w:tblPrEx>
-        <w:tc>
-          <w:tcPr>
-            <w:tcW w:w="2988" w:type="dxa"/>
-            <w:tcBorders>
-              <w:top w:val="single" w:sz="8" w:space="0" w:color="9A9A9A"/>
-              <w:left w:val="single" w:sz="8" w:space="0" w:color="9A9A9A"/>
-              <w:bottom w:val="single" w:sz="8" w:space="0" w:color="9A9A9A"/>
-              <w:right w:val="single" w:sz="8" w:space="0" w:color="9A9A9A"/>
-            </w:tcBorders>
-            <w:tcMar>
-              <w:top w:w="100" w:type="nil"/>
-              <w:left w:w="20" w:type="nil"/>
-              <w:bottom w:w="20" w:type="nil"/>
-              <w:right w:w="100" w:type="nil"/>
-            </w:tcMar>
-          </w:tcPr>
-          <w:p>
-            <w:pPr>
-              <w:autoSpaceDE w:val="0"/>
-              <w:autoSpaceDN w:val="0"/>
-              <w:adjustRightInd w:val="0"/>
-              <w:spacing w:after="0" w:line="240" w:lineRule="auto"/>
-              <w:rPr>
-                <w:rFonts w:ascii="Helvetica" w:hAnsi="Helvetica" w:cs="Helvetica"/>
-                <w:kern w:val="0"/>
-                <w:lang w:bidi="hi-IN"/>
-              </w:rPr>
-            </w:pPr>
-            <w:r>
-              <w:rPr>
-                <w:rFonts w:ascii="Helvetica Neue" w:hAnsi="Helvetica Neue" w:cs="Helvetica Neue"/>
-                <w:kern w:val="0"/>
-                <w:sz w:val="26"/>
-                <w:szCs w:val="26"/>
-                <w:lang w:bidi="hi-IN"/>
-              </w:rPr>
-              <w:t>JS Bridge</w:t>
-            </w:r>
-          </w:p>
-        </w:tc>
-        <w:tc>
-          <w:tcPr>
-            <w:tcW w:w="2880" w:type="dxa"/>
-            <w:tcBorders>
-              <w:top w:val="single" w:sz="8" w:space="0" w:color="9A9A9A"/>
-              <w:left w:val="single" w:sz="8" w:space="0" w:color="9A9A9A"/>
-              <w:bottom w:val="single" w:sz="8" w:space="0" w:color="9A9A9A"/>
-              <w:right w:val="single" w:sz="8" w:space="0" w:color="9A9A9A"/>
-            </w:tcBorders>
-            <w:tcMar>
-              <w:top w:w="100" w:type="nil"/>
-              <w:left w:w="20" w:type="nil"/>
-              <w:bottom w:w="20" w:type="nil"/>
-              <w:right w:w="100" w:type="nil"/>
-            </w:tcMar>
-          </w:tcPr>
-          <w:p>
-            <w:pPr>
-              <w:tabs>
-                <w:tab w:val="left" w:pos="560"/>
-                <w:tab w:val="left" w:pos="1120"/>
-                <w:tab w:val="left" w:pos="1680"/>
-                <w:tab w:val="left" w:pos="2240"/>
-                <w:tab w:val="left" w:pos="2800"/>
-                <w:tab w:val="left" w:pos="3360"/>
-                <w:tab w:val="left" w:pos="3920"/>
-                <w:tab w:val="left" w:pos="4480"/>
-                <w:tab w:val="left" w:pos="5040"/>
-                <w:tab w:val="left" w:pos="5600"/>
-                <w:tab w:val="left" w:pos="6160"/>
-                <w:tab w:val="left" w:pos="6720"/>
-              </w:tabs>
-              <w:autoSpaceDE w:val="0"/>
-              <w:autoSpaceDN w:val="0"/>
-              <w:adjustRightInd w:val="0"/>
-              <w:spacing w:after="0" w:line="240" w:lineRule="auto"/>
-              <w:rPr>
-                <w:rFonts w:ascii="Helvetica" w:hAnsi="Helvetica" w:cs="Helvetica"/>
-                <w:kern w:val="0"/>
-                <w:lang w:bidi="hi-IN"/>
-              </w:rPr>
-            </w:pPr>
-          </w:p>
-        </w:tc>
-        <w:tc>
-          <w:tcPr>
-            <w:tcW w:w="2880" w:type="dxa"/>
-            <w:tcBorders>
-              <w:top w:val="single" w:sz="8" w:space="0" w:color="9A9A9A"/>
-              <w:left w:val="single" w:sz="8" w:space="0" w:color="9A9A9A"/>
-              <w:bottom w:val="single" w:sz="8" w:space="0" w:color="9A9A9A"/>
-              <w:right w:val="single" w:sz="8" w:space="0" w:color="9A9A9A"/>
-            </w:tcBorders>
-            <w:tcMar>
-              <w:top w:w="100" w:type="nil"/>
-              <w:left w:w="20" w:type="nil"/>
-              <w:bottom w:w="20" w:type="nil"/>
-              <w:right w:w="100" w:type="nil"/>
-            </w:tcMar>
-          </w:tcPr>
-          <w:p>
-            <w:pPr>
-              <w:autoSpaceDE w:val="0"/>
-              <w:autoSpaceDN w:val="0"/>
-              <w:adjustRightInd w:val="0"/>
-              <w:spacing w:after="0" w:line="240" w:lineRule="auto"/>
-              <w:rPr>
-                <w:rFonts w:ascii="Helvetica" w:hAnsi="Helvetica" w:cs="Helvetica"/>
-                <w:kern w:val="0"/>
-                <w:lang w:bidi="hi-IN"/>
-              </w:rPr>
-            </w:pPr>
-            <w:r>
-              <w:rPr>
-                <w:rFonts w:ascii="Apple Color Emoji" w:hAnsi="Apple Color Emoji" w:cs="Apple Color Emoji"/>
-                <w:kern w:val="0"/>
-                <w:sz w:val="26"/>
-                <w:szCs w:val="26"/>
-                <w:lang w:bidi="hi-IN"/>
-              </w:rPr>
-              <w:t>✅</w:t>
+        <w:trPr>
+          <w:tblCellSpacing w:w="15" w:type="dxa"/>
+        </w:trPr>
+        <w:tc>
+          <w:tcPr>
+            <w:tcW w:w="0" w:type="auto"/>
+            <w:vAlign w:val="center"/>
+            <w:hideMark/>
+          </w:tcPr>
+          <w:p>
+            <w:pPr>
+              <w:spacing w:after="0" w:line="240" w:lineRule="auto"/>
+              <w:rPr>
+                <w:rFonts w:ascii="Times New Roman" w:eastAsia="Times New Roman" w:hAnsi="Times New Roman" w:cs="Times New Roman"/>
+                <w:kern w:val="0"/>
+                <w:lang w:bidi="hi-IN"/>
+                <w14:ligatures w14:val="none"/>
+              </w:rPr>
+            </w:pPr>
+            <w:r>
+              <w:rPr>
+                <w:rFonts w:ascii="Times New Roman" w:eastAsia="Times New Roman" w:hAnsi="Times New Roman" w:cs="Times New Roman"/>
+                <w:b/>
+                <w:bCs/>
+                <w:kern w:val="0"/>
+                <w:lang w:bidi="hi-IN"/>
+                <w14:ligatures w14:val="none"/>
+              </w:rPr>
+              <w:t>CGM Rendering</w:t>
+            </w:r>
+          </w:p>
+        </w:tc>
+        <w:tc>
+          <w:tcPr>
+            <w:tcW w:w="0" w:type="auto"/>
+            <w:vAlign w:val="center"/>
+            <w:hideMark/>
+          </w:tcPr>
+          <w:p>
+            <w:pPr>
+              <w:spacing w:after="0" w:line="240" w:lineRule="auto"/>
+              <w:rPr>
+                <w:rFonts w:ascii="Times New Roman" w:eastAsia="Times New Roman" w:hAnsi="Times New Roman" w:cs="Times New Roman"/>
+                <w:kern w:val="0"/>
+                <w:lang w:bidi="hi-IN"/>
+                <w14:ligatures w14:val="none"/>
+              </w:rPr>
+            </w:pPr>
+            <w:r>
+              <w:rPr>
+                <w:rFonts w:ascii="Times New Roman" w:eastAsia="Times New Roman" w:hAnsi="Times New Roman" w:cs="Times New Roman"/>
+                <w:kern w:val="0"/>
+                <w:lang w:bidi="hi-IN"/>
+                <w14:ligatures w14:val="none"/>
+              </w:rPr>
+              <w:t>Native renderer using iOS graphics APIs</w:t>
+            </w:r>
+          </w:p>
+        </w:tc>
+        <w:tc>
+          <w:tcPr>
+            <w:tcW w:w="0" w:type="auto"/>
+            <w:vAlign w:val="center"/>
+            <w:hideMark/>
+          </w:tcPr>
+          <w:p>
+            <w:pPr>
+              <w:spacing w:after="0" w:line="240" w:lineRule="auto"/>
+              <w:rPr>
+                <w:rFonts w:ascii="Times New Roman" w:eastAsia="Times New Roman" w:hAnsi="Times New Roman" w:cs="Times New Roman"/>
+                <w:kern w:val="0"/>
+                <w:lang w:bidi="hi-IN"/>
+                <w14:ligatures w14:val="none"/>
+              </w:rPr>
+            </w:pPr>
+            <w:r>
+              <w:rPr>
+                <w:rFonts w:ascii="Times New Roman" w:eastAsia="Times New Roman" w:hAnsi="Times New Roman" w:cs="Times New Roman"/>
+                <w:kern w:val="0"/>
+                <w:lang w:bidi="hi-IN"/>
+                <w14:ligatures w14:val="none"/>
+              </w:rPr>
+              <w:t>Shared parser/logic, renderer remains native</w:t>
+            </w:r>
+          </w:p>
+        </w:tc>
+        <w:tc>
+          <w:tcPr>
+            <w:tcW w:w="0" w:type="auto"/>
+            <w:vAlign w:val="center"/>
+            <w:hideMark/>
+          </w:tcPr>
+          <w:p>
+            <w:pPr>
+              <w:spacing w:after="0" w:line="240" w:lineRule="auto"/>
+              <w:rPr>
+                <w:rFonts w:ascii="Times New Roman" w:eastAsia="Times New Roman" w:hAnsi="Times New Roman" w:cs="Times New Roman"/>
+                <w:kern w:val="0"/>
+                <w:lang w:bidi="hi-IN"/>
+                <w14:ligatures w14:val="none"/>
+              </w:rPr>
+            </w:pPr>
+            <w:r>
+              <w:rPr>
+                <w:rFonts w:ascii="Times New Roman" w:eastAsia="Times New Roman" w:hAnsi="Times New Roman" w:cs="Times New Roman"/>
+                <w:kern w:val="0"/>
+                <w:lang w:bidi="hi-IN"/>
+                <w14:ligatures w14:val="none"/>
+              </w:rPr>
+              <w:t>Native plugin/custom renderer required</w:t>
+            </w:r>
+          </w:p>
+        </w:tc>
+        <w:tc>
+          <w:tcPr>
+            <w:tcW w:w="0" w:type="auto"/>
+            <w:vAlign w:val="center"/>
+            <w:hideMark/>
+          </w:tcPr>
+          <w:p>
+            <w:pPr>
+              <w:spacing w:after="0" w:line="240" w:lineRule="auto"/>
+              <w:rPr>
+                <w:rFonts w:ascii="Times New Roman" w:eastAsia="Times New Roman" w:hAnsi="Times New Roman" w:cs="Times New Roman"/>
+                <w:kern w:val="0"/>
+                <w:lang w:bidi="hi-IN"/>
+                <w14:ligatures w14:val="none"/>
+              </w:rPr>
+            </w:pPr>
+            <w:r>
+              <w:rPr>
+                <w:rFonts w:ascii="Times New Roman" w:eastAsia="Times New Roman" w:hAnsi="Times New Roman" w:cs="Times New Roman"/>
+                <w:kern w:val="0"/>
+                <w:lang w:bidi="hi-IN"/>
+                <w14:ligatures w14:val="none"/>
+              </w:rPr>
+              <w:t>Native renderer required on Android</w:t>
+            </w:r>
+          </w:p>
+        </w:tc>
+        <w:tc>
+          <w:tcPr>
+            <w:tcW w:w="0" w:type="auto"/>
+            <w:vAlign w:val="center"/>
+            <w:hideMark/>
+          </w:tcPr>
+          <w:p>
+            <w:pPr>
+              <w:spacing w:after="0" w:line="240" w:lineRule="auto"/>
+              <w:rPr>
+                <w:rFonts w:ascii="Times New Roman" w:eastAsia="Times New Roman" w:hAnsi="Times New Roman" w:cs="Times New Roman"/>
+                <w:kern w:val="0"/>
+                <w:lang w:bidi="hi-IN"/>
+                <w14:ligatures w14:val="none"/>
+              </w:rPr>
+            </w:pPr>
+            <w:r>
+              <w:rPr>
+                <w:rFonts w:ascii="Times New Roman" w:eastAsia="Times New Roman" w:hAnsi="Times New Roman" w:cs="Times New Roman"/>
+                <w:kern w:val="0"/>
+                <w:lang w:bidi="hi-IN"/>
+                <w14:ligatures w14:val="none"/>
+              </w:rPr>
+              <w:t>Native module + renderer required</w:t>
             </w:r>
           </w:p>
         </w:tc>
       </w:tr>
       <w:tr>
-        <w:tblPrEx>
-          <w:tblBorders>
-            <w:top w:val="none" w:sz="0" w:space="0" w:color="auto"/>
-          </w:tblBorders>
-          <w:tblCellMar>
-            <w:top w:w="0" w:type="dxa"/>
-            <w:bottom w:w="0" w:type="dxa"/>
-          </w:tblCellMar>
-        </w:tblPrEx>
-        <w:tc>
-          <w:tcPr>
-            <w:tcW w:w="2988" w:type="dxa"/>
-            <w:tcBorders>
-              <w:top w:val="single" w:sz="8" w:space="0" w:color="9A9A9A"/>
-              <w:left w:val="single" w:sz="8" w:space="0" w:color="9A9A9A"/>
-              <w:bottom w:val="single" w:sz="8" w:space="0" w:color="9A9A9A"/>
-              <w:right w:val="single" w:sz="8" w:space="0" w:color="9A9A9A"/>
-            </w:tcBorders>
-            <w:tcMar>
-              <w:top w:w="100" w:type="nil"/>
-              <w:left w:w="20" w:type="nil"/>
-              <w:bottom w:w="20" w:type="nil"/>
-              <w:right w:w="100" w:type="nil"/>
-            </w:tcMar>
-          </w:tcPr>
-          <w:p>
-            <w:pPr>
-              <w:autoSpaceDE w:val="0"/>
-              <w:autoSpaceDN w:val="0"/>
-              <w:adjustRightInd w:val="0"/>
-              <w:spacing w:after="0" w:line="240" w:lineRule="auto"/>
-              <w:rPr>
-                <w:rFonts w:ascii="Helvetica" w:hAnsi="Helvetica" w:cs="Helvetica"/>
-                <w:kern w:val="0"/>
-                <w:lang w:bidi="hi-IN"/>
-              </w:rPr>
-            </w:pPr>
-            <w:r>
-              <w:rPr>
-                <w:rFonts w:ascii="Helvetica Neue" w:hAnsi="Helvetica Neue" w:cs="Helvetica Neue"/>
-                <w:kern w:val="0"/>
-                <w:sz w:val="26"/>
-                <w:szCs w:val="26"/>
-                <w:lang w:bidi="hi-IN"/>
-              </w:rPr>
-              <w:t>CGM Viewer</w:t>
-            </w:r>
-          </w:p>
-        </w:tc>
-        <w:tc>
-          <w:tcPr>
-            <w:tcW w:w="2880" w:type="dxa"/>
-            <w:tcBorders>
-              <w:top w:val="single" w:sz="8" w:space="0" w:color="9A9A9A"/>
-              <w:left w:val="single" w:sz="8" w:space="0" w:color="9A9A9A"/>
-              <w:bottom w:val="single" w:sz="8" w:space="0" w:color="9A9A9A"/>
-              <w:right w:val="single" w:sz="8" w:space="0" w:color="9A9A9A"/>
-            </w:tcBorders>
-            <w:tcMar>
-              <w:top w:w="100" w:type="nil"/>
-              <w:left w:w="20" w:type="nil"/>
-              <w:bottom w:w="20" w:type="nil"/>
-              <w:right w:w="100" w:type="nil"/>
-            </w:tcMar>
-          </w:tcPr>
-          <w:p>
-            <w:pPr>
-              <w:tabs>
-                <w:tab w:val="left" w:pos="560"/>
-                <w:tab w:val="left" w:pos="1120"/>
-                <w:tab w:val="left" w:pos="1680"/>
-                <w:tab w:val="left" w:pos="2240"/>
-                <w:tab w:val="left" w:pos="2800"/>
-                <w:tab w:val="left" w:pos="3360"/>
-                <w:tab w:val="left" w:pos="3920"/>
-                <w:tab w:val="left" w:pos="4480"/>
-                <w:tab w:val="left" w:pos="5040"/>
-                <w:tab w:val="left" w:pos="5600"/>
-                <w:tab w:val="left" w:pos="6160"/>
-                <w:tab w:val="left" w:pos="6720"/>
-              </w:tabs>
-              <w:autoSpaceDE w:val="0"/>
-              <w:autoSpaceDN w:val="0"/>
-              <w:adjustRightInd w:val="0"/>
-              <w:spacing w:after="0" w:line="240" w:lineRule="auto"/>
-              <w:rPr>
-                <w:rFonts w:ascii="Helvetica" w:hAnsi="Helvetica" w:cs="Helvetica"/>
-                <w:kern w:val="0"/>
-                <w:lang w:bidi="hi-IN"/>
-              </w:rPr>
-            </w:pPr>
-          </w:p>
-        </w:tc>
-        <w:tc>
-          <w:tcPr>
-            <w:tcW w:w="2880" w:type="dxa"/>
-            <w:tcBorders>
-              <w:top w:val="single" w:sz="8" w:space="0" w:color="9A9A9A"/>
-              <w:left w:val="single" w:sz="8" w:space="0" w:color="9A9A9A"/>
-              <w:bottom w:val="single" w:sz="8" w:space="0" w:color="9A9A9A"/>
-              <w:right w:val="single" w:sz="8" w:space="0" w:color="9A9A9A"/>
-            </w:tcBorders>
-            <w:tcMar>
-              <w:top w:w="100" w:type="nil"/>
-              <w:left w:w="20" w:type="nil"/>
-              <w:bottom w:w="20" w:type="nil"/>
-              <w:right w:w="100" w:type="nil"/>
-            </w:tcMar>
-          </w:tcPr>
-          <w:p>
-            <w:pPr>
-              <w:autoSpaceDE w:val="0"/>
-              <w:autoSpaceDN w:val="0"/>
-              <w:adjustRightInd w:val="0"/>
-              <w:spacing w:after="0" w:line="240" w:lineRule="auto"/>
-              <w:rPr>
-                <w:rFonts w:ascii="Helvetica" w:hAnsi="Helvetica" w:cs="Helvetica"/>
-                <w:kern w:val="0"/>
-                <w:lang w:bidi="hi-IN"/>
-              </w:rPr>
-            </w:pPr>
-            <w:r>
-              <w:rPr>
-                <w:rFonts w:ascii="Apple Color Emoji" w:hAnsi="Apple Color Emoji" w:cs="Apple Color Emoji"/>
-                <w:kern w:val="0"/>
-                <w:sz w:val="26"/>
-                <w:szCs w:val="26"/>
-                <w:lang w:bidi="hi-IN"/>
-              </w:rPr>
-              <w:t>✅</w:t>
-            </w:r>
+        <w:trPr>
+          <w:tblCellSpacing w:w="15" w:type="dxa"/>
+        </w:trPr>
+        <w:tc>
+          <w:tcPr>
+            <w:tcW w:w="0" w:type="auto"/>
+            <w:vAlign w:val="center"/>
+            <w:hideMark/>
+          </w:tcPr>
+          <w:p>
+            <w:pPr>
+              <w:spacing w:after="0" w:line="240" w:lineRule="auto"/>
+              <w:rPr>
+                <w:rFonts w:ascii="Times New Roman" w:eastAsia="Times New Roman" w:hAnsi="Times New Roman" w:cs="Times New Roman"/>
+                <w:kern w:val="0"/>
+                <w:lang w:bidi="hi-IN"/>
+                <w14:ligatures w14:val="none"/>
+              </w:rPr>
+            </w:pPr>
+            <w:r>
+              <w:rPr>
+                <w:rFonts w:ascii="Times New Roman" w:eastAsia="Times New Roman" w:hAnsi="Times New Roman" w:cs="Times New Roman"/>
+                <w:b/>
+                <w:bCs/>
+                <w:kern w:val="0"/>
+                <w:lang w:bidi="hi-IN"/>
+                <w14:ligatures w14:val="none"/>
+              </w:rPr>
+              <w:t>HTML Viewer</w:t>
+            </w:r>
+          </w:p>
+        </w:tc>
+        <w:tc>
+          <w:tcPr>
+            <w:tcW w:w="0" w:type="auto"/>
+            <w:vAlign w:val="center"/>
+            <w:hideMark/>
+          </w:tcPr>
+          <w:p>
+            <w:pPr>
+              <w:spacing w:after="0" w:line="240" w:lineRule="auto"/>
+              <w:rPr>
+                <w:rFonts w:ascii="Times New Roman" w:eastAsia="Times New Roman" w:hAnsi="Times New Roman" w:cs="Times New Roman"/>
+                <w:kern w:val="0"/>
+                <w:lang w:bidi="hi-IN"/>
+                <w14:ligatures w14:val="none"/>
+              </w:rPr>
+            </w:pPr>
+            <w:proofErr w:type="spellStart"/>
+            <w:r>
+              <w:rPr>
+                <w:rFonts w:ascii="Times New Roman" w:eastAsia="Times New Roman" w:hAnsi="Times New Roman" w:cs="Times New Roman"/>
+                <w:kern w:val="0"/>
+                <w:lang w:bidi="hi-IN"/>
+                <w14:ligatures w14:val="none"/>
+              </w:rPr>
+              <w:t>WKWebView</w:t>
+            </w:r>
+            <w:proofErr w:type="spellEnd"/>
+          </w:p>
+        </w:tc>
+        <w:tc>
+          <w:tcPr>
+            <w:tcW w:w="0" w:type="auto"/>
+            <w:vAlign w:val="center"/>
+            <w:hideMark/>
+          </w:tcPr>
+          <w:p>
+            <w:pPr>
+              <w:spacing w:after="0" w:line="240" w:lineRule="auto"/>
+              <w:rPr>
+                <w:rFonts w:ascii="Times New Roman" w:eastAsia="Times New Roman" w:hAnsi="Times New Roman" w:cs="Times New Roman"/>
+                <w:kern w:val="0"/>
+                <w:lang w:bidi="hi-IN"/>
+                <w14:ligatures w14:val="none"/>
+              </w:rPr>
+            </w:pPr>
+            <w:r>
+              <w:rPr>
+                <w:rFonts w:ascii="Times New Roman" w:eastAsia="Times New Roman" w:hAnsi="Times New Roman" w:cs="Times New Roman"/>
+                <w:kern w:val="0"/>
+                <w:lang w:bidi="hi-IN"/>
+                <w14:ligatures w14:val="none"/>
+              </w:rPr>
+              <w:t xml:space="preserve">Native </w:t>
+            </w:r>
+            <w:proofErr w:type="spellStart"/>
+            <w:r>
+              <w:rPr>
+                <w:rFonts w:ascii="Times New Roman" w:eastAsia="Times New Roman" w:hAnsi="Times New Roman" w:cs="Times New Roman"/>
+                <w:kern w:val="0"/>
+                <w:lang w:bidi="hi-IN"/>
+                <w14:ligatures w14:val="none"/>
+              </w:rPr>
+              <w:t>WKWebView</w:t>
+            </w:r>
+            <w:proofErr w:type="spellEnd"/>
+            <w:r>
+              <w:rPr>
+                <w:rFonts w:ascii="Times New Roman" w:eastAsia="Times New Roman" w:hAnsi="Times New Roman" w:cs="Times New Roman"/>
+                <w:kern w:val="0"/>
+                <w:lang w:bidi="hi-IN"/>
+                <w14:ligatures w14:val="none"/>
+              </w:rPr>
+              <w:t xml:space="preserve"> + Android WebView</w:t>
+            </w:r>
+          </w:p>
+        </w:tc>
+        <w:tc>
+          <w:tcPr>
+            <w:tcW w:w="0" w:type="auto"/>
+            <w:vAlign w:val="center"/>
+            <w:hideMark/>
+          </w:tcPr>
+          <w:p>
+            <w:pPr>
+              <w:spacing w:after="0" w:line="240" w:lineRule="auto"/>
+              <w:rPr>
+                <w:rFonts w:ascii="Times New Roman" w:eastAsia="Times New Roman" w:hAnsi="Times New Roman" w:cs="Times New Roman"/>
+                <w:kern w:val="0"/>
+                <w:lang w:bidi="hi-IN"/>
+                <w14:ligatures w14:val="none"/>
+              </w:rPr>
+            </w:pPr>
+            <w:r>
+              <w:rPr>
+                <w:rFonts w:ascii="Times New Roman" w:eastAsia="Times New Roman" w:hAnsi="Times New Roman" w:cs="Times New Roman"/>
+                <w:kern w:val="0"/>
+                <w:lang w:bidi="hi-IN"/>
+                <w14:ligatures w14:val="none"/>
+              </w:rPr>
+              <w:t>WebView plugin</w:t>
+            </w:r>
+          </w:p>
+        </w:tc>
+        <w:tc>
+          <w:tcPr>
+            <w:tcW w:w="0" w:type="auto"/>
+            <w:vAlign w:val="center"/>
+            <w:hideMark/>
+          </w:tcPr>
+          <w:p>
+            <w:pPr>
+              <w:spacing w:after="0" w:line="240" w:lineRule="auto"/>
+              <w:rPr>
+                <w:rFonts w:ascii="Times New Roman" w:eastAsia="Times New Roman" w:hAnsi="Times New Roman" w:cs="Times New Roman"/>
+                <w:kern w:val="0"/>
+                <w:lang w:bidi="hi-IN"/>
+                <w14:ligatures w14:val="none"/>
+              </w:rPr>
+            </w:pPr>
+            <w:r>
+              <w:rPr>
+                <w:rFonts w:ascii="Times New Roman" w:eastAsia="Times New Roman" w:hAnsi="Times New Roman" w:cs="Times New Roman"/>
+                <w:kern w:val="0"/>
+                <w:lang w:bidi="hi-IN"/>
+                <w14:ligatures w14:val="none"/>
+              </w:rPr>
+              <w:t>Native WebView integration</w:t>
+            </w:r>
+          </w:p>
+        </w:tc>
+        <w:tc>
+          <w:tcPr>
+            <w:tcW w:w="0" w:type="auto"/>
+            <w:vAlign w:val="center"/>
+            <w:hideMark/>
+          </w:tcPr>
+          <w:p>
+            <w:pPr>
+              <w:spacing w:after="0" w:line="240" w:lineRule="auto"/>
+              <w:rPr>
+                <w:rFonts w:ascii="Times New Roman" w:eastAsia="Times New Roman" w:hAnsi="Times New Roman" w:cs="Times New Roman"/>
+                <w:kern w:val="0"/>
+                <w:lang w:bidi="hi-IN"/>
+                <w14:ligatures w14:val="none"/>
+              </w:rPr>
+            </w:pPr>
+            <w:r>
+              <w:rPr>
+                <w:rFonts w:ascii="Times New Roman" w:eastAsia="Times New Roman" w:hAnsi="Times New Roman" w:cs="Times New Roman"/>
+                <w:kern w:val="0"/>
+                <w:lang w:bidi="hi-IN"/>
+                <w14:ligatures w14:val="none"/>
+              </w:rPr>
+              <w:t>react-native-</w:t>
+            </w:r>
+            <w:proofErr w:type="spellStart"/>
+            <w:r>
+              <w:rPr>
+                <w:rFonts w:ascii="Times New Roman" w:eastAsia="Times New Roman" w:hAnsi="Times New Roman" w:cs="Times New Roman"/>
+                <w:kern w:val="0"/>
+                <w:lang w:bidi="hi-IN"/>
+                <w14:ligatures w14:val="none"/>
+              </w:rPr>
+              <w:t>webview</w:t>
+            </w:r>
+            <w:proofErr w:type="spellEnd"/>
           </w:p>
         </w:tc>
       </w:tr>
       <w:tr>
-        <w:tblPrEx>
-          <w:tblBorders>
-            <w:top w:val="none" w:sz="0" w:space="0" w:color="auto"/>
-          </w:tblBorders>
-          <w:tblCellMar>
-            <w:top w:w="0" w:type="dxa"/>
-            <w:bottom w:w="0" w:type="dxa"/>
-          </w:tblCellMar>
-        </w:tblPrEx>
-        <w:tc>
-          <w:tcPr>
-            <w:tcW w:w="2988" w:type="dxa"/>
-            <w:tcBorders>
-              <w:top w:val="single" w:sz="8" w:space="0" w:color="9A9A9A"/>
-              <w:left w:val="single" w:sz="8" w:space="0" w:color="9A9A9A"/>
-              <w:bottom w:val="single" w:sz="8" w:space="0" w:color="9A9A9A"/>
-              <w:right w:val="single" w:sz="8" w:space="0" w:color="9A9A9A"/>
-            </w:tcBorders>
-            <w:tcMar>
-              <w:top w:w="100" w:type="nil"/>
-              <w:left w:w="20" w:type="nil"/>
-              <w:bottom w:w="20" w:type="nil"/>
-              <w:right w:w="100" w:type="nil"/>
-            </w:tcMar>
-          </w:tcPr>
-          <w:p>
-            <w:pPr>
-              <w:autoSpaceDE w:val="0"/>
-              <w:autoSpaceDN w:val="0"/>
-              <w:adjustRightInd w:val="0"/>
-              <w:spacing w:after="0" w:line="240" w:lineRule="auto"/>
-              <w:rPr>
-                <w:rFonts w:ascii="Helvetica" w:hAnsi="Helvetica" w:cs="Helvetica"/>
-                <w:kern w:val="0"/>
-                <w:lang w:bidi="hi-IN"/>
-              </w:rPr>
-            </w:pPr>
-            <w:r>
-              <w:rPr>
-                <w:rFonts w:ascii="Helvetica Neue" w:hAnsi="Helvetica Neue" w:cs="Helvetica Neue"/>
-                <w:kern w:val="0"/>
-                <w:sz w:val="26"/>
-                <w:szCs w:val="26"/>
-                <w:lang w:bidi="hi-IN"/>
-              </w:rPr>
-              <w:t>Native SDKs</w:t>
-            </w:r>
-          </w:p>
-        </w:tc>
-        <w:tc>
-          <w:tcPr>
-            <w:tcW w:w="2880" w:type="dxa"/>
-            <w:tcBorders>
-              <w:top w:val="single" w:sz="8" w:space="0" w:color="9A9A9A"/>
-              <w:left w:val="single" w:sz="8" w:space="0" w:color="9A9A9A"/>
-              <w:bottom w:val="single" w:sz="8" w:space="0" w:color="9A9A9A"/>
-              <w:right w:val="single" w:sz="8" w:space="0" w:color="9A9A9A"/>
-            </w:tcBorders>
-            <w:tcMar>
-              <w:top w:w="100" w:type="nil"/>
-              <w:left w:w="20" w:type="nil"/>
-              <w:bottom w:w="20" w:type="nil"/>
-              <w:right w:w="100" w:type="nil"/>
-            </w:tcMar>
-          </w:tcPr>
-          <w:p>
-            <w:pPr>
-              <w:tabs>
-                <w:tab w:val="left" w:pos="560"/>
-                <w:tab w:val="left" w:pos="1120"/>
-                <w:tab w:val="left" w:pos="1680"/>
-                <w:tab w:val="left" w:pos="2240"/>
-                <w:tab w:val="left" w:pos="2800"/>
-                <w:tab w:val="left" w:pos="3360"/>
-                <w:tab w:val="left" w:pos="3920"/>
-                <w:tab w:val="left" w:pos="4480"/>
-                <w:tab w:val="left" w:pos="5040"/>
-                <w:tab w:val="left" w:pos="5600"/>
-                <w:tab w:val="left" w:pos="6160"/>
-                <w:tab w:val="left" w:pos="6720"/>
-              </w:tabs>
-              <w:autoSpaceDE w:val="0"/>
-              <w:autoSpaceDN w:val="0"/>
-              <w:adjustRightInd w:val="0"/>
-              <w:spacing w:after="0" w:line="240" w:lineRule="auto"/>
-              <w:rPr>
-                <w:rFonts w:ascii="Helvetica" w:hAnsi="Helvetica" w:cs="Helvetica"/>
-                <w:kern w:val="0"/>
-                <w:lang w:bidi="hi-IN"/>
-              </w:rPr>
-            </w:pPr>
-          </w:p>
-        </w:tc>
-        <w:tc>
-          <w:tcPr>
-            <w:tcW w:w="2880" w:type="dxa"/>
-            <w:tcBorders>
-              <w:top w:val="single" w:sz="8" w:space="0" w:color="9A9A9A"/>
-              <w:left w:val="single" w:sz="8" w:space="0" w:color="9A9A9A"/>
-              <w:bottom w:val="single" w:sz="8" w:space="0" w:color="9A9A9A"/>
-              <w:right w:val="single" w:sz="8" w:space="0" w:color="9A9A9A"/>
-            </w:tcBorders>
-            <w:tcMar>
-              <w:top w:w="100" w:type="nil"/>
-              <w:left w:w="20" w:type="nil"/>
-              <w:bottom w:w="20" w:type="nil"/>
-              <w:right w:w="100" w:type="nil"/>
-            </w:tcMar>
-          </w:tcPr>
-          <w:p>
-            <w:pPr>
-              <w:autoSpaceDE w:val="0"/>
-              <w:autoSpaceDN w:val="0"/>
-              <w:adjustRightInd w:val="0"/>
-              <w:spacing w:after="0" w:line="240" w:lineRule="auto"/>
-              <w:rPr>
-                <w:rFonts w:ascii="Helvetica" w:hAnsi="Helvetica" w:cs="Helvetica"/>
-                <w:kern w:val="0"/>
-                <w:lang w:bidi="hi-IN"/>
-              </w:rPr>
-            </w:pPr>
-            <w:r>
-              <w:rPr>
-                <w:rFonts w:ascii="Apple Color Emoji" w:hAnsi="Apple Color Emoji" w:cs="Apple Color Emoji"/>
-                <w:kern w:val="0"/>
-                <w:sz w:val="26"/>
-                <w:szCs w:val="26"/>
-                <w:lang w:bidi="hi-IN"/>
-              </w:rPr>
-              <w:t>✅</w:t>
+        <w:trPr>
+          <w:tblCellSpacing w:w="15" w:type="dxa"/>
+        </w:trPr>
+        <w:tc>
+          <w:tcPr>
+            <w:tcW w:w="0" w:type="auto"/>
+            <w:vAlign w:val="center"/>
+            <w:hideMark/>
+          </w:tcPr>
+          <w:p>
+            <w:pPr>
+              <w:spacing w:after="0" w:line="240" w:lineRule="auto"/>
+              <w:rPr>
+                <w:rFonts w:ascii="Times New Roman" w:eastAsia="Times New Roman" w:hAnsi="Times New Roman" w:cs="Times New Roman"/>
+                <w:kern w:val="0"/>
+                <w:lang w:bidi="hi-IN"/>
+                <w14:ligatures w14:val="none"/>
+              </w:rPr>
+            </w:pPr>
+            <w:r>
+              <w:rPr>
+                <w:rFonts w:ascii="Times New Roman" w:eastAsia="Times New Roman" w:hAnsi="Times New Roman" w:cs="Times New Roman"/>
+                <w:b/>
+                <w:bCs/>
+                <w:kern w:val="0"/>
+                <w:lang w:bidi="hi-IN"/>
+                <w14:ligatures w14:val="none"/>
+              </w:rPr>
+              <w:t>JavaScript Bridge</w:t>
+            </w:r>
+          </w:p>
+        </w:tc>
+        <w:tc>
+          <w:tcPr>
+            <w:tcW w:w="0" w:type="auto"/>
+            <w:vAlign w:val="center"/>
+            <w:hideMark/>
+          </w:tcPr>
+          <w:p>
+            <w:pPr>
+              <w:spacing w:after="0" w:line="240" w:lineRule="auto"/>
+              <w:rPr>
+                <w:rFonts w:ascii="Times New Roman" w:eastAsia="Times New Roman" w:hAnsi="Times New Roman" w:cs="Times New Roman"/>
+                <w:kern w:val="0"/>
+                <w:lang w:bidi="hi-IN"/>
+                <w14:ligatures w14:val="none"/>
+              </w:rPr>
+            </w:pPr>
+            <w:proofErr w:type="spellStart"/>
+            <w:r>
+              <w:rPr>
+                <w:rFonts w:ascii="Times New Roman" w:eastAsia="Times New Roman" w:hAnsi="Times New Roman" w:cs="Times New Roman"/>
+                <w:kern w:val="0"/>
+                <w:lang w:bidi="hi-IN"/>
+                <w14:ligatures w14:val="none"/>
+              </w:rPr>
+              <w:t>WKScriptMessageHandler</w:t>
+            </w:r>
+            <w:proofErr w:type="spellEnd"/>
+          </w:p>
+        </w:tc>
+        <w:tc>
+          <w:tcPr>
+            <w:tcW w:w="0" w:type="auto"/>
+            <w:vAlign w:val="center"/>
+            <w:hideMark/>
+          </w:tcPr>
+          <w:p>
+            <w:pPr>
+              <w:spacing w:after="0" w:line="240" w:lineRule="auto"/>
+              <w:rPr>
+                <w:rFonts w:ascii="Times New Roman" w:eastAsia="Times New Roman" w:hAnsi="Times New Roman" w:cs="Times New Roman"/>
+                <w:kern w:val="0"/>
+                <w:lang w:bidi="hi-IN"/>
+                <w14:ligatures w14:val="none"/>
+              </w:rPr>
+            </w:pPr>
+            <w:r>
+              <w:rPr>
+                <w:rFonts w:ascii="Times New Roman" w:eastAsia="Times New Roman" w:hAnsi="Times New Roman" w:cs="Times New Roman"/>
+                <w:kern w:val="0"/>
+                <w:lang w:bidi="hi-IN"/>
+                <w14:ligatures w14:val="none"/>
+              </w:rPr>
+              <w:t>Native bridge implementation</w:t>
+            </w:r>
+          </w:p>
+        </w:tc>
+        <w:tc>
+          <w:tcPr>
+            <w:tcW w:w="0" w:type="auto"/>
+            <w:vAlign w:val="center"/>
+            <w:hideMark/>
+          </w:tcPr>
+          <w:p>
+            <w:pPr>
+              <w:spacing w:after="0" w:line="240" w:lineRule="auto"/>
+              <w:rPr>
+                <w:rFonts w:ascii="Times New Roman" w:eastAsia="Times New Roman" w:hAnsi="Times New Roman" w:cs="Times New Roman"/>
+                <w:kern w:val="0"/>
+                <w:lang w:bidi="hi-IN"/>
+                <w14:ligatures w14:val="none"/>
+              </w:rPr>
+            </w:pPr>
+            <w:r>
+              <w:rPr>
+                <w:rFonts w:ascii="Times New Roman" w:eastAsia="Times New Roman" w:hAnsi="Times New Roman" w:cs="Times New Roman"/>
+                <w:kern w:val="0"/>
+                <w:lang w:bidi="hi-IN"/>
+                <w14:ligatures w14:val="none"/>
+              </w:rPr>
+              <w:t>Platform channel bridge</w:t>
+            </w:r>
+          </w:p>
+        </w:tc>
+        <w:tc>
+          <w:tcPr>
+            <w:tcW w:w="0" w:type="auto"/>
+            <w:vAlign w:val="center"/>
+            <w:hideMark/>
+          </w:tcPr>
+          <w:p>
+            <w:pPr>
+              <w:spacing w:after="0" w:line="240" w:lineRule="auto"/>
+              <w:rPr>
+                <w:rFonts w:ascii="Times New Roman" w:eastAsia="Times New Roman" w:hAnsi="Times New Roman" w:cs="Times New Roman"/>
+                <w:kern w:val="0"/>
+                <w:lang w:bidi="hi-IN"/>
+                <w14:ligatures w14:val="none"/>
+              </w:rPr>
+            </w:pPr>
+            <w:r>
+              <w:rPr>
+                <w:rFonts w:ascii="Times New Roman" w:eastAsia="Times New Roman" w:hAnsi="Times New Roman" w:cs="Times New Roman"/>
+                <w:kern w:val="0"/>
+                <w:lang w:bidi="hi-IN"/>
+                <w14:ligatures w14:val="none"/>
+              </w:rPr>
+              <w:t>Native bridge implementation</w:t>
+            </w:r>
+          </w:p>
+        </w:tc>
+        <w:tc>
+          <w:tcPr>
+            <w:tcW w:w="0" w:type="auto"/>
+            <w:vAlign w:val="center"/>
+            <w:hideMark/>
+          </w:tcPr>
+          <w:p>
+            <w:pPr>
+              <w:spacing w:after="0" w:line="240" w:lineRule="auto"/>
+              <w:rPr>
+                <w:rFonts w:ascii="Times New Roman" w:eastAsia="Times New Roman" w:hAnsi="Times New Roman" w:cs="Times New Roman"/>
+                <w:kern w:val="0"/>
+                <w:lang w:bidi="hi-IN"/>
+                <w14:ligatures w14:val="none"/>
+              </w:rPr>
+            </w:pPr>
+            <w:r>
+              <w:rPr>
+                <w:rFonts w:ascii="Times New Roman" w:eastAsia="Times New Roman" w:hAnsi="Times New Roman" w:cs="Times New Roman"/>
+                <w:kern w:val="0"/>
+                <w:lang w:bidi="hi-IN"/>
+                <w14:ligatures w14:val="none"/>
+              </w:rPr>
+              <w:t>JS ↔ Native bridge</w:t>
             </w:r>
           </w:p>
         </w:tc>
       </w:tr>
       <w:tr>
-        <w:tblPrEx>
-          <w:tblCellMar>
-            <w:top w:w="0" w:type="dxa"/>
-            <w:bottom w:w="0" w:type="dxa"/>
-          </w:tblCellMar>
-        </w:tblPrEx>
-        <w:tc>
-          <w:tcPr>
-            <w:tcW w:w="2988" w:type="dxa"/>
-            <w:tcBorders>
-              <w:top w:val="single" w:sz="8" w:space="0" w:color="9A9A9A"/>
-              <w:left w:val="single" w:sz="8" w:space="0" w:color="9A9A9A"/>
-              <w:bottom w:val="single" w:sz="8" w:space="0" w:color="9A9A9A"/>
-              <w:right w:val="single" w:sz="8" w:space="0" w:color="9A9A9A"/>
-            </w:tcBorders>
-            <w:tcMar>
-              <w:top w:w="100" w:type="nil"/>
-              <w:left w:w="20" w:type="nil"/>
-              <w:bottom w:w="20" w:type="nil"/>
-              <w:right w:w="100" w:type="nil"/>
-            </w:tcMar>
-          </w:tcPr>
-          <w:p>
-            <w:pPr>
-              <w:autoSpaceDE w:val="0"/>
-              <w:autoSpaceDN w:val="0"/>
-              <w:adjustRightInd w:val="0"/>
-              <w:spacing w:after="0" w:line="240" w:lineRule="auto"/>
-              <w:rPr>
-                <w:rFonts w:ascii="Helvetica" w:hAnsi="Helvetica" w:cs="Helvetica"/>
-                <w:kern w:val="0"/>
-                <w:lang w:bidi="hi-IN"/>
-              </w:rPr>
-            </w:pPr>
-            <w:r>
-              <w:rPr>
-                <w:rFonts w:ascii="Helvetica Neue" w:hAnsi="Helvetica Neue" w:cs="Helvetica Neue"/>
-                <w:kern w:val="0"/>
-                <w:sz w:val="26"/>
-                <w:szCs w:val="26"/>
-                <w:lang w:bidi="hi-IN"/>
-              </w:rPr>
-              <w:t>Storage Optimization</w:t>
-            </w:r>
-          </w:p>
-        </w:tc>
-        <w:tc>
-          <w:tcPr>
-            <w:tcW w:w="2880" w:type="dxa"/>
-            <w:tcBorders>
-              <w:top w:val="single" w:sz="8" w:space="0" w:color="9A9A9A"/>
-              <w:left w:val="single" w:sz="8" w:space="0" w:color="9A9A9A"/>
-              <w:bottom w:val="single" w:sz="8" w:space="0" w:color="9A9A9A"/>
-              <w:right w:val="single" w:sz="8" w:space="0" w:color="9A9A9A"/>
-            </w:tcBorders>
-            <w:tcMar>
-              <w:top w:w="100" w:type="nil"/>
-              <w:left w:w="20" w:type="nil"/>
-              <w:bottom w:w="20" w:type="nil"/>
-              <w:right w:w="100" w:type="nil"/>
-            </w:tcMar>
-          </w:tcPr>
-          <w:p>
-            <w:pPr>
-              <w:tabs>
-                <w:tab w:val="left" w:pos="560"/>
-                <w:tab w:val="left" w:pos="1120"/>
-                <w:tab w:val="left" w:pos="1680"/>
-                <w:tab w:val="left" w:pos="2240"/>
-                <w:tab w:val="left" w:pos="2800"/>
-                <w:tab w:val="left" w:pos="3360"/>
-                <w:tab w:val="left" w:pos="3920"/>
-                <w:tab w:val="left" w:pos="4480"/>
-                <w:tab w:val="left" w:pos="5040"/>
-                <w:tab w:val="left" w:pos="5600"/>
-                <w:tab w:val="left" w:pos="6160"/>
-                <w:tab w:val="left" w:pos="6720"/>
-              </w:tabs>
-              <w:autoSpaceDE w:val="0"/>
-              <w:autoSpaceDN w:val="0"/>
-              <w:adjustRightInd w:val="0"/>
-              <w:spacing w:after="0" w:line="240" w:lineRule="auto"/>
-              <w:rPr>
-                <w:rFonts w:ascii="Helvetica" w:hAnsi="Helvetica" w:cs="Helvetica"/>
-                <w:kern w:val="0"/>
-                <w:lang w:bidi="hi-IN"/>
-              </w:rPr>
-            </w:pPr>
-          </w:p>
-        </w:tc>
-        <w:tc>
-          <w:tcPr>
-            <w:tcW w:w="2880" w:type="dxa"/>
-            <w:tcBorders>
-              <w:top w:val="single" w:sz="8" w:space="0" w:color="9A9A9A"/>
-              <w:left w:val="single" w:sz="8" w:space="0" w:color="9A9A9A"/>
-              <w:bottom w:val="single" w:sz="8" w:space="0" w:color="9A9A9A"/>
-              <w:right w:val="single" w:sz="8" w:space="0" w:color="9A9A9A"/>
-            </w:tcBorders>
-            <w:tcMar>
-              <w:top w:w="100" w:type="nil"/>
-              <w:left w:w="20" w:type="nil"/>
-              <w:bottom w:w="20" w:type="nil"/>
-              <w:right w:w="100" w:type="nil"/>
-            </w:tcMar>
-          </w:tcPr>
-          <w:p>
-            <w:pPr>
-              <w:autoSpaceDE w:val="0"/>
-              <w:autoSpaceDN w:val="0"/>
-              <w:adjustRightInd w:val="0"/>
-              <w:spacing w:after="0" w:line="240" w:lineRule="auto"/>
-              <w:rPr>
-                <w:rFonts w:ascii="Helvetica Neue" w:hAnsi="Helvetica Neue" w:cs="Helvetica Neue"/>
-                <w:kern w:val="0"/>
-                <w:sz w:val="26"/>
-                <w:szCs w:val="26"/>
-                <w:lang w:bidi="hi-IN"/>
-              </w:rPr>
-            </w:pPr>
-            <w:r>
-              <w:rPr>
-                <w:rFonts w:ascii="Apple Color Emoji" w:hAnsi="Apple Color Emoji" w:cs="Apple Color Emoji"/>
-                <w:kern w:val="0"/>
-                <w:sz w:val="26"/>
-                <w:szCs w:val="26"/>
-                <w:lang w:bidi="hi-IN"/>
-              </w:rPr>
-              <w:t>✅</w:t>
+        <w:trPr>
+          <w:tblCellSpacing w:w="15" w:type="dxa"/>
+        </w:trPr>
+        <w:tc>
+          <w:tcPr>
+            <w:tcW w:w="0" w:type="auto"/>
+            <w:vAlign w:val="center"/>
+            <w:hideMark/>
+          </w:tcPr>
+          <w:p>
+            <w:pPr>
+              <w:spacing w:after="0" w:line="240" w:lineRule="auto"/>
+              <w:rPr>
+                <w:rFonts w:ascii="Times New Roman" w:eastAsia="Times New Roman" w:hAnsi="Times New Roman" w:cs="Times New Roman"/>
+                <w:kern w:val="0"/>
+                <w:lang w:bidi="hi-IN"/>
+                <w14:ligatures w14:val="none"/>
+              </w:rPr>
+            </w:pPr>
+            <w:r>
+              <w:rPr>
+                <w:rFonts w:ascii="Times New Roman" w:eastAsia="Times New Roman" w:hAnsi="Times New Roman" w:cs="Times New Roman"/>
+                <w:b/>
+                <w:bCs/>
+                <w:kern w:val="0"/>
+                <w:lang w:bidi="hi-IN"/>
+                <w14:ligatures w14:val="none"/>
+              </w:rPr>
+              <w:t>Hyperlinks &amp; Hotspots</w:t>
+            </w:r>
+          </w:p>
+        </w:tc>
+        <w:tc>
+          <w:tcPr>
+            <w:tcW w:w="0" w:type="auto"/>
+            <w:vAlign w:val="center"/>
+            <w:hideMark/>
+          </w:tcPr>
+          <w:p>
+            <w:pPr>
+              <w:spacing w:after="0" w:line="240" w:lineRule="auto"/>
+              <w:rPr>
+                <w:rFonts w:ascii="Times New Roman" w:eastAsia="Times New Roman" w:hAnsi="Times New Roman" w:cs="Times New Roman"/>
+                <w:kern w:val="0"/>
+                <w:lang w:bidi="hi-IN"/>
+                <w14:ligatures w14:val="none"/>
+              </w:rPr>
+            </w:pPr>
+            <w:r>
+              <w:rPr>
+                <w:rFonts w:ascii="Times New Roman" w:eastAsia="Times New Roman" w:hAnsi="Times New Roman" w:cs="Times New Roman"/>
+                <w:kern w:val="0"/>
+                <w:lang w:bidi="hi-IN"/>
+                <w14:ligatures w14:val="none"/>
+              </w:rPr>
+              <w:t>Native WebView handling</w:t>
+            </w:r>
+          </w:p>
+        </w:tc>
+        <w:tc>
+          <w:tcPr>
+            <w:tcW w:w="0" w:type="auto"/>
+            <w:vAlign w:val="center"/>
+            <w:hideMark/>
+          </w:tcPr>
+          <w:p>
+            <w:pPr>
+              <w:spacing w:after="0" w:line="240" w:lineRule="auto"/>
+              <w:rPr>
+                <w:rFonts w:ascii="Times New Roman" w:eastAsia="Times New Roman" w:hAnsi="Times New Roman" w:cs="Times New Roman"/>
+                <w:kern w:val="0"/>
+                <w:lang w:bidi="hi-IN"/>
+                <w14:ligatures w14:val="none"/>
+              </w:rPr>
+            </w:pPr>
+            <w:r>
+              <w:rPr>
+                <w:rFonts w:ascii="Times New Roman" w:eastAsia="Times New Roman" w:hAnsi="Times New Roman" w:cs="Times New Roman"/>
+                <w:kern w:val="0"/>
+                <w:lang w:bidi="hi-IN"/>
+                <w14:ligatures w14:val="none"/>
+              </w:rPr>
+              <w:t>Native WebView handling</w:t>
+            </w:r>
+          </w:p>
+        </w:tc>
+        <w:tc>
+          <w:tcPr>
+            <w:tcW w:w="0" w:type="auto"/>
+            <w:vAlign w:val="center"/>
+            <w:hideMark/>
+          </w:tcPr>
+          <w:p>
+            <w:pPr>
+              <w:spacing w:after="0" w:line="240" w:lineRule="auto"/>
+              <w:rPr>
+                <w:rFonts w:ascii="Times New Roman" w:eastAsia="Times New Roman" w:hAnsi="Times New Roman" w:cs="Times New Roman"/>
+                <w:kern w:val="0"/>
+                <w:lang w:bidi="hi-IN"/>
+                <w14:ligatures w14:val="none"/>
+              </w:rPr>
+            </w:pPr>
+            <w:r>
+              <w:rPr>
+                <w:rFonts w:ascii="Times New Roman" w:eastAsia="Times New Roman" w:hAnsi="Times New Roman" w:cs="Times New Roman"/>
+                <w:kern w:val="0"/>
+                <w:lang w:bidi="hi-IN"/>
+                <w14:ligatures w14:val="none"/>
+              </w:rPr>
+              <w:t>Through WebView plugin</w:t>
+            </w:r>
+          </w:p>
+        </w:tc>
+        <w:tc>
+          <w:tcPr>
+            <w:tcW w:w="0" w:type="auto"/>
+            <w:vAlign w:val="center"/>
+            <w:hideMark/>
+          </w:tcPr>
+          <w:p>
+            <w:pPr>
+              <w:spacing w:after="0" w:line="240" w:lineRule="auto"/>
+              <w:rPr>
+                <w:rFonts w:ascii="Times New Roman" w:eastAsia="Times New Roman" w:hAnsi="Times New Roman" w:cs="Times New Roman"/>
+                <w:kern w:val="0"/>
+                <w:lang w:bidi="hi-IN"/>
+                <w14:ligatures w14:val="none"/>
+              </w:rPr>
+            </w:pPr>
+            <w:r>
+              <w:rPr>
+                <w:rFonts w:ascii="Times New Roman" w:eastAsia="Times New Roman" w:hAnsi="Times New Roman" w:cs="Times New Roman"/>
+                <w:kern w:val="0"/>
+                <w:lang w:bidi="hi-IN"/>
+                <w14:ligatures w14:val="none"/>
+              </w:rPr>
+              <w:t>Through native WebView</w:t>
+            </w:r>
+          </w:p>
+        </w:tc>
+        <w:tc>
+          <w:tcPr>
+            <w:tcW w:w="0" w:type="auto"/>
+            <w:vAlign w:val="center"/>
+            <w:hideMark/>
+          </w:tcPr>
+          <w:p>
+            <w:pPr>
+              <w:spacing w:after="0" w:line="240" w:lineRule="auto"/>
+              <w:rPr>
+                <w:rFonts w:ascii="Times New Roman" w:eastAsia="Times New Roman" w:hAnsi="Times New Roman" w:cs="Times New Roman"/>
+                <w:kern w:val="0"/>
+                <w:lang w:bidi="hi-IN"/>
+                <w14:ligatures w14:val="none"/>
+              </w:rPr>
+            </w:pPr>
+            <w:r>
+              <w:rPr>
+                <w:rFonts w:ascii="Times New Roman" w:eastAsia="Times New Roman" w:hAnsi="Times New Roman" w:cs="Times New Roman"/>
+                <w:kern w:val="0"/>
+                <w:lang w:bidi="hi-IN"/>
+                <w14:ligatures w14:val="none"/>
+              </w:rPr>
+              <w:t>Through WebView module</w:t>
+            </w:r>
+          </w:p>
+        </w:tc>
+      </w:tr>
+      <w:tr>
+        <w:trPr>
+          <w:tblCellSpacing w:w="15" w:type="dxa"/>
+        </w:trPr>
+        <w:tc>
+          <w:tcPr>
+            <w:tcW w:w="0" w:type="auto"/>
+            <w:vAlign w:val="center"/>
+            <w:hideMark/>
+          </w:tcPr>
+          <w:p>
+            <w:pPr>
+              <w:spacing w:after="0" w:line="240" w:lineRule="auto"/>
+              <w:rPr>
+                <w:rFonts w:ascii="Times New Roman" w:eastAsia="Times New Roman" w:hAnsi="Times New Roman" w:cs="Times New Roman"/>
+                <w:kern w:val="0"/>
+                <w:lang w:bidi="hi-IN"/>
+                <w14:ligatures w14:val="none"/>
+              </w:rPr>
+            </w:pPr>
+            <w:r>
+              <w:rPr>
+                <w:rFonts w:ascii="Times New Roman" w:eastAsia="Times New Roman" w:hAnsi="Times New Roman" w:cs="Times New Roman"/>
+                <w:b/>
+                <w:bCs/>
+                <w:kern w:val="0"/>
+                <w:lang w:bidi="hi-IN"/>
+                <w14:ligatures w14:val="none"/>
+              </w:rPr>
+              <w:t>Annotations</w:t>
+            </w:r>
+          </w:p>
+        </w:tc>
+        <w:tc>
+          <w:tcPr>
+            <w:tcW w:w="0" w:type="auto"/>
+            <w:vAlign w:val="center"/>
+            <w:hideMark/>
+          </w:tcPr>
+          <w:p>
+            <w:pPr>
+              <w:spacing w:after="0" w:line="240" w:lineRule="auto"/>
+              <w:rPr>
+                <w:rFonts w:ascii="Times New Roman" w:eastAsia="Times New Roman" w:hAnsi="Times New Roman" w:cs="Times New Roman"/>
+                <w:kern w:val="0"/>
+                <w:lang w:bidi="hi-IN"/>
+                <w14:ligatures w14:val="none"/>
+              </w:rPr>
+            </w:pPr>
+            <w:r>
+              <w:rPr>
+                <w:rFonts w:ascii="Times New Roman" w:eastAsia="Times New Roman" w:hAnsi="Times New Roman" w:cs="Times New Roman"/>
+                <w:kern w:val="0"/>
+                <w:lang w:bidi="hi-IN"/>
+                <w14:ligatures w14:val="none"/>
+              </w:rPr>
+              <w:t>Native implementation</w:t>
+            </w:r>
+          </w:p>
+        </w:tc>
+        <w:tc>
+          <w:tcPr>
+            <w:tcW w:w="0" w:type="auto"/>
+            <w:vAlign w:val="center"/>
+            <w:hideMark/>
+          </w:tcPr>
+          <w:p>
+            <w:pPr>
+              <w:spacing w:after="0" w:line="240" w:lineRule="auto"/>
+              <w:rPr>
+                <w:rFonts w:ascii="Times New Roman" w:eastAsia="Times New Roman" w:hAnsi="Times New Roman" w:cs="Times New Roman"/>
+                <w:kern w:val="0"/>
+                <w:lang w:bidi="hi-IN"/>
+                <w14:ligatures w14:val="none"/>
+              </w:rPr>
+            </w:pPr>
+            <w:r>
+              <w:rPr>
+                <w:rFonts w:ascii="Times New Roman" w:eastAsia="Times New Roman" w:hAnsi="Times New Roman" w:cs="Times New Roman"/>
+                <w:kern w:val="0"/>
+                <w:lang w:bidi="hi-IN"/>
+                <w14:ligatures w14:val="none"/>
+              </w:rPr>
+              <w:t>Shared business logic + native viewer integration</w:t>
+            </w:r>
+          </w:p>
+        </w:tc>
+        <w:tc>
+          <w:tcPr>
+            <w:tcW w:w="0" w:type="auto"/>
+            <w:vAlign w:val="center"/>
+            <w:hideMark/>
+          </w:tcPr>
+          <w:p>
+            <w:pPr>
+              <w:spacing w:after="0" w:line="240" w:lineRule="auto"/>
+              <w:rPr>
+                <w:rFonts w:ascii="Times New Roman" w:eastAsia="Times New Roman" w:hAnsi="Times New Roman" w:cs="Times New Roman"/>
+                <w:kern w:val="0"/>
+                <w:lang w:bidi="hi-IN"/>
+                <w14:ligatures w14:val="none"/>
+              </w:rPr>
+            </w:pPr>
+            <w:r>
+              <w:rPr>
+                <w:rFonts w:ascii="Times New Roman" w:eastAsia="Times New Roman" w:hAnsi="Times New Roman" w:cs="Times New Roman"/>
+                <w:kern w:val="0"/>
+                <w:lang w:bidi="hi-IN"/>
+                <w14:ligatures w14:val="none"/>
+              </w:rPr>
+              <w:t>Native plugin integration</w:t>
+            </w:r>
+          </w:p>
+        </w:tc>
+        <w:tc>
+          <w:tcPr>
+            <w:tcW w:w="0" w:type="auto"/>
+            <w:vAlign w:val="center"/>
+            <w:hideMark/>
+          </w:tcPr>
+          <w:p>
+            <w:pPr>
+              <w:spacing w:after="0" w:line="240" w:lineRule="auto"/>
+              <w:rPr>
+                <w:rFonts w:ascii="Times New Roman" w:eastAsia="Times New Roman" w:hAnsi="Times New Roman" w:cs="Times New Roman"/>
+                <w:kern w:val="0"/>
+                <w:lang w:bidi="hi-IN"/>
+                <w14:ligatures w14:val="none"/>
+              </w:rPr>
+            </w:pPr>
+            <w:r>
+              <w:rPr>
+                <w:rFonts w:ascii="Times New Roman" w:eastAsia="Times New Roman" w:hAnsi="Times New Roman" w:cs="Times New Roman"/>
+                <w:kern w:val="0"/>
+                <w:lang w:bidi="hi-IN"/>
+                <w14:ligatures w14:val="none"/>
+              </w:rPr>
+              <w:t>Native viewer integration</w:t>
+            </w:r>
+          </w:p>
+        </w:tc>
+        <w:tc>
+          <w:tcPr>
+            <w:tcW w:w="0" w:type="auto"/>
+            <w:vAlign w:val="center"/>
+            <w:hideMark/>
+          </w:tcPr>
+          <w:p>
+            <w:pPr>
+              <w:spacing w:after="0" w:line="240" w:lineRule="auto"/>
+              <w:rPr>
+                <w:rFonts w:ascii="Times New Roman" w:eastAsia="Times New Roman" w:hAnsi="Times New Roman" w:cs="Times New Roman"/>
+                <w:kern w:val="0"/>
+                <w:lang w:bidi="hi-IN"/>
+                <w14:ligatures w14:val="none"/>
+              </w:rPr>
+            </w:pPr>
+            <w:r>
+              <w:rPr>
+                <w:rFonts w:ascii="Times New Roman" w:eastAsia="Times New Roman" w:hAnsi="Times New Roman" w:cs="Times New Roman"/>
+                <w:kern w:val="0"/>
+                <w:lang w:bidi="hi-IN"/>
+                <w14:ligatures w14:val="none"/>
+              </w:rPr>
+              <w:t>Native module integration</w:t>
+            </w:r>
+          </w:p>
+        </w:tc>
+      </w:tr>
+      <w:tr>
+        <w:trPr>
+          <w:tblCellSpacing w:w="15" w:type="dxa"/>
+        </w:trPr>
+        <w:tc>
+          <w:tcPr>
+            <w:tcW w:w="0" w:type="auto"/>
+            <w:vAlign w:val="center"/>
+            <w:hideMark/>
+          </w:tcPr>
+          <w:p>
+            <w:pPr>
+              <w:spacing w:after="0" w:line="240" w:lineRule="auto"/>
+              <w:rPr>
+                <w:rFonts w:ascii="Times New Roman" w:eastAsia="Times New Roman" w:hAnsi="Times New Roman" w:cs="Times New Roman"/>
+                <w:kern w:val="0"/>
+                <w:lang w:bidi="hi-IN"/>
+                <w14:ligatures w14:val="none"/>
+              </w:rPr>
+            </w:pPr>
+            <w:r>
+              <w:rPr>
+                <w:rFonts w:ascii="Times New Roman" w:eastAsia="Times New Roman" w:hAnsi="Times New Roman" w:cs="Times New Roman"/>
+                <w:b/>
+                <w:bCs/>
+                <w:kern w:val="0"/>
+                <w:lang w:bidi="hi-IN"/>
+                <w14:ligatures w14:val="none"/>
+              </w:rPr>
+              <w:t>Offline Storage</w:t>
+            </w:r>
+          </w:p>
+        </w:tc>
+        <w:tc>
+          <w:tcPr>
+            <w:tcW w:w="0" w:type="auto"/>
+            <w:vAlign w:val="center"/>
+            <w:hideMark/>
+          </w:tcPr>
+          <w:p>
+            <w:pPr>
+              <w:spacing w:after="0" w:line="240" w:lineRule="auto"/>
+              <w:rPr>
+                <w:rFonts w:ascii="Times New Roman" w:eastAsia="Times New Roman" w:hAnsi="Times New Roman" w:cs="Times New Roman"/>
+                <w:kern w:val="0"/>
+                <w:lang w:bidi="hi-IN"/>
+                <w14:ligatures w14:val="none"/>
+              </w:rPr>
+            </w:pPr>
+            <w:proofErr w:type="spellStart"/>
+            <w:r>
+              <w:rPr>
+                <w:rFonts w:ascii="Times New Roman" w:eastAsia="Times New Roman" w:hAnsi="Times New Roman" w:cs="Times New Roman"/>
+                <w:kern w:val="0"/>
+                <w:lang w:bidi="hi-IN"/>
+                <w14:ligatures w14:val="none"/>
+              </w:rPr>
+              <w:t>FileManager</w:t>
+            </w:r>
+            <w:proofErr w:type="spellEnd"/>
+            <w:r>
+              <w:rPr>
+                <w:rFonts w:ascii="Times New Roman" w:eastAsia="Times New Roman" w:hAnsi="Times New Roman" w:cs="Times New Roman"/>
+                <w:kern w:val="0"/>
+                <w:lang w:bidi="hi-IN"/>
+                <w14:ligatures w14:val="none"/>
+              </w:rPr>
+              <w:t xml:space="preserve"> + native optimization</w:t>
+            </w:r>
+          </w:p>
+        </w:tc>
+        <w:tc>
+          <w:tcPr>
+            <w:tcW w:w="0" w:type="auto"/>
+            <w:vAlign w:val="center"/>
+            <w:hideMark/>
+          </w:tcPr>
+          <w:p>
+            <w:pPr>
+              <w:spacing w:after="0" w:line="240" w:lineRule="auto"/>
+              <w:rPr>
+                <w:rFonts w:ascii="Times New Roman" w:eastAsia="Times New Roman" w:hAnsi="Times New Roman" w:cs="Times New Roman"/>
+                <w:kern w:val="0"/>
+                <w:lang w:bidi="hi-IN"/>
+                <w14:ligatures w14:val="none"/>
+              </w:rPr>
+            </w:pPr>
+            <w:r>
+              <w:rPr>
+                <w:rFonts w:ascii="Times New Roman" w:eastAsia="Times New Roman" w:hAnsi="Times New Roman" w:cs="Times New Roman"/>
+                <w:kern w:val="0"/>
+                <w:lang w:bidi="hi-IN"/>
+                <w14:ligatures w14:val="none"/>
+              </w:rPr>
+              <w:t>Shared storage rules, native file operations</w:t>
+            </w:r>
+          </w:p>
+        </w:tc>
+        <w:tc>
+          <w:tcPr>
+            <w:tcW w:w="0" w:type="auto"/>
+            <w:vAlign w:val="center"/>
+            <w:hideMark/>
+          </w:tcPr>
+          <w:p>
+            <w:pPr>
+              <w:spacing w:after="0" w:line="240" w:lineRule="auto"/>
+              <w:rPr>
+                <w:rFonts w:ascii="Times New Roman" w:eastAsia="Times New Roman" w:hAnsi="Times New Roman" w:cs="Times New Roman"/>
+                <w:kern w:val="0"/>
+                <w:lang w:bidi="hi-IN"/>
+                <w14:ligatures w14:val="none"/>
+              </w:rPr>
+            </w:pPr>
+            <w:r>
+              <w:rPr>
+                <w:rFonts w:ascii="Times New Roman" w:eastAsia="Times New Roman" w:hAnsi="Times New Roman" w:cs="Times New Roman"/>
+                <w:kern w:val="0"/>
+                <w:lang w:bidi="hi-IN"/>
+                <w14:ligatures w14:val="none"/>
+              </w:rPr>
+              <w:t>Shared logic, native storage APIs</w:t>
+            </w:r>
+          </w:p>
+        </w:tc>
+        <w:tc>
+          <w:tcPr>
+            <w:tcW w:w="0" w:type="auto"/>
+            <w:vAlign w:val="center"/>
+            <w:hideMark/>
+          </w:tcPr>
+          <w:p>
+            <w:pPr>
+              <w:spacing w:after="0" w:line="240" w:lineRule="auto"/>
+              <w:rPr>
+                <w:rFonts w:ascii="Times New Roman" w:eastAsia="Times New Roman" w:hAnsi="Times New Roman" w:cs="Times New Roman"/>
+                <w:kern w:val="0"/>
+                <w:lang w:bidi="hi-IN"/>
+                <w14:ligatures w14:val="none"/>
+              </w:rPr>
+            </w:pPr>
+            <w:r>
+              <w:rPr>
+                <w:rFonts w:ascii="Times New Roman" w:eastAsia="Times New Roman" w:hAnsi="Times New Roman" w:cs="Times New Roman"/>
+                <w:kern w:val="0"/>
+                <w:lang w:bidi="hi-IN"/>
+                <w14:ligatures w14:val="none"/>
+              </w:rPr>
+              <w:t>Shared logic, native storage APIs</w:t>
+            </w:r>
+          </w:p>
+        </w:tc>
+        <w:tc>
+          <w:tcPr>
+            <w:tcW w:w="0" w:type="auto"/>
+            <w:vAlign w:val="center"/>
+            <w:hideMark/>
+          </w:tcPr>
+          <w:p>
+            <w:pPr>
+              <w:spacing w:after="0" w:line="240" w:lineRule="auto"/>
+              <w:rPr>
+                <w:rFonts w:ascii="Times New Roman" w:eastAsia="Times New Roman" w:hAnsi="Times New Roman" w:cs="Times New Roman"/>
+                <w:kern w:val="0"/>
+                <w:lang w:bidi="hi-IN"/>
+                <w14:ligatures w14:val="none"/>
+              </w:rPr>
+            </w:pPr>
+            <w:r>
+              <w:rPr>
+                <w:rFonts w:ascii="Times New Roman" w:eastAsia="Times New Roman" w:hAnsi="Times New Roman" w:cs="Times New Roman"/>
+                <w:kern w:val="0"/>
+                <w:lang w:bidi="hi-IN"/>
+                <w14:ligatures w14:val="none"/>
+              </w:rPr>
+              <w:t>Shared logic, native storage APIs</w:t>
+            </w:r>
+          </w:p>
+        </w:tc>
+      </w:tr>
+      <w:tr>
+        <w:trPr>
+          <w:tblCellSpacing w:w="15" w:type="dxa"/>
+        </w:trPr>
+        <w:tc>
+          <w:tcPr>
+            <w:tcW w:w="0" w:type="auto"/>
+            <w:vAlign w:val="center"/>
+            <w:hideMark/>
+          </w:tcPr>
+          <w:p>
+            <w:pPr>
+              <w:spacing w:after="0" w:line="240" w:lineRule="auto"/>
+              <w:rPr>
+                <w:rFonts w:ascii="Times New Roman" w:eastAsia="Times New Roman" w:hAnsi="Times New Roman" w:cs="Times New Roman"/>
+                <w:kern w:val="0"/>
+                <w:lang w:bidi="hi-IN"/>
+                <w14:ligatures w14:val="none"/>
+              </w:rPr>
+            </w:pPr>
+            <w:r>
+              <w:rPr>
+                <w:rFonts w:ascii="Times New Roman" w:eastAsia="Times New Roman" w:hAnsi="Times New Roman" w:cs="Times New Roman"/>
+                <w:b/>
+                <w:bCs/>
+                <w:kern w:val="0"/>
+                <w:lang w:bidi="hi-IN"/>
+                <w14:ligatures w14:val="none"/>
+              </w:rPr>
+              <w:lastRenderedPageBreak/>
+              <w:t>File System Management</w:t>
+            </w:r>
+          </w:p>
+        </w:tc>
+        <w:tc>
+          <w:tcPr>
+            <w:tcW w:w="0" w:type="auto"/>
+            <w:vAlign w:val="center"/>
+            <w:hideMark/>
+          </w:tcPr>
+          <w:p>
+            <w:pPr>
+              <w:spacing w:after="0" w:line="240" w:lineRule="auto"/>
+              <w:rPr>
+                <w:rFonts w:ascii="Times New Roman" w:eastAsia="Times New Roman" w:hAnsi="Times New Roman" w:cs="Times New Roman"/>
+                <w:kern w:val="0"/>
+                <w:lang w:bidi="hi-IN"/>
+                <w14:ligatures w14:val="none"/>
+              </w:rPr>
+            </w:pPr>
+            <w:r>
+              <w:rPr>
+                <w:rFonts w:ascii="Times New Roman" w:eastAsia="Times New Roman" w:hAnsi="Times New Roman" w:cs="Times New Roman"/>
+                <w:kern w:val="0"/>
+                <w:lang w:bidi="hi-IN"/>
+                <w14:ligatures w14:val="none"/>
+              </w:rPr>
+              <w:t>Native APIs</w:t>
+            </w:r>
+          </w:p>
+        </w:tc>
+        <w:tc>
+          <w:tcPr>
+            <w:tcW w:w="0" w:type="auto"/>
+            <w:vAlign w:val="center"/>
+            <w:hideMark/>
+          </w:tcPr>
+          <w:p>
+            <w:pPr>
+              <w:spacing w:after="0" w:line="240" w:lineRule="auto"/>
+              <w:rPr>
+                <w:rFonts w:ascii="Times New Roman" w:eastAsia="Times New Roman" w:hAnsi="Times New Roman" w:cs="Times New Roman"/>
+                <w:kern w:val="0"/>
+                <w:lang w:bidi="hi-IN"/>
+                <w14:ligatures w14:val="none"/>
+              </w:rPr>
+            </w:pPr>
+            <w:r>
+              <w:rPr>
+                <w:rFonts w:ascii="Times New Roman" w:eastAsia="Times New Roman" w:hAnsi="Times New Roman" w:cs="Times New Roman"/>
+                <w:kern w:val="0"/>
+                <w:lang w:bidi="hi-IN"/>
+                <w14:ligatures w14:val="none"/>
+              </w:rPr>
+              <w:t>Native APIs accessed through KMP</w:t>
+            </w:r>
+          </w:p>
+        </w:tc>
+        <w:tc>
+          <w:tcPr>
+            <w:tcW w:w="0" w:type="auto"/>
+            <w:vAlign w:val="center"/>
+            <w:hideMark/>
+          </w:tcPr>
+          <w:p>
+            <w:pPr>
+              <w:spacing w:after="0" w:line="240" w:lineRule="auto"/>
+              <w:rPr>
+                <w:rFonts w:ascii="Times New Roman" w:eastAsia="Times New Roman" w:hAnsi="Times New Roman" w:cs="Times New Roman"/>
+                <w:kern w:val="0"/>
+                <w:lang w:bidi="hi-IN"/>
+                <w14:ligatures w14:val="none"/>
+              </w:rPr>
+            </w:pPr>
+            <w:r>
+              <w:rPr>
+                <w:rFonts w:ascii="Times New Roman" w:eastAsia="Times New Roman" w:hAnsi="Times New Roman" w:cs="Times New Roman"/>
+                <w:kern w:val="0"/>
+                <w:lang w:bidi="hi-IN"/>
+                <w14:ligatures w14:val="none"/>
+              </w:rPr>
+              <w:t>Plugin + native APIs</w:t>
+            </w:r>
+          </w:p>
+        </w:tc>
+        <w:tc>
+          <w:tcPr>
+            <w:tcW w:w="0" w:type="auto"/>
+            <w:vAlign w:val="center"/>
+            <w:hideMark/>
+          </w:tcPr>
+          <w:p>
+            <w:pPr>
+              <w:spacing w:after="0" w:line="240" w:lineRule="auto"/>
+              <w:rPr>
+                <w:rFonts w:ascii="Times New Roman" w:eastAsia="Times New Roman" w:hAnsi="Times New Roman" w:cs="Times New Roman"/>
+                <w:kern w:val="0"/>
+                <w:lang w:bidi="hi-IN"/>
+                <w14:ligatures w14:val="none"/>
+              </w:rPr>
+            </w:pPr>
+            <w:r>
+              <w:rPr>
+                <w:rFonts w:ascii="Times New Roman" w:eastAsia="Times New Roman" w:hAnsi="Times New Roman" w:cs="Times New Roman"/>
+                <w:kern w:val="0"/>
+                <w:lang w:bidi="hi-IN"/>
+                <w14:ligatures w14:val="none"/>
+              </w:rPr>
+              <w:t>Native APIs</w:t>
+            </w:r>
+          </w:p>
+        </w:tc>
+        <w:tc>
+          <w:tcPr>
+            <w:tcW w:w="0" w:type="auto"/>
+            <w:vAlign w:val="center"/>
+            <w:hideMark/>
+          </w:tcPr>
+          <w:p>
+            <w:pPr>
+              <w:spacing w:after="0" w:line="240" w:lineRule="auto"/>
+              <w:rPr>
+                <w:rFonts w:ascii="Times New Roman" w:eastAsia="Times New Roman" w:hAnsi="Times New Roman" w:cs="Times New Roman"/>
+                <w:kern w:val="0"/>
+                <w:lang w:bidi="hi-IN"/>
+                <w14:ligatures w14:val="none"/>
+              </w:rPr>
+            </w:pPr>
+            <w:r>
+              <w:rPr>
+                <w:rFonts w:ascii="Times New Roman" w:eastAsia="Times New Roman" w:hAnsi="Times New Roman" w:cs="Times New Roman"/>
+                <w:kern w:val="0"/>
+                <w:lang w:bidi="hi-IN"/>
+                <w14:ligatures w14:val="none"/>
+              </w:rPr>
+              <w:t>Native module + APIs</w:t>
+            </w:r>
+          </w:p>
+        </w:tc>
+      </w:tr>
+      <w:tr>
+        <w:trPr>
+          <w:tblCellSpacing w:w="15" w:type="dxa"/>
+        </w:trPr>
+        <w:tc>
+          <w:tcPr>
+            <w:tcW w:w="0" w:type="auto"/>
+            <w:vAlign w:val="center"/>
+            <w:hideMark/>
+          </w:tcPr>
+          <w:p>
+            <w:pPr>
+              <w:spacing w:after="0" w:line="240" w:lineRule="auto"/>
+              <w:rPr>
+                <w:rFonts w:ascii="Times New Roman" w:eastAsia="Times New Roman" w:hAnsi="Times New Roman" w:cs="Times New Roman"/>
+                <w:kern w:val="0"/>
+                <w:lang w:bidi="hi-IN"/>
+                <w14:ligatures w14:val="none"/>
+              </w:rPr>
+            </w:pPr>
+            <w:r>
+              <w:rPr>
+                <w:rFonts w:ascii="Times New Roman" w:eastAsia="Times New Roman" w:hAnsi="Times New Roman" w:cs="Times New Roman"/>
+                <w:b/>
+                <w:bCs/>
+                <w:kern w:val="0"/>
+                <w:lang w:bidi="hi-IN"/>
+                <w14:ligatures w14:val="none"/>
+              </w:rPr>
+              <w:t>Background Downloads</w:t>
+            </w:r>
+          </w:p>
+        </w:tc>
+        <w:tc>
+          <w:tcPr>
+            <w:tcW w:w="0" w:type="auto"/>
+            <w:vAlign w:val="center"/>
+            <w:hideMark/>
+          </w:tcPr>
+          <w:p>
+            <w:pPr>
+              <w:spacing w:after="0" w:line="240" w:lineRule="auto"/>
+              <w:rPr>
+                <w:rFonts w:ascii="Times New Roman" w:eastAsia="Times New Roman" w:hAnsi="Times New Roman" w:cs="Times New Roman"/>
+                <w:kern w:val="0"/>
+                <w:lang w:bidi="hi-IN"/>
+                <w14:ligatures w14:val="none"/>
+              </w:rPr>
+            </w:pPr>
+            <w:proofErr w:type="spellStart"/>
+            <w:r>
+              <w:rPr>
+                <w:rFonts w:ascii="Times New Roman" w:eastAsia="Times New Roman" w:hAnsi="Times New Roman" w:cs="Times New Roman"/>
+                <w:kern w:val="0"/>
+                <w:lang w:bidi="hi-IN"/>
+                <w14:ligatures w14:val="none"/>
+              </w:rPr>
+              <w:t>URLSession</w:t>
+            </w:r>
+            <w:proofErr w:type="spellEnd"/>
+            <w:r>
+              <w:rPr>
+                <w:rFonts w:ascii="Times New Roman" w:eastAsia="Times New Roman" w:hAnsi="Times New Roman" w:cs="Times New Roman"/>
+                <w:kern w:val="0"/>
+                <w:lang w:bidi="hi-IN"/>
+                <w14:ligatures w14:val="none"/>
+              </w:rPr>
+              <w:t xml:space="preserve"> Background</w:t>
+            </w:r>
+          </w:p>
+        </w:tc>
+        <w:tc>
+          <w:tcPr>
+            <w:tcW w:w="0" w:type="auto"/>
+            <w:vAlign w:val="center"/>
+            <w:hideMark/>
+          </w:tcPr>
+          <w:p>
+            <w:pPr>
+              <w:spacing w:after="0" w:line="240" w:lineRule="auto"/>
+              <w:rPr>
+                <w:rFonts w:ascii="Times New Roman" w:eastAsia="Times New Roman" w:hAnsi="Times New Roman" w:cs="Times New Roman"/>
+                <w:kern w:val="0"/>
+                <w:lang w:bidi="hi-IN"/>
+                <w14:ligatures w14:val="none"/>
+              </w:rPr>
+            </w:pPr>
+            <w:r>
+              <w:rPr>
+                <w:rFonts w:ascii="Times New Roman" w:eastAsia="Times New Roman" w:hAnsi="Times New Roman" w:cs="Times New Roman"/>
+                <w:kern w:val="0"/>
+                <w:lang w:bidi="hi-IN"/>
+                <w14:ligatures w14:val="none"/>
+              </w:rPr>
+              <w:t xml:space="preserve">Shared workflow, native </w:t>
+            </w:r>
+            <w:proofErr w:type="spellStart"/>
+            <w:r>
+              <w:rPr>
+                <w:rFonts w:ascii="Times New Roman" w:eastAsia="Times New Roman" w:hAnsi="Times New Roman" w:cs="Times New Roman"/>
+                <w:kern w:val="0"/>
+                <w:lang w:bidi="hi-IN"/>
+                <w14:ligatures w14:val="none"/>
+              </w:rPr>
+              <w:t>URLSession</w:t>
+            </w:r>
+            <w:proofErr w:type="spellEnd"/>
+            <w:r>
+              <w:rPr>
+                <w:rFonts w:ascii="Times New Roman" w:eastAsia="Times New Roman" w:hAnsi="Times New Roman" w:cs="Times New Roman"/>
+                <w:kern w:val="0"/>
+                <w:lang w:bidi="hi-IN"/>
+                <w14:ligatures w14:val="none"/>
+              </w:rPr>
+              <w:t>/</w:t>
+            </w:r>
+            <w:proofErr w:type="spellStart"/>
+            <w:r>
+              <w:rPr>
+                <w:rFonts w:ascii="Times New Roman" w:eastAsia="Times New Roman" w:hAnsi="Times New Roman" w:cs="Times New Roman"/>
+                <w:kern w:val="0"/>
+                <w:lang w:bidi="hi-IN"/>
+                <w14:ligatures w14:val="none"/>
+              </w:rPr>
+              <w:t>WorkManager</w:t>
+            </w:r>
+            <w:proofErr w:type="spellEnd"/>
+            <w:r>
+              <w:rPr>
+                <w:rFonts w:ascii="Times New Roman" w:eastAsia="Times New Roman" w:hAnsi="Times New Roman" w:cs="Times New Roman"/>
+                <w:kern w:val="0"/>
+                <w:lang w:bidi="hi-IN"/>
+                <w14:ligatures w14:val="none"/>
+              </w:rPr>
+              <w:t xml:space="preserve"> execution</w:t>
+            </w:r>
+          </w:p>
+        </w:tc>
+        <w:tc>
+          <w:tcPr>
+            <w:tcW w:w="0" w:type="auto"/>
+            <w:vAlign w:val="center"/>
+            <w:hideMark/>
+          </w:tcPr>
+          <w:p>
+            <w:pPr>
+              <w:spacing w:after="0" w:line="240" w:lineRule="auto"/>
+              <w:rPr>
+                <w:rFonts w:ascii="Times New Roman" w:eastAsia="Times New Roman" w:hAnsi="Times New Roman" w:cs="Times New Roman"/>
+                <w:kern w:val="0"/>
+                <w:lang w:bidi="hi-IN"/>
+                <w14:ligatures w14:val="none"/>
+              </w:rPr>
+            </w:pPr>
+            <w:r>
+              <w:rPr>
+                <w:rFonts w:ascii="Times New Roman" w:eastAsia="Times New Roman" w:hAnsi="Times New Roman" w:cs="Times New Roman"/>
+                <w:kern w:val="0"/>
+                <w:lang w:bidi="hi-IN"/>
+                <w14:ligatures w14:val="none"/>
+              </w:rPr>
+              <w:t>Native download plugin</w:t>
+            </w:r>
+          </w:p>
+        </w:tc>
+        <w:tc>
+          <w:tcPr>
+            <w:tcW w:w="0" w:type="auto"/>
+            <w:vAlign w:val="center"/>
+            <w:hideMark/>
+          </w:tcPr>
+          <w:p>
+            <w:pPr>
+              <w:spacing w:after="0" w:line="240" w:lineRule="auto"/>
+              <w:rPr>
+                <w:rFonts w:ascii="Times New Roman" w:eastAsia="Times New Roman" w:hAnsi="Times New Roman" w:cs="Times New Roman"/>
+                <w:kern w:val="0"/>
+                <w:lang w:bidi="hi-IN"/>
+                <w14:ligatures w14:val="none"/>
+              </w:rPr>
+            </w:pPr>
+            <w:r>
+              <w:rPr>
+                <w:rFonts w:ascii="Times New Roman" w:eastAsia="Times New Roman" w:hAnsi="Times New Roman" w:cs="Times New Roman"/>
+                <w:kern w:val="0"/>
+                <w:lang w:bidi="hi-IN"/>
+                <w14:ligatures w14:val="none"/>
+              </w:rPr>
+              <w:t>Native download implementation</w:t>
+            </w:r>
+          </w:p>
+        </w:tc>
+        <w:tc>
+          <w:tcPr>
+            <w:tcW w:w="0" w:type="auto"/>
+            <w:vAlign w:val="center"/>
+            <w:hideMark/>
+          </w:tcPr>
+          <w:p>
+            <w:pPr>
+              <w:spacing w:after="0" w:line="240" w:lineRule="auto"/>
+              <w:rPr>
+                <w:rFonts w:ascii="Times New Roman" w:eastAsia="Times New Roman" w:hAnsi="Times New Roman" w:cs="Times New Roman"/>
+                <w:kern w:val="0"/>
+                <w:lang w:bidi="hi-IN"/>
+                <w14:ligatures w14:val="none"/>
+              </w:rPr>
+            </w:pPr>
+            <w:r>
+              <w:rPr>
+                <w:rFonts w:ascii="Times New Roman" w:eastAsia="Times New Roman" w:hAnsi="Times New Roman" w:cs="Times New Roman"/>
+                <w:kern w:val="0"/>
+                <w:lang w:bidi="hi-IN"/>
+                <w14:ligatures w14:val="none"/>
+              </w:rPr>
+              <w:t>Native download implementation</w:t>
+            </w:r>
+          </w:p>
+        </w:tc>
+      </w:tr>
+      <w:tr>
+        <w:trPr>
+          <w:tblCellSpacing w:w="15" w:type="dxa"/>
+        </w:trPr>
+        <w:tc>
+          <w:tcPr>
+            <w:tcW w:w="0" w:type="auto"/>
+            <w:vAlign w:val="center"/>
+            <w:hideMark/>
+          </w:tcPr>
+          <w:p>
+            <w:pPr>
+              <w:spacing w:after="0" w:line="240" w:lineRule="auto"/>
+              <w:rPr>
+                <w:rFonts w:ascii="Times New Roman" w:eastAsia="Times New Roman" w:hAnsi="Times New Roman" w:cs="Times New Roman"/>
+                <w:kern w:val="0"/>
+                <w:lang w:bidi="hi-IN"/>
+                <w14:ligatures w14:val="none"/>
+              </w:rPr>
+            </w:pPr>
+            <w:r>
+              <w:rPr>
+                <w:rFonts w:ascii="Times New Roman" w:eastAsia="Times New Roman" w:hAnsi="Times New Roman" w:cs="Times New Roman"/>
+                <w:b/>
+                <w:bCs/>
+                <w:kern w:val="0"/>
+                <w:lang w:bidi="hi-IN"/>
+                <w14:ligatures w14:val="none"/>
+              </w:rPr>
+              <w:t>Package Extraction &amp; Caching</w:t>
+            </w:r>
+          </w:p>
+        </w:tc>
+        <w:tc>
+          <w:tcPr>
+            <w:tcW w:w="0" w:type="auto"/>
+            <w:vAlign w:val="center"/>
+            <w:hideMark/>
+          </w:tcPr>
+          <w:p>
+            <w:pPr>
+              <w:spacing w:after="0" w:line="240" w:lineRule="auto"/>
+              <w:rPr>
+                <w:rFonts w:ascii="Times New Roman" w:eastAsia="Times New Roman" w:hAnsi="Times New Roman" w:cs="Times New Roman"/>
+                <w:kern w:val="0"/>
+                <w:lang w:bidi="hi-IN"/>
+                <w14:ligatures w14:val="none"/>
+              </w:rPr>
+            </w:pPr>
+            <w:r>
+              <w:rPr>
+                <w:rFonts w:ascii="Times New Roman" w:eastAsia="Times New Roman" w:hAnsi="Times New Roman" w:cs="Times New Roman"/>
+                <w:kern w:val="0"/>
+                <w:lang w:bidi="hi-IN"/>
+                <w14:ligatures w14:val="none"/>
+              </w:rPr>
+              <w:t>Native ZIP/cache implementation</w:t>
+            </w:r>
+          </w:p>
+        </w:tc>
+        <w:tc>
+          <w:tcPr>
+            <w:tcW w:w="0" w:type="auto"/>
+            <w:vAlign w:val="center"/>
+            <w:hideMark/>
+          </w:tcPr>
+          <w:p>
+            <w:pPr>
+              <w:spacing w:after="0" w:line="240" w:lineRule="auto"/>
+              <w:rPr>
+                <w:rFonts w:ascii="Times New Roman" w:eastAsia="Times New Roman" w:hAnsi="Times New Roman" w:cs="Times New Roman"/>
+                <w:kern w:val="0"/>
+                <w:lang w:bidi="hi-IN"/>
+                <w14:ligatures w14:val="none"/>
+              </w:rPr>
+            </w:pPr>
+            <w:r>
+              <w:rPr>
+                <w:rFonts w:ascii="Times New Roman" w:eastAsia="Times New Roman" w:hAnsi="Times New Roman" w:cs="Times New Roman"/>
+                <w:kern w:val="0"/>
+                <w:lang w:bidi="hi-IN"/>
+                <w14:ligatures w14:val="none"/>
+              </w:rPr>
+              <w:t>Shared policies, native extraction</w:t>
+            </w:r>
+          </w:p>
+        </w:tc>
+        <w:tc>
+          <w:tcPr>
+            <w:tcW w:w="0" w:type="auto"/>
+            <w:vAlign w:val="center"/>
+            <w:hideMark/>
+          </w:tcPr>
+          <w:p>
+            <w:pPr>
+              <w:spacing w:after="0" w:line="240" w:lineRule="auto"/>
+              <w:rPr>
+                <w:rFonts w:ascii="Times New Roman" w:eastAsia="Times New Roman" w:hAnsi="Times New Roman" w:cs="Times New Roman"/>
+                <w:kern w:val="0"/>
+                <w:lang w:bidi="hi-IN"/>
+                <w14:ligatures w14:val="none"/>
+              </w:rPr>
+            </w:pPr>
+            <w:r>
+              <w:rPr>
+                <w:rFonts w:ascii="Times New Roman" w:eastAsia="Times New Roman" w:hAnsi="Times New Roman" w:cs="Times New Roman"/>
+                <w:kern w:val="0"/>
+                <w:lang w:bidi="hi-IN"/>
+                <w14:ligatures w14:val="none"/>
+              </w:rPr>
+              <w:t>Native plugin required</w:t>
+            </w:r>
+          </w:p>
+        </w:tc>
+        <w:tc>
+          <w:tcPr>
+            <w:tcW w:w="0" w:type="auto"/>
+            <w:vAlign w:val="center"/>
+            <w:hideMark/>
+          </w:tcPr>
+          <w:p>
+            <w:pPr>
+              <w:spacing w:after="0" w:line="240" w:lineRule="auto"/>
+              <w:rPr>
+                <w:rFonts w:ascii="Times New Roman" w:eastAsia="Times New Roman" w:hAnsi="Times New Roman" w:cs="Times New Roman"/>
+                <w:kern w:val="0"/>
+                <w:lang w:bidi="hi-IN"/>
+                <w14:ligatures w14:val="none"/>
+              </w:rPr>
+            </w:pPr>
+            <w:r>
+              <w:rPr>
+                <w:rFonts w:ascii="Times New Roman" w:eastAsia="Times New Roman" w:hAnsi="Times New Roman" w:cs="Times New Roman"/>
+                <w:kern w:val="0"/>
+                <w:lang w:bidi="hi-IN"/>
+                <w14:ligatures w14:val="none"/>
+              </w:rPr>
+              <w:t>Native implementation</w:t>
+            </w:r>
+          </w:p>
+        </w:tc>
+        <w:tc>
+          <w:tcPr>
+            <w:tcW w:w="0" w:type="auto"/>
+            <w:vAlign w:val="center"/>
+            <w:hideMark/>
+          </w:tcPr>
+          <w:p>
+            <w:pPr>
+              <w:spacing w:after="0" w:line="240" w:lineRule="auto"/>
+              <w:rPr>
+                <w:rFonts w:ascii="Times New Roman" w:eastAsia="Times New Roman" w:hAnsi="Times New Roman" w:cs="Times New Roman"/>
+                <w:kern w:val="0"/>
+                <w:lang w:bidi="hi-IN"/>
+                <w14:ligatures w14:val="none"/>
+              </w:rPr>
+            </w:pPr>
+            <w:r>
+              <w:rPr>
+                <w:rFonts w:ascii="Times New Roman" w:eastAsia="Times New Roman" w:hAnsi="Times New Roman" w:cs="Times New Roman"/>
+                <w:kern w:val="0"/>
+                <w:lang w:bidi="hi-IN"/>
+                <w14:ligatures w14:val="none"/>
+              </w:rPr>
+              <w:t>Native module required</w:t>
+            </w:r>
+          </w:p>
+        </w:tc>
+      </w:tr>
+      <w:tr>
+        <w:trPr>
+          <w:tblCellSpacing w:w="15" w:type="dxa"/>
+        </w:trPr>
+        <w:tc>
+          <w:tcPr>
+            <w:tcW w:w="0" w:type="auto"/>
+            <w:vAlign w:val="center"/>
+            <w:hideMark/>
+          </w:tcPr>
+          <w:p>
+            <w:pPr>
+              <w:spacing w:after="0" w:line="240" w:lineRule="auto"/>
+              <w:rPr>
+                <w:rFonts w:ascii="Times New Roman" w:eastAsia="Times New Roman" w:hAnsi="Times New Roman" w:cs="Times New Roman"/>
+                <w:kern w:val="0"/>
+                <w:lang w:bidi="hi-IN"/>
+                <w14:ligatures w14:val="none"/>
+              </w:rPr>
+            </w:pPr>
+            <w:r>
+              <w:rPr>
+                <w:rFonts w:ascii="Times New Roman" w:eastAsia="Times New Roman" w:hAnsi="Times New Roman" w:cs="Times New Roman"/>
+                <w:b/>
+                <w:bCs/>
+                <w:kern w:val="0"/>
+                <w:lang w:bidi="hi-IN"/>
+                <w14:ligatures w14:val="none"/>
+              </w:rPr>
+              <w:t>Memory Optimization</w:t>
+            </w:r>
+          </w:p>
+        </w:tc>
+        <w:tc>
+          <w:tcPr>
+            <w:tcW w:w="0" w:type="auto"/>
+            <w:vAlign w:val="center"/>
+            <w:hideMark/>
+          </w:tcPr>
+          <w:p>
+            <w:pPr>
+              <w:spacing w:after="0" w:line="240" w:lineRule="auto"/>
+              <w:rPr>
+                <w:rFonts w:ascii="Times New Roman" w:eastAsia="Times New Roman" w:hAnsi="Times New Roman" w:cs="Times New Roman"/>
+                <w:kern w:val="0"/>
+                <w:lang w:bidi="hi-IN"/>
+                <w14:ligatures w14:val="none"/>
+              </w:rPr>
+            </w:pPr>
+            <w:r>
+              <w:rPr>
+                <w:rFonts w:ascii="Times New Roman" w:eastAsia="Times New Roman" w:hAnsi="Times New Roman" w:cs="Times New Roman"/>
+                <w:kern w:val="0"/>
+                <w:lang w:bidi="hi-IN"/>
+                <w14:ligatures w14:val="none"/>
+              </w:rPr>
+              <w:t>Full native control</w:t>
+            </w:r>
+          </w:p>
+        </w:tc>
+        <w:tc>
+          <w:tcPr>
+            <w:tcW w:w="0" w:type="auto"/>
+            <w:vAlign w:val="center"/>
+            <w:hideMark/>
+          </w:tcPr>
+          <w:p>
+            <w:pPr>
+              <w:spacing w:after="0" w:line="240" w:lineRule="auto"/>
+              <w:rPr>
+                <w:rFonts w:ascii="Times New Roman" w:eastAsia="Times New Roman" w:hAnsi="Times New Roman" w:cs="Times New Roman"/>
+                <w:kern w:val="0"/>
+                <w:lang w:bidi="hi-IN"/>
+                <w14:ligatures w14:val="none"/>
+              </w:rPr>
+            </w:pPr>
+            <w:r>
+              <w:rPr>
+                <w:rFonts w:ascii="Times New Roman" w:eastAsia="Times New Roman" w:hAnsi="Times New Roman" w:cs="Times New Roman"/>
+                <w:kern w:val="0"/>
+                <w:lang w:bidi="hi-IN"/>
+                <w14:ligatures w14:val="none"/>
+              </w:rPr>
+              <w:t>Native optimization on each platform</w:t>
+            </w:r>
+          </w:p>
+        </w:tc>
+        <w:tc>
+          <w:tcPr>
+            <w:tcW w:w="0" w:type="auto"/>
+            <w:vAlign w:val="center"/>
+            <w:hideMark/>
+          </w:tcPr>
+          <w:p>
+            <w:pPr>
+              <w:spacing w:after="0" w:line="240" w:lineRule="auto"/>
+              <w:rPr>
+                <w:rFonts w:ascii="Times New Roman" w:eastAsia="Times New Roman" w:hAnsi="Times New Roman" w:cs="Times New Roman"/>
+                <w:kern w:val="0"/>
+                <w:lang w:bidi="hi-IN"/>
+                <w14:ligatures w14:val="none"/>
+              </w:rPr>
+            </w:pPr>
+            <w:r>
+              <w:rPr>
+                <w:rFonts w:ascii="Times New Roman" w:eastAsia="Times New Roman" w:hAnsi="Times New Roman" w:cs="Times New Roman"/>
+                <w:kern w:val="0"/>
+                <w:lang w:bidi="hi-IN"/>
+                <w14:ligatures w14:val="none"/>
+              </w:rPr>
+              <w:t>Framework + native tuning</w:t>
+            </w:r>
+          </w:p>
+        </w:tc>
+        <w:tc>
+          <w:tcPr>
+            <w:tcW w:w="0" w:type="auto"/>
+            <w:vAlign w:val="center"/>
+            <w:hideMark/>
+          </w:tcPr>
+          <w:p>
+            <w:pPr>
+              <w:spacing w:after="0" w:line="240" w:lineRule="auto"/>
+              <w:rPr>
+                <w:rFonts w:ascii="Times New Roman" w:eastAsia="Times New Roman" w:hAnsi="Times New Roman" w:cs="Times New Roman"/>
+                <w:kern w:val="0"/>
+                <w:lang w:bidi="hi-IN"/>
+                <w14:ligatures w14:val="none"/>
+              </w:rPr>
+            </w:pPr>
+            <w:r>
+              <w:rPr>
+                <w:rFonts w:ascii="Times New Roman" w:eastAsia="Times New Roman" w:hAnsi="Times New Roman" w:cs="Times New Roman"/>
+                <w:kern w:val="0"/>
+                <w:lang w:bidi="hi-IN"/>
+                <w14:ligatures w14:val="none"/>
+              </w:rPr>
+              <w:t>Framework + native tuning</w:t>
+            </w:r>
+          </w:p>
+        </w:tc>
+        <w:tc>
+          <w:tcPr>
+            <w:tcW w:w="0" w:type="auto"/>
+            <w:vAlign w:val="center"/>
+            <w:hideMark/>
+          </w:tcPr>
+          <w:p>
+            <w:pPr>
+              <w:spacing w:after="0" w:line="240" w:lineRule="auto"/>
+              <w:rPr>
+                <w:rFonts w:ascii="Times New Roman" w:eastAsia="Times New Roman" w:hAnsi="Times New Roman" w:cs="Times New Roman"/>
+                <w:kern w:val="0"/>
+                <w:lang w:bidi="hi-IN"/>
+                <w14:ligatures w14:val="none"/>
+              </w:rPr>
+            </w:pPr>
+            <w:r>
+              <w:rPr>
+                <w:rFonts w:ascii="Times New Roman" w:eastAsia="Times New Roman" w:hAnsi="Times New Roman" w:cs="Times New Roman"/>
+                <w:kern w:val="0"/>
+                <w:lang w:bidi="hi-IN"/>
+                <w14:ligatures w14:val="none"/>
+              </w:rPr>
+              <w:t>Framework + native tuning</w:t>
+            </w:r>
+          </w:p>
+        </w:tc>
+      </w:tr>
+      <w:tr>
+        <w:trPr>
+          <w:tblCellSpacing w:w="15" w:type="dxa"/>
+        </w:trPr>
+        <w:tc>
+          <w:tcPr>
+            <w:tcW w:w="0" w:type="auto"/>
+            <w:vAlign w:val="center"/>
+            <w:hideMark/>
+          </w:tcPr>
+          <w:p>
+            <w:pPr>
+              <w:spacing w:after="0" w:line="240" w:lineRule="auto"/>
+              <w:rPr>
+                <w:rFonts w:ascii="Times New Roman" w:eastAsia="Times New Roman" w:hAnsi="Times New Roman" w:cs="Times New Roman"/>
+                <w:kern w:val="0"/>
+                <w:lang w:bidi="hi-IN"/>
+                <w14:ligatures w14:val="none"/>
+              </w:rPr>
+            </w:pPr>
+            <w:r>
+              <w:rPr>
+                <w:rFonts w:ascii="Times New Roman" w:eastAsia="Times New Roman" w:hAnsi="Times New Roman" w:cs="Times New Roman"/>
+                <w:b/>
+                <w:bCs/>
+                <w:kern w:val="0"/>
+                <w:lang w:bidi="hi-IN"/>
+                <w14:ligatures w14:val="none"/>
+              </w:rPr>
+              <w:t>Native SDK Integration</w:t>
+            </w:r>
+          </w:p>
+        </w:tc>
+        <w:tc>
+          <w:tcPr>
+            <w:tcW w:w="0" w:type="auto"/>
+            <w:vAlign w:val="center"/>
+            <w:hideMark/>
+          </w:tcPr>
+          <w:p>
+            <w:pPr>
+              <w:spacing w:after="0" w:line="240" w:lineRule="auto"/>
+              <w:rPr>
+                <w:rFonts w:ascii="Times New Roman" w:eastAsia="Times New Roman" w:hAnsi="Times New Roman" w:cs="Times New Roman"/>
+                <w:kern w:val="0"/>
+                <w:lang w:bidi="hi-IN"/>
+                <w14:ligatures w14:val="none"/>
+              </w:rPr>
+            </w:pPr>
+            <w:r>
+              <w:rPr>
+                <w:rFonts w:ascii="Times New Roman" w:eastAsia="Times New Roman" w:hAnsi="Times New Roman" w:cs="Times New Roman"/>
+                <w:kern w:val="0"/>
+                <w:lang w:bidi="hi-IN"/>
+                <w14:ligatures w14:val="none"/>
+              </w:rPr>
+              <w:t>Direct SDK access</w:t>
+            </w:r>
+          </w:p>
+        </w:tc>
+        <w:tc>
+          <w:tcPr>
+            <w:tcW w:w="0" w:type="auto"/>
+            <w:vAlign w:val="center"/>
+            <w:hideMark/>
+          </w:tcPr>
+          <w:p>
+            <w:pPr>
+              <w:spacing w:after="0" w:line="240" w:lineRule="auto"/>
+              <w:rPr>
+                <w:rFonts w:ascii="Times New Roman" w:eastAsia="Times New Roman" w:hAnsi="Times New Roman" w:cs="Times New Roman"/>
+                <w:kern w:val="0"/>
+                <w:lang w:bidi="hi-IN"/>
+                <w14:ligatures w14:val="none"/>
+              </w:rPr>
+            </w:pPr>
+            <w:r>
+              <w:rPr>
+                <w:rFonts w:ascii="Times New Roman" w:eastAsia="Times New Roman" w:hAnsi="Times New Roman" w:cs="Times New Roman"/>
+                <w:kern w:val="0"/>
+                <w:lang w:bidi="hi-IN"/>
+                <w14:ligatures w14:val="none"/>
+              </w:rPr>
+              <w:t>Direct native API access</w:t>
+            </w:r>
+          </w:p>
+        </w:tc>
+        <w:tc>
+          <w:tcPr>
+            <w:tcW w:w="0" w:type="auto"/>
+            <w:vAlign w:val="center"/>
+            <w:hideMark/>
+          </w:tcPr>
+          <w:p>
+            <w:pPr>
+              <w:spacing w:after="0" w:line="240" w:lineRule="auto"/>
+              <w:rPr>
+                <w:rFonts w:ascii="Times New Roman" w:eastAsia="Times New Roman" w:hAnsi="Times New Roman" w:cs="Times New Roman"/>
+                <w:kern w:val="0"/>
+                <w:lang w:bidi="hi-IN"/>
+                <w14:ligatures w14:val="none"/>
+              </w:rPr>
+            </w:pPr>
+            <w:r>
+              <w:rPr>
+                <w:rFonts w:ascii="Times New Roman" w:eastAsia="Times New Roman" w:hAnsi="Times New Roman" w:cs="Times New Roman"/>
+                <w:kern w:val="0"/>
+                <w:lang w:bidi="hi-IN"/>
+                <w14:ligatures w14:val="none"/>
+              </w:rPr>
+              <w:t>Platform channels required</w:t>
+            </w:r>
+          </w:p>
+        </w:tc>
+        <w:tc>
+          <w:tcPr>
+            <w:tcW w:w="0" w:type="auto"/>
+            <w:vAlign w:val="center"/>
+            <w:hideMark/>
+          </w:tcPr>
+          <w:p>
+            <w:pPr>
+              <w:spacing w:after="0" w:line="240" w:lineRule="auto"/>
+              <w:rPr>
+                <w:rFonts w:ascii="Times New Roman" w:eastAsia="Times New Roman" w:hAnsi="Times New Roman" w:cs="Times New Roman"/>
+                <w:kern w:val="0"/>
+                <w:lang w:bidi="hi-IN"/>
+                <w14:ligatures w14:val="none"/>
+              </w:rPr>
+            </w:pPr>
+            <w:r>
+              <w:rPr>
+                <w:rFonts w:ascii="Times New Roman" w:eastAsia="Times New Roman" w:hAnsi="Times New Roman" w:cs="Times New Roman"/>
+                <w:kern w:val="0"/>
+                <w:lang w:bidi="hi-IN"/>
+                <w14:ligatures w14:val="none"/>
+              </w:rPr>
+              <w:t>Native wrappers required</w:t>
+            </w:r>
+          </w:p>
+        </w:tc>
+        <w:tc>
+          <w:tcPr>
+            <w:tcW w:w="0" w:type="auto"/>
+            <w:vAlign w:val="center"/>
+            <w:hideMark/>
+          </w:tcPr>
+          <w:p>
+            <w:pPr>
+              <w:spacing w:after="0" w:line="240" w:lineRule="auto"/>
+              <w:rPr>
+                <w:rFonts w:ascii="Times New Roman" w:eastAsia="Times New Roman" w:hAnsi="Times New Roman" w:cs="Times New Roman"/>
+                <w:kern w:val="0"/>
+                <w:lang w:bidi="hi-IN"/>
+                <w14:ligatures w14:val="none"/>
+              </w:rPr>
+            </w:pPr>
+            <w:r>
+              <w:rPr>
+                <w:rFonts w:ascii="Times New Roman" w:eastAsia="Times New Roman" w:hAnsi="Times New Roman" w:cs="Times New Roman"/>
+                <w:kern w:val="0"/>
+                <w:lang w:bidi="hi-IN"/>
+                <w14:ligatures w14:val="none"/>
+              </w:rPr>
+              <w:t>Native bridges required</w:t>
+            </w:r>
+          </w:p>
+        </w:tc>
+      </w:tr>
+      <w:tr>
+        <w:trPr>
+          <w:tblCellSpacing w:w="15" w:type="dxa"/>
+        </w:trPr>
+        <w:tc>
+          <w:tcPr>
+            <w:tcW w:w="0" w:type="auto"/>
+            <w:vAlign w:val="center"/>
+            <w:hideMark/>
+          </w:tcPr>
+          <w:p>
+            <w:pPr>
+              <w:spacing w:after="0" w:line="240" w:lineRule="auto"/>
+              <w:rPr>
+                <w:rFonts w:ascii="Times New Roman" w:eastAsia="Times New Roman" w:hAnsi="Times New Roman" w:cs="Times New Roman"/>
+                <w:kern w:val="0"/>
+                <w:lang w:bidi="hi-IN"/>
+                <w14:ligatures w14:val="none"/>
+              </w:rPr>
+            </w:pPr>
+            <w:r>
+              <w:rPr>
+                <w:rFonts w:ascii="Times New Roman" w:eastAsia="Times New Roman" w:hAnsi="Times New Roman" w:cs="Times New Roman"/>
+                <w:b/>
+                <w:bCs/>
+                <w:kern w:val="0"/>
+                <w:lang w:bidi="hi-IN"/>
+                <w14:ligatures w14:val="none"/>
+              </w:rPr>
+              <w:t>Security &amp; Secure Storage</w:t>
+            </w:r>
+          </w:p>
+        </w:tc>
+        <w:tc>
+          <w:tcPr>
+            <w:tcW w:w="0" w:type="auto"/>
+            <w:vAlign w:val="center"/>
+            <w:hideMark/>
+          </w:tcPr>
+          <w:p>
+            <w:pPr>
+              <w:spacing w:after="0" w:line="240" w:lineRule="auto"/>
+              <w:rPr>
+                <w:rFonts w:ascii="Times New Roman" w:eastAsia="Times New Roman" w:hAnsi="Times New Roman" w:cs="Times New Roman"/>
+                <w:kern w:val="0"/>
+                <w:lang w:bidi="hi-IN"/>
+                <w14:ligatures w14:val="none"/>
+              </w:rPr>
+            </w:pPr>
+            <w:r>
+              <w:rPr>
+                <w:rFonts w:ascii="Times New Roman" w:eastAsia="Times New Roman" w:hAnsi="Times New Roman" w:cs="Times New Roman"/>
+                <w:kern w:val="0"/>
+                <w:lang w:bidi="hi-IN"/>
+                <w14:ligatures w14:val="none"/>
+              </w:rPr>
+              <w:t>Keychain</w:t>
+            </w:r>
+          </w:p>
+        </w:tc>
+        <w:tc>
+          <w:tcPr>
+            <w:tcW w:w="0" w:type="auto"/>
+            <w:vAlign w:val="center"/>
+            <w:hideMark/>
+          </w:tcPr>
+          <w:p>
+            <w:pPr>
+              <w:spacing w:after="0" w:line="240" w:lineRule="auto"/>
+              <w:rPr>
+                <w:rFonts w:ascii="Times New Roman" w:eastAsia="Times New Roman" w:hAnsi="Times New Roman" w:cs="Times New Roman"/>
+                <w:kern w:val="0"/>
+                <w:lang w:bidi="hi-IN"/>
+                <w14:ligatures w14:val="none"/>
+              </w:rPr>
+            </w:pPr>
+            <w:r>
+              <w:rPr>
+                <w:rFonts w:ascii="Times New Roman" w:eastAsia="Times New Roman" w:hAnsi="Times New Roman" w:cs="Times New Roman"/>
+                <w:kern w:val="0"/>
+                <w:lang w:bidi="hi-IN"/>
+                <w14:ligatures w14:val="none"/>
+              </w:rPr>
+              <w:t>Keychain / Keystore via native APIs</w:t>
+            </w:r>
+          </w:p>
+        </w:tc>
+        <w:tc>
+          <w:tcPr>
+            <w:tcW w:w="0" w:type="auto"/>
+            <w:vAlign w:val="center"/>
+            <w:hideMark/>
+          </w:tcPr>
+          <w:p>
+            <w:pPr>
+              <w:spacing w:after="0" w:line="240" w:lineRule="auto"/>
+              <w:rPr>
+                <w:rFonts w:ascii="Times New Roman" w:eastAsia="Times New Roman" w:hAnsi="Times New Roman" w:cs="Times New Roman"/>
+                <w:kern w:val="0"/>
+                <w:lang w:bidi="hi-IN"/>
+                <w14:ligatures w14:val="none"/>
+              </w:rPr>
+            </w:pPr>
+            <w:r>
+              <w:rPr>
+                <w:rFonts w:ascii="Times New Roman" w:eastAsia="Times New Roman" w:hAnsi="Times New Roman" w:cs="Times New Roman"/>
+                <w:kern w:val="0"/>
+                <w:lang w:bidi="hi-IN"/>
+                <w14:ligatures w14:val="none"/>
+              </w:rPr>
+              <w:t>Secure storage plugin</w:t>
+            </w:r>
+          </w:p>
+        </w:tc>
+        <w:tc>
+          <w:tcPr>
+            <w:tcW w:w="0" w:type="auto"/>
+            <w:vAlign w:val="center"/>
+            <w:hideMark/>
+          </w:tcPr>
+          <w:p>
+            <w:pPr>
+              <w:spacing w:after="0" w:line="240" w:lineRule="auto"/>
+              <w:rPr>
+                <w:rFonts w:ascii="Times New Roman" w:eastAsia="Times New Roman" w:hAnsi="Times New Roman" w:cs="Times New Roman"/>
+                <w:kern w:val="0"/>
+                <w:lang w:bidi="hi-IN"/>
+                <w14:ligatures w14:val="none"/>
+              </w:rPr>
+            </w:pPr>
+            <w:r>
+              <w:rPr>
+                <w:rFonts w:ascii="Times New Roman" w:eastAsia="Times New Roman" w:hAnsi="Times New Roman" w:cs="Times New Roman"/>
+                <w:kern w:val="0"/>
+                <w:lang w:bidi="hi-IN"/>
+                <w14:ligatures w14:val="none"/>
+              </w:rPr>
+              <w:t>Native secure storage integration</w:t>
+            </w:r>
+          </w:p>
+        </w:tc>
+        <w:tc>
+          <w:tcPr>
+            <w:tcW w:w="0" w:type="auto"/>
+            <w:vAlign w:val="center"/>
+            <w:hideMark/>
+          </w:tcPr>
+          <w:p>
+            <w:pPr>
+              <w:spacing w:after="0" w:line="240" w:lineRule="auto"/>
+              <w:rPr>
+                <w:rFonts w:ascii="Times New Roman" w:eastAsia="Times New Roman" w:hAnsi="Times New Roman" w:cs="Times New Roman"/>
+                <w:kern w:val="0"/>
+                <w:lang w:bidi="hi-IN"/>
+                <w14:ligatures w14:val="none"/>
+              </w:rPr>
+            </w:pPr>
+            <w:r>
+              <w:rPr>
+                <w:rFonts w:ascii="Times New Roman" w:eastAsia="Times New Roman" w:hAnsi="Times New Roman" w:cs="Times New Roman"/>
+                <w:kern w:val="0"/>
+                <w:lang w:bidi="hi-IN"/>
+                <w14:ligatures w14:val="none"/>
+              </w:rPr>
+              <w:t>Native secure storage module</w:t>
             </w:r>
           </w:p>
         </w:tc>
       </w:tr>
     </w:tbl>
-    <w:p>
-      <w:pPr>
-        <w:autoSpaceDE w:val="0"/>
-        <w:autoSpaceDN w:val="0"/>
-        <w:adjustRightInd w:val="0"/>
-        <w:spacing w:after="0" w:line="240" w:lineRule="auto"/>
-        <w:rPr>
-          <w:rFonts w:ascii="Helvetica Neue" w:hAnsi="Helvetica Neue" w:cs="Helvetica Neue"/>
-          <w:kern w:val="0"/>
-          <w:sz w:val="26"/>
-          <w:szCs w:val="26"/>
-          <w:lang w:bidi="hi-IN"/>
-        </w:rPr>
-      </w:pPr>
-      <w:r>
-        <w:rPr>
-          <w:rFonts w:ascii="Helvetica Neue" w:hAnsi="Helvetica Neue" w:cs="Helvetica Neue"/>
-          <w:b/>
-          <w:bCs/>
-          <w:kern w:val="0"/>
-          <w:sz w:val="26"/>
-          <w:szCs w:val="26"/>
-          <w:lang w:bidi="hi-IN"/>
-        </w:rPr>
-        <w:t>One-line answer for external team:</w:t>
-      </w:r>
-    </w:p>
-    <w:p>
-      <w:pPr>
-        <w:autoSpaceDE w:val="0"/>
-        <w:autoSpaceDN w:val="0"/>
-        <w:adjustRightInd w:val="0"/>
-        <w:spacing w:after="0" w:line="240" w:lineRule="auto"/>
-        <w:rPr>
-          <w:rFonts w:ascii="Helvetica Neue" w:hAnsi="Helvetica Neue" w:cs="Helvetica Neue"/>
-          <w:kern w:val="0"/>
-          <w:sz w:val="26"/>
-          <w:szCs w:val="26"/>
-          <w:lang w:bidi="hi-IN"/>
-        </w:rPr>
-      </w:pPr>
-      <w:r>
-        <w:rPr>
-          <w:rFonts w:ascii="Helvetica Neue" w:hAnsi="Helvetica Neue" w:cs="Helvetica Neue"/>
-          <w:b/>
-          <w:bCs/>
-          <w:kern w:val="0"/>
-          <w:sz w:val="26"/>
-          <w:szCs w:val="26"/>
-          <w:lang w:bidi="hi-IN"/>
-        </w:rPr>
-        <w:t xml:space="preserve">Skip can share business logic and much of the </w:t>
-      </w:r>
-      <w:proofErr w:type="spellStart"/>
-      <w:r>
-        <w:rPr>
-          <w:rFonts w:ascii="Helvetica Neue" w:hAnsi="Helvetica Neue" w:cs="Helvetica Neue"/>
-          <w:b/>
-          <w:bCs/>
-          <w:kern w:val="0"/>
-          <w:sz w:val="26"/>
-          <w:szCs w:val="26"/>
-          <w:lang w:bidi="hi-IN"/>
-        </w:rPr>
-        <w:t>SwiftUI</w:t>
-      </w:r>
-      <w:proofErr w:type="spellEnd"/>
-      <w:r>
-        <w:rPr>
-          <w:rFonts w:ascii="Helvetica Neue" w:hAnsi="Helvetica Neue" w:cs="Helvetica Neue"/>
-          <w:b/>
-          <w:bCs/>
-          <w:kern w:val="0"/>
-          <w:sz w:val="26"/>
-          <w:szCs w:val="26"/>
-          <w:lang w:bidi="hi-IN"/>
-        </w:rPr>
-        <w:t xml:space="preserve"> UI layer, but </w:t>
-      </w:r>
-      <w:proofErr w:type="spellStart"/>
-      <w:r>
-        <w:rPr>
-          <w:rFonts w:ascii="Helvetica Neue" w:hAnsi="Helvetica Neue" w:cs="Helvetica Neue"/>
-          <w:b/>
-          <w:bCs/>
-          <w:kern w:val="0"/>
-          <w:sz w:val="26"/>
-          <w:szCs w:val="26"/>
-          <w:lang w:bidi="hi-IN"/>
-        </w:rPr>
-        <w:t>WebViews</w:t>
-      </w:r>
-      <w:proofErr w:type="spellEnd"/>
-      <w:r>
-        <w:rPr>
-          <w:rFonts w:ascii="Helvetica Neue" w:hAnsi="Helvetica Neue" w:cs="Helvetica Neue"/>
-          <w:b/>
-          <w:bCs/>
-          <w:kern w:val="0"/>
-          <w:sz w:val="26"/>
-          <w:szCs w:val="26"/>
-          <w:lang w:bidi="hi-IN"/>
-        </w:rPr>
-        <w:t>, JS bridges, custom renderers (such as CGM), native SDKs, and platform-specific storage implementations still require Android-specific development.</w:t>
-      </w:r>
-      <w:r>
-        <w:rPr>
-          <w:rFonts w:ascii="Helvetica Neue" w:hAnsi="Helvetica Neue" w:cs="Helvetica Neue"/>
-          <w:kern w:val="0"/>
-          <w:sz w:val="26"/>
-          <w:szCs w:val="26"/>
-          <w:lang w:bidi="hi-IN"/>
-        </w:rPr>
-        <w:t xml:space="preserve"> </w:t>
-      </w:r>
-    </w:p>
+    <w:p/>
+    <w:p/>
+    <w:tbl>
+      <w:tblPr>
+        <w:tblW w:w="0" w:type="auto"/>
+        <w:tblCellSpacing w:w="15" w:type="dxa"/>
+        <w:tblCellMar>
+          <w:top w:w="15" w:type="dxa"/>
+          <w:left w:w="15" w:type="dxa"/>
+          <w:bottom w:w="15" w:type="dxa"/>
+          <w:right w:w="15" w:type="dxa"/>
+        </w:tblCellMar>
+        <w:tblLook w:val="04A0" w:firstRow="1" w:lastRow="0" w:firstColumn="1" w:lastColumn="0" w:noHBand="0" w:noVBand="1"/>
+      </w:tblPr>
+      <w:tblGrid>
+        <w:gridCol w:w="1388"/>
+        <w:gridCol w:w="1180"/>
+        <w:gridCol w:w="5867"/>
+      </w:tblGrid>
+      <w:tr>
+        <w:trPr>
+          <w:tblHeader/>
+          <w:tblCellSpacing w:w="15" w:type="dxa"/>
+        </w:trPr>
+        <w:tc>
+          <w:tcPr>
+            <w:tcW w:w="0" w:type="auto"/>
+            <w:vAlign w:val="center"/>
+            <w:hideMark/>
+          </w:tcPr>
+          <w:p>
+            <w:pPr>
+              <w:spacing w:after="0" w:line="240" w:lineRule="auto"/>
+              <w:jc w:val="center"/>
+              <w:rPr>
+                <w:rFonts w:ascii="Times New Roman" w:eastAsia="Times New Roman" w:hAnsi="Times New Roman" w:cs="Times New Roman"/>
+                <w:b/>
+                <w:bCs/>
+                <w:kern w:val="0"/>
+                <w:lang w:bidi="hi-IN"/>
+                <w14:ligatures w14:val="none"/>
+              </w:rPr>
+            </w:pPr>
+            <w:r>
+              <w:rPr>
+                <w:rFonts w:ascii="Times New Roman" w:eastAsia="Times New Roman" w:hAnsi="Times New Roman" w:cs="Times New Roman"/>
+                <w:b/>
+                <w:bCs/>
+                <w:kern w:val="0"/>
+                <w:lang w:bidi="hi-IN"/>
+                <w14:ligatures w14:val="none"/>
+              </w:rPr>
+              <w:t>Technology</w:t>
+            </w:r>
+          </w:p>
+        </w:tc>
+        <w:tc>
+          <w:tcPr>
+            <w:tcW w:w="0" w:type="auto"/>
+            <w:vAlign w:val="center"/>
+            <w:hideMark/>
+          </w:tcPr>
+          <w:p>
+            <w:pPr>
+              <w:spacing w:after="0" w:line="240" w:lineRule="auto"/>
+              <w:jc w:val="center"/>
+              <w:rPr>
+                <w:rFonts w:ascii="Times New Roman" w:eastAsia="Times New Roman" w:hAnsi="Times New Roman" w:cs="Times New Roman"/>
+                <w:b/>
+                <w:bCs/>
+                <w:kern w:val="0"/>
+                <w:lang w:bidi="hi-IN"/>
+                <w14:ligatures w14:val="none"/>
+              </w:rPr>
+            </w:pPr>
+            <w:r>
+              <w:rPr>
+                <w:rFonts w:ascii="Times New Roman" w:eastAsia="Times New Roman" w:hAnsi="Times New Roman" w:cs="Times New Roman"/>
+                <w:b/>
+                <w:bCs/>
+                <w:kern w:val="0"/>
+                <w:lang w:bidi="hi-IN"/>
+                <w14:ligatures w14:val="none"/>
+              </w:rPr>
+              <w:t>Score / 100</w:t>
+            </w:r>
+          </w:p>
+        </w:tc>
+        <w:tc>
+          <w:tcPr>
+            <w:tcW w:w="0" w:type="auto"/>
+            <w:vAlign w:val="center"/>
+            <w:hideMark/>
+          </w:tcPr>
+          <w:p>
+            <w:pPr>
+              <w:spacing w:after="0" w:line="240" w:lineRule="auto"/>
+              <w:jc w:val="center"/>
+              <w:rPr>
+                <w:rFonts w:ascii="Times New Roman" w:eastAsia="Times New Roman" w:hAnsi="Times New Roman" w:cs="Times New Roman"/>
+                <w:b/>
+                <w:bCs/>
+                <w:kern w:val="0"/>
+                <w:lang w:bidi="hi-IN"/>
+                <w14:ligatures w14:val="none"/>
+              </w:rPr>
+            </w:pPr>
+            <w:r>
+              <w:rPr>
+                <w:rFonts w:ascii="Times New Roman" w:eastAsia="Times New Roman" w:hAnsi="Times New Roman" w:cs="Times New Roman"/>
+                <w:b/>
+                <w:bCs/>
+                <w:kern w:val="0"/>
+                <w:lang w:bidi="hi-IN"/>
+                <w14:ligatures w14:val="none"/>
+              </w:rPr>
+              <w:t>Reason</w:t>
+            </w:r>
+          </w:p>
+        </w:tc>
+      </w:tr>
+      <w:tr>
+        <w:trPr>
+          <w:tblCellSpacing w:w="15" w:type="dxa"/>
+        </w:trPr>
+        <w:tc>
+          <w:tcPr>
+            <w:tcW w:w="0" w:type="auto"/>
+            <w:vAlign w:val="center"/>
+            <w:hideMark/>
+          </w:tcPr>
+          <w:p>
+            <w:pPr>
+              <w:spacing w:after="0" w:line="240" w:lineRule="auto"/>
+              <w:rPr>
+                <w:rFonts w:ascii="Times New Roman" w:eastAsia="Times New Roman" w:hAnsi="Times New Roman" w:cs="Times New Roman"/>
+                <w:kern w:val="0"/>
+                <w:lang w:bidi="hi-IN"/>
+                <w14:ligatures w14:val="none"/>
+              </w:rPr>
+            </w:pPr>
+            <w:r>
+              <w:rPr>
+                <w:rFonts w:ascii="Times New Roman" w:eastAsia="Times New Roman" w:hAnsi="Times New Roman" w:cs="Times New Roman"/>
+                <w:b/>
+                <w:bCs/>
+                <w:kern w:val="0"/>
+                <w:lang w:bidi="hi-IN"/>
+                <w14:ligatures w14:val="none"/>
+              </w:rPr>
+              <w:t>Native iOS</w:t>
+            </w:r>
+          </w:p>
+        </w:tc>
+        <w:tc>
+          <w:tcPr>
+            <w:tcW w:w="0" w:type="auto"/>
+            <w:vAlign w:val="center"/>
+            <w:hideMark/>
+          </w:tcPr>
+          <w:p>
+            <w:pPr>
+              <w:spacing w:after="0" w:line="240" w:lineRule="auto"/>
+              <w:rPr>
+                <w:rFonts w:ascii="Times New Roman" w:eastAsia="Times New Roman" w:hAnsi="Times New Roman" w:cs="Times New Roman"/>
+                <w:kern w:val="0"/>
+                <w:lang w:bidi="hi-IN"/>
+                <w14:ligatures w14:val="none"/>
+              </w:rPr>
+            </w:pPr>
+            <w:r>
+              <w:rPr>
+                <w:rFonts w:ascii="Times New Roman" w:eastAsia="Times New Roman" w:hAnsi="Times New Roman" w:cs="Times New Roman"/>
+                <w:b/>
+                <w:bCs/>
+                <w:kern w:val="0"/>
+                <w:lang w:bidi="hi-IN"/>
+                <w14:ligatures w14:val="none"/>
+              </w:rPr>
+              <w:t>100</w:t>
+            </w:r>
+          </w:p>
+        </w:tc>
+        <w:tc>
+          <w:tcPr>
+            <w:tcW w:w="0" w:type="auto"/>
+            <w:vAlign w:val="center"/>
+            <w:hideMark/>
+          </w:tcPr>
+          <w:p>
+            <w:pPr>
+              <w:spacing w:after="0" w:line="240" w:lineRule="auto"/>
+              <w:rPr>
+                <w:rFonts w:ascii="Times New Roman" w:eastAsia="Times New Roman" w:hAnsi="Times New Roman" w:cs="Times New Roman"/>
+                <w:kern w:val="0"/>
+                <w:lang w:bidi="hi-IN"/>
+                <w14:ligatures w14:val="none"/>
+              </w:rPr>
+            </w:pPr>
+            <w:r>
+              <w:rPr>
+                <w:rFonts w:ascii="Times New Roman" w:eastAsia="Times New Roman" w:hAnsi="Times New Roman" w:cs="Times New Roman"/>
+                <w:kern w:val="0"/>
+                <w:lang w:bidi="hi-IN"/>
+                <w14:ligatures w14:val="none"/>
+              </w:rPr>
+              <w:t>Full native control for all critical modules</w:t>
+            </w:r>
+          </w:p>
+        </w:tc>
+      </w:tr>
+      <w:tr>
+        <w:trPr>
+          <w:tblCellSpacing w:w="15" w:type="dxa"/>
+        </w:trPr>
+        <w:tc>
+          <w:tcPr>
+            <w:tcW w:w="0" w:type="auto"/>
+            <w:vAlign w:val="center"/>
+            <w:hideMark/>
+          </w:tcPr>
+          <w:p>
+            <w:pPr>
+              <w:spacing w:after="0" w:line="240" w:lineRule="auto"/>
+              <w:rPr>
+                <w:rFonts w:ascii="Times New Roman" w:eastAsia="Times New Roman" w:hAnsi="Times New Roman" w:cs="Times New Roman"/>
+                <w:kern w:val="0"/>
+                <w:lang w:bidi="hi-IN"/>
+                <w14:ligatures w14:val="none"/>
+              </w:rPr>
+            </w:pPr>
+            <w:r>
+              <w:rPr>
+                <w:rFonts w:ascii="Times New Roman" w:eastAsia="Times New Roman" w:hAnsi="Times New Roman" w:cs="Times New Roman"/>
+                <w:b/>
+                <w:bCs/>
+                <w:kern w:val="0"/>
+                <w:lang w:bidi="hi-IN"/>
+                <w14:ligatures w14:val="none"/>
+              </w:rPr>
+              <w:t>KMP</w:t>
+            </w:r>
+          </w:p>
+        </w:tc>
+        <w:tc>
+          <w:tcPr>
+            <w:tcW w:w="0" w:type="auto"/>
+            <w:vAlign w:val="center"/>
+            <w:hideMark/>
+          </w:tcPr>
+          <w:p>
+            <w:pPr>
+              <w:spacing w:after="0" w:line="240" w:lineRule="auto"/>
+              <w:rPr>
+                <w:rFonts w:ascii="Times New Roman" w:eastAsia="Times New Roman" w:hAnsi="Times New Roman" w:cs="Times New Roman"/>
+                <w:kern w:val="0"/>
+                <w:lang w:bidi="hi-IN"/>
+                <w14:ligatures w14:val="none"/>
+              </w:rPr>
+            </w:pPr>
+            <w:r>
+              <w:rPr>
+                <w:rFonts w:ascii="Times New Roman" w:eastAsia="Times New Roman" w:hAnsi="Times New Roman" w:cs="Times New Roman"/>
+                <w:b/>
+                <w:bCs/>
+                <w:kern w:val="0"/>
+                <w:lang w:bidi="hi-IN"/>
+                <w14:ligatures w14:val="none"/>
+              </w:rPr>
+              <w:t>88</w:t>
+            </w:r>
+          </w:p>
+        </w:tc>
+        <w:tc>
+          <w:tcPr>
+            <w:tcW w:w="0" w:type="auto"/>
+            <w:vAlign w:val="center"/>
+            <w:hideMark/>
+          </w:tcPr>
+          <w:p>
+            <w:pPr>
+              <w:spacing w:after="0" w:line="240" w:lineRule="auto"/>
+              <w:rPr>
+                <w:rFonts w:ascii="Times New Roman" w:eastAsia="Times New Roman" w:hAnsi="Times New Roman" w:cs="Times New Roman"/>
+                <w:kern w:val="0"/>
+                <w:lang w:bidi="hi-IN"/>
+                <w14:ligatures w14:val="none"/>
+              </w:rPr>
+            </w:pPr>
+            <w:r>
+              <w:rPr>
+                <w:rFonts w:ascii="Times New Roman" w:eastAsia="Times New Roman" w:hAnsi="Times New Roman" w:cs="Times New Roman"/>
+                <w:kern w:val="0"/>
+                <w:lang w:bidi="hi-IN"/>
+                <w14:ligatures w14:val="none"/>
+              </w:rPr>
+              <w:t>Shares business logic while keeping critical modules native</w:t>
+            </w:r>
+          </w:p>
+        </w:tc>
+      </w:tr>
+      <w:tr>
+        <w:trPr>
+          <w:tblCellSpacing w:w="15" w:type="dxa"/>
+        </w:trPr>
+        <w:tc>
+          <w:tcPr>
+            <w:tcW w:w="0" w:type="auto"/>
+            <w:vAlign w:val="center"/>
+            <w:hideMark/>
+          </w:tcPr>
+          <w:p>
+            <w:pPr>
+              <w:spacing w:after="0" w:line="240" w:lineRule="auto"/>
+              <w:rPr>
+                <w:rFonts w:ascii="Times New Roman" w:eastAsia="Times New Roman" w:hAnsi="Times New Roman" w:cs="Times New Roman"/>
+                <w:kern w:val="0"/>
+                <w:lang w:bidi="hi-IN"/>
+                <w14:ligatures w14:val="none"/>
+              </w:rPr>
+            </w:pPr>
+            <w:r>
+              <w:rPr>
+                <w:rFonts w:ascii="Times New Roman" w:eastAsia="Times New Roman" w:hAnsi="Times New Roman" w:cs="Times New Roman"/>
+                <w:b/>
+                <w:bCs/>
+                <w:kern w:val="0"/>
+                <w:lang w:bidi="hi-IN"/>
+                <w14:ligatures w14:val="none"/>
+              </w:rPr>
+              <w:t>Flutter</w:t>
+            </w:r>
+          </w:p>
+        </w:tc>
+        <w:tc>
+          <w:tcPr>
+            <w:tcW w:w="0" w:type="auto"/>
+            <w:vAlign w:val="center"/>
+            <w:hideMark/>
+          </w:tcPr>
+          <w:p>
+            <w:pPr>
+              <w:spacing w:after="0" w:line="240" w:lineRule="auto"/>
+              <w:rPr>
+                <w:rFonts w:ascii="Times New Roman" w:eastAsia="Times New Roman" w:hAnsi="Times New Roman" w:cs="Times New Roman"/>
+                <w:kern w:val="0"/>
+                <w:lang w:bidi="hi-IN"/>
+                <w14:ligatures w14:val="none"/>
+              </w:rPr>
+            </w:pPr>
+            <w:r>
+              <w:rPr>
+                <w:rFonts w:ascii="Times New Roman" w:eastAsia="Times New Roman" w:hAnsi="Times New Roman" w:cs="Times New Roman"/>
+                <w:b/>
+                <w:bCs/>
+                <w:kern w:val="0"/>
+                <w:lang w:bidi="hi-IN"/>
+                <w14:ligatures w14:val="none"/>
+              </w:rPr>
+              <w:t>83</w:t>
+            </w:r>
+          </w:p>
+        </w:tc>
+        <w:tc>
+          <w:tcPr>
+            <w:tcW w:w="0" w:type="auto"/>
+            <w:vAlign w:val="center"/>
+            <w:hideMark/>
+          </w:tcPr>
+          <w:p>
+            <w:pPr>
+              <w:spacing w:after="0" w:line="240" w:lineRule="auto"/>
+              <w:rPr>
+                <w:rFonts w:ascii="Times New Roman" w:eastAsia="Times New Roman" w:hAnsi="Times New Roman" w:cs="Times New Roman"/>
+                <w:kern w:val="0"/>
+                <w:lang w:bidi="hi-IN"/>
+                <w14:ligatures w14:val="none"/>
+              </w:rPr>
+            </w:pPr>
+            <w:r>
+              <w:rPr>
+                <w:rFonts w:ascii="Times New Roman" w:eastAsia="Times New Roman" w:hAnsi="Times New Roman" w:cs="Times New Roman"/>
+                <w:kern w:val="0"/>
+                <w:lang w:bidi="hi-IN"/>
+                <w14:ligatures w14:val="none"/>
+              </w:rPr>
+              <w:t>Good balance of code sharing and native integration</w:t>
+            </w:r>
+          </w:p>
+        </w:tc>
+      </w:tr>
+      <w:tr>
+        <w:trPr>
+          <w:tblCellSpacing w:w="15" w:type="dxa"/>
+        </w:trPr>
+        <w:tc>
+          <w:tcPr>
+            <w:tcW w:w="0" w:type="auto"/>
+            <w:vAlign w:val="center"/>
+            <w:hideMark/>
+          </w:tcPr>
+          <w:p>
+            <w:pPr>
+              <w:spacing w:after="0" w:line="240" w:lineRule="auto"/>
+              <w:rPr>
+                <w:rFonts w:ascii="Times New Roman" w:eastAsia="Times New Roman" w:hAnsi="Times New Roman" w:cs="Times New Roman"/>
+                <w:kern w:val="0"/>
+                <w:lang w:bidi="hi-IN"/>
+                <w14:ligatures w14:val="none"/>
+              </w:rPr>
+            </w:pPr>
+            <w:r>
+              <w:rPr>
+                <w:rFonts w:ascii="Times New Roman" w:eastAsia="Times New Roman" w:hAnsi="Times New Roman" w:cs="Times New Roman"/>
+                <w:b/>
+                <w:bCs/>
+                <w:kern w:val="0"/>
+                <w:lang w:bidi="hi-IN"/>
+                <w14:ligatures w14:val="none"/>
+              </w:rPr>
+              <w:t>React Native</w:t>
+            </w:r>
+          </w:p>
+        </w:tc>
+        <w:tc>
+          <w:tcPr>
+            <w:tcW w:w="0" w:type="auto"/>
+            <w:vAlign w:val="center"/>
+            <w:hideMark/>
+          </w:tcPr>
+          <w:p>
+            <w:pPr>
+              <w:spacing w:after="0" w:line="240" w:lineRule="auto"/>
+              <w:rPr>
+                <w:rFonts w:ascii="Times New Roman" w:eastAsia="Times New Roman" w:hAnsi="Times New Roman" w:cs="Times New Roman"/>
+                <w:kern w:val="0"/>
+                <w:lang w:bidi="hi-IN"/>
+                <w14:ligatures w14:val="none"/>
+              </w:rPr>
+            </w:pPr>
+            <w:r>
+              <w:rPr>
+                <w:rFonts w:ascii="Times New Roman" w:eastAsia="Times New Roman" w:hAnsi="Times New Roman" w:cs="Times New Roman"/>
+                <w:b/>
+                <w:bCs/>
+                <w:kern w:val="0"/>
+                <w:lang w:bidi="hi-IN"/>
+                <w14:ligatures w14:val="none"/>
+              </w:rPr>
+              <w:t>79</w:t>
+            </w:r>
+          </w:p>
+        </w:tc>
+        <w:tc>
+          <w:tcPr>
+            <w:tcW w:w="0" w:type="auto"/>
+            <w:vAlign w:val="center"/>
+            <w:hideMark/>
+          </w:tcPr>
+          <w:p>
+            <w:pPr>
+              <w:spacing w:after="0" w:line="240" w:lineRule="auto"/>
+              <w:rPr>
+                <w:rFonts w:ascii="Times New Roman" w:eastAsia="Times New Roman" w:hAnsi="Times New Roman" w:cs="Times New Roman"/>
+                <w:kern w:val="0"/>
+                <w:lang w:bidi="hi-IN"/>
+                <w14:ligatures w14:val="none"/>
+              </w:rPr>
+            </w:pPr>
+            <w:r>
+              <w:rPr>
+                <w:rFonts w:ascii="Times New Roman" w:eastAsia="Times New Roman" w:hAnsi="Times New Roman" w:cs="Times New Roman"/>
+                <w:kern w:val="0"/>
+                <w:lang w:bidi="hi-IN"/>
+                <w14:ligatures w14:val="none"/>
+              </w:rPr>
+              <w:t>Strong productivity, but more native bridge dependency</w:t>
+            </w:r>
+          </w:p>
+        </w:tc>
+      </w:tr>
+      <w:tr>
+        <w:trPr>
+          <w:tblCellSpacing w:w="15" w:type="dxa"/>
+        </w:trPr>
+        <w:tc>
+          <w:tcPr>
+            <w:tcW w:w="0" w:type="auto"/>
+            <w:vAlign w:val="center"/>
+            <w:hideMark/>
+          </w:tcPr>
+          <w:p>
+            <w:pPr>
+              <w:spacing w:after="0" w:line="240" w:lineRule="auto"/>
+              <w:rPr>
+                <w:rFonts w:ascii="Times New Roman" w:eastAsia="Times New Roman" w:hAnsi="Times New Roman" w:cs="Times New Roman"/>
+                <w:kern w:val="0"/>
+                <w:lang w:bidi="hi-IN"/>
+                <w14:ligatures w14:val="none"/>
+              </w:rPr>
+            </w:pPr>
+            <w:r>
+              <w:rPr>
+                <w:rFonts w:ascii="Times New Roman" w:eastAsia="Times New Roman" w:hAnsi="Times New Roman" w:cs="Times New Roman"/>
+                <w:b/>
+                <w:bCs/>
+                <w:kern w:val="0"/>
+                <w:lang w:bidi="hi-IN"/>
+                <w14:ligatures w14:val="none"/>
+              </w:rPr>
+              <w:t>Skip</w:t>
+            </w:r>
+          </w:p>
+        </w:tc>
+        <w:tc>
+          <w:tcPr>
+            <w:tcW w:w="0" w:type="auto"/>
+            <w:vAlign w:val="center"/>
+            <w:hideMark/>
+          </w:tcPr>
+          <w:p>
+            <w:pPr>
+              <w:spacing w:after="0" w:line="240" w:lineRule="auto"/>
+              <w:rPr>
+                <w:rFonts w:ascii="Times New Roman" w:eastAsia="Times New Roman" w:hAnsi="Times New Roman" w:cs="Times New Roman"/>
+                <w:kern w:val="0"/>
+                <w:lang w:bidi="hi-IN"/>
+                <w14:ligatures w14:val="none"/>
+              </w:rPr>
+            </w:pPr>
+            <w:r>
+              <w:rPr>
+                <w:rFonts w:ascii="Times New Roman" w:eastAsia="Times New Roman" w:hAnsi="Times New Roman" w:cs="Times New Roman"/>
+                <w:b/>
+                <w:bCs/>
+                <w:kern w:val="0"/>
+                <w:lang w:bidi="hi-IN"/>
+                <w14:ligatures w14:val="none"/>
+              </w:rPr>
+              <w:t>70</w:t>
+            </w:r>
+          </w:p>
+        </w:tc>
+        <w:tc>
+          <w:tcPr>
+            <w:tcW w:w="0" w:type="auto"/>
+            <w:vAlign w:val="center"/>
+            <w:hideMark/>
+          </w:tcPr>
+          <w:p>
+            <w:pPr>
+              <w:spacing w:after="0" w:line="240" w:lineRule="auto"/>
+              <w:rPr>
+                <w:rFonts w:ascii="Times New Roman" w:eastAsia="Times New Roman" w:hAnsi="Times New Roman" w:cs="Times New Roman"/>
+                <w:kern w:val="0"/>
+                <w:lang w:bidi="hi-IN"/>
+                <w14:ligatures w14:val="none"/>
+              </w:rPr>
+            </w:pPr>
+            <w:r>
+              <w:rPr>
+                <w:rFonts w:ascii="Times New Roman" w:eastAsia="Times New Roman" w:hAnsi="Times New Roman" w:cs="Times New Roman"/>
+                <w:kern w:val="0"/>
+                <w:lang w:bidi="hi-IN"/>
+                <w14:ligatures w14:val="none"/>
+              </w:rPr>
+              <w:t>Swift code sharing, but many critical modules remain native</w:t>
+            </w:r>
+          </w:p>
+        </w:tc>
+      </w:tr>
+    </w:tbl>
     <w:p/>
     <w:sectPr>
       <w:pgSz w:w="12240" w:h="15840"/>

--- a/HTMLRender/HTMLRender/testdoc.docx
+++ b/HTMLRender/HTMLRender/testdoc.docx
@@ -2,3484 +2,6 @@
 <file path=word/document.xml><?xml version="1.0" encoding="utf-8"?>
 <w:document xmlns:wpc="http://schemas.microsoft.com/office/word/2010/wordprocessingCanvas" xmlns:cx="http://schemas.microsoft.com/office/drawing/2014/chartex" xmlns:cx1="http://schemas.microsoft.com/office/drawing/2015/9/8/chartex" xmlns:cx2="http://schemas.microsoft.com/office/drawing/2015/10/21/chartex" xmlns:cx3="http://schemas.microsoft.com/office/drawing/2016/5/9/chartex" xmlns:cx4="http://schemas.microsoft.com/office/drawing/2016/5/10/chartex" xmlns:cx5="http://schemas.microsoft.com/office/drawing/2016/5/11/chartex" xmlns:cx6="http://schemas.microsoft.com/office/drawing/2016/5/12/chartex" xmlns:cx7="http://schemas.microsoft.com/office/drawing/2016/5/13/chartex" xmlns:cx8="http://schemas.microsoft.com/office/drawing/2016/5/14/chartex" xmlns:mc="http://schemas.openxmlformats.org/markup-compatibility/2006" xmlns:m="http://schemas.openxmlformats.org/officeDocument/2006/math" xmlns:aink="http://schemas.microsoft.com/office/drawing/2016/ink" xmlns:am3d="http://schemas.microsoft.com/office/drawing/2017/model3d" xmlns:oel="http://schemas.microsoft.com/office/2019/extlst" xmlns:r="http://schemas.openxmlformats.org/officeDocument/2006/relationships" xmlns:wp14="http://schemas.microsoft.com/office/word/2010/wordprocessingDrawing" xmlns:wp="http://schemas.openxmlformats.org/drawingml/2006/wordprocessingDrawing" xmlns:wpg="http://schemas.microsoft.com/office/word/2010/wordprocessingGroup" xmlns:wpi="http://schemas.microsoft.com/office/word/2010/wordprocessingInk" xmlns:wps="http://schemas.microsoft.com/office/word/2010/wordprocessingShape" xmlns:o="urn:schemas-microsoft-com:office:office" xmlns:v="urn:schemas-microsoft-com:vml" xmlns:w10="urn:schemas-microsoft-com:office:word" xmlns:w="http://schemas.openxmlformats.org/wordprocessingml/2006/main" xmlns:w14="http://schemas.microsoft.com/office/word/2010/wordml" xmlns:w15="http://schemas.microsoft.com/office/word/2012/wordml" xmlns:w16cei="http://schemas.microsoft.com/office/word/2026/wordml/cei" xmlns:w16cex="http://schemas.microsoft.com/office/word/2018/wordml/cex" xmlns:w16cid="http://schemas.microsoft.com/office/word/2016/wordml/cid" xmlns:w16="http://schemas.microsoft.com/office/word/2018/wordml" xmlns:w16sdtdh="http://schemas.microsoft.com/office/word/2020/wordml/sdtdatahash" xmlns:w16sdtfl="http://schemas.microsoft.com/office/word/2024/wordml/sdtformatlock" xmlns:w16se="http://schemas.microsoft.com/office/word/2015/wordml/symex" xmlns:w16du="http://schemas.microsoft.com/office/word/2023/wordml/word16du" xmlns:wne="http://schemas.microsoft.com/office/word/2006/wordml" mc:Ignorable="w14 w15 w16se w16cid w16 w16cex w16sdtdh w16sdtfl w16du wp14">
   <w:body>
-    <w:tbl>
-      <w:tblPr>
-        <w:tblW w:w="0" w:type="auto"/>
-        <w:tblCellSpacing w:w="15" w:type="dxa"/>
-        <w:tblCellMar>
-          <w:top w:w="15" w:type="dxa"/>
-          <w:left w:w="15" w:type="dxa"/>
-          <w:bottom w:w="15" w:type="dxa"/>
-          <w:right w:w="15" w:type="dxa"/>
-        </w:tblCellMar>
-        <w:tblLook w:val="04A0" w:firstRow="1" w:lastRow="0" w:firstColumn="1" w:lastColumn="0" w:noHBand="0" w:noVBand="1"/>
-      </w:tblPr>
-      <w:tblGrid>
-        <w:gridCol w:w="1066"/>
-        <w:gridCol w:w="4586"/>
-        <w:gridCol w:w="3708"/>
-      </w:tblGrid>
-      <w:tr>
-        <w:trPr>
-          <w:tblHeader/>
-          <w:tblCellSpacing w:w="15" w:type="dxa"/>
-        </w:trPr>
-        <w:tc>
-          <w:tcPr>
-            <w:tcW w:w="0" w:type="auto"/>
-            <w:vAlign w:val="center"/>
-            <w:hideMark/>
-          </w:tcPr>
-          <w:p>
-            <w:pPr>
-              <w:spacing w:after="0" w:line="240" w:lineRule="auto"/>
-              <w:jc w:val="center"/>
-              <w:rPr>
-                <w:rFonts w:ascii="Times New Roman" w:eastAsia="Times New Roman" w:hAnsi="Times New Roman" w:cs="Times New Roman"/>
-                <w:b/>
-                <w:bCs/>
-                <w:kern w:val="0"/>
-                <w:lang w:bidi="hi-IN"/>
-                <w14:ligatures w14:val="none"/>
-              </w:rPr>
-            </w:pPr>
-            <w:r>
-              <w:rPr>
-                <w:rFonts w:ascii="Times New Roman" w:eastAsia="Times New Roman" w:hAnsi="Times New Roman" w:cs="Times New Roman"/>
-                <w:b/>
-                <w:bCs/>
-                <w:kern w:val="0"/>
-                <w:lang w:bidi="hi-IN"/>
-                <w14:ligatures w14:val="none"/>
-              </w:rPr>
-              <w:t>Tech Stack</w:t>
-            </w:r>
-          </w:p>
-        </w:tc>
-        <w:tc>
-          <w:tcPr>
-            <w:tcW w:w="0" w:type="auto"/>
-            <w:vAlign w:val="center"/>
-            <w:hideMark/>
-          </w:tcPr>
-          <w:p>
-            <w:pPr>
-              <w:spacing w:after="0" w:line="240" w:lineRule="auto"/>
-              <w:jc w:val="center"/>
-              <w:rPr>
-                <w:rFonts w:ascii="Times New Roman" w:eastAsia="Times New Roman" w:hAnsi="Times New Roman" w:cs="Times New Roman"/>
-                <w:b/>
-                <w:bCs/>
-                <w:kern w:val="0"/>
-                <w:lang w:bidi="hi-IN"/>
-                <w14:ligatures w14:val="none"/>
-              </w:rPr>
-            </w:pPr>
-            <w:r>
-              <w:rPr>
-                <w:rFonts w:ascii="Times New Roman" w:eastAsia="Times New Roman" w:hAnsi="Times New Roman" w:cs="Times New Roman"/>
-                <w:b/>
-                <w:bCs/>
-                <w:kern w:val="0"/>
-                <w:lang w:bidi="hi-IN"/>
-                <w14:ligatures w14:val="none"/>
-              </w:rPr>
-              <w:t>What Gets Shared</w:t>
-            </w:r>
-          </w:p>
-        </w:tc>
-        <w:tc>
-          <w:tcPr>
-            <w:tcW w:w="0" w:type="auto"/>
-            <w:vAlign w:val="center"/>
-            <w:hideMark/>
-          </w:tcPr>
-          <w:p>
-            <w:pPr>
-              <w:spacing w:after="0" w:line="240" w:lineRule="auto"/>
-              <w:jc w:val="center"/>
-              <w:rPr>
-                <w:rFonts w:ascii="Times New Roman" w:eastAsia="Times New Roman" w:hAnsi="Times New Roman" w:cs="Times New Roman"/>
-                <w:b/>
-                <w:bCs/>
-                <w:kern w:val="0"/>
-                <w:lang w:bidi="hi-IN"/>
-                <w14:ligatures w14:val="none"/>
-              </w:rPr>
-            </w:pPr>
-            <w:r>
-              <w:rPr>
-                <w:rFonts w:ascii="Times New Roman" w:eastAsia="Times New Roman" w:hAnsi="Times New Roman" w:cs="Times New Roman"/>
-                <w:b/>
-                <w:bCs/>
-                <w:kern w:val="0"/>
-                <w:lang w:bidi="hi-IN"/>
-                <w14:ligatures w14:val="none"/>
-              </w:rPr>
-              <w:t>What Still Needs Native Work</w:t>
-            </w:r>
-          </w:p>
-        </w:tc>
-      </w:tr>
-      <w:tr>
-        <w:trPr>
-          <w:tblCellSpacing w:w="15" w:type="dxa"/>
-        </w:trPr>
-        <w:tc>
-          <w:tcPr>
-            <w:tcW w:w="0" w:type="auto"/>
-            <w:vAlign w:val="center"/>
-            <w:hideMark/>
-          </w:tcPr>
-          <w:p>
-            <w:pPr>
-              <w:spacing w:after="0" w:line="240" w:lineRule="auto"/>
-              <w:rPr>
-                <w:rFonts w:ascii="Times New Roman" w:eastAsia="Times New Roman" w:hAnsi="Times New Roman" w:cs="Times New Roman"/>
-                <w:kern w:val="0"/>
-                <w:lang w:bidi="hi-IN"/>
-                <w14:ligatures w14:val="none"/>
-              </w:rPr>
-            </w:pPr>
-            <w:r>
-              <w:rPr>
-                <w:rFonts w:ascii="Times New Roman" w:eastAsia="Times New Roman" w:hAnsi="Times New Roman" w:cs="Times New Roman"/>
-                <w:b/>
-                <w:bCs/>
-                <w:kern w:val="0"/>
-                <w:lang w:bidi="hi-IN"/>
-                <w14:ligatures w14:val="none"/>
-              </w:rPr>
-              <w:t>Native iOS</w:t>
-            </w:r>
-          </w:p>
-        </w:tc>
-        <w:tc>
-          <w:tcPr>
-            <w:tcW w:w="0" w:type="auto"/>
-            <w:vAlign w:val="center"/>
-            <w:hideMark/>
-          </w:tcPr>
-          <w:p>
-            <w:pPr>
-              <w:spacing w:after="0" w:line="240" w:lineRule="auto"/>
-              <w:rPr>
-                <w:rFonts w:ascii="Times New Roman" w:eastAsia="Times New Roman" w:hAnsi="Times New Roman" w:cs="Times New Roman"/>
-                <w:kern w:val="0"/>
-                <w:lang w:bidi="hi-IN"/>
-                <w14:ligatures w14:val="none"/>
-              </w:rPr>
-            </w:pPr>
-            <w:r>
-              <w:rPr>
-                <w:rFonts w:ascii="Times New Roman" w:eastAsia="Times New Roman" w:hAnsi="Times New Roman" w:cs="Times New Roman"/>
-                <w:kern w:val="0"/>
-                <w:lang w:bidi="hi-IN"/>
-                <w14:ligatures w14:val="none"/>
-              </w:rPr>
-              <w:t>Nothing</w:t>
-            </w:r>
-          </w:p>
-        </w:tc>
-        <w:tc>
-          <w:tcPr>
-            <w:tcW w:w="0" w:type="auto"/>
-            <w:vAlign w:val="center"/>
-            <w:hideMark/>
-          </w:tcPr>
-          <w:p>
-            <w:pPr>
-              <w:spacing w:after="0" w:line="240" w:lineRule="auto"/>
-              <w:rPr>
-                <w:rFonts w:ascii="Times New Roman" w:eastAsia="Times New Roman" w:hAnsi="Times New Roman" w:cs="Times New Roman"/>
-                <w:kern w:val="0"/>
-                <w:lang w:bidi="hi-IN"/>
-                <w14:ligatures w14:val="none"/>
-              </w:rPr>
-            </w:pPr>
-            <w:r>
-              <w:rPr>
-                <w:rFonts w:ascii="Times New Roman" w:eastAsia="Times New Roman" w:hAnsi="Times New Roman" w:cs="Times New Roman"/>
-                <w:kern w:val="0"/>
-                <w:lang w:bidi="hi-IN"/>
-                <w14:ligatures w14:val="none"/>
-              </w:rPr>
-              <w:t>Everything native</w:t>
-            </w:r>
-          </w:p>
-        </w:tc>
-      </w:tr>
-      <w:tr>
-        <w:trPr>
-          <w:tblCellSpacing w:w="15" w:type="dxa"/>
-        </w:trPr>
-        <w:tc>
-          <w:tcPr>
-            <w:tcW w:w="0" w:type="auto"/>
-            <w:vAlign w:val="center"/>
-            <w:hideMark/>
-          </w:tcPr>
-          <w:p>
-            <w:pPr>
-              <w:spacing w:after="0" w:line="240" w:lineRule="auto"/>
-              <w:rPr>
-                <w:rFonts w:ascii="Times New Roman" w:eastAsia="Times New Roman" w:hAnsi="Times New Roman" w:cs="Times New Roman"/>
-                <w:kern w:val="0"/>
-                <w:lang w:bidi="hi-IN"/>
-                <w14:ligatures w14:val="none"/>
-              </w:rPr>
-            </w:pPr>
-            <w:r>
-              <w:rPr>
-                <w:rFonts w:ascii="Times New Roman" w:eastAsia="Times New Roman" w:hAnsi="Times New Roman" w:cs="Times New Roman"/>
-                <w:b/>
-                <w:bCs/>
-                <w:kern w:val="0"/>
-                <w:lang w:bidi="hi-IN"/>
-                <w14:ligatures w14:val="none"/>
-              </w:rPr>
-              <w:t>KMP</w:t>
-            </w:r>
-          </w:p>
-        </w:tc>
-        <w:tc>
-          <w:tcPr>
-            <w:tcW w:w="0" w:type="auto"/>
-            <w:vAlign w:val="center"/>
-            <w:hideMark/>
-          </w:tcPr>
-          <w:p>
-            <w:pPr>
-              <w:spacing w:after="0" w:line="240" w:lineRule="auto"/>
-              <w:rPr>
-                <w:rFonts w:ascii="Times New Roman" w:eastAsia="Times New Roman" w:hAnsi="Times New Roman" w:cs="Times New Roman"/>
-                <w:kern w:val="0"/>
-                <w:lang w:bidi="hi-IN"/>
-                <w14:ligatures w14:val="none"/>
-              </w:rPr>
-            </w:pPr>
-            <w:r>
-              <w:rPr>
-                <w:rFonts w:ascii="Times New Roman" w:eastAsia="Times New Roman" w:hAnsi="Times New Roman" w:cs="Times New Roman"/>
-                <w:kern w:val="0"/>
-                <w:lang w:bidi="hi-IN"/>
-                <w14:ligatures w14:val="none"/>
-              </w:rPr>
-              <w:t>Networking, Search, Package Management, Storage Logic, Metadata, Aircraft Context</w:t>
-            </w:r>
-          </w:p>
-        </w:tc>
-        <w:tc>
-          <w:tcPr>
-            <w:tcW w:w="0" w:type="auto"/>
-            <w:vAlign w:val="center"/>
-            <w:hideMark/>
-          </w:tcPr>
-          <w:p>
-            <w:pPr>
-              <w:spacing w:after="0" w:line="240" w:lineRule="auto"/>
-              <w:rPr>
-                <w:rFonts w:ascii="Times New Roman" w:eastAsia="Times New Roman" w:hAnsi="Times New Roman" w:cs="Times New Roman"/>
-                <w:kern w:val="0"/>
-                <w:lang w:bidi="hi-IN"/>
-                <w14:ligatures w14:val="none"/>
-              </w:rPr>
-            </w:pPr>
-            <w:r>
-              <w:rPr>
-                <w:rFonts w:ascii="Times New Roman" w:eastAsia="Times New Roman" w:hAnsi="Times New Roman" w:cs="Times New Roman"/>
-                <w:kern w:val="0"/>
-                <w:lang w:bidi="hi-IN"/>
-                <w14:ligatures w14:val="none"/>
-              </w:rPr>
-              <w:t>CGM, WebView, JS Bridge, File Operations, Downloads, Security</w:t>
-            </w:r>
-          </w:p>
-        </w:tc>
-      </w:tr>
-      <w:tr>
-        <w:trPr>
-          <w:tblCellSpacing w:w="15" w:type="dxa"/>
-        </w:trPr>
-        <w:tc>
-          <w:tcPr>
-            <w:tcW w:w="0" w:type="auto"/>
-            <w:vAlign w:val="center"/>
-            <w:hideMark/>
-          </w:tcPr>
-          <w:p>
-            <w:pPr>
-              <w:spacing w:after="0" w:line="240" w:lineRule="auto"/>
-              <w:rPr>
-                <w:rFonts w:ascii="Times New Roman" w:eastAsia="Times New Roman" w:hAnsi="Times New Roman" w:cs="Times New Roman"/>
-                <w:kern w:val="0"/>
-                <w:lang w:bidi="hi-IN"/>
-                <w14:ligatures w14:val="none"/>
-              </w:rPr>
-            </w:pPr>
-            <w:r>
-              <w:rPr>
-                <w:rFonts w:ascii="Times New Roman" w:eastAsia="Times New Roman" w:hAnsi="Times New Roman" w:cs="Times New Roman"/>
-                <w:b/>
-                <w:bCs/>
-                <w:kern w:val="0"/>
-                <w:lang w:bidi="hi-IN"/>
-                <w14:ligatures w14:val="none"/>
-              </w:rPr>
-              <w:t>Flutter</w:t>
-            </w:r>
-          </w:p>
-        </w:tc>
-        <w:tc>
-          <w:tcPr>
-            <w:tcW w:w="0" w:type="auto"/>
-            <w:vAlign w:val="center"/>
-            <w:hideMark/>
-          </w:tcPr>
-          <w:p>
-            <w:pPr>
-              <w:spacing w:after="0" w:line="240" w:lineRule="auto"/>
-              <w:rPr>
-                <w:rFonts w:ascii="Times New Roman" w:eastAsia="Times New Roman" w:hAnsi="Times New Roman" w:cs="Times New Roman"/>
-                <w:kern w:val="0"/>
-                <w:lang w:bidi="hi-IN"/>
-                <w14:ligatures w14:val="none"/>
-              </w:rPr>
-            </w:pPr>
-            <w:r>
-              <w:rPr>
-                <w:rFonts w:ascii="Times New Roman" w:eastAsia="Times New Roman" w:hAnsi="Times New Roman" w:cs="Times New Roman"/>
-                <w:kern w:val="0"/>
-                <w:lang w:bidi="hi-IN"/>
-                <w14:ligatures w14:val="none"/>
-              </w:rPr>
-              <w:t>UI + Business Logic</w:t>
-            </w:r>
-          </w:p>
-        </w:tc>
-        <w:tc>
-          <w:tcPr>
-            <w:tcW w:w="0" w:type="auto"/>
-            <w:vAlign w:val="center"/>
-            <w:hideMark/>
-          </w:tcPr>
-          <w:p>
-            <w:pPr>
-              <w:spacing w:after="0" w:line="240" w:lineRule="auto"/>
-              <w:rPr>
-                <w:rFonts w:ascii="Times New Roman" w:eastAsia="Times New Roman" w:hAnsi="Times New Roman" w:cs="Times New Roman"/>
-                <w:kern w:val="0"/>
-                <w:lang w:bidi="hi-IN"/>
-                <w14:ligatures w14:val="none"/>
-              </w:rPr>
-            </w:pPr>
-            <w:r>
-              <w:rPr>
-                <w:rFonts w:ascii="Times New Roman" w:eastAsia="Times New Roman" w:hAnsi="Times New Roman" w:cs="Times New Roman"/>
-                <w:kern w:val="0"/>
-                <w:lang w:bidi="hi-IN"/>
-                <w14:ligatures w14:val="none"/>
-              </w:rPr>
-              <w:t>CGM, Native SDKs, WebView internals, Storage Optimization</w:t>
-            </w:r>
-          </w:p>
-        </w:tc>
-      </w:tr>
-      <w:tr>
-        <w:trPr>
-          <w:tblCellSpacing w:w="15" w:type="dxa"/>
-        </w:trPr>
-        <w:tc>
-          <w:tcPr>
-            <w:tcW w:w="0" w:type="auto"/>
-            <w:vAlign w:val="center"/>
-            <w:hideMark/>
-          </w:tcPr>
-          <w:p>
-            <w:pPr>
-              <w:spacing w:after="0" w:line="240" w:lineRule="auto"/>
-              <w:rPr>
-                <w:rFonts w:ascii="Times New Roman" w:eastAsia="Times New Roman" w:hAnsi="Times New Roman" w:cs="Times New Roman"/>
-                <w:kern w:val="0"/>
-                <w:lang w:bidi="hi-IN"/>
-                <w14:ligatures w14:val="none"/>
-              </w:rPr>
-            </w:pPr>
-            <w:r>
-              <w:rPr>
-                <w:rFonts w:ascii="Times New Roman" w:eastAsia="Times New Roman" w:hAnsi="Times New Roman" w:cs="Times New Roman"/>
-                <w:b/>
-                <w:bCs/>
-                <w:kern w:val="0"/>
-                <w:lang w:bidi="hi-IN"/>
-                <w14:ligatures w14:val="none"/>
-              </w:rPr>
-              <w:t>Skip</w:t>
-            </w:r>
-          </w:p>
-        </w:tc>
-        <w:tc>
-          <w:tcPr>
-            <w:tcW w:w="0" w:type="auto"/>
-            <w:vAlign w:val="center"/>
-            <w:hideMark/>
-          </w:tcPr>
-          <w:p>
-            <w:pPr>
-              <w:spacing w:after="0" w:line="240" w:lineRule="auto"/>
-              <w:rPr>
-                <w:rFonts w:ascii="Times New Roman" w:eastAsia="Times New Roman" w:hAnsi="Times New Roman" w:cs="Times New Roman"/>
-                <w:kern w:val="0"/>
-                <w:lang w:bidi="hi-IN"/>
-                <w14:ligatures w14:val="none"/>
-              </w:rPr>
-            </w:pPr>
-            <w:r>
-              <w:rPr>
-                <w:rFonts w:ascii="Times New Roman" w:eastAsia="Times New Roman" w:hAnsi="Times New Roman" w:cs="Times New Roman"/>
-                <w:kern w:val="0"/>
-                <w:lang w:bidi="hi-IN"/>
-                <w14:ligatures w14:val="none"/>
-              </w:rPr>
-              <w:t>Swift Business Logic + Some UI</w:t>
-            </w:r>
-          </w:p>
-        </w:tc>
-        <w:tc>
-          <w:tcPr>
-            <w:tcW w:w="0" w:type="auto"/>
-            <w:vAlign w:val="center"/>
-            <w:hideMark/>
-          </w:tcPr>
-          <w:p>
-            <w:pPr>
-              <w:spacing w:after="0" w:line="240" w:lineRule="auto"/>
-              <w:rPr>
-                <w:rFonts w:ascii="Times New Roman" w:eastAsia="Times New Roman" w:hAnsi="Times New Roman" w:cs="Times New Roman"/>
-                <w:kern w:val="0"/>
-                <w:lang w:bidi="hi-IN"/>
-                <w14:ligatures w14:val="none"/>
-              </w:rPr>
-            </w:pPr>
-            <w:r>
-              <w:rPr>
-                <w:rFonts w:ascii="Times New Roman" w:eastAsia="Times New Roman" w:hAnsi="Times New Roman" w:cs="Times New Roman"/>
-                <w:kern w:val="0"/>
-                <w:lang w:bidi="hi-IN"/>
-                <w14:ligatures w14:val="none"/>
-              </w:rPr>
-              <w:t>CGM, WebView, JS Bridge, Storage, SDKs</w:t>
-            </w:r>
-          </w:p>
-        </w:tc>
-      </w:tr>
-      <w:tr>
-        <w:trPr>
-          <w:tblCellSpacing w:w="15" w:type="dxa"/>
-        </w:trPr>
-        <w:tc>
-          <w:tcPr>
-            <w:tcW w:w="0" w:type="auto"/>
-            <w:vAlign w:val="center"/>
-            <w:hideMark/>
-          </w:tcPr>
-          <w:p>
-            <w:pPr>
-              <w:spacing w:after="0" w:line="240" w:lineRule="auto"/>
-              <w:rPr>
-                <w:rFonts w:ascii="Times New Roman" w:eastAsia="Times New Roman" w:hAnsi="Times New Roman" w:cs="Times New Roman"/>
-                <w:kern w:val="0"/>
-                <w:lang w:bidi="hi-IN"/>
-                <w14:ligatures w14:val="none"/>
-              </w:rPr>
-            </w:pPr>
-            <w:r>
-              <w:rPr>
-                <w:rFonts w:ascii="Times New Roman" w:eastAsia="Times New Roman" w:hAnsi="Times New Roman" w:cs="Times New Roman"/>
-                <w:b/>
-                <w:bCs/>
-                <w:kern w:val="0"/>
-                <w:lang w:bidi="hi-IN"/>
-                <w14:ligatures w14:val="none"/>
-              </w:rPr>
-              <w:t>React Native</w:t>
-            </w:r>
-          </w:p>
-        </w:tc>
-        <w:tc>
-          <w:tcPr>
-            <w:tcW w:w="0" w:type="auto"/>
-            <w:vAlign w:val="center"/>
-            <w:hideMark/>
-          </w:tcPr>
-          <w:p>
-            <w:pPr>
-              <w:spacing w:after="0" w:line="240" w:lineRule="auto"/>
-              <w:rPr>
-                <w:rFonts w:ascii="Times New Roman" w:eastAsia="Times New Roman" w:hAnsi="Times New Roman" w:cs="Times New Roman"/>
-                <w:kern w:val="0"/>
-                <w:lang w:bidi="hi-IN"/>
-                <w14:ligatures w14:val="none"/>
-              </w:rPr>
-            </w:pPr>
-            <w:r>
-              <w:rPr>
-                <w:rFonts w:ascii="Times New Roman" w:eastAsia="Times New Roman" w:hAnsi="Times New Roman" w:cs="Times New Roman"/>
-                <w:kern w:val="0"/>
-                <w:lang w:bidi="hi-IN"/>
-                <w14:ligatures w14:val="none"/>
-              </w:rPr>
-              <w:t>UI + Business Logic</w:t>
-            </w:r>
-          </w:p>
-        </w:tc>
-        <w:tc>
-          <w:tcPr>
-            <w:tcW w:w="0" w:type="auto"/>
-            <w:vAlign w:val="center"/>
-            <w:hideMark/>
-          </w:tcPr>
-          <w:p>
-            <w:pPr>
-              <w:spacing w:after="0" w:line="240" w:lineRule="auto"/>
-              <w:rPr>
-                <w:rFonts w:ascii="Times New Roman" w:eastAsia="Times New Roman" w:hAnsi="Times New Roman" w:cs="Times New Roman"/>
-                <w:kern w:val="0"/>
-                <w:lang w:bidi="hi-IN"/>
-                <w14:ligatures w14:val="none"/>
-              </w:rPr>
-            </w:pPr>
-            <w:r>
-              <w:rPr>
-                <w:rFonts w:ascii="Times New Roman" w:eastAsia="Times New Roman" w:hAnsi="Times New Roman" w:cs="Times New Roman"/>
-                <w:kern w:val="0"/>
-                <w:lang w:bidi="hi-IN"/>
-                <w14:ligatures w14:val="none"/>
-              </w:rPr>
-              <w:t>CGM, Native SDKs, Storage, WebView internals</w:t>
-            </w:r>
-          </w:p>
-        </w:tc>
-      </w:tr>
-    </w:tbl>
-    <w:p/>
-    <w:tbl>
-      <w:tblPr>
-        <w:tblW w:w="0" w:type="auto"/>
-        <w:tblCellSpacing w:w="15" w:type="dxa"/>
-        <w:tblCellMar>
-          <w:top w:w="15" w:type="dxa"/>
-          <w:left w:w="15" w:type="dxa"/>
-          <w:bottom w:w="15" w:type="dxa"/>
-          <w:right w:w="15" w:type="dxa"/>
-        </w:tblCellMar>
-        <w:tblLook w:val="04A0" w:firstRow="1" w:lastRow="0" w:firstColumn="1" w:lastColumn="0" w:noHBand="0" w:noVBand="1"/>
-      </w:tblPr>
-      <w:tblGrid>
-        <w:gridCol w:w="1183"/>
-        <w:gridCol w:w="2166"/>
-        <w:gridCol w:w="2243"/>
-        <w:gridCol w:w="1179"/>
-        <w:gridCol w:w="1287"/>
-        <w:gridCol w:w="1302"/>
-      </w:tblGrid>
-      <w:tr>
-        <w:trPr>
-          <w:tblHeader/>
-          <w:tblCellSpacing w:w="15" w:type="dxa"/>
-        </w:trPr>
-        <w:tc>
-          <w:tcPr>
-            <w:tcW w:w="0" w:type="auto"/>
-            <w:vAlign w:val="center"/>
-            <w:hideMark/>
-          </w:tcPr>
-          <w:p>
-            <w:pPr>
-              <w:spacing w:after="0" w:line="240" w:lineRule="auto"/>
-              <w:jc w:val="center"/>
-              <w:rPr>
-                <w:rFonts w:ascii="Times New Roman" w:eastAsia="Times New Roman" w:hAnsi="Times New Roman" w:cs="Times New Roman"/>
-                <w:b/>
-                <w:bCs/>
-                <w:kern w:val="0"/>
-                <w:lang w:bidi="hi-IN"/>
-                <w14:ligatures w14:val="none"/>
-              </w:rPr>
-            </w:pPr>
-            <w:r>
-              <w:rPr>
-                <w:rFonts w:ascii="Times New Roman" w:eastAsia="Times New Roman" w:hAnsi="Times New Roman" w:cs="Times New Roman"/>
-                <w:b/>
-                <w:bCs/>
-                <w:kern w:val="0"/>
-                <w:lang w:bidi="hi-IN"/>
-                <w14:ligatures w14:val="none"/>
-              </w:rPr>
-              <w:t>Native Platform Dependent Module</w:t>
-            </w:r>
-          </w:p>
-        </w:tc>
-        <w:tc>
-          <w:tcPr>
-            <w:tcW w:w="0" w:type="auto"/>
-            <w:vAlign w:val="center"/>
-            <w:hideMark/>
-          </w:tcPr>
-          <w:p>
-            <w:pPr>
-              <w:spacing w:after="0" w:line="240" w:lineRule="auto"/>
-              <w:jc w:val="center"/>
-              <w:rPr>
-                <w:rFonts w:ascii="Times New Roman" w:eastAsia="Times New Roman" w:hAnsi="Times New Roman" w:cs="Times New Roman"/>
-                <w:b/>
-                <w:bCs/>
-                <w:kern w:val="0"/>
-                <w:lang w:bidi="hi-IN"/>
-                <w14:ligatures w14:val="none"/>
-              </w:rPr>
-            </w:pPr>
-            <w:r>
-              <w:rPr>
-                <w:rFonts w:ascii="Times New Roman" w:eastAsia="Times New Roman" w:hAnsi="Times New Roman" w:cs="Times New Roman"/>
-                <w:b/>
-                <w:bCs/>
-                <w:kern w:val="0"/>
-                <w:lang w:bidi="hi-IN"/>
-                <w14:ligatures w14:val="none"/>
-              </w:rPr>
-              <w:t>Native iOS</w:t>
-            </w:r>
-          </w:p>
-        </w:tc>
-        <w:tc>
-          <w:tcPr>
-            <w:tcW w:w="0" w:type="auto"/>
-            <w:vAlign w:val="center"/>
-            <w:hideMark/>
-          </w:tcPr>
-          <w:p>
-            <w:pPr>
-              <w:spacing w:after="0" w:line="240" w:lineRule="auto"/>
-              <w:jc w:val="center"/>
-              <w:rPr>
-                <w:rFonts w:ascii="Times New Roman" w:eastAsia="Times New Roman" w:hAnsi="Times New Roman" w:cs="Times New Roman"/>
-                <w:b/>
-                <w:bCs/>
-                <w:kern w:val="0"/>
-                <w:lang w:bidi="hi-IN"/>
-                <w14:ligatures w14:val="none"/>
-              </w:rPr>
-            </w:pPr>
-            <w:r>
-              <w:rPr>
-                <w:rFonts w:ascii="Times New Roman" w:eastAsia="Times New Roman" w:hAnsi="Times New Roman" w:cs="Times New Roman"/>
-                <w:b/>
-                <w:bCs/>
-                <w:kern w:val="0"/>
-                <w:lang w:bidi="hi-IN"/>
-                <w14:ligatures w14:val="none"/>
-              </w:rPr>
-              <w:t>KMP</w:t>
-            </w:r>
-          </w:p>
-        </w:tc>
-        <w:tc>
-          <w:tcPr>
-            <w:tcW w:w="0" w:type="auto"/>
-            <w:vAlign w:val="center"/>
-            <w:hideMark/>
-          </w:tcPr>
-          <w:p>
-            <w:pPr>
-              <w:spacing w:after="0" w:line="240" w:lineRule="auto"/>
-              <w:jc w:val="center"/>
-              <w:rPr>
-                <w:rFonts w:ascii="Times New Roman" w:eastAsia="Times New Roman" w:hAnsi="Times New Roman" w:cs="Times New Roman"/>
-                <w:b/>
-                <w:bCs/>
-                <w:kern w:val="0"/>
-                <w:lang w:bidi="hi-IN"/>
-                <w14:ligatures w14:val="none"/>
-              </w:rPr>
-            </w:pPr>
-            <w:r>
-              <w:rPr>
-                <w:rFonts w:ascii="Times New Roman" w:eastAsia="Times New Roman" w:hAnsi="Times New Roman" w:cs="Times New Roman"/>
-                <w:b/>
-                <w:bCs/>
-                <w:kern w:val="0"/>
-                <w:lang w:bidi="hi-IN"/>
-                <w14:ligatures w14:val="none"/>
-              </w:rPr>
-              <w:t>Flutter</w:t>
-            </w:r>
-          </w:p>
-        </w:tc>
-        <w:tc>
-          <w:tcPr>
-            <w:tcW w:w="0" w:type="auto"/>
-            <w:vAlign w:val="center"/>
-            <w:hideMark/>
-          </w:tcPr>
-          <w:p>
-            <w:pPr>
-              <w:spacing w:after="0" w:line="240" w:lineRule="auto"/>
-              <w:jc w:val="center"/>
-              <w:rPr>
-                <w:rFonts w:ascii="Times New Roman" w:eastAsia="Times New Roman" w:hAnsi="Times New Roman" w:cs="Times New Roman"/>
-                <w:b/>
-                <w:bCs/>
-                <w:kern w:val="0"/>
-                <w:lang w:bidi="hi-IN"/>
-                <w14:ligatures w14:val="none"/>
-              </w:rPr>
-            </w:pPr>
-            <w:r>
-              <w:rPr>
-                <w:rFonts w:ascii="Times New Roman" w:eastAsia="Times New Roman" w:hAnsi="Times New Roman" w:cs="Times New Roman"/>
-                <w:b/>
-                <w:bCs/>
-                <w:kern w:val="0"/>
-                <w:lang w:bidi="hi-IN"/>
-                <w14:ligatures w14:val="none"/>
-              </w:rPr>
-              <w:t>Skip</w:t>
-            </w:r>
-          </w:p>
-        </w:tc>
-        <w:tc>
-          <w:tcPr>
-            <w:tcW w:w="0" w:type="auto"/>
-            <w:vAlign w:val="center"/>
-            <w:hideMark/>
-          </w:tcPr>
-          <w:p>
-            <w:pPr>
-              <w:spacing w:after="0" w:line="240" w:lineRule="auto"/>
-              <w:jc w:val="center"/>
-              <w:rPr>
-                <w:rFonts w:ascii="Times New Roman" w:eastAsia="Times New Roman" w:hAnsi="Times New Roman" w:cs="Times New Roman"/>
-                <w:b/>
-                <w:bCs/>
-                <w:kern w:val="0"/>
-                <w:lang w:bidi="hi-IN"/>
-                <w14:ligatures w14:val="none"/>
-              </w:rPr>
-            </w:pPr>
-            <w:r>
-              <w:rPr>
-                <w:rFonts w:ascii="Times New Roman" w:eastAsia="Times New Roman" w:hAnsi="Times New Roman" w:cs="Times New Roman"/>
-                <w:b/>
-                <w:bCs/>
-                <w:kern w:val="0"/>
-                <w:lang w:bidi="hi-IN"/>
-                <w14:ligatures w14:val="none"/>
-              </w:rPr>
-              <w:t>React Native</w:t>
-            </w:r>
-          </w:p>
-        </w:tc>
-      </w:tr>
-      <w:tr>
-        <w:trPr>
-          <w:tblCellSpacing w:w="15" w:type="dxa"/>
-        </w:trPr>
-        <w:tc>
-          <w:tcPr>
-            <w:tcW w:w="0" w:type="auto"/>
-            <w:vAlign w:val="center"/>
-            <w:hideMark/>
-          </w:tcPr>
-          <w:p>
-            <w:pPr>
-              <w:spacing w:after="0" w:line="240" w:lineRule="auto"/>
-              <w:rPr>
-                <w:rFonts w:ascii="Times New Roman" w:eastAsia="Times New Roman" w:hAnsi="Times New Roman" w:cs="Times New Roman"/>
-                <w:kern w:val="0"/>
-                <w:lang w:bidi="hi-IN"/>
-                <w14:ligatures w14:val="none"/>
-              </w:rPr>
-            </w:pPr>
-            <w:r>
-              <w:rPr>
-                <w:rFonts w:ascii="Times New Roman" w:eastAsia="Times New Roman" w:hAnsi="Times New Roman" w:cs="Times New Roman"/>
-                <w:b/>
-                <w:bCs/>
-                <w:kern w:val="0"/>
-                <w:lang w:bidi="hi-IN"/>
-                <w14:ligatures w14:val="none"/>
-              </w:rPr>
-              <w:t>CGM Rendering</w:t>
-            </w:r>
-          </w:p>
-        </w:tc>
-        <w:tc>
-          <w:tcPr>
-            <w:tcW w:w="0" w:type="auto"/>
-            <w:vAlign w:val="center"/>
-            <w:hideMark/>
-          </w:tcPr>
-          <w:p>
-            <w:pPr>
-              <w:spacing w:after="0" w:line="240" w:lineRule="auto"/>
-              <w:rPr>
-                <w:rFonts w:ascii="Times New Roman" w:eastAsia="Times New Roman" w:hAnsi="Times New Roman" w:cs="Times New Roman"/>
-                <w:kern w:val="0"/>
-                <w:lang w:bidi="hi-IN"/>
-                <w14:ligatures w14:val="none"/>
-              </w:rPr>
-            </w:pPr>
-            <w:r>
-              <w:rPr>
-                <w:rFonts w:ascii="Times New Roman" w:eastAsia="Times New Roman" w:hAnsi="Times New Roman" w:cs="Times New Roman"/>
-                <w:kern w:val="0"/>
-                <w:lang w:bidi="hi-IN"/>
-                <w14:ligatures w14:val="none"/>
-              </w:rPr>
-              <w:t>Native renderer using iOS graphics APIs</w:t>
-            </w:r>
-          </w:p>
-        </w:tc>
-        <w:tc>
-          <w:tcPr>
-            <w:tcW w:w="0" w:type="auto"/>
-            <w:vAlign w:val="center"/>
-            <w:hideMark/>
-          </w:tcPr>
-          <w:p>
-            <w:pPr>
-              <w:spacing w:after="0" w:line="240" w:lineRule="auto"/>
-              <w:rPr>
-                <w:rFonts w:ascii="Times New Roman" w:eastAsia="Times New Roman" w:hAnsi="Times New Roman" w:cs="Times New Roman"/>
-                <w:kern w:val="0"/>
-                <w:lang w:bidi="hi-IN"/>
-                <w14:ligatures w14:val="none"/>
-              </w:rPr>
-            </w:pPr>
-            <w:r>
-              <w:rPr>
-                <w:rFonts w:ascii="Times New Roman" w:eastAsia="Times New Roman" w:hAnsi="Times New Roman" w:cs="Times New Roman"/>
-                <w:kern w:val="0"/>
-                <w:lang w:bidi="hi-IN"/>
-                <w14:ligatures w14:val="none"/>
-              </w:rPr>
-              <w:t>Shared parser/logic, renderer remains native</w:t>
-            </w:r>
-          </w:p>
-        </w:tc>
-        <w:tc>
-          <w:tcPr>
-            <w:tcW w:w="0" w:type="auto"/>
-            <w:vAlign w:val="center"/>
-            <w:hideMark/>
-          </w:tcPr>
-          <w:p>
-            <w:pPr>
-              <w:spacing w:after="0" w:line="240" w:lineRule="auto"/>
-              <w:rPr>
-                <w:rFonts w:ascii="Times New Roman" w:eastAsia="Times New Roman" w:hAnsi="Times New Roman" w:cs="Times New Roman"/>
-                <w:kern w:val="0"/>
-                <w:lang w:bidi="hi-IN"/>
-                <w14:ligatures w14:val="none"/>
-              </w:rPr>
-            </w:pPr>
-            <w:r>
-              <w:rPr>
-                <w:rFonts w:ascii="Times New Roman" w:eastAsia="Times New Roman" w:hAnsi="Times New Roman" w:cs="Times New Roman"/>
-                <w:kern w:val="0"/>
-                <w:lang w:bidi="hi-IN"/>
-                <w14:ligatures w14:val="none"/>
-              </w:rPr>
-              <w:t>Native plugin/custom renderer required</w:t>
-            </w:r>
-          </w:p>
-        </w:tc>
-        <w:tc>
-          <w:tcPr>
-            <w:tcW w:w="0" w:type="auto"/>
-            <w:vAlign w:val="center"/>
-            <w:hideMark/>
-          </w:tcPr>
-          <w:p>
-            <w:pPr>
-              <w:spacing w:after="0" w:line="240" w:lineRule="auto"/>
-              <w:rPr>
-                <w:rFonts w:ascii="Times New Roman" w:eastAsia="Times New Roman" w:hAnsi="Times New Roman" w:cs="Times New Roman"/>
-                <w:kern w:val="0"/>
-                <w:lang w:bidi="hi-IN"/>
-                <w14:ligatures w14:val="none"/>
-              </w:rPr>
-            </w:pPr>
-            <w:r>
-              <w:rPr>
-                <w:rFonts w:ascii="Times New Roman" w:eastAsia="Times New Roman" w:hAnsi="Times New Roman" w:cs="Times New Roman"/>
-                <w:kern w:val="0"/>
-                <w:lang w:bidi="hi-IN"/>
-                <w14:ligatures w14:val="none"/>
-              </w:rPr>
-              <w:t>Native renderer required on Android</w:t>
-            </w:r>
-          </w:p>
-        </w:tc>
-        <w:tc>
-          <w:tcPr>
-            <w:tcW w:w="0" w:type="auto"/>
-            <w:vAlign w:val="center"/>
-            <w:hideMark/>
-          </w:tcPr>
-          <w:p>
-            <w:pPr>
-              <w:spacing w:after="0" w:line="240" w:lineRule="auto"/>
-              <w:rPr>
-                <w:rFonts w:ascii="Times New Roman" w:eastAsia="Times New Roman" w:hAnsi="Times New Roman" w:cs="Times New Roman"/>
-                <w:kern w:val="0"/>
-                <w:lang w:bidi="hi-IN"/>
-                <w14:ligatures w14:val="none"/>
-              </w:rPr>
-            </w:pPr>
-            <w:r>
-              <w:rPr>
-                <w:rFonts w:ascii="Times New Roman" w:eastAsia="Times New Roman" w:hAnsi="Times New Roman" w:cs="Times New Roman"/>
-                <w:kern w:val="0"/>
-                <w:lang w:bidi="hi-IN"/>
-                <w14:ligatures w14:val="none"/>
-              </w:rPr>
-              <w:t>Native module + renderer required</w:t>
-            </w:r>
-          </w:p>
-        </w:tc>
-      </w:tr>
-      <w:tr>
-        <w:trPr>
-          <w:tblCellSpacing w:w="15" w:type="dxa"/>
-        </w:trPr>
-        <w:tc>
-          <w:tcPr>
-            <w:tcW w:w="0" w:type="auto"/>
-            <w:vAlign w:val="center"/>
-            <w:hideMark/>
-          </w:tcPr>
-          <w:p>
-            <w:pPr>
-              <w:spacing w:after="0" w:line="240" w:lineRule="auto"/>
-              <w:rPr>
-                <w:rFonts w:ascii="Times New Roman" w:eastAsia="Times New Roman" w:hAnsi="Times New Roman" w:cs="Times New Roman"/>
-                <w:kern w:val="0"/>
-                <w:lang w:bidi="hi-IN"/>
-                <w14:ligatures w14:val="none"/>
-              </w:rPr>
-            </w:pPr>
-            <w:r>
-              <w:rPr>
-                <w:rFonts w:ascii="Times New Roman" w:eastAsia="Times New Roman" w:hAnsi="Times New Roman" w:cs="Times New Roman"/>
-                <w:b/>
-                <w:bCs/>
-                <w:kern w:val="0"/>
-                <w:lang w:bidi="hi-IN"/>
-                <w14:ligatures w14:val="none"/>
-              </w:rPr>
-              <w:t>HTML Viewer</w:t>
-            </w:r>
-          </w:p>
-        </w:tc>
-        <w:tc>
-          <w:tcPr>
-            <w:tcW w:w="0" w:type="auto"/>
-            <w:vAlign w:val="center"/>
-            <w:hideMark/>
-          </w:tcPr>
-          <w:p>
-            <w:pPr>
-              <w:spacing w:after="0" w:line="240" w:lineRule="auto"/>
-              <w:rPr>
-                <w:rFonts w:ascii="Times New Roman" w:eastAsia="Times New Roman" w:hAnsi="Times New Roman" w:cs="Times New Roman"/>
-                <w:kern w:val="0"/>
-                <w:lang w:bidi="hi-IN"/>
-                <w14:ligatures w14:val="none"/>
-              </w:rPr>
-            </w:pPr>
-            <w:proofErr w:type="spellStart"/>
-            <w:r>
-              <w:rPr>
-                <w:rFonts w:ascii="Times New Roman" w:eastAsia="Times New Roman" w:hAnsi="Times New Roman" w:cs="Times New Roman"/>
-                <w:kern w:val="0"/>
-                <w:lang w:bidi="hi-IN"/>
-                <w14:ligatures w14:val="none"/>
-              </w:rPr>
-              <w:t>WKWebView</w:t>
-            </w:r>
-            <w:proofErr w:type="spellEnd"/>
-          </w:p>
-        </w:tc>
-        <w:tc>
-          <w:tcPr>
-            <w:tcW w:w="0" w:type="auto"/>
-            <w:vAlign w:val="center"/>
-            <w:hideMark/>
-          </w:tcPr>
-          <w:p>
-            <w:pPr>
-              <w:spacing w:after="0" w:line="240" w:lineRule="auto"/>
-              <w:rPr>
-                <w:rFonts w:ascii="Times New Roman" w:eastAsia="Times New Roman" w:hAnsi="Times New Roman" w:cs="Times New Roman"/>
-                <w:kern w:val="0"/>
-                <w:lang w:bidi="hi-IN"/>
-                <w14:ligatures w14:val="none"/>
-              </w:rPr>
-            </w:pPr>
-            <w:r>
-              <w:rPr>
-                <w:rFonts w:ascii="Times New Roman" w:eastAsia="Times New Roman" w:hAnsi="Times New Roman" w:cs="Times New Roman"/>
-                <w:kern w:val="0"/>
-                <w:lang w:bidi="hi-IN"/>
-                <w14:ligatures w14:val="none"/>
-              </w:rPr>
-              <w:t xml:space="preserve">Native </w:t>
-            </w:r>
-            <w:proofErr w:type="spellStart"/>
-            <w:r>
-              <w:rPr>
-                <w:rFonts w:ascii="Times New Roman" w:eastAsia="Times New Roman" w:hAnsi="Times New Roman" w:cs="Times New Roman"/>
-                <w:kern w:val="0"/>
-                <w:lang w:bidi="hi-IN"/>
-                <w14:ligatures w14:val="none"/>
-              </w:rPr>
-              <w:t>WKWebView</w:t>
-            </w:r>
-            <w:proofErr w:type="spellEnd"/>
-            <w:r>
-              <w:rPr>
-                <w:rFonts w:ascii="Times New Roman" w:eastAsia="Times New Roman" w:hAnsi="Times New Roman" w:cs="Times New Roman"/>
-                <w:kern w:val="0"/>
-                <w:lang w:bidi="hi-IN"/>
-                <w14:ligatures w14:val="none"/>
-              </w:rPr>
-              <w:t xml:space="preserve"> + Android WebView</w:t>
-            </w:r>
-          </w:p>
-        </w:tc>
-        <w:tc>
-          <w:tcPr>
-            <w:tcW w:w="0" w:type="auto"/>
-            <w:vAlign w:val="center"/>
-            <w:hideMark/>
-          </w:tcPr>
-          <w:p>
-            <w:pPr>
-              <w:spacing w:after="0" w:line="240" w:lineRule="auto"/>
-              <w:rPr>
-                <w:rFonts w:ascii="Times New Roman" w:eastAsia="Times New Roman" w:hAnsi="Times New Roman" w:cs="Times New Roman"/>
-                <w:kern w:val="0"/>
-                <w:lang w:bidi="hi-IN"/>
-                <w14:ligatures w14:val="none"/>
-              </w:rPr>
-            </w:pPr>
-            <w:r>
-              <w:rPr>
-                <w:rFonts w:ascii="Times New Roman" w:eastAsia="Times New Roman" w:hAnsi="Times New Roman" w:cs="Times New Roman"/>
-                <w:kern w:val="0"/>
-                <w:lang w:bidi="hi-IN"/>
-                <w14:ligatures w14:val="none"/>
-              </w:rPr>
-              <w:t>WebView plugin</w:t>
-            </w:r>
-          </w:p>
-        </w:tc>
-        <w:tc>
-          <w:tcPr>
-            <w:tcW w:w="0" w:type="auto"/>
-            <w:vAlign w:val="center"/>
-            <w:hideMark/>
-          </w:tcPr>
-          <w:p>
-            <w:pPr>
-              <w:spacing w:after="0" w:line="240" w:lineRule="auto"/>
-              <w:rPr>
-                <w:rFonts w:ascii="Times New Roman" w:eastAsia="Times New Roman" w:hAnsi="Times New Roman" w:cs="Times New Roman"/>
-                <w:kern w:val="0"/>
-                <w:lang w:bidi="hi-IN"/>
-                <w14:ligatures w14:val="none"/>
-              </w:rPr>
-            </w:pPr>
-            <w:r>
-              <w:rPr>
-                <w:rFonts w:ascii="Times New Roman" w:eastAsia="Times New Roman" w:hAnsi="Times New Roman" w:cs="Times New Roman"/>
-                <w:kern w:val="0"/>
-                <w:lang w:bidi="hi-IN"/>
-                <w14:ligatures w14:val="none"/>
-              </w:rPr>
-              <w:t>Native WebView integration</w:t>
-            </w:r>
-          </w:p>
-        </w:tc>
-        <w:tc>
-          <w:tcPr>
-            <w:tcW w:w="0" w:type="auto"/>
-            <w:vAlign w:val="center"/>
-            <w:hideMark/>
-          </w:tcPr>
-          <w:p>
-            <w:pPr>
-              <w:spacing w:after="0" w:line="240" w:lineRule="auto"/>
-              <w:rPr>
-                <w:rFonts w:ascii="Times New Roman" w:eastAsia="Times New Roman" w:hAnsi="Times New Roman" w:cs="Times New Roman"/>
-                <w:kern w:val="0"/>
-                <w:lang w:bidi="hi-IN"/>
-                <w14:ligatures w14:val="none"/>
-              </w:rPr>
-            </w:pPr>
-            <w:r>
-              <w:rPr>
-                <w:rFonts w:ascii="Times New Roman" w:eastAsia="Times New Roman" w:hAnsi="Times New Roman" w:cs="Times New Roman"/>
-                <w:kern w:val="0"/>
-                <w:lang w:bidi="hi-IN"/>
-                <w14:ligatures w14:val="none"/>
-              </w:rPr>
-              <w:t>react-native-</w:t>
-            </w:r>
-            <w:proofErr w:type="spellStart"/>
-            <w:r>
-              <w:rPr>
-                <w:rFonts w:ascii="Times New Roman" w:eastAsia="Times New Roman" w:hAnsi="Times New Roman" w:cs="Times New Roman"/>
-                <w:kern w:val="0"/>
-                <w:lang w:bidi="hi-IN"/>
-                <w14:ligatures w14:val="none"/>
-              </w:rPr>
-              <w:t>webview</w:t>
-            </w:r>
-            <w:proofErr w:type="spellEnd"/>
-          </w:p>
-        </w:tc>
-      </w:tr>
-      <w:tr>
-        <w:trPr>
-          <w:tblCellSpacing w:w="15" w:type="dxa"/>
-        </w:trPr>
-        <w:tc>
-          <w:tcPr>
-            <w:tcW w:w="0" w:type="auto"/>
-            <w:vAlign w:val="center"/>
-            <w:hideMark/>
-          </w:tcPr>
-          <w:p>
-            <w:pPr>
-              <w:spacing w:after="0" w:line="240" w:lineRule="auto"/>
-              <w:rPr>
-                <w:rFonts w:ascii="Times New Roman" w:eastAsia="Times New Roman" w:hAnsi="Times New Roman" w:cs="Times New Roman"/>
-                <w:kern w:val="0"/>
-                <w:lang w:bidi="hi-IN"/>
-                <w14:ligatures w14:val="none"/>
-              </w:rPr>
-            </w:pPr>
-            <w:r>
-              <w:rPr>
-                <w:rFonts w:ascii="Times New Roman" w:eastAsia="Times New Roman" w:hAnsi="Times New Roman" w:cs="Times New Roman"/>
-                <w:b/>
-                <w:bCs/>
-                <w:kern w:val="0"/>
-                <w:lang w:bidi="hi-IN"/>
-                <w14:ligatures w14:val="none"/>
-              </w:rPr>
-              <w:t>JavaScript Bridge</w:t>
-            </w:r>
-          </w:p>
-        </w:tc>
-        <w:tc>
-          <w:tcPr>
-            <w:tcW w:w="0" w:type="auto"/>
-            <w:vAlign w:val="center"/>
-            <w:hideMark/>
-          </w:tcPr>
-          <w:p>
-            <w:pPr>
-              <w:spacing w:after="0" w:line="240" w:lineRule="auto"/>
-              <w:rPr>
-                <w:rFonts w:ascii="Times New Roman" w:eastAsia="Times New Roman" w:hAnsi="Times New Roman" w:cs="Times New Roman"/>
-                <w:kern w:val="0"/>
-                <w:lang w:bidi="hi-IN"/>
-                <w14:ligatures w14:val="none"/>
-              </w:rPr>
-            </w:pPr>
-            <w:proofErr w:type="spellStart"/>
-            <w:r>
-              <w:rPr>
-                <w:rFonts w:ascii="Times New Roman" w:eastAsia="Times New Roman" w:hAnsi="Times New Roman" w:cs="Times New Roman"/>
-                <w:kern w:val="0"/>
-                <w:lang w:bidi="hi-IN"/>
-                <w14:ligatures w14:val="none"/>
-              </w:rPr>
-              <w:t>WKScriptMessageHandler</w:t>
-            </w:r>
-            <w:proofErr w:type="spellEnd"/>
-          </w:p>
-        </w:tc>
-        <w:tc>
-          <w:tcPr>
-            <w:tcW w:w="0" w:type="auto"/>
-            <w:vAlign w:val="center"/>
-            <w:hideMark/>
-          </w:tcPr>
-          <w:p>
-            <w:pPr>
-              <w:spacing w:after="0" w:line="240" w:lineRule="auto"/>
-              <w:rPr>
-                <w:rFonts w:ascii="Times New Roman" w:eastAsia="Times New Roman" w:hAnsi="Times New Roman" w:cs="Times New Roman"/>
-                <w:kern w:val="0"/>
-                <w:lang w:bidi="hi-IN"/>
-                <w14:ligatures w14:val="none"/>
-              </w:rPr>
-            </w:pPr>
-            <w:r>
-              <w:rPr>
-                <w:rFonts w:ascii="Times New Roman" w:eastAsia="Times New Roman" w:hAnsi="Times New Roman" w:cs="Times New Roman"/>
-                <w:kern w:val="0"/>
-                <w:lang w:bidi="hi-IN"/>
-                <w14:ligatures w14:val="none"/>
-              </w:rPr>
-              <w:t>Native bridge implementation</w:t>
-            </w:r>
-          </w:p>
-        </w:tc>
-        <w:tc>
-          <w:tcPr>
-            <w:tcW w:w="0" w:type="auto"/>
-            <w:vAlign w:val="center"/>
-            <w:hideMark/>
-          </w:tcPr>
-          <w:p>
-            <w:pPr>
-              <w:spacing w:after="0" w:line="240" w:lineRule="auto"/>
-              <w:rPr>
-                <w:rFonts w:ascii="Times New Roman" w:eastAsia="Times New Roman" w:hAnsi="Times New Roman" w:cs="Times New Roman"/>
-                <w:kern w:val="0"/>
-                <w:lang w:bidi="hi-IN"/>
-                <w14:ligatures w14:val="none"/>
-              </w:rPr>
-            </w:pPr>
-            <w:r>
-              <w:rPr>
-                <w:rFonts w:ascii="Times New Roman" w:eastAsia="Times New Roman" w:hAnsi="Times New Roman" w:cs="Times New Roman"/>
-                <w:kern w:val="0"/>
-                <w:lang w:bidi="hi-IN"/>
-                <w14:ligatures w14:val="none"/>
-              </w:rPr>
-              <w:t>Platform channel bridge</w:t>
-            </w:r>
-          </w:p>
-        </w:tc>
-        <w:tc>
-          <w:tcPr>
-            <w:tcW w:w="0" w:type="auto"/>
-            <w:vAlign w:val="center"/>
-            <w:hideMark/>
-          </w:tcPr>
-          <w:p>
-            <w:pPr>
-              <w:spacing w:after="0" w:line="240" w:lineRule="auto"/>
-              <w:rPr>
-                <w:rFonts w:ascii="Times New Roman" w:eastAsia="Times New Roman" w:hAnsi="Times New Roman" w:cs="Times New Roman"/>
-                <w:kern w:val="0"/>
-                <w:lang w:bidi="hi-IN"/>
-                <w14:ligatures w14:val="none"/>
-              </w:rPr>
-            </w:pPr>
-            <w:r>
-              <w:rPr>
-                <w:rFonts w:ascii="Times New Roman" w:eastAsia="Times New Roman" w:hAnsi="Times New Roman" w:cs="Times New Roman"/>
-                <w:kern w:val="0"/>
-                <w:lang w:bidi="hi-IN"/>
-                <w14:ligatures w14:val="none"/>
-              </w:rPr>
-              <w:t>Native bridge implementation</w:t>
-            </w:r>
-          </w:p>
-        </w:tc>
-        <w:tc>
-          <w:tcPr>
-            <w:tcW w:w="0" w:type="auto"/>
-            <w:vAlign w:val="center"/>
-            <w:hideMark/>
-          </w:tcPr>
-          <w:p>
-            <w:pPr>
-              <w:spacing w:after="0" w:line="240" w:lineRule="auto"/>
-              <w:rPr>
-                <w:rFonts w:ascii="Times New Roman" w:eastAsia="Times New Roman" w:hAnsi="Times New Roman" w:cs="Times New Roman"/>
-                <w:kern w:val="0"/>
-                <w:lang w:bidi="hi-IN"/>
-                <w14:ligatures w14:val="none"/>
-              </w:rPr>
-            </w:pPr>
-            <w:r>
-              <w:rPr>
-                <w:rFonts w:ascii="Times New Roman" w:eastAsia="Times New Roman" w:hAnsi="Times New Roman" w:cs="Times New Roman"/>
-                <w:kern w:val="0"/>
-                <w:lang w:bidi="hi-IN"/>
-                <w14:ligatures w14:val="none"/>
-              </w:rPr>
-              <w:t>JS ↔ Native bridge</w:t>
-            </w:r>
-          </w:p>
-        </w:tc>
-      </w:tr>
-      <w:tr>
-        <w:trPr>
-          <w:tblCellSpacing w:w="15" w:type="dxa"/>
-        </w:trPr>
-        <w:tc>
-          <w:tcPr>
-            <w:tcW w:w="0" w:type="auto"/>
-            <w:vAlign w:val="center"/>
-            <w:hideMark/>
-          </w:tcPr>
-          <w:p>
-            <w:pPr>
-              <w:spacing w:after="0" w:line="240" w:lineRule="auto"/>
-              <w:rPr>
-                <w:rFonts w:ascii="Times New Roman" w:eastAsia="Times New Roman" w:hAnsi="Times New Roman" w:cs="Times New Roman"/>
-                <w:kern w:val="0"/>
-                <w:lang w:bidi="hi-IN"/>
-                <w14:ligatures w14:val="none"/>
-              </w:rPr>
-            </w:pPr>
-            <w:r>
-              <w:rPr>
-                <w:rFonts w:ascii="Times New Roman" w:eastAsia="Times New Roman" w:hAnsi="Times New Roman" w:cs="Times New Roman"/>
-                <w:b/>
-                <w:bCs/>
-                <w:kern w:val="0"/>
-                <w:lang w:bidi="hi-IN"/>
-                <w14:ligatures w14:val="none"/>
-              </w:rPr>
-              <w:t>Hyperlinks &amp; Hotspots</w:t>
-            </w:r>
-          </w:p>
-        </w:tc>
-        <w:tc>
-          <w:tcPr>
-            <w:tcW w:w="0" w:type="auto"/>
-            <w:vAlign w:val="center"/>
-            <w:hideMark/>
-          </w:tcPr>
-          <w:p>
-            <w:pPr>
-              <w:spacing w:after="0" w:line="240" w:lineRule="auto"/>
-              <w:rPr>
-                <w:rFonts w:ascii="Times New Roman" w:eastAsia="Times New Roman" w:hAnsi="Times New Roman" w:cs="Times New Roman"/>
-                <w:kern w:val="0"/>
-                <w:lang w:bidi="hi-IN"/>
-                <w14:ligatures w14:val="none"/>
-              </w:rPr>
-            </w:pPr>
-            <w:r>
-              <w:rPr>
-                <w:rFonts w:ascii="Times New Roman" w:eastAsia="Times New Roman" w:hAnsi="Times New Roman" w:cs="Times New Roman"/>
-                <w:kern w:val="0"/>
-                <w:lang w:bidi="hi-IN"/>
-                <w14:ligatures w14:val="none"/>
-              </w:rPr>
-              <w:t>Native WebView handling</w:t>
-            </w:r>
-          </w:p>
-        </w:tc>
-        <w:tc>
-          <w:tcPr>
-            <w:tcW w:w="0" w:type="auto"/>
-            <w:vAlign w:val="center"/>
-            <w:hideMark/>
-          </w:tcPr>
-          <w:p>
-            <w:pPr>
-              <w:spacing w:after="0" w:line="240" w:lineRule="auto"/>
-              <w:rPr>
-                <w:rFonts w:ascii="Times New Roman" w:eastAsia="Times New Roman" w:hAnsi="Times New Roman" w:cs="Times New Roman"/>
-                <w:kern w:val="0"/>
-                <w:lang w:bidi="hi-IN"/>
-                <w14:ligatures w14:val="none"/>
-              </w:rPr>
-            </w:pPr>
-            <w:r>
-              <w:rPr>
-                <w:rFonts w:ascii="Times New Roman" w:eastAsia="Times New Roman" w:hAnsi="Times New Roman" w:cs="Times New Roman"/>
-                <w:kern w:val="0"/>
-                <w:lang w:bidi="hi-IN"/>
-                <w14:ligatures w14:val="none"/>
-              </w:rPr>
-              <w:t>Native WebView handling</w:t>
-            </w:r>
-          </w:p>
-        </w:tc>
-        <w:tc>
-          <w:tcPr>
-            <w:tcW w:w="0" w:type="auto"/>
-            <w:vAlign w:val="center"/>
-            <w:hideMark/>
-          </w:tcPr>
-          <w:p>
-            <w:pPr>
-              <w:spacing w:after="0" w:line="240" w:lineRule="auto"/>
-              <w:rPr>
-                <w:rFonts w:ascii="Times New Roman" w:eastAsia="Times New Roman" w:hAnsi="Times New Roman" w:cs="Times New Roman"/>
-                <w:kern w:val="0"/>
-                <w:lang w:bidi="hi-IN"/>
-                <w14:ligatures w14:val="none"/>
-              </w:rPr>
-            </w:pPr>
-            <w:r>
-              <w:rPr>
-                <w:rFonts w:ascii="Times New Roman" w:eastAsia="Times New Roman" w:hAnsi="Times New Roman" w:cs="Times New Roman"/>
-                <w:kern w:val="0"/>
-                <w:lang w:bidi="hi-IN"/>
-                <w14:ligatures w14:val="none"/>
-              </w:rPr>
-              <w:t>Through WebView plugin</w:t>
-            </w:r>
-          </w:p>
-        </w:tc>
-        <w:tc>
-          <w:tcPr>
-            <w:tcW w:w="0" w:type="auto"/>
-            <w:vAlign w:val="center"/>
-            <w:hideMark/>
-          </w:tcPr>
-          <w:p>
-            <w:pPr>
-              <w:spacing w:after="0" w:line="240" w:lineRule="auto"/>
-              <w:rPr>
-                <w:rFonts w:ascii="Times New Roman" w:eastAsia="Times New Roman" w:hAnsi="Times New Roman" w:cs="Times New Roman"/>
-                <w:kern w:val="0"/>
-                <w:lang w:bidi="hi-IN"/>
-                <w14:ligatures w14:val="none"/>
-              </w:rPr>
-            </w:pPr>
-            <w:r>
-              <w:rPr>
-                <w:rFonts w:ascii="Times New Roman" w:eastAsia="Times New Roman" w:hAnsi="Times New Roman" w:cs="Times New Roman"/>
-                <w:kern w:val="0"/>
-                <w:lang w:bidi="hi-IN"/>
-                <w14:ligatures w14:val="none"/>
-              </w:rPr>
-              <w:t>Through native WebView</w:t>
-            </w:r>
-          </w:p>
-        </w:tc>
-        <w:tc>
-          <w:tcPr>
-            <w:tcW w:w="0" w:type="auto"/>
-            <w:vAlign w:val="center"/>
-            <w:hideMark/>
-          </w:tcPr>
-          <w:p>
-            <w:pPr>
-              <w:spacing w:after="0" w:line="240" w:lineRule="auto"/>
-              <w:rPr>
-                <w:rFonts w:ascii="Times New Roman" w:eastAsia="Times New Roman" w:hAnsi="Times New Roman" w:cs="Times New Roman"/>
-                <w:kern w:val="0"/>
-                <w:lang w:bidi="hi-IN"/>
-                <w14:ligatures w14:val="none"/>
-              </w:rPr>
-            </w:pPr>
-            <w:r>
-              <w:rPr>
-                <w:rFonts w:ascii="Times New Roman" w:eastAsia="Times New Roman" w:hAnsi="Times New Roman" w:cs="Times New Roman"/>
-                <w:kern w:val="0"/>
-                <w:lang w:bidi="hi-IN"/>
-                <w14:ligatures w14:val="none"/>
-              </w:rPr>
-              <w:t>Through WebView module</w:t>
-            </w:r>
-          </w:p>
-        </w:tc>
-      </w:tr>
-      <w:tr>
-        <w:trPr>
-          <w:tblCellSpacing w:w="15" w:type="dxa"/>
-        </w:trPr>
-        <w:tc>
-          <w:tcPr>
-            <w:tcW w:w="0" w:type="auto"/>
-            <w:vAlign w:val="center"/>
-            <w:hideMark/>
-          </w:tcPr>
-          <w:p>
-            <w:pPr>
-              <w:spacing w:after="0" w:line="240" w:lineRule="auto"/>
-              <w:rPr>
-                <w:rFonts w:ascii="Times New Roman" w:eastAsia="Times New Roman" w:hAnsi="Times New Roman" w:cs="Times New Roman"/>
-                <w:kern w:val="0"/>
-                <w:lang w:bidi="hi-IN"/>
-                <w14:ligatures w14:val="none"/>
-              </w:rPr>
-            </w:pPr>
-            <w:r>
-              <w:rPr>
-                <w:rFonts w:ascii="Times New Roman" w:eastAsia="Times New Roman" w:hAnsi="Times New Roman" w:cs="Times New Roman"/>
-                <w:b/>
-                <w:bCs/>
-                <w:kern w:val="0"/>
-                <w:lang w:bidi="hi-IN"/>
-                <w14:ligatures w14:val="none"/>
-              </w:rPr>
-              <w:t>Annotations</w:t>
-            </w:r>
-          </w:p>
-        </w:tc>
-        <w:tc>
-          <w:tcPr>
-            <w:tcW w:w="0" w:type="auto"/>
-            <w:vAlign w:val="center"/>
-            <w:hideMark/>
-          </w:tcPr>
-          <w:p>
-            <w:pPr>
-              <w:spacing w:after="0" w:line="240" w:lineRule="auto"/>
-              <w:rPr>
-                <w:rFonts w:ascii="Times New Roman" w:eastAsia="Times New Roman" w:hAnsi="Times New Roman" w:cs="Times New Roman"/>
-                <w:kern w:val="0"/>
-                <w:lang w:bidi="hi-IN"/>
-                <w14:ligatures w14:val="none"/>
-              </w:rPr>
-            </w:pPr>
-            <w:r>
-              <w:rPr>
-                <w:rFonts w:ascii="Times New Roman" w:eastAsia="Times New Roman" w:hAnsi="Times New Roman" w:cs="Times New Roman"/>
-                <w:kern w:val="0"/>
-                <w:lang w:bidi="hi-IN"/>
-                <w14:ligatures w14:val="none"/>
-              </w:rPr>
-              <w:t>Native implementation</w:t>
-            </w:r>
-          </w:p>
-        </w:tc>
-        <w:tc>
-          <w:tcPr>
-            <w:tcW w:w="0" w:type="auto"/>
-            <w:vAlign w:val="center"/>
-            <w:hideMark/>
-          </w:tcPr>
-          <w:p>
-            <w:pPr>
-              <w:spacing w:after="0" w:line="240" w:lineRule="auto"/>
-              <w:rPr>
-                <w:rFonts w:ascii="Times New Roman" w:eastAsia="Times New Roman" w:hAnsi="Times New Roman" w:cs="Times New Roman"/>
-                <w:kern w:val="0"/>
-                <w:lang w:bidi="hi-IN"/>
-                <w14:ligatures w14:val="none"/>
-              </w:rPr>
-            </w:pPr>
-            <w:r>
-              <w:rPr>
-                <w:rFonts w:ascii="Times New Roman" w:eastAsia="Times New Roman" w:hAnsi="Times New Roman" w:cs="Times New Roman"/>
-                <w:kern w:val="0"/>
-                <w:lang w:bidi="hi-IN"/>
-                <w14:ligatures w14:val="none"/>
-              </w:rPr>
-              <w:t>Shared business logic + native viewer integration</w:t>
-            </w:r>
-          </w:p>
-        </w:tc>
-        <w:tc>
-          <w:tcPr>
-            <w:tcW w:w="0" w:type="auto"/>
-            <w:vAlign w:val="center"/>
-            <w:hideMark/>
-          </w:tcPr>
-          <w:p>
-            <w:pPr>
-              <w:spacing w:after="0" w:line="240" w:lineRule="auto"/>
-              <w:rPr>
-                <w:rFonts w:ascii="Times New Roman" w:eastAsia="Times New Roman" w:hAnsi="Times New Roman" w:cs="Times New Roman"/>
-                <w:kern w:val="0"/>
-                <w:lang w:bidi="hi-IN"/>
-                <w14:ligatures w14:val="none"/>
-              </w:rPr>
-            </w:pPr>
-            <w:r>
-              <w:rPr>
-                <w:rFonts w:ascii="Times New Roman" w:eastAsia="Times New Roman" w:hAnsi="Times New Roman" w:cs="Times New Roman"/>
-                <w:kern w:val="0"/>
-                <w:lang w:bidi="hi-IN"/>
-                <w14:ligatures w14:val="none"/>
-              </w:rPr>
-              <w:t>Native plugin integration</w:t>
-            </w:r>
-          </w:p>
-        </w:tc>
-        <w:tc>
-          <w:tcPr>
-            <w:tcW w:w="0" w:type="auto"/>
-            <w:vAlign w:val="center"/>
-            <w:hideMark/>
-          </w:tcPr>
-          <w:p>
-            <w:pPr>
-              <w:spacing w:after="0" w:line="240" w:lineRule="auto"/>
-              <w:rPr>
-                <w:rFonts w:ascii="Times New Roman" w:eastAsia="Times New Roman" w:hAnsi="Times New Roman" w:cs="Times New Roman"/>
-                <w:kern w:val="0"/>
-                <w:lang w:bidi="hi-IN"/>
-                <w14:ligatures w14:val="none"/>
-              </w:rPr>
-            </w:pPr>
-            <w:r>
-              <w:rPr>
-                <w:rFonts w:ascii="Times New Roman" w:eastAsia="Times New Roman" w:hAnsi="Times New Roman" w:cs="Times New Roman"/>
-                <w:kern w:val="0"/>
-                <w:lang w:bidi="hi-IN"/>
-                <w14:ligatures w14:val="none"/>
-              </w:rPr>
-              <w:t>Native viewer integration</w:t>
-            </w:r>
-          </w:p>
-        </w:tc>
-        <w:tc>
-          <w:tcPr>
-            <w:tcW w:w="0" w:type="auto"/>
-            <w:vAlign w:val="center"/>
-            <w:hideMark/>
-          </w:tcPr>
-          <w:p>
-            <w:pPr>
-              <w:spacing w:after="0" w:line="240" w:lineRule="auto"/>
-              <w:rPr>
-                <w:rFonts w:ascii="Times New Roman" w:eastAsia="Times New Roman" w:hAnsi="Times New Roman" w:cs="Times New Roman"/>
-                <w:kern w:val="0"/>
-                <w:lang w:bidi="hi-IN"/>
-                <w14:ligatures w14:val="none"/>
-              </w:rPr>
-            </w:pPr>
-            <w:r>
-              <w:rPr>
-                <w:rFonts w:ascii="Times New Roman" w:eastAsia="Times New Roman" w:hAnsi="Times New Roman" w:cs="Times New Roman"/>
-                <w:kern w:val="0"/>
-                <w:lang w:bidi="hi-IN"/>
-                <w14:ligatures w14:val="none"/>
-              </w:rPr>
-              <w:t>Native module integration</w:t>
-            </w:r>
-          </w:p>
-        </w:tc>
-      </w:tr>
-      <w:tr>
-        <w:trPr>
-          <w:tblCellSpacing w:w="15" w:type="dxa"/>
-        </w:trPr>
-        <w:tc>
-          <w:tcPr>
-            <w:tcW w:w="0" w:type="auto"/>
-            <w:vAlign w:val="center"/>
-            <w:hideMark/>
-          </w:tcPr>
-          <w:p>
-            <w:pPr>
-              <w:spacing w:after="0" w:line="240" w:lineRule="auto"/>
-              <w:rPr>
-                <w:rFonts w:ascii="Times New Roman" w:eastAsia="Times New Roman" w:hAnsi="Times New Roman" w:cs="Times New Roman"/>
-                <w:kern w:val="0"/>
-                <w:lang w:bidi="hi-IN"/>
-                <w14:ligatures w14:val="none"/>
-              </w:rPr>
-            </w:pPr>
-            <w:r>
-              <w:rPr>
-                <w:rFonts w:ascii="Times New Roman" w:eastAsia="Times New Roman" w:hAnsi="Times New Roman" w:cs="Times New Roman"/>
-                <w:b/>
-                <w:bCs/>
-                <w:kern w:val="0"/>
-                <w:lang w:bidi="hi-IN"/>
-                <w14:ligatures w14:val="none"/>
-              </w:rPr>
-              <w:t>Offline Storage</w:t>
-            </w:r>
-          </w:p>
-        </w:tc>
-        <w:tc>
-          <w:tcPr>
-            <w:tcW w:w="0" w:type="auto"/>
-            <w:vAlign w:val="center"/>
-            <w:hideMark/>
-          </w:tcPr>
-          <w:p>
-            <w:pPr>
-              <w:spacing w:after="0" w:line="240" w:lineRule="auto"/>
-              <w:rPr>
-                <w:rFonts w:ascii="Times New Roman" w:eastAsia="Times New Roman" w:hAnsi="Times New Roman" w:cs="Times New Roman"/>
-                <w:kern w:val="0"/>
-                <w:lang w:bidi="hi-IN"/>
-                <w14:ligatures w14:val="none"/>
-              </w:rPr>
-            </w:pPr>
-            <w:proofErr w:type="spellStart"/>
-            <w:r>
-              <w:rPr>
-                <w:rFonts w:ascii="Times New Roman" w:eastAsia="Times New Roman" w:hAnsi="Times New Roman" w:cs="Times New Roman"/>
-                <w:kern w:val="0"/>
-                <w:lang w:bidi="hi-IN"/>
-                <w14:ligatures w14:val="none"/>
-              </w:rPr>
-              <w:t>FileManager</w:t>
-            </w:r>
-            <w:proofErr w:type="spellEnd"/>
-            <w:r>
-              <w:rPr>
-                <w:rFonts w:ascii="Times New Roman" w:eastAsia="Times New Roman" w:hAnsi="Times New Roman" w:cs="Times New Roman"/>
-                <w:kern w:val="0"/>
-                <w:lang w:bidi="hi-IN"/>
-                <w14:ligatures w14:val="none"/>
-              </w:rPr>
-              <w:t xml:space="preserve"> + native optimization</w:t>
-            </w:r>
-          </w:p>
-        </w:tc>
-        <w:tc>
-          <w:tcPr>
-            <w:tcW w:w="0" w:type="auto"/>
-            <w:vAlign w:val="center"/>
-            <w:hideMark/>
-          </w:tcPr>
-          <w:p>
-            <w:pPr>
-              <w:spacing w:after="0" w:line="240" w:lineRule="auto"/>
-              <w:rPr>
-                <w:rFonts w:ascii="Times New Roman" w:eastAsia="Times New Roman" w:hAnsi="Times New Roman" w:cs="Times New Roman"/>
-                <w:kern w:val="0"/>
-                <w:lang w:bidi="hi-IN"/>
-                <w14:ligatures w14:val="none"/>
-              </w:rPr>
-            </w:pPr>
-            <w:r>
-              <w:rPr>
-                <w:rFonts w:ascii="Times New Roman" w:eastAsia="Times New Roman" w:hAnsi="Times New Roman" w:cs="Times New Roman"/>
-                <w:kern w:val="0"/>
-                <w:lang w:bidi="hi-IN"/>
-                <w14:ligatures w14:val="none"/>
-              </w:rPr>
-              <w:t>Shared storage rules, native file operations</w:t>
-            </w:r>
-          </w:p>
-        </w:tc>
-        <w:tc>
-          <w:tcPr>
-            <w:tcW w:w="0" w:type="auto"/>
-            <w:vAlign w:val="center"/>
-            <w:hideMark/>
-          </w:tcPr>
-          <w:p>
-            <w:pPr>
-              <w:spacing w:after="0" w:line="240" w:lineRule="auto"/>
-              <w:rPr>
-                <w:rFonts w:ascii="Times New Roman" w:eastAsia="Times New Roman" w:hAnsi="Times New Roman" w:cs="Times New Roman"/>
-                <w:kern w:val="0"/>
-                <w:lang w:bidi="hi-IN"/>
-                <w14:ligatures w14:val="none"/>
-              </w:rPr>
-            </w:pPr>
-            <w:r>
-              <w:rPr>
-                <w:rFonts w:ascii="Times New Roman" w:eastAsia="Times New Roman" w:hAnsi="Times New Roman" w:cs="Times New Roman"/>
-                <w:kern w:val="0"/>
-                <w:lang w:bidi="hi-IN"/>
-                <w14:ligatures w14:val="none"/>
-              </w:rPr>
-              <w:t>Shared logic, native storage APIs</w:t>
-            </w:r>
-          </w:p>
-        </w:tc>
-        <w:tc>
-          <w:tcPr>
-            <w:tcW w:w="0" w:type="auto"/>
-            <w:vAlign w:val="center"/>
-            <w:hideMark/>
-          </w:tcPr>
-          <w:p>
-            <w:pPr>
-              <w:spacing w:after="0" w:line="240" w:lineRule="auto"/>
-              <w:rPr>
-                <w:rFonts w:ascii="Times New Roman" w:eastAsia="Times New Roman" w:hAnsi="Times New Roman" w:cs="Times New Roman"/>
-                <w:kern w:val="0"/>
-                <w:lang w:bidi="hi-IN"/>
-                <w14:ligatures w14:val="none"/>
-              </w:rPr>
-            </w:pPr>
-            <w:r>
-              <w:rPr>
-                <w:rFonts w:ascii="Times New Roman" w:eastAsia="Times New Roman" w:hAnsi="Times New Roman" w:cs="Times New Roman"/>
-                <w:kern w:val="0"/>
-                <w:lang w:bidi="hi-IN"/>
-                <w14:ligatures w14:val="none"/>
-              </w:rPr>
-              <w:t>Shared logic, native storage APIs</w:t>
-            </w:r>
-          </w:p>
-        </w:tc>
-        <w:tc>
-          <w:tcPr>
-            <w:tcW w:w="0" w:type="auto"/>
-            <w:vAlign w:val="center"/>
-            <w:hideMark/>
-          </w:tcPr>
-          <w:p>
-            <w:pPr>
-              <w:spacing w:after="0" w:line="240" w:lineRule="auto"/>
-              <w:rPr>
-                <w:rFonts w:ascii="Times New Roman" w:eastAsia="Times New Roman" w:hAnsi="Times New Roman" w:cs="Times New Roman"/>
-                <w:kern w:val="0"/>
-                <w:lang w:bidi="hi-IN"/>
-                <w14:ligatures w14:val="none"/>
-              </w:rPr>
-            </w:pPr>
-            <w:r>
-              <w:rPr>
-                <w:rFonts w:ascii="Times New Roman" w:eastAsia="Times New Roman" w:hAnsi="Times New Roman" w:cs="Times New Roman"/>
-                <w:kern w:val="0"/>
-                <w:lang w:bidi="hi-IN"/>
-                <w14:ligatures w14:val="none"/>
-              </w:rPr>
-              <w:t>Shared logic, native storage APIs</w:t>
-            </w:r>
-          </w:p>
-        </w:tc>
-      </w:tr>
-      <w:tr>
-        <w:trPr>
-          <w:tblCellSpacing w:w="15" w:type="dxa"/>
-        </w:trPr>
-        <w:tc>
-          <w:tcPr>
-            <w:tcW w:w="0" w:type="auto"/>
-            <w:vAlign w:val="center"/>
-            <w:hideMark/>
-          </w:tcPr>
-          <w:p>
-            <w:pPr>
-              <w:spacing w:after="0" w:line="240" w:lineRule="auto"/>
-              <w:rPr>
-                <w:rFonts w:ascii="Times New Roman" w:eastAsia="Times New Roman" w:hAnsi="Times New Roman" w:cs="Times New Roman"/>
-                <w:kern w:val="0"/>
-                <w:lang w:bidi="hi-IN"/>
-                <w14:ligatures w14:val="none"/>
-              </w:rPr>
-            </w:pPr>
-            <w:r>
-              <w:rPr>
-                <w:rFonts w:ascii="Times New Roman" w:eastAsia="Times New Roman" w:hAnsi="Times New Roman" w:cs="Times New Roman"/>
-                <w:b/>
-                <w:bCs/>
-                <w:kern w:val="0"/>
-                <w:lang w:bidi="hi-IN"/>
-                <w14:ligatures w14:val="none"/>
-              </w:rPr>
-              <w:lastRenderedPageBreak/>
-              <w:t>File System Management</w:t>
-            </w:r>
-          </w:p>
-        </w:tc>
-        <w:tc>
-          <w:tcPr>
-            <w:tcW w:w="0" w:type="auto"/>
-            <w:vAlign w:val="center"/>
-            <w:hideMark/>
-          </w:tcPr>
-          <w:p>
-            <w:pPr>
-              <w:spacing w:after="0" w:line="240" w:lineRule="auto"/>
-              <w:rPr>
-                <w:rFonts w:ascii="Times New Roman" w:eastAsia="Times New Roman" w:hAnsi="Times New Roman" w:cs="Times New Roman"/>
-                <w:kern w:val="0"/>
-                <w:lang w:bidi="hi-IN"/>
-                <w14:ligatures w14:val="none"/>
-              </w:rPr>
-            </w:pPr>
-            <w:r>
-              <w:rPr>
-                <w:rFonts w:ascii="Times New Roman" w:eastAsia="Times New Roman" w:hAnsi="Times New Roman" w:cs="Times New Roman"/>
-                <w:kern w:val="0"/>
-                <w:lang w:bidi="hi-IN"/>
-                <w14:ligatures w14:val="none"/>
-              </w:rPr>
-              <w:t>Native APIs</w:t>
-            </w:r>
-          </w:p>
-        </w:tc>
-        <w:tc>
-          <w:tcPr>
-            <w:tcW w:w="0" w:type="auto"/>
-            <w:vAlign w:val="center"/>
-            <w:hideMark/>
-          </w:tcPr>
-          <w:p>
-            <w:pPr>
-              <w:spacing w:after="0" w:line="240" w:lineRule="auto"/>
-              <w:rPr>
-                <w:rFonts w:ascii="Times New Roman" w:eastAsia="Times New Roman" w:hAnsi="Times New Roman" w:cs="Times New Roman"/>
-                <w:kern w:val="0"/>
-                <w:lang w:bidi="hi-IN"/>
-                <w14:ligatures w14:val="none"/>
-              </w:rPr>
-            </w:pPr>
-            <w:r>
-              <w:rPr>
-                <w:rFonts w:ascii="Times New Roman" w:eastAsia="Times New Roman" w:hAnsi="Times New Roman" w:cs="Times New Roman"/>
-                <w:kern w:val="0"/>
-                <w:lang w:bidi="hi-IN"/>
-                <w14:ligatures w14:val="none"/>
-              </w:rPr>
-              <w:t>Native APIs accessed through KMP</w:t>
-            </w:r>
-          </w:p>
-        </w:tc>
-        <w:tc>
-          <w:tcPr>
-            <w:tcW w:w="0" w:type="auto"/>
-            <w:vAlign w:val="center"/>
-            <w:hideMark/>
-          </w:tcPr>
-          <w:p>
-            <w:pPr>
-              <w:spacing w:after="0" w:line="240" w:lineRule="auto"/>
-              <w:rPr>
-                <w:rFonts w:ascii="Times New Roman" w:eastAsia="Times New Roman" w:hAnsi="Times New Roman" w:cs="Times New Roman"/>
-                <w:kern w:val="0"/>
-                <w:lang w:bidi="hi-IN"/>
-                <w14:ligatures w14:val="none"/>
-              </w:rPr>
-            </w:pPr>
-            <w:r>
-              <w:rPr>
-                <w:rFonts w:ascii="Times New Roman" w:eastAsia="Times New Roman" w:hAnsi="Times New Roman" w:cs="Times New Roman"/>
-                <w:kern w:val="0"/>
-                <w:lang w:bidi="hi-IN"/>
-                <w14:ligatures w14:val="none"/>
-              </w:rPr>
-              <w:t>Plugin + native APIs</w:t>
-            </w:r>
-          </w:p>
-        </w:tc>
-        <w:tc>
-          <w:tcPr>
-            <w:tcW w:w="0" w:type="auto"/>
-            <w:vAlign w:val="center"/>
-            <w:hideMark/>
-          </w:tcPr>
-          <w:p>
-            <w:pPr>
-              <w:spacing w:after="0" w:line="240" w:lineRule="auto"/>
-              <w:rPr>
-                <w:rFonts w:ascii="Times New Roman" w:eastAsia="Times New Roman" w:hAnsi="Times New Roman" w:cs="Times New Roman"/>
-                <w:kern w:val="0"/>
-                <w:lang w:bidi="hi-IN"/>
-                <w14:ligatures w14:val="none"/>
-              </w:rPr>
-            </w:pPr>
-            <w:r>
-              <w:rPr>
-                <w:rFonts w:ascii="Times New Roman" w:eastAsia="Times New Roman" w:hAnsi="Times New Roman" w:cs="Times New Roman"/>
-                <w:kern w:val="0"/>
-                <w:lang w:bidi="hi-IN"/>
-                <w14:ligatures w14:val="none"/>
-              </w:rPr>
-              <w:t>Native APIs</w:t>
-            </w:r>
-          </w:p>
-        </w:tc>
-        <w:tc>
-          <w:tcPr>
-            <w:tcW w:w="0" w:type="auto"/>
-            <w:vAlign w:val="center"/>
-            <w:hideMark/>
-          </w:tcPr>
-          <w:p>
-            <w:pPr>
-              <w:spacing w:after="0" w:line="240" w:lineRule="auto"/>
-              <w:rPr>
-                <w:rFonts w:ascii="Times New Roman" w:eastAsia="Times New Roman" w:hAnsi="Times New Roman" w:cs="Times New Roman"/>
-                <w:kern w:val="0"/>
-                <w:lang w:bidi="hi-IN"/>
-                <w14:ligatures w14:val="none"/>
-              </w:rPr>
-            </w:pPr>
-            <w:r>
-              <w:rPr>
-                <w:rFonts w:ascii="Times New Roman" w:eastAsia="Times New Roman" w:hAnsi="Times New Roman" w:cs="Times New Roman"/>
-                <w:kern w:val="0"/>
-                <w:lang w:bidi="hi-IN"/>
-                <w14:ligatures w14:val="none"/>
-              </w:rPr>
-              <w:t>Native module + APIs</w:t>
-            </w:r>
-          </w:p>
-        </w:tc>
-      </w:tr>
-      <w:tr>
-        <w:trPr>
-          <w:tblCellSpacing w:w="15" w:type="dxa"/>
-        </w:trPr>
-        <w:tc>
-          <w:tcPr>
-            <w:tcW w:w="0" w:type="auto"/>
-            <w:vAlign w:val="center"/>
-            <w:hideMark/>
-          </w:tcPr>
-          <w:p>
-            <w:pPr>
-              <w:spacing w:after="0" w:line="240" w:lineRule="auto"/>
-              <w:rPr>
-                <w:rFonts w:ascii="Times New Roman" w:eastAsia="Times New Roman" w:hAnsi="Times New Roman" w:cs="Times New Roman"/>
-                <w:kern w:val="0"/>
-                <w:lang w:bidi="hi-IN"/>
-                <w14:ligatures w14:val="none"/>
-              </w:rPr>
-            </w:pPr>
-            <w:r>
-              <w:rPr>
-                <w:rFonts w:ascii="Times New Roman" w:eastAsia="Times New Roman" w:hAnsi="Times New Roman" w:cs="Times New Roman"/>
-                <w:b/>
-                <w:bCs/>
-                <w:kern w:val="0"/>
-                <w:lang w:bidi="hi-IN"/>
-                <w14:ligatures w14:val="none"/>
-              </w:rPr>
-              <w:t>Background Downloads</w:t>
-            </w:r>
-          </w:p>
-        </w:tc>
-        <w:tc>
-          <w:tcPr>
-            <w:tcW w:w="0" w:type="auto"/>
-            <w:vAlign w:val="center"/>
-            <w:hideMark/>
-          </w:tcPr>
-          <w:p>
-            <w:pPr>
-              <w:spacing w:after="0" w:line="240" w:lineRule="auto"/>
-              <w:rPr>
-                <w:rFonts w:ascii="Times New Roman" w:eastAsia="Times New Roman" w:hAnsi="Times New Roman" w:cs="Times New Roman"/>
-                <w:kern w:val="0"/>
-                <w:lang w:bidi="hi-IN"/>
-                <w14:ligatures w14:val="none"/>
-              </w:rPr>
-            </w:pPr>
-            <w:proofErr w:type="spellStart"/>
-            <w:r>
-              <w:rPr>
-                <w:rFonts w:ascii="Times New Roman" w:eastAsia="Times New Roman" w:hAnsi="Times New Roman" w:cs="Times New Roman"/>
-                <w:kern w:val="0"/>
-                <w:lang w:bidi="hi-IN"/>
-                <w14:ligatures w14:val="none"/>
-              </w:rPr>
-              <w:t>URLSession</w:t>
-            </w:r>
-            <w:proofErr w:type="spellEnd"/>
-            <w:r>
-              <w:rPr>
-                <w:rFonts w:ascii="Times New Roman" w:eastAsia="Times New Roman" w:hAnsi="Times New Roman" w:cs="Times New Roman"/>
-                <w:kern w:val="0"/>
-                <w:lang w:bidi="hi-IN"/>
-                <w14:ligatures w14:val="none"/>
-              </w:rPr>
-              <w:t xml:space="preserve"> Background</w:t>
-            </w:r>
-          </w:p>
-        </w:tc>
-        <w:tc>
-          <w:tcPr>
-            <w:tcW w:w="0" w:type="auto"/>
-            <w:vAlign w:val="center"/>
-            <w:hideMark/>
-          </w:tcPr>
-          <w:p>
-            <w:pPr>
-              <w:spacing w:after="0" w:line="240" w:lineRule="auto"/>
-              <w:rPr>
-                <w:rFonts w:ascii="Times New Roman" w:eastAsia="Times New Roman" w:hAnsi="Times New Roman" w:cs="Times New Roman"/>
-                <w:kern w:val="0"/>
-                <w:lang w:bidi="hi-IN"/>
-                <w14:ligatures w14:val="none"/>
-              </w:rPr>
-            </w:pPr>
-            <w:r>
-              <w:rPr>
-                <w:rFonts w:ascii="Times New Roman" w:eastAsia="Times New Roman" w:hAnsi="Times New Roman" w:cs="Times New Roman"/>
-                <w:kern w:val="0"/>
-                <w:lang w:bidi="hi-IN"/>
-                <w14:ligatures w14:val="none"/>
-              </w:rPr>
-              <w:t xml:space="preserve">Shared workflow, native </w:t>
-            </w:r>
-            <w:proofErr w:type="spellStart"/>
-            <w:r>
-              <w:rPr>
-                <w:rFonts w:ascii="Times New Roman" w:eastAsia="Times New Roman" w:hAnsi="Times New Roman" w:cs="Times New Roman"/>
-                <w:kern w:val="0"/>
-                <w:lang w:bidi="hi-IN"/>
-                <w14:ligatures w14:val="none"/>
-              </w:rPr>
-              <w:t>URLSession</w:t>
-            </w:r>
-            <w:proofErr w:type="spellEnd"/>
-            <w:r>
-              <w:rPr>
-                <w:rFonts w:ascii="Times New Roman" w:eastAsia="Times New Roman" w:hAnsi="Times New Roman" w:cs="Times New Roman"/>
-                <w:kern w:val="0"/>
-                <w:lang w:bidi="hi-IN"/>
-                <w14:ligatures w14:val="none"/>
-              </w:rPr>
-              <w:t>/</w:t>
-            </w:r>
-            <w:proofErr w:type="spellStart"/>
-            <w:r>
-              <w:rPr>
-                <w:rFonts w:ascii="Times New Roman" w:eastAsia="Times New Roman" w:hAnsi="Times New Roman" w:cs="Times New Roman"/>
-                <w:kern w:val="0"/>
-                <w:lang w:bidi="hi-IN"/>
-                <w14:ligatures w14:val="none"/>
-              </w:rPr>
-              <w:t>WorkManager</w:t>
-            </w:r>
-            <w:proofErr w:type="spellEnd"/>
-            <w:r>
-              <w:rPr>
-                <w:rFonts w:ascii="Times New Roman" w:eastAsia="Times New Roman" w:hAnsi="Times New Roman" w:cs="Times New Roman"/>
-                <w:kern w:val="0"/>
-                <w:lang w:bidi="hi-IN"/>
-                <w14:ligatures w14:val="none"/>
-              </w:rPr>
-              <w:t xml:space="preserve"> execution</w:t>
-            </w:r>
-          </w:p>
-        </w:tc>
-        <w:tc>
-          <w:tcPr>
-            <w:tcW w:w="0" w:type="auto"/>
-            <w:vAlign w:val="center"/>
-            <w:hideMark/>
-          </w:tcPr>
-          <w:p>
-            <w:pPr>
-              <w:spacing w:after="0" w:line="240" w:lineRule="auto"/>
-              <w:rPr>
-                <w:rFonts w:ascii="Times New Roman" w:eastAsia="Times New Roman" w:hAnsi="Times New Roman" w:cs="Times New Roman"/>
-                <w:kern w:val="0"/>
-                <w:lang w:bidi="hi-IN"/>
-                <w14:ligatures w14:val="none"/>
-              </w:rPr>
-            </w:pPr>
-            <w:r>
-              <w:rPr>
-                <w:rFonts w:ascii="Times New Roman" w:eastAsia="Times New Roman" w:hAnsi="Times New Roman" w:cs="Times New Roman"/>
-                <w:kern w:val="0"/>
-                <w:lang w:bidi="hi-IN"/>
-                <w14:ligatures w14:val="none"/>
-              </w:rPr>
-              <w:t>Native download plugin</w:t>
-            </w:r>
-          </w:p>
-        </w:tc>
-        <w:tc>
-          <w:tcPr>
-            <w:tcW w:w="0" w:type="auto"/>
-            <w:vAlign w:val="center"/>
-            <w:hideMark/>
-          </w:tcPr>
-          <w:p>
-            <w:pPr>
-              <w:spacing w:after="0" w:line="240" w:lineRule="auto"/>
-              <w:rPr>
-                <w:rFonts w:ascii="Times New Roman" w:eastAsia="Times New Roman" w:hAnsi="Times New Roman" w:cs="Times New Roman"/>
-                <w:kern w:val="0"/>
-                <w:lang w:bidi="hi-IN"/>
-                <w14:ligatures w14:val="none"/>
-              </w:rPr>
-            </w:pPr>
-            <w:r>
-              <w:rPr>
-                <w:rFonts w:ascii="Times New Roman" w:eastAsia="Times New Roman" w:hAnsi="Times New Roman" w:cs="Times New Roman"/>
-                <w:kern w:val="0"/>
-                <w:lang w:bidi="hi-IN"/>
-                <w14:ligatures w14:val="none"/>
-              </w:rPr>
-              <w:t>Native download implementation</w:t>
-            </w:r>
-          </w:p>
-        </w:tc>
-        <w:tc>
-          <w:tcPr>
-            <w:tcW w:w="0" w:type="auto"/>
-            <w:vAlign w:val="center"/>
-            <w:hideMark/>
-          </w:tcPr>
-          <w:p>
-            <w:pPr>
-              <w:spacing w:after="0" w:line="240" w:lineRule="auto"/>
-              <w:rPr>
-                <w:rFonts w:ascii="Times New Roman" w:eastAsia="Times New Roman" w:hAnsi="Times New Roman" w:cs="Times New Roman"/>
-                <w:kern w:val="0"/>
-                <w:lang w:bidi="hi-IN"/>
-                <w14:ligatures w14:val="none"/>
-              </w:rPr>
-            </w:pPr>
-            <w:r>
-              <w:rPr>
-                <w:rFonts w:ascii="Times New Roman" w:eastAsia="Times New Roman" w:hAnsi="Times New Roman" w:cs="Times New Roman"/>
-                <w:kern w:val="0"/>
-                <w:lang w:bidi="hi-IN"/>
-                <w14:ligatures w14:val="none"/>
-              </w:rPr>
-              <w:t>Native download implementation</w:t>
-            </w:r>
-          </w:p>
-        </w:tc>
-      </w:tr>
-      <w:tr>
-        <w:trPr>
-          <w:tblCellSpacing w:w="15" w:type="dxa"/>
-        </w:trPr>
-        <w:tc>
-          <w:tcPr>
-            <w:tcW w:w="0" w:type="auto"/>
-            <w:vAlign w:val="center"/>
-            <w:hideMark/>
-          </w:tcPr>
-          <w:p>
-            <w:pPr>
-              <w:spacing w:after="0" w:line="240" w:lineRule="auto"/>
-              <w:rPr>
-                <w:rFonts w:ascii="Times New Roman" w:eastAsia="Times New Roman" w:hAnsi="Times New Roman" w:cs="Times New Roman"/>
-                <w:kern w:val="0"/>
-                <w:lang w:bidi="hi-IN"/>
-                <w14:ligatures w14:val="none"/>
-              </w:rPr>
-            </w:pPr>
-            <w:r>
-              <w:rPr>
-                <w:rFonts w:ascii="Times New Roman" w:eastAsia="Times New Roman" w:hAnsi="Times New Roman" w:cs="Times New Roman"/>
-                <w:b/>
-                <w:bCs/>
-                <w:kern w:val="0"/>
-                <w:lang w:bidi="hi-IN"/>
-                <w14:ligatures w14:val="none"/>
-              </w:rPr>
-              <w:t>Package Extraction &amp; Caching</w:t>
-            </w:r>
-          </w:p>
-        </w:tc>
-        <w:tc>
-          <w:tcPr>
-            <w:tcW w:w="0" w:type="auto"/>
-            <w:vAlign w:val="center"/>
-            <w:hideMark/>
-          </w:tcPr>
-          <w:p>
-            <w:pPr>
-              <w:spacing w:after="0" w:line="240" w:lineRule="auto"/>
-              <w:rPr>
-                <w:rFonts w:ascii="Times New Roman" w:eastAsia="Times New Roman" w:hAnsi="Times New Roman" w:cs="Times New Roman"/>
-                <w:kern w:val="0"/>
-                <w:lang w:bidi="hi-IN"/>
-                <w14:ligatures w14:val="none"/>
-              </w:rPr>
-            </w:pPr>
-            <w:r>
-              <w:rPr>
-                <w:rFonts w:ascii="Times New Roman" w:eastAsia="Times New Roman" w:hAnsi="Times New Roman" w:cs="Times New Roman"/>
-                <w:kern w:val="0"/>
-                <w:lang w:bidi="hi-IN"/>
-                <w14:ligatures w14:val="none"/>
-              </w:rPr>
-              <w:t>Native ZIP/cache implementation</w:t>
-            </w:r>
-          </w:p>
-        </w:tc>
-        <w:tc>
-          <w:tcPr>
-            <w:tcW w:w="0" w:type="auto"/>
-            <w:vAlign w:val="center"/>
-            <w:hideMark/>
-          </w:tcPr>
-          <w:p>
-            <w:pPr>
-              <w:spacing w:after="0" w:line="240" w:lineRule="auto"/>
-              <w:rPr>
-                <w:rFonts w:ascii="Times New Roman" w:eastAsia="Times New Roman" w:hAnsi="Times New Roman" w:cs="Times New Roman"/>
-                <w:kern w:val="0"/>
-                <w:lang w:bidi="hi-IN"/>
-                <w14:ligatures w14:val="none"/>
-              </w:rPr>
-            </w:pPr>
-            <w:r>
-              <w:rPr>
-                <w:rFonts w:ascii="Times New Roman" w:eastAsia="Times New Roman" w:hAnsi="Times New Roman" w:cs="Times New Roman"/>
-                <w:kern w:val="0"/>
-                <w:lang w:bidi="hi-IN"/>
-                <w14:ligatures w14:val="none"/>
-              </w:rPr>
-              <w:t>Shared policies, native extraction</w:t>
-            </w:r>
-          </w:p>
-        </w:tc>
-        <w:tc>
-          <w:tcPr>
-            <w:tcW w:w="0" w:type="auto"/>
-            <w:vAlign w:val="center"/>
-            <w:hideMark/>
-          </w:tcPr>
-          <w:p>
-            <w:pPr>
-              <w:spacing w:after="0" w:line="240" w:lineRule="auto"/>
-              <w:rPr>
-                <w:rFonts w:ascii="Times New Roman" w:eastAsia="Times New Roman" w:hAnsi="Times New Roman" w:cs="Times New Roman"/>
-                <w:kern w:val="0"/>
-                <w:lang w:bidi="hi-IN"/>
-                <w14:ligatures w14:val="none"/>
-              </w:rPr>
-            </w:pPr>
-            <w:r>
-              <w:rPr>
-                <w:rFonts w:ascii="Times New Roman" w:eastAsia="Times New Roman" w:hAnsi="Times New Roman" w:cs="Times New Roman"/>
-                <w:kern w:val="0"/>
-                <w:lang w:bidi="hi-IN"/>
-                <w14:ligatures w14:val="none"/>
-              </w:rPr>
-              <w:t>Native plugin required</w:t>
-            </w:r>
-          </w:p>
-        </w:tc>
-        <w:tc>
-          <w:tcPr>
-            <w:tcW w:w="0" w:type="auto"/>
-            <w:vAlign w:val="center"/>
-            <w:hideMark/>
-          </w:tcPr>
-          <w:p>
-            <w:pPr>
-              <w:spacing w:after="0" w:line="240" w:lineRule="auto"/>
-              <w:rPr>
-                <w:rFonts w:ascii="Times New Roman" w:eastAsia="Times New Roman" w:hAnsi="Times New Roman" w:cs="Times New Roman"/>
-                <w:kern w:val="0"/>
-                <w:lang w:bidi="hi-IN"/>
-                <w14:ligatures w14:val="none"/>
-              </w:rPr>
-            </w:pPr>
-            <w:r>
-              <w:rPr>
-                <w:rFonts w:ascii="Times New Roman" w:eastAsia="Times New Roman" w:hAnsi="Times New Roman" w:cs="Times New Roman"/>
-                <w:kern w:val="0"/>
-                <w:lang w:bidi="hi-IN"/>
-                <w14:ligatures w14:val="none"/>
-              </w:rPr>
-              <w:t>Native implementation</w:t>
-            </w:r>
-          </w:p>
-        </w:tc>
-        <w:tc>
-          <w:tcPr>
-            <w:tcW w:w="0" w:type="auto"/>
-            <w:vAlign w:val="center"/>
-            <w:hideMark/>
-          </w:tcPr>
-          <w:p>
-            <w:pPr>
-              <w:spacing w:after="0" w:line="240" w:lineRule="auto"/>
-              <w:rPr>
-                <w:rFonts w:ascii="Times New Roman" w:eastAsia="Times New Roman" w:hAnsi="Times New Roman" w:cs="Times New Roman"/>
-                <w:kern w:val="0"/>
-                <w:lang w:bidi="hi-IN"/>
-                <w14:ligatures w14:val="none"/>
-              </w:rPr>
-            </w:pPr>
-            <w:r>
-              <w:rPr>
-                <w:rFonts w:ascii="Times New Roman" w:eastAsia="Times New Roman" w:hAnsi="Times New Roman" w:cs="Times New Roman"/>
-                <w:kern w:val="0"/>
-                <w:lang w:bidi="hi-IN"/>
-                <w14:ligatures w14:val="none"/>
-              </w:rPr>
-              <w:t>Native module required</w:t>
-            </w:r>
-          </w:p>
-        </w:tc>
-      </w:tr>
-      <w:tr>
-        <w:trPr>
-          <w:tblCellSpacing w:w="15" w:type="dxa"/>
-        </w:trPr>
-        <w:tc>
-          <w:tcPr>
-            <w:tcW w:w="0" w:type="auto"/>
-            <w:vAlign w:val="center"/>
-            <w:hideMark/>
-          </w:tcPr>
-          <w:p>
-            <w:pPr>
-              <w:spacing w:after="0" w:line="240" w:lineRule="auto"/>
-              <w:rPr>
-                <w:rFonts w:ascii="Times New Roman" w:eastAsia="Times New Roman" w:hAnsi="Times New Roman" w:cs="Times New Roman"/>
-                <w:kern w:val="0"/>
-                <w:lang w:bidi="hi-IN"/>
-                <w14:ligatures w14:val="none"/>
-              </w:rPr>
-            </w:pPr>
-            <w:r>
-              <w:rPr>
-                <w:rFonts w:ascii="Times New Roman" w:eastAsia="Times New Roman" w:hAnsi="Times New Roman" w:cs="Times New Roman"/>
-                <w:b/>
-                <w:bCs/>
-                <w:kern w:val="0"/>
-                <w:lang w:bidi="hi-IN"/>
-                <w14:ligatures w14:val="none"/>
-              </w:rPr>
-              <w:t>Memory Optimization</w:t>
-            </w:r>
-          </w:p>
-        </w:tc>
-        <w:tc>
-          <w:tcPr>
-            <w:tcW w:w="0" w:type="auto"/>
-            <w:vAlign w:val="center"/>
-            <w:hideMark/>
-          </w:tcPr>
-          <w:p>
-            <w:pPr>
-              <w:spacing w:after="0" w:line="240" w:lineRule="auto"/>
-              <w:rPr>
-                <w:rFonts w:ascii="Times New Roman" w:eastAsia="Times New Roman" w:hAnsi="Times New Roman" w:cs="Times New Roman"/>
-                <w:kern w:val="0"/>
-                <w:lang w:bidi="hi-IN"/>
-                <w14:ligatures w14:val="none"/>
-              </w:rPr>
-            </w:pPr>
-            <w:r>
-              <w:rPr>
-                <w:rFonts w:ascii="Times New Roman" w:eastAsia="Times New Roman" w:hAnsi="Times New Roman" w:cs="Times New Roman"/>
-                <w:kern w:val="0"/>
-                <w:lang w:bidi="hi-IN"/>
-                <w14:ligatures w14:val="none"/>
-              </w:rPr>
-              <w:t>Full native control</w:t>
-            </w:r>
-          </w:p>
-        </w:tc>
-        <w:tc>
-          <w:tcPr>
-            <w:tcW w:w="0" w:type="auto"/>
-            <w:vAlign w:val="center"/>
-            <w:hideMark/>
-          </w:tcPr>
-          <w:p>
-            <w:pPr>
-              <w:spacing w:after="0" w:line="240" w:lineRule="auto"/>
-              <w:rPr>
-                <w:rFonts w:ascii="Times New Roman" w:eastAsia="Times New Roman" w:hAnsi="Times New Roman" w:cs="Times New Roman"/>
-                <w:kern w:val="0"/>
-                <w:lang w:bidi="hi-IN"/>
-                <w14:ligatures w14:val="none"/>
-              </w:rPr>
-            </w:pPr>
-            <w:r>
-              <w:rPr>
-                <w:rFonts w:ascii="Times New Roman" w:eastAsia="Times New Roman" w:hAnsi="Times New Roman" w:cs="Times New Roman"/>
-                <w:kern w:val="0"/>
-                <w:lang w:bidi="hi-IN"/>
-                <w14:ligatures w14:val="none"/>
-              </w:rPr>
-              <w:t>Native optimization on each platform</w:t>
-            </w:r>
-          </w:p>
-        </w:tc>
-        <w:tc>
-          <w:tcPr>
-            <w:tcW w:w="0" w:type="auto"/>
-            <w:vAlign w:val="center"/>
-            <w:hideMark/>
-          </w:tcPr>
-          <w:p>
-            <w:pPr>
-              <w:spacing w:after="0" w:line="240" w:lineRule="auto"/>
-              <w:rPr>
-                <w:rFonts w:ascii="Times New Roman" w:eastAsia="Times New Roman" w:hAnsi="Times New Roman" w:cs="Times New Roman"/>
-                <w:kern w:val="0"/>
-                <w:lang w:bidi="hi-IN"/>
-                <w14:ligatures w14:val="none"/>
-              </w:rPr>
-            </w:pPr>
-            <w:r>
-              <w:rPr>
-                <w:rFonts w:ascii="Times New Roman" w:eastAsia="Times New Roman" w:hAnsi="Times New Roman" w:cs="Times New Roman"/>
-                <w:kern w:val="0"/>
-                <w:lang w:bidi="hi-IN"/>
-                <w14:ligatures w14:val="none"/>
-              </w:rPr>
-              <w:t>Framework + native tuning</w:t>
-            </w:r>
-          </w:p>
-        </w:tc>
-        <w:tc>
-          <w:tcPr>
-            <w:tcW w:w="0" w:type="auto"/>
-            <w:vAlign w:val="center"/>
-            <w:hideMark/>
-          </w:tcPr>
-          <w:p>
-            <w:pPr>
-              <w:spacing w:after="0" w:line="240" w:lineRule="auto"/>
-              <w:rPr>
-                <w:rFonts w:ascii="Times New Roman" w:eastAsia="Times New Roman" w:hAnsi="Times New Roman" w:cs="Times New Roman"/>
-                <w:kern w:val="0"/>
-                <w:lang w:bidi="hi-IN"/>
-                <w14:ligatures w14:val="none"/>
-              </w:rPr>
-            </w:pPr>
-            <w:r>
-              <w:rPr>
-                <w:rFonts w:ascii="Times New Roman" w:eastAsia="Times New Roman" w:hAnsi="Times New Roman" w:cs="Times New Roman"/>
-                <w:kern w:val="0"/>
-                <w:lang w:bidi="hi-IN"/>
-                <w14:ligatures w14:val="none"/>
-              </w:rPr>
-              <w:t>Framework + native tuning</w:t>
-            </w:r>
-          </w:p>
-        </w:tc>
-        <w:tc>
-          <w:tcPr>
-            <w:tcW w:w="0" w:type="auto"/>
-            <w:vAlign w:val="center"/>
-            <w:hideMark/>
-          </w:tcPr>
-          <w:p>
-            <w:pPr>
-              <w:spacing w:after="0" w:line="240" w:lineRule="auto"/>
-              <w:rPr>
-                <w:rFonts w:ascii="Times New Roman" w:eastAsia="Times New Roman" w:hAnsi="Times New Roman" w:cs="Times New Roman"/>
-                <w:kern w:val="0"/>
-                <w:lang w:bidi="hi-IN"/>
-                <w14:ligatures w14:val="none"/>
-              </w:rPr>
-            </w:pPr>
-            <w:r>
-              <w:rPr>
-                <w:rFonts w:ascii="Times New Roman" w:eastAsia="Times New Roman" w:hAnsi="Times New Roman" w:cs="Times New Roman"/>
-                <w:kern w:val="0"/>
-                <w:lang w:bidi="hi-IN"/>
-                <w14:ligatures w14:val="none"/>
-              </w:rPr>
-              <w:t>Framework + native tuning</w:t>
-            </w:r>
-          </w:p>
-        </w:tc>
-      </w:tr>
-      <w:tr>
-        <w:trPr>
-          <w:tblCellSpacing w:w="15" w:type="dxa"/>
-        </w:trPr>
-        <w:tc>
-          <w:tcPr>
-            <w:tcW w:w="0" w:type="auto"/>
-            <w:vAlign w:val="center"/>
-            <w:hideMark/>
-          </w:tcPr>
-          <w:p>
-            <w:pPr>
-              <w:spacing w:after="0" w:line="240" w:lineRule="auto"/>
-              <w:rPr>
-                <w:rFonts w:ascii="Times New Roman" w:eastAsia="Times New Roman" w:hAnsi="Times New Roman" w:cs="Times New Roman"/>
-                <w:kern w:val="0"/>
-                <w:lang w:bidi="hi-IN"/>
-                <w14:ligatures w14:val="none"/>
-              </w:rPr>
-            </w:pPr>
-            <w:r>
-              <w:rPr>
-                <w:rFonts w:ascii="Times New Roman" w:eastAsia="Times New Roman" w:hAnsi="Times New Roman" w:cs="Times New Roman"/>
-                <w:b/>
-                <w:bCs/>
-                <w:kern w:val="0"/>
-                <w:lang w:bidi="hi-IN"/>
-                <w14:ligatures w14:val="none"/>
-              </w:rPr>
-              <w:t>Native SDK Integration</w:t>
-            </w:r>
-          </w:p>
-        </w:tc>
-        <w:tc>
-          <w:tcPr>
-            <w:tcW w:w="0" w:type="auto"/>
-            <w:vAlign w:val="center"/>
-            <w:hideMark/>
-          </w:tcPr>
-          <w:p>
-            <w:pPr>
-              <w:spacing w:after="0" w:line="240" w:lineRule="auto"/>
-              <w:rPr>
-                <w:rFonts w:ascii="Times New Roman" w:eastAsia="Times New Roman" w:hAnsi="Times New Roman" w:cs="Times New Roman"/>
-                <w:kern w:val="0"/>
-                <w:lang w:bidi="hi-IN"/>
-                <w14:ligatures w14:val="none"/>
-              </w:rPr>
-            </w:pPr>
-            <w:r>
-              <w:rPr>
-                <w:rFonts w:ascii="Times New Roman" w:eastAsia="Times New Roman" w:hAnsi="Times New Roman" w:cs="Times New Roman"/>
-                <w:kern w:val="0"/>
-                <w:lang w:bidi="hi-IN"/>
-                <w14:ligatures w14:val="none"/>
-              </w:rPr>
-              <w:t>Direct SDK access</w:t>
-            </w:r>
-          </w:p>
-        </w:tc>
-        <w:tc>
-          <w:tcPr>
-            <w:tcW w:w="0" w:type="auto"/>
-            <w:vAlign w:val="center"/>
-            <w:hideMark/>
-          </w:tcPr>
-          <w:p>
-            <w:pPr>
-              <w:spacing w:after="0" w:line="240" w:lineRule="auto"/>
-              <w:rPr>
-                <w:rFonts w:ascii="Times New Roman" w:eastAsia="Times New Roman" w:hAnsi="Times New Roman" w:cs="Times New Roman"/>
-                <w:kern w:val="0"/>
-                <w:lang w:bidi="hi-IN"/>
-                <w14:ligatures w14:val="none"/>
-              </w:rPr>
-            </w:pPr>
-            <w:r>
-              <w:rPr>
-                <w:rFonts w:ascii="Times New Roman" w:eastAsia="Times New Roman" w:hAnsi="Times New Roman" w:cs="Times New Roman"/>
-                <w:kern w:val="0"/>
-                <w:lang w:bidi="hi-IN"/>
-                <w14:ligatures w14:val="none"/>
-              </w:rPr>
-              <w:t>Direct native API access</w:t>
-            </w:r>
-          </w:p>
-        </w:tc>
-        <w:tc>
-          <w:tcPr>
-            <w:tcW w:w="0" w:type="auto"/>
-            <w:vAlign w:val="center"/>
-            <w:hideMark/>
-          </w:tcPr>
-          <w:p>
-            <w:pPr>
-              <w:spacing w:after="0" w:line="240" w:lineRule="auto"/>
-              <w:rPr>
-                <w:rFonts w:ascii="Times New Roman" w:eastAsia="Times New Roman" w:hAnsi="Times New Roman" w:cs="Times New Roman"/>
-                <w:kern w:val="0"/>
-                <w:lang w:bidi="hi-IN"/>
-                <w14:ligatures w14:val="none"/>
-              </w:rPr>
-            </w:pPr>
-            <w:r>
-              <w:rPr>
-                <w:rFonts w:ascii="Times New Roman" w:eastAsia="Times New Roman" w:hAnsi="Times New Roman" w:cs="Times New Roman"/>
-                <w:kern w:val="0"/>
-                <w:lang w:bidi="hi-IN"/>
-                <w14:ligatures w14:val="none"/>
-              </w:rPr>
-              <w:t>Platform channels required</w:t>
-            </w:r>
-          </w:p>
-        </w:tc>
-        <w:tc>
-          <w:tcPr>
-            <w:tcW w:w="0" w:type="auto"/>
-            <w:vAlign w:val="center"/>
-            <w:hideMark/>
-          </w:tcPr>
-          <w:p>
-            <w:pPr>
-              <w:spacing w:after="0" w:line="240" w:lineRule="auto"/>
-              <w:rPr>
-                <w:rFonts w:ascii="Times New Roman" w:eastAsia="Times New Roman" w:hAnsi="Times New Roman" w:cs="Times New Roman"/>
-                <w:kern w:val="0"/>
-                <w:lang w:bidi="hi-IN"/>
-                <w14:ligatures w14:val="none"/>
-              </w:rPr>
-            </w:pPr>
-            <w:r>
-              <w:rPr>
-                <w:rFonts w:ascii="Times New Roman" w:eastAsia="Times New Roman" w:hAnsi="Times New Roman" w:cs="Times New Roman"/>
-                <w:kern w:val="0"/>
-                <w:lang w:bidi="hi-IN"/>
-                <w14:ligatures w14:val="none"/>
-              </w:rPr>
-              <w:t>Native wrappers required</w:t>
-            </w:r>
-          </w:p>
-        </w:tc>
-        <w:tc>
-          <w:tcPr>
-            <w:tcW w:w="0" w:type="auto"/>
-            <w:vAlign w:val="center"/>
-            <w:hideMark/>
-          </w:tcPr>
-          <w:p>
-            <w:pPr>
-              <w:spacing w:after="0" w:line="240" w:lineRule="auto"/>
-              <w:rPr>
-                <w:rFonts w:ascii="Times New Roman" w:eastAsia="Times New Roman" w:hAnsi="Times New Roman" w:cs="Times New Roman"/>
-                <w:kern w:val="0"/>
-                <w:lang w:bidi="hi-IN"/>
-                <w14:ligatures w14:val="none"/>
-              </w:rPr>
-            </w:pPr>
-            <w:r>
-              <w:rPr>
-                <w:rFonts w:ascii="Times New Roman" w:eastAsia="Times New Roman" w:hAnsi="Times New Roman" w:cs="Times New Roman"/>
-                <w:kern w:val="0"/>
-                <w:lang w:bidi="hi-IN"/>
-                <w14:ligatures w14:val="none"/>
-              </w:rPr>
-              <w:t>Native bridges required</w:t>
-            </w:r>
-          </w:p>
-        </w:tc>
-      </w:tr>
-      <w:tr>
-        <w:trPr>
-          <w:tblCellSpacing w:w="15" w:type="dxa"/>
-        </w:trPr>
-        <w:tc>
-          <w:tcPr>
-            <w:tcW w:w="0" w:type="auto"/>
-            <w:vAlign w:val="center"/>
-            <w:hideMark/>
-          </w:tcPr>
-          <w:p>
-            <w:pPr>
-              <w:spacing w:after="0" w:line="240" w:lineRule="auto"/>
-              <w:rPr>
-                <w:rFonts w:ascii="Times New Roman" w:eastAsia="Times New Roman" w:hAnsi="Times New Roman" w:cs="Times New Roman"/>
-                <w:kern w:val="0"/>
-                <w:lang w:bidi="hi-IN"/>
-                <w14:ligatures w14:val="none"/>
-              </w:rPr>
-            </w:pPr>
-            <w:r>
-              <w:rPr>
-                <w:rFonts w:ascii="Times New Roman" w:eastAsia="Times New Roman" w:hAnsi="Times New Roman" w:cs="Times New Roman"/>
-                <w:b/>
-                <w:bCs/>
-                <w:kern w:val="0"/>
-                <w:lang w:bidi="hi-IN"/>
-                <w14:ligatures w14:val="none"/>
-              </w:rPr>
-              <w:t>Security &amp; Secure Storage</w:t>
-            </w:r>
-          </w:p>
-        </w:tc>
-        <w:tc>
-          <w:tcPr>
-            <w:tcW w:w="0" w:type="auto"/>
-            <w:vAlign w:val="center"/>
-            <w:hideMark/>
-          </w:tcPr>
-          <w:p>
-            <w:pPr>
-              <w:spacing w:after="0" w:line="240" w:lineRule="auto"/>
-              <w:rPr>
-                <w:rFonts w:ascii="Times New Roman" w:eastAsia="Times New Roman" w:hAnsi="Times New Roman" w:cs="Times New Roman"/>
-                <w:kern w:val="0"/>
-                <w:lang w:bidi="hi-IN"/>
-                <w14:ligatures w14:val="none"/>
-              </w:rPr>
-            </w:pPr>
-            <w:r>
-              <w:rPr>
-                <w:rFonts w:ascii="Times New Roman" w:eastAsia="Times New Roman" w:hAnsi="Times New Roman" w:cs="Times New Roman"/>
-                <w:kern w:val="0"/>
-                <w:lang w:bidi="hi-IN"/>
-                <w14:ligatures w14:val="none"/>
-              </w:rPr>
-              <w:t>Keychain</w:t>
-            </w:r>
-          </w:p>
-        </w:tc>
-        <w:tc>
-          <w:tcPr>
-            <w:tcW w:w="0" w:type="auto"/>
-            <w:vAlign w:val="center"/>
-            <w:hideMark/>
-          </w:tcPr>
-          <w:p>
-            <w:pPr>
-              <w:spacing w:after="0" w:line="240" w:lineRule="auto"/>
-              <w:rPr>
-                <w:rFonts w:ascii="Times New Roman" w:eastAsia="Times New Roman" w:hAnsi="Times New Roman" w:cs="Times New Roman"/>
-                <w:kern w:val="0"/>
-                <w:lang w:bidi="hi-IN"/>
-                <w14:ligatures w14:val="none"/>
-              </w:rPr>
-            </w:pPr>
-            <w:r>
-              <w:rPr>
-                <w:rFonts w:ascii="Times New Roman" w:eastAsia="Times New Roman" w:hAnsi="Times New Roman" w:cs="Times New Roman"/>
-                <w:kern w:val="0"/>
-                <w:lang w:bidi="hi-IN"/>
-                <w14:ligatures w14:val="none"/>
-              </w:rPr>
-              <w:t>Keychain / Keystore via native APIs</w:t>
-            </w:r>
-          </w:p>
-        </w:tc>
-        <w:tc>
-          <w:tcPr>
-            <w:tcW w:w="0" w:type="auto"/>
-            <w:vAlign w:val="center"/>
-            <w:hideMark/>
-          </w:tcPr>
-          <w:p>
-            <w:pPr>
-              <w:spacing w:after="0" w:line="240" w:lineRule="auto"/>
-              <w:rPr>
-                <w:rFonts w:ascii="Times New Roman" w:eastAsia="Times New Roman" w:hAnsi="Times New Roman" w:cs="Times New Roman"/>
-                <w:kern w:val="0"/>
-                <w:lang w:bidi="hi-IN"/>
-                <w14:ligatures w14:val="none"/>
-              </w:rPr>
-            </w:pPr>
-            <w:r>
-              <w:rPr>
-                <w:rFonts w:ascii="Times New Roman" w:eastAsia="Times New Roman" w:hAnsi="Times New Roman" w:cs="Times New Roman"/>
-                <w:kern w:val="0"/>
-                <w:lang w:bidi="hi-IN"/>
-                <w14:ligatures w14:val="none"/>
-              </w:rPr>
-              <w:t>Secure storage plugin</w:t>
-            </w:r>
-          </w:p>
-        </w:tc>
-        <w:tc>
-          <w:tcPr>
-            <w:tcW w:w="0" w:type="auto"/>
-            <w:vAlign w:val="center"/>
-            <w:hideMark/>
-          </w:tcPr>
-          <w:p>
-            <w:pPr>
-              <w:spacing w:after="0" w:line="240" w:lineRule="auto"/>
-              <w:rPr>
-                <w:rFonts w:ascii="Times New Roman" w:eastAsia="Times New Roman" w:hAnsi="Times New Roman" w:cs="Times New Roman"/>
-                <w:kern w:val="0"/>
-                <w:lang w:bidi="hi-IN"/>
-                <w14:ligatures w14:val="none"/>
-              </w:rPr>
-            </w:pPr>
-            <w:r>
-              <w:rPr>
-                <w:rFonts w:ascii="Times New Roman" w:eastAsia="Times New Roman" w:hAnsi="Times New Roman" w:cs="Times New Roman"/>
-                <w:kern w:val="0"/>
-                <w:lang w:bidi="hi-IN"/>
-                <w14:ligatures w14:val="none"/>
-              </w:rPr>
-              <w:t>Native secure storage integration</w:t>
-            </w:r>
-          </w:p>
-        </w:tc>
-        <w:tc>
-          <w:tcPr>
-            <w:tcW w:w="0" w:type="auto"/>
-            <w:vAlign w:val="center"/>
-            <w:hideMark/>
-          </w:tcPr>
-          <w:p>
-            <w:pPr>
-              <w:spacing w:after="0" w:line="240" w:lineRule="auto"/>
-              <w:rPr>
-                <w:rFonts w:ascii="Times New Roman" w:eastAsia="Times New Roman" w:hAnsi="Times New Roman" w:cs="Times New Roman"/>
-                <w:kern w:val="0"/>
-                <w:lang w:bidi="hi-IN"/>
-                <w14:ligatures w14:val="none"/>
-              </w:rPr>
-            </w:pPr>
-            <w:r>
-              <w:rPr>
-                <w:rFonts w:ascii="Times New Roman" w:eastAsia="Times New Roman" w:hAnsi="Times New Roman" w:cs="Times New Roman"/>
-                <w:kern w:val="0"/>
-                <w:lang w:bidi="hi-IN"/>
-                <w14:ligatures w14:val="none"/>
-              </w:rPr>
-              <w:t>Native secure storage module</w:t>
-            </w:r>
-          </w:p>
-        </w:tc>
-      </w:tr>
-    </w:tbl>
-    <w:p/>
-    <w:p/>
-    <w:tbl>
-      <w:tblPr>
-        <w:tblW w:w="0" w:type="auto"/>
-        <w:tblCellSpacing w:w="15" w:type="dxa"/>
-        <w:tblCellMar>
-          <w:top w:w="15" w:type="dxa"/>
-          <w:left w:w="15" w:type="dxa"/>
-          <w:bottom w:w="15" w:type="dxa"/>
-          <w:right w:w="15" w:type="dxa"/>
-        </w:tblCellMar>
-        <w:tblLook w:val="04A0" w:firstRow="1" w:lastRow="0" w:firstColumn="1" w:lastColumn="0" w:noHBand="0" w:noVBand="1"/>
-      </w:tblPr>
-      <w:tblGrid>
-        <w:gridCol w:w="1388"/>
-        <w:gridCol w:w="1180"/>
-        <w:gridCol w:w="5867"/>
-      </w:tblGrid>
-      <w:tr>
-        <w:trPr>
-          <w:tblHeader/>
-          <w:tblCellSpacing w:w="15" w:type="dxa"/>
-        </w:trPr>
-        <w:tc>
-          <w:tcPr>
-            <w:tcW w:w="0" w:type="auto"/>
-            <w:vAlign w:val="center"/>
-            <w:hideMark/>
-          </w:tcPr>
-          <w:p>
-            <w:pPr>
-              <w:spacing w:after="0" w:line="240" w:lineRule="auto"/>
-              <w:jc w:val="center"/>
-              <w:rPr>
-                <w:rFonts w:ascii="Times New Roman" w:eastAsia="Times New Roman" w:hAnsi="Times New Roman" w:cs="Times New Roman"/>
-                <w:b/>
-                <w:bCs/>
-                <w:kern w:val="0"/>
-                <w:lang w:bidi="hi-IN"/>
-                <w14:ligatures w14:val="none"/>
-              </w:rPr>
-            </w:pPr>
-            <w:r>
-              <w:rPr>
-                <w:rFonts w:ascii="Times New Roman" w:eastAsia="Times New Roman" w:hAnsi="Times New Roman" w:cs="Times New Roman"/>
-                <w:b/>
-                <w:bCs/>
-                <w:kern w:val="0"/>
-                <w:lang w:bidi="hi-IN"/>
-                <w14:ligatures w14:val="none"/>
-              </w:rPr>
-              <w:t>Technology</w:t>
-            </w:r>
-          </w:p>
-        </w:tc>
-        <w:tc>
-          <w:tcPr>
-            <w:tcW w:w="0" w:type="auto"/>
-            <w:vAlign w:val="center"/>
-            <w:hideMark/>
-          </w:tcPr>
-          <w:p>
-            <w:pPr>
-              <w:spacing w:after="0" w:line="240" w:lineRule="auto"/>
-              <w:jc w:val="center"/>
-              <w:rPr>
-                <w:rFonts w:ascii="Times New Roman" w:eastAsia="Times New Roman" w:hAnsi="Times New Roman" w:cs="Times New Roman"/>
-                <w:b/>
-                <w:bCs/>
-                <w:kern w:val="0"/>
-                <w:lang w:bidi="hi-IN"/>
-                <w14:ligatures w14:val="none"/>
-              </w:rPr>
-            </w:pPr>
-            <w:r>
-              <w:rPr>
-                <w:rFonts w:ascii="Times New Roman" w:eastAsia="Times New Roman" w:hAnsi="Times New Roman" w:cs="Times New Roman"/>
-                <w:b/>
-                <w:bCs/>
-                <w:kern w:val="0"/>
-                <w:lang w:bidi="hi-IN"/>
-                <w14:ligatures w14:val="none"/>
-              </w:rPr>
-              <w:t>Score / 100</w:t>
-            </w:r>
-          </w:p>
-        </w:tc>
-        <w:tc>
-          <w:tcPr>
-            <w:tcW w:w="0" w:type="auto"/>
-            <w:vAlign w:val="center"/>
-            <w:hideMark/>
-          </w:tcPr>
-          <w:p>
-            <w:pPr>
-              <w:spacing w:after="0" w:line="240" w:lineRule="auto"/>
-              <w:jc w:val="center"/>
-              <w:rPr>
-                <w:rFonts w:ascii="Times New Roman" w:eastAsia="Times New Roman" w:hAnsi="Times New Roman" w:cs="Times New Roman"/>
-                <w:b/>
-                <w:bCs/>
-                <w:kern w:val="0"/>
-                <w:lang w:bidi="hi-IN"/>
-                <w14:ligatures w14:val="none"/>
-              </w:rPr>
-            </w:pPr>
-            <w:r>
-              <w:rPr>
-                <w:rFonts w:ascii="Times New Roman" w:eastAsia="Times New Roman" w:hAnsi="Times New Roman" w:cs="Times New Roman"/>
-                <w:b/>
-                <w:bCs/>
-                <w:kern w:val="0"/>
-                <w:lang w:bidi="hi-IN"/>
-                <w14:ligatures w14:val="none"/>
-              </w:rPr>
-              <w:t>Reason</w:t>
-            </w:r>
-          </w:p>
-        </w:tc>
-      </w:tr>
-      <w:tr>
-        <w:trPr>
-          <w:tblCellSpacing w:w="15" w:type="dxa"/>
-        </w:trPr>
-        <w:tc>
-          <w:tcPr>
-            <w:tcW w:w="0" w:type="auto"/>
-            <w:vAlign w:val="center"/>
-            <w:hideMark/>
-          </w:tcPr>
-          <w:p>
-            <w:pPr>
-              <w:spacing w:after="0" w:line="240" w:lineRule="auto"/>
-              <w:rPr>
-                <w:rFonts w:ascii="Times New Roman" w:eastAsia="Times New Roman" w:hAnsi="Times New Roman" w:cs="Times New Roman"/>
-                <w:kern w:val="0"/>
-                <w:lang w:bidi="hi-IN"/>
-                <w14:ligatures w14:val="none"/>
-              </w:rPr>
-            </w:pPr>
-            <w:r>
-              <w:rPr>
-                <w:rFonts w:ascii="Times New Roman" w:eastAsia="Times New Roman" w:hAnsi="Times New Roman" w:cs="Times New Roman"/>
-                <w:b/>
-                <w:bCs/>
-                <w:kern w:val="0"/>
-                <w:lang w:bidi="hi-IN"/>
-                <w14:ligatures w14:val="none"/>
-              </w:rPr>
-              <w:t>Native iOS</w:t>
-            </w:r>
-          </w:p>
-        </w:tc>
-        <w:tc>
-          <w:tcPr>
-            <w:tcW w:w="0" w:type="auto"/>
-            <w:vAlign w:val="center"/>
-            <w:hideMark/>
-          </w:tcPr>
-          <w:p>
-            <w:pPr>
-              <w:spacing w:after="0" w:line="240" w:lineRule="auto"/>
-              <w:rPr>
-                <w:rFonts w:ascii="Times New Roman" w:eastAsia="Times New Roman" w:hAnsi="Times New Roman" w:cs="Times New Roman"/>
-                <w:kern w:val="0"/>
-                <w:lang w:bidi="hi-IN"/>
-                <w14:ligatures w14:val="none"/>
-              </w:rPr>
-            </w:pPr>
-            <w:r>
-              <w:rPr>
-                <w:rFonts w:ascii="Times New Roman" w:eastAsia="Times New Roman" w:hAnsi="Times New Roman" w:cs="Times New Roman"/>
-                <w:b/>
-                <w:bCs/>
-                <w:kern w:val="0"/>
-                <w:lang w:bidi="hi-IN"/>
-                <w14:ligatures w14:val="none"/>
-              </w:rPr>
-              <w:t>100</w:t>
-            </w:r>
-          </w:p>
-        </w:tc>
-        <w:tc>
-          <w:tcPr>
-            <w:tcW w:w="0" w:type="auto"/>
-            <w:vAlign w:val="center"/>
-            <w:hideMark/>
-          </w:tcPr>
-          <w:p>
-            <w:pPr>
-              <w:spacing w:after="0" w:line="240" w:lineRule="auto"/>
-              <w:rPr>
-                <w:rFonts w:ascii="Times New Roman" w:eastAsia="Times New Roman" w:hAnsi="Times New Roman" w:cs="Times New Roman"/>
-                <w:kern w:val="0"/>
-                <w:lang w:bidi="hi-IN"/>
-                <w14:ligatures w14:val="none"/>
-              </w:rPr>
-            </w:pPr>
-            <w:r>
-              <w:rPr>
-                <w:rFonts w:ascii="Times New Roman" w:eastAsia="Times New Roman" w:hAnsi="Times New Roman" w:cs="Times New Roman"/>
-                <w:kern w:val="0"/>
-                <w:lang w:bidi="hi-IN"/>
-                <w14:ligatures w14:val="none"/>
-              </w:rPr>
-              <w:t>Full native control for all critical modules</w:t>
-            </w:r>
-          </w:p>
-        </w:tc>
-      </w:tr>
-      <w:tr>
-        <w:trPr>
-          <w:tblCellSpacing w:w="15" w:type="dxa"/>
-        </w:trPr>
-        <w:tc>
-          <w:tcPr>
-            <w:tcW w:w="0" w:type="auto"/>
-            <w:vAlign w:val="center"/>
-            <w:hideMark/>
-          </w:tcPr>
-          <w:p>
-            <w:pPr>
-              <w:spacing w:after="0" w:line="240" w:lineRule="auto"/>
-              <w:rPr>
-                <w:rFonts w:ascii="Times New Roman" w:eastAsia="Times New Roman" w:hAnsi="Times New Roman" w:cs="Times New Roman"/>
-                <w:kern w:val="0"/>
-                <w:lang w:bidi="hi-IN"/>
-                <w14:ligatures w14:val="none"/>
-              </w:rPr>
-            </w:pPr>
-            <w:r>
-              <w:rPr>
-                <w:rFonts w:ascii="Times New Roman" w:eastAsia="Times New Roman" w:hAnsi="Times New Roman" w:cs="Times New Roman"/>
-                <w:b/>
-                <w:bCs/>
-                <w:kern w:val="0"/>
-                <w:lang w:bidi="hi-IN"/>
-                <w14:ligatures w14:val="none"/>
-              </w:rPr>
-              <w:t>KMP</w:t>
-            </w:r>
-          </w:p>
-        </w:tc>
-        <w:tc>
-          <w:tcPr>
-            <w:tcW w:w="0" w:type="auto"/>
-            <w:vAlign w:val="center"/>
-            <w:hideMark/>
-          </w:tcPr>
-          <w:p>
-            <w:pPr>
-              <w:spacing w:after="0" w:line="240" w:lineRule="auto"/>
-              <w:rPr>
-                <w:rFonts w:ascii="Times New Roman" w:eastAsia="Times New Roman" w:hAnsi="Times New Roman" w:cs="Times New Roman"/>
-                <w:kern w:val="0"/>
-                <w:lang w:bidi="hi-IN"/>
-                <w14:ligatures w14:val="none"/>
-              </w:rPr>
-            </w:pPr>
-            <w:r>
-              <w:rPr>
-                <w:rFonts w:ascii="Times New Roman" w:eastAsia="Times New Roman" w:hAnsi="Times New Roman" w:cs="Times New Roman"/>
-                <w:b/>
-                <w:bCs/>
-                <w:kern w:val="0"/>
-                <w:lang w:bidi="hi-IN"/>
-                <w14:ligatures w14:val="none"/>
-              </w:rPr>
-              <w:t>88</w:t>
-            </w:r>
-          </w:p>
-        </w:tc>
-        <w:tc>
-          <w:tcPr>
-            <w:tcW w:w="0" w:type="auto"/>
-            <w:vAlign w:val="center"/>
-            <w:hideMark/>
-          </w:tcPr>
-          <w:p>
-            <w:pPr>
-              <w:spacing w:after="0" w:line="240" w:lineRule="auto"/>
-              <w:rPr>
-                <w:rFonts w:ascii="Times New Roman" w:eastAsia="Times New Roman" w:hAnsi="Times New Roman" w:cs="Times New Roman"/>
-                <w:kern w:val="0"/>
-                <w:lang w:bidi="hi-IN"/>
-                <w14:ligatures w14:val="none"/>
-              </w:rPr>
-            </w:pPr>
-            <w:r>
-              <w:rPr>
-                <w:rFonts w:ascii="Times New Roman" w:eastAsia="Times New Roman" w:hAnsi="Times New Roman" w:cs="Times New Roman"/>
-                <w:kern w:val="0"/>
-                <w:lang w:bidi="hi-IN"/>
-                <w14:ligatures w14:val="none"/>
-              </w:rPr>
-              <w:t>Shares business logic while keeping critical modules native</w:t>
-            </w:r>
-          </w:p>
-        </w:tc>
-      </w:tr>
-      <w:tr>
-        <w:trPr>
-          <w:tblCellSpacing w:w="15" w:type="dxa"/>
-        </w:trPr>
-        <w:tc>
-          <w:tcPr>
-            <w:tcW w:w="0" w:type="auto"/>
-            <w:vAlign w:val="center"/>
-            <w:hideMark/>
-          </w:tcPr>
-          <w:p>
-            <w:pPr>
-              <w:spacing w:after="0" w:line="240" w:lineRule="auto"/>
-              <w:rPr>
-                <w:rFonts w:ascii="Times New Roman" w:eastAsia="Times New Roman" w:hAnsi="Times New Roman" w:cs="Times New Roman"/>
-                <w:kern w:val="0"/>
-                <w:lang w:bidi="hi-IN"/>
-                <w14:ligatures w14:val="none"/>
-              </w:rPr>
-            </w:pPr>
-            <w:r>
-              <w:rPr>
-                <w:rFonts w:ascii="Times New Roman" w:eastAsia="Times New Roman" w:hAnsi="Times New Roman" w:cs="Times New Roman"/>
-                <w:b/>
-                <w:bCs/>
-                <w:kern w:val="0"/>
-                <w:lang w:bidi="hi-IN"/>
-                <w14:ligatures w14:val="none"/>
-              </w:rPr>
-              <w:t>Flutter</w:t>
-            </w:r>
-          </w:p>
-        </w:tc>
-        <w:tc>
-          <w:tcPr>
-            <w:tcW w:w="0" w:type="auto"/>
-            <w:vAlign w:val="center"/>
-            <w:hideMark/>
-          </w:tcPr>
-          <w:p>
-            <w:pPr>
-              <w:spacing w:after="0" w:line="240" w:lineRule="auto"/>
-              <w:rPr>
-                <w:rFonts w:ascii="Times New Roman" w:eastAsia="Times New Roman" w:hAnsi="Times New Roman" w:cs="Times New Roman"/>
-                <w:kern w:val="0"/>
-                <w:lang w:bidi="hi-IN"/>
-                <w14:ligatures w14:val="none"/>
-              </w:rPr>
-            </w:pPr>
-            <w:r>
-              <w:rPr>
-                <w:rFonts w:ascii="Times New Roman" w:eastAsia="Times New Roman" w:hAnsi="Times New Roman" w:cs="Times New Roman"/>
-                <w:b/>
-                <w:bCs/>
-                <w:kern w:val="0"/>
-                <w:lang w:bidi="hi-IN"/>
-                <w14:ligatures w14:val="none"/>
-              </w:rPr>
-              <w:t>83</w:t>
-            </w:r>
-          </w:p>
-        </w:tc>
-        <w:tc>
-          <w:tcPr>
-            <w:tcW w:w="0" w:type="auto"/>
-            <w:vAlign w:val="center"/>
-            <w:hideMark/>
-          </w:tcPr>
-          <w:p>
-            <w:pPr>
-              <w:spacing w:after="0" w:line="240" w:lineRule="auto"/>
-              <w:rPr>
-                <w:rFonts w:ascii="Times New Roman" w:eastAsia="Times New Roman" w:hAnsi="Times New Roman" w:cs="Times New Roman"/>
-                <w:kern w:val="0"/>
-                <w:lang w:bidi="hi-IN"/>
-                <w14:ligatures w14:val="none"/>
-              </w:rPr>
-            </w:pPr>
-            <w:r>
-              <w:rPr>
-                <w:rFonts w:ascii="Times New Roman" w:eastAsia="Times New Roman" w:hAnsi="Times New Roman" w:cs="Times New Roman"/>
-                <w:kern w:val="0"/>
-                <w:lang w:bidi="hi-IN"/>
-                <w14:ligatures w14:val="none"/>
-              </w:rPr>
-              <w:t>Good balance of code sharing and native integration</w:t>
-            </w:r>
-          </w:p>
-        </w:tc>
-      </w:tr>
-      <w:tr>
-        <w:trPr>
-          <w:tblCellSpacing w:w="15" w:type="dxa"/>
-        </w:trPr>
-        <w:tc>
-          <w:tcPr>
-            <w:tcW w:w="0" w:type="auto"/>
-            <w:vAlign w:val="center"/>
-            <w:hideMark/>
-          </w:tcPr>
-          <w:p>
-            <w:pPr>
-              <w:spacing w:after="0" w:line="240" w:lineRule="auto"/>
-              <w:rPr>
-                <w:rFonts w:ascii="Times New Roman" w:eastAsia="Times New Roman" w:hAnsi="Times New Roman" w:cs="Times New Roman"/>
-                <w:kern w:val="0"/>
-                <w:lang w:bidi="hi-IN"/>
-                <w14:ligatures w14:val="none"/>
-              </w:rPr>
-            </w:pPr>
-            <w:r>
-              <w:rPr>
-                <w:rFonts w:ascii="Times New Roman" w:eastAsia="Times New Roman" w:hAnsi="Times New Roman" w:cs="Times New Roman"/>
-                <w:b/>
-                <w:bCs/>
-                <w:kern w:val="0"/>
-                <w:lang w:bidi="hi-IN"/>
-                <w14:ligatures w14:val="none"/>
-              </w:rPr>
-              <w:t>React Native</w:t>
-            </w:r>
-          </w:p>
-        </w:tc>
-        <w:tc>
-          <w:tcPr>
-            <w:tcW w:w="0" w:type="auto"/>
-            <w:vAlign w:val="center"/>
-            <w:hideMark/>
-          </w:tcPr>
-          <w:p>
-            <w:pPr>
-              <w:spacing w:after="0" w:line="240" w:lineRule="auto"/>
-              <w:rPr>
-                <w:rFonts w:ascii="Times New Roman" w:eastAsia="Times New Roman" w:hAnsi="Times New Roman" w:cs="Times New Roman"/>
-                <w:kern w:val="0"/>
-                <w:lang w:bidi="hi-IN"/>
-                <w14:ligatures w14:val="none"/>
-              </w:rPr>
-            </w:pPr>
-            <w:r>
-              <w:rPr>
-                <w:rFonts w:ascii="Times New Roman" w:eastAsia="Times New Roman" w:hAnsi="Times New Roman" w:cs="Times New Roman"/>
-                <w:b/>
-                <w:bCs/>
-                <w:kern w:val="0"/>
-                <w:lang w:bidi="hi-IN"/>
-                <w14:ligatures w14:val="none"/>
-              </w:rPr>
-              <w:t>79</w:t>
-            </w:r>
-          </w:p>
-        </w:tc>
-        <w:tc>
-          <w:tcPr>
-            <w:tcW w:w="0" w:type="auto"/>
-            <w:vAlign w:val="center"/>
-            <w:hideMark/>
-          </w:tcPr>
-          <w:p>
-            <w:pPr>
-              <w:spacing w:after="0" w:line="240" w:lineRule="auto"/>
-              <w:rPr>
-                <w:rFonts w:ascii="Times New Roman" w:eastAsia="Times New Roman" w:hAnsi="Times New Roman" w:cs="Times New Roman"/>
-                <w:kern w:val="0"/>
-                <w:lang w:bidi="hi-IN"/>
-                <w14:ligatures w14:val="none"/>
-              </w:rPr>
-            </w:pPr>
-            <w:r>
-              <w:rPr>
-                <w:rFonts w:ascii="Times New Roman" w:eastAsia="Times New Roman" w:hAnsi="Times New Roman" w:cs="Times New Roman"/>
-                <w:kern w:val="0"/>
-                <w:lang w:bidi="hi-IN"/>
-                <w14:ligatures w14:val="none"/>
-              </w:rPr>
-              <w:t>Strong productivity, but more native bridge dependency</w:t>
-            </w:r>
-          </w:p>
-        </w:tc>
-      </w:tr>
-      <w:tr>
-        <w:trPr>
-          <w:tblCellSpacing w:w="15" w:type="dxa"/>
-        </w:trPr>
-        <w:tc>
-          <w:tcPr>
-            <w:tcW w:w="0" w:type="auto"/>
-            <w:vAlign w:val="center"/>
-            <w:hideMark/>
-          </w:tcPr>
-          <w:p>
-            <w:pPr>
-              <w:spacing w:after="0" w:line="240" w:lineRule="auto"/>
-              <w:rPr>
-                <w:rFonts w:ascii="Times New Roman" w:eastAsia="Times New Roman" w:hAnsi="Times New Roman" w:cs="Times New Roman"/>
-                <w:kern w:val="0"/>
-                <w:lang w:bidi="hi-IN"/>
-                <w14:ligatures w14:val="none"/>
-              </w:rPr>
-            </w:pPr>
-            <w:r>
-              <w:rPr>
-                <w:rFonts w:ascii="Times New Roman" w:eastAsia="Times New Roman" w:hAnsi="Times New Roman" w:cs="Times New Roman"/>
-                <w:b/>
-                <w:bCs/>
-                <w:kern w:val="0"/>
-                <w:lang w:bidi="hi-IN"/>
-                <w14:ligatures w14:val="none"/>
-              </w:rPr>
-              <w:t>Skip</w:t>
-            </w:r>
-          </w:p>
-        </w:tc>
-        <w:tc>
-          <w:tcPr>
-            <w:tcW w:w="0" w:type="auto"/>
-            <w:vAlign w:val="center"/>
-            <w:hideMark/>
-          </w:tcPr>
-          <w:p>
-            <w:pPr>
-              <w:spacing w:after="0" w:line="240" w:lineRule="auto"/>
-              <w:rPr>
-                <w:rFonts w:ascii="Times New Roman" w:eastAsia="Times New Roman" w:hAnsi="Times New Roman" w:cs="Times New Roman"/>
-                <w:kern w:val="0"/>
-                <w:lang w:bidi="hi-IN"/>
-                <w14:ligatures w14:val="none"/>
-              </w:rPr>
-            </w:pPr>
-            <w:r>
-              <w:rPr>
-                <w:rFonts w:ascii="Times New Roman" w:eastAsia="Times New Roman" w:hAnsi="Times New Roman" w:cs="Times New Roman"/>
-                <w:b/>
-                <w:bCs/>
-                <w:kern w:val="0"/>
-                <w:lang w:bidi="hi-IN"/>
-                <w14:ligatures w14:val="none"/>
-              </w:rPr>
-              <w:t>70</w:t>
-            </w:r>
-          </w:p>
-        </w:tc>
-        <w:tc>
-          <w:tcPr>
-            <w:tcW w:w="0" w:type="auto"/>
-            <w:vAlign w:val="center"/>
-            <w:hideMark/>
-          </w:tcPr>
-          <w:p>
-            <w:pPr>
-              <w:spacing w:after="0" w:line="240" w:lineRule="auto"/>
-              <w:rPr>
-                <w:rFonts w:ascii="Times New Roman" w:eastAsia="Times New Roman" w:hAnsi="Times New Roman" w:cs="Times New Roman"/>
-                <w:kern w:val="0"/>
-                <w:lang w:bidi="hi-IN"/>
-                <w14:ligatures w14:val="none"/>
-              </w:rPr>
-            </w:pPr>
-            <w:r>
-              <w:rPr>
-                <w:rFonts w:ascii="Times New Roman" w:eastAsia="Times New Roman" w:hAnsi="Times New Roman" w:cs="Times New Roman"/>
-                <w:kern w:val="0"/>
-                <w:lang w:bidi="hi-IN"/>
-                <w14:ligatures w14:val="none"/>
-              </w:rPr>
-              <w:t>Swift code sharing, but many critical modules remain native</w:t>
-            </w:r>
-          </w:p>
-        </w:tc>
-      </w:tr>
-    </w:tbl>
     <w:p/>
     <w:sectPr>
       <w:pgSz w:w="12240" w:h="15840"/>

--- a/HTMLRender/HTMLRender/testdoc.docx
+++ b/HTMLRender/HTMLRender/testdoc.docx
@@ -2,6 +2,2156 @@
 <file path=word/document.xml><?xml version="1.0" encoding="utf-8"?>
 <w:document xmlns:wpc="http://schemas.microsoft.com/office/word/2010/wordprocessingCanvas" xmlns:cx="http://schemas.microsoft.com/office/drawing/2014/chartex" xmlns:cx1="http://schemas.microsoft.com/office/drawing/2015/9/8/chartex" xmlns:cx2="http://schemas.microsoft.com/office/drawing/2015/10/21/chartex" xmlns:cx3="http://schemas.microsoft.com/office/drawing/2016/5/9/chartex" xmlns:cx4="http://schemas.microsoft.com/office/drawing/2016/5/10/chartex" xmlns:cx5="http://schemas.microsoft.com/office/drawing/2016/5/11/chartex" xmlns:cx6="http://schemas.microsoft.com/office/drawing/2016/5/12/chartex" xmlns:cx7="http://schemas.microsoft.com/office/drawing/2016/5/13/chartex" xmlns:cx8="http://schemas.microsoft.com/office/drawing/2016/5/14/chartex" xmlns:mc="http://schemas.openxmlformats.org/markup-compatibility/2006" xmlns:m="http://schemas.openxmlformats.org/officeDocument/2006/math" xmlns:aink="http://schemas.microsoft.com/office/drawing/2016/ink" xmlns:am3d="http://schemas.microsoft.com/office/drawing/2017/model3d" xmlns:oel="http://schemas.microsoft.com/office/2019/extlst" xmlns:r="http://schemas.openxmlformats.org/officeDocument/2006/relationships" xmlns:wp14="http://schemas.microsoft.com/office/word/2010/wordprocessingDrawing" xmlns:wp="http://schemas.openxmlformats.org/drawingml/2006/wordprocessingDrawing" xmlns:wpg="http://schemas.microsoft.com/office/word/2010/wordprocessingGroup" xmlns:wpi="http://schemas.microsoft.com/office/word/2010/wordprocessingInk" xmlns:wps="http://schemas.microsoft.com/office/word/2010/wordprocessingShape" xmlns:o="urn:schemas-microsoft-com:office:office" xmlns:v="urn:schemas-microsoft-com:vml" xmlns:w10="urn:schemas-microsoft-com:office:word" xmlns:w="http://schemas.openxmlformats.org/wordprocessingml/2006/main" xmlns:w14="http://schemas.microsoft.com/office/word/2010/wordml" xmlns:w15="http://schemas.microsoft.com/office/word/2012/wordml" xmlns:w16cei="http://schemas.microsoft.com/office/word/2026/wordml/cei" xmlns:w16cex="http://schemas.microsoft.com/office/word/2018/wordml/cex" xmlns:w16cid="http://schemas.microsoft.com/office/word/2016/wordml/cid" xmlns:w16="http://schemas.microsoft.com/office/word/2018/wordml" xmlns:w16sdtdh="http://schemas.microsoft.com/office/word/2020/wordml/sdtdatahash" xmlns:w16sdtfl="http://schemas.microsoft.com/office/word/2024/wordml/sdtformatlock" xmlns:w16se="http://schemas.microsoft.com/office/word/2015/wordml/symex" xmlns:w16du="http://schemas.microsoft.com/office/word/2023/wordml/word16du" xmlns:wne="http://schemas.microsoft.com/office/word/2006/wordml" mc:Ignorable="w14 w15 w16se w16cid w16 w16cex w16sdtdh w16sdtfl w16du wp14">
   <w:body>
+    <w:tbl>
+      <w:tblPr>
+        <w:tblW w:w="0" w:type="auto"/>
+        <w:tblCellSpacing w:w="15" w:type="dxa"/>
+        <w:tblCellMar>
+          <w:top w:w="15" w:type="dxa"/>
+          <w:left w:w="15" w:type="dxa"/>
+          <w:bottom w:w="15" w:type="dxa"/>
+          <w:right w:w="15" w:type="dxa"/>
+        </w:tblCellMar>
+        <w:tblLook w:val="04A0" w:firstRow="1" w:lastRow="0" w:firstColumn="1" w:lastColumn="0" w:noHBand="0" w:noVBand="1"/>
+      </w:tblPr>
+      <w:tblGrid>
+        <w:gridCol w:w="562"/>
+        <w:gridCol w:w="2154"/>
+        <w:gridCol w:w="1676"/>
+        <w:gridCol w:w="2229"/>
+        <w:gridCol w:w="2739"/>
+      </w:tblGrid>
+      <w:tr>
+        <w:trPr>
+          <w:tblHeader/>
+          <w:tblCellSpacing w:w="15" w:type="dxa"/>
+        </w:trPr>
+        <w:tc>
+          <w:tcPr>
+            <w:tcW w:w="0" w:type="auto"/>
+            <w:vAlign w:val="center"/>
+            <w:hideMark/>
+          </w:tcPr>
+          <w:p>
+            <w:pPr>
+              <w:spacing w:after="0" w:line="240" w:lineRule="auto"/>
+              <w:jc w:val="center"/>
+              <w:rPr>
+                <w:rFonts w:ascii="Times New Roman" w:eastAsia="Times New Roman" w:hAnsi="Times New Roman" w:cs="Times New Roman"/>
+                <w:b/>
+                <w:bCs/>
+                <w:kern w:val="0"/>
+                <w:lang w:bidi="hi-IN"/>
+                <w14:ligatures w14:val="none"/>
+              </w:rPr>
+            </w:pPr>
+            <w:proofErr w:type="spellStart"/>
+            <w:proofErr w:type="gramStart"/>
+            <w:r>
+              <w:rPr>
+                <w:rFonts w:ascii="Times New Roman" w:eastAsia="Times New Roman" w:hAnsi="Times New Roman" w:cs="Times New Roman"/>
+                <w:b/>
+                <w:bCs/>
+                <w:kern w:val="0"/>
+                <w:lang w:bidi="hi-IN"/>
+                <w14:ligatures w14:val="none"/>
+              </w:rPr>
+              <w:t>S.No</w:t>
+            </w:r>
+            <w:proofErr w:type="spellEnd"/>
+            <w:proofErr w:type="gramEnd"/>
+          </w:p>
+        </w:tc>
+        <w:tc>
+          <w:tcPr>
+            <w:tcW w:w="0" w:type="auto"/>
+            <w:vAlign w:val="center"/>
+            <w:hideMark/>
+          </w:tcPr>
+          <w:p>
+            <w:pPr>
+              <w:spacing w:after="0" w:line="240" w:lineRule="auto"/>
+              <w:jc w:val="center"/>
+              <w:rPr>
+                <w:rFonts w:ascii="Times New Roman" w:eastAsia="Times New Roman" w:hAnsi="Times New Roman" w:cs="Times New Roman"/>
+                <w:b/>
+                <w:bCs/>
+                <w:kern w:val="0"/>
+                <w:lang w:bidi="hi-IN"/>
+                <w14:ligatures w14:val="none"/>
+              </w:rPr>
+            </w:pPr>
+            <w:r>
+              <w:rPr>
+                <w:rFonts w:ascii="Times New Roman" w:eastAsia="Times New Roman" w:hAnsi="Times New Roman" w:cs="Times New Roman"/>
+                <w:b/>
+                <w:bCs/>
+                <w:kern w:val="0"/>
+                <w:lang w:bidi="hi-IN"/>
+                <w14:ligatures w14:val="none"/>
+              </w:rPr>
+              <w:t>Data Required from MCM/Publisher</w:t>
+            </w:r>
+          </w:p>
+        </w:tc>
+        <w:tc>
+          <w:tcPr>
+            <w:tcW w:w="0" w:type="auto"/>
+            <w:vAlign w:val="center"/>
+            <w:hideMark/>
+          </w:tcPr>
+          <w:p>
+            <w:pPr>
+              <w:spacing w:after="0" w:line="240" w:lineRule="auto"/>
+              <w:jc w:val="center"/>
+              <w:rPr>
+                <w:rFonts w:ascii="Times New Roman" w:eastAsia="Times New Roman" w:hAnsi="Times New Roman" w:cs="Times New Roman"/>
+                <w:b/>
+                <w:bCs/>
+                <w:kern w:val="0"/>
+                <w:lang w:bidi="hi-IN"/>
+                <w14:ligatures w14:val="none"/>
+              </w:rPr>
+            </w:pPr>
+            <w:r>
+              <w:rPr>
+                <w:rFonts w:ascii="Times New Roman" w:eastAsia="Times New Roman" w:hAnsi="Times New Roman" w:cs="Times New Roman"/>
+                <w:b/>
+                <w:bCs/>
+                <w:kern w:val="0"/>
+                <w:lang w:bidi="hi-IN"/>
+                <w14:ligatures w14:val="none"/>
+              </w:rPr>
+              <w:t>Used In App</w:t>
+            </w:r>
+          </w:p>
+        </w:tc>
+        <w:tc>
+          <w:tcPr>
+            <w:tcW w:w="0" w:type="auto"/>
+            <w:vAlign w:val="center"/>
+            <w:hideMark/>
+          </w:tcPr>
+          <w:p>
+            <w:pPr>
+              <w:spacing w:after="0" w:line="240" w:lineRule="auto"/>
+              <w:jc w:val="center"/>
+              <w:rPr>
+                <w:rFonts w:ascii="Times New Roman" w:eastAsia="Times New Roman" w:hAnsi="Times New Roman" w:cs="Times New Roman"/>
+                <w:b/>
+                <w:bCs/>
+                <w:kern w:val="0"/>
+                <w:lang w:bidi="hi-IN"/>
+                <w14:ligatures w14:val="none"/>
+              </w:rPr>
+            </w:pPr>
+            <w:r>
+              <w:rPr>
+                <w:rFonts w:ascii="Times New Roman" w:eastAsia="Times New Roman" w:hAnsi="Times New Roman" w:cs="Times New Roman"/>
+                <w:b/>
+                <w:bCs/>
+                <w:kern w:val="0"/>
+                <w:lang w:bidi="hi-IN"/>
+                <w14:ligatures w14:val="none"/>
+              </w:rPr>
+              <w:t>Why Required</w:t>
+            </w:r>
+          </w:p>
+        </w:tc>
+        <w:tc>
+          <w:tcPr>
+            <w:tcW w:w="0" w:type="auto"/>
+            <w:vAlign w:val="center"/>
+            <w:hideMark/>
+          </w:tcPr>
+          <w:p>
+            <w:pPr>
+              <w:spacing w:after="0" w:line="240" w:lineRule="auto"/>
+              <w:jc w:val="center"/>
+              <w:rPr>
+                <w:rFonts w:ascii="Times New Roman" w:eastAsia="Times New Roman" w:hAnsi="Times New Roman" w:cs="Times New Roman"/>
+                <w:b/>
+                <w:bCs/>
+                <w:kern w:val="0"/>
+                <w:lang w:bidi="hi-IN"/>
+                <w14:ligatures w14:val="none"/>
+              </w:rPr>
+            </w:pPr>
+            <w:r>
+              <w:rPr>
+                <w:rFonts w:ascii="Times New Roman" w:eastAsia="Times New Roman" w:hAnsi="Times New Roman" w:cs="Times New Roman"/>
+                <w:b/>
+                <w:bCs/>
+                <w:kern w:val="0"/>
+                <w:lang w:bidi="hi-IN"/>
+                <w14:ligatures w14:val="none"/>
+              </w:rPr>
+              <w:t>Simple Explanation</w:t>
+            </w:r>
+          </w:p>
+        </w:tc>
+      </w:tr>
+      <w:tr>
+        <w:trPr>
+          <w:tblCellSpacing w:w="15" w:type="dxa"/>
+        </w:trPr>
+        <w:tc>
+          <w:tcPr>
+            <w:tcW w:w="0" w:type="auto"/>
+            <w:vAlign w:val="center"/>
+            <w:hideMark/>
+          </w:tcPr>
+          <w:p>
+            <w:pPr>
+              <w:spacing w:after="0" w:line="240" w:lineRule="auto"/>
+              <w:rPr>
+                <w:rFonts w:ascii="Times New Roman" w:eastAsia="Times New Roman" w:hAnsi="Times New Roman" w:cs="Times New Roman"/>
+                <w:kern w:val="0"/>
+                <w:lang w:bidi="hi-IN"/>
+                <w14:ligatures w14:val="none"/>
+              </w:rPr>
+            </w:pPr>
+            <w:r>
+              <w:rPr>
+                <w:rFonts w:ascii="Times New Roman" w:eastAsia="Times New Roman" w:hAnsi="Times New Roman" w:cs="Times New Roman"/>
+                <w:kern w:val="0"/>
+                <w:lang w:bidi="hi-IN"/>
+                <w14:ligatures w14:val="none"/>
+              </w:rPr>
+              <w:t>1</w:t>
+            </w:r>
+          </w:p>
+        </w:tc>
+        <w:tc>
+          <w:tcPr>
+            <w:tcW w:w="0" w:type="auto"/>
+            <w:vAlign w:val="center"/>
+            <w:hideMark/>
+          </w:tcPr>
+          <w:p>
+            <w:pPr>
+              <w:spacing w:after="0" w:line="240" w:lineRule="auto"/>
+              <w:rPr>
+                <w:rFonts w:ascii="Times New Roman" w:eastAsia="Times New Roman" w:hAnsi="Times New Roman" w:cs="Times New Roman"/>
+                <w:kern w:val="0"/>
+                <w:lang w:bidi="hi-IN"/>
+                <w14:ligatures w14:val="none"/>
+              </w:rPr>
+            </w:pPr>
+            <w:r>
+              <w:rPr>
+                <w:rFonts w:ascii="Times New Roman" w:eastAsia="Times New Roman" w:hAnsi="Times New Roman" w:cs="Times New Roman"/>
+                <w:kern w:val="0"/>
+                <w:lang w:bidi="hi-IN"/>
+                <w14:ligatures w14:val="none"/>
+              </w:rPr>
+              <w:t>Package Manifest</w:t>
+            </w:r>
+          </w:p>
+        </w:tc>
+        <w:tc>
+          <w:tcPr>
+            <w:tcW w:w="0" w:type="auto"/>
+            <w:vAlign w:val="center"/>
+            <w:hideMark/>
+          </w:tcPr>
+          <w:p>
+            <w:pPr>
+              <w:spacing w:after="0" w:line="240" w:lineRule="auto"/>
+              <w:rPr>
+                <w:rFonts w:ascii="Times New Roman" w:eastAsia="Times New Roman" w:hAnsi="Times New Roman" w:cs="Times New Roman"/>
+                <w:kern w:val="0"/>
+                <w:lang w:bidi="hi-IN"/>
+                <w14:ligatures w14:val="none"/>
+              </w:rPr>
+            </w:pPr>
+            <w:r>
+              <w:rPr>
+                <w:rFonts w:ascii="Times New Roman" w:eastAsia="Times New Roman" w:hAnsi="Times New Roman" w:cs="Times New Roman"/>
+                <w:kern w:val="0"/>
+                <w:lang w:bidi="hi-IN"/>
+                <w14:ligatures w14:val="none"/>
+              </w:rPr>
+              <w:t>Package Management</w:t>
+            </w:r>
+          </w:p>
+        </w:tc>
+        <w:tc>
+          <w:tcPr>
+            <w:tcW w:w="0" w:type="auto"/>
+            <w:vAlign w:val="center"/>
+            <w:hideMark/>
+          </w:tcPr>
+          <w:p>
+            <w:pPr>
+              <w:spacing w:after="0" w:line="240" w:lineRule="auto"/>
+              <w:rPr>
+                <w:rFonts w:ascii="Times New Roman" w:eastAsia="Times New Roman" w:hAnsi="Times New Roman" w:cs="Times New Roman"/>
+                <w:kern w:val="0"/>
+                <w:lang w:bidi="hi-IN"/>
+                <w14:ligatures w14:val="none"/>
+              </w:rPr>
+            </w:pPr>
+            <w:r>
+              <w:rPr>
+                <w:rFonts w:ascii="Times New Roman" w:eastAsia="Times New Roman" w:hAnsi="Times New Roman" w:cs="Times New Roman"/>
+                <w:kern w:val="0"/>
+                <w:lang w:bidi="hi-IN"/>
+                <w14:ligatures w14:val="none"/>
+              </w:rPr>
+              <w:t>Identify package version, revision and metadata</w:t>
+            </w:r>
+          </w:p>
+        </w:tc>
+        <w:tc>
+          <w:tcPr>
+            <w:tcW w:w="0" w:type="auto"/>
+            <w:vAlign w:val="center"/>
+            <w:hideMark/>
+          </w:tcPr>
+          <w:p>
+            <w:pPr>
+              <w:spacing w:after="0" w:line="240" w:lineRule="auto"/>
+              <w:rPr>
+                <w:rFonts w:ascii="Times New Roman" w:eastAsia="Times New Roman" w:hAnsi="Times New Roman" w:cs="Times New Roman"/>
+                <w:kern w:val="0"/>
+                <w:lang w:bidi="hi-IN"/>
+                <w14:ligatures w14:val="none"/>
+              </w:rPr>
+            </w:pPr>
+            <w:r>
+              <w:rPr>
+                <w:rFonts w:ascii="Times New Roman" w:eastAsia="Times New Roman" w:hAnsi="Times New Roman" w:cs="Times New Roman"/>
+                <w:kern w:val="0"/>
+                <w:lang w:bidi="hi-IN"/>
+                <w14:ligatures w14:val="none"/>
+              </w:rPr>
+              <w:t>Helps app know what package was downloaded and whether updates are available</w:t>
+            </w:r>
+          </w:p>
+        </w:tc>
+      </w:tr>
+      <w:tr>
+        <w:trPr>
+          <w:tblCellSpacing w:w="15" w:type="dxa"/>
+        </w:trPr>
+        <w:tc>
+          <w:tcPr>
+            <w:tcW w:w="0" w:type="auto"/>
+            <w:vAlign w:val="center"/>
+            <w:hideMark/>
+          </w:tcPr>
+          <w:p>
+            <w:pPr>
+              <w:spacing w:after="0" w:line="240" w:lineRule="auto"/>
+              <w:rPr>
+                <w:rFonts w:ascii="Times New Roman" w:eastAsia="Times New Roman" w:hAnsi="Times New Roman" w:cs="Times New Roman"/>
+                <w:kern w:val="0"/>
+                <w:lang w:bidi="hi-IN"/>
+                <w14:ligatures w14:val="none"/>
+              </w:rPr>
+            </w:pPr>
+            <w:r>
+              <w:rPr>
+                <w:rFonts w:ascii="Times New Roman" w:eastAsia="Times New Roman" w:hAnsi="Times New Roman" w:cs="Times New Roman"/>
+                <w:kern w:val="0"/>
+                <w:lang w:bidi="hi-IN"/>
+                <w14:ligatures w14:val="none"/>
+              </w:rPr>
+              <w:t>2</w:t>
+            </w:r>
+          </w:p>
+        </w:tc>
+        <w:tc>
+          <w:tcPr>
+            <w:tcW w:w="0" w:type="auto"/>
+            <w:vAlign w:val="center"/>
+            <w:hideMark/>
+          </w:tcPr>
+          <w:p>
+            <w:pPr>
+              <w:spacing w:after="0" w:line="240" w:lineRule="auto"/>
+              <w:rPr>
+                <w:rFonts w:ascii="Times New Roman" w:eastAsia="Times New Roman" w:hAnsi="Times New Roman" w:cs="Times New Roman"/>
+                <w:kern w:val="0"/>
+                <w:lang w:bidi="hi-IN"/>
+                <w14:ligatures w14:val="none"/>
+              </w:rPr>
+            </w:pPr>
+            <w:r>
+              <w:rPr>
+                <w:rFonts w:ascii="Times New Roman" w:eastAsia="Times New Roman" w:hAnsi="Times New Roman" w:cs="Times New Roman"/>
+                <w:kern w:val="0"/>
+                <w:lang w:bidi="hi-IN"/>
+                <w14:ligatures w14:val="none"/>
+              </w:rPr>
+              <w:t>TOC JSON</w:t>
+            </w:r>
+          </w:p>
+        </w:tc>
+        <w:tc>
+          <w:tcPr>
+            <w:tcW w:w="0" w:type="auto"/>
+            <w:vAlign w:val="center"/>
+            <w:hideMark/>
+          </w:tcPr>
+          <w:p>
+            <w:pPr>
+              <w:spacing w:after="0" w:line="240" w:lineRule="auto"/>
+              <w:rPr>
+                <w:rFonts w:ascii="Times New Roman" w:eastAsia="Times New Roman" w:hAnsi="Times New Roman" w:cs="Times New Roman"/>
+                <w:kern w:val="0"/>
+                <w:lang w:bidi="hi-IN"/>
+                <w14:ligatures w14:val="none"/>
+              </w:rPr>
+            </w:pPr>
+            <w:r>
+              <w:rPr>
+                <w:rFonts w:ascii="Times New Roman" w:eastAsia="Times New Roman" w:hAnsi="Times New Roman" w:cs="Times New Roman"/>
+                <w:kern w:val="0"/>
+                <w:lang w:bidi="hi-IN"/>
+                <w14:ligatures w14:val="none"/>
+              </w:rPr>
+              <w:t>TOC Navigation</w:t>
+            </w:r>
+          </w:p>
+        </w:tc>
+        <w:tc>
+          <w:tcPr>
+            <w:tcW w:w="0" w:type="auto"/>
+            <w:vAlign w:val="center"/>
+            <w:hideMark/>
+          </w:tcPr>
+          <w:p>
+            <w:pPr>
+              <w:spacing w:after="0" w:line="240" w:lineRule="auto"/>
+              <w:rPr>
+                <w:rFonts w:ascii="Times New Roman" w:eastAsia="Times New Roman" w:hAnsi="Times New Roman" w:cs="Times New Roman"/>
+                <w:kern w:val="0"/>
+                <w:lang w:bidi="hi-IN"/>
+                <w14:ligatures w14:val="none"/>
+              </w:rPr>
+            </w:pPr>
+            <w:r>
+              <w:rPr>
+                <w:rFonts w:ascii="Times New Roman" w:eastAsia="Times New Roman" w:hAnsi="Times New Roman" w:cs="Times New Roman"/>
+                <w:kern w:val="0"/>
+                <w:lang w:bidi="hi-IN"/>
+                <w14:ligatures w14:val="none"/>
+              </w:rPr>
+              <w:t>Build manual hierarchy</w:t>
+            </w:r>
+          </w:p>
+        </w:tc>
+        <w:tc>
+          <w:tcPr>
+            <w:tcW w:w="0" w:type="auto"/>
+            <w:vAlign w:val="center"/>
+            <w:hideMark/>
+          </w:tcPr>
+          <w:p>
+            <w:pPr>
+              <w:spacing w:after="0" w:line="240" w:lineRule="auto"/>
+              <w:rPr>
+                <w:rFonts w:ascii="Times New Roman" w:eastAsia="Times New Roman" w:hAnsi="Times New Roman" w:cs="Times New Roman"/>
+                <w:kern w:val="0"/>
+                <w:lang w:bidi="hi-IN"/>
+                <w14:ligatures w14:val="none"/>
+              </w:rPr>
+            </w:pPr>
+            <w:r>
+              <w:rPr>
+                <w:rFonts w:ascii="Times New Roman" w:eastAsia="Times New Roman" w:hAnsi="Times New Roman" w:cs="Times New Roman"/>
+                <w:kern w:val="0"/>
+                <w:lang w:bidi="hi-IN"/>
+                <w14:ligatures w14:val="none"/>
+              </w:rPr>
+              <w:t>Used to show Chapters → Sections → Tasks in the TOC tree</w:t>
+            </w:r>
+          </w:p>
+        </w:tc>
+      </w:tr>
+      <w:tr>
+        <w:trPr>
+          <w:tblCellSpacing w:w="15" w:type="dxa"/>
+        </w:trPr>
+        <w:tc>
+          <w:tcPr>
+            <w:tcW w:w="0" w:type="auto"/>
+            <w:vAlign w:val="center"/>
+            <w:hideMark/>
+          </w:tcPr>
+          <w:p>
+            <w:pPr>
+              <w:spacing w:after="0" w:line="240" w:lineRule="auto"/>
+              <w:rPr>
+                <w:rFonts w:ascii="Times New Roman" w:eastAsia="Times New Roman" w:hAnsi="Times New Roman" w:cs="Times New Roman"/>
+                <w:kern w:val="0"/>
+                <w:lang w:bidi="hi-IN"/>
+                <w14:ligatures w14:val="none"/>
+              </w:rPr>
+            </w:pPr>
+            <w:r>
+              <w:rPr>
+                <w:rFonts w:ascii="Times New Roman" w:eastAsia="Times New Roman" w:hAnsi="Times New Roman" w:cs="Times New Roman"/>
+                <w:kern w:val="0"/>
+                <w:lang w:bidi="hi-IN"/>
+                <w14:ligatures w14:val="none"/>
+              </w:rPr>
+              <w:t>3</w:t>
+            </w:r>
+          </w:p>
+        </w:tc>
+        <w:tc>
+          <w:tcPr>
+            <w:tcW w:w="0" w:type="auto"/>
+            <w:vAlign w:val="center"/>
+            <w:hideMark/>
+          </w:tcPr>
+          <w:p>
+            <w:pPr>
+              <w:spacing w:after="0" w:line="240" w:lineRule="auto"/>
+              <w:rPr>
+                <w:rFonts w:ascii="Times New Roman" w:eastAsia="Times New Roman" w:hAnsi="Times New Roman" w:cs="Times New Roman"/>
+                <w:kern w:val="0"/>
+                <w:lang w:bidi="hi-IN"/>
+                <w14:ligatures w14:val="none"/>
+              </w:rPr>
+            </w:pPr>
+            <w:r>
+              <w:rPr>
+                <w:rFonts w:ascii="Times New Roman" w:eastAsia="Times New Roman" w:hAnsi="Times New Roman" w:cs="Times New Roman"/>
+                <w:kern w:val="0"/>
+                <w:lang w:bidi="hi-IN"/>
+                <w14:ligatures w14:val="none"/>
+              </w:rPr>
+              <w:t>HTML Content Files</w:t>
+            </w:r>
+          </w:p>
+        </w:tc>
+        <w:tc>
+          <w:tcPr>
+            <w:tcW w:w="0" w:type="auto"/>
+            <w:vAlign w:val="center"/>
+            <w:hideMark/>
+          </w:tcPr>
+          <w:p>
+            <w:pPr>
+              <w:spacing w:after="0" w:line="240" w:lineRule="auto"/>
+              <w:rPr>
+                <w:rFonts w:ascii="Times New Roman" w:eastAsia="Times New Roman" w:hAnsi="Times New Roman" w:cs="Times New Roman"/>
+                <w:kern w:val="0"/>
+                <w:lang w:bidi="hi-IN"/>
+                <w14:ligatures w14:val="none"/>
+              </w:rPr>
+            </w:pPr>
+            <w:r>
+              <w:rPr>
+                <w:rFonts w:ascii="Times New Roman" w:eastAsia="Times New Roman" w:hAnsi="Times New Roman" w:cs="Times New Roman"/>
+                <w:kern w:val="0"/>
+                <w:lang w:bidi="hi-IN"/>
+                <w14:ligatures w14:val="none"/>
+              </w:rPr>
+              <w:t>Manual Viewer</w:t>
+            </w:r>
+          </w:p>
+        </w:tc>
+        <w:tc>
+          <w:tcPr>
+            <w:tcW w:w="0" w:type="auto"/>
+            <w:vAlign w:val="center"/>
+            <w:hideMark/>
+          </w:tcPr>
+          <w:p>
+            <w:pPr>
+              <w:spacing w:after="0" w:line="240" w:lineRule="auto"/>
+              <w:rPr>
+                <w:rFonts w:ascii="Times New Roman" w:eastAsia="Times New Roman" w:hAnsi="Times New Roman" w:cs="Times New Roman"/>
+                <w:kern w:val="0"/>
+                <w:lang w:bidi="hi-IN"/>
+                <w14:ligatures w14:val="none"/>
+              </w:rPr>
+            </w:pPr>
+            <w:r>
+              <w:rPr>
+                <w:rFonts w:ascii="Times New Roman" w:eastAsia="Times New Roman" w:hAnsi="Times New Roman" w:cs="Times New Roman"/>
+                <w:kern w:val="0"/>
+                <w:lang w:bidi="hi-IN"/>
+                <w14:ligatures w14:val="none"/>
+              </w:rPr>
+              <w:t>Display manual content</w:t>
+            </w:r>
+          </w:p>
+        </w:tc>
+        <w:tc>
+          <w:tcPr>
+            <w:tcW w:w="0" w:type="auto"/>
+            <w:vAlign w:val="center"/>
+            <w:hideMark/>
+          </w:tcPr>
+          <w:p>
+            <w:pPr>
+              <w:spacing w:after="0" w:line="240" w:lineRule="auto"/>
+              <w:rPr>
+                <w:rFonts w:ascii="Times New Roman" w:eastAsia="Times New Roman" w:hAnsi="Times New Roman" w:cs="Times New Roman"/>
+                <w:kern w:val="0"/>
+                <w:lang w:bidi="hi-IN"/>
+                <w14:ligatures w14:val="none"/>
+              </w:rPr>
+            </w:pPr>
+            <w:r>
+              <w:rPr>
+                <w:rFonts w:ascii="Times New Roman" w:eastAsia="Times New Roman" w:hAnsi="Times New Roman" w:cs="Times New Roman"/>
+                <w:kern w:val="0"/>
+                <w:lang w:bidi="hi-IN"/>
+                <w14:ligatures w14:val="none"/>
+              </w:rPr>
+              <w:t>App renders HTML pages for AMM, TSM, IPC, SRM etc.</w:t>
+            </w:r>
+          </w:p>
+        </w:tc>
+      </w:tr>
+      <w:tr>
+        <w:trPr>
+          <w:tblCellSpacing w:w="15" w:type="dxa"/>
+        </w:trPr>
+        <w:tc>
+          <w:tcPr>
+            <w:tcW w:w="0" w:type="auto"/>
+            <w:vAlign w:val="center"/>
+            <w:hideMark/>
+          </w:tcPr>
+          <w:p>
+            <w:pPr>
+              <w:spacing w:after="0" w:line="240" w:lineRule="auto"/>
+              <w:rPr>
+                <w:rFonts w:ascii="Times New Roman" w:eastAsia="Times New Roman" w:hAnsi="Times New Roman" w:cs="Times New Roman"/>
+                <w:kern w:val="0"/>
+                <w:lang w:bidi="hi-IN"/>
+                <w14:ligatures w14:val="none"/>
+              </w:rPr>
+            </w:pPr>
+            <w:r>
+              <w:rPr>
+                <w:rFonts w:ascii="Times New Roman" w:eastAsia="Times New Roman" w:hAnsi="Times New Roman" w:cs="Times New Roman"/>
+                <w:kern w:val="0"/>
+                <w:lang w:bidi="hi-IN"/>
+                <w14:ligatures w14:val="none"/>
+              </w:rPr>
+              <w:t>4</w:t>
+            </w:r>
+          </w:p>
+        </w:tc>
+        <w:tc>
+          <w:tcPr>
+            <w:tcW w:w="0" w:type="auto"/>
+            <w:vAlign w:val="center"/>
+            <w:hideMark/>
+          </w:tcPr>
+          <w:p>
+            <w:pPr>
+              <w:spacing w:after="0" w:line="240" w:lineRule="auto"/>
+              <w:rPr>
+                <w:rFonts w:ascii="Times New Roman" w:eastAsia="Times New Roman" w:hAnsi="Times New Roman" w:cs="Times New Roman"/>
+                <w:kern w:val="0"/>
+                <w:lang w:bidi="hi-IN"/>
+                <w14:ligatures w14:val="none"/>
+              </w:rPr>
+            </w:pPr>
+            <w:r>
+              <w:rPr>
+                <w:rFonts w:ascii="Times New Roman" w:eastAsia="Times New Roman" w:hAnsi="Times New Roman" w:cs="Times New Roman"/>
+                <w:kern w:val="0"/>
+                <w:lang w:bidi="hi-IN"/>
+                <w14:ligatures w14:val="none"/>
+              </w:rPr>
+              <w:t>Aircraft Data</w:t>
+            </w:r>
+          </w:p>
+        </w:tc>
+        <w:tc>
+          <w:tcPr>
+            <w:tcW w:w="0" w:type="auto"/>
+            <w:vAlign w:val="center"/>
+            <w:hideMark/>
+          </w:tcPr>
+          <w:p>
+            <w:pPr>
+              <w:spacing w:after="0" w:line="240" w:lineRule="auto"/>
+              <w:rPr>
+                <w:rFonts w:ascii="Times New Roman" w:eastAsia="Times New Roman" w:hAnsi="Times New Roman" w:cs="Times New Roman"/>
+                <w:kern w:val="0"/>
+                <w:lang w:bidi="hi-IN"/>
+                <w14:ligatures w14:val="none"/>
+              </w:rPr>
+            </w:pPr>
+            <w:r>
+              <w:rPr>
+                <w:rFonts w:ascii="Times New Roman" w:eastAsia="Times New Roman" w:hAnsi="Times New Roman" w:cs="Times New Roman"/>
+                <w:kern w:val="0"/>
+                <w:lang w:bidi="hi-IN"/>
+                <w14:ligatures w14:val="none"/>
+              </w:rPr>
+              <w:t>Aircraft Selection</w:t>
+            </w:r>
+          </w:p>
+        </w:tc>
+        <w:tc>
+          <w:tcPr>
+            <w:tcW w:w="0" w:type="auto"/>
+            <w:vAlign w:val="center"/>
+            <w:hideMark/>
+          </w:tcPr>
+          <w:p>
+            <w:pPr>
+              <w:spacing w:after="0" w:line="240" w:lineRule="auto"/>
+              <w:rPr>
+                <w:rFonts w:ascii="Times New Roman" w:eastAsia="Times New Roman" w:hAnsi="Times New Roman" w:cs="Times New Roman"/>
+                <w:kern w:val="0"/>
+                <w:lang w:bidi="hi-IN"/>
+                <w14:ligatures w14:val="none"/>
+              </w:rPr>
+            </w:pPr>
+            <w:r>
+              <w:rPr>
+                <w:rFonts w:ascii="Times New Roman" w:eastAsia="Times New Roman" w:hAnsi="Times New Roman" w:cs="Times New Roman"/>
+                <w:kern w:val="0"/>
+                <w:lang w:bidi="hi-IN"/>
+                <w14:ligatures w14:val="none"/>
+              </w:rPr>
+              <w:t>Aircraft context management</w:t>
+            </w:r>
+          </w:p>
+        </w:tc>
+        <w:tc>
+          <w:tcPr>
+            <w:tcW w:w="0" w:type="auto"/>
+            <w:vAlign w:val="center"/>
+            <w:hideMark/>
+          </w:tcPr>
+          <w:p>
+            <w:pPr>
+              <w:spacing w:after="0" w:line="240" w:lineRule="auto"/>
+              <w:rPr>
+                <w:rFonts w:ascii="Times New Roman" w:eastAsia="Times New Roman" w:hAnsi="Times New Roman" w:cs="Times New Roman"/>
+                <w:kern w:val="0"/>
+                <w:lang w:bidi="hi-IN"/>
+                <w14:ligatures w14:val="none"/>
+              </w:rPr>
+            </w:pPr>
+            <w:r>
+              <w:rPr>
+                <w:rFonts w:ascii="Times New Roman" w:eastAsia="Times New Roman" w:hAnsi="Times New Roman" w:cs="Times New Roman"/>
+                <w:kern w:val="0"/>
+                <w:lang w:bidi="hi-IN"/>
+                <w14:ligatures w14:val="none"/>
+              </w:rPr>
+              <w:t>Used to show MSN, Tail Number, Aircraft Type and support aircraft selection</w:t>
+            </w:r>
+          </w:p>
+        </w:tc>
+      </w:tr>
+      <w:tr>
+        <w:trPr>
+          <w:tblCellSpacing w:w="15" w:type="dxa"/>
+        </w:trPr>
+        <w:tc>
+          <w:tcPr>
+            <w:tcW w:w="0" w:type="auto"/>
+            <w:vAlign w:val="center"/>
+            <w:hideMark/>
+          </w:tcPr>
+          <w:p>
+            <w:pPr>
+              <w:spacing w:after="0" w:line="240" w:lineRule="auto"/>
+              <w:rPr>
+                <w:rFonts w:ascii="Times New Roman" w:eastAsia="Times New Roman" w:hAnsi="Times New Roman" w:cs="Times New Roman"/>
+                <w:kern w:val="0"/>
+                <w:lang w:bidi="hi-IN"/>
+                <w14:ligatures w14:val="none"/>
+              </w:rPr>
+            </w:pPr>
+            <w:r>
+              <w:rPr>
+                <w:rFonts w:ascii="Times New Roman" w:eastAsia="Times New Roman" w:hAnsi="Times New Roman" w:cs="Times New Roman"/>
+                <w:kern w:val="0"/>
+                <w:lang w:bidi="hi-IN"/>
+                <w14:ligatures w14:val="none"/>
+              </w:rPr>
+              <w:t>5</w:t>
+            </w:r>
+          </w:p>
+        </w:tc>
+        <w:tc>
+          <w:tcPr>
+            <w:tcW w:w="0" w:type="auto"/>
+            <w:vAlign w:val="center"/>
+            <w:hideMark/>
+          </w:tcPr>
+          <w:p>
+            <w:pPr>
+              <w:spacing w:after="0" w:line="240" w:lineRule="auto"/>
+              <w:rPr>
+                <w:rFonts w:ascii="Times New Roman" w:eastAsia="Times New Roman" w:hAnsi="Times New Roman" w:cs="Times New Roman"/>
+                <w:kern w:val="0"/>
+                <w:lang w:bidi="hi-IN"/>
+                <w14:ligatures w14:val="none"/>
+              </w:rPr>
+            </w:pPr>
+            <w:r>
+              <w:rPr>
+                <w:rFonts w:ascii="Times New Roman" w:eastAsia="Times New Roman" w:hAnsi="Times New Roman" w:cs="Times New Roman"/>
+                <w:kern w:val="0"/>
+                <w:lang w:bidi="hi-IN"/>
+                <w14:ligatures w14:val="none"/>
+              </w:rPr>
+              <w:t>Applicability / Effectivity Data</w:t>
+            </w:r>
+          </w:p>
+        </w:tc>
+        <w:tc>
+          <w:tcPr>
+            <w:tcW w:w="0" w:type="auto"/>
+            <w:vAlign w:val="center"/>
+            <w:hideMark/>
+          </w:tcPr>
+          <w:p>
+            <w:pPr>
+              <w:spacing w:after="0" w:line="240" w:lineRule="auto"/>
+              <w:rPr>
+                <w:rFonts w:ascii="Times New Roman" w:eastAsia="Times New Roman" w:hAnsi="Times New Roman" w:cs="Times New Roman"/>
+                <w:kern w:val="0"/>
+                <w:lang w:bidi="hi-IN"/>
+                <w14:ligatures w14:val="none"/>
+              </w:rPr>
+            </w:pPr>
+            <w:r>
+              <w:rPr>
+                <w:rFonts w:ascii="Times New Roman" w:eastAsia="Times New Roman" w:hAnsi="Times New Roman" w:cs="Times New Roman"/>
+                <w:kern w:val="0"/>
+                <w:lang w:bidi="hi-IN"/>
+                <w14:ligatures w14:val="none"/>
+              </w:rPr>
+              <w:t>Hatched Data</w:t>
+            </w:r>
+          </w:p>
+        </w:tc>
+        <w:tc>
+          <w:tcPr>
+            <w:tcW w:w="0" w:type="auto"/>
+            <w:vAlign w:val="center"/>
+            <w:hideMark/>
+          </w:tcPr>
+          <w:p>
+            <w:pPr>
+              <w:spacing w:after="0" w:line="240" w:lineRule="auto"/>
+              <w:rPr>
+                <w:rFonts w:ascii="Times New Roman" w:eastAsia="Times New Roman" w:hAnsi="Times New Roman" w:cs="Times New Roman"/>
+                <w:kern w:val="0"/>
+                <w:lang w:bidi="hi-IN"/>
+                <w14:ligatures w14:val="none"/>
+              </w:rPr>
+            </w:pPr>
+            <w:r>
+              <w:rPr>
+                <w:rFonts w:ascii="Times New Roman" w:eastAsia="Times New Roman" w:hAnsi="Times New Roman" w:cs="Times New Roman"/>
+                <w:kern w:val="0"/>
+                <w:lang w:bidi="hi-IN"/>
+                <w14:ligatures w14:val="none"/>
+              </w:rPr>
+              <w:t>Aircraft-specific content filtering</w:t>
+            </w:r>
+          </w:p>
+        </w:tc>
+        <w:tc>
+          <w:tcPr>
+            <w:tcW w:w="0" w:type="auto"/>
+            <w:vAlign w:val="center"/>
+            <w:hideMark/>
+          </w:tcPr>
+          <w:p>
+            <w:pPr>
+              <w:spacing w:after="0" w:line="240" w:lineRule="auto"/>
+              <w:rPr>
+                <w:rFonts w:ascii="Times New Roman" w:eastAsia="Times New Roman" w:hAnsi="Times New Roman" w:cs="Times New Roman"/>
+                <w:kern w:val="0"/>
+                <w:lang w:bidi="hi-IN"/>
+                <w14:ligatures w14:val="none"/>
+              </w:rPr>
+            </w:pPr>
+            <w:r>
+              <w:rPr>
+                <w:rFonts w:ascii="Times New Roman" w:eastAsia="Times New Roman" w:hAnsi="Times New Roman" w:cs="Times New Roman"/>
+                <w:kern w:val="0"/>
+                <w:lang w:bidi="hi-IN"/>
+                <w14:ligatures w14:val="none"/>
+              </w:rPr>
+              <w:t>Helps app decide which content is applicable for selected aircraft</w:t>
+            </w:r>
+          </w:p>
+        </w:tc>
+      </w:tr>
+      <w:tr>
+        <w:trPr>
+          <w:tblCellSpacing w:w="15" w:type="dxa"/>
+        </w:trPr>
+        <w:tc>
+          <w:tcPr>
+            <w:tcW w:w="0" w:type="auto"/>
+            <w:vAlign w:val="center"/>
+            <w:hideMark/>
+          </w:tcPr>
+          <w:p>
+            <w:pPr>
+              <w:spacing w:after="0" w:line="240" w:lineRule="auto"/>
+              <w:rPr>
+                <w:rFonts w:ascii="Times New Roman" w:eastAsia="Times New Roman" w:hAnsi="Times New Roman" w:cs="Times New Roman"/>
+                <w:kern w:val="0"/>
+                <w:lang w:bidi="hi-IN"/>
+                <w14:ligatures w14:val="none"/>
+              </w:rPr>
+            </w:pPr>
+            <w:r>
+              <w:rPr>
+                <w:rFonts w:ascii="Times New Roman" w:eastAsia="Times New Roman" w:hAnsi="Times New Roman" w:cs="Times New Roman"/>
+                <w:kern w:val="0"/>
+                <w:lang w:bidi="hi-IN"/>
+                <w14:ligatures w14:val="none"/>
+              </w:rPr>
+              <w:t>6</w:t>
+            </w:r>
+          </w:p>
+        </w:tc>
+        <w:tc>
+          <w:tcPr>
+            <w:tcW w:w="0" w:type="auto"/>
+            <w:vAlign w:val="center"/>
+            <w:hideMark/>
+          </w:tcPr>
+          <w:p>
+            <w:pPr>
+              <w:spacing w:after="0" w:line="240" w:lineRule="auto"/>
+              <w:rPr>
+                <w:rFonts w:ascii="Times New Roman" w:eastAsia="Times New Roman" w:hAnsi="Times New Roman" w:cs="Times New Roman"/>
+                <w:kern w:val="0"/>
+                <w:lang w:bidi="hi-IN"/>
+                <w14:ligatures w14:val="none"/>
+              </w:rPr>
+            </w:pPr>
+            <w:r>
+              <w:rPr>
+                <w:rFonts w:ascii="Times New Roman" w:eastAsia="Times New Roman" w:hAnsi="Times New Roman" w:cs="Times New Roman"/>
+                <w:kern w:val="0"/>
+                <w:lang w:bidi="hi-IN"/>
+                <w14:ligatures w14:val="none"/>
+              </w:rPr>
+              <w:t>TSM Troubleshooting Dataset</w:t>
+            </w:r>
+          </w:p>
+        </w:tc>
+        <w:tc>
+          <w:tcPr>
+            <w:tcW w:w="0" w:type="auto"/>
+            <w:vAlign w:val="center"/>
+            <w:hideMark/>
+          </w:tcPr>
+          <w:p>
+            <w:pPr>
+              <w:spacing w:after="0" w:line="240" w:lineRule="auto"/>
+              <w:rPr>
+                <w:rFonts w:ascii="Times New Roman" w:eastAsia="Times New Roman" w:hAnsi="Times New Roman" w:cs="Times New Roman"/>
+                <w:kern w:val="0"/>
+                <w:lang w:bidi="hi-IN"/>
+                <w14:ligatures w14:val="none"/>
+              </w:rPr>
+            </w:pPr>
+            <w:r>
+              <w:rPr>
+                <w:rFonts w:ascii="Times New Roman" w:eastAsia="Times New Roman" w:hAnsi="Times New Roman" w:cs="Times New Roman"/>
+                <w:kern w:val="0"/>
+                <w:lang w:bidi="hi-IN"/>
+                <w14:ligatures w14:val="none"/>
+              </w:rPr>
+              <w:t>TSM Search</w:t>
+            </w:r>
+          </w:p>
+        </w:tc>
+        <w:tc>
+          <w:tcPr>
+            <w:tcW w:w="0" w:type="auto"/>
+            <w:vAlign w:val="center"/>
+            <w:hideMark/>
+          </w:tcPr>
+          <w:p>
+            <w:pPr>
+              <w:spacing w:after="0" w:line="240" w:lineRule="auto"/>
+              <w:rPr>
+                <w:rFonts w:ascii="Times New Roman" w:eastAsia="Times New Roman" w:hAnsi="Times New Roman" w:cs="Times New Roman"/>
+                <w:kern w:val="0"/>
+                <w:lang w:bidi="hi-IN"/>
+                <w14:ligatures w14:val="none"/>
+              </w:rPr>
+            </w:pPr>
+            <w:r>
+              <w:rPr>
+                <w:rFonts w:ascii="Times New Roman" w:eastAsia="Times New Roman" w:hAnsi="Times New Roman" w:cs="Times New Roman"/>
+                <w:kern w:val="0"/>
+                <w:lang w:bidi="hi-IN"/>
+                <w14:ligatures w14:val="none"/>
+              </w:rPr>
+              <w:t>Troubleshooting search source</w:t>
+            </w:r>
+          </w:p>
+        </w:tc>
+        <w:tc>
+          <w:tcPr>
+            <w:tcW w:w="0" w:type="auto"/>
+            <w:vAlign w:val="center"/>
+            <w:hideMark/>
+          </w:tcPr>
+          <w:p>
+            <w:pPr>
+              <w:spacing w:after="0" w:line="240" w:lineRule="auto"/>
+              <w:rPr>
+                <w:rFonts w:ascii="Times New Roman" w:eastAsia="Times New Roman" w:hAnsi="Times New Roman" w:cs="Times New Roman"/>
+                <w:kern w:val="0"/>
+                <w:lang w:bidi="hi-IN"/>
+                <w14:ligatures w14:val="none"/>
+              </w:rPr>
+            </w:pPr>
+            <w:r>
+              <w:rPr>
+                <w:rFonts w:ascii="Times New Roman" w:eastAsia="Times New Roman" w:hAnsi="Times New Roman" w:cs="Times New Roman"/>
+                <w:kern w:val="0"/>
+                <w:lang w:bidi="hi-IN"/>
+                <w14:ligatures w14:val="none"/>
+              </w:rPr>
+              <w:t>Used to search using ATA, ECAM, Fault Code, Description etc.</w:t>
+            </w:r>
+          </w:p>
+        </w:tc>
+      </w:tr>
+      <w:tr>
+        <w:trPr>
+          <w:tblCellSpacing w:w="15" w:type="dxa"/>
+        </w:trPr>
+        <w:tc>
+          <w:tcPr>
+            <w:tcW w:w="0" w:type="auto"/>
+            <w:vAlign w:val="center"/>
+            <w:hideMark/>
+          </w:tcPr>
+          <w:p>
+            <w:pPr>
+              <w:spacing w:after="0" w:line="240" w:lineRule="auto"/>
+              <w:rPr>
+                <w:rFonts w:ascii="Times New Roman" w:eastAsia="Times New Roman" w:hAnsi="Times New Roman" w:cs="Times New Roman"/>
+                <w:kern w:val="0"/>
+                <w:lang w:bidi="hi-IN"/>
+                <w14:ligatures w14:val="none"/>
+              </w:rPr>
+            </w:pPr>
+            <w:r>
+              <w:rPr>
+                <w:rFonts w:ascii="Times New Roman" w:eastAsia="Times New Roman" w:hAnsi="Times New Roman" w:cs="Times New Roman"/>
+                <w:kern w:val="0"/>
+                <w:lang w:bidi="hi-IN"/>
+                <w14:ligatures w14:val="none"/>
+              </w:rPr>
+              <w:t>7</w:t>
+            </w:r>
+          </w:p>
+        </w:tc>
+        <w:tc>
+          <w:tcPr>
+            <w:tcW w:w="0" w:type="auto"/>
+            <w:vAlign w:val="center"/>
+            <w:hideMark/>
+          </w:tcPr>
+          <w:p>
+            <w:pPr>
+              <w:spacing w:after="0" w:line="240" w:lineRule="auto"/>
+              <w:rPr>
+                <w:rFonts w:ascii="Times New Roman" w:eastAsia="Times New Roman" w:hAnsi="Times New Roman" w:cs="Times New Roman"/>
+                <w:kern w:val="0"/>
+                <w:lang w:bidi="hi-IN"/>
+                <w14:ligatures w14:val="none"/>
+              </w:rPr>
+            </w:pPr>
+            <w:r>
+              <w:rPr>
+                <w:rFonts w:ascii="Times New Roman" w:eastAsia="Times New Roman" w:hAnsi="Times New Roman" w:cs="Times New Roman"/>
+                <w:kern w:val="0"/>
+                <w:lang w:bidi="hi-IN"/>
+                <w14:ligatures w14:val="none"/>
+              </w:rPr>
+              <w:t>Internal Link Metadata</w:t>
+            </w:r>
+          </w:p>
+        </w:tc>
+        <w:tc>
+          <w:tcPr>
+            <w:tcW w:w="0" w:type="auto"/>
+            <w:vAlign w:val="center"/>
+            <w:hideMark/>
+          </w:tcPr>
+          <w:p>
+            <w:pPr>
+              <w:spacing w:after="0" w:line="240" w:lineRule="auto"/>
+              <w:rPr>
+                <w:rFonts w:ascii="Times New Roman" w:eastAsia="Times New Roman" w:hAnsi="Times New Roman" w:cs="Times New Roman"/>
+                <w:kern w:val="0"/>
+                <w:lang w:bidi="hi-IN"/>
+                <w14:ligatures w14:val="none"/>
+              </w:rPr>
+            </w:pPr>
+            <w:r>
+              <w:rPr>
+                <w:rFonts w:ascii="Times New Roman" w:eastAsia="Times New Roman" w:hAnsi="Times New Roman" w:cs="Times New Roman"/>
+                <w:kern w:val="0"/>
+                <w:lang w:bidi="hi-IN"/>
+                <w14:ligatures w14:val="none"/>
+              </w:rPr>
+              <w:t>Navigation</w:t>
+            </w:r>
+          </w:p>
+        </w:tc>
+        <w:tc>
+          <w:tcPr>
+            <w:tcW w:w="0" w:type="auto"/>
+            <w:vAlign w:val="center"/>
+            <w:hideMark/>
+          </w:tcPr>
+          <w:p>
+            <w:pPr>
+              <w:spacing w:after="0" w:line="240" w:lineRule="auto"/>
+              <w:rPr>
+                <w:rFonts w:ascii="Times New Roman" w:eastAsia="Times New Roman" w:hAnsi="Times New Roman" w:cs="Times New Roman"/>
+                <w:kern w:val="0"/>
+                <w:lang w:bidi="hi-IN"/>
+                <w14:ligatures w14:val="none"/>
+              </w:rPr>
+            </w:pPr>
+            <w:r>
+              <w:rPr>
+                <w:rFonts w:ascii="Times New Roman" w:eastAsia="Times New Roman" w:hAnsi="Times New Roman" w:cs="Times New Roman"/>
+                <w:kern w:val="0"/>
+                <w:lang w:bidi="hi-IN"/>
+                <w14:ligatures w14:val="none"/>
+              </w:rPr>
+              <w:t>Cross manual navigation</w:t>
+            </w:r>
+          </w:p>
+        </w:tc>
+        <w:tc>
+          <w:tcPr>
+            <w:tcW w:w="0" w:type="auto"/>
+            <w:vAlign w:val="center"/>
+            <w:hideMark/>
+          </w:tcPr>
+          <w:p>
+            <w:pPr>
+              <w:spacing w:after="0" w:line="240" w:lineRule="auto"/>
+              <w:rPr>
+                <w:rFonts w:ascii="Times New Roman" w:eastAsia="Times New Roman" w:hAnsi="Times New Roman" w:cs="Times New Roman"/>
+                <w:kern w:val="0"/>
+                <w:lang w:bidi="hi-IN"/>
+                <w14:ligatures w14:val="none"/>
+              </w:rPr>
+            </w:pPr>
+            <w:r>
+              <w:rPr>
+                <w:rFonts w:ascii="Times New Roman" w:eastAsia="Times New Roman" w:hAnsi="Times New Roman" w:cs="Times New Roman"/>
+                <w:kern w:val="0"/>
+                <w:lang w:bidi="hi-IN"/>
+                <w14:ligatures w14:val="none"/>
+              </w:rPr>
+              <w:t>Enables TSM → AMM, IPC → AMM and other internal links</w:t>
+            </w:r>
+          </w:p>
+        </w:tc>
+      </w:tr>
+      <w:tr>
+        <w:trPr>
+          <w:tblCellSpacing w:w="15" w:type="dxa"/>
+        </w:trPr>
+        <w:tc>
+          <w:tcPr>
+            <w:tcW w:w="0" w:type="auto"/>
+            <w:vAlign w:val="center"/>
+            <w:hideMark/>
+          </w:tcPr>
+          <w:p>
+            <w:pPr>
+              <w:spacing w:after="0" w:line="240" w:lineRule="auto"/>
+              <w:rPr>
+                <w:rFonts w:ascii="Times New Roman" w:eastAsia="Times New Roman" w:hAnsi="Times New Roman" w:cs="Times New Roman"/>
+                <w:kern w:val="0"/>
+                <w:lang w:bidi="hi-IN"/>
+                <w14:ligatures w14:val="none"/>
+              </w:rPr>
+            </w:pPr>
+            <w:r>
+              <w:rPr>
+                <w:rFonts w:ascii="Times New Roman" w:eastAsia="Times New Roman" w:hAnsi="Times New Roman" w:cs="Times New Roman"/>
+                <w:kern w:val="0"/>
+                <w:lang w:bidi="hi-IN"/>
+                <w14:ligatures w14:val="none"/>
+              </w:rPr>
+              <w:t>8</w:t>
+            </w:r>
+          </w:p>
+        </w:tc>
+        <w:tc>
+          <w:tcPr>
+            <w:tcW w:w="0" w:type="auto"/>
+            <w:vAlign w:val="center"/>
+            <w:hideMark/>
+          </w:tcPr>
+          <w:p>
+            <w:pPr>
+              <w:spacing w:after="0" w:line="240" w:lineRule="auto"/>
+              <w:rPr>
+                <w:rFonts w:ascii="Times New Roman" w:eastAsia="Times New Roman" w:hAnsi="Times New Roman" w:cs="Times New Roman"/>
+                <w:kern w:val="0"/>
+                <w:lang w:bidi="hi-IN"/>
+                <w14:ligatures w14:val="none"/>
+              </w:rPr>
+            </w:pPr>
+            <w:r>
+              <w:rPr>
+                <w:rFonts w:ascii="Times New Roman" w:eastAsia="Times New Roman" w:hAnsi="Times New Roman" w:cs="Times New Roman"/>
+                <w:kern w:val="0"/>
+                <w:lang w:bidi="hi-IN"/>
+                <w14:ligatures w14:val="none"/>
+              </w:rPr>
+              <w:t>Illustration Mapping</w:t>
+            </w:r>
+          </w:p>
+        </w:tc>
+        <w:tc>
+          <w:tcPr>
+            <w:tcW w:w="0" w:type="auto"/>
+            <w:vAlign w:val="center"/>
+            <w:hideMark/>
+          </w:tcPr>
+          <w:p>
+            <w:pPr>
+              <w:spacing w:after="0" w:line="240" w:lineRule="auto"/>
+              <w:rPr>
+                <w:rFonts w:ascii="Times New Roman" w:eastAsia="Times New Roman" w:hAnsi="Times New Roman" w:cs="Times New Roman"/>
+                <w:kern w:val="0"/>
+                <w:lang w:bidi="hi-IN"/>
+                <w14:ligatures w14:val="none"/>
+              </w:rPr>
+            </w:pPr>
+            <w:r>
+              <w:rPr>
+                <w:rFonts w:ascii="Times New Roman" w:eastAsia="Times New Roman" w:hAnsi="Times New Roman" w:cs="Times New Roman"/>
+                <w:kern w:val="0"/>
+                <w:lang w:bidi="hi-IN"/>
+                <w14:ligatures w14:val="none"/>
+              </w:rPr>
+              <w:t>Illustration Viewer</w:t>
+            </w:r>
+          </w:p>
+        </w:tc>
+        <w:tc>
+          <w:tcPr>
+            <w:tcW w:w="0" w:type="auto"/>
+            <w:vAlign w:val="center"/>
+            <w:hideMark/>
+          </w:tcPr>
+          <w:p>
+            <w:pPr>
+              <w:spacing w:after="0" w:line="240" w:lineRule="auto"/>
+              <w:rPr>
+                <w:rFonts w:ascii="Times New Roman" w:eastAsia="Times New Roman" w:hAnsi="Times New Roman" w:cs="Times New Roman"/>
+                <w:kern w:val="0"/>
+                <w:lang w:bidi="hi-IN"/>
+                <w14:ligatures w14:val="none"/>
+              </w:rPr>
+            </w:pPr>
+            <w:r>
+              <w:rPr>
+                <w:rFonts w:ascii="Times New Roman" w:eastAsia="Times New Roman" w:hAnsi="Times New Roman" w:cs="Times New Roman"/>
+                <w:kern w:val="0"/>
+                <w:lang w:bidi="hi-IN"/>
+                <w14:ligatures w14:val="none"/>
+              </w:rPr>
+              <w:t>Link task to illustration</w:t>
+            </w:r>
+          </w:p>
+        </w:tc>
+        <w:tc>
+          <w:tcPr>
+            <w:tcW w:w="0" w:type="auto"/>
+            <w:vAlign w:val="center"/>
+            <w:hideMark/>
+          </w:tcPr>
+          <w:p>
+            <w:pPr>
+              <w:spacing w:after="0" w:line="240" w:lineRule="auto"/>
+              <w:rPr>
+                <w:rFonts w:ascii="Times New Roman" w:eastAsia="Times New Roman" w:hAnsi="Times New Roman" w:cs="Times New Roman"/>
+                <w:kern w:val="0"/>
+                <w:lang w:bidi="hi-IN"/>
+                <w14:ligatures w14:val="none"/>
+              </w:rPr>
+            </w:pPr>
+            <w:r>
+              <w:rPr>
+                <w:rFonts w:ascii="Times New Roman" w:eastAsia="Times New Roman" w:hAnsi="Times New Roman" w:cs="Times New Roman"/>
+                <w:kern w:val="0"/>
+                <w:lang w:bidi="hi-IN"/>
+                <w14:ligatures w14:val="none"/>
+              </w:rPr>
+              <w:t>Helps app identify which illustration belongs to which task</w:t>
+            </w:r>
+          </w:p>
+        </w:tc>
+      </w:tr>
+      <w:tr>
+        <w:trPr>
+          <w:tblCellSpacing w:w="15" w:type="dxa"/>
+        </w:trPr>
+        <w:tc>
+          <w:tcPr>
+            <w:tcW w:w="0" w:type="auto"/>
+            <w:vAlign w:val="center"/>
+            <w:hideMark/>
+          </w:tcPr>
+          <w:p>
+            <w:pPr>
+              <w:spacing w:after="0" w:line="240" w:lineRule="auto"/>
+              <w:rPr>
+                <w:rFonts w:ascii="Times New Roman" w:eastAsia="Times New Roman" w:hAnsi="Times New Roman" w:cs="Times New Roman"/>
+                <w:kern w:val="0"/>
+                <w:lang w:bidi="hi-IN"/>
+                <w14:ligatures w14:val="none"/>
+              </w:rPr>
+            </w:pPr>
+            <w:r>
+              <w:rPr>
+                <w:rFonts w:ascii="Times New Roman" w:eastAsia="Times New Roman" w:hAnsi="Times New Roman" w:cs="Times New Roman"/>
+                <w:kern w:val="0"/>
+                <w:lang w:bidi="hi-IN"/>
+                <w14:ligatures w14:val="none"/>
+              </w:rPr>
+              <w:t>9</w:t>
+            </w:r>
+          </w:p>
+        </w:tc>
+        <w:tc>
+          <w:tcPr>
+            <w:tcW w:w="0" w:type="auto"/>
+            <w:vAlign w:val="center"/>
+            <w:hideMark/>
+          </w:tcPr>
+          <w:p>
+            <w:pPr>
+              <w:spacing w:after="0" w:line="240" w:lineRule="auto"/>
+              <w:rPr>
+                <w:rFonts w:ascii="Times New Roman" w:eastAsia="Times New Roman" w:hAnsi="Times New Roman" w:cs="Times New Roman"/>
+                <w:kern w:val="0"/>
+                <w:lang w:bidi="hi-IN"/>
+                <w14:ligatures w14:val="none"/>
+              </w:rPr>
+            </w:pPr>
+            <w:r>
+              <w:rPr>
+                <w:rFonts w:ascii="Times New Roman" w:eastAsia="Times New Roman" w:hAnsi="Times New Roman" w:cs="Times New Roman"/>
+                <w:kern w:val="0"/>
+                <w:lang w:bidi="hi-IN"/>
+                <w14:ligatures w14:val="none"/>
+              </w:rPr>
+              <w:t>SVG / CGM Files</w:t>
+            </w:r>
+          </w:p>
+        </w:tc>
+        <w:tc>
+          <w:tcPr>
+            <w:tcW w:w="0" w:type="auto"/>
+            <w:vAlign w:val="center"/>
+            <w:hideMark/>
+          </w:tcPr>
+          <w:p>
+            <w:pPr>
+              <w:spacing w:after="0" w:line="240" w:lineRule="auto"/>
+              <w:rPr>
+                <w:rFonts w:ascii="Times New Roman" w:eastAsia="Times New Roman" w:hAnsi="Times New Roman" w:cs="Times New Roman"/>
+                <w:kern w:val="0"/>
+                <w:lang w:bidi="hi-IN"/>
+                <w14:ligatures w14:val="none"/>
+              </w:rPr>
+            </w:pPr>
+            <w:r>
+              <w:rPr>
+                <w:rFonts w:ascii="Times New Roman" w:eastAsia="Times New Roman" w:hAnsi="Times New Roman" w:cs="Times New Roman"/>
+                <w:kern w:val="0"/>
+                <w:lang w:bidi="hi-IN"/>
+                <w14:ligatures w14:val="none"/>
+              </w:rPr>
+              <w:t>Illustration Viewer</w:t>
+            </w:r>
+          </w:p>
+        </w:tc>
+        <w:tc>
+          <w:tcPr>
+            <w:tcW w:w="0" w:type="auto"/>
+            <w:vAlign w:val="center"/>
+            <w:hideMark/>
+          </w:tcPr>
+          <w:p>
+            <w:pPr>
+              <w:spacing w:after="0" w:line="240" w:lineRule="auto"/>
+              <w:rPr>
+                <w:rFonts w:ascii="Times New Roman" w:eastAsia="Times New Roman" w:hAnsi="Times New Roman" w:cs="Times New Roman"/>
+                <w:kern w:val="0"/>
+                <w:lang w:bidi="hi-IN"/>
+                <w14:ligatures w14:val="none"/>
+              </w:rPr>
+            </w:pPr>
+            <w:r>
+              <w:rPr>
+                <w:rFonts w:ascii="Times New Roman" w:eastAsia="Times New Roman" w:hAnsi="Times New Roman" w:cs="Times New Roman"/>
+                <w:kern w:val="0"/>
+                <w:lang w:bidi="hi-IN"/>
+                <w14:ligatures w14:val="none"/>
+              </w:rPr>
+              <w:t>Technical diagram rendering</w:t>
+            </w:r>
+          </w:p>
+        </w:tc>
+        <w:tc>
+          <w:tcPr>
+            <w:tcW w:w="0" w:type="auto"/>
+            <w:vAlign w:val="center"/>
+            <w:hideMark/>
+          </w:tcPr>
+          <w:p>
+            <w:pPr>
+              <w:spacing w:after="0" w:line="240" w:lineRule="auto"/>
+              <w:rPr>
+                <w:rFonts w:ascii="Times New Roman" w:eastAsia="Times New Roman" w:hAnsi="Times New Roman" w:cs="Times New Roman"/>
+                <w:kern w:val="0"/>
+                <w:lang w:bidi="hi-IN"/>
+                <w14:ligatures w14:val="none"/>
+              </w:rPr>
+            </w:pPr>
+            <w:r>
+              <w:rPr>
+                <w:rFonts w:ascii="Times New Roman" w:eastAsia="Times New Roman" w:hAnsi="Times New Roman" w:cs="Times New Roman"/>
+                <w:kern w:val="0"/>
+                <w:lang w:bidi="hi-IN"/>
+                <w14:ligatures w14:val="none"/>
+              </w:rPr>
+              <w:t>App renders diagrams natively from supplied files</w:t>
+            </w:r>
+          </w:p>
+        </w:tc>
+      </w:tr>
+      <w:tr>
+        <w:trPr>
+          <w:tblCellSpacing w:w="15" w:type="dxa"/>
+        </w:trPr>
+        <w:tc>
+          <w:tcPr>
+            <w:tcW w:w="0" w:type="auto"/>
+            <w:vAlign w:val="center"/>
+            <w:hideMark/>
+          </w:tcPr>
+          <w:p>
+            <w:pPr>
+              <w:spacing w:after="0" w:line="240" w:lineRule="auto"/>
+              <w:rPr>
+                <w:rFonts w:ascii="Times New Roman" w:eastAsia="Times New Roman" w:hAnsi="Times New Roman" w:cs="Times New Roman"/>
+                <w:kern w:val="0"/>
+                <w:lang w:bidi="hi-IN"/>
+                <w14:ligatures w14:val="none"/>
+              </w:rPr>
+            </w:pPr>
+            <w:r>
+              <w:rPr>
+                <w:rFonts w:ascii="Times New Roman" w:eastAsia="Times New Roman" w:hAnsi="Times New Roman" w:cs="Times New Roman"/>
+                <w:kern w:val="0"/>
+                <w:lang w:bidi="hi-IN"/>
+                <w14:ligatures w14:val="none"/>
+              </w:rPr>
+              <w:t>10</w:t>
+            </w:r>
+          </w:p>
+        </w:tc>
+        <w:tc>
+          <w:tcPr>
+            <w:tcW w:w="0" w:type="auto"/>
+            <w:vAlign w:val="center"/>
+            <w:hideMark/>
+          </w:tcPr>
+          <w:p>
+            <w:pPr>
+              <w:spacing w:after="0" w:line="240" w:lineRule="auto"/>
+              <w:rPr>
+                <w:rFonts w:ascii="Times New Roman" w:eastAsia="Times New Roman" w:hAnsi="Times New Roman" w:cs="Times New Roman"/>
+                <w:kern w:val="0"/>
+                <w:lang w:bidi="hi-IN"/>
+                <w14:ligatures w14:val="none"/>
+              </w:rPr>
+            </w:pPr>
+            <w:r>
+              <w:rPr>
+                <w:rFonts w:ascii="Times New Roman" w:eastAsia="Times New Roman" w:hAnsi="Times New Roman" w:cs="Times New Roman"/>
+                <w:kern w:val="0"/>
+                <w:lang w:bidi="hi-IN"/>
+                <w14:ligatures w14:val="none"/>
+              </w:rPr>
+              <w:t>IPC Part ↔ Illustration Mapping</w:t>
+            </w:r>
+          </w:p>
+        </w:tc>
+        <w:tc>
+          <w:tcPr>
+            <w:tcW w:w="0" w:type="auto"/>
+            <w:vAlign w:val="center"/>
+            <w:hideMark/>
+          </w:tcPr>
+          <w:p>
+            <w:pPr>
+              <w:spacing w:after="0" w:line="240" w:lineRule="auto"/>
+              <w:rPr>
+                <w:rFonts w:ascii="Times New Roman" w:eastAsia="Times New Roman" w:hAnsi="Times New Roman" w:cs="Times New Roman"/>
+                <w:kern w:val="0"/>
+                <w:lang w:bidi="hi-IN"/>
+                <w14:ligatures w14:val="none"/>
+              </w:rPr>
+            </w:pPr>
+            <w:r>
+              <w:rPr>
+                <w:rFonts w:ascii="Times New Roman" w:eastAsia="Times New Roman" w:hAnsi="Times New Roman" w:cs="Times New Roman"/>
+                <w:kern w:val="0"/>
+                <w:lang w:bidi="hi-IN"/>
+                <w14:ligatures w14:val="none"/>
+              </w:rPr>
+              <w:t>IPC Viewer</w:t>
+            </w:r>
+          </w:p>
+        </w:tc>
+        <w:tc>
+          <w:tcPr>
+            <w:tcW w:w="0" w:type="auto"/>
+            <w:vAlign w:val="center"/>
+            <w:hideMark/>
+          </w:tcPr>
+          <w:p>
+            <w:pPr>
+              <w:spacing w:after="0" w:line="240" w:lineRule="auto"/>
+              <w:rPr>
+                <w:rFonts w:ascii="Times New Roman" w:eastAsia="Times New Roman" w:hAnsi="Times New Roman" w:cs="Times New Roman"/>
+                <w:kern w:val="0"/>
+                <w:lang w:bidi="hi-IN"/>
+                <w14:ligatures w14:val="none"/>
+              </w:rPr>
+            </w:pPr>
+            <w:r>
+              <w:rPr>
+                <w:rFonts w:ascii="Times New Roman" w:eastAsia="Times New Roman" w:hAnsi="Times New Roman" w:cs="Times New Roman"/>
+                <w:kern w:val="0"/>
+                <w:lang w:bidi="hi-IN"/>
+                <w14:ligatures w14:val="none"/>
+              </w:rPr>
+              <w:t>IPC hotspot functionality</w:t>
+            </w:r>
+          </w:p>
+        </w:tc>
+        <w:tc>
+          <w:tcPr>
+            <w:tcW w:w="0" w:type="auto"/>
+            <w:vAlign w:val="center"/>
+            <w:hideMark/>
+          </w:tcPr>
+          <w:p>
+            <w:pPr>
+              <w:spacing w:after="0" w:line="240" w:lineRule="auto"/>
+              <w:rPr>
+                <w:rFonts w:ascii="Times New Roman" w:eastAsia="Times New Roman" w:hAnsi="Times New Roman" w:cs="Times New Roman"/>
+                <w:kern w:val="0"/>
+                <w:lang w:bidi="hi-IN"/>
+                <w14:ligatures w14:val="none"/>
+              </w:rPr>
+            </w:pPr>
+            <w:r>
+              <w:rPr>
+                <w:rFonts w:ascii="Times New Roman" w:eastAsia="Times New Roman" w:hAnsi="Times New Roman" w:cs="Times New Roman"/>
+                <w:kern w:val="0"/>
+                <w:lang w:bidi="hi-IN"/>
+                <w14:ligatures w14:val="none"/>
+              </w:rPr>
+              <w:t>Used to highlight illustration when part is selected and vice versa</w:t>
+            </w:r>
+          </w:p>
+        </w:tc>
+      </w:tr>
+      <w:tr>
+        <w:trPr>
+          <w:tblCellSpacing w:w="15" w:type="dxa"/>
+        </w:trPr>
+        <w:tc>
+          <w:tcPr>
+            <w:tcW w:w="0" w:type="auto"/>
+            <w:vAlign w:val="center"/>
+            <w:hideMark/>
+          </w:tcPr>
+          <w:p>
+            <w:pPr>
+              <w:spacing w:after="0" w:line="240" w:lineRule="auto"/>
+              <w:rPr>
+                <w:rFonts w:ascii="Times New Roman" w:eastAsia="Times New Roman" w:hAnsi="Times New Roman" w:cs="Times New Roman"/>
+                <w:kern w:val="0"/>
+                <w:lang w:bidi="hi-IN"/>
+                <w14:ligatures w14:val="none"/>
+              </w:rPr>
+            </w:pPr>
+            <w:r>
+              <w:rPr>
+                <w:rFonts w:ascii="Times New Roman" w:eastAsia="Times New Roman" w:hAnsi="Times New Roman" w:cs="Times New Roman"/>
+                <w:kern w:val="0"/>
+                <w:lang w:bidi="hi-IN"/>
+                <w14:ligatures w14:val="none"/>
+              </w:rPr>
+              <w:t>11</w:t>
+            </w:r>
+          </w:p>
+        </w:tc>
+        <w:tc>
+          <w:tcPr>
+            <w:tcW w:w="0" w:type="auto"/>
+            <w:vAlign w:val="center"/>
+            <w:hideMark/>
+          </w:tcPr>
+          <w:p>
+            <w:pPr>
+              <w:spacing w:after="0" w:line="240" w:lineRule="auto"/>
+              <w:rPr>
+                <w:rFonts w:ascii="Times New Roman" w:eastAsia="Times New Roman" w:hAnsi="Times New Roman" w:cs="Times New Roman"/>
+                <w:kern w:val="0"/>
+                <w:lang w:bidi="hi-IN"/>
+                <w14:ligatures w14:val="none"/>
+              </w:rPr>
+            </w:pPr>
+            <w:r>
+              <w:rPr>
+                <w:rFonts w:ascii="Times New Roman" w:eastAsia="Times New Roman" w:hAnsi="Times New Roman" w:cs="Times New Roman"/>
+                <w:kern w:val="0"/>
+                <w:lang w:bidi="hi-IN"/>
+                <w14:ligatures w14:val="none"/>
+              </w:rPr>
+              <w:t>Attachment Metadata</w:t>
+            </w:r>
+          </w:p>
+        </w:tc>
+        <w:tc>
+          <w:tcPr>
+            <w:tcW w:w="0" w:type="auto"/>
+            <w:vAlign w:val="center"/>
+            <w:hideMark/>
+          </w:tcPr>
+          <w:p>
+            <w:pPr>
+              <w:spacing w:after="0" w:line="240" w:lineRule="auto"/>
+              <w:rPr>
+                <w:rFonts w:ascii="Times New Roman" w:eastAsia="Times New Roman" w:hAnsi="Times New Roman" w:cs="Times New Roman"/>
+                <w:kern w:val="0"/>
+                <w:lang w:bidi="hi-IN"/>
+                <w14:ligatures w14:val="none"/>
+              </w:rPr>
+            </w:pPr>
+            <w:r>
+              <w:rPr>
+                <w:rFonts w:ascii="Times New Roman" w:eastAsia="Times New Roman" w:hAnsi="Times New Roman" w:cs="Times New Roman"/>
+                <w:kern w:val="0"/>
+                <w:lang w:bidi="hi-IN"/>
+                <w14:ligatures w14:val="none"/>
+              </w:rPr>
+              <w:t>Attachment Viewer</w:t>
+            </w:r>
+          </w:p>
+        </w:tc>
+        <w:tc>
+          <w:tcPr>
+            <w:tcW w:w="0" w:type="auto"/>
+            <w:vAlign w:val="center"/>
+            <w:hideMark/>
+          </w:tcPr>
+          <w:p>
+            <w:pPr>
+              <w:spacing w:after="0" w:line="240" w:lineRule="auto"/>
+              <w:rPr>
+                <w:rFonts w:ascii="Times New Roman" w:eastAsia="Times New Roman" w:hAnsi="Times New Roman" w:cs="Times New Roman"/>
+                <w:kern w:val="0"/>
+                <w:lang w:bidi="hi-IN"/>
+                <w14:ligatures w14:val="none"/>
+              </w:rPr>
+            </w:pPr>
+            <w:r>
+              <w:rPr>
+                <w:rFonts w:ascii="Times New Roman" w:eastAsia="Times New Roman" w:hAnsi="Times New Roman" w:cs="Times New Roman"/>
+                <w:kern w:val="0"/>
+                <w:lang w:bidi="hi-IN"/>
+                <w14:ligatures w14:val="none"/>
+              </w:rPr>
+              <w:t>Attachment listing</w:t>
+            </w:r>
+          </w:p>
+        </w:tc>
+        <w:tc>
+          <w:tcPr>
+            <w:tcW w:w="0" w:type="auto"/>
+            <w:vAlign w:val="center"/>
+            <w:hideMark/>
+          </w:tcPr>
+          <w:p>
+            <w:pPr>
+              <w:spacing w:after="0" w:line="240" w:lineRule="auto"/>
+              <w:rPr>
+                <w:rFonts w:ascii="Times New Roman" w:eastAsia="Times New Roman" w:hAnsi="Times New Roman" w:cs="Times New Roman"/>
+                <w:kern w:val="0"/>
+                <w:lang w:bidi="hi-IN"/>
+                <w14:ligatures w14:val="none"/>
+              </w:rPr>
+            </w:pPr>
+            <w:r>
+              <w:rPr>
+                <w:rFonts w:ascii="Times New Roman" w:eastAsia="Times New Roman" w:hAnsi="Times New Roman" w:cs="Times New Roman"/>
+                <w:kern w:val="0"/>
+                <w:lang w:bidi="hi-IN"/>
+                <w14:ligatures w14:val="none"/>
+              </w:rPr>
+              <w:t>Shows TR, ADVC, A/L attachments for a task</w:t>
+            </w:r>
+          </w:p>
+        </w:tc>
+      </w:tr>
+      <w:tr>
+        <w:trPr>
+          <w:tblCellSpacing w:w="15" w:type="dxa"/>
+        </w:trPr>
+        <w:tc>
+          <w:tcPr>
+            <w:tcW w:w="0" w:type="auto"/>
+            <w:vAlign w:val="center"/>
+            <w:hideMark/>
+          </w:tcPr>
+          <w:p>
+            <w:pPr>
+              <w:spacing w:after="0" w:line="240" w:lineRule="auto"/>
+              <w:rPr>
+                <w:rFonts w:ascii="Times New Roman" w:eastAsia="Times New Roman" w:hAnsi="Times New Roman" w:cs="Times New Roman"/>
+                <w:kern w:val="0"/>
+                <w:lang w:bidi="hi-IN"/>
+                <w14:ligatures w14:val="none"/>
+              </w:rPr>
+            </w:pPr>
+            <w:r>
+              <w:rPr>
+                <w:rFonts w:ascii="Times New Roman" w:eastAsia="Times New Roman" w:hAnsi="Times New Roman" w:cs="Times New Roman"/>
+                <w:kern w:val="0"/>
+                <w:lang w:bidi="hi-IN"/>
+                <w14:ligatures w14:val="none"/>
+              </w:rPr>
+              <w:t>12</w:t>
+            </w:r>
+          </w:p>
+        </w:tc>
+        <w:tc>
+          <w:tcPr>
+            <w:tcW w:w="0" w:type="auto"/>
+            <w:vAlign w:val="center"/>
+            <w:hideMark/>
+          </w:tcPr>
+          <w:p>
+            <w:pPr>
+              <w:spacing w:after="0" w:line="240" w:lineRule="auto"/>
+              <w:rPr>
+                <w:rFonts w:ascii="Times New Roman" w:eastAsia="Times New Roman" w:hAnsi="Times New Roman" w:cs="Times New Roman"/>
+                <w:kern w:val="0"/>
+                <w:lang w:bidi="hi-IN"/>
+                <w14:ligatures w14:val="none"/>
+              </w:rPr>
+            </w:pPr>
+            <w:r>
+              <w:rPr>
+                <w:rFonts w:ascii="Times New Roman" w:eastAsia="Times New Roman" w:hAnsi="Times New Roman" w:cs="Times New Roman"/>
+                <w:kern w:val="0"/>
+                <w:lang w:bidi="hi-IN"/>
+                <w14:ligatures w14:val="none"/>
+              </w:rPr>
+              <w:t>Attachment Files (PDF etc.)</w:t>
+            </w:r>
+          </w:p>
+        </w:tc>
+        <w:tc>
+          <w:tcPr>
+            <w:tcW w:w="0" w:type="auto"/>
+            <w:vAlign w:val="center"/>
+            <w:hideMark/>
+          </w:tcPr>
+          <w:p>
+            <w:pPr>
+              <w:spacing w:after="0" w:line="240" w:lineRule="auto"/>
+              <w:rPr>
+                <w:rFonts w:ascii="Times New Roman" w:eastAsia="Times New Roman" w:hAnsi="Times New Roman" w:cs="Times New Roman"/>
+                <w:kern w:val="0"/>
+                <w:lang w:bidi="hi-IN"/>
+                <w14:ligatures w14:val="none"/>
+              </w:rPr>
+            </w:pPr>
+            <w:r>
+              <w:rPr>
+                <w:rFonts w:ascii="Times New Roman" w:eastAsia="Times New Roman" w:hAnsi="Times New Roman" w:cs="Times New Roman"/>
+                <w:kern w:val="0"/>
+                <w:lang w:bidi="hi-IN"/>
+                <w14:ligatures w14:val="none"/>
+              </w:rPr>
+              <w:t>Attachment Viewer</w:t>
+            </w:r>
+          </w:p>
+        </w:tc>
+        <w:tc>
+          <w:tcPr>
+            <w:tcW w:w="0" w:type="auto"/>
+            <w:vAlign w:val="center"/>
+            <w:hideMark/>
+          </w:tcPr>
+          <w:p>
+            <w:pPr>
+              <w:spacing w:after="0" w:line="240" w:lineRule="auto"/>
+              <w:rPr>
+                <w:rFonts w:ascii="Times New Roman" w:eastAsia="Times New Roman" w:hAnsi="Times New Roman" w:cs="Times New Roman"/>
+                <w:kern w:val="0"/>
+                <w:lang w:bidi="hi-IN"/>
+                <w14:ligatures w14:val="none"/>
+              </w:rPr>
+            </w:pPr>
+            <w:r>
+              <w:rPr>
+                <w:rFonts w:ascii="Times New Roman" w:eastAsia="Times New Roman" w:hAnsi="Times New Roman" w:cs="Times New Roman"/>
+                <w:kern w:val="0"/>
+                <w:lang w:bidi="hi-IN"/>
+                <w14:ligatures w14:val="none"/>
+              </w:rPr>
+              <w:t>Open attachment content</w:t>
+            </w:r>
+          </w:p>
+        </w:tc>
+        <w:tc>
+          <w:tcPr>
+            <w:tcW w:w="0" w:type="auto"/>
+            <w:vAlign w:val="center"/>
+            <w:hideMark/>
+          </w:tcPr>
+          <w:p>
+            <w:pPr>
+              <w:spacing w:after="0" w:line="240" w:lineRule="auto"/>
+              <w:rPr>
+                <w:rFonts w:ascii="Times New Roman" w:eastAsia="Times New Roman" w:hAnsi="Times New Roman" w:cs="Times New Roman"/>
+                <w:kern w:val="0"/>
+                <w:lang w:bidi="hi-IN"/>
+                <w14:ligatures w14:val="none"/>
+              </w:rPr>
+            </w:pPr>
+            <w:r>
+              <w:rPr>
+                <w:rFonts w:ascii="Times New Roman" w:eastAsia="Times New Roman" w:hAnsi="Times New Roman" w:cs="Times New Roman"/>
+                <w:kern w:val="0"/>
+                <w:lang w:bidi="hi-IN"/>
+                <w14:ligatures w14:val="none"/>
+              </w:rPr>
+              <w:t>Allows user to open downloaded attachments</w:t>
+            </w:r>
+          </w:p>
+        </w:tc>
+      </w:tr>
+      <w:tr>
+        <w:trPr>
+          <w:tblCellSpacing w:w="15" w:type="dxa"/>
+        </w:trPr>
+        <w:tc>
+          <w:tcPr>
+            <w:tcW w:w="0" w:type="auto"/>
+            <w:vAlign w:val="center"/>
+            <w:hideMark/>
+          </w:tcPr>
+          <w:p>
+            <w:pPr>
+              <w:spacing w:after="0" w:line="240" w:lineRule="auto"/>
+              <w:rPr>
+                <w:rFonts w:ascii="Times New Roman" w:eastAsia="Times New Roman" w:hAnsi="Times New Roman" w:cs="Times New Roman"/>
+                <w:kern w:val="0"/>
+                <w:lang w:bidi="hi-IN"/>
+                <w14:ligatures w14:val="none"/>
+              </w:rPr>
+            </w:pPr>
+            <w:r>
+              <w:rPr>
+                <w:rFonts w:ascii="Times New Roman" w:eastAsia="Times New Roman" w:hAnsi="Times New Roman" w:cs="Times New Roman"/>
+                <w:kern w:val="0"/>
+                <w:lang w:bidi="hi-IN"/>
+                <w14:ligatures w14:val="none"/>
+              </w:rPr>
+              <w:t>13</w:t>
+            </w:r>
+          </w:p>
+        </w:tc>
+        <w:tc>
+          <w:tcPr>
+            <w:tcW w:w="0" w:type="auto"/>
+            <w:vAlign w:val="center"/>
+            <w:hideMark/>
+          </w:tcPr>
+          <w:p>
+            <w:pPr>
+              <w:spacing w:after="0" w:line="240" w:lineRule="auto"/>
+              <w:rPr>
+                <w:rFonts w:ascii="Times New Roman" w:eastAsia="Times New Roman" w:hAnsi="Times New Roman" w:cs="Times New Roman"/>
+                <w:kern w:val="0"/>
+                <w:lang w:bidi="hi-IN"/>
+                <w14:ligatures w14:val="none"/>
+              </w:rPr>
+            </w:pPr>
+            <w:r>
+              <w:rPr>
+                <w:rFonts w:ascii="Times New Roman" w:eastAsia="Times New Roman" w:hAnsi="Times New Roman" w:cs="Times New Roman"/>
+                <w:kern w:val="0"/>
+                <w:lang w:bidi="hi-IN"/>
+                <w14:ligatures w14:val="none"/>
+              </w:rPr>
+              <w:t>Manual Metadata</w:t>
+            </w:r>
+          </w:p>
+        </w:tc>
+        <w:tc>
+          <w:tcPr>
+            <w:tcW w:w="0" w:type="auto"/>
+            <w:vAlign w:val="center"/>
+            <w:hideMark/>
+          </w:tcPr>
+          <w:p>
+            <w:pPr>
+              <w:spacing w:after="0" w:line="240" w:lineRule="auto"/>
+              <w:rPr>
+                <w:rFonts w:ascii="Times New Roman" w:eastAsia="Times New Roman" w:hAnsi="Times New Roman" w:cs="Times New Roman"/>
+                <w:kern w:val="0"/>
+                <w:lang w:bidi="hi-IN"/>
+                <w14:ligatures w14:val="none"/>
+              </w:rPr>
+            </w:pPr>
+            <w:r>
+              <w:rPr>
+                <w:rFonts w:ascii="Times New Roman" w:eastAsia="Times New Roman" w:hAnsi="Times New Roman" w:cs="Times New Roman"/>
+                <w:kern w:val="0"/>
+                <w:lang w:bidi="hi-IN"/>
+                <w14:ligatures w14:val="none"/>
+              </w:rPr>
+              <w:t>Home Screen / Manual Picker</w:t>
+            </w:r>
+          </w:p>
+        </w:tc>
+        <w:tc>
+          <w:tcPr>
+            <w:tcW w:w="0" w:type="auto"/>
+            <w:vAlign w:val="center"/>
+            <w:hideMark/>
+          </w:tcPr>
+          <w:p>
+            <w:pPr>
+              <w:spacing w:after="0" w:line="240" w:lineRule="auto"/>
+              <w:rPr>
+                <w:rFonts w:ascii="Times New Roman" w:eastAsia="Times New Roman" w:hAnsi="Times New Roman" w:cs="Times New Roman"/>
+                <w:kern w:val="0"/>
+                <w:lang w:bidi="hi-IN"/>
+                <w14:ligatures w14:val="none"/>
+              </w:rPr>
+            </w:pPr>
+            <w:r>
+              <w:rPr>
+                <w:rFonts w:ascii="Times New Roman" w:eastAsia="Times New Roman" w:hAnsi="Times New Roman" w:cs="Times New Roman"/>
+                <w:kern w:val="0"/>
+                <w:lang w:bidi="hi-IN"/>
+                <w14:ligatures w14:val="none"/>
+              </w:rPr>
+              <w:t>Manual information</w:t>
+            </w:r>
+          </w:p>
+        </w:tc>
+        <w:tc>
+          <w:tcPr>
+            <w:tcW w:w="0" w:type="auto"/>
+            <w:vAlign w:val="center"/>
+            <w:hideMark/>
+          </w:tcPr>
+          <w:p>
+            <w:pPr>
+              <w:spacing w:after="0" w:line="240" w:lineRule="auto"/>
+              <w:rPr>
+                <w:rFonts w:ascii="Times New Roman" w:eastAsia="Times New Roman" w:hAnsi="Times New Roman" w:cs="Times New Roman"/>
+                <w:kern w:val="0"/>
+                <w:lang w:bidi="hi-IN"/>
+                <w14:ligatures w14:val="none"/>
+              </w:rPr>
+            </w:pPr>
+            <w:r>
+              <w:rPr>
+                <w:rFonts w:ascii="Times New Roman" w:eastAsia="Times New Roman" w:hAnsi="Times New Roman" w:cs="Times New Roman"/>
+                <w:kern w:val="0"/>
+                <w:lang w:bidi="hi-IN"/>
+                <w14:ligatures w14:val="none"/>
+              </w:rPr>
+              <w:t>Shows document type, revision, customization, aircraft applicability</w:t>
+            </w:r>
+          </w:p>
+        </w:tc>
+      </w:tr>
+      <w:tr>
+        <w:trPr>
+          <w:tblCellSpacing w:w="15" w:type="dxa"/>
+        </w:trPr>
+        <w:tc>
+          <w:tcPr>
+            <w:tcW w:w="0" w:type="auto"/>
+            <w:vAlign w:val="center"/>
+            <w:hideMark/>
+          </w:tcPr>
+          <w:p>
+            <w:pPr>
+              <w:spacing w:after="0" w:line="240" w:lineRule="auto"/>
+              <w:rPr>
+                <w:rFonts w:ascii="Times New Roman" w:eastAsia="Times New Roman" w:hAnsi="Times New Roman" w:cs="Times New Roman"/>
+                <w:kern w:val="0"/>
+                <w:lang w:bidi="hi-IN"/>
+                <w14:ligatures w14:val="none"/>
+              </w:rPr>
+            </w:pPr>
+            <w:r>
+              <w:rPr>
+                <w:rFonts w:ascii="Times New Roman" w:eastAsia="Times New Roman" w:hAnsi="Times New Roman" w:cs="Times New Roman"/>
+                <w:kern w:val="0"/>
+                <w:lang w:bidi="hi-IN"/>
+                <w14:ligatures w14:val="none"/>
+              </w:rPr>
+              <w:t>14</w:t>
+            </w:r>
+          </w:p>
+        </w:tc>
+        <w:tc>
+          <w:tcPr>
+            <w:tcW w:w="0" w:type="auto"/>
+            <w:vAlign w:val="center"/>
+            <w:hideMark/>
+          </w:tcPr>
+          <w:p>
+            <w:pPr>
+              <w:spacing w:after="0" w:line="240" w:lineRule="auto"/>
+              <w:rPr>
+                <w:rFonts w:ascii="Times New Roman" w:eastAsia="Times New Roman" w:hAnsi="Times New Roman" w:cs="Times New Roman"/>
+                <w:kern w:val="0"/>
+                <w:lang w:bidi="hi-IN"/>
+                <w14:ligatures w14:val="none"/>
+              </w:rPr>
+            </w:pPr>
+            <w:r>
+              <w:rPr>
+                <w:rFonts w:ascii="Times New Roman" w:eastAsia="Times New Roman" w:hAnsi="Times New Roman" w:cs="Times New Roman"/>
+                <w:kern w:val="0"/>
+                <w:lang w:bidi="hi-IN"/>
+                <w14:ligatures w14:val="none"/>
+              </w:rPr>
+              <w:t>Stable Element IDs</w:t>
+            </w:r>
+          </w:p>
+        </w:tc>
+        <w:tc>
+          <w:tcPr>
+            <w:tcW w:w="0" w:type="auto"/>
+            <w:vAlign w:val="center"/>
+            <w:hideMark/>
+          </w:tcPr>
+          <w:p>
+            <w:pPr>
+              <w:spacing w:after="0" w:line="240" w:lineRule="auto"/>
+              <w:rPr>
+                <w:rFonts w:ascii="Times New Roman" w:eastAsia="Times New Roman" w:hAnsi="Times New Roman" w:cs="Times New Roman"/>
+                <w:kern w:val="0"/>
+                <w:lang w:bidi="hi-IN"/>
+                <w14:ligatures w14:val="none"/>
+              </w:rPr>
+            </w:pPr>
+            <w:r>
+              <w:rPr>
+                <w:rFonts w:ascii="Times New Roman" w:eastAsia="Times New Roman" w:hAnsi="Times New Roman" w:cs="Times New Roman"/>
+                <w:kern w:val="0"/>
+                <w:lang w:bidi="hi-IN"/>
+                <w14:ligatures w14:val="none"/>
+              </w:rPr>
+              <w:t>Navigation, History, Bookmarks</w:t>
+            </w:r>
+          </w:p>
+        </w:tc>
+        <w:tc>
+          <w:tcPr>
+            <w:tcW w:w="0" w:type="auto"/>
+            <w:vAlign w:val="center"/>
+            <w:hideMark/>
+          </w:tcPr>
+          <w:p>
+            <w:pPr>
+              <w:spacing w:after="0" w:line="240" w:lineRule="auto"/>
+              <w:rPr>
+                <w:rFonts w:ascii="Times New Roman" w:eastAsia="Times New Roman" w:hAnsi="Times New Roman" w:cs="Times New Roman"/>
+                <w:kern w:val="0"/>
+                <w:lang w:bidi="hi-IN"/>
+                <w14:ligatures w14:val="none"/>
+              </w:rPr>
+            </w:pPr>
+            <w:r>
+              <w:rPr>
+                <w:rFonts w:ascii="Times New Roman" w:eastAsia="Times New Roman" w:hAnsi="Times New Roman" w:cs="Times New Roman"/>
+                <w:kern w:val="0"/>
+                <w:lang w:bidi="hi-IN"/>
+                <w14:ligatures w14:val="none"/>
+              </w:rPr>
+              <w:t>Content identification</w:t>
+            </w:r>
+          </w:p>
+        </w:tc>
+        <w:tc>
+          <w:tcPr>
+            <w:tcW w:w="0" w:type="auto"/>
+            <w:vAlign w:val="center"/>
+            <w:hideMark/>
+          </w:tcPr>
+          <w:p>
+            <w:pPr>
+              <w:spacing w:after="0" w:line="240" w:lineRule="auto"/>
+              <w:rPr>
+                <w:rFonts w:ascii="Times New Roman" w:eastAsia="Times New Roman" w:hAnsi="Times New Roman" w:cs="Times New Roman"/>
+                <w:kern w:val="0"/>
+                <w:lang w:bidi="hi-IN"/>
+                <w14:ligatures w14:val="none"/>
+              </w:rPr>
+            </w:pPr>
+            <w:r>
+              <w:rPr>
+                <w:rFonts w:ascii="Times New Roman" w:eastAsia="Times New Roman" w:hAnsi="Times New Roman" w:cs="Times New Roman"/>
+                <w:kern w:val="0"/>
+                <w:lang w:bidi="hi-IN"/>
+                <w14:ligatures w14:val="none"/>
+              </w:rPr>
+              <w:t>Needed for Recent Items, Bookmarks, Hyperlinks and Back/Forward navigation</w:t>
+            </w:r>
+          </w:p>
+        </w:tc>
+      </w:tr>
+    </w:tbl>
     <w:p/>
     <w:sectPr>
       <w:pgSz w:w="12240" w:h="15840"/>

--- a/HTMLRender/HTMLRender/testdoc.docx
+++ b/HTMLRender/HTMLRender/testdoc.docx
@@ -2,2156 +2,6 @@
 <file path=word/document.xml><?xml version="1.0" encoding="utf-8"?>
 <w:document xmlns:wpc="http://schemas.microsoft.com/office/word/2010/wordprocessingCanvas" xmlns:cx="http://schemas.microsoft.com/office/drawing/2014/chartex" xmlns:cx1="http://schemas.microsoft.com/office/drawing/2015/9/8/chartex" xmlns:cx2="http://schemas.microsoft.com/office/drawing/2015/10/21/chartex" xmlns:cx3="http://schemas.microsoft.com/office/drawing/2016/5/9/chartex" xmlns:cx4="http://schemas.microsoft.com/office/drawing/2016/5/10/chartex" xmlns:cx5="http://schemas.microsoft.com/office/drawing/2016/5/11/chartex" xmlns:cx6="http://schemas.microsoft.com/office/drawing/2016/5/12/chartex" xmlns:cx7="http://schemas.microsoft.com/office/drawing/2016/5/13/chartex" xmlns:cx8="http://schemas.microsoft.com/office/drawing/2016/5/14/chartex" xmlns:mc="http://schemas.openxmlformats.org/markup-compatibility/2006" xmlns:m="http://schemas.openxmlformats.org/officeDocument/2006/math" xmlns:aink="http://schemas.microsoft.com/office/drawing/2016/ink" xmlns:am3d="http://schemas.microsoft.com/office/drawing/2017/model3d" xmlns:oel="http://schemas.microsoft.com/office/2019/extlst" xmlns:r="http://schemas.openxmlformats.org/officeDocument/2006/relationships" xmlns:wp14="http://schemas.microsoft.com/office/word/2010/wordprocessingDrawing" xmlns:wp="http://schemas.openxmlformats.org/drawingml/2006/wordprocessingDrawing" xmlns:wpg="http://schemas.microsoft.com/office/word/2010/wordprocessingGroup" xmlns:wpi="http://schemas.microsoft.com/office/word/2010/wordprocessingInk" xmlns:wps="http://schemas.microsoft.com/office/word/2010/wordprocessingShape" xmlns:o="urn:schemas-microsoft-com:office:office" xmlns:v="urn:schemas-microsoft-com:vml" xmlns:w10="urn:schemas-microsoft-com:office:word" xmlns:w="http://schemas.openxmlformats.org/wordprocessingml/2006/main" xmlns:w14="http://schemas.microsoft.com/office/word/2010/wordml" xmlns:w15="http://schemas.microsoft.com/office/word/2012/wordml" xmlns:w16cei="http://schemas.microsoft.com/office/word/2026/wordml/cei" xmlns:w16cex="http://schemas.microsoft.com/office/word/2018/wordml/cex" xmlns:w16cid="http://schemas.microsoft.com/office/word/2016/wordml/cid" xmlns:w16="http://schemas.microsoft.com/office/word/2018/wordml" xmlns:w16sdtdh="http://schemas.microsoft.com/office/word/2020/wordml/sdtdatahash" xmlns:w16sdtfl="http://schemas.microsoft.com/office/word/2024/wordml/sdtformatlock" xmlns:w16se="http://schemas.microsoft.com/office/word/2015/wordml/symex" xmlns:w16du="http://schemas.microsoft.com/office/word/2023/wordml/word16du" xmlns:wne="http://schemas.microsoft.com/office/word/2006/wordml" mc:Ignorable="w14 w15 w16se w16cid w16 w16cex w16sdtdh w16sdtfl w16du wp14">
   <w:body>
-    <w:tbl>
-      <w:tblPr>
-        <w:tblW w:w="0" w:type="auto"/>
-        <w:tblCellSpacing w:w="15" w:type="dxa"/>
-        <w:tblCellMar>
-          <w:top w:w="15" w:type="dxa"/>
-          <w:left w:w="15" w:type="dxa"/>
-          <w:bottom w:w="15" w:type="dxa"/>
-          <w:right w:w="15" w:type="dxa"/>
-        </w:tblCellMar>
-        <w:tblLook w:val="04A0" w:firstRow="1" w:lastRow="0" w:firstColumn="1" w:lastColumn="0" w:noHBand="0" w:noVBand="1"/>
-      </w:tblPr>
-      <w:tblGrid>
-        <w:gridCol w:w="562"/>
-        <w:gridCol w:w="2154"/>
-        <w:gridCol w:w="1676"/>
-        <w:gridCol w:w="2229"/>
-        <w:gridCol w:w="2739"/>
-      </w:tblGrid>
-      <w:tr>
-        <w:trPr>
-          <w:tblHeader/>
-          <w:tblCellSpacing w:w="15" w:type="dxa"/>
-        </w:trPr>
-        <w:tc>
-          <w:tcPr>
-            <w:tcW w:w="0" w:type="auto"/>
-            <w:vAlign w:val="center"/>
-            <w:hideMark/>
-          </w:tcPr>
-          <w:p>
-            <w:pPr>
-              <w:spacing w:after="0" w:line="240" w:lineRule="auto"/>
-              <w:jc w:val="center"/>
-              <w:rPr>
-                <w:rFonts w:ascii="Times New Roman" w:eastAsia="Times New Roman" w:hAnsi="Times New Roman" w:cs="Times New Roman"/>
-                <w:b/>
-                <w:bCs/>
-                <w:kern w:val="0"/>
-                <w:lang w:bidi="hi-IN"/>
-                <w14:ligatures w14:val="none"/>
-              </w:rPr>
-            </w:pPr>
-            <w:proofErr w:type="spellStart"/>
-            <w:proofErr w:type="gramStart"/>
-            <w:r>
-              <w:rPr>
-                <w:rFonts w:ascii="Times New Roman" w:eastAsia="Times New Roman" w:hAnsi="Times New Roman" w:cs="Times New Roman"/>
-                <w:b/>
-                <w:bCs/>
-                <w:kern w:val="0"/>
-                <w:lang w:bidi="hi-IN"/>
-                <w14:ligatures w14:val="none"/>
-              </w:rPr>
-              <w:t>S.No</w:t>
-            </w:r>
-            <w:proofErr w:type="spellEnd"/>
-            <w:proofErr w:type="gramEnd"/>
-          </w:p>
-        </w:tc>
-        <w:tc>
-          <w:tcPr>
-            <w:tcW w:w="0" w:type="auto"/>
-            <w:vAlign w:val="center"/>
-            <w:hideMark/>
-          </w:tcPr>
-          <w:p>
-            <w:pPr>
-              <w:spacing w:after="0" w:line="240" w:lineRule="auto"/>
-              <w:jc w:val="center"/>
-              <w:rPr>
-                <w:rFonts w:ascii="Times New Roman" w:eastAsia="Times New Roman" w:hAnsi="Times New Roman" w:cs="Times New Roman"/>
-                <w:b/>
-                <w:bCs/>
-                <w:kern w:val="0"/>
-                <w:lang w:bidi="hi-IN"/>
-                <w14:ligatures w14:val="none"/>
-              </w:rPr>
-            </w:pPr>
-            <w:r>
-              <w:rPr>
-                <w:rFonts w:ascii="Times New Roman" w:eastAsia="Times New Roman" w:hAnsi="Times New Roman" w:cs="Times New Roman"/>
-                <w:b/>
-                <w:bCs/>
-                <w:kern w:val="0"/>
-                <w:lang w:bidi="hi-IN"/>
-                <w14:ligatures w14:val="none"/>
-              </w:rPr>
-              <w:t>Data Required from MCM/Publisher</w:t>
-            </w:r>
-          </w:p>
-        </w:tc>
-        <w:tc>
-          <w:tcPr>
-            <w:tcW w:w="0" w:type="auto"/>
-            <w:vAlign w:val="center"/>
-            <w:hideMark/>
-          </w:tcPr>
-          <w:p>
-            <w:pPr>
-              <w:spacing w:after="0" w:line="240" w:lineRule="auto"/>
-              <w:jc w:val="center"/>
-              <w:rPr>
-                <w:rFonts w:ascii="Times New Roman" w:eastAsia="Times New Roman" w:hAnsi="Times New Roman" w:cs="Times New Roman"/>
-                <w:b/>
-                <w:bCs/>
-                <w:kern w:val="0"/>
-                <w:lang w:bidi="hi-IN"/>
-                <w14:ligatures w14:val="none"/>
-              </w:rPr>
-            </w:pPr>
-            <w:r>
-              <w:rPr>
-                <w:rFonts w:ascii="Times New Roman" w:eastAsia="Times New Roman" w:hAnsi="Times New Roman" w:cs="Times New Roman"/>
-                <w:b/>
-                <w:bCs/>
-                <w:kern w:val="0"/>
-                <w:lang w:bidi="hi-IN"/>
-                <w14:ligatures w14:val="none"/>
-              </w:rPr>
-              <w:t>Used In App</w:t>
-            </w:r>
-          </w:p>
-        </w:tc>
-        <w:tc>
-          <w:tcPr>
-            <w:tcW w:w="0" w:type="auto"/>
-            <w:vAlign w:val="center"/>
-            <w:hideMark/>
-          </w:tcPr>
-          <w:p>
-            <w:pPr>
-              <w:spacing w:after="0" w:line="240" w:lineRule="auto"/>
-              <w:jc w:val="center"/>
-              <w:rPr>
-                <w:rFonts w:ascii="Times New Roman" w:eastAsia="Times New Roman" w:hAnsi="Times New Roman" w:cs="Times New Roman"/>
-                <w:b/>
-                <w:bCs/>
-                <w:kern w:val="0"/>
-                <w:lang w:bidi="hi-IN"/>
-                <w14:ligatures w14:val="none"/>
-              </w:rPr>
-            </w:pPr>
-            <w:r>
-              <w:rPr>
-                <w:rFonts w:ascii="Times New Roman" w:eastAsia="Times New Roman" w:hAnsi="Times New Roman" w:cs="Times New Roman"/>
-                <w:b/>
-                <w:bCs/>
-                <w:kern w:val="0"/>
-                <w:lang w:bidi="hi-IN"/>
-                <w14:ligatures w14:val="none"/>
-              </w:rPr>
-              <w:t>Why Required</w:t>
-            </w:r>
-          </w:p>
-        </w:tc>
-        <w:tc>
-          <w:tcPr>
-            <w:tcW w:w="0" w:type="auto"/>
-            <w:vAlign w:val="center"/>
-            <w:hideMark/>
-          </w:tcPr>
-          <w:p>
-            <w:pPr>
-              <w:spacing w:after="0" w:line="240" w:lineRule="auto"/>
-              <w:jc w:val="center"/>
-              <w:rPr>
-                <w:rFonts w:ascii="Times New Roman" w:eastAsia="Times New Roman" w:hAnsi="Times New Roman" w:cs="Times New Roman"/>
-                <w:b/>
-                <w:bCs/>
-                <w:kern w:val="0"/>
-                <w:lang w:bidi="hi-IN"/>
-                <w14:ligatures w14:val="none"/>
-              </w:rPr>
-            </w:pPr>
-            <w:r>
-              <w:rPr>
-                <w:rFonts w:ascii="Times New Roman" w:eastAsia="Times New Roman" w:hAnsi="Times New Roman" w:cs="Times New Roman"/>
-                <w:b/>
-                <w:bCs/>
-                <w:kern w:val="0"/>
-                <w:lang w:bidi="hi-IN"/>
-                <w14:ligatures w14:val="none"/>
-              </w:rPr>
-              <w:t>Simple Explanation</w:t>
-            </w:r>
-          </w:p>
-        </w:tc>
-      </w:tr>
-      <w:tr>
-        <w:trPr>
-          <w:tblCellSpacing w:w="15" w:type="dxa"/>
-        </w:trPr>
-        <w:tc>
-          <w:tcPr>
-            <w:tcW w:w="0" w:type="auto"/>
-            <w:vAlign w:val="center"/>
-            <w:hideMark/>
-          </w:tcPr>
-          <w:p>
-            <w:pPr>
-              <w:spacing w:after="0" w:line="240" w:lineRule="auto"/>
-              <w:rPr>
-                <w:rFonts w:ascii="Times New Roman" w:eastAsia="Times New Roman" w:hAnsi="Times New Roman" w:cs="Times New Roman"/>
-                <w:kern w:val="0"/>
-                <w:lang w:bidi="hi-IN"/>
-                <w14:ligatures w14:val="none"/>
-              </w:rPr>
-            </w:pPr>
-            <w:r>
-              <w:rPr>
-                <w:rFonts w:ascii="Times New Roman" w:eastAsia="Times New Roman" w:hAnsi="Times New Roman" w:cs="Times New Roman"/>
-                <w:kern w:val="0"/>
-                <w:lang w:bidi="hi-IN"/>
-                <w14:ligatures w14:val="none"/>
-              </w:rPr>
-              <w:t>1</w:t>
-            </w:r>
-          </w:p>
-        </w:tc>
-        <w:tc>
-          <w:tcPr>
-            <w:tcW w:w="0" w:type="auto"/>
-            <w:vAlign w:val="center"/>
-            <w:hideMark/>
-          </w:tcPr>
-          <w:p>
-            <w:pPr>
-              <w:spacing w:after="0" w:line="240" w:lineRule="auto"/>
-              <w:rPr>
-                <w:rFonts w:ascii="Times New Roman" w:eastAsia="Times New Roman" w:hAnsi="Times New Roman" w:cs="Times New Roman"/>
-                <w:kern w:val="0"/>
-                <w:lang w:bidi="hi-IN"/>
-                <w14:ligatures w14:val="none"/>
-              </w:rPr>
-            </w:pPr>
-            <w:r>
-              <w:rPr>
-                <w:rFonts w:ascii="Times New Roman" w:eastAsia="Times New Roman" w:hAnsi="Times New Roman" w:cs="Times New Roman"/>
-                <w:kern w:val="0"/>
-                <w:lang w:bidi="hi-IN"/>
-                <w14:ligatures w14:val="none"/>
-              </w:rPr>
-              <w:t>Package Manifest</w:t>
-            </w:r>
-          </w:p>
-        </w:tc>
-        <w:tc>
-          <w:tcPr>
-            <w:tcW w:w="0" w:type="auto"/>
-            <w:vAlign w:val="center"/>
-            <w:hideMark/>
-          </w:tcPr>
-          <w:p>
-            <w:pPr>
-              <w:spacing w:after="0" w:line="240" w:lineRule="auto"/>
-              <w:rPr>
-                <w:rFonts w:ascii="Times New Roman" w:eastAsia="Times New Roman" w:hAnsi="Times New Roman" w:cs="Times New Roman"/>
-                <w:kern w:val="0"/>
-                <w:lang w:bidi="hi-IN"/>
-                <w14:ligatures w14:val="none"/>
-              </w:rPr>
-            </w:pPr>
-            <w:r>
-              <w:rPr>
-                <w:rFonts w:ascii="Times New Roman" w:eastAsia="Times New Roman" w:hAnsi="Times New Roman" w:cs="Times New Roman"/>
-                <w:kern w:val="0"/>
-                <w:lang w:bidi="hi-IN"/>
-                <w14:ligatures w14:val="none"/>
-              </w:rPr>
-              <w:t>Package Management</w:t>
-            </w:r>
-          </w:p>
-        </w:tc>
-        <w:tc>
-          <w:tcPr>
-            <w:tcW w:w="0" w:type="auto"/>
-            <w:vAlign w:val="center"/>
-            <w:hideMark/>
-          </w:tcPr>
-          <w:p>
-            <w:pPr>
-              <w:spacing w:after="0" w:line="240" w:lineRule="auto"/>
-              <w:rPr>
-                <w:rFonts w:ascii="Times New Roman" w:eastAsia="Times New Roman" w:hAnsi="Times New Roman" w:cs="Times New Roman"/>
-                <w:kern w:val="0"/>
-                <w:lang w:bidi="hi-IN"/>
-                <w14:ligatures w14:val="none"/>
-              </w:rPr>
-            </w:pPr>
-            <w:r>
-              <w:rPr>
-                <w:rFonts w:ascii="Times New Roman" w:eastAsia="Times New Roman" w:hAnsi="Times New Roman" w:cs="Times New Roman"/>
-                <w:kern w:val="0"/>
-                <w:lang w:bidi="hi-IN"/>
-                <w14:ligatures w14:val="none"/>
-              </w:rPr>
-              <w:t>Identify package version, revision and metadata</w:t>
-            </w:r>
-          </w:p>
-        </w:tc>
-        <w:tc>
-          <w:tcPr>
-            <w:tcW w:w="0" w:type="auto"/>
-            <w:vAlign w:val="center"/>
-            <w:hideMark/>
-          </w:tcPr>
-          <w:p>
-            <w:pPr>
-              <w:spacing w:after="0" w:line="240" w:lineRule="auto"/>
-              <w:rPr>
-                <w:rFonts w:ascii="Times New Roman" w:eastAsia="Times New Roman" w:hAnsi="Times New Roman" w:cs="Times New Roman"/>
-                <w:kern w:val="0"/>
-                <w:lang w:bidi="hi-IN"/>
-                <w14:ligatures w14:val="none"/>
-              </w:rPr>
-            </w:pPr>
-            <w:r>
-              <w:rPr>
-                <w:rFonts w:ascii="Times New Roman" w:eastAsia="Times New Roman" w:hAnsi="Times New Roman" w:cs="Times New Roman"/>
-                <w:kern w:val="0"/>
-                <w:lang w:bidi="hi-IN"/>
-                <w14:ligatures w14:val="none"/>
-              </w:rPr>
-              <w:t>Helps app know what package was downloaded and whether updates are available</w:t>
-            </w:r>
-          </w:p>
-        </w:tc>
-      </w:tr>
-      <w:tr>
-        <w:trPr>
-          <w:tblCellSpacing w:w="15" w:type="dxa"/>
-        </w:trPr>
-        <w:tc>
-          <w:tcPr>
-            <w:tcW w:w="0" w:type="auto"/>
-            <w:vAlign w:val="center"/>
-            <w:hideMark/>
-          </w:tcPr>
-          <w:p>
-            <w:pPr>
-              <w:spacing w:after="0" w:line="240" w:lineRule="auto"/>
-              <w:rPr>
-                <w:rFonts w:ascii="Times New Roman" w:eastAsia="Times New Roman" w:hAnsi="Times New Roman" w:cs="Times New Roman"/>
-                <w:kern w:val="0"/>
-                <w:lang w:bidi="hi-IN"/>
-                <w14:ligatures w14:val="none"/>
-              </w:rPr>
-            </w:pPr>
-            <w:r>
-              <w:rPr>
-                <w:rFonts w:ascii="Times New Roman" w:eastAsia="Times New Roman" w:hAnsi="Times New Roman" w:cs="Times New Roman"/>
-                <w:kern w:val="0"/>
-                <w:lang w:bidi="hi-IN"/>
-                <w14:ligatures w14:val="none"/>
-              </w:rPr>
-              <w:t>2</w:t>
-            </w:r>
-          </w:p>
-        </w:tc>
-        <w:tc>
-          <w:tcPr>
-            <w:tcW w:w="0" w:type="auto"/>
-            <w:vAlign w:val="center"/>
-            <w:hideMark/>
-          </w:tcPr>
-          <w:p>
-            <w:pPr>
-              <w:spacing w:after="0" w:line="240" w:lineRule="auto"/>
-              <w:rPr>
-                <w:rFonts w:ascii="Times New Roman" w:eastAsia="Times New Roman" w:hAnsi="Times New Roman" w:cs="Times New Roman"/>
-                <w:kern w:val="0"/>
-                <w:lang w:bidi="hi-IN"/>
-                <w14:ligatures w14:val="none"/>
-              </w:rPr>
-            </w:pPr>
-            <w:r>
-              <w:rPr>
-                <w:rFonts w:ascii="Times New Roman" w:eastAsia="Times New Roman" w:hAnsi="Times New Roman" w:cs="Times New Roman"/>
-                <w:kern w:val="0"/>
-                <w:lang w:bidi="hi-IN"/>
-                <w14:ligatures w14:val="none"/>
-              </w:rPr>
-              <w:t>TOC JSON</w:t>
-            </w:r>
-          </w:p>
-        </w:tc>
-        <w:tc>
-          <w:tcPr>
-            <w:tcW w:w="0" w:type="auto"/>
-            <w:vAlign w:val="center"/>
-            <w:hideMark/>
-          </w:tcPr>
-          <w:p>
-            <w:pPr>
-              <w:spacing w:after="0" w:line="240" w:lineRule="auto"/>
-              <w:rPr>
-                <w:rFonts w:ascii="Times New Roman" w:eastAsia="Times New Roman" w:hAnsi="Times New Roman" w:cs="Times New Roman"/>
-                <w:kern w:val="0"/>
-                <w:lang w:bidi="hi-IN"/>
-                <w14:ligatures w14:val="none"/>
-              </w:rPr>
-            </w:pPr>
-            <w:r>
-              <w:rPr>
-                <w:rFonts w:ascii="Times New Roman" w:eastAsia="Times New Roman" w:hAnsi="Times New Roman" w:cs="Times New Roman"/>
-                <w:kern w:val="0"/>
-                <w:lang w:bidi="hi-IN"/>
-                <w14:ligatures w14:val="none"/>
-              </w:rPr>
-              <w:t>TOC Navigation</w:t>
-            </w:r>
-          </w:p>
-        </w:tc>
-        <w:tc>
-          <w:tcPr>
-            <w:tcW w:w="0" w:type="auto"/>
-            <w:vAlign w:val="center"/>
-            <w:hideMark/>
-          </w:tcPr>
-          <w:p>
-            <w:pPr>
-              <w:spacing w:after="0" w:line="240" w:lineRule="auto"/>
-              <w:rPr>
-                <w:rFonts w:ascii="Times New Roman" w:eastAsia="Times New Roman" w:hAnsi="Times New Roman" w:cs="Times New Roman"/>
-                <w:kern w:val="0"/>
-                <w:lang w:bidi="hi-IN"/>
-                <w14:ligatures w14:val="none"/>
-              </w:rPr>
-            </w:pPr>
-            <w:r>
-              <w:rPr>
-                <w:rFonts w:ascii="Times New Roman" w:eastAsia="Times New Roman" w:hAnsi="Times New Roman" w:cs="Times New Roman"/>
-                <w:kern w:val="0"/>
-                <w:lang w:bidi="hi-IN"/>
-                <w14:ligatures w14:val="none"/>
-              </w:rPr>
-              <w:t>Build manual hierarchy</w:t>
-            </w:r>
-          </w:p>
-        </w:tc>
-        <w:tc>
-          <w:tcPr>
-            <w:tcW w:w="0" w:type="auto"/>
-            <w:vAlign w:val="center"/>
-            <w:hideMark/>
-          </w:tcPr>
-          <w:p>
-            <w:pPr>
-              <w:spacing w:after="0" w:line="240" w:lineRule="auto"/>
-              <w:rPr>
-                <w:rFonts w:ascii="Times New Roman" w:eastAsia="Times New Roman" w:hAnsi="Times New Roman" w:cs="Times New Roman"/>
-                <w:kern w:val="0"/>
-                <w:lang w:bidi="hi-IN"/>
-                <w14:ligatures w14:val="none"/>
-              </w:rPr>
-            </w:pPr>
-            <w:r>
-              <w:rPr>
-                <w:rFonts w:ascii="Times New Roman" w:eastAsia="Times New Roman" w:hAnsi="Times New Roman" w:cs="Times New Roman"/>
-                <w:kern w:val="0"/>
-                <w:lang w:bidi="hi-IN"/>
-                <w14:ligatures w14:val="none"/>
-              </w:rPr>
-              <w:t>Used to show Chapters → Sections → Tasks in the TOC tree</w:t>
-            </w:r>
-          </w:p>
-        </w:tc>
-      </w:tr>
-      <w:tr>
-        <w:trPr>
-          <w:tblCellSpacing w:w="15" w:type="dxa"/>
-        </w:trPr>
-        <w:tc>
-          <w:tcPr>
-            <w:tcW w:w="0" w:type="auto"/>
-            <w:vAlign w:val="center"/>
-            <w:hideMark/>
-          </w:tcPr>
-          <w:p>
-            <w:pPr>
-              <w:spacing w:after="0" w:line="240" w:lineRule="auto"/>
-              <w:rPr>
-                <w:rFonts w:ascii="Times New Roman" w:eastAsia="Times New Roman" w:hAnsi="Times New Roman" w:cs="Times New Roman"/>
-                <w:kern w:val="0"/>
-                <w:lang w:bidi="hi-IN"/>
-                <w14:ligatures w14:val="none"/>
-              </w:rPr>
-            </w:pPr>
-            <w:r>
-              <w:rPr>
-                <w:rFonts w:ascii="Times New Roman" w:eastAsia="Times New Roman" w:hAnsi="Times New Roman" w:cs="Times New Roman"/>
-                <w:kern w:val="0"/>
-                <w:lang w:bidi="hi-IN"/>
-                <w14:ligatures w14:val="none"/>
-              </w:rPr>
-              <w:t>3</w:t>
-            </w:r>
-          </w:p>
-        </w:tc>
-        <w:tc>
-          <w:tcPr>
-            <w:tcW w:w="0" w:type="auto"/>
-            <w:vAlign w:val="center"/>
-            <w:hideMark/>
-          </w:tcPr>
-          <w:p>
-            <w:pPr>
-              <w:spacing w:after="0" w:line="240" w:lineRule="auto"/>
-              <w:rPr>
-                <w:rFonts w:ascii="Times New Roman" w:eastAsia="Times New Roman" w:hAnsi="Times New Roman" w:cs="Times New Roman"/>
-                <w:kern w:val="0"/>
-                <w:lang w:bidi="hi-IN"/>
-                <w14:ligatures w14:val="none"/>
-              </w:rPr>
-            </w:pPr>
-            <w:r>
-              <w:rPr>
-                <w:rFonts w:ascii="Times New Roman" w:eastAsia="Times New Roman" w:hAnsi="Times New Roman" w:cs="Times New Roman"/>
-                <w:kern w:val="0"/>
-                <w:lang w:bidi="hi-IN"/>
-                <w14:ligatures w14:val="none"/>
-              </w:rPr>
-              <w:t>HTML Content Files</w:t>
-            </w:r>
-          </w:p>
-        </w:tc>
-        <w:tc>
-          <w:tcPr>
-            <w:tcW w:w="0" w:type="auto"/>
-            <w:vAlign w:val="center"/>
-            <w:hideMark/>
-          </w:tcPr>
-          <w:p>
-            <w:pPr>
-              <w:spacing w:after="0" w:line="240" w:lineRule="auto"/>
-              <w:rPr>
-                <w:rFonts w:ascii="Times New Roman" w:eastAsia="Times New Roman" w:hAnsi="Times New Roman" w:cs="Times New Roman"/>
-                <w:kern w:val="0"/>
-                <w:lang w:bidi="hi-IN"/>
-                <w14:ligatures w14:val="none"/>
-              </w:rPr>
-            </w:pPr>
-            <w:r>
-              <w:rPr>
-                <w:rFonts w:ascii="Times New Roman" w:eastAsia="Times New Roman" w:hAnsi="Times New Roman" w:cs="Times New Roman"/>
-                <w:kern w:val="0"/>
-                <w:lang w:bidi="hi-IN"/>
-                <w14:ligatures w14:val="none"/>
-              </w:rPr>
-              <w:t>Manual Viewer</w:t>
-            </w:r>
-          </w:p>
-        </w:tc>
-        <w:tc>
-          <w:tcPr>
-            <w:tcW w:w="0" w:type="auto"/>
-            <w:vAlign w:val="center"/>
-            <w:hideMark/>
-          </w:tcPr>
-          <w:p>
-            <w:pPr>
-              <w:spacing w:after="0" w:line="240" w:lineRule="auto"/>
-              <w:rPr>
-                <w:rFonts w:ascii="Times New Roman" w:eastAsia="Times New Roman" w:hAnsi="Times New Roman" w:cs="Times New Roman"/>
-                <w:kern w:val="0"/>
-                <w:lang w:bidi="hi-IN"/>
-                <w14:ligatures w14:val="none"/>
-              </w:rPr>
-            </w:pPr>
-            <w:r>
-              <w:rPr>
-                <w:rFonts w:ascii="Times New Roman" w:eastAsia="Times New Roman" w:hAnsi="Times New Roman" w:cs="Times New Roman"/>
-                <w:kern w:val="0"/>
-                <w:lang w:bidi="hi-IN"/>
-                <w14:ligatures w14:val="none"/>
-              </w:rPr>
-              <w:t>Display manual content</w:t>
-            </w:r>
-          </w:p>
-        </w:tc>
-        <w:tc>
-          <w:tcPr>
-            <w:tcW w:w="0" w:type="auto"/>
-            <w:vAlign w:val="center"/>
-            <w:hideMark/>
-          </w:tcPr>
-          <w:p>
-            <w:pPr>
-              <w:spacing w:after="0" w:line="240" w:lineRule="auto"/>
-              <w:rPr>
-                <w:rFonts w:ascii="Times New Roman" w:eastAsia="Times New Roman" w:hAnsi="Times New Roman" w:cs="Times New Roman"/>
-                <w:kern w:val="0"/>
-                <w:lang w:bidi="hi-IN"/>
-                <w14:ligatures w14:val="none"/>
-              </w:rPr>
-            </w:pPr>
-            <w:r>
-              <w:rPr>
-                <w:rFonts w:ascii="Times New Roman" w:eastAsia="Times New Roman" w:hAnsi="Times New Roman" w:cs="Times New Roman"/>
-                <w:kern w:val="0"/>
-                <w:lang w:bidi="hi-IN"/>
-                <w14:ligatures w14:val="none"/>
-              </w:rPr>
-              <w:t>App renders HTML pages for AMM, TSM, IPC, SRM etc.</w:t>
-            </w:r>
-          </w:p>
-        </w:tc>
-      </w:tr>
-      <w:tr>
-        <w:trPr>
-          <w:tblCellSpacing w:w="15" w:type="dxa"/>
-        </w:trPr>
-        <w:tc>
-          <w:tcPr>
-            <w:tcW w:w="0" w:type="auto"/>
-            <w:vAlign w:val="center"/>
-            <w:hideMark/>
-          </w:tcPr>
-          <w:p>
-            <w:pPr>
-              <w:spacing w:after="0" w:line="240" w:lineRule="auto"/>
-              <w:rPr>
-                <w:rFonts w:ascii="Times New Roman" w:eastAsia="Times New Roman" w:hAnsi="Times New Roman" w:cs="Times New Roman"/>
-                <w:kern w:val="0"/>
-                <w:lang w:bidi="hi-IN"/>
-                <w14:ligatures w14:val="none"/>
-              </w:rPr>
-            </w:pPr>
-            <w:r>
-              <w:rPr>
-                <w:rFonts w:ascii="Times New Roman" w:eastAsia="Times New Roman" w:hAnsi="Times New Roman" w:cs="Times New Roman"/>
-                <w:kern w:val="0"/>
-                <w:lang w:bidi="hi-IN"/>
-                <w14:ligatures w14:val="none"/>
-              </w:rPr>
-              <w:t>4</w:t>
-            </w:r>
-          </w:p>
-        </w:tc>
-        <w:tc>
-          <w:tcPr>
-            <w:tcW w:w="0" w:type="auto"/>
-            <w:vAlign w:val="center"/>
-            <w:hideMark/>
-          </w:tcPr>
-          <w:p>
-            <w:pPr>
-              <w:spacing w:after="0" w:line="240" w:lineRule="auto"/>
-              <w:rPr>
-                <w:rFonts w:ascii="Times New Roman" w:eastAsia="Times New Roman" w:hAnsi="Times New Roman" w:cs="Times New Roman"/>
-                <w:kern w:val="0"/>
-                <w:lang w:bidi="hi-IN"/>
-                <w14:ligatures w14:val="none"/>
-              </w:rPr>
-            </w:pPr>
-            <w:r>
-              <w:rPr>
-                <w:rFonts w:ascii="Times New Roman" w:eastAsia="Times New Roman" w:hAnsi="Times New Roman" w:cs="Times New Roman"/>
-                <w:kern w:val="0"/>
-                <w:lang w:bidi="hi-IN"/>
-                <w14:ligatures w14:val="none"/>
-              </w:rPr>
-              <w:t>Aircraft Data</w:t>
-            </w:r>
-          </w:p>
-        </w:tc>
-        <w:tc>
-          <w:tcPr>
-            <w:tcW w:w="0" w:type="auto"/>
-            <w:vAlign w:val="center"/>
-            <w:hideMark/>
-          </w:tcPr>
-          <w:p>
-            <w:pPr>
-              <w:spacing w:after="0" w:line="240" w:lineRule="auto"/>
-              <w:rPr>
-                <w:rFonts w:ascii="Times New Roman" w:eastAsia="Times New Roman" w:hAnsi="Times New Roman" w:cs="Times New Roman"/>
-                <w:kern w:val="0"/>
-                <w:lang w:bidi="hi-IN"/>
-                <w14:ligatures w14:val="none"/>
-              </w:rPr>
-            </w:pPr>
-            <w:r>
-              <w:rPr>
-                <w:rFonts w:ascii="Times New Roman" w:eastAsia="Times New Roman" w:hAnsi="Times New Roman" w:cs="Times New Roman"/>
-                <w:kern w:val="0"/>
-                <w:lang w:bidi="hi-IN"/>
-                <w14:ligatures w14:val="none"/>
-              </w:rPr>
-              <w:t>Aircraft Selection</w:t>
-            </w:r>
-          </w:p>
-        </w:tc>
-        <w:tc>
-          <w:tcPr>
-            <w:tcW w:w="0" w:type="auto"/>
-            <w:vAlign w:val="center"/>
-            <w:hideMark/>
-          </w:tcPr>
-          <w:p>
-            <w:pPr>
-              <w:spacing w:after="0" w:line="240" w:lineRule="auto"/>
-              <w:rPr>
-                <w:rFonts w:ascii="Times New Roman" w:eastAsia="Times New Roman" w:hAnsi="Times New Roman" w:cs="Times New Roman"/>
-                <w:kern w:val="0"/>
-                <w:lang w:bidi="hi-IN"/>
-                <w14:ligatures w14:val="none"/>
-              </w:rPr>
-            </w:pPr>
-            <w:r>
-              <w:rPr>
-                <w:rFonts w:ascii="Times New Roman" w:eastAsia="Times New Roman" w:hAnsi="Times New Roman" w:cs="Times New Roman"/>
-                <w:kern w:val="0"/>
-                <w:lang w:bidi="hi-IN"/>
-                <w14:ligatures w14:val="none"/>
-              </w:rPr>
-              <w:t>Aircraft context management</w:t>
-            </w:r>
-          </w:p>
-        </w:tc>
-        <w:tc>
-          <w:tcPr>
-            <w:tcW w:w="0" w:type="auto"/>
-            <w:vAlign w:val="center"/>
-            <w:hideMark/>
-          </w:tcPr>
-          <w:p>
-            <w:pPr>
-              <w:spacing w:after="0" w:line="240" w:lineRule="auto"/>
-              <w:rPr>
-                <w:rFonts w:ascii="Times New Roman" w:eastAsia="Times New Roman" w:hAnsi="Times New Roman" w:cs="Times New Roman"/>
-                <w:kern w:val="0"/>
-                <w:lang w:bidi="hi-IN"/>
-                <w14:ligatures w14:val="none"/>
-              </w:rPr>
-            </w:pPr>
-            <w:r>
-              <w:rPr>
-                <w:rFonts w:ascii="Times New Roman" w:eastAsia="Times New Roman" w:hAnsi="Times New Roman" w:cs="Times New Roman"/>
-                <w:kern w:val="0"/>
-                <w:lang w:bidi="hi-IN"/>
-                <w14:ligatures w14:val="none"/>
-              </w:rPr>
-              <w:t>Used to show MSN, Tail Number, Aircraft Type and support aircraft selection</w:t>
-            </w:r>
-          </w:p>
-        </w:tc>
-      </w:tr>
-      <w:tr>
-        <w:trPr>
-          <w:tblCellSpacing w:w="15" w:type="dxa"/>
-        </w:trPr>
-        <w:tc>
-          <w:tcPr>
-            <w:tcW w:w="0" w:type="auto"/>
-            <w:vAlign w:val="center"/>
-            <w:hideMark/>
-          </w:tcPr>
-          <w:p>
-            <w:pPr>
-              <w:spacing w:after="0" w:line="240" w:lineRule="auto"/>
-              <w:rPr>
-                <w:rFonts w:ascii="Times New Roman" w:eastAsia="Times New Roman" w:hAnsi="Times New Roman" w:cs="Times New Roman"/>
-                <w:kern w:val="0"/>
-                <w:lang w:bidi="hi-IN"/>
-                <w14:ligatures w14:val="none"/>
-              </w:rPr>
-            </w:pPr>
-            <w:r>
-              <w:rPr>
-                <w:rFonts w:ascii="Times New Roman" w:eastAsia="Times New Roman" w:hAnsi="Times New Roman" w:cs="Times New Roman"/>
-                <w:kern w:val="0"/>
-                <w:lang w:bidi="hi-IN"/>
-                <w14:ligatures w14:val="none"/>
-              </w:rPr>
-              <w:t>5</w:t>
-            </w:r>
-          </w:p>
-        </w:tc>
-        <w:tc>
-          <w:tcPr>
-            <w:tcW w:w="0" w:type="auto"/>
-            <w:vAlign w:val="center"/>
-            <w:hideMark/>
-          </w:tcPr>
-          <w:p>
-            <w:pPr>
-              <w:spacing w:after="0" w:line="240" w:lineRule="auto"/>
-              <w:rPr>
-                <w:rFonts w:ascii="Times New Roman" w:eastAsia="Times New Roman" w:hAnsi="Times New Roman" w:cs="Times New Roman"/>
-                <w:kern w:val="0"/>
-                <w:lang w:bidi="hi-IN"/>
-                <w14:ligatures w14:val="none"/>
-              </w:rPr>
-            </w:pPr>
-            <w:r>
-              <w:rPr>
-                <w:rFonts w:ascii="Times New Roman" w:eastAsia="Times New Roman" w:hAnsi="Times New Roman" w:cs="Times New Roman"/>
-                <w:kern w:val="0"/>
-                <w:lang w:bidi="hi-IN"/>
-                <w14:ligatures w14:val="none"/>
-              </w:rPr>
-              <w:t>Applicability / Effectivity Data</w:t>
-            </w:r>
-          </w:p>
-        </w:tc>
-        <w:tc>
-          <w:tcPr>
-            <w:tcW w:w="0" w:type="auto"/>
-            <w:vAlign w:val="center"/>
-            <w:hideMark/>
-          </w:tcPr>
-          <w:p>
-            <w:pPr>
-              <w:spacing w:after="0" w:line="240" w:lineRule="auto"/>
-              <w:rPr>
-                <w:rFonts w:ascii="Times New Roman" w:eastAsia="Times New Roman" w:hAnsi="Times New Roman" w:cs="Times New Roman"/>
-                <w:kern w:val="0"/>
-                <w:lang w:bidi="hi-IN"/>
-                <w14:ligatures w14:val="none"/>
-              </w:rPr>
-            </w:pPr>
-            <w:r>
-              <w:rPr>
-                <w:rFonts w:ascii="Times New Roman" w:eastAsia="Times New Roman" w:hAnsi="Times New Roman" w:cs="Times New Roman"/>
-                <w:kern w:val="0"/>
-                <w:lang w:bidi="hi-IN"/>
-                <w14:ligatures w14:val="none"/>
-              </w:rPr>
-              <w:t>Hatched Data</w:t>
-            </w:r>
-          </w:p>
-        </w:tc>
-        <w:tc>
-          <w:tcPr>
-            <w:tcW w:w="0" w:type="auto"/>
-            <w:vAlign w:val="center"/>
-            <w:hideMark/>
-          </w:tcPr>
-          <w:p>
-            <w:pPr>
-              <w:spacing w:after="0" w:line="240" w:lineRule="auto"/>
-              <w:rPr>
-                <w:rFonts w:ascii="Times New Roman" w:eastAsia="Times New Roman" w:hAnsi="Times New Roman" w:cs="Times New Roman"/>
-                <w:kern w:val="0"/>
-                <w:lang w:bidi="hi-IN"/>
-                <w14:ligatures w14:val="none"/>
-              </w:rPr>
-            </w:pPr>
-            <w:r>
-              <w:rPr>
-                <w:rFonts w:ascii="Times New Roman" w:eastAsia="Times New Roman" w:hAnsi="Times New Roman" w:cs="Times New Roman"/>
-                <w:kern w:val="0"/>
-                <w:lang w:bidi="hi-IN"/>
-                <w14:ligatures w14:val="none"/>
-              </w:rPr>
-              <w:t>Aircraft-specific content filtering</w:t>
-            </w:r>
-          </w:p>
-        </w:tc>
-        <w:tc>
-          <w:tcPr>
-            <w:tcW w:w="0" w:type="auto"/>
-            <w:vAlign w:val="center"/>
-            <w:hideMark/>
-          </w:tcPr>
-          <w:p>
-            <w:pPr>
-              <w:spacing w:after="0" w:line="240" w:lineRule="auto"/>
-              <w:rPr>
-                <w:rFonts w:ascii="Times New Roman" w:eastAsia="Times New Roman" w:hAnsi="Times New Roman" w:cs="Times New Roman"/>
-                <w:kern w:val="0"/>
-                <w:lang w:bidi="hi-IN"/>
-                <w14:ligatures w14:val="none"/>
-              </w:rPr>
-            </w:pPr>
-            <w:r>
-              <w:rPr>
-                <w:rFonts w:ascii="Times New Roman" w:eastAsia="Times New Roman" w:hAnsi="Times New Roman" w:cs="Times New Roman"/>
-                <w:kern w:val="0"/>
-                <w:lang w:bidi="hi-IN"/>
-                <w14:ligatures w14:val="none"/>
-              </w:rPr>
-              <w:t>Helps app decide which content is applicable for selected aircraft</w:t>
-            </w:r>
-          </w:p>
-        </w:tc>
-      </w:tr>
-      <w:tr>
-        <w:trPr>
-          <w:tblCellSpacing w:w="15" w:type="dxa"/>
-        </w:trPr>
-        <w:tc>
-          <w:tcPr>
-            <w:tcW w:w="0" w:type="auto"/>
-            <w:vAlign w:val="center"/>
-            <w:hideMark/>
-          </w:tcPr>
-          <w:p>
-            <w:pPr>
-              <w:spacing w:after="0" w:line="240" w:lineRule="auto"/>
-              <w:rPr>
-                <w:rFonts w:ascii="Times New Roman" w:eastAsia="Times New Roman" w:hAnsi="Times New Roman" w:cs="Times New Roman"/>
-                <w:kern w:val="0"/>
-                <w:lang w:bidi="hi-IN"/>
-                <w14:ligatures w14:val="none"/>
-              </w:rPr>
-            </w:pPr>
-            <w:r>
-              <w:rPr>
-                <w:rFonts w:ascii="Times New Roman" w:eastAsia="Times New Roman" w:hAnsi="Times New Roman" w:cs="Times New Roman"/>
-                <w:kern w:val="0"/>
-                <w:lang w:bidi="hi-IN"/>
-                <w14:ligatures w14:val="none"/>
-              </w:rPr>
-              <w:t>6</w:t>
-            </w:r>
-          </w:p>
-        </w:tc>
-        <w:tc>
-          <w:tcPr>
-            <w:tcW w:w="0" w:type="auto"/>
-            <w:vAlign w:val="center"/>
-            <w:hideMark/>
-          </w:tcPr>
-          <w:p>
-            <w:pPr>
-              <w:spacing w:after="0" w:line="240" w:lineRule="auto"/>
-              <w:rPr>
-                <w:rFonts w:ascii="Times New Roman" w:eastAsia="Times New Roman" w:hAnsi="Times New Roman" w:cs="Times New Roman"/>
-                <w:kern w:val="0"/>
-                <w:lang w:bidi="hi-IN"/>
-                <w14:ligatures w14:val="none"/>
-              </w:rPr>
-            </w:pPr>
-            <w:r>
-              <w:rPr>
-                <w:rFonts w:ascii="Times New Roman" w:eastAsia="Times New Roman" w:hAnsi="Times New Roman" w:cs="Times New Roman"/>
-                <w:kern w:val="0"/>
-                <w:lang w:bidi="hi-IN"/>
-                <w14:ligatures w14:val="none"/>
-              </w:rPr>
-              <w:t>TSM Troubleshooting Dataset</w:t>
-            </w:r>
-          </w:p>
-        </w:tc>
-        <w:tc>
-          <w:tcPr>
-            <w:tcW w:w="0" w:type="auto"/>
-            <w:vAlign w:val="center"/>
-            <w:hideMark/>
-          </w:tcPr>
-          <w:p>
-            <w:pPr>
-              <w:spacing w:after="0" w:line="240" w:lineRule="auto"/>
-              <w:rPr>
-                <w:rFonts w:ascii="Times New Roman" w:eastAsia="Times New Roman" w:hAnsi="Times New Roman" w:cs="Times New Roman"/>
-                <w:kern w:val="0"/>
-                <w:lang w:bidi="hi-IN"/>
-                <w14:ligatures w14:val="none"/>
-              </w:rPr>
-            </w:pPr>
-            <w:r>
-              <w:rPr>
-                <w:rFonts w:ascii="Times New Roman" w:eastAsia="Times New Roman" w:hAnsi="Times New Roman" w:cs="Times New Roman"/>
-                <w:kern w:val="0"/>
-                <w:lang w:bidi="hi-IN"/>
-                <w14:ligatures w14:val="none"/>
-              </w:rPr>
-              <w:t>TSM Search</w:t>
-            </w:r>
-          </w:p>
-        </w:tc>
-        <w:tc>
-          <w:tcPr>
-            <w:tcW w:w="0" w:type="auto"/>
-            <w:vAlign w:val="center"/>
-            <w:hideMark/>
-          </w:tcPr>
-          <w:p>
-            <w:pPr>
-              <w:spacing w:after="0" w:line="240" w:lineRule="auto"/>
-              <w:rPr>
-                <w:rFonts w:ascii="Times New Roman" w:eastAsia="Times New Roman" w:hAnsi="Times New Roman" w:cs="Times New Roman"/>
-                <w:kern w:val="0"/>
-                <w:lang w:bidi="hi-IN"/>
-                <w14:ligatures w14:val="none"/>
-              </w:rPr>
-            </w:pPr>
-            <w:r>
-              <w:rPr>
-                <w:rFonts w:ascii="Times New Roman" w:eastAsia="Times New Roman" w:hAnsi="Times New Roman" w:cs="Times New Roman"/>
-                <w:kern w:val="0"/>
-                <w:lang w:bidi="hi-IN"/>
-                <w14:ligatures w14:val="none"/>
-              </w:rPr>
-              <w:t>Troubleshooting search source</w:t>
-            </w:r>
-          </w:p>
-        </w:tc>
-        <w:tc>
-          <w:tcPr>
-            <w:tcW w:w="0" w:type="auto"/>
-            <w:vAlign w:val="center"/>
-            <w:hideMark/>
-          </w:tcPr>
-          <w:p>
-            <w:pPr>
-              <w:spacing w:after="0" w:line="240" w:lineRule="auto"/>
-              <w:rPr>
-                <w:rFonts w:ascii="Times New Roman" w:eastAsia="Times New Roman" w:hAnsi="Times New Roman" w:cs="Times New Roman"/>
-                <w:kern w:val="0"/>
-                <w:lang w:bidi="hi-IN"/>
-                <w14:ligatures w14:val="none"/>
-              </w:rPr>
-            </w:pPr>
-            <w:r>
-              <w:rPr>
-                <w:rFonts w:ascii="Times New Roman" w:eastAsia="Times New Roman" w:hAnsi="Times New Roman" w:cs="Times New Roman"/>
-                <w:kern w:val="0"/>
-                <w:lang w:bidi="hi-IN"/>
-                <w14:ligatures w14:val="none"/>
-              </w:rPr>
-              <w:t>Used to search using ATA, ECAM, Fault Code, Description etc.</w:t>
-            </w:r>
-          </w:p>
-        </w:tc>
-      </w:tr>
-      <w:tr>
-        <w:trPr>
-          <w:tblCellSpacing w:w="15" w:type="dxa"/>
-        </w:trPr>
-        <w:tc>
-          <w:tcPr>
-            <w:tcW w:w="0" w:type="auto"/>
-            <w:vAlign w:val="center"/>
-            <w:hideMark/>
-          </w:tcPr>
-          <w:p>
-            <w:pPr>
-              <w:spacing w:after="0" w:line="240" w:lineRule="auto"/>
-              <w:rPr>
-                <w:rFonts w:ascii="Times New Roman" w:eastAsia="Times New Roman" w:hAnsi="Times New Roman" w:cs="Times New Roman"/>
-                <w:kern w:val="0"/>
-                <w:lang w:bidi="hi-IN"/>
-                <w14:ligatures w14:val="none"/>
-              </w:rPr>
-            </w:pPr>
-            <w:r>
-              <w:rPr>
-                <w:rFonts w:ascii="Times New Roman" w:eastAsia="Times New Roman" w:hAnsi="Times New Roman" w:cs="Times New Roman"/>
-                <w:kern w:val="0"/>
-                <w:lang w:bidi="hi-IN"/>
-                <w14:ligatures w14:val="none"/>
-              </w:rPr>
-              <w:t>7</w:t>
-            </w:r>
-          </w:p>
-        </w:tc>
-        <w:tc>
-          <w:tcPr>
-            <w:tcW w:w="0" w:type="auto"/>
-            <w:vAlign w:val="center"/>
-            <w:hideMark/>
-          </w:tcPr>
-          <w:p>
-            <w:pPr>
-              <w:spacing w:after="0" w:line="240" w:lineRule="auto"/>
-              <w:rPr>
-                <w:rFonts w:ascii="Times New Roman" w:eastAsia="Times New Roman" w:hAnsi="Times New Roman" w:cs="Times New Roman"/>
-                <w:kern w:val="0"/>
-                <w:lang w:bidi="hi-IN"/>
-                <w14:ligatures w14:val="none"/>
-              </w:rPr>
-            </w:pPr>
-            <w:r>
-              <w:rPr>
-                <w:rFonts w:ascii="Times New Roman" w:eastAsia="Times New Roman" w:hAnsi="Times New Roman" w:cs="Times New Roman"/>
-                <w:kern w:val="0"/>
-                <w:lang w:bidi="hi-IN"/>
-                <w14:ligatures w14:val="none"/>
-              </w:rPr>
-              <w:t>Internal Link Metadata</w:t>
-            </w:r>
-          </w:p>
-        </w:tc>
-        <w:tc>
-          <w:tcPr>
-            <w:tcW w:w="0" w:type="auto"/>
-            <w:vAlign w:val="center"/>
-            <w:hideMark/>
-          </w:tcPr>
-          <w:p>
-            <w:pPr>
-              <w:spacing w:after="0" w:line="240" w:lineRule="auto"/>
-              <w:rPr>
-                <w:rFonts w:ascii="Times New Roman" w:eastAsia="Times New Roman" w:hAnsi="Times New Roman" w:cs="Times New Roman"/>
-                <w:kern w:val="0"/>
-                <w:lang w:bidi="hi-IN"/>
-                <w14:ligatures w14:val="none"/>
-              </w:rPr>
-            </w:pPr>
-            <w:r>
-              <w:rPr>
-                <w:rFonts w:ascii="Times New Roman" w:eastAsia="Times New Roman" w:hAnsi="Times New Roman" w:cs="Times New Roman"/>
-                <w:kern w:val="0"/>
-                <w:lang w:bidi="hi-IN"/>
-                <w14:ligatures w14:val="none"/>
-              </w:rPr>
-              <w:t>Navigation</w:t>
-            </w:r>
-          </w:p>
-        </w:tc>
-        <w:tc>
-          <w:tcPr>
-            <w:tcW w:w="0" w:type="auto"/>
-            <w:vAlign w:val="center"/>
-            <w:hideMark/>
-          </w:tcPr>
-          <w:p>
-            <w:pPr>
-              <w:spacing w:after="0" w:line="240" w:lineRule="auto"/>
-              <w:rPr>
-                <w:rFonts w:ascii="Times New Roman" w:eastAsia="Times New Roman" w:hAnsi="Times New Roman" w:cs="Times New Roman"/>
-                <w:kern w:val="0"/>
-                <w:lang w:bidi="hi-IN"/>
-                <w14:ligatures w14:val="none"/>
-              </w:rPr>
-            </w:pPr>
-            <w:r>
-              <w:rPr>
-                <w:rFonts w:ascii="Times New Roman" w:eastAsia="Times New Roman" w:hAnsi="Times New Roman" w:cs="Times New Roman"/>
-                <w:kern w:val="0"/>
-                <w:lang w:bidi="hi-IN"/>
-                <w14:ligatures w14:val="none"/>
-              </w:rPr>
-              <w:t>Cross manual navigation</w:t>
-            </w:r>
-          </w:p>
-        </w:tc>
-        <w:tc>
-          <w:tcPr>
-            <w:tcW w:w="0" w:type="auto"/>
-            <w:vAlign w:val="center"/>
-            <w:hideMark/>
-          </w:tcPr>
-          <w:p>
-            <w:pPr>
-              <w:spacing w:after="0" w:line="240" w:lineRule="auto"/>
-              <w:rPr>
-                <w:rFonts w:ascii="Times New Roman" w:eastAsia="Times New Roman" w:hAnsi="Times New Roman" w:cs="Times New Roman"/>
-                <w:kern w:val="0"/>
-                <w:lang w:bidi="hi-IN"/>
-                <w14:ligatures w14:val="none"/>
-              </w:rPr>
-            </w:pPr>
-            <w:r>
-              <w:rPr>
-                <w:rFonts w:ascii="Times New Roman" w:eastAsia="Times New Roman" w:hAnsi="Times New Roman" w:cs="Times New Roman"/>
-                <w:kern w:val="0"/>
-                <w:lang w:bidi="hi-IN"/>
-                <w14:ligatures w14:val="none"/>
-              </w:rPr>
-              <w:t>Enables TSM → AMM, IPC → AMM and other internal links</w:t>
-            </w:r>
-          </w:p>
-        </w:tc>
-      </w:tr>
-      <w:tr>
-        <w:trPr>
-          <w:tblCellSpacing w:w="15" w:type="dxa"/>
-        </w:trPr>
-        <w:tc>
-          <w:tcPr>
-            <w:tcW w:w="0" w:type="auto"/>
-            <w:vAlign w:val="center"/>
-            <w:hideMark/>
-          </w:tcPr>
-          <w:p>
-            <w:pPr>
-              <w:spacing w:after="0" w:line="240" w:lineRule="auto"/>
-              <w:rPr>
-                <w:rFonts w:ascii="Times New Roman" w:eastAsia="Times New Roman" w:hAnsi="Times New Roman" w:cs="Times New Roman"/>
-                <w:kern w:val="0"/>
-                <w:lang w:bidi="hi-IN"/>
-                <w14:ligatures w14:val="none"/>
-              </w:rPr>
-            </w:pPr>
-            <w:r>
-              <w:rPr>
-                <w:rFonts w:ascii="Times New Roman" w:eastAsia="Times New Roman" w:hAnsi="Times New Roman" w:cs="Times New Roman"/>
-                <w:kern w:val="0"/>
-                <w:lang w:bidi="hi-IN"/>
-                <w14:ligatures w14:val="none"/>
-              </w:rPr>
-              <w:t>8</w:t>
-            </w:r>
-          </w:p>
-        </w:tc>
-        <w:tc>
-          <w:tcPr>
-            <w:tcW w:w="0" w:type="auto"/>
-            <w:vAlign w:val="center"/>
-            <w:hideMark/>
-          </w:tcPr>
-          <w:p>
-            <w:pPr>
-              <w:spacing w:after="0" w:line="240" w:lineRule="auto"/>
-              <w:rPr>
-                <w:rFonts w:ascii="Times New Roman" w:eastAsia="Times New Roman" w:hAnsi="Times New Roman" w:cs="Times New Roman"/>
-                <w:kern w:val="0"/>
-                <w:lang w:bidi="hi-IN"/>
-                <w14:ligatures w14:val="none"/>
-              </w:rPr>
-            </w:pPr>
-            <w:r>
-              <w:rPr>
-                <w:rFonts w:ascii="Times New Roman" w:eastAsia="Times New Roman" w:hAnsi="Times New Roman" w:cs="Times New Roman"/>
-                <w:kern w:val="0"/>
-                <w:lang w:bidi="hi-IN"/>
-                <w14:ligatures w14:val="none"/>
-              </w:rPr>
-              <w:t>Illustration Mapping</w:t>
-            </w:r>
-          </w:p>
-        </w:tc>
-        <w:tc>
-          <w:tcPr>
-            <w:tcW w:w="0" w:type="auto"/>
-            <w:vAlign w:val="center"/>
-            <w:hideMark/>
-          </w:tcPr>
-          <w:p>
-            <w:pPr>
-              <w:spacing w:after="0" w:line="240" w:lineRule="auto"/>
-              <w:rPr>
-                <w:rFonts w:ascii="Times New Roman" w:eastAsia="Times New Roman" w:hAnsi="Times New Roman" w:cs="Times New Roman"/>
-                <w:kern w:val="0"/>
-                <w:lang w:bidi="hi-IN"/>
-                <w14:ligatures w14:val="none"/>
-              </w:rPr>
-            </w:pPr>
-            <w:r>
-              <w:rPr>
-                <w:rFonts w:ascii="Times New Roman" w:eastAsia="Times New Roman" w:hAnsi="Times New Roman" w:cs="Times New Roman"/>
-                <w:kern w:val="0"/>
-                <w:lang w:bidi="hi-IN"/>
-                <w14:ligatures w14:val="none"/>
-              </w:rPr>
-              <w:t>Illustration Viewer</w:t>
-            </w:r>
-          </w:p>
-        </w:tc>
-        <w:tc>
-          <w:tcPr>
-            <w:tcW w:w="0" w:type="auto"/>
-            <w:vAlign w:val="center"/>
-            <w:hideMark/>
-          </w:tcPr>
-          <w:p>
-            <w:pPr>
-              <w:spacing w:after="0" w:line="240" w:lineRule="auto"/>
-              <w:rPr>
-                <w:rFonts w:ascii="Times New Roman" w:eastAsia="Times New Roman" w:hAnsi="Times New Roman" w:cs="Times New Roman"/>
-                <w:kern w:val="0"/>
-                <w:lang w:bidi="hi-IN"/>
-                <w14:ligatures w14:val="none"/>
-              </w:rPr>
-            </w:pPr>
-            <w:r>
-              <w:rPr>
-                <w:rFonts w:ascii="Times New Roman" w:eastAsia="Times New Roman" w:hAnsi="Times New Roman" w:cs="Times New Roman"/>
-                <w:kern w:val="0"/>
-                <w:lang w:bidi="hi-IN"/>
-                <w14:ligatures w14:val="none"/>
-              </w:rPr>
-              <w:t>Link task to illustration</w:t>
-            </w:r>
-          </w:p>
-        </w:tc>
-        <w:tc>
-          <w:tcPr>
-            <w:tcW w:w="0" w:type="auto"/>
-            <w:vAlign w:val="center"/>
-            <w:hideMark/>
-          </w:tcPr>
-          <w:p>
-            <w:pPr>
-              <w:spacing w:after="0" w:line="240" w:lineRule="auto"/>
-              <w:rPr>
-                <w:rFonts w:ascii="Times New Roman" w:eastAsia="Times New Roman" w:hAnsi="Times New Roman" w:cs="Times New Roman"/>
-                <w:kern w:val="0"/>
-                <w:lang w:bidi="hi-IN"/>
-                <w14:ligatures w14:val="none"/>
-              </w:rPr>
-            </w:pPr>
-            <w:r>
-              <w:rPr>
-                <w:rFonts w:ascii="Times New Roman" w:eastAsia="Times New Roman" w:hAnsi="Times New Roman" w:cs="Times New Roman"/>
-                <w:kern w:val="0"/>
-                <w:lang w:bidi="hi-IN"/>
-                <w14:ligatures w14:val="none"/>
-              </w:rPr>
-              <w:t>Helps app identify which illustration belongs to which task</w:t>
-            </w:r>
-          </w:p>
-        </w:tc>
-      </w:tr>
-      <w:tr>
-        <w:trPr>
-          <w:tblCellSpacing w:w="15" w:type="dxa"/>
-        </w:trPr>
-        <w:tc>
-          <w:tcPr>
-            <w:tcW w:w="0" w:type="auto"/>
-            <w:vAlign w:val="center"/>
-            <w:hideMark/>
-          </w:tcPr>
-          <w:p>
-            <w:pPr>
-              <w:spacing w:after="0" w:line="240" w:lineRule="auto"/>
-              <w:rPr>
-                <w:rFonts w:ascii="Times New Roman" w:eastAsia="Times New Roman" w:hAnsi="Times New Roman" w:cs="Times New Roman"/>
-                <w:kern w:val="0"/>
-                <w:lang w:bidi="hi-IN"/>
-                <w14:ligatures w14:val="none"/>
-              </w:rPr>
-            </w:pPr>
-            <w:r>
-              <w:rPr>
-                <w:rFonts w:ascii="Times New Roman" w:eastAsia="Times New Roman" w:hAnsi="Times New Roman" w:cs="Times New Roman"/>
-                <w:kern w:val="0"/>
-                <w:lang w:bidi="hi-IN"/>
-                <w14:ligatures w14:val="none"/>
-              </w:rPr>
-              <w:t>9</w:t>
-            </w:r>
-          </w:p>
-        </w:tc>
-        <w:tc>
-          <w:tcPr>
-            <w:tcW w:w="0" w:type="auto"/>
-            <w:vAlign w:val="center"/>
-            <w:hideMark/>
-          </w:tcPr>
-          <w:p>
-            <w:pPr>
-              <w:spacing w:after="0" w:line="240" w:lineRule="auto"/>
-              <w:rPr>
-                <w:rFonts w:ascii="Times New Roman" w:eastAsia="Times New Roman" w:hAnsi="Times New Roman" w:cs="Times New Roman"/>
-                <w:kern w:val="0"/>
-                <w:lang w:bidi="hi-IN"/>
-                <w14:ligatures w14:val="none"/>
-              </w:rPr>
-            </w:pPr>
-            <w:r>
-              <w:rPr>
-                <w:rFonts w:ascii="Times New Roman" w:eastAsia="Times New Roman" w:hAnsi="Times New Roman" w:cs="Times New Roman"/>
-                <w:kern w:val="0"/>
-                <w:lang w:bidi="hi-IN"/>
-                <w14:ligatures w14:val="none"/>
-              </w:rPr>
-              <w:t>SVG / CGM Files</w:t>
-            </w:r>
-          </w:p>
-        </w:tc>
-        <w:tc>
-          <w:tcPr>
-            <w:tcW w:w="0" w:type="auto"/>
-            <w:vAlign w:val="center"/>
-            <w:hideMark/>
-          </w:tcPr>
-          <w:p>
-            <w:pPr>
-              <w:spacing w:after="0" w:line="240" w:lineRule="auto"/>
-              <w:rPr>
-                <w:rFonts w:ascii="Times New Roman" w:eastAsia="Times New Roman" w:hAnsi="Times New Roman" w:cs="Times New Roman"/>
-                <w:kern w:val="0"/>
-                <w:lang w:bidi="hi-IN"/>
-                <w14:ligatures w14:val="none"/>
-              </w:rPr>
-            </w:pPr>
-            <w:r>
-              <w:rPr>
-                <w:rFonts w:ascii="Times New Roman" w:eastAsia="Times New Roman" w:hAnsi="Times New Roman" w:cs="Times New Roman"/>
-                <w:kern w:val="0"/>
-                <w:lang w:bidi="hi-IN"/>
-                <w14:ligatures w14:val="none"/>
-              </w:rPr>
-              <w:t>Illustration Viewer</w:t>
-            </w:r>
-          </w:p>
-        </w:tc>
-        <w:tc>
-          <w:tcPr>
-            <w:tcW w:w="0" w:type="auto"/>
-            <w:vAlign w:val="center"/>
-            <w:hideMark/>
-          </w:tcPr>
-          <w:p>
-            <w:pPr>
-              <w:spacing w:after="0" w:line="240" w:lineRule="auto"/>
-              <w:rPr>
-                <w:rFonts w:ascii="Times New Roman" w:eastAsia="Times New Roman" w:hAnsi="Times New Roman" w:cs="Times New Roman"/>
-                <w:kern w:val="0"/>
-                <w:lang w:bidi="hi-IN"/>
-                <w14:ligatures w14:val="none"/>
-              </w:rPr>
-            </w:pPr>
-            <w:r>
-              <w:rPr>
-                <w:rFonts w:ascii="Times New Roman" w:eastAsia="Times New Roman" w:hAnsi="Times New Roman" w:cs="Times New Roman"/>
-                <w:kern w:val="0"/>
-                <w:lang w:bidi="hi-IN"/>
-                <w14:ligatures w14:val="none"/>
-              </w:rPr>
-              <w:t>Technical diagram rendering</w:t>
-            </w:r>
-          </w:p>
-        </w:tc>
-        <w:tc>
-          <w:tcPr>
-            <w:tcW w:w="0" w:type="auto"/>
-            <w:vAlign w:val="center"/>
-            <w:hideMark/>
-          </w:tcPr>
-          <w:p>
-            <w:pPr>
-              <w:spacing w:after="0" w:line="240" w:lineRule="auto"/>
-              <w:rPr>
-                <w:rFonts w:ascii="Times New Roman" w:eastAsia="Times New Roman" w:hAnsi="Times New Roman" w:cs="Times New Roman"/>
-                <w:kern w:val="0"/>
-                <w:lang w:bidi="hi-IN"/>
-                <w14:ligatures w14:val="none"/>
-              </w:rPr>
-            </w:pPr>
-            <w:r>
-              <w:rPr>
-                <w:rFonts w:ascii="Times New Roman" w:eastAsia="Times New Roman" w:hAnsi="Times New Roman" w:cs="Times New Roman"/>
-                <w:kern w:val="0"/>
-                <w:lang w:bidi="hi-IN"/>
-                <w14:ligatures w14:val="none"/>
-              </w:rPr>
-              <w:t>App renders diagrams natively from supplied files</w:t>
-            </w:r>
-          </w:p>
-        </w:tc>
-      </w:tr>
-      <w:tr>
-        <w:trPr>
-          <w:tblCellSpacing w:w="15" w:type="dxa"/>
-        </w:trPr>
-        <w:tc>
-          <w:tcPr>
-            <w:tcW w:w="0" w:type="auto"/>
-            <w:vAlign w:val="center"/>
-            <w:hideMark/>
-          </w:tcPr>
-          <w:p>
-            <w:pPr>
-              <w:spacing w:after="0" w:line="240" w:lineRule="auto"/>
-              <w:rPr>
-                <w:rFonts w:ascii="Times New Roman" w:eastAsia="Times New Roman" w:hAnsi="Times New Roman" w:cs="Times New Roman"/>
-                <w:kern w:val="0"/>
-                <w:lang w:bidi="hi-IN"/>
-                <w14:ligatures w14:val="none"/>
-              </w:rPr>
-            </w:pPr>
-            <w:r>
-              <w:rPr>
-                <w:rFonts w:ascii="Times New Roman" w:eastAsia="Times New Roman" w:hAnsi="Times New Roman" w:cs="Times New Roman"/>
-                <w:kern w:val="0"/>
-                <w:lang w:bidi="hi-IN"/>
-                <w14:ligatures w14:val="none"/>
-              </w:rPr>
-              <w:t>10</w:t>
-            </w:r>
-          </w:p>
-        </w:tc>
-        <w:tc>
-          <w:tcPr>
-            <w:tcW w:w="0" w:type="auto"/>
-            <w:vAlign w:val="center"/>
-            <w:hideMark/>
-          </w:tcPr>
-          <w:p>
-            <w:pPr>
-              <w:spacing w:after="0" w:line="240" w:lineRule="auto"/>
-              <w:rPr>
-                <w:rFonts w:ascii="Times New Roman" w:eastAsia="Times New Roman" w:hAnsi="Times New Roman" w:cs="Times New Roman"/>
-                <w:kern w:val="0"/>
-                <w:lang w:bidi="hi-IN"/>
-                <w14:ligatures w14:val="none"/>
-              </w:rPr>
-            </w:pPr>
-            <w:r>
-              <w:rPr>
-                <w:rFonts w:ascii="Times New Roman" w:eastAsia="Times New Roman" w:hAnsi="Times New Roman" w:cs="Times New Roman"/>
-                <w:kern w:val="0"/>
-                <w:lang w:bidi="hi-IN"/>
-                <w14:ligatures w14:val="none"/>
-              </w:rPr>
-              <w:t>IPC Part ↔ Illustration Mapping</w:t>
-            </w:r>
-          </w:p>
-        </w:tc>
-        <w:tc>
-          <w:tcPr>
-            <w:tcW w:w="0" w:type="auto"/>
-            <w:vAlign w:val="center"/>
-            <w:hideMark/>
-          </w:tcPr>
-          <w:p>
-            <w:pPr>
-              <w:spacing w:after="0" w:line="240" w:lineRule="auto"/>
-              <w:rPr>
-                <w:rFonts w:ascii="Times New Roman" w:eastAsia="Times New Roman" w:hAnsi="Times New Roman" w:cs="Times New Roman"/>
-                <w:kern w:val="0"/>
-                <w:lang w:bidi="hi-IN"/>
-                <w14:ligatures w14:val="none"/>
-              </w:rPr>
-            </w:pPr>
-            <w:r>
-              <w:rPr>
-                <w:rFonts w:ascii="Times New Roman" w:eastAsia="Times New Roman" w:hAnsi="Times New Roman" w:cs="Times New Roman"/>
-                <w:kern w:val="0"/>
-                <w:lang w:bidi="hi-IN"/>
-                <w14:ligatures w14:val="none"/>
-              </w:rPr>
-              <w:t>IPC Viewer</w:t>
-            </w:r>
-          </w:p>
-        </w:tc>
-        <w:tc>
-          <w:tcPr>
-            <w:tcW w:w="0" w:type="auto"/>
-            <w:vAlign w:val="center"/>
-            <w:hideMark/>
-          </w:tcPr>
-          <w:p>
-            <w:pPr>
-              <w:spacing w:after="0" w:line="240" w:lineRule="auto"/>
-              <w:rPr>
-                <w:rFonts w:ascii="Times New Roman" w:eastAsia="Times New Roman" w:hAnsi="Times New Roman" w:cs="Times New Roman"/>
-                <w:kern w:val="0"/>
-                <w:lang w:bidi="hi-IN"/>
-                <w14:ligatures w14:val="none"/>
-              </w:rPr>
-            </w:pPr>
-            <w:r>
-              <w:rPr>
-                <w:rFonts w:ascii="Times New Roman" w:eastAsia="Times New Roman" w:hAnsi="Times New Roman" w:cs="Times New Roman"/>
-                <w:kern w:val="0"/>
-                <w:lang w:bidi="hi-IN"/>
-                <w14:ligatures w14:val="none"/>
-              </w:rPr>
-              <w:t>IPC hotspot functionality</w:t>
-            </w:r>
-          </w:p>
-        </w:tc>
-        <w:tc>
-          <w:tcPr>
-            <w:tcW w:w="0" w:type="auto"/>
-            <w:vAlign w:val="center"/>
-            <w:hideMark/>
-          </w:tcPr>
-          <w:p>
-            <w:pPr>
-              <w:spacing w:after="0" w:line="240" w:lineRule="auto"/>
-              <w:rPr>
-                <w:rFonts w:ascii="Times New Roman" w:eastAsia="Times New Roman" w:hAnsi="Times New Roman" w:cs="Times New Roman"/>
-                <w:kern w:val="0"/>
-                <w:lang w:bidi="hi-IN"/>
-                <w14:ligatures w14:val="none"/>
-              </w:rPr>
-            </w:pPr>
-            <w:r>
-              <w:rPr>
-                <w:rFonts w:ascii="Times New Roman" w:eastAsia="Times New Roman" w:hAnsi="Times New Roman" w:cs="Times New Roman"/>
-                <w:kern w:val="0"/>
-                <w:lang w:bidi="hi-IN"/>
-                <w14:ligatures w14:val="none"/>
-              </w:rPr>
-              <w:t>Used to highlight illustration when part is selected and vice versa</w:t>
-            </w:r>
-          </w:p>
-        </w:tc>
-      </w:tr>
-      <w:tr>
-        <w:trPr>
-          <w:tblCellSpacing w:w="15" w:type="dxa"/>
-        </w:trPr>
-        <w:tc>
-          <w:tcPr>
-            <w:tcW w:w="0" w:type="auto"/>
-            <w:vAlign w:val="center"/>
-            <w:hideMark/>
-          </w:tcPr>
-          <w:p>
-            <w:pPr>
-              <w:spacing w:after="0" w:line="240" w:lineRule="auto"/>
-              <w:rPr>
-                <w:rFonts w:ascii="Times New Roman" w:eastAsia="Times New Roman" w:hAnsi="Times New Roman" w:cs="Times New Roman"/>
-                <w:kern w:val="0"/>
-                <w:lang w:bidi="hi-IN"/>
-                <w14:ligatures w14:val="none"/>
-              </w:rPr>
-            </w:pPr>
-            <w:r>
-              <w:rPr>
-                <w:rFonts w:ascii="Times New Roman" w:eastAsia="Times New Roman" w:hAnsi="Times New Roman" w:cs="Times New Roman"/>
-                <w:kern w:val="0"/>
-                <w:lang w:bidi="hi-IN"/>
-                <w14:ligatures w14:val="none"/>
-              </w:rPr>
-              <w:t>11</w:t>
-            </w:r>
-          </w:p>
-        </w:tc>
-        <w:tc>
-          <w:tcPr>
-            <w:tcW w:w="0" w:type="auto"/>
-            <w:vAlign w:val="center"/>
-            <w:hideMark/>
-          </w:tcPr>
-          <w:p>
-            <w:pPr>
-              <w:spacing w:after="0" w:line="240" w:lineRule="auto"/>
-              <w:rPr>
-                <w:rFonts w:ascii="Times New Roman" w:eastAsia="Times New Roman" w:hAnsi="Times New Roman" w:cs="Times New Roman"/>
-                <w:kern w:val="0"/>
-                <w:lang w:bidi="hi-IN"/>
-                <w14:ligatures w14:val="none"/>
-              </w:rPr>
-            </w:pPr>
-            <w:r>
-              <w:rPr>
-                <w:rFonts w:ascii="Times New Roman" w:eastAsia="Times New Roman" w:hAnsi="Times New Roman" w:cs="Times New Roman"/>
-                <w:kern w:val="0"/>
-                <w:lang w:bidi="hi-IN"/>
-                <w14:ligatures w14:val="none"/>
-              </w:rPr>
-              <w:t>Attachment Metadata</w:t>
-            </w:r>
-          </w:p>
-        </w:tc>
-        <w:tc>
-          <w:tcPr>
-            <w:tcW w:w="0" w:type="auto"/>
-            <w:vAlign w:val="center"/>
-            <w:hideMark/>
-          </w:tcPr>
-          <w:p>
-            <w:pPr>
-              <w:spacing w:after="0" w:line="240" w:lineRule="auto"/>
-              <w:rPr>
-                <w:rFonts w:ascii="Times New Roman" w:eastAsia="Times New Roman" w:hAnsi="Times New Roman" w:cs="Times New Roman"/>
-                <w:kern w:val="0"/>
-                <w:lang w:bidi="hi-IN"/>
-                <w14:ligatures w14:val="none"/>
-              </w:rPr>
-            </w:pPr>
-            <w:r>
-              <w:rPr>
-                <w:rFonts w:ascii="Times New Roman" w:eastAsia="Times New Roman" w:hAnsi="Times New Roman" w:cs="Times New Roman"/>
-                <w:kern w:val="0"/>
-                <w:lang w:bidi="hi-IN"/>
-                <w14:ligatures w14:val="none"/>
-              </w:rPr>
-              <w:t>Attachment Viewer</w:t>
-            </w:r>
-          </w:p>
-        </w:tc>
-        <w:tc>
-          <w:tcPr>
-            <w:tcW w:w="0" w:type="auto"/>
-            <w:vAlign w:val="center"/>
-            <w:hideMark/>
-          </w:tcPr>
-          <w:p>
-            <w:pPr>
-              <w:spacing w:after="0" w:line="240" w:lineRule="auto"/>
-              <w:rPr>
-                <w:rFonts w:ascii="Times New Roman" w:eastAsia="Times New Roman" w:hAnsi="Times New Roman" w:cs="Times New Roman"/>
-                <w:kern w:val="0"/>
-                <w:lang w:bidi="hi-IN"/>
-                <w14:ligatures w14:val="none"/>
-              </w:rPr>
-            </w:pPr>
-            <w:r>
-              <w:rPr>
-                <w:rFonts w:ascii="Times New Roman" w:eastAsia="Times New Roman" w:hAnsi="Times New Roman" w:cs="Times New Roman"/>
-                <w:kern w:val="0"/>
-                <w:lang w:bidi="hi-IN"/>
-                <w14:ligatures w14:val="none"/>
-              </w:rPr>
-              <w:t>Attachment listing</w:t>
-            </w:r>
-          </w:p>
-        </w:tc>
-        <w:tc>
-          <w:tcPr>
-            <w:tcW w:w="0" w:type="auto"/>
-            <w:vAlign w:val="center"/>
-            <w:hideMark/>
-          </w:tcPr>
-          <w:p>
-            <w:pPr>
-              <w:spacing w:after="0" w:line="240" w:lineRule="auto"/>
-              <w:rPr>
-                <w:rFonts w:ascii="Times New Roman" w:eastAsia="Times New Roman" w:hAnsi="Times New Roman" w:cs="Times New Roman"/>
-                <w:kern w:val="0"/>
-                <w:lang w:bidi="hi-IN"/>
-                <w14:ligatures w14:val="none"/>
-              </w:rPr>
-            </w:pPr>
-            <w:r>
-              <w:rPr>
-                <w:rFonts w:ascii="Times New Roman" w:eastAsia="Times New Roman" w:hAnsi="Times New Roman" w:cs="Times New Roman"/>
-                <w:kern w:val="0"/>
-                <w:lang w:bidi="hi-IN"/>
-                <w14:ligatures w14:val="none"/>
-              </w:rPr>
-              <w:t>Shows TR, ADVC, A/L attachments for a task</w:t>
-            </w:r>
-          </w:p>
-        </w:tc>
-      </w:tr>
-      <w:tr>
-        <w:trPr>
-          <w:tblCellSpacing w:w="15" w:type="dxa"/>
-        </w:trPr>
-        <w:tc>
-          <w:tcPr>
-            <w:tcW w:w="0" w:type="auto"/>
-            <w:vAlign w:val="center"/>
-            <w:hideMark/>
-          </w:tcPr>
-          <w:p>
-            <w:pPr>
-              <w:spacing w:after="0" w:line="240" w:lineRule="auto"/>
-              <w:rPr>
-                <w:rFonts w:ascii="Times New Roman" w:eastAsia="Times New Roman" w:hAnsi="Times New Roman" w:cs="Times New Roman"/>
-                <w:kern w:val="0"/>
-                <w:lang w:bidi="hi-IN"/>
-                <w14:ligatures w14:val="none"/>
-              </w:rPr>
-            </w:pPr>
-            <w:r>
-              <w:rPr>
-                <w:rFonts w:ascii="Times New Roman" w:eastAsia="Times New Roman" w:hAnsi="Times New Roman" w:cs="Times New Roman"/>
-                <w:kern w:val="0"/>
-                <w:lang w:bidi="hi-IN"/>
-                <w14:ligatures w14:val="none"/>
-              </w:rPr>
-              <w:t>12</w:t>
-            </w:r>
-          </w:p>
-        </w:tc>
-        <w:tc>
-          <w:tcPr>
-            <w:tcW w:w="0" w:type="auto"/>
-            <w:vAlign w:val="center"/>
-            <w:hideMark/>
-          </w:tcPr>
-          <w:p>
-            <w:pPr>
-              <w:spacing w:after="0" w:line="240" w:lineRule="auto"/>
-              <w:rPr>
-                <w:rFonts w:ascii="Times New Roman" w:eastAsia="Times New Roman" w:hAnsi="Times New Roman" w:cs="Times New Roman"/>
-                <w:kern w:val="0"/>
-                <w:lang w:bidi="hi-IN"/>
-                <w14:ligatures w14:val="none"/>
-              </w:rPr>
-            </w:pPr>
-            <w:r>
-              <w:rPr>
-                <w:rFonts w:ascii="Times New Roman" w:eastAsia="Times New Roman" w:hAnsi="Times New Roman" w:cs="Times New Roman"/>
-                <w:kern w:val="0"/>
-                <w:lang w:bidi="hi-IN"/>
-                <w14:ligatures w14:val="none"/>
-              </w:rPr>
-              <w:t>Attachment Files (PDF etc.)</w:t>
-            </w:r>
-          </w:p>
-        </w:tc>
-        <w:tc>
-          <w:tcPr>
-            <w:tcW w:w="0" w:type="auto"/>
-            <w:vAlign w:val="center"/>
-            <w:hideMark/>
-          </w:tcPr>
-          <w:p>
-            <w:pPr>
-              <w:spacing w:after="0" w:line="240" w:lineRule="auto"/>
-              <w:rPr>
-                <w:rFonts w:ascii="Times New Roman" w:eastAsia="Times New Roman" w:hAnsi="Times New Roman" w:cs="Times New Roman"/>
-                <w:kern w:val="0"/>
-                <w:lang w:bidi="hi-IN"/>
-                <w14:ligatures w14:val="none"/>
-              </w:rPr>
-            </w:pPr>
-            <w:r>
-              <w:rPr>
-                <w:rFonts w:ascii="Times New Roman" w:eastAsia="Times New Roman" w:hAnsi="Times New Roman" w:cs="Times New Roman"/>
-                <w:kern w:val="0"/>
-                <w:lang w:bidi="hi-IN"/>
-                <w14:ligatures w14:val="none"/>
-              </w:rPr>
-              <w:t>Attachment Viewer</w:t>
-            </w:r>
-          </w:p>
-        </w:tc>
-        <w:tc>
-          <w:tcPr>
-            <w:tcW w:w="0" w:type="auto"/>
-            <w:vAlign w:val="center"/>
-            <w:hideMark/>
-          </w:tcPr>
-          <w:p>
-            <w:pPr>
-              <w:spacing w:after="0" w:line="240" w:lineRule="auto"/>
-              <w:rPr>
-                <w:rFonts w:ascii="Times New Roman" w:eastAsia="Times New Roman" w:hAnsi="Times New Roman" w:cs="Times New Roman"/>
-                <w:kern w:val="0"/>
-                <w:lang w:bidi="hi-IN"/>
-                <w14:ligatures w14:val="none"/>
-              </w:rPr>
-            </w:pPr>
-            <w:r>
-              <w:rPr>
-                <w:rFonts w:ascii="Times New Roman" w:eastAsia="Times New Roman" w:hAnsi="Times New Roman" w:cs="Times New Roman"/>
-                <w:kern w:val="0"/>
-                <w:lang w:bidi="hi-IN"/>
-                <w14:ligatures w14:val="none"/>
-              </w:rPr>
-              <w:t>Open attachment content</w:t>
-            </w:r>
-          </w:p>
-        </w:tc>
-        <w:tc>
-          <w:tcPr>
-            <w:tcW w:w="0" w:type="auto"/>
-            <w:vAlign w:val="center"/>
-            <w:hideMark/>
-          </w:tcPr>
-          <w:p>
-            <w:pPr>
-              <w:spacing w:after="0" w:line="240" w:lineRule="auto"/>
-              <w:rPr>
-                <w:rFonts w:ascii="Times New Roman" w:eastAsia="Times New Roman" w:hAnsi="Times New Roman" w:cs="Times New Roman"/>
-                <w:kern w:val="0"/>
-                <w:lang w:bidi="hi-IN"/>
-                <w14:ligatures w14:val="none"/>
-              </w:rPr>
-            </w:pPr>
-            <w:r>
-              <w:rPr>
-                <w:rFonts w:ascii="Times New Roman" w:eastAsia="Times New Roman" w:hAnsi="Times New Roman" w:cs="Times New Roman"/>
-                <w:kern w:val="0"/>
-                <w:lang w:bidi="hi-IN"/>
-                <w14:ligatures w14:val="none"/>
-              </w:rPr>
-              <w:t>Allows user to open downloaded attachments</w:t>
-            </w:r>
-          </w:p>
-        </w:tc>
-      </w:tr>
-      <w:tr>
-        <w:trPr>
-          <w:tblCellSpacing w:w="15" w:type="dxa"/>
-        </w:trPr>
-        <w:tc>
-          <w:tcPr>
-            <w:tcW w:w="0" w:type="auto"/>
-            <w:vAlign w:val="center"/>
-            <w:hideMark/>
-          </w:tcPr>
-          <w:p>
-            <w:pPr>
-              <w:spacing w:after="0" w:line="240" w:lineRule="auto"/>
-              <w:rPr>
-                <w:rFonts w:ascii="Times New Roman" w:eastAsia="Times New Roman" w:hAnsi="Times New Roman" w:cs="Times New Roman"/>
-                <w:kern w:val="0"/>
-                <w:lang w:bidi="hi-IN"/>
-                <w14:ligatures w14:val="none"/>
-              </w:rPr>
-            </w:pPr>
-            <w:r>
-              <w:rPr>
-                <w:rFonts w:ascii="Times New Roman" w:eastAsia="Times New Roman" w:hAnsi="Times New Roman" w:cs="Times New Roman"/>
-                <w:kern w:val="0"/>
-                <w:lang w:bidi="hi-IN"/>
-                <w14:ligatures w14:val="none"/>
-              </w:rPr>
-              <w:t>13</w:t>
-            </w:r>
-          </w:p>
-        </w:tc>
-        <w:tc>
-          <w:tcPr>
-            <w:tcW w:w="0" w:type="auto"/>
-            <w:vAlign w:val="center"/>
-            <w:hideMark/>
-          </w:tcPr>
-          <w:p>
-            <w:pPr>
-              <w:spacing w:after="0" w:line="240" w:lineRule="auto"/>
-              <w:rPr>
-                <w:rFonts w:ascii="Times New Roman" w:eastAsia="Times New Roman" w:hAnsi="Times New Roman" w:cs="Times New Roman"/>
-                <w:kern w:val="0"/>
-                <w:lang w:bidi="hi-IN"/>
-                <w14:ligatures w14:val="none"/>
-              </w:rPr>
-            </w:pPr>
-            <w:r>
-              <w:rPr>
-                <w:rFonts w:ascii="Times New Roman" w:eastAsia="Times New Roman" w:hAnsi="Times New Roman" w:cs="Times New Roman"/>
-                <w:kern w:val="0"/>
-                <w:lang w:bidi="hi-IN"/>
-                <w14:ligatures w14:val="none"/>
-              </w:rPr>
-              <w:t>Manual Metadata</w:t>
-            </w:r>
-          </w:p>
-        </w:tc>
-        <w:tc>
-          <w:tcPr>
-            <w:tcW w:w="0" w:type="auto"/>
-            <w:vAlign w:val="center"/>
-            <w:hideMark/>
-          </w:tcPr>
-          <w:p>
-            <w:pPr>
-              <w:spacing w:after="0" w:line="240" w:lineRule="auto"/>
-              <w:rPr>
-                <w:rFonts w:ascii="Times New Roman" w:eastAsia="Times New Roman" w:hAnsi="Times New Roman" w:cs="Times New Roman"/>
-                <w:kern w:val="0"/>
-                <w:lang w:bidi="hi-IN"/>
-                <w14:ligatures w14:val="none"/>
-              </w:rPr>
-            </w:pPr>
-            <w:r>
-              <w:rPr>
-                <w:rFonts w:ascii="Times New Roman" w:eastAsia="Times New Roman" w:hAnsi="Times New Roman" w:cs="Times New Roman"/>
-                <w:kern w:val="0"/>
-                <w:lang w:bidi="hi-IN"/>
-                <w14:ligatures w14:val="none"/>
-              </w:rPr>
-              <w:t>Home Screen / Manual Picker</w:t>
-            </w:r>
-          </w:p>
-        </w:tc>
-        <w:tc>
-          <w:tcPr>
-            <w:tcW w:w="0" w:type="auto"/>
-            <w:vAlign w:val="center"/>
-            <w:hideMark/>
-          </w:tcPr>
-          <w:p>
-            <w:pPr>
-              <w:spacing w:after="0" w:line="240" w:lineRule="auto"/>
-              <w:rPr>
-                <w:rFonts w:ascii="Times New Roman" w:eastAsia="Times New Roman" w:hAnsi="Times New Roman" w:cs="Times New Roman"/>
-                <w:kern w:val="0"/>
-                <w:lang w:bidi="hi-IN"/>
-                <w14:ligatures w14:val="none"/>
-              </w:rPr>
-            </w:pPr>
-            <w:r>
-              <w:rPr>
-                <w:rFonts w:ascii="Times New Roman" w:eastAsia="Times New Roman" w:hAnsi="Times New Roman" w:cs="Times New Roman"/>
-                <w:kern w:val="0"/>
-                <w:lang w:bidi="hi-IN"/>
-                <w14:ligatures w14:val="none"/>
-              </w:rPr>
-              <w:t>Manual information</w:t>
-            </w:r>
-          </w:p>
-        </w:tc>
-        <w:tc>
-          <w:tcPr>
-            <w:tcW w:w="0" w:type="auto"/>
-            <w:vAlign w:val="center"/>
-            <w:hideMark/>
-          </w:tcPr>
-          <w:p>
-            <w:pPr>
-              <w:spacing w:after="0" w:line="240" w:lineRule="auto"/>
-              <w:rPr>
-                <w:rFonts w:ascii="Times New Roman" w:eastAsia="Times New Roman" w:hAnsi="Times New Roman" w:cs="Times New Roman"/>
-                <w:kern w:val="0"/>
-                <w:lang w:bidi="hi-IN"/>
-                <w14:ligatures w14:val="none"/>
-              </w:rPr>
-            </w:pPr>
-            <w:r>
-              <w:rPr>
-                <w:rFonts w:ascii="Times New Roman" w:eastAsia="Times New Roman" w:hAnsi="Times New Roman" w:cs="Times New Roman"/>
-                <w:kern w:val="0"/>
-                <w:lang w:bidi="hi-IN"/>
-                <w14:ligatures w14:val="none"/>
-              </w:rPr>
-              <w:t>Shows document type, revision, customization, aircraft applicability</w:t>
-            </w:r>
-          </w:p>
-        </w:tc>
-      </w:tr>
-      <w:tr>
-        <w:trPr>
-          <w:tblCellSpacing w:w="15" w:type="dxa"/>
-        </w:trPr>
-        <w:tc>
-          <w:tcPr>
-            <w:tcW w:w="0" w:type="auto"/>
-            <w:vAlign w:val="center"/>
-            <w:hideMark/>
-          </w:tcPr>
-          <w:p>
-            <w:pPr>
-              <w:spacing w:after="0" w:line="240" w:lineRule="auto"/>
-              <w:rPr>
-                <w:rFonts w:ascii="Times New Roman" w:eastAsia="Times New Roman" w:hAnsi="Times New Roman" w:cs="Times New Roman"/>
-                <w:kern w:val="0"/>
-                <w:lang w:bidi="hi-IN"/>
-                <w14:ligatures w14:val="none"/>
-              </w:rPr>
-            </w:pPr>
-            <w:r>
-              <w:rPr>
-                <w:rFonts w:ascii="Times New Roman" w:eastAsia="Times New Roman" w:hAnsi="Times New Roman" w:cs="Times New Roman"/>
-                <w:kern w:val="0"/>
-                <w:lang w:bidi="hi-IN"/>
-                <w14:ligatures w14:val="none"/>
-              </w:rPr>
-              <w:t>14</w:t>
-            </w:r>
-          </w:p>
-        </w:tc>
-        <w:tc>
-          <w:tcPr>
-            <w:tcW w:w="0" w:type="auto"/>
-            <w:vAlign w:val="center"/>
-            <w:hideMark/>
-          </w:tcPr>
-          <w:p>
-            <w:pPr>
-              <w:spacing w:after="0" w:line="240" w:lineRule="auto"/>
-              <w:rPr>
-                <w:rFonts w:ascii="Times New Roman" w:eastAsia="Times New Roman" w:hAnsi="Times New Roman" w:cs="Times New Roman"/>
-                <w:kern w:val="0"/>
-                <w:lang w:bidi="hi-IN"/>
-                <w14:ligatures w14:val="none"/>
-              </w:rPr>
-            </w:pPr>
-            <w:r>
-              <w:rPr>
-                <w:rFonts w:ascii="Times New Roman" w:eastAsia="Times New Roman" w:hAnsi="Times New Roman" w:cs="Times New Roman"/>
-                <w:kern w:val="0"/>
-                <w:lang w:bidi="hi-IN"/>
-                <w14:ligatures w14:val="none"/>
-              </w:rPr>
-              <w:t>Stable Element IDs</w:t>
-            </w:r>
-          </w:p>
-        </w:tc>
-        <w:tc>
-          <w:tcPr>
-            <w:tcW w:w="0" w:type="auto"/>
-            <w:vAlign w:val="center"/>
-            <w:hideMark/>
-          </w:tcPr>
-          <w:p>
-            <w:pPr>
-              <w:spacing w:after="0" w:line="240" w:lineRule="auto"/>
-              <w:rPr>
-                <w:rFonts w:ascii="Times New Roman" w:eastAsia="Times New Roman" w:hAnsi="Times New Roman" w:cs="Times New Roman"/>
-                <w:kern w:val="0"/>
-                <w:lang w:bidi="hi-IN"/>
-                <w14:ligatures w14:val="none"/>
-              </w:rPr>
-            </w:pPr>
-            <w:r>
-              <w:rPr>
-                <w:rFonts w:ascii="Times New Roman" w:eastAsia="Times New Roman" w:hAnsi="Times New Roman" w:cs="Times New Roman"/>
-                <w:kern w:val="0"/>
-                <w:lang w:bidi="hi-IN"/>
-                <w14:ligatures w14:val="none"/>
-              </w:rPr>
-              <w:t>Navigation, History, Bookmarks</w:t>
-            </w:r>
-          </w:p>
-        </w:tc>
-        <w:tc>
-          <w:tcPr>
-            <w:tcW w:w="0" w:type="auto"/>
-            <w:vAlign w:val="center"/>
-            <w:hideMark/>
-          </w:tcPr>
-          <w:p>
-            <w:pPr>
-              <w:spacing w:after="0" w:line="240" w:lineRule="auto"/>
-              <w:rPr>
-                <w:rFonts w:ascii="Times New Roman" w:eastAsia="Times New Roman" w:hAnsi="Times New Roman" w:cs="Times New Roman"/>
-                <w:kern w:val="0"/>
-                <w:lang w:bidi="hi-IN"/>
-                <w14:ligatures w14:val="none"/>
-              </w:rPr>
-            </w:pPr>
-            <w:r>
-              <w:rPr>
-                <w:rFonts w:ascii="Times New Roman" w:eastAsia="Times New Roman" w:hAnsi="Times New Roman" w:cs="Times New Roman"/>
-                <w:kern w:val="0"/>
-                <w:lang w:bidi="hi-IN"/>
-                <w14:ligatures w14:val="none"/>
-              </w:rPr>
-              <w:t>Content identification</w:t>
-            </w:r>
-          </w:p>
-        </w:tc>
-        <w:tc>
-          <w:tcPr>
-            <w:tcW w:w="0" w:type="auto"/>
-            <w:vAlign w:val="center"/>
-            <w:hideMark/>
-          </w:tcPr>
-          <w:p>
-            <w:pPr>
-              <w:spacing w:after="0" w:line="240" w:lineRule="auto"/>
-              <w:rPr>
-                <w:rFonts w:ascii="Times New Roman" w:eastAsia="Times New Roman" w:hAnsi="Times New Roman" w:cs="Times New Roman"/>
-                <w:kern w:val="0"/>
-                <w:lang w:bidi="hi-IN"/>
-                <w14:ligatures w14:val="none"/>
-              </w:rPr>
-            </w:pPr>
-            <w:r>
-              <w:rPr>
-                <w:rFonts w:ascii="Times New Roman" w:eastAsia="Times New Roman" w:hAnsi="Times New Roman" w:cs="Times New Roman"/>
-                <w:kern w:val="0"/>
-                <w:lang w:bidi="hi-IN"/>
-                <w14:ligatures w14:val="none"/>
-              </w:rPr>
-              <w:t>Needed for Recent Items, Bookmarks, Hyperlinks and Back/Forward navigation</w:t>
-            </w:r>
-          </w:p>
-        </w:tc>
-      </w:tr>
-    </w:tbl>
     <w:p/>
     <w:sectPr>
       <w:pgSz w:w="12240" w:h="15840"/>
